--- a/plantillas_maestras/01_seguro_vehicular/materia_general_asegurativa/2_o_mas_ddos_varios/varon/TPL_0875_2026_SEGURO_VEHICULAR_MATERIA_GENERAL_ASEGURATIVA_ASEGURADORA_VARON_R2.docx
+++ b/plantillas_maestras/01_seguro_vehicular/materia_general_asegurativa/2_o_mas_ddos_varios/varon/TPL_0875_2026_SEGURO_VEHICULAR_MATERIA_GENERAL_ASEGURATIVA_ASEGURADORA_VARON_R2.docx
@@ -321,7 +321,7 @@
           <w14:ligatures w14:val="none"/>
         </w:rPr>
         <w:tab/>
-        <w:t xml:space="preserve">:       </w:t>
+        <w:t xml:space="preserve">: </w:t>
       </w:r>
       <w:r>
         <w:rPr>
@@ -705,7 +705,7 @@
           <w:lang w:val="es-ES" w:eastAsia="es-ES"/>
           <w14:ligatures w14:val="none"/>
         </w:rPr>
-        <w:t>infracciones a la Ley N°29571, Código de Protección y Defensa del Consumidor (en adelante, Código)</w:t>
+        <w:t>infracciones a la Ley 29571, Código de Protección y Defensa del Consumidor (en adelante, Código)</w:t>
       </w:r>
       <w:r>
         <w:rPr>
@@ -782,7 +782,7 @@
           <w:lang w:eastAsia="es-ES"/>
           <w14:ligatures w14:val="none"/>
         </w:rPr>
-        <w:t>El 27 de julio del 2021, el vehículo con Placa de Rodaje N°A8F-905</w:t>
+        <w:t>El 27 de julio del 2021, el vehículo con Placa de Rodaje A8F-905</w:t>
       </w:r>
       <w:r>
         <w:rPr>
@@ -792,7 +792,7 @@
           <w:lang w:eastAsia="es-ES"/>
           <w14:ligatures w14:val="none"/>
         </w:rPr>
-        <w:t xml:space="preserve"> asegurado con el Seguro de Responsabilidad Civil Frente a Terceros – Póliza N°3011900037286 (en adelante, Seguro de Responsabilidad Civil Frente a Terceros)</w:t>
+        <w:t xml:space="preserve"> asegurado con el Seguro de Responsabilidad Civil Frente a Terceros – Póliza 3011900037286 (en adelante, Seguro de Responsabilidad Civil Frente a Terceros)</w:t>
       </w:r>
       <w:r>
         <w:rPr>
@@ -1489,7 +1489,7 @@
           <w:lang w:eastAsia="es-ES"/>
           <w14:ligatures w14:val="none"/>
         </w:rPr>
-        <w:t xml:space="preserve">Resolución N° 1 del </w:t>
+        <w:t xml:space="preserve">Resolución 1 del </w:t>
       </w:r>
       <w:r>
         <w:rPr>
@@ -1509,7 +1509,7 @@
           <w:lang w:eastAsia="es-ES"/>
           <w14:ligatures w14:val="none"/>
         </w:rPr>
-        <w:t>, la Secretaría Técnica de la Comisión de Protección al Consumidor N° 1 (en ad</w:t>
+        <w:t>, la Secretaría Técnica de la Comisión de Protección al Consumidor 1 (en ad</w:t>
       </w:r>
       <w:r>
         <w:rPr>
@@ -1654,7 +1654,7 @@
           <w:lang w:eastAsia="es-ES"/>
           <w14:ligatures w14:val="none"/>
         </w:rPr>
-        <w:t xml:space="preserve"> la Resolución N° 1 del 23 de marzo de 2026</w:t>
+        <w:t xml:space="preserve"> la Resolución 1 del 23 de marzo de 2026</w:t>
       </w:r>
       <w:r>
         <w:rPr>
@@ -1935,7 +1935,7 @@
           <w:lang w:eastAsia="es-ES"/>
           <w14:ligatures w14:val="none"/>
         </w:rPr>
-        <w:t>Resolución N° 1 del 23 de marzo de 2026</w:t>
+        <w:t>Resolución 1 del 23 de marzo de 2026</w:t>
       </w:r>
       <w:r>
         <w:rPr>
@@ -2055,7 +2055,7 @@
           <w:lang w:eastAsia="es-ES"/>
           <w14:ligatures w14:val="none"/>
         </w:rPr>
-        <w:t xml:space="preserve"> la Resolución N° 1 del 23 de marzo de 2026</w:t>
+        <w:t xml:space="preserve"> la Resolución 1 del 23 de marzo de 2026</w:t>
       </w:r>
       <w:r>
         <w:rPr>
@@ -2157,7 +2157,7 @@
           <w:lang w:eastAsia="es-PE"/>
           <w14:ligatures w14:val="none"/>
         </w:rPr>
-        <w:t>La Secretaría Técnica de la Comisión de Protección al Consumidor N°1 (en adelante, la Secretaría Técnica), en ejercicio de sus facultades</w:t>
+        <w:t>La Secretaría Técnica de la Comisión de Protección al Consumidor 1 (en adelante, la Secretaría Técnica), en ejercicio de sus facultades</w:t>
       </w:r>
       <w:bookmarkEnd w:id="3"/>
       <w:bookmarkEnd w:id="4"/>
@@ -2220,7 +2220,7 @@
           <w:lang w:eastAsia="es-PE"/>
           <w14:ligatures w14:val="none"/>
         </w:rPr>
-        <w:t>la compañía aseguradora no habría cumplido con atender, dentro del plazo legal, la solicitud de otorgamiento de indemnización de la Póliza N°3011900037286 del Seguro de Responsabilidad Civil Frente a Terceros presentada por el denunciante por el fallecimiento de su hijo, el señor Cristian Grabiel Diaz Cespedes</w:t>
+        <w:t>la compañía aseguradora no habría cumplido con atender, dentro del plazo legal, la solicitud de otorgamiento de indemnización de la Póliza 3011900037286 del Seguro de Responsabilidad Civil Frente a Terceros presentada por el denunciante por el fallecimiento de su hijo, el señor Cristian Grabiel Diaz Cespedes</w:t>
       </w:r>
       <w:r>
         <w:rPr>
@@ -2238,7 +2238,7 @@
           <w:lang w:eastAsia="es-PE"/>
           <w14:ligatures w14:val="none"/>
         </w:rPr>
-        <w:t>°</w:t>
+        <w:t/>
       </w:r>
       <w:r>
         <w:rPr>
@@ -2256,7 +2256,7 @@
           <w:lang w:eastAsia="es-PE"/>
           <w14:ligatures w14:val="none"/>
         </w:rPr>
-        <w:t>°</w:t>
+        <w:t/>
       </w:r>
       <w:r>
         <w:rPr>
@@ -2519,7 +2519,7 @@
           <w:lang w:val="es-ES" w:eastAsia="es-ES"/>
           <w14:ligatures w14:val="none"/>
         </w:rPr>
-        <w:t>Póliza N°3011900037286</w:t>
+        <w:t>Póliza 3011900037286</w:t>
       </w:r>
       <w:r>
         <w:rPr>
@@ -2613,7 +2613,7 @@
           <w:lang w:val="es-ES" w:eastAsia="es-ES"/>
           <w14:ligatures w14:val="none"/>
         </w:rPr>
-        <w:t xml:space="preserve">de la Póliza N°3011900037286  del Seguro de Responsabilidad Civil Frente a Terceros </w:t>
+        <w:t xml:space="preserve">de la Póliza 3011900037286 del Seguro de Responsabilidad Civil Frente a Terceros </w:t>
       </w:r>
       <w:r>
         <w:rPr>
@@ -2761,7 +2761,7 @@
           <w:lang w:eastAsia="es-PE"/>
           <w14:ligatures w14:val="none"/>
         </w:rPr>
-        <w:t xml:space="preserve">RESOLUCIÓN DE LA SECRETARÍA TÉCNICA  </w:t>
+        <w:t xml:space="preserve">RESOLUCIÓN DE LA SECRETARÍA TÉCNICA </w:t>
       </w:r>
     </w:p>
     <w:p>
@@ -2844,7 +2844,7 @@
           <w:lang w:eastAsia="es-PE"/>
           <w14:ligatures w14:val="none"/>
         </w:rPr>
-        <w:t>Resolución N° 1 del 23 de marzo de 2026</w:t>
+        <w:t>Resolución 1 del 23 de marzo de 2026</w:t>
       </w:r>
       <w:r>
         <w:rPr>
@@ -3018,7 +3018,7 @@
           <w:lang w:eastAsia="es-PE"/>
           <w14:ligatures w14:val="none"/>
         </w:rPr>
-        <w:t xml:space="preserve"> infracción a los artículos 18° y 19°</w:t>
+        <w:t xml:space="preserve"> infracción a los artículos 18 y 19</w:t>
       </w:r>
       <w:r>
         <w:rPr>
@@ -3047,7 +3047,7 @@
           <w:lang w:eastAsia="es-PE"/>
           <w14:ligatures w14:val="none"/>
         </w:rPr>
-        <w:t xml:space="preserve">N° </w:t>
+        <w:t xml:space="preserve"/>
       </w:r>
       <w:r>
         <w:rPr>
@@ -3097,7 +3097,7 @@
           <w:lang w:eastAsia="es-PE"/>
           <w14:ligatures w14:val="none"/>
         </w:rPr>
-        <w:t>, la solicitud de otorgamiento de indemnización de la Póliza N°3011900037286</w:t>
+        <w:t>, la solicitud de otorgamiento de indemnización de la Póliza 3011900037286</w:t>
       </w:r>
       <w:r>
         <w:rPr>
@@ -3459,7 +3459,7 @@
           <w:lang w:eastAsia="es-PE"/>
           <w14:ligatures w14:val="none"/>
         </w:rPr>
-        <w:t>°</w:t>
+        <w:t/>
       </w:r>
       <w:r>
         <w:rPr>
@@ -3555,7 +3555,7 @@
           <w:lang w:eastAsia="es-PE"/>
           <w14:ligatures w14:val="none"/>
         </w:rPr>
-        <w:t>°</w:t>
+        <w:t/>
       </w:r>
       <w:r>
         <w:rPr>
@@ -3736,7 +3736,7 @@
           <w:lang w:eastAsia="es-PE"/>
           <w14:ligatures w14:val="none"/>
         </w:rPr>
-        <w:t>°</w:t>
+        <w:t/>
       </w:r>
       <w:r>
         <w:rPr>
@@ -3879,7 +3879,7 @@
           <w:lang w:val="es-ES" w:eastAsia="es-ES"/>
           <w14:ligatures w14:val="none"/>
         </w:rPr>
-        <w:t>(i) presentar una copia completa, legible y debidamente suscrita de la Póliza N°3011900037286  del Seguro de Responsabilidad Civil Frente a Terceros, así como el cargo de remisión de la póliza; (</w:t>
+        <w:t>(i) presentar una copia completa, legible y debidamente suscrita de la Póliza 3011900037286 del Seguro de Responsabilidad Civil Frente a Terceros, así como el cargo de remisión de la póliza; (</w:t>
       </w:r>
       <w:proofErr w:type="spellStart"/>
       <w:r>
@@ -3901,7 +3901,7 @@
           <w:lang w:val="es-ES" w:eastAsia="es-ES"/>
           <w14:ligatures w14:val="none"/>
         </w:rPr>
-        <w:t xml:space="preserve">) presentar los medios probatorios que acrediten que atendió oportunamente la solicitud de otorgamiento de indemnización de la Póliza N°3011900037286  del Seguro de Responsabilidad Civil Frente a Terceros presentada por el denunciante el </w:t>
+        <w:t xml:space="preserve">) presentar los medios probatorios que acrediten que atendió oportunamente la solicitud de otorgamiento de indemnización de la Póliza 3011900037286 del Seguro de Responsabilidad Civil Frente a Terceros presentada por el denunciante el </w:t>
       </w:r>
       <w:r>
         <w:rPr>
@@ -4033,7 +4033,7 @@
           <w:lang w:eastAsia="es-PE"/>
           <w14:ligatures w14:val="none"/>
         </w:rPr>
-        <w:t>°</w:t>
+        <w:t/>
       </w:r>
       <w:r>
         <w:rPr>
@@ -4053,7 +4053,7 @@
           <w:lang w:eastAsia="es-PE"/>
           <w14:ligatures w14:val="none"/>
         </w:rPr>
-        <w:t xml:space="preserve"> N°</w:t>
+        <w:t xml:space="preserve"> </w:t>
       </w:r>
       <w:r>
         <w:rPr>
@@ -4105,7 +4105,7 @@
           <w:lang w:eastAsia="es-PE"/>
           <w14:ligatures w14:val="none"/>
         </w:rPr>
-        <w:t>°</w:t>
+        <w:t/>
       </w:r>
       <w:r>
         <w:rPr>
@@ -4125,7 +4125,7 @@
           <w:lang w:eastAsia="es-PE"/>
           <w14:ligatures w14:val="none"/>
         </w:rPr>
-        <w:t>°</w:t>
+        <w:t/>
       </w:r>
       <w:r>
         <w:rPr>
@@ -4145,7 +4145,7 @@
           <w:lang w:eastAsia="es-PE"/>
           <w14:ligatures w14:val="none"/>
         </w:rPr>
-        <w:t>°</w:t>
+        <w:t/>
       </w:r>
       <w:r>
         <w:rPr>
@@ -4208,7 +4208,7 @@
           <w:lang w:eastAsia="es-PE"/>
           <w14:ligatures w14:val="none"/>
         </w:rPr>
-        <w:t>°</w:t>
+        <w:t/>
       </w:r>
       <w:r>
         <w:rPr>
@@ -4309,7 +4309,7 @@
           <w:lang w:eastAsia="es-PE"/>
           <w14:ligatures w14:val="none"/>
         </w:rPr>
-        <w:t>°</w:t>
+        <w:t/>
       </w:r>
       <w:r>
         <w:rPr>
@@ -4402,7 +4402,7 @@
           <w:lang w:eastAsia="es-PE"/>
           <w14:ligatures w14:val="none"/>
         </w:rPr>
-        <w:t>°</w:t>
+        <w:t/>
       </w:r>
       <w:r>
         <w:rPr>
@@ -4410,7 +4410,7 @@
           <w:kern w:val="0"/>
           <w14:ligatures w14:val="none"/>
         </w:rPr>
-        <w:t xml:space="preserve"> del Decreto Legislativo N° 807</w:t>
+        <w:t xml:space="preserve"> del Decreto Legislativo 807</w:t>
       </w:r>
       <w:r>
         <w:rPr>
@@ -4644,7 +4644,7 @@
           <w:lang w:eastAsia="es-PE"/>
           <w14:ligatures w14:val="none"/>
         </w:rPr>
-        <w:t>°</w:t>
+        <w:t/>
       </w:r>
       <w:r>
         <w:rPr>
@@ -4661,7 +4661,7 @@
           <w:lang w:eastAsia="es-PE"/>
           <w14:ligatures w14:val="none"/>
         </w:rPr>
-        <w:t>°</w:t>
+        <w:t/>
       </w:r>
       <w:r>
         <w:rPr>
@@ -4929,7 +4929,7 @@
           <w:color w:val="000000"/>
           <w:lang w:eastAsia="es-PE"/>
         </w:rPr>
-        <w:t>Comisión de Protección al Consumidor N°1</w:t>
+        <w:t>Comisión de Protección al Consumidor 1</w:t>
       </w:r>
     </w:p>
     <w:p>
@@ -5228,7 +5228,7 @@
           <w:sz w:val="16"/>
           <w:szCs w:val="16"/>
         </w:rPr>
-        <w:t xml:space="preserve">  </w:t>
+        <w:t xml:space="preserve"> </w:t>
       </w:r>
       <w:r>
         <w:rPr>
@@ -5246,7 +5246,7 @@
           <w:sz w:val="16"/>
           <w:szCs w:val="16"/>
         </w:rPr>
-        <w:t xml:space="preserve">LEY N° 29571, CÓDIGO DE PROTECCIÓN Y DEFENSA DEL CONSUMIDOR, publicado el 2 de setiembre de 2010 y modificado por Decreto Legislativo N° 1308 </w:t>
+        <w:t xml:space="preserve">LEY 29571, CÓDIGO DE PROTECCIÓN Y DEFENSA DEL CONSUMIDOR, publicado el 2 de setiembre de 2010 y modificado por Decreto Legislativo 1308 </w:t>
       </w:r>
     </w:p>
     <w:p>
@@ -5300,7 +5300,7 @@
           <w:szCs w:val="16"/>
         </w:rPr>
         <w:tab/>
-        <w:t xml:space="preserve">El Instituto Nacional de Defensa de la Competencia y de la Protección de la Propiedad Intelectual (Indecopi) es la autoridad con competencia primaria y de alcance nacional para conocer las presuntas infracciones a las disposiciones contenidas en el presente Código, así como para imponer las sanciones y medidas correctivas establecidas en el presente capítulo, conforme al Decreto Legislativo N° 1033, Ley de Organización y Funciones del Indecopi. Dicha competencia solo puede ser negada cuando ella haya sido asignada o se asigne a favor de otro organismo por norma expresa con rango de ley. </w:t>
+        <w:t xml:space="preserve">El Instituto Nacional de Defensa de la Competencia y de la Protección de la Propiedad Intelectual (Indecopi) es la autoridad con competencia primaria y de alcance nacional para conocer las presuntas infracciones a las disposiciones contenidas en el presente Código, así como para imponer las sanciones y medidas correctivas establecidas en el presente capítulo, conforme al Decreto Legislativo 1033, Ley de Organización y Funciones del Indecopi. Dicha competencia solo puede ser negada cuando ella haya sido asignada o se asigne a favor de otro organismo por norma expresa con rango de ley. </w:t>
       </w:r>
     </w:p>
     <w:p>
@@ -5377,7 +5377,7 @@
           <w:sz w:val="16"/>
           <w:szCs w:val="16"/>
         </w:rPr>
-        <w:t xml:space="preserve">LEY DE ORGANIZACIÓN Y FUNCIONES DEL INDECOPI, APROBADA POR DECRETO LEGISLATIVO N° 1033 </w:t>
+        <w:t xml:space="preserve">LEY DE ORGANIZACIÓN Y FUNCIONES DEL INDECOPI, APROBADA POR DECRETO LEGISLATIVO 1033 </w:t>
       </w:r>
     </w:p>
     <w:p>
@@ -5490,7 +5490,7 @@
           <w:sz w:val="16"/>
           <w:szCs w:val="16"/>
         </w:rPr>
-        <w:t xml:space="preserve">           </w:t>
+        <w:t xml:space="preserve"> </w:t>
       </w:r>
       <w:r>
         <w:rPr>
@@ -5508,7 +5508,7 @@
           <w:sz w:val="16"/>
           <w:szCs w:val="16"/>
         </w:rPr>
-        <w:t xml:space="preserve">LEY N° 29571, CÓDIGO DE PROTECCIÓN Y DEFENSA DEL CONSUMIDOR, publicado el 2 de setiembre de 2010 y modificado por Decreto Legislativo N° 1308   </w:t>
+        <w:t xml:space="preserve">LEY 29571, CÓDIGO DE PROTECCIÓN Y DEFENSA DEL CONSUMIDOR, publicado el 2 de setiembre de 2010 y modificado por Decreto Legislativo 1308 </w:t>
       </w:r>
     </w:p>
     <w:p>
@@ -5533,7 +5533,7 @@
           <w:sz w:val="16"/>
           <w:szCs w:val="16"/>
         </w:rPr>
-        <w:t xml:space="preserve">Artículo 18.- Idoneidad   </w:t>
+        <w:t xml:space="preserve">Artículo 18.- Idoneidad </w:t>
       </w:r>
     </w:p>
     <w:p>
@@ -5554,7 +5554,7 @@
           <w:sz w:val="16"/>
           <w:szCs w:val="16"/>
         </w:rPr>
-        <w:t xml:space="preserve">Se entiende por idoneidad la correspondencia entre lo que un consumidor espera y lo que efectivamente recibe, en función a lo que se le hubiera ofrecido, la publicidad e información transmitida, las condiciones y circunstancias de la transacción, las características y naturaleza del producto o servicio, el precio, entre otros factores, atendiendo a las circunstancias del caso.    </w:t>
+        <w:t xml:space="preserve">Se entiende por idoneidad la correspondencia entre lo que un consumidor espera y lo que efectivamente recibe, en función a lo que se le hubiera ofrecido, la publicidad e información transmitida, las condiciones y circunstancias de la transacción, las características y naturaleza del producto o servicio, el precio, entre otros factores, atendiendo a las circunstancias del caso. </w:t>
       </w:r>
     </w:p>
     <w:p>
@@ -5679,7 +5679,7 @@
           <w:sz w:val="16"/>
           <w:szCs w:val="16"/>
         </w:rPr>
-        <w:t xml:space="preserve">  </w:t>
+        <w:t xml:space="preserve"> </w:t>
       </w:r>
       <w:r>
         <w:rPr>
@@ -5697,7 +5697,7 @@
           <w:sz w:val="16"/>
           <w:szCs w:val="16"/>
         </w:rPr>
-        <w:t>LEY SOBRE FACULTADES, NORMAS Y ORGANIZACIÓN DEL INDECOPI, APROBADA POR DECRETO LEGISLATIVO N° 807 Artículo 24.-</w:t>
+        <w:t>LEY SOBRE FACULTADES, NORMAS Y ORGANIZACIÓN DEL INDECOPI, APROBADA POR DECRETO LEGISLATIVO 807 Artículo 24.-</w:t>
       </w:r>
       <w:r>
         <w:rPr>
@@ -5870,7 +5870,7 @@
           <w:sz w:val="16"/>
           <w:szCs w:val="16"/>
         </w:rPr>
-        <w:t>Nº</w:t>
+        <w:t/>
       </w:r>
       <w:proofErr w:type="spellEnd"/>
       <w:r>
@@ -5978,7 +5978,7 @@
           <w:sz w:val="16"/>
           <w:szCs w:val="16"/>
         </w:rPr>
-        <w:t>publicado el 2 de setiembre de 2010 y modificado por Decreto Legislativo N° 1308</w:t>
+        <w:t>publicado el 2 de setiembre de 2010 y modificado por Decreto Legislativo 1308</w:t>
       </w:r>
     </w:p>
     <w:p>
@@ -6141,7 +6141,7 @@
           <w:szCs w:val="16"/>
           <w:vertAlign w:val="superscript"/>
         </w:rPr>
-        <w:t xml:space="preserve">  </w:t>
+        <w:t xml:space="preserve"> </w:t>
       </w:r>
       <w:r>
         <w:rPr>
@@ -6149,7 +6149,7 @@
           <w:sz w:val="16"/>
           <w:szCs w:val="16"/>
         </w:rPr>
-        <w:t xml:space="preserve">     </w:t>
+        <w:t xml:space="preserve"> </w:t>
       </w:r>
       <w:r>
         <w:rPr>
@@ -6185,7 +6185,7 @@
           <w:sz w:val="16"/>
           <w:szCs w:val="16"/>
         </w:rPr>
-        <w:t>publicado el 2 de setiembre de 2010 y modificado por Decreto Legislativo N° 1308</w:t>
+        <w:t>publicado el 2 de setiembre de 2010 y modificado por Decreto Legislativo 1308</w:t>
       </w:r>
     </w:p>
     <w:p>
@@ -6230,7 +6230,7 @@
           <w:sz w:val="16"/>
           <w:szCs w:val="16"/>
         </w:rPr>
-        <w:t>El órgano resolutivo puede sancionar las infracciones administrativas a que se refiere el artículo 108º con amonestación y multas de hasta cuatrocientos cincuenta (450) Unidades Impositivas Tributarias (UIT), las cuales son calificadas de la siguiente manera:</w:t>
+        <w:t>El órgano resolutivo puede sancionar las infracciones administrativas a que se refiere el artículo 108 con amonestación y multas de hasta cuatrocientos cincuenta (450) Unidades Impositivas Tributarias (UIT), las cuales son calificadas de la siguiente manera:</w:t>
       </w:r>
     </w:p>
     <w:p>
@@ -6358,7 +6358,7 @@
           <w:sz w:val="16"/>
           <w:szCs w:val="16"/>
         </w:rPr>
-        <w:t xml:space="preserve">        </w:t>
+        <w:t xml:space="preserve"> </w:t>
       </w:r>
       <w:r>
         <w:rPr>
@@ -7210,7 +7210,7 @@
           <w:sz w:val="16"/>
           <w:szCs w:val="16"/>
         </w:rPr>
-        <w:t xml:space="preserve">         </w:t>
+        <w:t xml:space="preserve"> </w:t>
       </w:r>
       <w:r>
         <w:rPr>
@@ -7246,7 +7246,7 @@
           <w:sz w:val="16"/>
           <w:szCs w:val="16"/>
         </w:rPr>
-        <w:t>publicado el 2 de setiembre de 2010 y modificado por Decreto Legislativo N° 1308</w:t>
+        <w:t>publicado el 2 de setiembre de 2010 y modificado por Decreto Legislativo 1308</w:t>
       </w:r>
     </w:p>
     <w:p>
@@ -7461,7 +7461,7 @@
           <w:sz w:val="16"/>
           <w:szCs w:val="16"/>
         </w:rPr>
-        <w:t>Nº</w:t>
+        <w:t/>
       </w:r>
       <w:proofErr w:type="spellEnd"/>
       <w:r>
@@ -7934,7 +7934,7 @@
               <w:sz w:val="16"/>
               <w:szCs w:val="16"/>
             </w:rPr>
-            <w:t xml:space="preserve">CNICA DE LA    </w:t>
+            <w:t xml:space="preserve">CNICA DE LA </w:t>
           </w:r>
         </w:p>
         <w:p>

--- a/plantillas_maestras/01_seguro_vehicular/materia_general_asegurativa/2_o_mas_ddos_varios/varon/TPL_0875_2026_SEGURO_VEHICULAR_MATERIA_GENERAL_ASEGURATIVA_ASEGURADORA_VARON_R2.docx
+++ b/plantillas_maestras/01_seguro_vehicular/materia_general_asegurativa/2_o_mas_ddos_varios/varon/TPL_0875_2026_SEGURO_VEHICULAR_MATERIA_GENERAL_ASEGURATIVA_ASEGURADORA_VARON_R2.docx
@@ -93,7 +93,7 @@
           <w:lang w:eastAsia="es-PE"/>
           <w14:ligatures w14:val="none"/>
         </w:rPr>
-        <w:t>DENUNCIANTE</w:t>
+        <w:t xml:space="preserve">DENUNCIANTE:[DENUNCIANTE] (SEÑOR [APELLIDO])</w:t>
       </w:r>
       <w:r>
         <w:rPr>
@@ -105,7 +105,7 @@
           <w14:ligatures w14:val="none"/>
         </w:rPr>
         <w:tab/>
-        <w:t>:</w:t>
+        <w:t/>
       </w:r>
       <w:r>
         <w:rPr>
@@ -127,62 +127,62 @@
           <w:lang w:eastAsia="es-PE"/>
           <w14:ligatures w14:val="none"/>
         </w:rPr>
-        <w:t xml:space="preserve">MIGUEL </w:t>
-      </w:r>
-      <w:r>
-        <w:rPr>
-          <w:rFonts w:ascii="Arial Narrow" w:eastAsia="Arial Narrow" w:hAnsi="Arial Narrow" w:cs="Arial Narrow"/>
-          <w:b/>
-          <w:color w:val="000000"/>
-          <w:kern w:val="0"/>
-          <w:lang w:eastAsia="es-PE"/>
-          <w14:ligatures w14:val="none"/>
-        </w:rPr>
-        <w:t>Á</w:t>
-      </w:r>
-      <w:r>
-        <w:rPr>
-          <w:rFonts w:ascii="Arial Narrow" w:eastAsia="Arial Narrow" w:hAnsi="Arial Narrow" w:cs="Arial Narrow"/>
-          <w:b/>
-          <w:color w:val="000000"/>
-          <w:kern w:val="0"/>
-          <w:lang w:eastAsia="es-PE"/>
-          <w14:ligatures w14:val="none"/>
-        </w:rPr>
-        <w:t xml:space="preserve">NGEL DIAZ CIEZA </w:t>
-      </w:r>
-      <w:r>
-        <w:rPr>
-          <w:rFonts w:ascii="Arial Narrow" w:eastAsia="Arial Narrow" w:hAnsi="Arial Narrow" w:cs="Arial Narrow"/>
-          <w:b/>
-          <w:color w:val="000000"/>
-          <w:kern w:val="0"/>
-          <w:lang w:eastAsia="es-PE"/>
-          <w14:ligatures w14:val="none"/>
-        </w:rPr>
-        <w:t xml:space="preserve">(SEÑOR </w:t>
-      </w:r>
-      <w:r>
-        <w:rPr>
-          <w:rFonts w:ascii="Arial Narrow" w:eastAsia="Arial Narrow" w:hAnsi="Arial Narrow" w:cs="Arial Narrow"/>
-          <w:b/>
-          <w:color w:val="000000"/>
-          <w:kern w:val="0"/>
-          <w:lang w:eastAsia="es-PE"/>
-          <w14:ligatures w14:val="none"/>
-        </w:rPr>
-        <w:t>DIAZ</w:t>
-      </w:r>
-      <w:r>
-        <w:rPr>
-          <w:rFonts w:ascii="Arial Narrow" w:eastAsia="Arial Narrow" w:hAnsi="Arial Narrow" w:cs="Arial Narrow"/>
-          <w:b/>
-          <w:color w:val="000000"/>
-          <w:kern w:val="0"/>
-          <w:lang w:eastAsia="es-PE"/>
-          <w14:ligatures w14:val="none"/>
-        </w:rPr>
-        <w:t>)</w:t>
+        <w:t xml:space="preserve"/>
+      </w:r>
+      <w:r>
+        <w:rPr>
+          <w:rFonts w:ascii="Arial Narrow" w:eastAsia="Arial Narrow" w:hAnsi="Arial Narrow" w:cs="Arial Narrow"/>
+          <w:b/>
+          <w:color w:val="000000"/>
+          <w:kern w:val="0"/>
+          <w:lang w:eastAsia="es-PE"/>
+          <w14:ligatures w14:val="none"/>
+        </w:rPr>
+        <w:t/>
+      </w:r>
+      <w:r>
+        <w:rPr>
+          <w:rFonts w:ascii="Arial Narrow" w:eastAsia="Arial Narrow" w:hAnsi="Arial Narrow" w:cs="Arial Narrow"/>
+          <w:b/>
+          <w:color w:val="000000"/>
+          <w:kern w:val="0"/>
+          <w:lang w:eastAsia="es-PE"/>
+          <w14:ligatures w14:val="none"/>
+        </w:rPr>
+        <w:t xml:space="preserve"/>
+      </w:r>
+      <w:r>
+        <w:rPr>
+          <w:rFonts w:ascii="Arial Narrow" w:eastAsia="Arial Narrow" w:hAnsi="Arial Narrow" w:cs="Arial Narrow"/>
+          <w:b/>
+          <w:color w:val="000000"/>
+          <w:kern w:val="0"/>
+          <w:lang w:eastAsia="es-PE"/>
+          <w14:ligatures w14:val="none"/>
+        </w:rPr>
+        <w:t xml:space="preserve"/>
+      </w:r>
+      <w:r>
+        <w:rPr>
+          <w:rFonts w:ascii="Arial Narrow" w:eastAsia="Arial Narrow" w:hAnsi="Arial Narrow" w:cs="Arial Narrow"/>
+          <w:b/>
+          <w:color w:val="000000"/>
+          <w:kern w:val="0"/>
+          <w:lang w:eastAsia="es-PE"/>
+          <w14:ligatures w14:val="none"/>
+        </w:rPr>
+        <w:t/>
+      </w:r>
+      <w:r>
+        <w:rPr>
+          <w:rFonts w:ascii="Arial Narrow" w:eastAsia="Arial Narrow" w:hAnsi="Arial Narrow" w:cs="Arial Narrow"/>
+          <w:b/>
+          <w:color w:val="000000"/>
+          <w:kern w:val="0"/>
+          <w:lang w:eastAsia="es-PE"/>
+          <w14:ligatures w14:val="none"/>
+        </w:rPr>
+        <w:t/>
       </w:r>
     </w:p>
     <w:p>
@@ -591,7 +591,7 @@
           <w:lang w:val="es-ES" w:eastAsia="es-ES"/>
           <w14:ligatures w14:val="none"/>
         </w:rPr>
-        <w:t xml:space="preserve">Mediante el escrito del </w:t>
+        <w:t xml:space="preserve">Mediante el escrito del 13 de marzo de 2026 y el escrito del 30 de marzo de 2026, el señor [APELLIDO] denunció a Mapfre por presuntas infracciones a la Ley 29571, Código de Protección y Defensa del Consumidor (en adelante, Código), señalando lo siguiente:</w:t>
       </w:r>
       <w:r>
         <w:rPr>
@@ -601,7 +601,7 @@
           <w:lang w:val="es-ES" w:eastAsia="es-ES"/>
           <w14:ligatures w14:val="none"/>
         </w:rPr>
-        <w:t>13 de marzo de 2026</w:t>
+        <w:t/>
       </w:r>
       <w:r>
         <w:rPr>
@@ -609,7 +609,7 @@
           <w:kern w:val="0"/>
           <w14:ligatures w14:val="none"/>
         </w:rPr>
-        <w:t xml:space="preserve"> y el escrito del </w:t>
+        <w:t xml:space="preserve"/>
       </w:r>
       <w:r>
         <w:rPr>
@@ -617,7 +617,7 @@
           <w:kern w:val="0"/>
           <w14:ligatures w14:val="none"/>
         </w:rPr>
-        <w:t>30 de marzo de 2026</w:t>
+        <w:t/>
       </w:r>
       <w:r>
         <w:rPr>
@@ -625,7 +625,7 @@
           <w:kern w:val="0"/>
           <w14:ligatures w14:val="none"/>
         </w:rPr>
-        <w:t>,</w:t>
+        <w:t/>
       </w:r>
       <w:r>
         <w:rPr>
@@ -633,7 +633,7 @@
           <w:kern w:val="0"/>
           <w14:ligatures w14:val="none"/>
         </w:rPr>
-        <w:t xml:space="preserve"> </w:t>
+        <w:t xml:space="preserve"/>
       </w:r>
       <w:r>
         <w:rPr>
@@ -641,7 +641,7 @@
           <w:kern w:val="0"/>
           <w14:ligatures w14:val="none"/>
         </w:rPr>
-        <w:t>el</w:t>
+        <w:t/>
       </w:r>
       <w:r>
         <w:rPr>
@@ -649,7 +649,7 @@
           <w:kern w:val="0"/>
           <w14:ligatures w14:val="none"/>
         </w:rPr>
-        <w:t xml:space="preserve"> señor </w:t>
+        <w:t xml:space="preserve"/>
       </w:r>
       <w:r>
         <w:rPr>
@@ -657,7 +657,7 @@
           <w:kern w:val="0"/>
           <w14:ligatures w14:val="none"/>
         </w:rPr>
-        <w:t xml:space="preserve">Diaz </w:t>
+        <w:t xml:space="preserve"/>
       </w:r>
       <w:r>
         <w:rPr>
@@ -665,7 +665,7 @@
           <w:kern w:val="0"/>
           <w14:ligatures w14:val="none"/>
         </w:rPr>
-        <w:t>d</w:t>
+        <w:t/>
       </w:r>
       <w:r>
         <w:rPr>
@@ -675,7 +675,7 @@
           <w:lang w:val="es-ES" w:eastAsia="es-ES"/>
           <w14:ligatures w14:val="none"/>
         </w:rPr>
-        <w:t xml:space="preserve">enunció a </w:t>
+        <w:t xml:space="preserve"/>
       </w:r>
       <w:r>
         <w:rPr>
@@ -685,7 +685,7 @@
           <w:lang w:val="es-ES" w:eastAsia="es-ES"/>
           <w14:ligatures w14:val="none"/>
         </w:rPr>
-        <w:t xml:space="preserve">Mapfre </w:t>
+        <w:t xml:space="preserve"/>
       </w:r>
       <w:r>
         <w:rPr>
@@ -695,7 +695,7 @@
           <w:lang w:val="es-ES" w:eastAsia="es-ES"/>
           <w14:ligatures w14:val="none"/>
         </w:rPr>
-        <w:t xml:space="preserve">por presuntas </w:t>
+        <w:t xml:space="preserve"/>
       </w:r>
       <w:r>
         <w:rPr>
@@ -705,7 +705,7 @@
           <w:lang w:val="es-ES" w:eastAsia="es-ES"/>
           <w14:ligatures w14:val="none"/>
         </w:rPr>
-        <w:t>infracciones a la Ley 29571, Código de Protección y Defensa del Consumidor (en adelante, Código)</w:t>
+        <w:t/>
       </w:r>
       <w:r>
         <w:rPr>
@@ -726,7 +726,7 @@
           <w:lang w:val="es-ES" w:eastAsia="es-ES"/>
           <w14:ligatures w14:val="none"/>
         </w:rPr>
-        <w:t xml:space="preserve">, señalando </w:t>
+        <w:t xml:space="preserve"/>
       </w:r>
       <w:r>
         <w:rPr>
@@ -737,7 +737,7 @@
           <w:lang w:val="es-ES" w:eastAsia="es-ES"/>
           <w14:ligatures w14:val="none"/>
         </w:rPr>
-        <w:t>lo siguiente:</w:t>
+        <w:t/>
       </w:r>
     </w:p>
     <w:p>
@@ -782,7 +782,7 @@
           <w:lang w:eastAsia="es-ES"/>
           <w14:ligatures w14:val="none"/>
         </w:rPr>
-        <w:t>El 27 de julio del 2021, el vehículo con Placa de Rodaje A8F-905</w:t>
+        <w:t xml:space="preserve">El 27 de julio del 2021, el vehículo con Placa de Rodaje A8F-905 asegurado con el Seguro de Responsabilidad Civil Frente a Terceros – Póliza 3011900037286 (en adelante, Seguro de Responsabilidad Civil Frente a Terceros), estuvo involucrado en un accidente de tránsito, como consecuencia del cual se produjo el fallecimiento de su hijo, el señor [APELLIDO] Grabiel [APELLIDO] Cespedes (en adelante, hijo).</w:t>
       </w:r>
       <w:r>
         <w:rPr>
@@ -792,7 +792,7 @@
           <w:lang w:eastAsia="es-ES"/>
           <w14:ligatures w14:val="none"/>
         </w:rPr>
-        <w:t xml:space="preserve"> asegurado con el Seguro de Responsabilidad Civil Frente a Terceros – Póliza 3011900037286 (en adelante, Seguro de Responsabilidad Civil Frente a Terceros)</w:t>
+        <w:t xml:space="preserve"/>
       </w:r>
       <w:r>
         <w:rPr>
@@ -802,7 +802,7 @@
           <w:lang w:eastAsia="es-ES"/>
           <w14:ligatures w14:val="none"/>
         </w:rPr>
-        <w:t xml:space="preserve">, </w:t>
+        <w:t xml:space="preserve"/>
       </w:r>
       <w:r>
         <w:rPr>
@@ -812,7 +812,7 @@
           <w:lang w:eastAsia="es-ES"/>
           <w14:ligatures w14:val="none"/>
         </w:rPr>
-        <w:t>estuvo involucrado</w:t>
+        <w:t/>
       </w:r>
       <w:r>
         <w:rPr>
@@ -822,7 +822,7 @@
           <w:lang w:eastAsia="es-ES"/>
           <w14:ligatures w14:val="none"/>
         </w:rPr>
-        <w:t xml:space="preserve"> en un accidente de tránsito, como consecuencia del cual se produjo el fallecimiento de</w:t>
+        <w:t xml:space="preserve"/>
       </w:r>
       <w:r>
         <w:rPr>
@@ -832,7 +832,7 @@
           <w:lang w:eastAsia="es-ES"/>
           <w14:ligatures w14:val="none"/>
         </w:rPr>
-        <w:t xml:space="preserve"> su hijo, el señor</w:t>
+        <w:t xml:space="preserve"/>
       </w:r>
       <w:r>
         <w:rPr>
@@ -842,7 +842,7 @@
           <w:lang w:eastAsia="es-ES"/>
           <w14:ligatures w14:val="none"/>
         </w:rPr>
-        <w:t xml:space="preserve"> Cristian Grabiel Diaz Cespedes</w:t>
+        <w:t xml:space="preserve"/>
       </w:r>
       <w:r>
         <w:rPr>
@@ -852,7 +852,7 @@
           <w:lang w:eastAsia="es-ES"/>
           <w14:ligatures w14:val="none"/>
         </w:rPr>
-        <w:t xml:space="preserve"> (en adelante, hijo)</w:t>
+        <w:t xml:space="preserve"/>
       </w:r>
       <w:r>
         <w:rPr>
@@ -862,7 +862,7 @@
           <w:lang w:eastAsia="es-ES"/>
           <w14:ligatures w14:val="none"/>
         </w:rPr>
-        <w:t>.</w:t>
+        <w:t/>
       </w:r>
     </w:p>
     <w:p>
@@ -1254,7 +1254,7 @@
           <w:lang w:val="es-ES" w:eastAsia="es-ES"/>
           <w14:ligatures w14:val="none"/>
         </w:rPr>
-        <w:t>El</w:t>
+        <w:t xml:space="preserve">El señor [APELLIDO] solicitó, en calidad de medida correctiva, que Mapfre cumpla con otorgar el pago del del 50% de la indemnización por fallecimiento de su hijo el señor [APELLIDO] Grabiel [APELLIDO] Cespedes, equivalente a US$50 000,00, correspondiente a la cobertura del Seguro de Responsabilidad Civil Frente a Terceros como consecuencia del accidente de tránsito ocurrido el 27 de julio de 2021. Asimismo, requirió el reembolso de costos y costas del presente procedimiento.</w:t>
       </w:r>
       <w:r>
         <w:rPr>
@@ -1264,7 +1264,7 @@
           <w:lang w:val="es-ES" w:eastAsia="es-ES"/>
           <w14:ligatures w14:val="none"/>
         </w:rPr>
-        <w:t xml:space="preserve"> </w:t>
+        <w:t xml:space="preserve"/>
       </w:r>
       <w:r>
         <w:rPr>
@@ -1272,7 +1272,7 @@
           <w:kern w:val="0"/>
           <w14:ligatures w14:val="none"/>
         </w:rPr>
-        <w:t>señor Diaz</w:t>
+        <w:t/>
       </w:r>
       <w:r>
         <w:rPr>
@@ -1282,7 +1282,7 @@
           <w:lang w:val="es-ES" w:eastAsia="es-ES"/>
           <w14:ligatures w14:val="none"/>
         </w:rPr>
-        <w:t xml:space="preserve"> </w:t>
+        <w:t xml:space="preserve"/>
       </w:r>
       <w:r>
         <w:rPr>
@@ -1292,7 +1292,7 @@
           <w:lang w:val="es-ES" w:eastAsia="es-ES"/>
           <w14:ligatures w14:val="none"/>
         </w:rPr>
-        <w:t>solicitó, en calidad de medida</w:t>
+        <w:t/>
       </w:r>
       <w:r>
         <w:rPr>
@@ -1302,7 +1302,7 @@
           <w:lang w:val="es-ES" w:eastAsia="es-ES"/>
           <w14:ligatures w14:val="none"/>
         </w:rPr>
-        <w:t xml:space="preserve"> correctiva, que </w:t>
+        <w:t xml:space="preserve"/>
       </w:r>
       <w:r>
         <w:rPr>
@@ -1312,7 +1312,7 @@
           <w:lang w:val="es-ES" w:eastAsia="es-ES"/>
           <w14:ligatures w14:val="none"/>
         </w:rPr>
-        <w:t xml:space="preserve">Mapfre </w:t>
+        <w:t xml:space="preserve"/>
       </w:r>
       <w:r>
         <w:rPr>
@@ -1322,7 +1322,7 @@
           <w:lang w:val="es-ES" w:eastAsia="es-ES"/>
           <w14:ligatures w14:val="none"/>
         </w:rPr>
-        <w:t xml:space="preserve">cumpla con otorgar </w:t>
+        <w:t xml:space="preserve"/>
       </w:r>
       <w:r>
         <w:rPr>
@@ -1332,7 +1332,7 @@
           <w:lang w:val="es-ES" w:eastAsia="es-ES"/>
           <w14:ligatures w14:val="none"/>
         </w:rPr>
-        <w:t>el pago de</w:t>
+        <w:t/>
       </w:r>
       <w:r>
         <w:rPr>
@@ -1342,7 +1342,7 @@
           <w:lang w:val="es-ES" w:eastAsia="es-ES"/>
           <w14:ligatures w14:val="none"/>
         </w:rPr>
-        <w:t>l del 50% de</w:t>
+        <w:t/>
       </w:r>
       <w:r>
         <w:rPr>
@@ -1352,7 +1352,7 @@
           <w:lang w:val="es-ES" w:eastAsia="es-ES"/>
           <w14:ligatures w14:val="none"/>
         </w:rPr>
-        <w:t xml:space="preserve"> la indemnización por fallecimiento de su hijo el señor Cristian Grabiel Diaz Cespedes, </w:t>
+        <w:t xml:space="preserve"/>
       </w:r>
       <w:r>
         <w:rPr>
@@ -1362,7 +1362,7 @@
           <w:lang w:eastAsia="es-ES"/>
           <w14:ligatures w14:val="none"/>
         </w:rPr>
-        <w:t xml:space="preserve">equivalente a US$50 000,00, </w:t>
+        <w:t xml:space="preserve"/>
       </w:r>
       <w:r>
         <w:rPr>
@@ -1372,7 +1372,7 @@
           <w:lang w:val="es-ES" w:eastAsia="es-ES"/>
           <w14:ligatures w14:val="none"/>
         </w:rPr>
-        <w:t>correspondiente a la cobertura del Seguro de Responsabilidad Civil Frente a Terceros como consecuencia del accidente de</w:t>
+        <w:t/>
       </w:r>
       <w:r>
         <w:rPr>
@@ -1382,7 +1382,7 @@
           <w:lang w:val="es-ES" w:eastAsia="es-ES"/>
           <w14:ligatures w14:val="none"/>
         </w:rPr>
-        <w:t xml:space="preserve"> tránsito ocurrido el 27 de julio de 2021</w:t>
+        <w:t xml:space="preserve"/>
       </w:r>
       <w:r>
         <w:rPr>
@@ -1392,7 +1392,7 @@
           <w:lang w:val="es-ES" w:eastAsia="es-ES"/>
           <w14:ligatures w14:val="none"/>
         </w:rPr>
-        <w:t>. Asimismo, requirió el reembolso de costos y costas del presente procedimiento.</w:t>
+        <w:t/>
       </w:r>
     </w:p>
     <w:p>
@@ -1479,7 +1479,7 @@
           <w:lang w:eastAsia="es-ES"/>
           <w14:ligatures w14:val="none"/>
         </w:rPr>
-        <w:t xml:space="preserve">Mediante </w:t>
+        <w:t xml:space="preserve">Mediante Resolución 1 del 23 de marzo de 2026, la Secretaría Técnica de la Comisión de Protección al Consumidor 1 (en adelante, Secretaría Técnica) emitió un requerimiento de subsanación dirigido al señor [APELLIDO], consistente en presentar el documento que acredite que actúa en representación de todos los integrantes de la Sucesión Intestada de Cristian Grabiel [APELLIDO] Cespedes para presentar la presente denuncia; o en su defecto, que todos los miembros ratifiquen el contenido del escrito de denuncia.</w:t>
       </w:r>
       <w:r>
         <w:rPr>
@@ -1489,7 +1489,7 @@
           <w:lang w:eastAsia="es-ES"/>
           <w14:ligatures w14:val="none"/>
         </w:rPr>
-        <w:t xml:space="preserve">Resolución 1 del </w:t>
+        <w:t xml:space="preserve"/>
       </w:r>
       <w:r>
         <w:rPr>
@@ -1499,7 +1499,7 @@
           <w:lang w:eastAsia="es-ES"/>
           <w14:ligatures w14:val="none"/>
         </w:rPr>
-        <w:t>23 de marzo de 2026</w:t>
+        <w:t/>
       </w:r>
       <w:r>
         <w:rPr>
@@ -1509,7 +1509,7 @@
           <w:lang w:eastAsia="es-ES"/>
           <w14:ligatures w14:val="none"/>
         </w:rPr>
-        <w:t>, la Secretaría Técnica de la Comisión de Protección al Consumidor 1 (en ad</w:t>
+        <w:t/>
       </w:r>
       <w:r>
         <w:rPr>
@@ -1519,7 +1519,7 @@
           <w:lang w:eastAsia="es-ES"/>
           <w14:ligatures w14:val="none"/>
         </w:rPr>
-        <w:t xml:space="preserve">elante, Secretaría Técnica) emitió un requerimiento de subsanación dirigido al </w:t>
+        <w:t xml:space="preserve"/>
       </w:r>
       <w:r>
         <w:rPr>
@@ -1527,7 +1527,7 @@
           <w:kern w:val="0"/>
           <w14:ligatures w14:val="none"/>
         </w:rPr>
-        <w:t>señor Diaz</w:t>
+        <w:t/>
       </w:r>
       <w:r>
         <w:rPr>
@@ -1537,7 +1537,7 @@
           <w:lang w:eastAsia="es-ES"/>
           <w14:ligatures w14:val="none"/>
         </w:rPr>
-        <w:t xml:space="preserve">, consistente en </w:t>
+        <w:t xml:space="preserve"/>
       </w:r>
       <w:r>
         <w:rPr>
@@ -1547,7 +1547,7 @@
           <w:lang w:eastAsia="es-ES"/>
           <w14:ligatures w14:val="none"/>
         </w:rPr>
-        <w:t>presentar el documento que acredite que actúa en representación de todos los integrantes de la Sucesión Intestada de Cristian Grabiel Diaz Cespedes para presentar la presente denuncia; o en su defecto, que todos los miembros ratifiquen el contenido del escrito de denuncia</w:t>
+        <w:t/>
       </w:r>
       <w:r>
         <w:rPr>
@@ -1557,7 +1557,7 @@
           <w:lang w:eastAsia="es-ES"/>
           <w14:ligatures w14:val="none"/>
         </w:rPr>
-        <w:t>.</w:t>
+        <w:t/>
       </w:r>
     </w:p>
     <w:p>
@@ -1598,7 +1598,7 @@
           <w:lang w:eastAsia="es-ES"/>
           <w14:ligatures w14:val="none"/>
         </w:rPr>
-        <w:t xml:space="preserve">El </w:t>
+        <w:t xml:space="preserve">El 30 de marzo de 2026, el señor [APELLIDO] presentó un escrito de subsanación de denuncia en virtud del requerimiento señalado en la Resolución 1 del 23 de marzo de 2026.</w:t>
       </w:r>
       <w:r>
         <w:rPr>
@@ -1606,7 +1606,7 @@
           <w:kern w:val="0"/>
           <w14:ligatures w14:val="none"/>
         </w:rPr>
-        <w:t>30 de marzo de 2026</w:t>
+        <w:t/>
       </w:r>
       <w:r>
         <w:rPr>
@@ -1616,7 +1616,7 @@
           <w:lang w:eastAsia="es-ES"/>
           <w14:ligatures w14:val="none"/>
         </w:rPr>
-        <w:t xml:space="preserve">, </w:t>
+        <w:t xml:space="preserve"/>
       </w:r>
       <w:r>
         <w:rPr>
@@ -1624,7 +1624,7 @@
           <w:kern w:val="0"/>
           <w14:ligatures w14:val="none"/>
         </w:rPr>
-        <w:t xml:space="preserve">el señor Diaz </w:t>
+        <w:t xml:space="preserve"/>
       </w:r>
       <w:r>
         <w:rPr>
@@ -1634,7 +1634,7 @@
           <w:lang w:eastAsia="es-ES"/>
           <w14:ligatures w14:val="none"/>
         </w:rPr>
-        <w:t xml:space="preserve">presentó un escrito de subsanación de denuncia en virtud del requerimiento </w:t>
+        <w:t xml:space="preserve"/>
       </w:r>
       <w:r>
         <w:rPr>
@@ -1644,7 +1644,7 @@
           <w:lang w:eastAsia="es-ES"/>
           <w14:ligatures w14:val="none"/>
         </w:rPr>
-        <w:t>señalado en</w:t>
+        <w:t/>
       </w:r>
       <w:r>
         <w:rPr>
@@ -1654,7 +1654,7 @@
           <w:lang w:eastAsia="es-ES"/>
           <w14:ligatures w14:val="none"/>
         </w:rPr>
-        <w:t xml:space="preserve"> la Resolución 1 del 23 de marzo de 2026</w:t>
+        <w:t xml:space="preserve"/>
       </w:r>
       <w:r>
         <w:rPr>
@@ -1664,7 +1664,7 @@
           <w:lang w:eastAsia="es-ES"/>
           <w14:ligatures w14:val="none"/>
         </w:rPr>
-        <w:t>.</w:t>
+        <w:t/>
       </w:r>
     </w:p>
     <w:p>
@@ -1705,7 +1705,7 @@
           <w:lang w:eastAsia="es-ES"/>
           <w14:ligatures w14:val="none"/>
         </w:rPr>
-        <w:t>No obstante, de</w:t>
+        <w:t xml:space="preserve">No obstante, de la revisión del escrito del 13 de marzo de 2026 presentado por el señor [APELLIDO] se advierte que presentó la denuncia en su calidad de heredero de su hijo, en virtud del pago del del 50% de la indemnización correspondiente a la cobertura del Seguro de Responsabilidad Civil Frente a Terceros como consecuencia del accidente de tránsito ocurrido el 27 de julio de 2021, toda vez que señaló que el otro 50% de la referida la indemnización fue pagada en su oportunidad a la madre de su hijo.</w:t>
       </w:r>
       <w:r>
         <w:rPr>
@@ -1715,7 +1715,7 @@
           <w:lang w:eastAsia="es-ES"/>
           <w14:ligatures w14:val="none"/>
         </w:rPr>
-        <w:t xml:space="preserve"> la revisión del</w:t>
+        <w:t xml:space="preserve"/>
       </w:r>
       <w:r>
         <w:rPr>
@@ -1725,7 +1725,7 @@
           <w:lang w:eastAsia="es-ES"/>
           <w14:ligatures w14:val="none"/>
         </w:rPr>
-        <w:t xml:space="preserve"> escrito del </w:t>
+        <w:t xml:space="preserve"/>
       </w:r>
       <w:r>
         <w:rPr>
@@ -1735,7 +1735,7 @@
           <w:lang w:val="es-ES" w:eastAsia="es-ES"/>
           <w14:ligatures w14:val="none"/>
         </w:rPr>
-        <w:t>13 de marzo de 2026</w:t>
+        <w:t/>
       </w:r>
       <w:r>
         <w:rPr>
@@ -1743,7 +1743,7 @@
           <w:kern w:val="0"/>
           <w14:ligatures w14:val="none"/>
         </w:rPr>
-        <w:t xml:space="preserve"> </w:t>
+        <w:t xml:space="preserve"/>
       </w:r>
       <w:r>
         <w:rPr>
@@ -1753,7 +1753,7 @@
           <w:lang w:eastAsia="es-ES"/>
           <w14:ligatures w14:val="none"/>
         </w:rPr>
-        <w:t xml:space="preserve">presentado por el señor Diaz se advierte que </w:t>
+        <w:t xml:space="preserve"/>
       </w:r>
       <w:r>
         <w:rPr>
@@ -1763,7 +1763,7 @@
           <w:lang w:eastAsia="es-ES"/>
           <w14:ligatures w14:val="none"/>
         </w:rPr>
-        <w:t>presentó</w:t>
+        <w:t/>
       </w:r>
       <w:r>
         <w:rPr>
@@ -1773,7 +1773,7 @@
           <w:lang w:eastAsia="es-ES"/>
           <w14:ligatures w14:val="none"/>
         </w:rPr>
-        <w:t xml:space="preserve"> la denuncia </w:t>
+        <w:t xml:space="preserve"/>
       </w:r>
       <w:r>
         <w:rPr>
@@ -1783,7 +1783,7 @@
           <w:lang w:eastAsia="es-ES"/>
           <w14:ligatures w14:val="none"/>
         </w:rPr>
-        <w:t>en su calidad de heredero de su hijo</w:t>
+        <w:t/>
       </w:r>
       <w:r>
         <w:rPr>
@@ -1793,7 +1793,7 @@
           <w:lang w:eastAsia="es-ES"/>
           <w14:ligatures w14:val="none"/>
         </w:rPr>
-        <w:t xml:space="preserve">, </w:t>
+        <w:t xml:space="preserve"/>
       </w:r>
       <w:r>
         <w:rPr>
@@ -1803,7 +1803,7 @@
           <w:lang w:eastAsia="es-ES"/>
           <w14:ligatures w14:val="none"/>
         </w:rPr>
-        <w:t>en virtud d</w:t>
+        <w:t/>
       </w:r>
       <w:r>
         <w:rPr>
@@ -1813,7 +1813,7 @@
           <w:lang w:val="es-ES" w:eastAsia="es-ES"/>
           <w14:ligatures w14:val="none"/>
         </w:rPr>
-        <w:t>el pago del del 50% de la indemnización correspondiente a la cobertura del Seguro de Responsabilidad Civil Frente a Terceros como consecuencia del accidente de tránsito ocurrido el 27 de julio de 2021</w:t>
+        <w:t/>
       </w:r>
       <w:r>
         <w:rPr>
@@ -1823,7 +1823,7 @@
           <w:lang w:val="es-ES" w:eastAsia="es-ES"/>
           <w14:ligatures w14:val="none"/>
         </w:rPr>
-        <w:t>, toda vez que señal</w:t>
+        <w:t/>
       </w:r>
       <w:r>
         <w:rPr>
@@ -1833,7 +1833,7 @@
           <w:lang w:val="es-ES" w:eastAsia="es-ES"/>
           <w14:ligatures w14:val="none"/>
         </w:rPr>
-        <w:t>ó</w:t>
+        <w:t/>
       </w:r>
       <w:r>
         <w:rPr>
@@ -1843,7 +1843,7 @@
           <w:lang w:val="es-ES" w:eastAsia="es-ES"/>
           <w14:ligatures w14:val="none"/>
         </w:rPr>
-        <w:t xml:space="preserve"> que el otro 50% de la referida la indemnización fue pagad</w:t>
+        <w:t xml:space="preserve"/>
       </w:r>
       <w:r>
         <w:rPr>
@@ -1853,7 +1853,7 @@
           <w:lang w:val="es-ES" w:eastAsia="es-ES"/>
           <w14:ligatures w14:val="none"/>
         </w:rPr>
-        <w:t>a</w:t>
+        <w:t/>
       </w:r>
       <w:r>
         <w:rPr>
@@ -1863,7 +1863,7 @@
           <w:lang w:val="es-ES" w:eastAsia="es-ES"/>
           <w14:ligatures w14:val="none"/>
         </w:rPr>
-        <w:t xml:space="preserve"> en su </w:t>
+        <w:t xml:space="preserve"/>
       </w:r>
       <w:r>
         <w:rPr>
@@ -1873,7 +1873,7 @@
           <w:lang w:val="es-ES" w:eastAsia="es-ES"/>
           <w14:ligatures w14:val="none"/>
         </w:rPr>
-        <w:t>oportunidad</w:t>
+        <w:t/>
       </w:r>
       <w:r>
         <w:rPr>
@@ -1883,7 +1883,7 @@
           <w:lang w:val="es-ES" w:eastAsia="es-ES"/>
           <w14:ligatures w14:val="none"/>
         </w:rPr>
-        <w:t xml:space="preserve"> a la madre de su hijo.</w:t>
+        <w:t xml:space="preserve"/>
       </w:r>
     </w:p>
     <w:p>
@@ -1925,7 +1925,7 @@
           <w:lang w:eastAsia="es-ES"/>
           <w14:ligatures w14:val="none"/>
         </w:rPr>
-        <w:t xml:space="preserve">En atención a lo señalado, se advierte que, la </w:t>
+        <w:t xml:space="preserve">En atención a lo señalado, se advierte que, la Resolución 1 del 23 de marzo de 2026 se emitió sin tener presente que el señor [APELLIDO] presentó su denuncia acreditando actuar en nombre propio y no en calidad de representante de la Sucesión Intestada de Cristian Grabiel [APELLIDO] Cespedes, en ese sentido, no correspondía requerir que presente el documento que acreditara que actúa en representación de todos los integrantes de la Sucesión Intestada de Cristian Grabiel [APELLIDO] Cespedes para presentar la presente denuncia; o en su defecto, que todos los miembros ratificaran el contenido del escrito de denuncia. Por lo cual, corresponde dejar sin efecto la Resolución 1 del 23 de marzo de 2026.</w:t>
       </w:r>
       <w:r>
         <w:rPr>
@@ -1935,7 +1935,7 @@
           <w:lang w:eastAsia="es-ES"/>
           <w14:ligatures w14:val="none"/>
         </w:rPr>
-        <w:t>Resolución 1 del 23 de marzo de 2026</w:t>
+        <w:t/>
       </w:r>
       <w:r>
         <w:rPr>
@@ -1945,7 +1945,7 @@
           <w:lang w:eastAsia="es-ES"/>
           <w14:ligatures w14:val="none"/>
         </w:rPr>
-        <w:t xml:space="preserve"> </w:t>
+        <w:t xml:space="preserve"/>
       </w:r>
       <w:r>
         <w:rPr>
@@ -1955,7 +1955,7 @@
           <w:lang w:eastAsia="es-ES"/>
           <w14:ligatures w14:val="none"/>
         </w:rPr>
-        <w:t xml:space="preserve">se emitió sin tener presente que el </w:t>
+        <w:t xml:space="preserve"/>
       </w:r>
       <w:r>
         <w:rPr>
@@ -1965,7 +1965,7 @@
           <w:lang w:eastAsia="es-ES"/>
           <w14:ligatures w14:val="none"/>
         </w:rPr>
-        <w:t xml:space="preserve">señor Diaz presentó su denuncia </w:t>
+        <w:t xml:space="preserve"/>
       </w:r>
       <w:r>
         <w:rPr>
@@ -1975,7 +1975,7 @@
           <w:lang w:eastAsia="es-ES"/>
           <w14:ligatures w14:val="none"/>
         </w:rPr>
-        <w:t>acreditando actuar</w:t>
+        <w:t/>
       </w:r>
       <w:r>
         <w:rPr>
@@ -1985,7 +1985,7 @@
           <w:lang w:eastAsia="es-ES"/>
           <w14:ligatures w14:val="none"/>
         </w:rPr>
-        <w:t xml:space="preserve"> en nombre propio y no en calidad de representante de la </w:t>
+        <w:t xml:space="preserve"/>
       </w:r>
       <w:r>
         <w:rPr>
@@ -1995,7 +1995,7 @@
           <w:lang w:eastAsia="es-ES"/>
           <w14:ligatures w14:val="none"/>
         </w:rPr>
-        <w:t xml:space="preserve">Sucesión Intestada de Cristian Grabiel Diaz Cespedes, en ese sentido, no correspondía requerir que presente el documento que </w:t>
+        <w:t xml:space="preserve"/>
       </w:r>
       <w:r>
         <w:rPr>
@@ -2005,7 +2005,7 @@
           <w:lang w:eastAsia="es-ES"/>
           <w14:ligatures w14:val="none"/>
         </w:rPr>
-        <w:t>acreditara</w:t>
+        <w:t/>
       </w:r>
       <w:r>
         <w:rPr>
@@ -2015,7 +2015,7 @@
           <w:lang w:eastAsia="es-ES"/>
           <w14:ligatures w14:val="none"/>
         </w:rPr>
-        <w:t xml:space="preserve"> que actúa en representación de todos los integrantes de la Sucesión Intestada de Cristian Grabiel Diaz Cespedes para presentar la presente denuncia; o en su defecto, que todos los miembros </w:t>
+        <w:t xml:space="preserve"/>
       </w:r>
       <w:r>
         <w:rPr>
@@ -2025,7 +2025,7 @@
           <w:lang w:eastAsia="es-ES"/>
           <w14:ligatures w14:val="none"/>
         </w:rPr>
-        <w:t>ratificaran</w:t>
+        <w:t/>
       </w:r>
       <w:r>
         <w:rPr>
@@ -2035,7 +2035,7 @@
           <w:lang w:eastAsia="es-ES"/>
           <w14:ligatures w14:val="none"/>
         </w:rPr>
-        <w:t xml:space="preserve"> el contenido del escrito de denuncia. P</w:t>
+        <w:t xml:space="preserve"/>
       </w:r>
       <w:r>
         <w:rPr>
@@ -2045,7 +2045,7 @@
           <w:lang w:eastAsia="es-ES"/>
           <w14:ligatures w14:val="none"/>
         </w:rPr>
-        <w:t>or lo cual, corresponde dejar sin efecto</w:t>
+        <w:t/>
       </w:r>
       <w:r>
         <w:rPr>
@@ -2055,7 +2055,7 @@
           <w:lang w:eastAsia="es-ES"/>
           <w14:ligatures w14:val="none"/>
         </w:rPr>
-        <w:t xml:space="preserve"> la Resolución 1 del 23 de marzo de 2026</w:t>
+        <w:t xml:space="preserve"/>
       </w:r>
       <w:r>
         <w:rPr>
@@ -2065,7 +2065,7 @@
           <w:lang w:eastAsia="es-ES"/>
           <w14:ligatures w14:val="none"/>
         </w:rPr>
-        <w:t>.</w:t>
+        <w:t/>
       </w:r>
     </w:p>
     <w:p>
@@ -2157,7 +2157,7 @@
           <w:lang w:eastAsia="es-PE"/>
           <w14:ligatures w14:val="none"/>
         </w:rPr>
-        <w:t>La Secretaría Técnica de la Comisión de Protección al Consumidor 1 (en adelante, la Secretaría Técnica), en ejercicio de sus facultades</w:t>
+        <w:t xml:space="preserve">La Secretaría Técnica de la Comisión de Protección al Consumidor 1 (en adelante, la Secretaría Técnica), en ejercicio de sus facultades, considera que el hecho denunciado, consistente en que la compañía aseguradora no habría cumplido con atender, dentro del plazo legal, la solicitud de otorgamiento de indemnización de la Póliza 3011900037286 del Seguro de Responsabilidad Civil Frente a Terceros presentada por el denunciante por el fallecimiento de su hijo, el señor [APELLIDO] Grabiel [APELLIDO] Cespedes; involucraría una presunta afectación a sus expectativas, quien no habría encontrado una correspondencia entre lo que esperaba recibir de parte del proveedor y lo que realmente recibió. Por consiguiente, corresponde calificar el hecho materia de denuncia como una presunta infracción al deber de idoneidad, tipificado en los artículos 18 y 19 del Código.</w:t>
       </w:r>
       <w:bookmarkEnd w:id="3"/>
       <w:bookmarkEnd w:id="4"/>
@@ -2179,7 +2179,7 @@
           <w:lang w:eastAsia="es-PE"/>
           <w14:ligatures w14:val="none"/>
         </w:rPr>
-        <w:t xml:space="preserve">, </w:t>
+        <w:t xml:space="preserve"/>
       </w:r>
       <w:r>
         <w:rPr>
@@ -2189,15 +2189,15 @@
           <w:lang w:eastAsia="es-PE"/>
           <w14:ligatures w14:val="none"/>
         </w:rPr>
-        <w:t xml:space="preserve">considera </w:t>
-      </w:r>
-      <w:r>
-        <w:rPr>
-          <w:rFonts w:ascii="Arial Narrow" w:eastAsia="Arial Narrow" w:hAnsi="Arial Narrow" w:cs="Arial Narrow"/>
-          <w:kern w:val="0"/>
-          <w14:ligatures w14:val="none"/>
-        </w:rPr>
-        <w:t xml:space="preserve">que el hecho denunciado, </w:t>
+        <w:t xml:space="preserve"/>
+      </w:r>
+      <w:r>
+        <w:rPr>
+          <w:rFonts w:ascii="Arial Narrow" w:eastAsia="Arial Narrow" w:hAnsi="Arial Narrow" w:cs="Arial Narrow"/>
+          <w:kern w:val="0"/>
+          <w14:ligatures w14:val="none"/>
+        </w:rPr>
+        <w:t xml:space="preserve"/>
       </w:r>
       <w:bookmarkStart w:id="6" w:name="_Hlk211591623"/>
       <w:r>
@@ -2206,7 +2206,7 @@
           <w:kern w:val="0"/>
           <w14:ligatures w14:val="none"/>
         </w:rPr>
-        <w:t xml:space="preserve">consistente en que </w:t>
+        <w:t xml:space="preserve"/>
       </w:r>
       <w:bookmarkStart w:id="7" w:name="_Hlk213160885"/>
       <w:bookmarkStart w:id="8" w:name="_Hlk215061838"/>
@@ -2220,15 +2220,15 @@
           <w:lang w:eastAsia="es-PE"/>
           <w14:ligatures w14:val="none"/>
         </w:rPr>
-        <w:t>la compañía aseguradora no habría cumplido con atender, dentro del plazo legal, la solicitud de otorgamiento de indemnización de la Póliza 3011900037286 del Seguro de Responsabilidad Civil Frente a Terceros presentada por el denunciante por el fallecimiento de su hijo, el señor Cristian Grabiel Diaz Cespedes</w:t>
-      </w:r>
-      <w:r>
-        <w:rPr>
-          <w:rFonts w:ascii="Arial Narrow" w:eastAsia="Arial Narrow" w:hAnsi="Arial Narrow" w:cs="Arial Narrow"/>
-          <w:kern w:val="0"/>
-          <w14:ligatures w14:val="none"/>
-        </w:rPr>
-        <w:t>; involucraría una presunta afectación a sus expectativas, quien no habría encontrado una correspondencia entre lo que esperaba recibir de parte del proveedor y lo que realmente recibió. Por consiguiente, corresponde calificar el hecho materia de denuncia como una presunta infracción al deber de idoneidad, tipificado en los artículos 18</w:t>
+        <w:t/>
+      </w:r>
+      <w:r>
+        <w:rPr>
+          <w:rFonts w:ascii="Arial Narrow" w:eastAsia="Arial Narrow" w:hAnsi="Arial Narrow" w:cs="Arial Narrow"/>
+          <w:kern w:val="0"/>
+          <w14:ligatures w14:val="none"/>
+        </w:rPr>
+        <w:t/>
       </w:r>
       <w:r>
         <w:rPr>
@@ -2246,7 +2246,7 @@
           <w:kern w:val="0"/>
           <w14:ligatures w14:val="none"/>
         </w:rPr>
-        <w:t xml:space="preserve"> y 19</w:t>
+        <w:t xml:space="preserve"/>
       </w:r>
       <w:r>
         <w:rPr>
@@ -2264,7 +2264,7 @@
           <w:kern w:val="0"/>
           <w14:ligatures w14:val="none"/>
         </w:rPr>
-        <w:t xml:space="preserve"> del Código</w:t>
+        <w:t xml:space="preserve"/>
       </w:r>
       <w:bookmarkStart w:id="10" w:name="_Hlk213160896"/>
       <w:bookmarkEnd w:id="7"/>
@@ -2284,7 +2284,7 @@
           <w:kern w:val="0"/>
           <w14:ligatures w14:val="none"/>
         </w:rPr>
-        <w:t>.</w:t>
+        <w:t/>
       </w:r>
       <w:bookmarkEnd w:id="1"/>
       <w:bookmarkEnd w:id="6"/>
@@ -2893,18 +2893,18 @@
           <w:lang w:eastAsia="es-PE"/>
           <w14:ligatures w14:val="none"/>
         </w:rPr>
-        <w:t>SEGUNDO</w:t>
-      </w:r>
-      <w:r>
-        <w:rPr>
-          <w:rFonts w:ascii="Arial Narrow" w:eastAsia="Arial Narrow" w:hAnsi="Arial Narrow" w:cs="Arial Narrow"/>
-          <w:b/>
-          <w:color w:val="000000"/>
-          <w:kern w:val="0"/>
-          <w:lang w:eastAsia="es-PE"/>
-          <w14:ligatures w14:val="none"/>
-        </w:rPr>
-        <w:t xml:space="preserve">: </w:t>
+        <w:t xml:space="preserve">SEGUNDO: admitir a trámite la denuncia del 13 de marzo de 2026 y el escrito del 30 de marzo de 2026, interpuesta por el señor [DENUNCIANTE] contra Mapfre Perú Compañía de Seguros y Reaseguros S.A., por la presunta infracción a los artículos 18 y 19 de la Ley 29571, Código de Protección y Defensa del Consumidor, en tanto la compañía aseguradora no habría cumplido con atender, dentro del plazo legal, la solicitud de otorgamiento de indemnización de la Póliza 3011900037286 del Seguro de Responsabilidad Civil Frente a Terceros presentada por el denunciante por el fallecimiento de su hijo, el señor [APELLIDO] Grabiel [APELLIDO] Cespedes.</w:t>
+      </w:r>
+      <w:r>
+        <w:rPr>
+          <w:rFonts w:ascii="Arial Narrow" w:eastAsia="Arial Narrow" w:hAnsi="Arial Narrow" w:cs="Arial Narrow"/>
+          <w:b/>
+          <w:color w:val="000000"/>
+          <w:kern w:val="0"/>
+          <w:lang w:eastAsia="es-PE"/>
+          <w14:ligatures w14:val="none"/>
+        </w:rPr>
+        <w:t xml:space="preserve"/>
       </w:r>
       <w:r>
         <w:rPr>
@@ -2915,7 +2915,7 @@
           <w:lang w:eastAsia="es-PE"/>
           <w14:ligatures w14:val="none"/>
         </w:rPr>
-        <w:t xml:space="preserve">admitir a trámite la denuncia del </w:t>
+        <w:t xml:space="preserve"/>
       </w:r>
       <w:r>
         <w:rPr>
@@ -2925,7 +2925,7 @@
           <w:lang w:val="es-ES" w:eastAsia="es-ES"/>
           <w14:ligatures w14:val="none"/>
         </w:rPr>
-        <w:t xml:space="preserve">13 de marzo de 2026 y el escrito del 30 de marzo de 2026, </w:t>
+        <w:t xml:space="preserve"/>
       </w:r>
       <w:r>
         <w:rPr>
@@ -2936,7 +2936,7 @@
           <w:lang w:eastAsia="es-PE"/>
           <w14:ligatures w14:val="none"/>
         </w:rPr>
-        <w:t xml:space="preserve">interpuesta por el </w:t>
+        <w:t xml:space="preserve"/>
       </w:r>
       <w:r>
         <w:rPr>
@@ -2946,7 +2946,7 @@
           <w:kern w:val="0"/>
           <w14:ligatures w14:val="none"/>
         </w:rPr>
-        <w:t xml:space="preserve">señor Miguel Ángel Diaz Cieza </w:t>
+        <w:t xml:space="preserve"/>
       </w:r>
       <w:r>
         <w:rPr>
@@ -2957,14 +2957,14 @@
           <w:lang w:eastAsia="es-PE"/>
           <w14:ligatures w14:val="none"/>
         </w:rPr>
-        <w:t xml:space="preserve">contra </w:t>
+        <w:t xml:space="preserve"/>
       </w:r>
       <w:r>
         <w:rPr>
           <w:rFonts w:ascii="Arial Narrow" w:eastAsia="Arial Narrow" w:hAnsi="Arial Narrow" w:cs="Arial Narrow"/>
           <w:bCs/>
         </w:rPr>
-        <w:t>Mapfre Perú Compañía de Seguros y Reaseguros S.A.</w:t>
+        <w:t/>
       </w:r>
       <w:r>
         <w:rPr>
@@ -2975,7 +2975,7 @@
           <w:lang w:eastAsia="es-PE"/>
           <w14:ligatures w14:val="none"/>
         </w:rPr>
-        <w:t xml:space="preserve">, </w:t>
+        <w:t xml:space="preserve"/>
       </w:r>
       <w:bookmarkStart w:id="14" w:name="_Hlk215062067"/>
       <w:r>
@@ -2987,7 +2987,7 @@
           <w:lang w:eastAsia="es-PE"/>
           <w14:ligatures w14:val="none"/>
         </w:rPr>
-        <w:t>por l</w:t>
+        <w:t/>
       </w:r>
       <w:r>
         <w:rPr>
@@ -2998,7 +2998,7 @@
           <w:lang w:eastAsia="es-PE"/>
           <w14:ligatures w14:val="none"/>
         </w:rPr>
-        <w:t>a p</w:t>
+        <w:t/>
       </w:r>
       <w:r>
         <w:rPr>
@@ -3008,7 +3008,7 @@
           <w:lang w:eastAsia="es-PE"/>
           <w14:ligatures w14:val="none"/>
         </w:rPr>
-        <w:t>resunta</w:t>
+        <w:t/>
       </w:r>
       <w:r>
         <w:rPr>
@@ -3018,7 +3018,7 @@
           <w:lang w:eastAsia="es-PE"/>
           <w14:ligatures w14:val="none"/>
         </w:rPr>
-        <w:t xml:space="preserve"> infracción a los artículos 18 y 19</w:t>
+        <w:t xml:space="preserve"/>
       </w:r>
       <w:r>
         <w:rPr>
@@ -3027,7 +3027,7 @@
           <w:lang w:eastAsia="es-PE"/>
           <w14:ligatures w14:val="none"/>
         </w:rPr>
-        <w:t xml:space="preserve"> de </w:t>
+        <w:t xml:space="preserve"/>
       </w:r>
       <w:r>
         <w:rPr>
@@ -3037,7 +3037,7 @@
           <w:lang w:eastAsia="es-PE"/>
           <w14:ligatures w14:val="none"/>
         </w:rPr>
-        <w:t xml:space="preserve">la Ley </w:t>
+        <w:t xml:space="preserve"/>
       </w:r>
       <w:r>
         <w:rPr>
@@ -3057,7 +3057,7 @@
           <w:lang w:eastAsia="es-PE"/>
           <w14:ligatures w14:val="none"/>
         </w:rPr>
-        <w:t xml:space="preserve">29571, Código de Protección y Defensa del Consumidor, en tanto </w:t>
+        <w:t xml:space="preserve"/>
       </w:r>
       <w:r>
         <w:rPr>
@@ -3067,7 +3067,7 @@
           <w:lang w:eastAsia="es-PE"/>
           <w14:ligatures w14:val="none"/>
         </w:rPr>
-        <w:t xml:space="preserve">la compañía aseguradora </w:t>
+        <w:t xml:space="preserve"/>
       </w:r>
       <w:r>
         <w:rPr>
@@ -3077,7 +3077,7 @@
           <w:lang w:eastAsia="es-PE"/>
           <w14:ligatures w14:val="none"/>
         </w:rPr>
-        <w:t>no habría cumplido con atender, dentro del plazo lega</w:t>
+        <w:t/>
       </w:r>
       <w:r>
         <w:rPr>
@@ -3087,7 +3087,7 @@
           <w:lang w:eastAsia="es-PE"/>
           <w14:ligatures w14:val="none"/>
         </w:rPr>
-        <w:t>l</w:t>
+        <w:t/>
       </w:r>
       <w:r>
         <w:rPr>
@@ -3097,7 +3097,7 @@
           <w:lang w:eastAsia="es-PE"/>
           <w14:ligatures w14:val="none"/>
         </w:rPr>
-        <w:t>, la solicitud de otorgamiento de indemnización de la Póliza 3011900037286</w:t>
+        <w:t/>
       </w:r>
       <w:r>
         <w:rPr>
@@ -3107,7 +3107,7 @@
           <w:lang w:eastAsia="es-PE"/>
           <w14:ligatures w14:val="none"/>
         </w:rPr>
-        <w:t xml:space="preserve"> </w:t>
+        <w:t xml:space="preserve"/>
       </w:r>
       <w:r>
         <w:rPr>
@@ -3117,7 +3117,7 @@
           <w:lang w:eastAsia="es-PE"/>
           <w14:ligatures w14:val="none"/>
         </w:rPr>
-        <w:t xml:space="preserve">del Seguro de Responsabilidad Civil Frente a Terceros presentada por el denunciante </w:t>
+        <w:t xml:space="preserve"/>
       </w:r>
       <w:r>
         <w:rPr>
@@ -3127,7 +3127,7 @@
           <w:lang w:eastAsia="es-PE"/>
           <w14:ligatures w14:val="none"/>
         </w:rPr>
-        <w:t xml:space="preserve">por el fallecimiento de </w:t>
+        <w:t xml:space="preserve"/>
       </w:r>
       <w:r>
         <w:rPr>
@@ -3137,7 +3137,7 @@
           <w:lang w:eastAsia="es-PE"/>
           <w14:ligatures w14:val="none"/>
         </w:rPr>
-        <w:t>su hijo, el señor</w:t>
+        <w:t/>
       </w:r>
       <w:r>
         <w:rPr>
@@ -3147,7 +3147,7 @@
           <w:lang w:eastAsia="es-PE"/>
           <w14:ligatures w14:val="none"/>
         </w:rPr>
-        <w:t xml:space="preserve"> </w:t>
+        <w:t xml:space="preserve"/>
       </w:r>
       <w:r>
         <w:rPr>
@@ -3157,15 +3157,15 @@
           <w:lang w:eastAsia="es-ES"/>
           <w14:ligatures w14:val="none"/>
         </w:rPr>
-        <w:t>Cristian Grabiel Diaz Cespedes</w:t>
-      </w:r>
-      <w:r>
-        <w:rPr>
-          <w:rFonts w:ascii="Arial Narrow" w:eastAsia="Arial Narrow" w:hAnsi="Arial Narrow" w:cs="Arial Narrow"/>
-          <w:kern w:val="0"/>
-          <w14:ligatures w14:val="none"/>
-        </w:rPr>
-        <w:t>.</w:t>
+        <w:t/>
+      </w:r>
+      <w:r>
+        <w:rPr>
+          <w:rFonts w:ascii="Arial Narrow" w:eastAsia="Arial Narrow" w:hAnsi="Arial Narrow" w:cs="Arial Narrow"/>
+          <w:kern w:val="0"/>
+          <w14:ligatures w14:val="none"/>
+        </w:rPr>
+        <w:t/>
       </w:r>
     </w:p>
     <w:bookmarkEnd w:id="14"/>
@@ -4554,7 +4554,7 @@
           <w:b/>
           <w:bCs/>
         </w:rPr>
-        <w:t>DÉCIMO</w:t>
+        <w:t xml:space="preserve">DÉCIMO PRIMERO: requerir al señor [DENUNCIANTE] para que, dentro del plazo de dos (2) días hábiles siguientes a la fecha en que reciba la notificación en su bandeja de correo electrónico, efectúe la confirmación de recepción de la notificación remitida por este despacho a su correo electrónico, de conformidad con el segundo párrafo del numeral 4 del artículo 20 del Texto Único Ordenado de la Ley del Procedimiento Administrativo General, aprobado mediante Decreto Supremo 006-2026-JUS, bajo apercibimiento de rehacer el acto de notificación y notificarle conforme al numeral 1 del artículo 20 del citado cuerpo normativo.</w:t>
       </w:r>
       <w:r>
         <w:rPr>
@@ -4562,7 +4562,7 @@
           <w:b/>
           <w:bCs/>
         </w:rPr>
-        <w:t xml:space="preserve"> PRIMERO</w:t>
+        <w:t xml:space="preserve"/>
       </w:r>
       <w:r>
         <w:rPr>
@@ -4572,7 +4572,7 @@
           <w:kern w:val="0"/>
           <w14:ligatures w14:val="none"/>
         </w:rPr>
-        <w:t>:</w:t>
+        <w:t/>
       </w:r>
       <w:r>
         <w:rPr>
@@ -4582,7 +4582,7 @@
           <w:kern w:val="0"/>
           <w14:ligatures w14:val="none"/>
         </w:rPr>
-        <w:t xml:space="preserve"> requerir </w:t>
+        <w:t xml:space="preserve"/>
       </w:r>
       <w:r>
         <w:rPr>
@@ -4592,7 +4592,7 @@
           <w:kern w:val="0"/>
           <w14:ligatures w14:val="none"/>
         </w:rPr>
-        <w:t>al</w:t>
+        <w:t/>
       </w:r>
       <w:r>
         <w:rPr>
@@ -4602,7 +4602,7 @@
           <w:kern w:val="0"/>
           <w14:ligatures w14:val="none"/>
         </w:rPr>
-        <w:t xml:space="preserve"> </w:t>
+        <w:t xml:space="preserve"/>
       </w:r>
       <w:r>
         <w:rPr>
@@ -4612,14 +4612,14 @@
           <w:kern w:val="0"/>
           <w14:ligatures w14:val="none"/>
         </w:rPr>
-        <w:t xml:space="preserve">señor Miguel Ángel Diaz Cieza </w:t>
+        <w:t xml:space="preserve"/>
       </w:r>
       <w:r>
         <w:rPr>
           <w:rFonts w:ascii="Arial Narrow" w:hAnsi="Arial Narrow"/>
           <w:color w:val="000000"/>
         </w:rPr>
-        <w:t xml:space="preserve">para que, dentro del plazo de dos (2) días hábiles siguientes a la fecha en que reciba la notificación en su bandeja de correo electrónico, efectúe la confirmación de recepción de la notificación remitida por este despacho a su correo electrónico, de </w:t>
+        <w:t xml:space="preserve"/>
       </w:r>
       <w:r>
         <w:rPr>
@@ -4627,14 +4627,14 @@
           <w:color w:val="000000"/>
         </w:rPr>
         <w:lastRenderedPageBreak/>
-        <w:t>conformidad con el segundo</w:t>
+        <w:t/>
       </w:r>
       <w:r>
         <w:rPr>
           <w:rFonts w:ascii="Arial Narrow" w:hAnsi="Arial Narrow"/>
           <w:color w:val="000000"/>
         </w:rPr>
-        <w:t xml:space="preserve"> párrafo del numeral 4 del artículo 20</w:t>
+        <w:t xml:space="preserve"/>
       </w:r>
       <w:r>
         <w:rPr>
@@ -4651,7 +4651,7 @@
           <w:rFonts w:ascii="Arial Narrow" w:hAnsi="Arial Narrow"/>
           <w:color w:val="000000"/>
         </w:rPr>
-        <w:t xml:space="preserve"> del Texto Único Ordenado de la Ley del Procedimiento Administrativo General, aprobado mediante Decreto Supremo 006-2026-JUS, bajo apercibimiento de rehacer el acto de notificación y notificarle conforme al numeral 1 del artículo 20</w:t>
+        <w:t xml:space="preserve"/>
       </w:r>
       <w:r>
         <w:rPr>
@@ -4668,7 +4668,7 @@
           <w:rFonts w:ascii="Arial Narrow" w:hAnsi="Arial Narrow"/>
           <w:color w:val="000000"/>
         </w:rPr>
-        <w:t xml:space="preserve"> del citado cuerpo </w:t>
+        <w:t xml:space="preserve"/>
       </w:r>
       <w:bookmarkStart w:id="19" w:name="_Hlk214964186"/>
       <w:r>
@@ -4676,7 +4676,7 @@
           <w:rFonts w:ascii="Arial Narrow" w:hAnsi="Arial Narrow"/>
           <w:color w:val="000000"/>
         </w:rPr>
-        <w:t>normativo</w:t>
+        <w:t/>
       </w:r>
       <w:r>
         <w:rPr>
@@ -4689,7 +4689,7 @@
         <w:rPr>
           <w:rFonts w:ascii="Arial Narrow" w:hAnsi="Arial Narrow" w:cs="Arial"/>
         </w:rPr>
-        <w:t>.</w:t>
+        <w:t/>
       </w:r>
     </w:p>
     <w:bookmarkEnd w:id="19"/>

--- a/plantillas_maestras/01_seguro_vehicular/materia_general_asegurativa/2_o_mas_ddos_varios/varon/TPL_0875_2026_SEGURO_VEHICULAR_MATERIA_GENERAL_ASEGURATIVA_ASEGURADORA_VARON_R2.docx
+++ b/plantillas_maestras/01_seguro_vehicular/materia_general_asegurativa/2_o_mas_ddos_varios/varon/TPL_0875_2026_SEGURO_VEHICULAR_MATERIA_GENERAL_ASEGURATIVA_ASEGURADORA_VARON_R2.docx
@@ -782,7 +782,7 @@
           <w:lang w:eastAsia="es-ES"/>
           <w14:ligatures w14:val="none"/>
         </w:rPr>
-        <w:t xml:space="preserve">El 27 de julio del 2021, el vehículo con Placa de Rodaje A8F-905 asegurado con el Seguro de Responsabilidad Civil Frente a Terceros – Póliza 3011900037286 (en adelante, Seguro de Responsabilidad Civil Frente a Terceros), estuvo involucrado en un accidente de tránsito, como consecuencia del cual se produjo el fallecimiento de su hijo, el señor [APELLIDO] Grabiel [APELLIDO] Cespedes (en adelante, hijo).</w:t>
+        <w:t xml:space="preserve">El 27 de julio del 2021, el vehículo con Placa de Rodaje A8F-905 asegurado con el Seguro de Responsabilidad Civil Frente a Terceros – Póliza 3011900037286 (en adelante, Seguro de Responsabilidad Civil Frente a Terceros), estuvo involucrado en un accidente de tránsito, como consecuencia del cual se produjo el fallecimiento de su hijo, el señor [APELLIDO] [APELLIDO] Cespedes (en adelante, hijo).</w:t>
       </w:r>
       <w:r>
         <w:rPr>
@@ -1254,7 +1254,7 @@
           <w:lang w:val="es-ES" w:eastAsia="es-ES"/>
           <w14:ligatures w14:val="none"/>
         </w:rPr>
-        <w:t xml:space="preserve">El señor [APELLIDO] solicitó, en calidad de medida correctiva, que Mapfre cumpla con otorgar el pago del del 50% de la indemnización por fallecimiento de su hijo el señor [APELLIDO] Grabiel [APELLIDO] Cespedes, equivalente a US$50 000,00, correspondiente a la cobertura del Seguro de Responsabilidad Civil Frente a Terceros como consecuencia del accidente de tránsito ocurrido el 27 de julio de 2021. Asimismo, requirió el reembolso de costos y costas del presente procedimiento.</w:t>
+        <w:t xml:space="preserve">El señor [APELLIDO] solicitó, en calidad de medida correctiva, que Mapfre cumpla con otorgar el pago del del 50% de la indemnización por fallecimiento de su hijo el señor [APELLIDO] [APELLIDO] Cespedes, equivalente a US$50 000,00, correspondiente a la cobertura del Seguro de Responsabilidad Civil Frente a Terceros como consecuencia del accidente de tránsito ocurrido el 27 de julio de 2021. Asimismo, requirió el reembolso de costos y costas del presente procedimiento.</w:t>
       </w:r>
       <w:r>
         <w:rPr>
@@ -2157,7 +2157,7 @@
           <w:lang w:eastAsia="es-PE"/>
           <w14:ligatures w14:val="none"/>
         </w:rPr>
-        <w:t xml:space="preserve">La Secretaría Técnica de la Comisión de Protección al Consumidor 1 (en adelante, la Secretaría Técnica), en ejercicio de sus facultades, considera que el hecho denunciado, consistente en que la compañía aseguradora no habría cumplido con atender, dentro del plazo legal, la solicitud de otorgamiento de indemnización de la Póliza 3011900037286 del Seguro de Responsabilidad Civil Frente a Terceros presentada por el denunciante por el fallecimiento de su hijo, el señor [APELLIDO] Grabiel [APELLIDO] Cespedes; involucraría una presunta afectación a sus expectativas, quien no habría encontrado una correspondencia entre lo que esperaba recibir de parte del proveedor y lo que realmente recibió. Por consiguiente, corresponde calificar el hecho materia de denuncia como una presunta infracción al deber de idoneidad, tipificado en los artículos 18 y 19 del Código.</w:t>
+        <w:t xml:space="preserve">La Secretaría Técnica de la Comisión de Protección al Consumidor 1 (en adelante, la Secretaría Técnica), en ejercicio de sus facultades, considera que el hecho denunciado, consistente en que la compañía aseguradora no habría cumplido con atender, dentro del plazo legal, la solicitud de otorgamiento de indemnización de la Póliza 3011900037286 del Seguro de Responsabilidad Civil Frente a Terceros presentada por el denunciante por el fallecimiento de su hijo, el señor [APELLIDO] [APELLIDO] Cespedes; involucraría una presunta afectación a sus expectativas, quien no habría encontrado una correspondencia entre lo que esperaba recibir de parte del proveedor y lo que realmente recibió. Por consiguiente, corresponde calificar el hecho materia de denuncia como una presunta infracción al deber de idoneidad, tipificado en los artículos 18 y 19 del Código.</w:t>
       </w:r>
       <w:bookmarkEnd w:id="3"/>
       <w:bookmarkEnd w:id="4"/>
@@ -2893,7 +2893,7 @@
           <w:lang w:eastAsia="es-PE"/>
           <w14:ligatures w14:val="none"/>
         </w:rPr>
-        <w:t xml:space="preserve">SEGUNDO: admitir a trámite la denuncia del 13 de marzo de 2026 y el escrito del 30 de marzo de 2026, interpuesta por el señor [DENUNCIANTE] contra Mapfre Perú Compañía de Seguros y Reaseguros S.A., por la presunta infracción a los artículos 18 y 19 de la Ley 29571, Código de Protección y Defensa del Consumidor, en tanto la compañía aseguradora no habría cumplido con atender, dentro del plazo legal, la solicitud de otorgamiento de indemnización de la Póliza 3011900037286 del Seguro de Responsabilidad Civil Frente a Terceros presentada por el denunciante por el fallecimiento de su hijo, el señor [APELLIDO] Grabiel [APELLIDO] Cespedes.</w:t>
+        <w:t xml:space="preserve">SEGUNDO: admitir a trámite la denuncia del 13 de marzo de 2026 y el escrito del 30 de marzo de 2026, interpuesta por el señor [DENUNCIANTE] contra Mapfre Perú Compañía de Seguros y Reaseguros S.A., por la presunta infracción a los artículos 18 y 19 de la Ley 29571, Código de Protección y Defensa del Consumidor, en tanto la compañía aseguradora no habría cumplido con atender, dentro del plazo legal, la solicitud de otorgamiento de indemnización de la Póliza 3011900037286 del Seguro de Responsabilidad Civil Frente a Terceros presentada por el denunciante por el fallecimiento de su hijo, el señor [APELLIDO] [APELLIDO] Cespedes.</w:t>
       </w:r>
       <w:r>
         <w:rPr>

--- a/plantillas_maestras/01_seguro_vehicular/materia_general_asegurativa/2_o_mas_ddos_varios/varon/TPL_0875_2026_SEGURO_VEHICULAR_MATERIA_GENERAL_ASEGURATIVA_ASEGURADORA_VARON_R2.docx
+++ b/plantillas_maestras/01_seguro_vehicular/materia_general_asegurativa/2_o_mas_ddos_varios/varon/TPL_0875_2026_SEGURO_VEHICULAR_MATERIA_GENERAL_ASEGURATIVA_ASEGURADORA_VARON_R2.docx
@@ -709,6 +709,7 @@
       </w:r>
       <w:r>
         <w:rPr>
+          <w:rStyle w:val="Refdenotaalpie"/>
           <w:rFonts w:ascii="Arial Narrow" w:eastAsia="Times New Roman" w:hAnsi="Arial Narrow" w:cs="Times New Roman"/>
           <w:color w:val="000000"/>
           <w:kern w:val="0"/>
@@ -2164,6 +2165,7 @@
       <w:bookmarkEnd w:id="5"/>
       <w:r>
         <w:rPr>
+          <w:rStyle w:val="Refdenotaalpie"/>
           <w:rFonts w:ascii="Arial Narrow" w:eastAsia="Arial Narrow" w:hAnsi="Arial Narrow" w:cs="Arial Narrow"/>
           <w:kern w:val="0"/>
           <w:vertAlign w:val="superscript"/>
@@ -2270,6 +2272,7 @@
       <w:bookmarkEnd w:id="7"/>
       <w:r>
         <w:rPr>
+          <w:rStyle w:val="Refdenotaalpie"/>
           <w:rFonts w:ascii="Arial Narrow" w:eastAsia="Arial Narrow" w:hAnsi="Arial Narrow" w:cs="Arial"/>
           <w:kern w:val="0"/>
           <w:vertAlign w:val="superscript"/>
@@ -2322,6 +2325,7 @@
       </w:r>
       <w:r>
         <w:rPr>
+          <w:rStyle w:val="Refdenotaalpie"/>
           <w:rFonts w:ascii="Arial Narrow" w:eastAsia="Arial Narrow" w:hAnsi="Arial Narrow" w:cs="Arial Narrow"/>
           <w:kern w:val="0"/>
           <w:vertAlign w:val="superscript"/>
@@ -3532,6 +3536,7 @@
       </w:r>
       <w:r>
         <w:rPr>
+          <w:rStyle w:val="Refdenotaalpie"/>
           <w:rFonts w:ascii="Arial Narrow" w:eastAsia="Calibri" w:hAnsi="Arial Narrow" w:cs="Arial"/>
           <w:kern w:val="0"/>
           <w:vertAlign w:val="superscript"/>
@@ -3576,6 +3581,7 @@
       </w:r>
       <w:r>
         <w:rPr>
+          <w:rStyle w:val="Refdenotaalpie"/>
           <w:rFonts w:ascii="Arial Narrow" w:eastAsia="Calibri" w:hAnsi="Arial Narrow" w:cs="Arial"/>
           <w:spacing w:val="-2"/>
           <w:kern w:val="0"/>
@@ -4067,6 +4073,7 @@
       </w:r>
       <w:r>
         <w:rPr>
+          <w:rStyle w:val="Refdenotaalpie"/>
           <w:rFonts w:ascii="Arial Narrow" w:eastAsia="Arial Narrow" w:hAnsi="Arial Narrow" w:cs="Times New Roman"/>
           <w:color w:val="000000"/>
           <w:kern w:val="0"/>
@@ -4159,6 +4166,7 @@
       </w:r>
       <w:r>
         <w:rPr>
+          <w:rStyle w:val="Refdenotaalpie"/>
           <w:rFonts w:ascii="Arial Narrow" w:eastAsia="Arial Narrow" w:hAnsi="Arial Narrow" w:cs="Times New Roman"/>
           <w:color w:val="000000"/>
           <w:kern w:val="0"/>
@@ -4222,6 +4230,7 @@
       </w:r>
       <w:r>
         <w:rPr>
+          <w:rStyle w:val="Refdenotaalpie"/>
           <w:rFonts w:ascii="Arial Narrow" w:eastAsia="Arial Narrow" w:hAnsi="Arial Narrow" w:cs="Times New Roman"/>
           <w:color w:val="000000"/>
           <w:kern w:val="0"/>
@@ -4414,6 +4423,7 @@
       </w:r>
       <w:r>
         <w:rPr>
+          <w:rStyle w:val="Refdenotaalpie"/>
           <w:rFonts w:ascii="Arial Narrow" w:eastAsia="Calibri" w:hAnsi="Arial Narrow" w:cs="Arial"/>
           <w:kern w:val="0"/>
           <w:vertAlign w:val="superscript"/>
@@ -4680,6 +4690,7 @@
       </w:r>
       <w:r>
         <w:rPr>
+          <w:rStyle w:val="Refdenotaalpie"/>
           <w:rFonts w:ascii="Arial Narrow" w:hAnsi="Arial Narrow"/>
           <w:vertAlign w:val="superscript"/>
         </w:rPr>
@@ -4838,7 +4849,6 @@
           <w:b/>
           <w:color w:val="000000"/>
           <w:kern w:val="0"/>
-          <w:highlight w:val="magenta"/>
           <w:lang w:val="es-ES" w:eastAsia="es-PE"/>
           <w14:ligatures w14:val="none"/>
         </w:rPr>
@@ -5029,14 +5039,14 @@
         <w:tab w:val="right" w:pos="8838"/>
       </w:tabs>
       <w:rPr>
-        <w:rFonts w:ascii="Arial" w:eastAsia="Arial" w:hAnsi="Arial" w:cs="Arial"/>
+        <w:rFonts w:ascii="Arial Narrow" w:eastAsia="Arial" w:hAnsi="Arial Narrow" w:cs="Arial"/>
         <w:sz w:val="16"/>
         <w:szCs w:val="16"/>
       </w:rPr>
     </w:pPr>
     <w:r>
       <w:rPr>
-        <w:rFonts w:ascii="Arial" w:eastAsia="Arial" w:hAnsi="Arial" w:cs="Arial"/>
+        <w:rFonts w:ascii="Arial Narrow" w:eastAsia="Arial" w:hAnsi="Arial Narrow" w:cs="Arial"/>
         <w:sz w:val="16"/>
         <w:szCs w:val="16"/>
       </w:rPr>
@@ -5050,7 +5060,7 @@
     </w:pPr>
     <w:r>
       <w:rPr>
-        <w:rFonts w:ascii="Arial" w:eastAsia="Arial" w:hAnsi="Arial" w:cs="Arial"/>
+        <w:rFonts w:ascii="Arial Narrow" w:eastAsia="Arial" w:hAnsi="Arial Narrow" w:cs="Arial"/>
         <w:sz w:val="16"/>
         <w:szCs w:val="16"/>
       </w:rPr>
@@ -5058,7 +5068,7 @@
     </w:r>
     <w:r>
       <w:rPr>
-        <w:rFonts w:ascii="Arial" w:eastAsia="Arial" w:hAnsi="Arial" w:cs="Arial"/>
+        <w:rFonts w:ascii="Arial Narrow" w:eastAsia="Arial" w:hAnsi="Arial Narrow" w:cs="Arial"/>
         <w:sz w:val="16"/>
         <w:szCs w:val="16"/>
       </w:rPr>
@@ -5066,7 +5076,7 @@
     </w:r>
     <w:r>
       <w:rPr>
-        <w:rFonts w:ascii="Arial" w:eastAsia="Arial" w:hAnsi="Arial" w:cs="Arial"/>
+        <w:rFonts w:ascii="Arial Narrow" w:eastAsia="Arial" w:hAnsi="Arial Narrow" w:cs="Arial"/>
         <w:sz w:val="16"/>
         <w:szCs w:val="16"/>
       </w:rPr>
@@ -5074,7 +5084,7 @@
     </w:r>
     <w:r>
       <w:rPr>
-        <w:rFonts w:ascii="Arial" w:eastAsia="Arial" w:hAnsi="Arial" w:cs="Arial"/>
+        <w:rFonts w:ascii="Arial Narrow" w:eastAsia="Arial" w:hAnsi="Arial Narrow" w:cs="Arial"/>
         <w:sz w:val="16"/>
         <w:szCs w:val="16"/>
       </w:rPr>
@@ -5082,7 +5092,7 @@
     </w:r>
     <w:r>
       <w:rPr>
-        <w:rFonts w:ascii="Arial" w:eastAsia="Arial" w:hAnsi="Arial" w:cs="Arial"/>
+        <w:rFonts w:ascii="Arial Narrow" w:eastAsia="Arial" w:hAnsi="Arial Narrow" w:cs="Arial"/>
         <w:sz w:val="16"/>
         <w:szCs w:val="16"/>
       </w:rPr>
@@ -5143,6 +5153,7 @@
           <w:rFonts w:ascii="Arial Narrow" w:hAnsi="Arial Narrow" w:cs="Arial"/>
           <w:sz w:val="16"/>
           <w:szCs w:val="16"/>
+          <w:vertAlign w:val="superscript"/>
         </w:rPr>
         <w:footnoteRef/>
       </w:r>
@@ -5219,6 +5230,7 @@
           <w:rFonts w:ascii="Arial Narrow" w:hAnsi="Arial Narrow" w:cs="Arial"/>
           <w:sz w:val="16"/>
           <w:szCs w:val="16"/>
+          <w:vertAlign w:val="superscript"/>
         </w:rPr>
         <w:footnoteRef/>
       </w:r>
@@ -5481,6 +5493,7 @@
           <w:rFonts w:ascii="Arial Narrow" w:hAnsi="Arial Narrow"/>
           <w:sz w:val="16"/>
           <w:szCs w:val="16"/>
+          <w:vertAlign w:val="superscript"/>
         </w:rPr>
         <w:footnoteRef/>
       </w:r>
@@ -5670,6 +5683,7 @@
           <w:rFonts w:ascii="Arial Narrow" w:hAnsi="Arial Narrow" w:cs="Arial"/>
           <w:sz w:val="16"/>
           <w:szCs w:val="16"/>
+          <w:vertAlign w:val="superscript"/>
         </w:rPr>
         <w:footnoteRef/>
       </w:r>
@@ -5843,6 +5857,7 @@
           <w:rFonts w:ascii="Arial Narrow" w:hAnsi="Arial Narrow" w:cs="Arial"/>
           <w:sz w:val="16"/>
           <w:szCs w:val="16"/>
+          <w:vertAlign w:val="superscript"/>
         </w:rPr>
         <w:footnoteRef/>
       </w:r>
@@ -5933,6 +5948,7 @@
           <w:rFonts w:ascii="Arial Narrow" w:hAnsi="Arial Narrow" w:cs="Arial"/>
           <w:sz w:val="16"/>
           <w:szCs w:val="16"/>
+          <w:vertAlign w:val="superscript"/>
         </w:rPr>
         <w:footnoteRef/>
       </w:r>
@@ -6126,7 +6142,7 @@
       </w:pPr>
       <w:r>
         <w:rPr>
-          <w:rStyle w:val="TextonotapieCar"/>
+          <w:rStyle w:val="Refdenotaalpie"/>
           <w:rFonts w:ascii="Arial Narrow" w:hAnsi="Arial Narrow" w:cs="Arial"/>
           <w:sz w:val="16"/>
           <w:szCs w:val="16"/>
@@ -6349,6 +6365,7 @@
           <w:rFonts w:ascii="Arial Narrow" w:hAnsi="Arial Narrow" w:cs="Arial"/>
           <w:sz w:val="16"/>
           <w:szCs w:val="16"/>
+          <w:vertAlign w:val="superscript"/>
         </w:rPr>
         <w:footnoteRef/>
       </w:r>
@@ -7201,6 +7218,7 @@
           <w:rFonts w:ascii="Arial Narrow" w:hAnsi="Arial Narrow" w:cs="Arial"/>
           <w:sz w:val="16"/>
           <w:szCs w:val="16"/>
+          <w:vertAlign w:val="superscript"/>
         </w:rPr>
         <w:footnoteRef/>
       </w:r>
@@ -7428,6 +7446,7 @@
           <w:bCs/>
           <w:sz w:val="16"/>
           <w:szCs w:val="16"/>
+          <w:vertAlign w:val="superscript"/>
         </w:rPr>
         <w:footnoteRef/>
       </w:r>
@@ -7542,6 +7561,7 @@
           <w:rFonts w:ascii="Arial Narrow" w:hAnsi="Arial Narrow" w:cs="Arial"/>
           <w:sz w:val="16"/>
           <w:szCs w:val="16"/>
+          <w:vertAlign w:val="superscript"/>
         </w:rPr>
         <w:footnoteRef/>
       </w:r>
@@ -10030,6 +10050,17 @@
       <w:szCs w:val="20"/>
     </w:rPr>
   </w:style>
+  <w:style w:type="character" w:styleId="FootnoteReference">
+    <w:name w:val="footnote reference"/>
+    <w:basedOn w:val="Fuentedeprrafopredeter"/>
+    <w:uiPriority w:val="99"/>
+    <w:semiHidden/>
+    <w:unhideWhenUsed/>
+    <w:rPr>
+      <w:rFonts w:ascii="Arial Narrow" w:hAnsi="Arial Narrow"/>
+      <w:vertAlign w:val="superscript"/>
+    </w:rPr>
+  </w:style>
 </w:styles>
 </file>
 

--- a/plantillas_maestras/01_seguro_vehicular/materia_general_asegurativa/2_o_mas_ddos_varios/varon/TPL_0875_2026_SEGURO_VEHICULAR_MATERIA_GENERAL_ASEGURATIVA_ASEGURADORA_VARON_R2.docx
+++ b/plantillas_maestras/01_seguro_vehicular/materia_general_asegurativa/2_o_mas_ddos_varios/varon/TPL_0875_2026_SEGURO_VEHICULAR_MATERIA_GENERAL_ASEGURATIVA_ASEGURADORA_VARON_R2.docx
@@ -1,8 +1,8 @@
 
 <file path=word/document.xml><?xml version="1.0" encoding="utf-8"?>
-<w:document xmlns:wpc="http://schemas.microsoft.com/office/word/2010/wordprocessingCanvas" xmlns:cx="http://schemas.microsoft.com/office/drawing/2014/chartex" xmlns:cx1="http://schemas.microsoft.com/office/drawing/2015/9/8/chartex" xmlns:cx2="http://schemas.microsoft.com/office/drawing/2015/10/21/chartex" xmlns:cx3="http://schemas.microsoft.com/office/drawing/2016/5/9/chartex" xmlns:cx4="http://schemas.microsoft.com/office/drawing/2016/5/10/chartex" xmlns:cx5="http://schemas.microsoft.com/office/drawing/2016/5/11/chartex" xmlns:cx6="http://schemas.microsoft.com/office/drawing/2016/5/12/chartex" xmlns:cx7="http://schemas.microsoft.com/office/drawing/2016/5/13/chartex" xmlns:cx8="http://schemas.microsoft.com/office/drawing/2016/5/14/chartex" xmlns:mc="http://schemas.openxmlformats.org/markup-compatibility/2006" xmlns:aink="http://schemas.microsoft.com/office/drawing/2016/ink" xmlns:am3d="http://schemas.microsoft.com/office/drawing/2017/model3d" xmlns:o="urn:schemas-microsoft-com:office:office" xmlns:oel="http://schemas.microsoft.com/office/2019/extlst" xmlns:r="http://schemas.openxmlformats.org/officeDocument/2006/relationships" xmlns:m="http://schemas.openxmlformats.org/officeDocument/2006/math" xmlns:v="urn:schemas-microsoft-com:vml" xmlns:wp14="http://schemas.microsoft.com/office/word/2010/wordprocessingDrawing" xmlns:wp="http://schemas.openxmlformats.org/drawingml/2006/wordprocessingDrawing" xmlns:w10="urn:schemas-microsoft-com:office:word" xmlns:w="http://schemas.openxmlformats.org/wordprocessingml/2006/main" xmlns:w14="http://schemas.microsoft.com/office/word/2010/wordml" xmlns:w15="http://schemas.microsoft.com/office/word/2012/wordml" xmlns:w16cex="http://schemas.microsoft.com/office/word/2018/wordml/cex" xmlns:w16cid="http://schemas.microsoft.com/office/word/2016/wordml/cid" xmlns:w16="http://schemas.microsoft.com/office/word/2018/wordml" xmlns:w16du="http://schemas.microsoft.com/office/word/2023/wordml/word16du" xmlns:w16sdtdh="http://schemas.microsoft.com/office/word/2020/wordml/sdtdatahash" xmlns:w16sdtfl="http://schemas.microsoft.com/office/word/2024/wordml/sdtformatlock" xmlns:w16se="http://schemas.microsoft.com/office/word/2015/wordml/symex" xmlns:wpg="http://schemas.microsoft.com/office/word/2010/wordprocessingGroup" xmlns:wpi="http://schemas.microsoft.com/office/word/2010/wordprocessingInk" xmlns:wne="http://schemas.microsoft.com/office/word/2006/wordml" xmlns:wps="http://schemas.microsoft.com/office/word/2010/wordprocessingShape" mc:Ignorable="w14 w15 w16se w16cid w16 w16cex w16sdtdh w16sdtfl w16du wp14">
+<w:document xmlns:ns1="http://schemas.openxmlformats.org/markup-compatibility/2006" xmlns:ns2="http://schemas.microsoft.com/office/word/2010/wordml" xmlns:ns3="http://schemas.openxmlformats.org/officeDocument/2006/relationships" xmlns:w="http://schemas.openxmlformats.org/wordprocessingml/2006/main" ns1:Ignorable="w14 w15 w16se w16cid w16 w16cex w16sdtdh w16sdtfl w16du wp14">
   <w:body>
-    <w:p>
+    <w:p ns2:paraId="1B509B2D" ns2:textId="3093B79A">
       <w:pPr>
         <w:tabs>
           <w:tab w:val="left" w:pos="1701"/>
@@ -14,7 +14,7 @@
           <w:color w:val="000000"/>
           <w:kern w:val="0"/>
           <w:lang w:eastAsia="es-PE"/>
-          <w14:ligatures w14:val="none"/>
+          <ns2:ligatures ns2:val="none"/>
         </w:rPr>
       </w:pPr>
       <w:bookmarkStart w:id="0" w:name="_Hlk80343540"/>
@@ -25,7 +25,7 @@
           <w:color w:val="000000"/>
           <w:kern w:val="0"/>
           <w:lang w:eastAsia="es-PE"/>
-          <w14:ligatures w14:val="none"/>
+          <ns2:ligatures ns2:val="none"/>
         </w:rPr>
         <w:t xml:space="preserve">EXPEDIENTE </w:t>
       </w:r>
@@ -36,7 +36,7 @@
           <w:color w:val="000000"/>
           <w:kern w:val="0"/>
           <w:lang w:eastAsia="es-PE"/>
-          <w14:ligatures w14:val="none"/>
+          <ns2:ligatures ns2:val="none"/>
         </w:rPr>
         <w:tab/>
         <w:t>:</w:t>
@@ -48,7 +48,7 @@
           <w:color w:val="000000"/>
           <w:kern w:val="0"/>
           <w:lang w:eastAsia="es-PE"/>
-          <w14:ligatures w14:val="none"/>
+          <ns2:ligatures ns2:val="none"/>
         </w:rPr>
         <w:tab/>
       </w:r>
@@ -61,12 +61,12 @@
           <w:kern w:val="0"/>
           <w:shd w:val="clear" w:color="auto" w:fill="FFFFFF"/>
           <w:lang w:eastAsia="es-PE"/>
-          <w14:ligatures w14:val="none"/>
+          <ns2:ligatures ns2:val="none"/>
         </w:rPr>
         <w:t>0875-2026/CC1</w:t>
       </w:r>
     </w:p>
-    <w:p>
+    <w:p ns2:paraId="7E5DC22B" ns2:textId="193BE17E">
       <w:pPr>
         <w:tabs>
           <w:tab w:val="left" w:pos="1701"/>
@@ -81,17 +81,17 @@
           <w:color w:val="000000"/>
           <w:kern w:val="0"/>
           <w:lang w:eastAsia="es-PE"/>
-          <w14:ligatures w14:val="none"/>
-        </w:rPr>
-      </w:pPr>
-      <w:r>
-        <w:rPr>
-          <w:rFonts w:ascii="Arial Narrow" w:eastAsia="Arial Narrow" w:hAnsi="Arial Narrow" w:cs="Arial Narrow"/>
-          <w:b/>
-          <w:color w:val="000000"/>
-          <w:kern w:val="0"/>
-          <w:lang w:eastAsia="es-PE"/>
-          <w14:ligatures w14:val="none"/>
+          <ns2:ligatures ns2:val="none"/>
+        </w:rPr>
+      </w:pPr>
+      <w:r>
+        <w:rPr>
+          <w:rFonts w:ascii="Arial Narrow" w:eastAsia="Arial Narrow" w:hAnsi="Arial Narrow" w:cs="Arial Narrow"/>
+          <w:b/>
+          <w:color w:val="000000"/>
+          <w:kern w:val="0"/>
+          <w:lang w:eastAsia="es-PE"/>
+          <ns2:ligatures ns2:val="none"/>
         </w:rPr>
         <w:t xml:space="preserve">DENUNCIANTE:[DENUNCIANTE] (SEÑOR [APELLIDO])</w:t>
       </w:r>
@@ -102,7 +102,7 @@
           <w:color w:val="000000"/>
           <w:kern w:val="0"/>
           <w:lang w:eastAsia="es-PE"/>
-          <w14:ligatures w14:val="none"/>
+          <ns2:ligatures ns2:val="none"/>
         </w:rPr>
         <w:tab/>
         <w:t/>
@@ -114,7 +114,7 @@
           <w:color w:val="000000"/>
           <w:kern w:val="0"/>
           <w:lang w:eastAsia="es-PE"/>
-          <w14:ligatures w14:val="none"/>
+          <ns2:ligatures ns2:val="none"/>
         </w:rPr>
         <w:tab/>
       </w:r>
@@ -125,7 +125,7 @@
           <w:color w:val="000000"/>
           <w:kern w:val="0"/>
           <w:lang w:eastAsia="es-PE"/>
-          <w14:ligatures w14:val="none"/>
+          <ns2:ligatures ns2:val="none"/>
         </w:rPr>
         <w:t xml:space="preserve"/>
       </w:r>
@@ -136,7 +136,7 @@
           <w:color w:val="000000"/>
           <w:kern w:val="0"/>
           <w:lang w:eastAsia="es-PE"/>
-          <w14:ligatures w14:val="none"/>
+          <ns2:ligatures ns2:val="none"/>
         </w:rPr>
         <w:t/>
       </w:r>
@@ -147,7 +147,7 @@
           <w:color w:val="000000"/>
           <w:kern w:val="0"/>
           <w:lang w:eastAsia="es-PE"/>
-          <w14:ligatures w14:val="none"/>
+          <ns2:ligatures ns2:val="none"/>
         </w:rPr>
         <w:t xml:space="preserve"/>
       </w:r>
@@ -158,7 +158,7 @@
           <w:color w:val="000000"/>
           <w:kern w:val="0"/>
           <w:lang w:eastAsia="es-PE"/>
-          <w14:ligatures w14:val="none"/>
+          <ns2:ligatures ns2:val="none"/>
         </w:rPr>
         <w:t xml:space="preserve"/>
       </w:r>
@@ -169,7 +169,7 @@
           <w:color w:val="000000"/>
           <w:kern w:val="0"/>
           <w:lang w:eastAsia="es-PE"/>
-          <w14:ligatures w14:val="none"/>
+          <ns2:ligatures ns2:val="none"/>
         </w:rPr>
         <w:t/>
       </w:r>
@@ -180,12 +180,12 @@
           <w:color w:val="000000"/>
           <w:kern w:val="0"/>
           <w:lang w:eastAsia="es-PE"/>
-          <w14:ligatures w14:val="none"/>
+          <ns2:ligatures ns2:val="none"/>
         </w:rPr>
         <w:t/>
       </w:r>
     </w:p>
-    <w:p>
+    <w:p ns2:paraId="6DEEEDFE" ns2:textId="33CDB30A">
       <w:pPr>
         <w:tabs>
           <w:tab w:val="left" w:pos="1701"/>
@@ -200,17 +200,17 @@
           <w:color w:val="000000"/>
           <w:kern w:val="0"/>
           <w:lang w:eastAsia="es-PE"/>
-          <w14:ligatures w14:val="none"/>
-        </w:rPr>
-      </w:pPr>
-      <w:r>
-        <w:rPr>
-          <w:rFonts w:ascii="Arial Narrow" w:eastAsia="Arial Narrow" w:hAnsi="Arial Narrow" w:cs="Arial Narrow"/>
-          <w:b/>
-          <w:color w:val="000000"/>
-          <w:kern w:val="0"/>
-          <w:lang w:eastAsia="es-PE"/>
-          <w14:ligatures w14:val="none"/>
+          <ns2:ligatures ns2:val="none"/>
+        </w:rPr>
+      </w:pPr>
+      <w:r>
+        <w:rPr>
+          <w:rFonts w:ascii="Arial Narrow" w:eastAsia="Arial Narrow" w:hAnsi="Arial Narrow" w:cs="Arial Narrow"/>
+          <w:b/>
+          <w:color w:val="000000"/>
+          <w:kern w:val="0"/>
+          <w:lang w:eastAsia="es-PE"/>
+          <ns2:ligatures ns2:val="none"/>
         </w:rPr>
         <w:t>DENUNCIADO</w:t>
       </w:r>
@@ -221,7 +221,7 @@
           <w:color w:val="000000"/>
           <w:kern w:val="0"/>
           <w:lang w:eastAsia="es-PE"/>
-          <w14:ligatures w14:val="none"/>
+          <ns2:ligatures ns2:val="none"/>
         </w:rPr>
         <w:tab/>
         <w:t>:</w:t>
@@ -233,7 +233,7 @@
           <w:color w:val="000000"/>
           <w:kern w:val="0"/>
           <w:lang w:eastAsia="es-PE"/>
-          <w14:ligatures w14:val="none"/>
+          <ns2:ligatures ns2:val="none"/>
         </w:rPr>
         <w:tab/>
       </w:r>
@@ -244,7 +244,7 @@
           <w:color w:val="000000"/>
           <w:kern w:val="0"/>
           <w:lang w:eastAsia="es-PE"/>
-          <w14:ligatures w14:val="none"/>
+          <ns2:ligatures ns2:val="none"/>
         </w:rPr>
         <w:t xml:space="preserve">MAPFRE PERÚ COMPAÑÍA DE SEGUROS Y REASEGUROS S.A. </w:t>
       </w:r>
@@ -255,7 +255,7 @@
           <w:color w:val="000000"/>
           <w:kern w:val="0"/>
           <w:lang w:eastAsia="es-PE"/>
-          <w14:ligatures w14:val="none"/>
+          <ns2:ligatures ns2:val="none"/>
         </w:rPr>
         <w:t>(</w:t>
       </w:r>
@@ -266,7 +266,7 @@
           <w:color w:val="000000"/>
           <w:kern w:val="0"/>
           <w:lang w:eastAsia="es-PE"/>
-          <w14:ligatures w14:val="none"/>
+          <ns2:ligatures ns2:val="none"/>
         </w:rPr>
         <w:t>MAPFRE</w:t>
       </w:r>
@@ -277,12 +277,12 @@
           <w:color w:val="000000"/>
           <w:kern w:val="0"/>
           <w:lang w:eastAsia="es-PE"/>
-          <w14:ligatures w14:val="none"/>
+          <ns2:ligatures ns2:val="none"/>
         </w:rPr>
         <w:t>)</w:t>
       </w:r>
     </w:p>
-    <w:p>
+    <w:p ns2:paraId="022D2B94" ns2:textId="77777777">
       <w:pPr>
         <w:tabs>
           <w:tab w:val="left" w:pos="1701"/>
@@ -297,17 +297,17 @@
           <w:color w:val="000000"/>
           <w:kern w:val="0"/>
           <w:lang w:eastAsia="es-PE"/>
-          <w14:ligatures w14:val="none"/>
-        </w:rPr>
-      </w:pPr>
-      <w:r>
-        <w:rPr>
-          <w:rFonts w:ascii="Arial Narrow" w:eastAsia="Arial Narrow" w:hAnsi="Arial Narrow" w:cs="Arial Narrow"/>
-          <w:b/>
-          <w:color w:val="000000"/>
-          <w:kern w:val="0"/>
-          <w:lang w:eastAsia="es-PE"/>
-          <w14:ligatures w14:val="none"/>
+          <ns2:ligatures ns2:val="none"/>
+        </w:rPr>
+      </w:pPr>
+      <w:r>
+        <w:rPr>
+          <w:rFonts w:ascii="Arial Narrow" w:eastAsia="Arial Narrow" w:hAnsi="Arial Narrow" w:cs="Arial Narrow"/>
+          <w:b/>
+          <w:color w:val="000000"/>
+          <w:kern w:val="0"/>
+          <w:lang w:eastAsia="es-PE"/>
+          <ns2:ligatures ns2:val="none"/>
         </w:rPr>
         <w:t>MATERIAS</w:t>
       </w:r>
@@ -318,7 +318,7 @@
           <w:color w:val="000000"/>
           <w:kern w:val="0"/>
           <w:lang w:eastAsia="es-PE"/>
-          <w14:ligatures w14:val="none"/>
+          <ns2:ligatures ns2:val="none"/>
         </w:rPr>
         <w:tab/>
         <w:t xml:space="preserve">: </w:t>
@@ -330,13 +330,13 @@
           <w:color w:val="000000"/>
           <w:kern w:val="0"/>
           <w:lang w:eastAsia="es-PE"/>
-          <w14:ligatures w14:val="none"/>
+          <ns2:ligatures ns2:val="none"/>
         </w:rPr>
         <w:tab/>
         <w:t>ADMISIÓN A TRÁMITE</w:t>
       </w:r>
     </w:p>
-    <w:p>
+    <w:p ns2:paraId="19ED7B73" ns2:textId="450B467B">
       <w:pPr>
         <w:tabs>
           <w:tab w:val="left" w:pos="1701"/>
@@ -351,22 +351,22 @@
           <w:color w:val="000000"/>
           <w:kern w:val="0"/>
           <w:lang w:eastAsia="es-PE"/>
-          <w14:ligatures w14:val="none"/>
-        </w:rPr>
-      </w:pPr>
-      <w:r>
-        <w:rPr>
-          <w:rFonts w:ascii="Arial Narrow" w:eastAsia="Arial Narrow" w:hAnsi="Arial Narrow" w:cs="Arial Narrow"/>
-          <w:b/>
-          <w:color w:val="000000"/>
-          <w:kern w:val="0"/>
-          <w:lang w:eastAsia="es-PE"/>
-          <w14:ligatures w14:val="none"/>
+          <ns2:ligatures ns2:val="none"/>
+        </w:rPr>
+      </w:pPr>
+      <w:r>
+        <w:rPr>
+          <w:rFonts w:ascii="Arial Narrow" w:eastAsia="Arial Narrow" w:hAnsi="Arial Narrow" w:cs="Arial Narrow"/>
+          <w:b/>
+          <w:color w:val="000000"/>
+          <w:kern w:val="0"/>
+          <w:lang w:eastAsia="es-PE"/>
+          <ns2:ligatures ns2:val="none"/>
         </w:rPr>
         <w:t>REQUERIMIENTO DE INFORMACIÓN</w:t>
       </w:r>
     </w:p>
-    <w:p>
+    <w:p ns2:paraId="46A5A479" ns2:textId="77777777">
       <w:pPr>
         <w:tabs>
           <w:tab w:val="left" w:pos="1701"/>
@@ -380,17 +380,17 @@
           <w:color w:val="000000"/>
           <w:kern w:val="0"/>
           <w:lang w:eastAsia="es-PE"/>
-          <w14:ligatures w14:val="none"/>
-        </w:rPr>
-      </w:pPr>
-      <w:r>
-        <w:rPr>
-          <w:rFonts w:ascii="Arial Narrow" w:eastAsia="Arial Narrow" w:hAnsi="Arial Narrow" w:cs="Arial Narrow"/>
-          <w:b/>
-          <w:color w:val="000000"/>
-          <w:kern w:val="0"/>
-          <w:lang w:eastAsia="es-PE"/>
-          <w14:ligatures w14:val="none"/>
+          <ns2:ligatures ns2:val="none"/>
+        </w:rPr>
+      </w:pPr>
+      <w:r>
+        <w:rPr>
+          <w:rFonts w:ascii="Arial Narrow" w:eastAsia="Arial Narrow" w:hAnsi="Arial Narrow" w:cs="Arial Narrow"/>
+          <w:b/>
+          <w:color w:val="000000"/>
+          <w:kern w:val="0"/>
+          <w:lang w:eastAsia="es-PE"/>
+          <ns2:ligatures ns2:val="none"/>
         </w:rPr>
         <w:t xml:space="preserve">RESOLUCIÓN </w:t>
       </w:r>
@@ -401,7 +401,7 @@
           <w:color w:val="000000"/>
           <w:kern w:val="0"/>
           <w:lang w:eastAsia="es-PE"/>
-          <w14:ligatures w14:val="none"/>
+          <ns2:ligatures ns2:val="none"/>
         </w:rPr>
         <w:tab/>
         <w:t>:</w:t>
@@ -413,13 +413,13 @@
           <w:color w:val="000000"/>
           <w:kern w:val="0"/>
           <w:lang w:eastAsia="es-PE"/>
-          <w14:ligatures w14:val="none"/>
+          <ns2:ligatures ns2:val="none"/>
         </w:rPr>
         <w:tab/>
         <w:t>2</w:t>
       </w:r>
     </w:p>
-    <w:p>
+    <w:p ns2:paraId="5BA3A18D" ns2:textId="77777777">
       <w:pPr>
         <w:tabs>
           <w:tab w:val="left" w:pos="1014"/>
@@ -432,11 +432,11 @@
           <w:kern w:val="0"/>
           <w:shd w:val="clear" w:color="auto" w:fill="FFFFFF"/>
           <w:lang w:eastAsia="es-PE"/>
-          <w14:ligatures w14:val="none"/>
-        </w:rPr>
-      </w:pPr>
-    </w:p>
-    <w:p>
+          <ns2:ligatures ns2:val="none"/>
+        </w:rPr>
+      </w:pPr>
+    </w:p>
+    <w:p ns2:paraId="2F799822" ns2:textId="0F2B3704">
       <w:pPr>
         <w:tabs>
           <w:tab w:val="left" w:pos="1014"/>
@@ -449,7 +449,7 @@
           <w:kern w:val="0"/>
           <w:shd w:val="clear" w:color="auto" w:fill="FFFFFF"/>
           <w:lang w:eastAsia="es-PE"/>
-          <w14:ligatures w14:val="none"/>
+          <ns2:ligatures ns2:val="none"/>
         </w:rPr>
       </w:pPr>
       <w:r>
@@ -459,7 +459,7 @@
           <w:kern w:val="0"/>
           <w:shd w:val="clear" w:color="auto" w:fill="FFFFFF"/>
           <w:lang w:eastAsia="es-PE"/>
-          <w14:ligatures w14:val="none"/>
+          <ns2:ligatures ns2:val="none"/>
         </w:rPr>
         <w:t xml:space="preserve">Lima, </w:t>
       </w:r>
@@ -470,7 +470,7 @@
           <w:kern w:val="0"/>
           <w:shd w:val="clear" w:color="auto" w:fill="FFFFFF"/>
           <w:lang w:eastAsia="es-PE"/>
-          <w14:ligatures w14:val="none"/>
+          <ns2:ligatures ns2:val="none"/>
         </w:rPr>
         <w:t>9</w:t>
       </w:r>
@@ -481,7 +481,7 @@
           <w:kern w:val="0"/>
           <w:shd w:val="clear" w:color="auto" w:fill="FFFFFF"/>
           <w:lang w:eastAsia="es-PE"/>
-          <w14:ligatures w14:val="none"/>
+          <ns2:ligatures ns2:val="none"/>
         </w:rPr>
         <w:t xml:space="preserve"> de </w:t>
       </w:r>
@@ -492,7 +492,7 @@
           <w:kern w:val="0"/>
           <w:shd w:val="clear" w:color="auto" w:fill="FFFFFF"/>
           <w:lang w:eastAsia="es-PE"/>
-          <w14:ligatures w14:val="none"/>
+          <ns2:ligatures ns2:val="none"/>
         </w:rPr>
         <w:t>abril</w:t>
       </w:r>
@@ -503,12 +503,12 @@
           <w:kern w:val="0"/>
           <w:shd w:val="clear" w:color="auto" w:fill="FFFFFF"/>
           <w:lang w:eastAsia="es-PE"/>
-          <w14:ligatures w14:val="none"/>
+          <ns2:ligatures ns2:val="none"/>
         </w:rPr>
         <w:t xml:space="preserve"> de 2026</w:t>
       </w:r>
     </w:p>
-    <w:p>
+    <w:p ns2:paraId="66CE1821" ns2:textId="77777777">
       <w:pPr>
         <w:tabs>
           <w:tab w:val="left" w:pos="1014"/>
@@ -520,11 +520,11 @@
           <w:color w:val="000000"/>
           <w:kern w:val="0"/>
           <w:lang w:eastAsia="es-PE"/>
-          <w14:ligatures w14:val="none"/>
-        </w:rPr>
-      </w:pPr>
-    </w:p>
-    <w:p>
+          <ns2:ligatures ns2:val="none"/>
+        </w:rPr>
+      </w:pPr>
+    </w:p>
+    <w:p ns2:paraId="0B80AAA5" ns2:textId="4C1FFF3C">
       <w:pPr>
         <w:numPr>
           <w:ilvl w:val="0"/>
@@ -538,22 +538,22 @@
           <w:color w:val="000000"/>
           <w:kern w:val="0"/>
           <w:lang w:eastAsia="es-PE"/>
-          <w14:ligatures w14:val="none"/>
-        </w:rPr>
-      </w:pPr>
-      <w:r>
-        <w:rPr>
-          <w:rFonts w:ascii="Arial Narrow" w:eastAsia="Arial Narrow" w:hAnsi="Arial Narrow" w:cs="Arial Narrow"/>
-          <w:b/>
-          <w:color w:val="000000"/>
-          <w:kern w:val="0"/>
-          <w:lang w:eastAsia="es-PE"/>
-          <w14:ligatures w14:val="none"/>
+          <ns2:ligatures ns2:val="none"/>
+        </w:rPr>
+      </w:pPr>
+      <w:r>
+        <w:rPr>
+          <w:rFonts w:ascii="Arial Narrow" w:eastAsia="Arial Narrow" w:hAnsi="Arial Narrow" w:cs="Arial Narrow"/>
+          <w:b/>
+          <w:color w:val="000000"/>
+          <w:kern w:val="0"/>
+          <w:lang w:eastAsia="es-PE"/>
+          <ns2:ligatures ns2:val="none"/>
         </w:rPr>
         <w:t>HECHOS</w:t>
       </w:r>
     </w:p>
-    <w:p>
+    <w:p ns2:paraId="621F2AB2" ns2:textId="77777777">
       <w:pPr>
         <w:spacing w:after="0" w:line="240" w:lineRule="auto"/>
         <w:jc w:val="both"/>
@@ -562,11 +562,11 @@
           <w:color w:val="000000"/>
           <w:kern w:val="0"/>
           <w:lang w:eastAsia="es-PE"/>
-          <w14:ligatures w14:val="none"/>
-        </w:rPr>
-      </w:pPr>
-    </w:p>
-    <w:p>
+          <ns2:ligatures ns2:val="none"/>
+        </w:rPr>
+      </w:pPr>
+    </w:p>
+    <w:p ns2:paraId="60B5D5B0" ns2:textId="1598BE96">
       <w:pPr>
         <w:numPr>
           <w:ilvl w:val="1"/>
@@ -580,7 +580,7 @@
           <w:color w:val="000000"/>
           <w:kern w:val="0"/>
           <w:lang w:val="es-ES" w:eastAsia="es-ES"/>
-          <w14:ligatures w14:val="none"/>
+          <ns2:ligatures ns2:val="none"/>
         </w:rPr>
       </w:pPr>
       <w:r>
@@ -589,7 +589,7 @@
           <w:color w:val="000000"/>
           <w:kern w:val="0"/>
           <w:lang w:val="es-ES" w:eastAsia="es-ES"/>
-          <w14:ligatures w14:val="none"/>
+          <ns2:ligatures ns2:val="none"/>
         </w:rPr>
         <w:t xml:space="preserve">Mediante el escrito del 13 de marzo de 2026 y el escrito del 30 de marzo de 2026, el señor [APELLIDO] denunció a Mapfre por presuntas infracciones a la Ley 29571, Código de Protección y Defensa del Consumidor (en adelante, Código), señalando lo siguiente:</w:t>
       </w:r>
@@ -599,7 +599,7 @@
           <w:color w:val="000000"/>
           <w:kern w:val="0"/>
           <w:lang w:val="es-ES" w:eastAsia="es-ES"/>
-          <w14:ligatures w14:val="none"/>
+          <ns2:ligatures ns2:val="none"/>
         </w:rPr>
         <w:t/>
       </w:r>
@@ -607,7 +607,7 @@
         <w:rPr>
           <w:rFonts w:ascii="Arial Narrow" w:eastAsia="Calibri" w:hAnsi="Arial Narrow" w:cs="Arial"/>
           <w:kern w:val="0"/>
-          <w14:ligatures w14:val="none"/>
+          <ns2:ligatures ns2:val="none"/>
         </w:rPr>
         <w:t xml:space="preserve"/>
       </w:r>
@@ -615,7 +615,7 @@
         <w:rPr>
           <w:rFonts w:ascii="Arial Narrow" w:eastAsia="Calibri" w:hAnsi="Arial Narrow" w:cs="Arial"/>
           <w:kern w:val="0"/>
-          <w14:ligatures w14:val="none"/>
+          <ns2:ligatures ns2:val="none"/>
         </w:rPr>
         <w:t/>
       </w:r>
@@ -623,7 +623,7 @@
         <w:rPr>
           <w:rFonts w:ascii="Arial Narrow" w:eastAsia="Calibri" w:hAnsi="Arial Narrow" w:cs="Arial"/>
           <w:kern w:val="0"/>
-          <w14:ligatures w14:val="none"/>
+          <ns2:ligatures ns2:val="none"/>
         </w:rPr>
         <w:t/>
       </w:r>
@@ -631,7 +631,7 @@
         <w:rPr>
           <w:rFonts w:ascii="Arial Narrow" w:eastAsia="Calibri" w:hAnsi="Arial Narrow" w:cs="Arial"/>
           <w:kern w:val="0"/>
-          <w14:ligatures w14:val="none"/>
+          <ns2:ligatures ns2:val="none"/>
         </w:rPr>
         <w:t xml:space="preserve"/>
       </w:r>
@@ -639,7 +639,7 @@
         <w:rPr>
           <w:rFonts w:ascii="Arial Narrow" w:eastAsia="Calibri" w:hAnsi="Arial Narrow" w:cs="Arial"/>
           <w:kern w:val="0"/>
-          <w14:ligatures w14:val="none"/>
+          <ns2:ligatures ns2:val="none"/>
         </w:rPr>
         <w:t/>
       </w:r>
@@ -647,7 +647,7 @@
         <w:rPr>
           <w:rFonts w:ascii="Arial Narrow" w:eastAsia="Calibri" w:hAnsi="Arial Narrow" w:cs="Arial"/>
           <w:kern w:val="0"/>
-          <w14:ligatures w14:val="none"/>
+          <ns2:ligatures ns2:val="none"/>
         </w:rPr>
         <w:t xml:space="preserve"/>
       </w:r>
@@ -655,7 +655,7 @@
         <w:rPr>
           <w:rFonts w:ascii="Arial Narrow" w:eastAsia="Calibri" w:hAnsi="Arial Narrow" w:cs="Arial"/>
           <w:kern w:val="0"/>
-          <w14:ligatures w14:val="none"/>
+          <ns2:ligatures ns2:val="none"/>
         </w:rPr>
         <w:t xml:space="preserve"/>
       </w:r>
@@ -663,7 +663,7 @@
         <w:rPr>
           <w:rFonts w:ascii="Arial Narrow" w:eastAsia="Calibri" w:hAnsi="Arial Narrow" w:cs="Arial"/>
           <w:kern w:val="0"/>
-          <w14:ligatures w14:val="none"/>
+          <ns2:ligatures ns2:val="none"/>
         </w:rPr>
         <w:t/>
       </w:r>
@@ -673,7 +673,7 @@
           <w:color w:val="000000"/>
           <w:kern w:val="0"/>
           <w:lang w:val="es-ES" w:eastAsia="es-ES"/>
-          <w14:ligatures w14:val="none"/>
+          <ns2:ligatures ns2:val="none"/>
         </w:rPr>
         <w:t xml:space="preserve"/>
       </w:r>
@@ -683,7 +683,7 @@
           <w:color w:val="000000"/>
           <w:kern w:val="0"/>
           <w:lang w:val="es-ES" w:eastAsia="es-ES"/>
-          <w14:ligatures w14:val="none"/>
+          <ns2:ligatures ns2:val="none"/>
         </w:rPr>
         <w:t xml:space="preserve"/>
       </w:r>
@@ -693,7 +693,7 @@
           <w:color w:val="000000"/>
           <w:kern w:val="0"/>
           <w:lang w:val="es-ES" w:eastAsia="es-ES"/>
-          <w14:ligatures w14:val="none"/>
+          <ns2:ligatures ns2:val="none"/>
         </w:rPr>
         <w:t xml:space="preserve"/>
       </w:r>
@@ -703,7 +703,7 @@
           <w:color w:val="000000"/>
           <w:kern w:val="0"/>
           <w:lang w:val="es-ES" w:eastAsia="es-ES"/>
-          <w14:ligatures w14:val="none"/>
+          <ns2:ligatures ns2:val="none"/>
         </w:rPr>
         <w:t/>
       </w:r>
@@ -715,7 +715,7 @@
           <w:kern w:val="0"/>
           <w:vertAlign w:val="superscript"/>
           <w:lang w:val="es-ES" w:eastAsia="es-ES"/>
-          <w14:ligatures w14:val="none"/>
+          <ns2:ligatures ns2:val="none"/>
         </w:rPr>
         <w:footnoteReference w:id="1"/>
       </w:r>
@@ -725,7 +725,7 @@
           <w:color w:val="000000"/>
           <w:kern w:val="0"/>
           <w:lang w:val="es-ES" w:eastAsia="es-ES"/>
-          <w14:ligatures w14:val="none"/>
+          <ns2:ligatures ns2:val="none"/>
         </w:rPr>
         <w:t xml:space="preserve"/>
       </w:r>
@@ -736,12 +736,12 @@
           <w:color w:val="000000"/>
           <w:kern w:val="0"/>
           <w:lang w:val="es-ES" w:eastAsia="es-ES"/>
-          <w14:ligatures w14:val="none"/>
+          <ns2:ligatures ns2:val="none"/>
         </w:rPr>
         <w:t/>
       </w:r>
     </w:p>
-    <w:p>
+    <w:p ns2:paraId="512911CE" ns2:textId="77777777">
       <w:pPr>
         <w:spacing w:after="0" w:line="240" w:lineRule="auto"/>
         <w:jc w:val="both"/>
@@ -750,11 +750,11 @@
           <w:color w:val="000000"/>
           <w:kern w:val="0"/>
           <w:lang w:eastAsia="es-ES"/>
-          <w14:ligatures w14:val="none"/>
-        </w:rPr>
-      </w:pPr>
-    </w:p>
-    <w:p>
+          <ns2:ligatures ns2:val="none"/>
+        </w:rPr>
+      </w:pPr>
+    </w:p>
+    <w:p ns2:paraId="6E88BE43" ns2:textId="49BE4E79">
       <w:pPr>
         <w:pStyle w:val="Prrafodelista"/>
         <w:numPr>
@@ -772,7 +772,7 @@
           <w:color w:val="000000"/>
           <w:kern w:val="0"/>
           <w:lang w:eastAsia="es-ES"/>
-          <w14:ligatures w14:val="none"/>
+          <ns2:ligatures ns2:val="none"/>
         </w:rPr>
       </w:pPr>
       <w:r>
@@ -781,7 +781,7 @@
           <w:color w:val="000000"/>
           <w:kern w:val="0"/>
           <w:lang w:eastAsia="es-ES"/>
-          <w14:ligatures w14:val="none"/>
+          <ns2:ligatures ns2:val="none"/>
         </w:rPr>
         <w:t xml:space="preserve">El 27 de julio del 2021, el vehículo con Placa de Rodaje A8F-905 asegurado con el Seguro de Responsabilidad Civil Frente a Terceros – Póliza 3011900037286 (en adelante, Seguro de Responsabilidad Civil Frente a Terceros), estuvo involucrado en un accidente de tránsito, como consecuencia del cual se produjo el fallecimiento de su hijo, el señor [APELLIDO] [APELLIDO] Cespedes (en adelante, hijo).</w:t>
       </w:r>
@@ -791,7 +791,7 @@
           <w:color w:val="000000"/>
           <w:kern w:val="0"/>
           <w:lang w:eastAsia="es-ES"/>
-          <w14:ligatures w14:val="none"/>
+          <ns2:ligatures ns2:val="none"/>
         </w:rPr>
         <w:t xml:space="preserve"/>
       </w:r>
@@ -801,7 +801,7 @@
           <w:color w:val="000000"/>
           <w:kern w:val="0"/>
           <w:lang w:eastAsia="es-ES"/>
-          <w14:ligatures w14:val="none"/>
+          <ns2:ligatures ns2:val="none"/>
         </w:rPr>
         <w:t xml:space="preserve"/>
       </w:r>
@@ -811,7 +811,7 @@
           <w:color w:val="000000"/>
           <w:kern w:val="0"/>
           <w:lang w:eastAsia="es-ES"/>
-          <w14:ligatures w14:val="none"/>
+          <ns2:ligatures ns2:val="none"/>
         </w:rPr>
         <w:t/>
       </w:r>
@@ -821,7 +821,7 @@
           <w:color w:val="000000"/>
           <w:kern w:val="0"/>
           <w:lang w:eastAsia="es-ES"/>
-          <w14:ligatures w14:val="none"/>
+          <ns2:ligatures ns2:val="none"/>
         </w:rPr>
         <w:t xml:space="preserve"/>
       </w:r>
@@ -831,7 +831,7 @@
           <w:color w:val="000000"/>
           <w:kern w:val="0"/>
           <w:lang w:eastAsia="es-ES"/>
-          <w14:ligatures w14:val="none"/>
+          <ns2:ligatures ns2:val="none"/>
         </w:rPr>
         <w:t xml:space="preserve"/>
       </w:r>
@@ -841,7 +841,7 @@
           <w:color w:val="000000"/>
           <w:kern w:val="0"/>
           <w:lang w:eastAsia="es-ES"/>
-          <w14:ligatures w14:val="none"/>
+          <ns2:ligatures ns2:val="none"/>
         </w:rPr>
         <w:t xml:space="preserve"/>
       </w:r>
@@ -851,7 +851,7 @@
           <w:color w:val="000000"/>
           <w:kern w:val="0"/>
           <w:lang w:eastAsia="es-ES"/>
-          <w14:ligatures w14:val="none"/>
+          <ns2:ligatures ns2:val="none"/>
         </w:rPr>
         <w:t xml:space="preserve"/>
       </w:r>
@@ -861,12 +861,12 @@
           <w:color w:val="000000"/>
           <w:kern w:val="0"/>
           <w:lang w:eastAsia="es-ES"/>
-          <w14:ligatures w14:val="none"/>
+          <ns2:ligatures ns2:val="none"/>
         </w:rPr>
         <w:t/>
       </w:r>
     </w:p>
-    <w:p>
+    <w:p ns2:paraId="0EF8047B" ns2:textId="77777777">
       <w:pPr>
         <w:pStyle w:val="Prrafodelista"/>
         <w:spacing w:after="0" w:line="240" w:lineRule="auto"/>
@@ -877,11 +877,11 @@
           <w:color w:val="000000"/>
           <w:kern w:val="0"/>
           <w:lang w:eastAsia="es-ES"/>
-          <w14:ligatures w14:val="none"/>
-        </w:rPr>
-      </w:pPr>
-    </w:p>
-    <w:p>
+          <ns2:ligatures ns2:val="none"/>
+        </w:rPr>
+      </w:pPr>
+    </w:p>
+    <w:p ns2:paraId="5E118973" ns2:textId="4B94B48A">
       <w:pPr>
         <w:pStyle w:val="Prrafodelista"/>
         <w:numPr>
@@ -899,7 +899,7 @@
           <w:color w:val="000000"/>
           <w:kern w:val="0"/>
           <w:lang w:eastAsia="es-ES"/>
-          <w14:ligatures w14:val="none"/>
+          <ns2:ligatures ns2:val="none"/>
         </w:rPr>
       </w:pPr>
       <w:r>
@@ -908,7 +908,7 @@
           <w:color w:val="000000"/>
           <w:kern w:val="0"/>
           <w:lang w:eastAsia="es-ES"/>
-          <w14:ligatures w14:val="none"/>
+          <ns2:ligatures ns2:val="none"/>
         </w:rPr>
         <w:t xml:space="preserve">El 12 de noviembre del 2025, presentó ante </w:t>
       </w:r>
@@ -918,7 +918,7 @@
           <w:color w:val="000000"/>
           <w:kern w:val="0"/>
           <w:lang w:val="es-ES" w:eastAsia="es-ES"/>
-          <w14:ligatures w14:val="none"/>
+          <ns2:ligatures ns2:val="none"/>
         </w:rPr>
         <w:t xml:space="preserve">Mapfre </w:t>
       </w:r>
@@ -928,7 +928,7 @@
           <w:color w:val="000000"/>
           <w:kern w:val="0"/>
           <w:lang w:eastAsia="es-ES"/>
-          <w14:ligatures w14:val="none"/>
+          <ns2:ligatures ns2:val="none"/>
         </w:rPr>
         <w:t>una solicitud requiriendo el pago de la indemnización del Seguro de Responsabilidad Civil Frente a Terceros correspondiente al fallecimiento</w:t>
       </w:r>
@@ -938,7 +938,7 @@
           <w:color w:val="000000"/>
           <w:kern w:val="0"/>
           <w:lang w:eastAsia="es-ES"/>
-          <w14:ligatures w14:val="none"/>
+          <ns2:ligatures ns2:val="none"/>
         </w:rPr>
         <w:t xml:space="preserve"> de su hijo</w:t>
       </w:r>
@@ -948,7 +948,7 @@
           <w:color w:val="000000"/>
           <w:kern w:val="0"/>
           <w:lang w:eastAsia="es-ES"/>
-          <w14:ligatures w14:val="none"/>
+          <ns2:ligatures ns2:val="none"/>
         </w:rPr>
         <w:t>.</w:t>
       </w:r>
@@ -958,7 +958,7 @@
           <w:color w:val="000000"/>
           <w:kern w:val="0"/>
           <w:lang w:eastAsia="es-ES"/>
-          <w14:ligatures w14:val="none"/>
+          <ns2:ligatures ns2:val="none"/>
         </w:rPr>
         <w:t xml:space="preserve"> No obstante</w:t>
       </w:r>
@@ -968,7 +968,7 @@
           <w:color w:val="000000"/>
           <w:kern w:val="0"/>
           <w:lang w:eastAsia="es-ES"/>
-          <w14:ligatures w14:val="none"/>
+          <ns2:ligatures ns2:val="none"/>
         </w:rPr>
         <w:t>,</w:t>
       </w:r>
@@ -978,7 +978,7 @@
           <w:color w:val="000000"/>
           <w:kern w:val="0"/>
           <w:lang w:eastAsia="es-ES"/>
-          <w14:ligatures w14:val="none"/>
+          <ns2:ligatures ns2:val="none"/>
         </w:rPr>
         <w:t xml:space="preserve"> hasta la fecha,</w:t>
       </w:r>
@@ -988,7 +988,7 @@
           <w:color w:val="000000"/>
           <w:kern w:val="0"/>
           <w:lang w:eastAsia="es-ES"/>
-          <w14:ligatures w14:val="none"/>
+          <ns2:ligatures ns2:val="none"/>
         </w:rPr>
         <w:t xml:space="preserve"> no obtuvo respuesta</w:t>
       </w:r>
@@ -998,7 +998,7 @@
           <w:color w:val="000000"/>
           <w:kern w:val="0"/>
           <w:lang w:eastAsia="es-ES"/>
-          <w14:ligatures w14:val="none"/>
+          <ns2:ligatures ns2:val="none"/>
         </w:rPr>
         <w:t>,</w:t>
       </w:r>
@@ -1008,7 +1008,7 @@
           <w:color w:val="000000"/>
           <w:kern w:val="0"/>
           <w:lang w:eastAsia="es-ES"/>
-          <w14:ligatures w14:val="none"/>
+          <ns2:ligatures ns2:val="none"/>
         </w:rPr>
         <w:t xml:space="preserve"> </w:t>
       </w:r>
@@ -1018,7 +1018,7 @@
           <w:color w:val="000000"/>
           <w:kern w:val="0"/>
           <w:lang w:eastAsia="es-ES"/>
-          <w14:ligatures w14:val="none"/>
+          <ns2:ligatures ns2:val="none"/>
         </w:rPr>
         <w:t xml:space="preserve">dentro del plazo legal, </w:t>
       </w:r>
@@ -1028,7 +1028,7 @@
           <w:color w:val="000000"/>
           <w:kern w:val="0"/>
           <w:lang w:eastAsia="es-ES"/>
-          <w14:ligatures w14:val="none"/>
+          <ns2:ligatures ns2:val="none"/>
         </w:rPr>
         <w:t xml:space="preserve">por parte de la </w:t>
       </w:r>
@@ -1038,7 +1038,7 @@
           <w:color w:val="000000"/>
           <w:kern w:val="0"/>
           <w:lang w:eastAsia="es-ES"/>
-          <w14:ligatures w14:val="none"/>
+          <ns2:ligatures ns2:val="none"/>
         </w:rPr>
         <w:t>compañía aseguradora</w:t>
       </w:r>
@@ -1048,7 +1048,7 @@
           <w:color w:val="000000"/>
           <w:kern w:val="0"/>
           <w:lang w:eastAsia="es-ES"/>
-          <w14:ligatures w14:val="none"/>
+          <ns2:ligatures ns2:val="none"/>
         </w:rPr>
         <w:t xml:space="preserve"> respecto de</w:t>
       </w:r>
@@ -1058,7 +1058,7 @@
           <w:color w:val="000000"/>
           <w:kern w:val="0"/>
           <w:lang w:eastAsia="es-ES"/>
-          <w14:ligatures w14:val="none"/>
+          <ns2:ligatures ns2:val="none"/>
         </w:rPr>
         <w:t xml:space="preserve"> su solicitud</w:t>
       </w:r>
@@ -1068,12 +1068,12 @@
           <w:color w:val="000000"/>
           <w:kern w:val="0"/>
           <w:lang w:eastAsia="es-ES"/>
-          <w14:ligatures w14:val="none"/>
+          <ns2:ligatures ns2:val="none"/>
         </w:rPr>
         <w:t xml:space="preserve"> de pago de la indemnización solicitada.</w:t>
       </w:r>
     </w:p>
-    <w:p>
+    <w:p ns2:paraId="61D2EB40" ns2:textId="77777777">
       <w:pPr>
         <w:pStyle w:val="Prrafodelista"/>
         <w:spacing w:after="0" w:line="240" w:lineRule="auto"/>
@@ -1084,11 +1084,11 @@
           <w:color w:val="000000"/>
           <w:kern w:val="0"/>
           <w:lang w:eastAsia="es-ES"/>
-          <w14:ligatures w14:val="none"/>
-        </w:rPr>
-      </w:pPr>
-    </w:p>
-    <w:p>
+          <ns2:ligatures ns2:val="none"/>
+        </w:rPr>
+      </w:pPr>
+    </w:p>
+    <w:p ns2:paraId="7397D45B" ns2:textId="735A983D">
       <w:pPr>
         <w:pStyle w:val="Prrafodelista"/>
         <w:numPr>
@@ -1106,7 +1106,7 @@
           <w:color w:val="000000"/>
           <w:kern w:val="0"/>
           <w:lang w:eastAsia="es-ES"/>
-          <w14:ligatures w14:val="none"/>
+          <ns2:ligatures ns2:val="none"/>
         </w:rPr>
       </w:pPr>
       <w:r>
@@ -1115,7 +1115,7 @@
           <w:color w:val="000000"/>
           <w:kern w:val="0"/>
           <w:lang w:eastAsia="es-ES"/>
-          <w14:ligatures w14:val="none"/>
+          <ns2:ligatures ns2:val="none"/>
         </w:rPr>
         <w:t>Por otra parte,</w:t>
       </w:r>
@@ -1125,7 +1125,7 @@
           <w:color w:val="000000"/>
           <w:kern w:val="0"/>
           <w:lang w:eastAsia="es-ES"/>
-          <w14:ligatures w14:val="none"/>
+          <ns2:ligatures ns2:val="none"/>
         </w:rPr>
         <w:t xml:space="preserve"> el Seguro de Responsabilidad Civil Frente a Terceros contemplaba un monto de indemnización ascendente a US$100 000,00, habiéndose efectuado previamente el pago del 50% equivalente a US$</w:t>
       </w:r>
@@ -1135,7 +1135,7 @@
           <w:color w:val="000000"/>
           <w:kern w:val="0"/>
           <w:lang w:eastAsia="es-ES"/>
-          <w14:ligatures w14:val="none"/>
+          <ns2:ligatures ns2:val="none"/>
         </w:rPr>
         <w:t xml:space="preserve"> </w:t>
       </w:r>
@@ -1145,7 +1145,7 @@
           <w:color w:val="000000"/>
           <w:kern w:val="0"/>
           <w:lang w:eastAsia="es-ES"/>
-          <w14:ligatures w14:val="none"/>
+          <ns2:ligatures ns2:val="none"/>
         </w:rPr>
         <w:t>50 000,00 a favor de la madre de</w:t>
       </w:r>
@@ -1155,7 +1155,7 @@
           <w:color w:val="000000"/>
           <w:kern w:val="0"/>
           <w:lang w:eastAsia="es-ES"/>
-          <w14:ligatures w14:val="none"/>
+          <ns2:ligatures ns2:val="none"/>
         </w:rPr>
         <w:t xml:space="preserve"> su hijo</w:t>
       </w:r>
@@ -1165,7 +1165,7 @@
           <w:color w:val="000000"/>
           <w:kern w:val="0"/>
           <w:lang w:eastAsia="es-ES"/>
-          <w14:ligatures w14:val="none"/>
+          <ns2:ligatures ns2:val="none"/>
         </w:rPr>
         <w:t>, quedando pendiente el pago del 50% restante equivalente a US$</w:t>
       </w:r>
@@ -1175,7 +1175,7 @@
           <w:color w:val="000000"/>
           <w:kern w:val="0"/>
           <w:lang w:eastAsia="es-ES"/>
-          <w14:ligatures w14:val="none"/>
+          <ns2:ligatures ns2:val="none"/>
         </w:rPr>
         <w:t xml:space="preserve"> </w:t>
       </w:r>
@@ -1185,7 +1185,7 @@
           <w:color w:val="000000"/>
           <w:kern w:val="0"/>
           <w:lang w:eastAsia="es-ES"/>
-          <w14:ligatures w14:val="none"/>
+          <ns2:ligatures ns2:val="none"/>
         </w:rPr>
         <w:t>50 000,00</w:t>
       </w:r>
@@ -1195,7 +1195,7 @@
           <w:color w:val="000000"/>
           <w:kern w:val="0"/>
           <w:lang w:eastAsia="es-ES"/>
-          <w14:ligatures w14:val="none"/>
+          <ns2:ligatures ns2:val="none"/>
         </w:rPr>
         <w:t xml:space="preserve"> a su favor</w:t>
       </w:r>
@@ -1205,12 +1205,12 @@
           <w:color w:val="000000"/>
           <w:kern w:val="0"/>
           <w:lang w:eastAsia="es-ES"/>
-          <w14:ligatures w14:val="none"/>
+          <ns2:ligatures ns2:val="none"/>
         </w:rPr>
         <w:t>.</w:t>
       </w:r>
     </w:p>
-    <w:p>
+    <w:p ns2:paraId="33E14FF7" ns2:textId="77777777">
       <w:pPr>
         <w:tabs>
           <w:tab w:val="left" w:pos="1134"/>
@@ -1222,11 +1222,11 @@
           <w:color w:val="000000"/>
           <w:kern w:val="0"/>
           <w:lang w:eastAsia="es-ES"/>
-          <w14:ligatures w14:val="none"/>
-        </w:rPr>
-      </w:pPr>
-    </w:p>
-    <w:p>
+          <ns2:ligatures ns2:val="none"/>
+        </w:rPr>
+      </w:pPr>
+    </w:p>
+    <w:p ns2:paraId="1CFA66AC" ns2:textId="76D9278D">
       <w:pPr>
         <w:numPr>
           <w:ilvl w:val="1"/>
@@ -1244,7 +1244,7 @@
           <w:color w:val="000000"/>
           <w:kern w:val="0"/>
           <w:lang w:val="es-ES" w:eastAsia="es-ES"/>
-          <w14:ligatures w14:val="none"/>
+          <ns2:ligatures ns2:val="none"/>
         </w:rPr>
       </w:pPr>
       <w:r>
@@ -1253,7 +1253,7 @@
           <w:color w:val="000000"/>
           <w:kern w:val="0"/>
           <w:lang w:val="es-ES" w:eastAsia="es-ES"/>
-          <w14:ligatures w14:val="none"/>
+          <ns2:ligatures ns2:val="none"/>
         </w:rPr>
         <w:t xml:space="preserve">El señor [APELLIDO] solicitó, en calidad de medida correctiva, que Mapfre cumpla con otorgar el pago del del 50% de la indemnización por fallecimiento de su hijo el señor [APELLIDO] [APELLIDO] Cespedes, equivalente a US$50 000,00, correspondiente a la cobertura del Seguro de Responsabilidad Civil Frente a Terceros como consecuencia del accidente de tránsito ocurrido el 27 de julio de 2021. Asimismo, requirió el reembolso de costos y costas del presente procedimiento.</w:t>
       </w:r>
@@ -1263,7 +1263,7 @@
           <w:color w:val="000000"/>
           <w:kern w:val="0"/>
           <w:lang w:val="es-ES" w:eastAsia="es-ES"/>
-          <w14:ligatures w14:val="none"/>
+          <ns2:ligatures ns2:val="none"/>
         </w:rPr>
         <w:t xml:space="preserve"/>
       </w:r>
@@ -1271,7 +1271,7 @@
         <w:rPr>
           <w:rFonts w:ascii="Arial Narrow" w:eastAsia="Calibri" w:hAnsi="Arial Narrow" w:cs="Arial"/>
           <w:kern w:val="0"/>
-          <w14:ligatures w14:val="none"/>
+          <ns2:ligatures ns2:val="none"/>
         </w:rPr>
         <w:t/>
       </w:r>
@@ -1281,7 +1281,7 @@
           <w:color w:val="000000"/>
           <w:kern w:val="0"/>
           <w:lang w:val="es-ES" w:eastAsia="es-ES"/>
-          <w14:ligatures w14:val="none"/>
+          <ns2:ligatures ns2:val="none"/>
         </w:rPr>
         <w:t xml:space="preserve"/>
       </w:r>
@@ -1291,7 +1291,7 @@
           <w:color w:val="000000"/>
           <w:kern w:val="0"/>
           <w:lang w:val="es-ES" w:eastAsia="es-ES"/>
-          <w14:ligatures w14:val="none"/>
+          <ns2:ligatures ns2:val="none"/>
         </w:rPr>
         <w:t/>
       </w:r>
@@ -1301,7 +1301,7 @@
           <w:color w:val="000000"/>
           <w:kern w:val="0"/>
           <w:lang w:val="es-ES" w:eastAsia="es-ES"/>
-          <w14:ligatures w14:val="none"/>
+          <ns2:ligatures ns2:val="none"/>
         </w:rPr>
         <w:t xml:space="preserve"/>
       </w:r>
@@ -1311,7 +1311,7 @@
           <w:color w:val="000000"/>
           <w:kern w:val="0"/>
           <w:lang w:val="es-ES" w:eastAsia="es-ES"/>
-          <w14:ligatures w14:val="none"/>
+          <ns2:ligatures ns2:val="none"/>
         </w:rPr>
         <w:t xml:space="preserve"/>
       </w:r>
@@ -1321,7 +1321,7 @@
           <w:color w:val="000000"/>
           <w:kern w:val="0"/>
           <w:lang w:val="es-ES" w:eastAsia="es-ES"/>
-          <w14:ligatures w14:val="none"/>
+          <ns2:ligatures ns2:val="none"/>
         </w:rPr>
         <w:t xml:space="preserve"/>
       </w:r>
@@ -1331,7 +1331,7 @@
           <w:color w:val="000000"/>
           <w:kern w:val="0"/>
           <w:lang w:val="es-ES" w:eastAsia="es-ES"/>
-          <w14:ligatures w14:val="none"/>
+          <ns2:ligatures ns2:val="none"/>
         </w:rPr>
         <w:t/>
       </w:r>
@@ -1341,7 +1341,7 @@
           <w:color w:val="000000"/>
           <w:kern w:val="0"/>
           <w:lang w:val="es-ES" w:eastAsia="es-ES"/>
-          <w14:ligatures w14:val="none"/>
+          <ns2:ligatures ns2:val="none"/>
         </w:rPr>
         <w:t/>
       </w:r>
@@ -1351,7 +1351,7 @@
           <w:color w:val="000000"/>
           <w:kern w:val="0"/>
           <w:lang w:val="es-ES" w:eastAsia="es-ES"/>
-          <w14:ligatures w14:val="none"/>
+          <ns2:ligatures ns2:val="none"/>
         </w:rPr>
         <w:t xml:space="preserve"/>
       </w:r>
@@ -1361,7 +1361,7 @@
           <w:color w:val="000000"/>
           <w:kern w:val="0"/>
           <w:lang w:eastAsia="es-ES"/>
-          <w14:ligatures w14:val="none"/>
+          <ns2:ligatures ns2:val="none"/>
         </w:rPr>
         <w:t xml:space="preserve"/>
       </w:r>
@@ -1371,7 +1371,7 @@
           <w:color w:val="000000"/>
           <w:kern w:val="0"/>
           <w:lang w:val="es-ES" w:eastAsia="es-ES"/>
-          <w14:ligatures w14:val="none"/>
+          <ns2:ligatures ns2:val="none"/>
         </w:rPr>
         <w:t/>
       </w:r>
@@ -1381,7 +1381,7 @@
           <w:color w:val="000000"/>
           <w:kern w:val="0"/>
           <w:lang w:val="es-ES" w:eastAsia="es-ES"/>
-          <w14:ligatures w14:val="none"/>
+          <ns2:ligatures ns2:val="none"/>
         </w:rPr>
         <w:t xml:space="preserve"/>
       </w:r>
@@ -1391,12 +1391,12 @@
           <w:color w:val="000000"/>
           <w:kern w:val="0"/>
           <w:lang w:val="es-ES" w:eastAsia="es-ES"/>
-          <w14:ligatures w14:val="none"/>
+          <ns2:ligatures ns2:val="none"/>
         </w:rPr>
         <w:t/>
       </w:r>
     </w:p>
-    <w:p>
+    <w:p ns2:paraId="690628B1" ns2:textId="77777777">
       <w:pPr>
         <w:tabs>
           <w:tab w:val="left" w:pos="1014"/>
@@ -1408,11 +1408,11 @@
           <w:color w:val="000000"/>
           <w:kern w:val="0"/>
           <w:lang w:eastAsia="es-PE"/>
-          <w14:ligatures w14:val="none"/>
-        </w:rPr>
-      </w:pPr>
-    </w:p>
-    <w:p>
+          <ns2:ligatures ns2:val="none"/>
+        </w:rPr>
+      </w:pPr>
+    </w:p>
+    <w:p ns2:paraId="2C540404" ns2:textId="728C5198">
       <w:pPr>
         <w:numPr>
           <w:ilvl w:val="0"/>
@@ -1426,22 +1426,22 @@
           <w:color w:val="000000"/>
           <w:kern w:val="0"/>
           <w:lang w:eastAsia="es-PE"/>
-          <w14:ligatures w14:val="none"/>
-        </w:rPr>
-      </w:pPr>
-      <w:r>
-        <w:rPr>
-          <w:rFonts w:ascii="Arial Narrow" w:eastAsia="Arial Narrow" w:hAnsi="Arial Narrow" w:cs="Arial Narrow"/>
-          <w:b/>
-          <w:color w:val="000000"/>
-          <w:kern w:val="0"/>
-          <w:lang w:eastAsia="es-PE"/>
-          <w14:ligatures w14:val="none"/>
+          <ns2:ligatures ns2:val="none"/>
+        </w:rPr>
+      </w:pPr>
+      <w:r>
+        <w:rPr>
+          <w:rFonts w:ascii="Arial Narrow" w:eastAsia="Arial Narrow" w:hAnsi="Arial Narrow" w:cs="Arial Narrow"/>
+          <w:b/>
+          <w:color w:val="000000"/>
+          <w:kern w:val="0"/>
+          <w:lang w:eastAsia="es-PE"/>
+          <ns2:ligatures ns2:val="none"/>
         </w:rPr>
         <w:t>DEL REQUERIMIENTO PARA SUBSANAR LA DENUNCIA</w:t>
       </w:r>
     </w:p>
-    <w:p>
+    <w:p ns2:paraId="11BD6FBC" ns2:textId="77777777">
       <w:pPr>
         <w:spacing w:after="0" w:line="240" w:lineRule="auto"/>
         <w:jc w:val="both"/>
@@ -1450,11 +1450,11 @@
           <w:color w:val="000000"/>
           <w:kern w:val="0"/>
           <w:lang w:eastAsia="es-ES"/>
-          <w14:ligatures w14:val="none"/>
-        </w:rPr>
-      </w:pPr>
-    </w:p>
-    <w:p>
+          <ns2:ligatures ns2:val="none"/>
+        </w:rPr>
+      </w:pPr>
+    </w:p>
+    <w:p ns2:paraId="2B74455B" ns2:textId="426137E6">
       <w:pPr>
         <w:pStyle w:val="Prrafodelista"/>
         <w:numPr>
@@ -1469,7 +1469,7 @@
           <w:color w:val="000000"/>
           <w:kern w:val="0"/>
           <w:lang w:eastAsia="es-ES"/>
-          <w14:ligatures w14:val="none"/>
+          <ns2:ligatures ns2:val="none"/>
         </w:rPr>
       </w:pPr>
       <w:r>
@@ -1478,7 +1478,7 @@
           <w:color w:val="000000"/>
           <w:kern w:val="0"/>
           <w:lang w:eastAsia="es-ES"/>
-          <w14:ligatures w14:val="none"/>
+          <ns2:ligatures ns2:val="none"/>
         </w:rPr>
         <w:t xml:space="preserve">Mediante Resolución 1 del 23 de marzo de 2026, la Secretaría Técnica de la Comisión de Protección al Consumidor 1 (en adelante, Secretaría Técnica) emitió un requerimiento de subsanación dirigido al señor [APELLIDO], consistente en presentar el documento que acredite que actúa en representación de todos los integrantes de la Sucesión Intestada de Cristian Grabiel [APELLIDO] Cespedes para presentar la presente denuncia; o en su defecto, que todos los miembros ratifiquen el contenido del escrito de denuncia.</w:t>
       </w:r>
@@ -1488,7 +1488,7 @@
           <w:color w:val="000000"/>
           <w:kern w:val="0"/>
           <w:lang w:eastAsia="es-ES"/>
-          <w14:ligatures w14:val="none"/>
+          <ns2:ligatures ns2:val="none"/>
         </w:rPr>
         <w:t xml:space="preserve"/>
       </w:r>
@@ -1498,7 +1498,7 @@
           <w:color w:val="000000"/>
           <w:kern w:val="0"/>
           <w:lang w:eastAsia="es-ES"/>
-          <w14:ligatures w14:val="none"/>
+          <ns2:ligatures ns2:val="none"/>
         </w:rPr>
         <w:t/>
       </w:r>
@@ -1508,7 +1508,7 @@
           <w:color w:val="000000"/>
           <w:kern w:val="0"/>
           <w:lang w:eastAsia="es-ES"/>
-          <w14:ligatures w14:val="none"/>
+          <ns2:ligatures ns2:val="none"/>
         </w:rPr>
         <w:t/>
       </w:r>
@@ -1518,7 +1518,7 @@
           <w:color w:val="000000"/>
           <w:kern w:val="0"/>
           <w:lang w:eastAsia="es-ES"/>
-          <w14:ligatures w14:val="none"/>
+          <ns2:ligatures ns2:val="none"/>
         </w:rPr>
         <w:t xml:space="preserve"/>
       </w:r>
@@ -1526,7 +1526,7 @@
         <w:rPr>
           <w:rFonts w:ascii="Arial Narrow" w:eastAsia="Calibri" w:hAnsi="Arial Narrow" w:cs="Arial"/>
           <w:kern w:val="0"/>
-          <w14:ligatures w14:val="none"/>
+          <ns2:ligatures ns2:val="none"/>
         </w:rPr>
         <w:t/>
       </w:r>
@@ -1536,7 +1536,7 @@
           <w:color w:val="000000"/>
           <w:kern w:val="0"/>
           <w:lang w:eastAsia="es-ES"/>
-          <w14:ligatures w14:val="none"/>
+          <ns2:ligatures ns2:val="none"/>
         </w:rPr>
         <w:t xml:space="preserve"/>
       </w:r>
@@ -1546,7 +1546,7 @@
           <w:color w:val="000000"/>
           <w:kern w:val="0"/>
           <w:lang w:eastAsia="es-ES"/>
-          <w14:ligatures w14:val="none"/>
+          <ns2:ligatures ns2:val="none"/>
         </w:rPr>
         <w:t/>
       </w:r>
@@ -1556,12 +1556,12 @@
           <w:color w:val="000000"/>
           <w:kern w:val="0"/>
           <w:lang w:eastAsia="es-ES"/>
-          <w14:ligatures w14:val="none"/>
+          <ns2:ligatures ns2:val="none"/>
         </w:rPr>
         <w:t/>
       </w:r>
     </w:p>
-    <w:p>
+    <w:p ns2:paraId="26958788" ns2:textId="77777777">
       <w:pPr>
         <w:pStyle w:val="Prrafodelista"/>
         <w:rPr>
@@ -1569,11 +1569,11 @@
           <w:color w:val="000000"/>
           <w:kern w:val="0"/>
           <w:lang w:eastAsia="es-ES"/>
-          <w14:ligatures w14:val="none"/>
-        </w:rPr>
-      </w:pPr>
-    </w:p>
-    <w:p>
+          <ns2:ligatures ns2:val="none"/>
+        </w:rPr>
+      </w:pPr>
+    </w:p>
+    <w:p ns2:paraId="517D2D38" ns2:textId="597B6351">
       <w:pPr>
         <w:pStyle w:val="Prrafodelista"/>
         <w:numPr>
@@ -1588,7 +1588,7 @@
           <w:color w:val="000000"/>
           <w:kern w:val="0"/>
           <w:lang w:eastAsia="es-ES"/>
-          <w14:ligatures w14:val="none"/>
+          <ns2:ligatures ns2:val="none"/>
         </w:rPr>
       </w:pPr>
       <w:r>
@@ -1597,7 +1597,7 @@
           <w:color w:val="000000"/>
           <w:kern w:val="0"/>
           <w:lang w:eastAsia="es-ES"/>
-          <w14:ligatures w14:val="none"/>
+          <ns2:ligatures ns2:val="none"/>
         </w:rPr>
         <w:t xml:space="preserve">El 30 de marzo de 2026, el señor [APELLIDO] presentó un escrito de subsanación de denuncia en virtud del requerimiento señalado en la Resolución 1 del 23 de marzo de 2026.</w:t>
       </w:r>
@@ -1605,7 +1605,7 @@
         <w:rPr>
           <w:rFonts w:ascii="Arial Narrow" w:eastAsia="Calibri" w:hAnsi="Arial Narrow" w:cs="Arial"/>
           <w:kern w:val="0"/>
-          <w14:ligatures w14:val="none"/>
+          <ns2:ligatures ns2:val="none"/>
         </w:rPr>
         <w:t/>
       </w:r>
@@ -1615,7 +1615,7 @@
           <w:color w:val="000000"/>
           <w:kern w:val="0"/>
           <w:lang w:eastAsia="es-ES"/>
-          <w14:ligatures w14:val="none"/>
+          <ns2:ligatures ns2:val="none"/>
         </w:rPr>
         <w:t xml:space="preserve"/>
       </w:r>
@@ -1623,7 +1623,7 @@
         <w:rPr>
           <w:rFonts w:ascii="Arial Narrow" w:eastAsia="Calibri" w:hAnsi="Arial Narrow" w:cs="Arial"/>
           <w:kern w:val="0"/>
-          <w14:ligatures w14:val="none"/>
+          <ns2:ligatures ns2:val="none"/>
         </w:rPr>
         <w:t xml:space="preserve"/>
       </w:r>
@@ -1633,7 +1633,7 @@
           <w:color w:val="000000"/>
           <w:kern w:val="0"/>
           <w:lang w:eastAsia="es-ES"/>
-          <w14:ligatures w14:val="none"/>
+          <ns2:ligatures ns2:val="none"/>
         </w:rPr>
         <w:t xml:space="preserve"/>
       </w:r>
@@ -1643,7 +1643,7 @@
           <w:color w:val="000000"/>
           <w:kern w:val="0"/>
           <w:lang w:eastAsia="es-ES"/>
-          <w14:ligatures w14:val="none"/>
+          <ns2:ligatures ns2:val="none"/>
         </w:rPr>
         <w:t/>
       </w:r>
@@ -1653,7 +1653,7 @@
           <w:color w:val="000000"/>
           <w:kern w:val="0"/>
           <w:lang w:eastAsia="es-ES"/>
-          <w14:ligatures w14:val="none"/>
+          <ns2:ligatures ns2:val="none"/>
         </w:rPr>
         <w:t xml:space="preserve"/>
       </w:r>
@@ -1663,12 +1663,12 @@
           <w:color w:val="000000"/>
           <w:kern w:val="0"/>
           <w:lang w:eastAsia="es-ES"/>
-          <w14:ligatures w14:val="none"/>
+          <ns2:ligatures ns2:val="none"/>
         </w:rPr>
         <w:t/>
       </w:r>
     </w:p>
-    <w:p>
+    <w:p ns2:paraId="348AED43" ns2:textId="77777777">
       <w:pPr>
         <w:pStyle w:val="Prrafodelista"/>
         <w:rPr>
@@ -1676,11 +1676,11 @@
           <w:color w:val="000000"/>
           <w:kern w:val="0"/>
           <w:lang w:eastAsia="es-ES"/>
-          <w14:ligatures w14:val="none"/>
-        </w:rPr>
-      </w:pPr>
-    </w:p>
-    <w:p>
+          <ns2:ligatures ns2:val="none"/>
+        </w:rPr>
+      </w:pPr>
+    </w:p>
+    <w:p ns2:paraId="4A3C9BC1" ns2:textId="5C6DE638">
       <w:pPr>
         <w:pStyle w:val="Prrafodelista"/>
         <w:numPr>
@@ -1695,7 +1695,7 @@
           <w:color w:val="000000"/>
           <w:kern w:val="0"/>
           <w:lang w:eastAsia="es-ES"/>
-          <w14:ligatures w14:val="none"/>
+          <ns2:ligatures ns2:val="none"/>
         </w:rPr>
       </w:pPr>
       <w:r>
@@ -1704,7 +1704,7 @@
           <w:color w:val="000000"/>
           <w:kern w:val="0"/>
           <w:lang w:eastAsia="es-ES"/>
-          <w14:ligatures w14:val="none"/>
+          <ns2:ligatures ns2:val="none"/>
         </w:rPr>
         <w:t xml:space="preserve">No obstante, de la revisión del escrito del 13 de marzo de 2026 presentado por el señor [APELLIDO] se advierte que presentó la denuncia en su calidad de heredero de su hijo, en virtud del pago del del 50% de la indemnización correspondiente a la cobertura del Seguro de Responsabilidad Civil Frente a Terceros como consecuencia del accidente de tránsito ocurrido el 27 de julio de 2021, toda vez que señaló que el otro 50% de la referida la indemnización fue pagada en su oportunidad a la madre de su hijo.</w:t>
       </w:r>
@@ -1714,7 +1714,7 @@
           <w:color w:val="000000"/>
           <w:kern w:val="0"/>
           <w:lang w:eastAsia="es-ES"/>
-          <w14:ligatures w14:val="none"/>
+          <ns2:ligatures ns2:val="none"/>
         </w:rPr>
         <w:t xml:space="preserve"/>
       </w:r>
@@ -1724,7 +1724,7 @@
           <w:color w:val="000000"/>
           <w:kern w:val="0"/>
           <w:lang w:eastAsia="es-ES"/>
-          <w14:ligatures w14:val="none"/>
+          <ns2:ligatures ns2:val="none"/>
         </w:rPr>
         <w:t xml:space="preserve"/>
       </w:r>
@@ -1734,7 +1734,7 @@
           <w:color w:val="000000"/>
           <w:kern w:val="0"/>
           <w:lang w:val="es-ES" w:eastAsia="es-ES"/>
-          <w14:ligatures w14:val="none"/>
+          <ns2:ligatures ns2:val="none"/>
         </w:rPr>
         <w:t/>
       </w:r>
@@ -1742,7 +1742,7 @@
         <w:rPr>
           <w:rFonts w:ascii="Arial Narrow" w:eastAsia="Calibri" w:hAnsi="Arial Narrow" w:cs="Arial"/>
           <w:kern w:val="0"/>
-          <w14:ligatures w14:val="none"/>
+          <ns2:ligatures ns2:val="none"/>
         </w:rPr>
         <w:t xml:space="preserve"/>
       </w:r>
@@ -1752,7 +1752,7 @@
           <w:color w:val="000000"/>
           <w:kern w:val="0"/>
           <w:lang w:eastAsia="es-ES"/>
-          <w14:ligatures w14:val="none"/>
+          <ns2:ligatures ns2:val="none"/>
         </w:rPr>
         <w:t xml:space="preserve"/>
       </w:r>
@@ -1762,7 +1762,7 @@
           <w:color w:val="000000"/>
           <w:kern w:val="0"/>
           <w:lang w:eastAsia="es-ES"/>
-          <w14:ligatures w14:val="none"/>
+          <ns2:ligatures ns2:val="none"/>
         </w:rPr>
         <w:t/>
       </w:r>
@@ -1772,7 +1772,7 @@
           <w:color w:val="000000"/>
           <w:kern w:val="0"/>
           <w:lang w:eastAsia="es-ES"/>
-          <w14:ligatures w14:val="none"/>
+          <ns2:ligatures ns2:val="none"/>
         </w:rPr>
         <w:t xml:space="preserve"/>
       </w:r>
@@ -1782,7 +1782,7 @@
           <w:color w:val="000000"/>
           <w:kern w:val="0"/>
           <w:lang w:eastAsia="es-ES"/>
-          <w14:ligatures w14:val="none"/>
+          <ns2:ligatures ns2:val="none"/>
         </w:rPr>
         <w:t/>
       </w:r>
@@ -1792,7 +1792,7 @@
           <w:color w:val="000000"/>
           <w:kern w:val="0"/>
           <w:lang w:eastAsia="es-ES"/>
-          <w14:ligatures w14:val="none"/>
+          <ns2:ligatures ns2:val="none"/>
         </w:rPr>
         <w:t xml:space="preserve"/>
       </w:r>
@@ -1802,7 +1802,7 @@
           <w:color w:val="000000"/>
           <w:kern w:val="0"/>
           <w:lang w:eastAsia="es-ES"/>
-          <w14:ligatures w14:val="none"/>
+          <ns2:ligatures ns2:val="none"/>
         </w:rPr>
         <w:t/>
       </w:r>
@@ -1812,7 +1812,7 @@
           <w:color w:val="000000"/>
           <w:kern w:val="0"/>
           <w:lang w:val="es-ES" w:eastAsia="es-ES"/>
-          <w14:ligatures w14:val="none"/>
+          <ns2:ligatures ns2:val="none"/>
         </w:rPr>
         <w:t/>
       </w:r>
@@ -1822,7 +1822,7 @@
           <w:color w:val="000000"/>
           <w:kern w:val="0"/>
           <w:lang w:val="es-ES" w:eastAsia="es-ES"/>
-          <w14:ligatures w14:val="none"/>
+          <ns2:ligatures ns2:val="none"/>
         </w:rPr>
         <w:t/>
       </w:r>
@@ -1832,7 +1832,7 @@
           <w:color w:val="000000"/>
           <w:kern w:val="0"/>
           <w:lang w:val="es-ES" w:eastAsia="es-ES"/>
-          <w14:ligatures w14:val="none"/>
+          <ns2:ligatures ns2:val="none"/>
         </w:rPr>
         <w:t/>
       </w:r>
@@ -1842,7 +1842,7 @@
           <w:color w:val="000000"/>
           <w:kern w:val="0"/>
           <w:lang w:val="es-ES" w:eastAsia="es-ES"/>
-          <w14:ligatures w14:val="none"/>
+          <ns2:ligatures ns2:val="none"/>
         </w:rPr>
         <w:t xml:space="preserve"/>
       </w:r>
@@ -1852,7 +1852,7 @@
           <w:color w:val="000000"/>
           <w:kern w:val="0"/>
           <w:lang w:val="es-ES" w:eastAsia="es-ES"/>
-          <w14:ligatures w14:val="none"/>
+          <ns2:ligatures ns2:val="none"/>
         </w:rPr>
         <w:t/>
       </w:r>
@@ -1862,7 +1862,7 @@
           <w:color w:val="000000"/>
           <w:kern w:val="0"/>
           <w:lang w:val="es-ES" w:eastAsia="es-ES"/>
-          <w14:ligatures w14:val="none"/>
+          <ns2:ligatures ns2:val="none"/>
         </w:rPr>
         <w:t xml:space="preserve"/>
       </w:r>
@@ -1872,7 +1872,7 @@
           <w:color w:val="000000"/>
           <w:kern w:val="0"/>
           <w:lang w:val="es-ES" w:eastAsia="es-ES"/>
-          <w14:ligatures w14:val="none"/>
+          <ns2:ligatures ns2:val="none"/>
         </w:rPr>
         <w:t/>
       </w:r>
@@ -1882,12 +1882,12 @@
           <w:color w:val="000000"/>
           <w:kern w:val="0"/>
           <w:lang w:val="es-ES" w:eastAsia="es-ES"/>
-          <w14:ligatures w14:val="none"/>
+          <ns2:ligatures ns2:val="none"/>
         </w:rPr>
         <w:t xml:space="preserve"/>
       </w:r>
     </w:p>
-    <w:p>
+    <w:p ns2:paraId="4897D13E" ns2:textId="77777777">
       <w:pPr>
         <w:spacing w:after="0" w:line="240" w:lineRule="auto"/>
         <w:jc w:val="both"/>
@@ -1896,11 +1896,11 @@
           <w:color w:val="000000"/>
           <w:kern w:val="0"/>
           <w:lang w:eastAsia="es-ES"/>
-          <w14:ligatures w14:val="none"/>
-        </w:rPr>
-      </w:pPr>
-    </w:p>
-    <w:p>
+          <ns2:ligatures ns2:val="none"/>
+        </w:rPr>
+      </w:pPr>
+    </w:p>
+    <w:p ns2:paraId="41D967AA" ns2:textId="490C622A">
       <w:pPr>
         <w:pStyle w:val="Prrafodelista"/>
         <w:numPr>
@@ -1915,7 +1915,7 @@
           <w:color w:val="000000"/>
           <w:kern w:val="0"/>
           <w:lang w:eastAsia="es-ES"/>
-          <w14:ligatures w14:val="none"/>
+          <ns2:ligatures ns2:val="none"/>
         </w:rPr>
       </w:pPr>
       <w:r>
@@ -1924,7 +1924,7 @@
           <w:color w:val="000000"/>
           <w:kern w:val="0"/>
           <w:lang w:eastAsia="es-ES"/>
-          <w14:ligatures w14:val="none"/>
+          <ns2:ligatures ns2:val="none"/>
         </w:rPr>
         <w:t xml:space="preserve">En atención a lo señalado, se advierte que, la Resolución 1 del 23 de marzo de 2026 se emitió sin tener presente que el señor [APELLIDO] presentó su denuncia acreditando actuar en nombre propio y no en calidad de representante de la Sucesión Intestada de Cristian Grabiel [APELLIDO] Cespedes, en ese sentido, no correspondía requerir que presente el documento que acreditara que actúa en representación de todos los integrantes de la Sucesión Intestada de Cristian Grabiel [APELLIDO] Cespedes para presentar la presente denuncia; o en su defecto, que todos los miembros ratificaran el contenido del escrito de denuncia. Por lo cual, corresponde dejar sin efecto la Resolución 1 del 23 de marzo de 2026.</w:t>
       </w:r>
@@ -1934,7 +1934,7 @@
           <w:color w:val="000000"/>
           <w:kern w:val="0"/>
           <w:lang w:eastAsia="es-ES"/>
-          <w14:ligatures w14:val="none"/>
+          <ns2:ligatures ns2:val="none"/>
         </w:rPr>
         <w:t/>
       </w:r>
@@ -1944,7 +1944,7 @@
           <w:color w:val="000000"/>
           <w:kern w:val="0"/>
           <w:lang w:eastAsia="es-ES"/>
-          <w14:ligatures w14:val="none"/>
+          <ns2:ligatures ns2:val="none"/>
         </w:rPr>
         <w:t xml:space="preserve"/>
       </w:r>
@@ -1954,7 +1954,7 @@
           <w:color w:val="000000"/>
           <w:kern w:val="0"/>
           <w:lang w:eastAsia="es-ES"/>
-          <w14:ligatures w14:val="none"/>
+          <ns2:ligatures ns2:val="none"/>
         </w:rPr>
         <w:t xml:space="preserve"/>
       </w:r>
@@ -1964,7 +1964,7 @@
           <w:color w:val="000000"/>
           <w:kern w:val="0"/>
           <w:lang w:eastAsia="es-ES"/>
-          <w14:ligatures w14:val="none"/>
+          <ns2:ligatures ns2:val="none"/>
         </w:rPr>
         <w:t xml:space="preserve"/>
       </w:r>
@@ -1974,7 +1974,7 @@
           <w:color w:val="000000"/>
           <w:kern w:val="0"/>
           <w:lang w:eastAsia="es-ES"/>
-          <w14:ligatures w14:val="none"/>
+          <ns2:ligatures ns2:val="none"/>
         </w:rPr>
         <w:t/>
       </w:r>
@@ -1984,7 +1984,7 @@
           <w:color w:val="000000"/>
           <w:kern w:val="0"/>
           <w:lang w:eastAsia="es-ES"/>
-          <w14:ligatures w14:val="none"/>
+          <ns2:ligatures ns2:val="none"/>
         </w:rPr>
         <w:t xml:space="preserve"/>
       </w:r>
@@ -1994,7 +1994,7 @@
           <w:color w:val="000000"/>
           <w:kern w:val="0"/>
           <w:lang w:eastAsia="es-ES"/>
-          <w14:ligatures w14:val="none"/>
+          <ns2:ligatures ns2:val="none"/>
         </w:rPr>
         <w:t xml:space="preserve"/>
       </w:r>
@@ -2004,7 +2004,7 @@
           <w:color w:val="000000"/>
           <w:kern w:val="0"/>
           <w:lang w:eastAsia="es-ES"/>
-          <w14:ligatures w14:val="none"/>
+          <ns2:ligatures ns2:val="none"/>
         </w:rPr>
         <w:t/>
       </w:r>
@@ -2014,7 +2014,7 @@
           <w:color w:val="000000"/>
           <w:kern w:val="0"/>
           <w:lang w:eastAsia="es-ES"/>
-          <w14:ligatures w14:val="none"/>
+          <ns2:ligatures ns2:val="none"/>
         </w:rPr>
         <w:t xml:space="preserve"/>
       </w:r>
@@ -2024,7 +2024,7 @@
           <w:color w:val="000000"/>
           <w:kern w:val="0"/>
           <w:lang w:eastAsia="es-ES"/>
-          <w14:ligatures w14:val="none"/>
+          <ns2:ligatures ns2:val="none"/>
         </w:rPr>
         <w:t/>
       </w:r>
@@ -2034,7 +2034,7 @@
           <w:color w:val="000000"/>
           <w:kern w:val="0"/>
           <w:lang w:eastAsia="es-ES"/>
-          <w14:ligatures w14:val="none"/>
+          <ns2:ligatures ns2:val="none"/>
         </w:rPr>
         <w:t xml:space="preserve"/>
       </w:r>
@@ -2044,7 +2044,7 @@
           <w:color w:val="000000"/>
           <w:kern w:val="0"/>
           <w:lang w:eastAsia="es-ES"/>
-          <w14:ligatures w14:val="none"/>
+          <ns2:ligatures ns2:val="none"/>
         </w:rPr>
         <w:t/>
       </w:r>
@@ -2054,7 +2054,7 @@
           <w:color w:val="000000"/>
           <w:kern w:val="0"/>
           <w:lang w:eastAsia="es-ES"/>
-          <w14:ligatures w14:val="none"/>
+          <ns2:ligatures ns2:val="none"/>
         </w:rPr>
         <w:t xml:space="preserve"/>
       </w:r>
@@ -2064,12 +2064,12 @@
           <w:color w:val="000000"/>
           <w:kern w:val="0"/>
           <w:lang w:eastAsia="es-ES"/>
-          <w14:ligatures w14:val="none"/>
+          <ns2:ligatures ns2:val="none"/>
         </w:rPr>
         <w:t/>
       </w:r>
     </w:p>
-    <w:p>
+    <w:p ns2:paraId="66005174" ns2:textId="77777777">
       <w:pPr>
         <w:spacing w:after="0" w:line="240" w:lineRule="auto"/>
         <w:contextualSpacing/>
@@ -2080,11 +2080,11 @@
           <w:color w:val="000000"/>
           <w:kern w:val="0"/>
           <w:lang w:eastAsia="es-PE"/>
-          <w14:ligatures w14:val="none"/>
-        </w:rPr>
-      </w:pPr>
-    </w:p>
-    <w:p>
+          <ns2:ligatures ns2:val="none"/>
+        </w:rPr>
+      </w:pPr>
+    </w:p>
+    <w:p ns2:paraId="3541B1F9" ns2:textId="77777777">
       <w:pPr>
         <w:numPr>
           <w:ilvl w:val="0"/>
@@ -2099,22 +2099,22 @@
           <w:color w:val="000000"/>
           <w:kern w:val="0"/>
           <w:lang w:eastAsia="es-PE"/>
-          <w14:ligatures w14:val="none"/>
-        </w:rPr>
-      </w:pPr>
-      <w:r>
-        <w:rPr>
-          <w:rFonts w:ascii="Arial Narrow" w:eastAsia="Arial Narrow" w:hAnsi="Arial Narrow" w:cs="Arial Narrow"/>
-          <w:b/>
-          <w:color w:val="000000"/>
-          <w:kern w:val="0"/>
-          <w:lang w:eastAsia="es-PE"/>
-          <w14:ligatures w14:val="none"/>
+          <ns2:ligatures ns2:val="none"/>
+        </w:rPr>
+      </w:pPr>
+      <w:r>
+        <w:rPr>
+          <w:rFonts w:ascii="Arial Narrow" w:eastAsia="Arial Narrow" w:hAnsi="Arial Narrow" w:cs="Arial Narrow"/>
+          <w:b/>
+          <w:color w:val="000000"/>
+          <w:kern w:val="0"/>
+          <w:lang w:eastAsia="es-PE"/>
+          <ns2:ligatures ns2:val="none"/>
         </w:rPr>
         <w:t>DE LA ADMISIÓN A TRÁMITE DE LA DENUNCIA</w:t>
       </w:r>
     </w:p>
-    <w:p>
+    <w:p ns2:paraId="34556756" ns2:textId="77777777">
       <w:pPr>
         <w:spacing w:after="0" w:line="240" w:lineRule="auto"/>
         <w:contextualSpacing/>
@@ -2125,13 +2125,13 @@
           <w:color w:val="000000"/>
           <w:kern w:val="0"/>
           <w:lang w:eastAsia="es-PE"/>
-          <w14:ligatures w14:val="none"/>
+          <ns2:ligatures ns2:val="none"/>
         </w:rPr>
       </w:pPr>
       <w:bookmarkStart w:id="1" w:name="_Hlk212795168"/>
       <w:bookmarkStart w:id="2" w:name="_Hlk218848146"/>
     </w:p>
-    <w:p>
+    <w:p ns2:paraId="432038D6" ns2:textId="758F51DF">
       <w:pPr>
         <w:pStyle w:val="Prrafodelista"/>
         <w:numPr>
@@ -2144,7 +2144,7 @@
         <w:rPr>
           <w:rFonts w:ascii="Arial Narrow" w:eastAsia="Arial Narrow" w:hAnsi="Arial Narrow" w:cs="Arial Narrow"/>
           <w:kern w:val="0"/>
-          <w14:ligatures w14:val="none"/>
+          <ns2:ligatures ns2:val="none"/>
         </w:rPr>
       </w:pPr>
       <w:bookmarkStart w:id="3" w:name="_Hlk140755208"/>
@@ -2156,7 +2156,7 @@
           <w:color w:val="000000"/>
           <w:kern w:val="0"/>
           <w:lang w:eastAsia="es-PE"/>
-          <w14:ligatures w14:val="none"/>
+          <ns2:ligatures ns2:val="none"/>
         </w:rPr>
         <w:t xml:space="preserve">La Secretaría Técnica de la Comisión de Protección al Consumidor 1 (en adelante, la Secretaría Técnica), en ejercicio de sus facultades, considera que el hecho denunciado, consistente en que la compañía aseguradora no habría cumplido con atender, dentro del plazo legal, la solicitud de otorgamiento de indemnización de la Póliza 3011900037286 del Seguro de Responsabilidad Civil Frente a Terceros presentada por el denunciante por el fallecimiento de su hijo, el señor [APELLIDO] [APELLIDO] Cespedes; involucraría una presunta afectación a sus expectativas, quien no habría encontrado una correspondencia entre lo que esperaba recibir de parte del proveedor y lo que realmente recibió. Por consiguiente, corresponde calificar el hecho materia de denuncia como una presunta infracción al deber de idoneidad, tipificado en los artículos 18 y 19 del Código.</w:t>
       </w:r>
@@ -2169,7 +2169,7 @@
           <w:rFonts w:ascii="Arial Narrow" w:eastAsia="Arial Narrow" w:hAnsi="Arial Narrow" w:cs="Arial Narrow"/>
           <w:kern w:val="0"/>
           <w:vertAlign w:val="superscript"/>
-          <w14:ligatures w14:val="none"/>
+          <ns2:ligatures ns2:val="none"/>
         </w:rPr>
         <w:footnoteReference w:id="2"/>
       </w:r>
@@ -2179,7 +2179,7 @@
           <w:color w:val="000000"/>
           <w:kern w:val="0"/>
           <w:lang w:eastAsia="es-PE"/>
-          <w14:ligatures w14:val="none"/>
+          <ns2:ligatures ns2:val="none"/>
         </w:rPr>
         <w:t xml:space="preserve"/>
       </w:r>
@@ -2189,7 +2189,7 @@
           <w:color w:val="000000"/>
           <w:kern w:val="0"/>
           <w:lang w:eastAsia="es-PE"/>
-          <w14:ligatures w14:val="none"/>
+          <ns2:ligatures ns2:val="none"/>
         </w:rPr>
         <w:t xml:space="preserve"/>
       </w:r>
@@ -2197,7 +2197,7 @@
         <w:rPr>
           <w:rFonts w:ascii="Arial Narrow" w:eastAsia="Arial Narrow" w:hAnsi="Arial Narrow" w:cs="Arial Narrow"/>
           <w:kern w:val="0"/>
-          <w14:ligatures w14:val="none"/>
+          <ns2:ligatures ns2:val="none"/>
         </w:rPr>
         <w:t xml:space="preserve"/>
       </w:r>
@@ -2206,7 +2206,7 @@
         <w:rPr>
           <w:rFonts w:ascii="Arial Narrow" w:eastAsia="Arial Narrow" w:hAnsi="Arial Narrow" w:cs="Arial Narrow"/>
           <w:kern w:val="0"/>
-          <w14:ligatures w14:val="none"/>
+          <ns2:ligatures ns2:val="none"/>
         </w:rPr>
         <w:t xml:space="preserve"/>
       </w:r>
@@ -2220,7 +2220,7 @@
           <w:kern w:val="0"/>
           <w:shd w:val="clear" w:color="auto" w:fill="FFFFFF"/>
           <w:lang w:eastAsia="es-PE"/>
-          <w14:ligatures w14:val="none"/>
+          <ns2:ligatures ns2:val="none"/>
         </w:rPr>
         <w:t/>
       </w:r>
@@ -2228,7 +2228,7 @@
         <w:rPr>
           <w:rFonts w:ascii="Arial Narrow" w:eastAsia="Arial Narrow" w:hAnsi="Arial Narrow" w:cs="Arial Narrow"/>
           <w:kern w:val="0"/>
-          <w14:ligatures w14:val="none"/>
+          <ns2:ligatures ns2:val="none"/>
         </w:rPr>
         <w:t/>
       </w:r>
@@ -2238,7 +2238,7 @@
           <w:color w:val="000000"/>
           <w:kern w:val="0"/>
           <w:lang w:eastAsia="es-PE"/>
-          <w14:ligatures w14:val="none"/>
+          <ns2:ligatures ns2:val="none"/>
         </w:rPr>
         <w:t/>
       </w:r>
@@ -2246,7 +2246,7 @@
         <w:rPr>
           <w:rFonts w:ascii="Arial Narrow" w:eastAsia="Arial Narrow" w:hAnsi="Arial Narrow" w:cs="Arial Narrow"/>
           <w:kern w:val="0"/>
-          <w14:ligatures w14:val="none"/>
+          <ns2:ligatures ns2:val="none"/>
         </w:rPr>
         <w:t xml:space="preserve"/>
       </w:r>
@@ -2256,7 +2256,7 @@
           <w:color w:val="000000"/>
           <w:kern w:val="0"/>
           <w:lang w:eastAsia="es-PE"/>
-          <w14:ligatures w14:val="none"/>
+          <ns2:ligatures ns2:val="none"/>
         </w:rPr>
         <w:t/>
       </w:r>
@@ -2264,7 +2264,7 @@
         <w:rPr>
           <w:rFonts w:ascii="Arial Narrow" w:eastAsia="Arial Narrow" w:hAnsi="Arial Narrow" w:cs="Arial Narrow"/>
           <w:kern w:val="0"/>
-          <w14:ligatures w14:val="none"/>
+          <ns2:ligatures ns2:val="none"/>
         </w:rPr>
         <w:t xml:space="preserve"/>
       </w:r>
@@ -2276,7 +2276,7 @@
           <w:rFonts w:ascii="Arial Narrow" w:eastAsia="Arial Narrow" w:hAnsi="Arial Narrow" w:cs="Arial"/>
           <w:kern w:val="0"/>
           <w:vertAlign w:val="superscript"/>
-          <w14:ligatures w14:val="none"/>
+          <ns2:ligatures ns2:val="none"/>
         </w:rPr>
         <w:footnoteReference w:id="3"/>
       </w:r>
@@ -2285,7 +2285,7 @@
         <w:rPr>
           <w:rFonts w:ascii="Arial Narrow" w:eastAsia="Arial Narrow" w:hAnsi="Arial Narrow" w:cs="Arial Narrow"/>
           <w:kern w:val="0"/>
-          <w14:ligatures w14:val="none"/>
+          <ns2:ligatures ns2:val="none"/>
         </w:rPr>
         <w:t/>
       </w:r>
@@ -2295,7 +2295,7 @@
       <w:bookmarkEnd w:id="9"/>
     </w:p>
     <w:bookmarkEnd w:id="2"/>
-    <w:p>
+    <w:p ns2:paraId="463134E5" ns2:textId="77777777">
       <w:pPr>
         <w:pStyle w:val="Prrafodelista"/>
         <w:numPr>
@@ -2309,7 +2309,7 @@
           <w:rFonts w:ascii="Arial Narrow" w:eastAsia="Calibri" w:hAnsi="Arial Narrow" w:cs="Arial Narrow"/>
           <w:kern w:val="0"/>
           <w:lang w:eastAsia="es-PE"/>
-          <w14:ligatures w14:val="none"/>
+          <ns2:ligatures ns2:val="none"/>
         </w:rPr>
       </w:pPr>
       <w:r>
@@ -2318,7 +2318,7 @@
           <w:color w:val="000000"/>
           <w:kern w:val="0"/>
           <w:lang w:eastAsia="es-PE"/>
-          <w14:ligatures w14:val="none"/>
+          <ns2:ligatures ns2:val="none"/>
         </w:rPr>
         <w:lastRenderedPageBreak/>
         <w:t>En tanto la denuncia reúne los requisitos establecidos por la norma citada, corresponde admitirla a trámite</w:t>
@@ -2329,7 +2329,7 @@
           <w:rFonts w:ascii="Arial Narrow" w:eastAsia="Arial Narrow" w:hAnsi="Arial Narrow" w:cs="Arial Narrow"/>
           <w:kern w:val="0"/>
           <w:vertAlign w:val="superscript"/>
-          <w14:ligatures w14:val="none"/>
+          <ns2:ligatures ns2:val="none"/>
         </w:rPr>
         <w:footnoteReference w:id="4"/>
       </w:r>
@@ -2339,13 +2339,13 @@
           <w:color w:val="000000"/>
           <w:kern w:val="0"/>
           <w:lang w:eastAsia="es-PE"/>
-          <w14:ligatures w14:val="none"/>
+          <ns2:ligatures ns2:val="none"/>
         </w:rPr>
         <w:t>.</w:t>
       </w:r>
       <w:bookmarkStart w:id="11" w:name="_Hlk214963039"/>
     </w:p>
-    <w:p>
+    <w:p ns2:paraId="68C71625" ns2:textId="77777777">
       <w:pPr>
         <w:spacing w:after="0" w:line="240" w:lineRule="auto"/>
         <w:ind w:left="567"/>
@@ -2356,12 +2356,12 @@
           <w:color w:val="000000"/>
           <w:kern w:val="0"/>
           <w:lang w:eastAsia="es-PE"/>
-          <w14:ligatures w14:val="none"/>
+          <ns2:ligatures ns2:val="none"/>
         </w:rPr>
       </w:pPr>
       <w:bookmarkStart w:id="12" w:name="_Hlk214963071"/>
     </w:p>
-    <w:p>
+    <w:p ns2:paraId="38A98B4B" ns2:textId="77777777">
       <w:pPr>
         <w:numPr>
           <w:ilvl w:val="0"/>
@@ -2376,17 +2376,17 @@
           <w:color w:val="000000"/>
           <w:kern w:val="0"/>
           <w:lang w:eastAsia="es-PE"/>
-          <w14:ligatures w14:val="none"/>
-        </w:rPr>
-      </w:pPr>
-      <w:r>
-        <w:rPr>
-          <w:rFonts w:ascii="Arial Narrow" w:eastAsia="Arial Narrow" w:hAnsi="Arial Narrow" w:cs="Arial Narrow"/>
-          <w:b/>
-          <w:color w:val="000000"/>
-          <w:kern w:val="0"/>
-          <w:lang w:eastAsia="es-PE"/>
-          <w14:ligatures w14:val="none"/>
+          <ns2:ligatures ns2:val="none"/>
+        </w:rPr>
+      </w:pPr>
+      <w:r>
+        <w:rPr>
+          <w:rFonts w:ascii="Arial Narrow" w:eastAsia="Arial Narrow" w:hAnsi="Arial Narrow" w:cs="Arial Narrow"/>
+          <w:b/>
+          <w:color w:val="000000"/>
+          <w:kern w:val="0"/>
+          <w:lang w:eastAsia="es-PE"/>
+          <ns2:ligatures ns2:val="none"/>
         </w:rPr>
         <w:t>REQUERIMIENTO DE INFORMACI</w:t>
       </w:r>
@@ -2397,7 +2397,7 @@
           <w:color w:val="000000"/>
           <w:kern w:val="0"/>
           <w:lang w:eastAsia="es-PE"/>
-          <w14:ligatures w14:val="none"/>
+          <ns2:ligatures ns2:val="none"/>
         </w:rPr>
         <w:t>Ó</w:t>
       </w:r>
@@ -2408,12 +2408,12 @@
           <w:color w:val="000000"/>
           <w:kern w:val="0"/>
           <w:lang w:eastAsia="es-PE"/>
-          <w14:ligatures w14:val="none"/>
+          <ns2:ligatures ns2:val="none"/>
         </w:rPr>
         <w:t>N</w:t>
       </w:r>
     </w:p>
-    <w:p>
+    <w:p ns2:paraId="5B518DC4" ns2:textId="77777777">
       <w:pPr>
         <w:spacing w:after="0" w:line="240" w:lineRule="auto"/>
         <w:jc w:val="both"/>
@@ -2422,11 +2422,11 @@
           <w:color w:val="000000"/>
           <w:kern w:val="0"/>
           <w:lang w:val="es-ES" w:eastAsia="es-ES"/>
-          <w14:ligatures w14:val="none"/>
-        </w:rPr>
-      </w:pPr>
-    </w:p>
-    <w:p>
+          <ns2:ligatures ns2:val="none"/>
+        </w:rPr>
+      </w:pPr>
+    </w:p>
+    <w:p ns2:paraId="62B88A04" ns2:textId="35ED4085">
       <w:pPr>
         <w:pStyle w:val="Prrafodelista"/>
         <w:numPr>
@@ -2441,7 +2441,7 @@
           <w:color w:val="000000"/>
           <w:kern w:val="0"/>
           <w:lang w:val="es-ES" w:eastAsia="es-ES"/>
-          <w14:ligatures w14:val="none"/>
+          <ns2:ligatures ns2:val="none"/>
         </w:rPr>
       </w:pPr>
       <w:r>
@@ -2450,7 +2450,7 @@
           <w:color w:val="000000"/>
           <w:kern w:val="0"/>
           <w:lang w:val="es-ES" w:eastAsia="es-ES"/>
-          <w14:ligatures w14:val="none"/>
+          <ns2:ligatures ns2:val="none"/>
         </w:rPr>
         <w:t xml:space="preserve">A efectos de tener mayores elementos </w:t>
       </w:r>
@@ -2461,7 +2461,7 @@
           <w:color w:val="000000"/>
           <w:kern w:val="0"/>
           <w:lang w:val="es-ES" w:eastAsia="es-ES"/>
-          <w14:ligatures w14:val="none"/>
+          <ns2:ligatures ns2:val="none"/>
         </w:rPr>
         <w:t xml:space="preserve">que sirvan para la resolución definitiva del presente caso, la Secretaría Técnica, en ejercicio de las facultades que la ley le confiere, </w:t>
       </w:r>
@@ -2471,7 +2471,7 @@
           <w:color w:val="000000"/>
           <w:kern w:val="0"/>
           <w:lang w:val="es-ES" w:eastAsia="es-ES"/>
-          <w14:ligatures w14:val="none"/>
+          <ns2:ligatures ns2:val="none"/>
         </w:rPr>
         <w:t xml:space="preserve">conviene requerir </w:t>
       </w:r>
@@ -2481,7 +2481,7 @@
           <w:color w:val="000000"/>
           <w:kern w:val="0"/>
           <w:lang w:val="es-ES" w:eastAsia="es-ES"/>
-          <w14:ligatures w14:val="none"/>
+          <ns2:ligatures ns2:val="none"/>
         </w:rPr>
         <w:t>a la compañía aseguradora</w:t>
       </w:r>
@@ -2491,7 +2491,7 @@
           <w:color w:val="000000"/>
           <w:kern w:val="0"/>
           <w:lang w:val="es-ES" w:eastAsia="es-ES"/>
-          <w14:ligatures w14:val="none"/>
+          <ns2:ligatures ns2:val="none"/>
         </w:rPr>
         <w:t xml:space="preserve"> que, en un plazo no mayor de cinco</w:t>
       </w:r>
@@ -2501,7 +2501,7 @@
           <w:color w:val="000000"/>
           <w:kern w:val="0"/>
           <w:lang w:val="es-ES" w:eastAsia="es-ES"/>
-          <w14:ligatures w14:val="none"/>
+          <ns2:ligatures ns2:val="none"/>
         </w:rPr>
         <w:t xml:space="preserve"> (5) días </w:t>
       </w:r>
@@ -2511,7 +2511,7 @@
           <w:color w:val="000000"/>
           <w:kern w:val="0"/>
           <w:lang w:val="es-ES" w:eastAsia="es-ES"/>
-          <w14:ligatures w14:val="none"/>
+          <ns2:ligatures ns2:val="none"/>
         </w:rPr>
         <w:t xml:space="preserve">hábiles contado a partir del día siguiente de la notificación de la presente resolución, cumpla con lo siguiente: (i) presentar una copia completa, legible y debidamente suscrita de la </w:t>
       </w:r>
@@ -2521,7 +2521,7 @@
           <w:color w:val="000000"/>
           <w:kern w:val="0"/>
           <w:lang w:val="es-ES" w:eastAsia="es-ES"/>
-          <w14:ligatures w14:val="none"/>
+          <ns2:ligatures ns2:val="none"/>
         </w:rPr>
         <w:t>Póliza 3011900037286</w:t>
       </w:r>
@@ -2531,7 +2531,7 @@
           <w:color w:val="000000"/>
           <w:kern w:val="0"/>
           <w:lang w:val="es-ES" w:eastAsia="es-ES"/>
-          <w14:ligatures w14:val="none"/>
+          <ns2:ligatures ns2:val="none"/>
         </w:rPr>
         <w:t xml:space="preserve"> </w:t>
       </w:r>
@@ -2541,7 +2541,7 @@
           <w:color w:val="000000"/>
           <w:kern w:val="0"/>
           <w:lang w:val="es-ES" w:eastAsia="es-ES"/>
-          <w14:ligatures w14:val="none"/>
+          <ns2:ligatures ns2:val="none"/>
         </w:rPr>
         <w:t>del Seguro de Responsabilidad Civil Frente a Terceros</w:t>
       </w:r>
@@ -2551,7 +2551,7 @@
           <w:color w:val="000000"/>
           <w:kern w:val="0"/>
           <w:lang w:val="es-ES" w:eastAsia="es-ES"/>
-          <w14:ligatures w14:val="none"/>
+          <ns2:ligatures ns2:val="none"/>
         </w:rPr>
         <w:t xml:space="preserve">, </w:t>
       </w:r>
@@ -2562,7 +2562,7 @@
           <w:color w:val="000000"/>
           <w:kern w:val="0"/>
           <w:lang w:val="es-ES" w:eastAsia="es-ES"/>
-          <w14:ligatures w14:val="none"/>
+          <ns2:ligatures ns2:val="none"/>
         </w:rPr>
         <w:t>así como el cargo de remisión de la póliza</w:t>
       </w:r>
@@ -2573,7 +2573,7 @@
           <w:color w:val="000000"/>
           <w:kern w:val="0"/>
           <w:lang w:val="es-ES" w:eastAsia="es-ES"/>
-          <w14:ligatures w14:val="none"/>
+          <ns2:ligatures ns2:val="none"/>
         </w:rPr>
         <w:t>; (</w:t>
       </w:r>
@@ -2584,7 +2584,7 @@
           <w:color w:val="000000"/>
           <w:kern w:val="0"/>
           <w:lang w:val="es-ES" w:eastAsia="es-ES"/>
-          <w14:ligatures w14:val="none"/>
+          <ns2:ligatures ns2:val="none"/>
         </w:rPr>
         <w:t>ii</w:t>
       </w:r>
@@ -2595,7 +2595,7 @@
           <w:color w:val="000000"/>
           <w:kern w:val="0"/>
           <w:lang w:val="es-ES" w:eastAsia="es-ES"/>
-          <w14:ligatures w14:val="none"/>
+          <ns2:ligatures ns2:val="none"/>
         </w:rPr>
         <w:t xml:space="preserve">) presentar los medios probatorios que acrediten </w:t>
       </w:r>
@@ -2605,7 +2605,7 @@
           <w:color w:val="000000"/>
           <w:kern w:val="0"/>
           <w:lang w:val="es-ES" w:eastAsia="es-ES"/>
-          <w14:ligatures w14:val="none"/>
+          <ns2:ligatures ns2:val="none"/>
         </w:rPr>
         <w:t xml:space="preserve">que atendió oportunamente la solicitud de otorgamiento de indemnización </w:t>
       </w:r>
@@ -2615,7 +2615,7 @@
           <w:color w:val="000000"/>
           <w:kern w:val="0"/>
           <w:lang w:val="es-ES" w:eastAsia="es-ES"/>
-          <w14:ligatures w14:val="none"/>
+          <ns2:ligatures ns2:val="none"/>
         </w:rPr>
         <w:t xml:space="preserve">de la Póliza 3011900037286 del Seguro de Responsabilidad Civil Frente a Terceros </w:t>
       </w:r>
@@ -2625,7 +2625,7 @@
           <w:color w:val="000000"/>
           <w:kern w:val="0"/>
           <w:lang w:val="es-ES" w:eastAsia="es-ES"/>
-          <w14:ligatures w14:val="none"/>
+          <ns2:ligatures ns2:val="none"/>
         </w:rPr>
         <w:t xml:space="preserve">presentada por el denunciante el </w:t>
       </w:r>
@@ -2635,7 +2635,7 @@
           <w:color w:val="000000"/>
           <w:kern w:val="0"/>
           <w:lang w:eastAsia="es-ES"/>
-          <w14:ligatures w14:val="none"/>
+          <ns2:ligatures ns2:val="none"/>
         </w:rPr>
         <w:t>12 de noviembre del 2025</w:t>
       </w:r>
@@ -2645,7 +2645,7 @@
           <w:color w:val="000000"/>
           <w:kern w:val="0"/>
           <w:lang w:val="es-ES" w:eastAsia="es-ES"/>
-          <w14:ligatures w14:val="none"/>
+          <ns2:ligatures ns2:val="none"/>
         </w:rPr>
         <w:t>; y, (</w:t>
       </w:r>
@@ -2656,7 +2656,7 @@
           <w:color w:val="000000"/>
           <w:kern w:val="0"/>
           <w:lang w:val="es-ES" w:eastAsia="es-ES"/>
-          <w14:ligatures w14:val="none"/>
+          <ns2:ligatures ns2:val="none"/>
         </w:rPr>
         <w:t>iii</w:t>
       </w:r>
@@ -2667,7 +2667,7 @@
           <w:color w:val="000000"/>
           <w:kern w:val="0"/>
           <w:lang w:val="es-ES" w:eastAsia="es-ES"/>
-          <w14:ligatures w14:val="none"/>
+          <ns2:ligatures ns2:val="none"/>
         </w:rPr>
         <w:t xml:space="preserve">) presentar todas las comunicaciones cursadas </w:t>
       </w:r>
@@ -2677,7 +2677,7 @@
           <w:color w:val="000000"/>
           <w:kern w:val="0"/>
           <w:lang w:val="es-ES" w:eastAsia="es-ES"/>
-          <w14:ligatures w14:val="none"/>
+          <ns2:ligatures ns2:val="none"/>
         </w:rPr>
         <w:t xml:space="preserve">con la parte denunciante </w:t>
       </w:r>
@@ -2687,7 +2687,7 @@
           <w:color w:val="000000"/>
           <w:kern w:val="0"/>
           <w:lang w:val="es-ES" w:eastAsia="es-ES"/>
-          <w14:ligatures w14:val="none"/>
+          <ns2:ligatures ns2:val="none"/>
         </w:rPr>
         <w:t xml:space="preserve">en virtud </w:t>
       </w:r>
@@ -2697,7 +2697,7 @@
           <w:color w:val="000000"/>
           <w:kern w:val="0"/>
           <w:lang w:val="es-ES" w:eastAsia="es-ES"/>
-          <w14:ligatures w14:val="none"/>
+          <ns2:ligatures ns2:val="none"/>
         </w:rPr>
         <w:t xml:space="preserve">de los hechos materia </w:t>
       </w:r>
@@ -2707,7 +2707,7 @@
           <w:color w:val="000000"/>
           <w:kern w:val="0"/>
           <w:lang w:val="es-ES" w:eastAsia="es-ES"/>
-          <w14:ligatures w14:val="none"/>
+          <ns2:ligatures ns2:val="none"/>
         </w:rPr>
         <w:t>de denuncia.</w:t>
       </w:r>
@@ -2717,13 +2717,13 @@
           <w:color w:val="000000"/>
           <w:kern w:val="0"/>
           <w:lang w:eastAsia="es-ES"/>
-          <w14:ligatures w14:val="none"/>
+          <ns2:ligatures ns2:val="none"/>
         </w:rPr>
         <w:t xml:space="preserve"> </w:t>
       </w:r>
     </w:p>
     <w:bookmarkEnd w:id="12"/>
-    <w:p>
+    <w:p ns2:paraId="5C93B848" ns2:textId="77777777">
       <w:pPr>
         <w:pStyle w:val="Prrafodelista"/>
         <w:spacing w:after="0" w:line="240" w:lineRule="auto"/>
@@ -2734,11 +2734,11 @@
           <w:color w:val="000000"/>
           <w:kern w:val="0"/>
           <w:lang w:val="es-ES" w:eastAsia="es-ES"/>
-          <w14:ligatures w14:val="none"/>
-        </w:rPr>
-      </w:pPr>
-    </w:p>
-    <w:p>
+          <ns2:ligatures ns2:val="none"/>
+        </w:rPr>
+      </w:pPr>
+    </w:p>
+    <w:p ns2:paraId="2A119386" ns2:textId="77777777">
       <w:pPr>
         <w:numPr>
           <w:ilvl w:val="0"/>
@@ -2753,56 +2753,56 @@
           <w:color w:val="000000"/>
           <w:kern w:val="0"/>
           <w:lang w:eastAsia="es-PE"/>
-          <w14:ligatures w14:val="none"/>
-        </w:rPr>
-      </w:pPr>
-      <w:r>
-        <w:rPr>
-          <w:rFonts w:ascii="Arial Narrow" w:eastAsia="Arial Narrow" w:hAnsi="Arial Narrow" w:cs="Arial Narrow"/>
-          <w:b/>
-          <w:color w:val="000000"/>
-          <w:kern w:val="0"/>
-          <w:lang w:eastAsia="es-PE"/>
-          <w14:ligatures w14:val="none"/>
+          <ns2:ligatures ns2:val="none"/>
+        </w:rPr>
+      </w:pPr>
+      <w:r>
+        <w:rPr>
+          <w:rFonts w:ascii="Arial Narrow" w:eastAsia="Arial Narrow" w:hAnsi="Arial Narrow" w:cs="Arial Narrow"/>
+          <w:b/>
+          <w:color w:val="000000"/>
+          <w:kern w:val="0"/>
+          <w:lang w:eastAsia="es-PE"/>
+          <ns2:ligatures ns2:val="none"/>
         </w:rPr>
         <w:t xml:space="preserve">RESOLUCIÓN DE LA SECRETARÍA TÉCNICA </w:t>
       </w:r>
     </w:p>
-    <w:p>
-      <w:pPr>
-        <w:spacing w:after="0" w:line="240" w:lineRule="auto"/>
-        <w:jc w:val="both"/>
-        <w:rPr>
-          <w:rFonts w:ascii="Arial Narrow" w:eastAsia="Arial Narrow" w:hAnsi="Arial Narrow" w:cs="Arial Narrow"/>
-          <w:b/>
-          <w:color w:val="000000"/>
-          <w:kern w:val="0"/>
-          <w:lang w:eastAsia="es-PE"/>
-          <w14:ligatures w14:val="none"/>
-        </w:rPr>
-      </w:pPr>
-    </w:p>
-    <w:p>
-      <w:pPr>
-        <w:spacing w:after="0" w:line="240" w:lineRule="auto"/>
-        <w:jc w:val="both"/>
-        <w:rPr>
-          <w:rFonts w:ascii="Arial Narrow" w:eastAsia="Arial Narrow" w:hAnsi="Arial Narrow" w:cs="Arial Narrow"/>
-          <w:b/>
-          <w:color w:val="000000"/>
-          <w:kern w:val="0"/>
-          <w:lang w:eastAsia="es-PE"/>
-          <w14:ligatures w14:val="none"/>
-        </w:rPr>
-      </w:pPr>
-      <w:r>
-        <w:rPr>
-          <w:rFonts w:ascii="Arial Narrow" w:eastAsia="Arial Narrow" w:hAnsi="Arial Narrow" w:cs="Arial Narrow"/>
-          <w:b/>
-          <w:color w:val="000000"/>
-          <w:kern w:val="0"/>
-          <w:lang w:eastAsia="es-PE"/>
-          <w14:ligatures w14:val="none"/>
+    <w:p ns2:paraId="7F554EB2" ns2:textId="77777777">
+      <w:pPr>
+        <w:spacing w:after="0" w:line="240" w:lineRule="auto"/>
+        <w:jc w:val="both"/>
+        <w:rPr>
+          <w:rFonts w:ascii="Arial Narrow" w:eastAsia="Arial Narrow" w:hAnsi="Arial Narrow" w:cs="Arial Narrow"/>
+          <w:b/>
+          <w:color w:val="000000"/>
+          <w:kern w:val="0"/>
+          <w:lang w:eastAsia="es-PE"/>
+          <ns2:ligatures ns2:val="none"/>
+        </w:rPr>
+      </w:pPr>
+    </w:p>
+    <w:p ns2:paraId="15FD54E8" ns2:textId="1E9B976F">
+      <w:pPr>
+        <w:spacing w:after="0" w:line="240" w:lineRule="auto"/>
+        <w:jc w:val="both"/>
+        <w:rPr>
+          <w:rFonts w:ascii="Arial Narrow" w:eastAsia="Arial Narrow" w:hAnsi="Arial Narrow" w:cs="Arial Narrow"/>
+          <w:b/>
+          <w:color w:val="000000"/>
+          <w:kern w:val="0"/>
+          <w:lang w:eastAsia="es-PE"/>
+          <ns2:ligatures ns2:val="none"/>
+        </w:rPr>
+      </w:pPr>
+      <w:r>
+        <w:rPr>
+          <w:rFonts w:ascii="Arial Narrow" w:eastAsia="Arial Narrow" w:hAnsi="Arial Narrow" w:cs="Arial Narrow"/>
+          <w:b/>
+          <w:color w:val="000000"/>
+          <w:kern w:val="0"/>
+          <w:lang w:eastAsia="es-PE"/>
+          <ns2:ligatures ns2:val="none"/>
         </w:rPr>
         <w:t xml:space="preserve">PRIMERO: </w:t>
       </w:r>
@@ -2813,7 +2813,7 @@
           <w:color w:val="000000"/>
           <w:kern w:val="0"/>
           <w:lang w:eastAsia="es-PE"/>
-          <w14:ligatures w14:val="none"/>
+          <ns2:ligatures ns2:val="none"/>
         </w:rPr>
         <w:t xml:space="preserve">dejar </w:t>
       </w:r>
@@ -2824,7 +2824,7 @@
           <w:color w:val="000000"/>
           <w:kern w:val="0"/>
           <w:lang w:eastAsia="es-PE"/>
-          <w14:ligatures w14:val="none"/>
+          <ns2:ligatures ns2:val="none"/>
         </w:rPr>
         <w:t xml:space="preserve">sin efecto </w:t>
       </w:r>
@@ -2835,7 +2835,7 @@
           <w:color w:val="000000"/>
           <w:kern w:val="0"/>
           <w:lang w:eastAsia="es-PE"/>
-          <w14:ligatures w14:val="none"/>
+          <ns2:ligatures ns2:val="none"/>
         </w:rPr>
         <w:t xml:space="preserve">lo resuelto en la </w:t>
       </w:r>
@@ -2846,7 +2846,7 @@
           <w:color w:val="000000"/>
           <w:kern w:val="0"/>
           <w:lang w:eastAsia="es-PE"/>
-          <w14:ligatures w14:val="none"/>
+          <ns2:ligatures ns2:val="none"/>
         </w:rPr>
         <w:t>Resolución 1 del 23 de marzo de 2026</w:t>
       </w:r>
@@ -2857,26 +2857,26 @@
           <w:color w:val="000000"/>
           <w:kern w:val="0"/>
           <w:lang w:eastAsia="es-PE"/>
-          <w14:ligatures w14:val="none"/>
+          <ns2:ligatures ns2:val="none"/>
         </w:rPr>
         <w:t>.</w:t>
       </w:r>
     </w:p>
-    <w:p>
-      <w:pPr>
-        <w:spacing w:after="0" w:line="240" w:lineRule="auto"/>
-        <w:jc w:val="both"/>
-        <w:rPr>
-          <w:rFonts w:ascii="Arial Narrow" w:eastAsia="Arial Narrow" w:hAnsi="Arial Narrow" w:cs="Arial Narrow"/>
-          <w:b/>
-          <w:color w:val="000000"/>
-          <w:kern w:val="0"/>
-          <w:lang w:eastAsia="es-PE"/>
-          <w14:ligatures w14:val="none"/>
-        </w:rPr>
-      </w:pPr>
-    </w:p>
-    <w:p>
+    <w:p ns2:paraId="129080A7" ns2:textId="77777777">
+      <w:pPr>
+        <w:spacing w:after="0" w:line="240" w:lineRule="auto"/>
+        <w:jc w:val="both"/>
+        <w:rPr>
+          <w:rFonts w:ascii="Arial Narrow" w:eastAsia="Arial Narrow" w:hAnsi="Arial Narrow" w:cs="Arial Narrow"/>
+          <w:b/>
+          <w:color w:val="000000"/>
+          <w:kern w:val="0"/>
+          <w:lang w:eastAsia="es-PE"/>
+          <ns2:ligatures ns2:val="none"/>
+        </w:rPr>
+      </w:pPr>
+    </w:p>
+    <w:p ns2:paraId="0CDDEEDD" ns2:textId="23FF5D68">
       <w:pPr>
         <w:spacing w:after="0" w:line="240" w:lineRule="auto"/>
         <w:jc w:val="both"/>
@@ -2885,17 +2885,17 @@
           <w:color w:val="000000"/>
           <w:kern w:val="0"/>
           <w:lang w:eastAsia="es-PE"/>
-          <w14:ligatures w14:val="none"/>
-        </w:rPr>
-      </w:pPr>
-      <w:r>
-        <w:rPr>
-          <w:rFonts w:ascii="Arial Narrow" w:eastAsia="Arial Narrow" w:hAnsi="Arial Narrow" w:cs="Arial Narrow"/>
-          <w:b/>
-          <w:color w:val="000000"/>
-          <w:kern w:val="0"/>
-          <w:lang w:eastAsia="es-PE"/>
-          <w14:ligatures w14:val="none"/>
+          <ns2:ligatures ns2:val="none"/>
+        </w:rPr>
+      </w:pPr>
+      <w:r>
+        <w:rPr>
+          <w:rFonts w:ascii="Arial Narrow" w:eastAsia="Arial Narrow" w:hAnsi="Arial Narrow" w:cs="Arial Narrow"/>
+          <w:b/>
+          <w:color w:val="000000"/>
+          <w:kern w:val="0"/>
+          <w:lang w:eastAsia="es-PE"/>
+          <ns2:ligatures ns2:val="none"/>
         </w:rPr>
         <w:t xml:space="preserve">SEGUNDO: admitir a trámite la denuncia del 13 de marzo de 2026 y el escrito del 30 de marzo de 2026, interpuesta por el señor [DENUNCIANTE] contra Mapfre Perú Compañía de Seguros y Reaseguros S.A., por la presunta infracción a los artículos 18 y 19 de la Ley 29571, Código de Protección y Defensa del Consumidor, en tanto la compañía aseguradora no habría cumplido con atender, dentro del plazo legal, la solicitud de otorgamiento de indemnización de la Póliza 3011900037286 del Seguro de Responsabilidad Civil Frente a Terceros presentada por el denunciante por el fallecimiento de su hijo, el señor [APELLIDO] [APELLIDO] Cespedes.</w:t>
       </w:r>
@@ -2906,7 +2906,7 @@
           <w:color w:val="000000"/>
           <w:kern w:val="0"/>
           <w:lang w:eastAsia="es-PE"/>
-          <w14:ligatures w14:val="none"/>
+          <ns2:ligatures ns2:val="none"/>
         </w:rPr>
         <w:t xml:space="preserve"/>
       </w:r>
@@ -2917,7 +2917,7 @@
           <w:kern w:val="0"/>
           <w:shd w:val="clear" w:color="auto" w:fill="FFFFFF"/>
           <w:lang w:eastAsia="es-PE"/>
-          <w14:ligatures w14:val="none"/>
+          <ns2:ligatures ns2:val="none"/>
         </w:rPr>
         <w:t xml:space="preserve"/>
       </w:r>
@@ -2927,7 +2927,7 @@
           <w:color w:val="000000"/>
           <w:kern w:val="0"/>
           <w:lang w:val="es-ES" w:eastAsia="es-ES"/>
-          <w14:ligatures w14:val="none"/>
+          <ns2:ligatures ns2:val="none"/>
         </w:rPr>
         <w:t xml:space="preserve"/>
       </w:r>
@@ -2938,7 +2938,7 @@
           <w:kern w:val="0"/>
           <w:shd w:val="clear" w:color="auto" w:fill="FFFFFF"/>
           <w:lang w:eastAsia="es-PE"/>
-          <w14:ligatures w14:val="none"/>
+          <ns2:ligatures ns2:val="none"/>
         </w:rPr>
         <w:t xml:space="preserve"/>
       </w:r>
@@ -2948,7 +2948,7 @@
           <w:bCs/>
           <w:spacing w:val="-3"/>
           <w:kern w:val="0"/>
-          <w14:ligatures w14:val="none"/>
+          <ns2:ligatures ns2:val="none"/>
         </w:rPr>
         <w:t xml:space="preserve"/>
       </w:r>
@@ -2959,7 +2959,7 @@
           <w:kern w:val="0"/>
           <w:shd w:val="clear" w:color="auto" w:fill="FFFFFF"/>
           <w:lang w:eastAsia="es-PE"/>
-          <w14:ligatures w14:val="none"/>
+          <ns2:ligatures ns2:val="none"/>
         </w:rPr>
         <w:t xml:space="preserve"/>
       </w:r>
@@ -2977,7 +2977,7 @@
           <w:kern w:val="0"/>
           <w:shd w:val="clear" w:color="auto" w:fill="FFFFFF"/>
           <w:lang w:eastAsia="es-PE"/>
-          <w14:ligatures w14:val="none"/>
+          <ns2:ligatures ns2:val="none"/>
         </w:rPr>
         <w:t xml:space="preserve"/>
       </w:r>
@@ -2989,7 +2989,7 @@
           <w:kern w:val="0"/>
           <w:shd w:val="clear" w:color="auto" w:fill="FFFFFF"/>
           <w:lang w:eastAsia="es-PE"/>
-          <w14:ligatures w14:val="none"/>
+          <ns2:ligatures ns2:val="none"/>
         </w:rPr>
         <w:t/>
       </w:r>
@@ -3000,7 +3000,7 @@
           <w:kern w:val="0"/>
           <w:shd w:val="clear" w:color="auto" w:fill="FFFFFF"/>
           <w:lang w:eastAsia="es-PE"/>
-          <w14:ligatures w14:val="none"/>
+          <ns2:ligatures ns2:val="none"/>
         </w:rPr>
         <w:t/>
       </w:r>
@@ -3010,7 +3010,7 @@
           <w:color w:val="000000"/>
           <w:kern w:val="0"/>
           <w:lang w:eastAsia="es-PE"/>
-          <w14:ligatures w14:val="none"/>
+          <ns2:ligatures ns2:val="none"/>
         </w:rPr>
         <w:t/>
       </w:r>
@@ -3020,7 +3020,7 @@
           <w:kern w:val="0"/>
           <w:shd w:val="clear" w:color="auto" w:fill="FFFFFF"/>
           <w:lang w:eastAsia="es-PE"/>
-          <w14:ligatures w14:val="none"/>
+          <ns2:ligatures ns2:val="none"/>
         </w:rPr>
         <w:t xml:space="preserve"/>
       </w:r>
@@ -3029,7 +3029,7 @@
           <w:rFonts w:ascii="Arial Narrow" w:eastAsia="Calibri" w:hAnsi="Arial Narrow" w:cs="Arial Narrow"/>
           <w:kern w:val="0"/>
           <w:lang w:eastAsia="es-PE"/>
-          <w14:ligatures w14:val="none"/>
+          <ns2:ligatures ns2:val="none"/>
         </w:rPr>
         <w:t xml:space="preserve"/>
       </w:r>
@@ -3039,7 +3039,7 @@
           <w:kern w:val="0"/>
           <w:shd w:val="clear" w:color="auto" w:fill="FFFFFF"/>
           <w:lang w:eastAsia="es-PE"/>
-          <w14:ligatures w14:val="none"/>
+          <ns2:ligatures ns2:val="none"/>
         </w:rPr>
         <w:t xml:space="preserve"/>
       </w:r>
@@ -3049,7 +3049,7 @@
           <w:kern w:val="0"/>
           <w:shd w:val="clear" w:color="auto" w:fill="FFFFFF"/>
           <w:lang w:eastAsia="es-PE"/>
-          <w14:ligatures w14:val="none"/>
+          <ns2:ligatures ns2:val="none"/>
         </w:rPr>
         <w:t xml:space="preserve"/>
       </w:r>
@@ -3059,7 +3059,7 @@
           <w:kern w:val="0"/>
           <w:shd w:val="clear" w:color="auto" w:fill="FFFFFF"/>
           <w:lang w:eastAsia="es-PE"/>
-          <w14:ligatures w14:val="none"/>
+          <ns2:ligatures ns2:val="none"/>
         </w:rPr>
         <w:t xml:space="preserve"/>
       </w:r>
@@ -3069,7 +3069,7 @@
           <w:kern w:val="0"/>
           <w:shd w:val="clear" w:color="auto" w:fill="FFFFFF"/>
           <w:lang w:eastAsia="es-PE"/>
-          <w14:ligatures w14:val="none"/>
+          <ns2:ligatures ns2:val="none"/>
         </w:rPr>
         <w:t xml:space="preserve"/>
       </w:r>
@@ -3079,7 +3079,7 @@
           <w:kern w:val="0"/>
           <w:shd w:val="clear" w:color="auto" w:fill="FFFFFF"/>
           <w:lang w:eastAsia="es-PE"/>
-          <w14:ligatures w14:val="none"/>
+          <ns2:ligatures ns2:val="none"/>
         </w:rPr>
         <w:t/>
       </w:r>
@@ -3089,7 +3089,7 @@
           <w:kern w:val="0"/>
           <w:shd w:val="clear" w:color="auto" w:fill="FFFFFF"/>
           <w:lang w:eastAsia="es-PE"/>
-          <w14:ligatures w14:val="none"/>
+          <ns2:ligatures ns2:val="none"/>
         </w:rPr>
         <w:t/>
       </w:r>
@@ -3099,7 +3099,7 @@
           <w:kern w:val="0"/>
           <w:shd w:val="clear" w:color="auto" w:fill="FFFFFF"/>
           <w:lang w:eastAsia="es-PE"/>
-          <w14:ligatures w14:val="none"/>
+          <ns2:ligatures ns2:val="none"/>
         </w:rPr>
         <w:t/>
       </w:r>
@@ -3109,7 +3109,7 @@
           <w:kern w:val="0"/>
           <w:shd w:val="clear" w:color="auto" w:fill="FFFFFF"/>
           <w:lang w:eastAsia="es-PE"/>
-          <w14:ligatures w14:val="none"/>
+          <ns2:ligatures ns2:val="none"/>
         </w:rPr>
         <w:t xml:space="preserve"/>
       </w:r>
@@ -3119,7 +3119,7 @@
           <w:kern w:val="0"/>
           <w:shd w:val="clear" w:color="auto" w:fill="FFFFFF"/>
           <w:lang w:eastAsia="es-PE"/>
-          <w14:ligatures w14:val="none"/>
+          <ns2:ligatures ns2:val="none"/>
         </w:rPr>
         <w:t xml:space="preserve"/>
       </w:r>
@@ -3129,7 +3129,7 @@
           <w:kern w:val="0"/>
           <w:shd w:val="clear" w:color="auto" w:fill="FFFFFF"/>
           <w:lang w:eastAsia="es-PE"/>
-          <w14:ligatures w14:val="none"/>
+          <ns2:ligatures ns2:val="none"/>
         </w:rPr>
         <w:t xml:space="preserve"/>
       </w:r>
@@ -3139,7 +3139,7 @@
           <w:kern w:val="0"/>
           <w:shd w:val="clear" w:color="auto" w:fill="FFFFFF"/>
           <w:lang w:eastAsia="es-PE"/>
-          <w14:ligatures w14:val="none"/>
+          <ns2:ligatures ns2:val="none"/>
         </w:rPr>
         <w:t/>
       </w:r>
@@ -3149,7 +3149,7 @@
           <w:kern w:val="0"/>
           <w:shd w:val="clear" w:color="auto" w:fill="FFFFFF"/>
           <w:lang w:eastAsia="es-PE"/>
-          <w14:ligatures w14:val="none"/>
+          <ns2:ligatures ns2:val="none"/>
         </w:rPr>
         <w:t xml:space="preserve"/>
       </w:r>
@@ -3159,7 +3159,7 @@
           <w:color w:val="000000"/>
           <w:kern w:val="0"/>
           <w:lang w:eastAsia="es-ES"/>
-          <w14:ligatures w14:val="none"/>
+          <ns2:ligatures ns2:val="none"/>
         </w:rPr>
         <w:t/>
       </w:r>
@@ -3167,24 +3167,24 @@
         <w:rPr>
           <w:rFonts w:ascii="Arial Narrow" w:eastAsia="Arial Narrow" w:hAnsi="Arial Narrow" w:cs="Arial Narrow"/>
           <w:kern w:val="0"/>
-          <w14:ligatures w14:val="none"/>
+          <ns2:ligatures ns2:val="none"/>
         </w:rPr>
         <w:t/>
       </w:r>
     </w:p>
     <w:bookmarkEnd w:id="14"/>
-    <w:p>
-      <w:pPr>
-        <w:spacing w:after="0" w:line="240" w:lineRule="auto"/>
-        <w:jc w:val="both"/>
-        <w:rPr>
-          <w:rFonts w:ascii="Arial Narrow" w:eastAsia="Arial Narrow" w:hAnsi="Arial Narrow" w:cs="Arial Narrow"/>
-          <w:kern w:val="0"/>
-          <w14:ligatures w14:val="none"/>
-        </w:rPr>
-      </w:pPr>
-    </w:p>
-    <w:p>
+    <w:p ns2:paraId="042B3F54" ns2:textId="777BBF33">
+      <w:pPr>
+        <w:spacing w:after="0" w:line="240" w:lineRule="auto"/>
+        <w:jc w:val="both"/>
+        <w:rPr>
+          <w:rFonts w:ascii="Arial Narrow" w:eastAsia="Arial Narrow" w:hAnsi="Arial Narrow" w:cs="Arial Narrow"/>
+          <w:kern w:val="0"/>
+          <ns2:ligatures ns2:val="none"/>
+        </w:rPr>
+      </w:pPr>
+    </w:p>
+    <w:p ns2:paraId="0A292C9F" ns2:textId="740D3247">
       <w:pPr>
         <w:spacing w:line="240" w:lineRule="auto"/>
         <w:contextualSpacing/>
@@ -3192,17 +3192,17 @@
         <w:rPr>
           <w:rFonts w:ascii="Arial Narrow" w:eastAsia="Calibri" w:hAnsi="Arial Narrow" w:cs="Arial"/>
           <w:kern w:val="0"/>
-          <w14:ligatures w14:val="none"/>
-        </w:rPr>
-      </w:pPr>
-      <w:r>
-        <w:rPr>
-          <w:rFonts w:ascii="Arial Narrow" w:eastAsia="Arial Narrow" w:hAnsi="Arial Narrow" w:cs="Arial Narrow"/>
-          <w:b/>
-          <w:color w:val="000000"/>
-          <w:kern w:val="0"/>
-          <w:lang w:eastAsia="es-PE"/>
-          <w14:ligatures w14:val="none"/>
+          <ns2:ligatures ns2:val="none"/>
+        </w:rPr>
+      </w:pPr>
+      <w:r>
+        <w:rPr>
+          <w:rFonts w:ascii="Arial Narrow" w:eastAsia="Arial Narrow" w:hAnsi="Arial Narrow" w:cs="Arial Narrow"/>
+          <w:b/>
+          <w:color w:val="000000"/>
+          <w:kern w:val="0"/>
+          <w:lang w:eastAsia="es-PE"/>
+          <ns2:ligatures ns2:val="none"/>
         </w:rPr>
         <w:t>TERCERO</w:t>
       </w:r>
@@ -3213,7 +3213,7 @@
           <w:color w:val="000000"/>
           <w:kern w:val="0"/>
           <w:lang w:eastAsia="es-PE"/>
-          <w14:ligatures w14:val="none"/>
+          <ns2:ligatures ns2:val="none"/>
         </w:rPr>
         <w:t>:</w:t>
       </w:r>
@@ -3223,7 +3223,7 @@
           <w:color w:val="000000"/>
           <w:kern w:val="0"/>
           <w:lang w:eastAsia="es-PE"/>
-          <w14:ligatures w14:val="none"/>
+          <ns2:ligatures ns2:val="none"/>
         </w:rPr>
         <w:t xml:space="preserve"> tener por ofrecidos los medios probatorios presentados en el escrito de denuncia </w:t>
       </w:r>
@@ -3233,7 +3233,7 @@
           <w:color w:val="000000"/>
           <w:kern w:val="0"/>
           <w:lang w:val="es-ES" w:eastAsia="es-ES"/>
-          <w14:ligatures w14:val="none"/>
+          <ns2:ligatures ns2:val="none"/>
         </w:rPr>
         <w:t xml:space="preserve">del </w:t>
       </w:r>
@@ -3243,7 +3243,7 @@
           <w:color w:val="000000"/>
           <w:kern w:val="0"/>
           <w:lang w:val="es-ES" w:eastAsia="es-ES"/>
-          <w14:ligatures w14:val="none"/>
+          <ns2:ligatures ns2:val="none"/>
         </w:rPr>
         <w:t>13 de marzo de 2026 y el escrito del 30 de marzo de 2026</w:t>
       </w:r>
@@ -3251,12 +3251,12 @@
         <w:rPr>
           <w:rFonts w:ascii="Arial Narrow" w:eastAsia="Calibri" w:hAnsi="Arial Narrow" w:cs="Arial"/>
           <w:kern w:val="0"/>
-          <w14:ligatures w14:val="none"/>
+          <ns2:ligatures ns2:val="none"/>
         </w:rPr>
         <w:t>.</w:t>
       </w:r>
     </w:p>
-    <w:p>
+    <w:p ns2:paraId="68A17E97" ns2:textId="77777777">
       <w:pPr>
         <w:spacing w:line="240" w:lineRule="auto"/>
         <w:contextualSpacing/>
@@ -3266,30 +3266,30 @@
           <w:color w:val="000000"/>
           <w:kern w:val="0"/>
           <w:lang w:eastAsia="es-PE"/>
-          <w14:ligatures w14:val="none"/>
-        </w:rPr>
-      </w:pPr>
-    </w:p>
-    <w:p>
-      <w:pPr>
-        <w:spacing w:after="0" w:line="240" w:lineRule="auto"/>
-        <w:jc w:val="both"/>
-        <w:rPr>
-          <w:rFonts w:ascii="Arial Narrow" w:eastAsia="Arial Narrow" w:hAnsi="Arial Narrow" w:cs="Arial Narrow"/>
-          <w:color w:val="000000"/>
-          <w:kern w:val="0"/>
-          <w:lang w:eastAsia="es-PE"/>
-          <w14:ligatures w14:val="none"/>
-        </w:rPr>
-      </w:pPr>
-      <w:r>
-        <w:rPr>
-          <w:rFonts w:ascii="Arial Narrow" w:eastAsia="Arial Narrow" w:hAnsi="Arial Narrow" w:cs="Arial Narrow"/>
-          <w:b/>
-          <w:color w:val="000000"/>
-          <w:kern w:val="0"/>
-          <w:lang w:eastAsia="es-PE"/>
-          <w14:ligatures w14:val="none"/>
+          <ns2:ligatures ns2:val="none"/>
+        </w:rPr>
+      </w:pPr>
+    </w:p>
+    <w:p ns2:paraId="168254DA" ns2:textId="2A6A36E8">
+      <w:pPr>
+        <w:spacing w:after="0" w:line="240" w:lineRule="auto"/>
+        <w:jc w:val="both"/>
+        <w:rPr>
+          <w:rFonts w:ascii="Arial Narrow" w:eastAsia="Arial Narrow" w:hAnsi="Arial Narrow" w:cs="Arial Narrow"/>
+          <w:color w:val="000000"/>
+          <w:kern w:val="0"/>
+          <w:lang w:eastAsia="es-PE"/>
+          <ns2:ligatures ns2:val="none"/>
+        </w:rPr>
+      </w:pPr>
+      <w:r>
+        <w:rPr>
+          <w:rFonts w:ascii="Arial Narrow" w:eastAsia="Arial Narrow" w:hAnsi="Arial Narrow" w:cs="Arial Narrow"/>
+          <w:b/>
+          <w:color w:val="000000"/>
+          <w:kern w:val="0"/>
+          <w:lang w:eastAsia="es-PE"/>
+          <ns2:ligatures ns2:val="none"/>
         </w:rPr>
         <w:t>CUARTO</w:t>
       </w:r>
@@ -3300,7 +3300,7 @@
           <w:color w:val="000000"/>
           <w:kern w:val="0"/>
           <w:lang w:eastAsia="es-PE"/>
-          <w14:ligatures w14:val="none"/>
+          <ns2:ligatures ns2:val="none"/>
         </w:rPr>
         <w:t xml:space="preserve">: </w:t>
       </w:r>
@@ -3310,7 +3310,7 @@
           <w:color w:val="000000"/>
           <w:kern w:val="0"/>
           <w:lang w:eastAsia="es-PE"/>
-          <w14:ligatures w14:val="none"/>
+          <ns2:ligatures ns2:val="none"/>
         </w:rPr>
         <w:t xml:space="preserve">requerir a </w:t>
       </w:r>
@@ -3327,12 +3327,12 @@
           <w:color w:val="000000"/>
           <w:kern w:val="0"/>
           <w:lang w:eastAsia="es-PE"/>
-          <w14:ligatures w14:val="none"/>
+          <ns2:ligatures ns2:val="none"/>
         </w:rPr>
         <w:t>que cumpla con lo siguiente:</w:t>
       </w:r>
     </w:p>
-    <w:p>
+    <w:p ns2:paraId="20FDFB8D" ns2:textId="77777777">
       <w:pPr>
         <w:spacing w:after="0" w:line="240" w:lineRule="auto"/>
         <w:jc w:val="both"/>
@@ -3341,11 +3341,11 @@
           <w:color w:val="000000"/>
           <w:kern w:val="0"/>
           <w:lang w:eastAsia="es-PE"/>
-          <w14:ligatures w14:val="none"/>
-        </w:rPr>
-      </w:pPr>
-    </w:p>
-    <w:p>
+          <ns2:ligatures ns2:val="none"/>
+        </w:rPr>
+      </w:pPr>
+    </w:p>
+    <w:p ns2:paraId="4AA80738" ns2:textId="77777777">
       <w:pPr>
         <w:numPr>
           <w:ilvl w:val="0"/>
@@ -3359,21 +3359,21 @@
           <w:color w:val="000000"/>
           <w:kern w:val="0"/>
           <w:lang w:eastAsia="es-PE"/>
-          <w14:ligatures w14:val="none"/>
-        </w:rPr>
-      </w:pPr>
-      <w:r>
-        <w:rPr>
-          <w:rFonts w:ascii="Arial Narrow" w:eastAsia="Arial Narrow" w:hAnsi="Arial Narrow" w:cs="Arial Narrow"/>
-          <w:color w:val="000000"/>
-          <w:kern w:val="0"/>
-          <w:lang w:eastAsia="es-PE"/>
-          <w14:ligatures w14:val="none"/>
+          <ns2:ligatures ns2:val="none"/>
+        </w:rPr>
+      </w:pPr>
+      <w:r>
+        <w:rPr>
+          <w:rFonts w:ascii="Arial Narrow" w:eastAsia="Arial Narrow" w:hAnsi="Arial Narrow" w:cs="Arial Narrow"/>
+          <w:color w:val="000000"/>
+          <w:kern w:val="0"/>
+          <w:lang w:eastAsia="es-PE"/>
+          <ns2:ligatures ns2:val="none"/>
         </w:rPr>
         <w:t>presentar documentos que acrediten su inscripción en los Registros Públicos o una declaración jurada que indique que cuenta con dicha inscripción;</w:t>
       </w:r>
     </w:p>
-    <w:p>
+    <w:p ns2:paraId="2B29D59F" ns2:textId="77777777">
       <w:pPr>
         <w:numPr>
           <w:ilvl w:val="0"/>
@@ -3387,22 +3387,22 @@
           <w:color w:val="000000"/>
           <w:kern w:val="0"/>
           <w:lang w:eastAsia="es-PE"/>
-          <w14:ligatures w14:val="none"/>
-        </w:rPr>
-      </w:pPr>
-      <w:r>
-        <w:rPr>
-          <w:rFonts w:ascii="Arial Narrow" w:eastAsia="Arial Narrow" w:hAnsi="Arial Narrow" w:cs="Arial Narrow"/>
-          <w:color w:val="000000"/>
-          <w:kern w:val="0"/>
-          <w:lang w:eastAsia="es-PE"/>
-          <w14:ligatures w14:val="none"/>
+          <ns2:ligatures ns2:val="none"/>
+        </w:rPr>
+      </w:pPr>
+      <w:r>
+        <w:rPr>
+          <w:rFonts w:ascii="Arial Narrow" w:eastAsia="Arial Narrow" w:hAnsi="Arial Narrow" w:cs="Arial Narrow"/>
+          <w:color w:val="000000"/>
+          <w:kern w:val="0"/>
+          <w:lang w:eastAsia="es-PE"/>
+          <ns2:ligatures ns2:val="none"/>
         </w:rPr>
         <w:lastRenderedPageBreak/>
         <w:t>presentar copia simple de las facultades de representación de su representante legal en el presente procedimiento o la declaración jurada que indique que cuenta con dichas facultades y que estas se encuentran vigentes;</w:t>
       </w:r>
     </w:p>
-    <w:p>
+    <w:p ns2:paraId="7EF50C46" ns2:textId="77777777">
       <w:pPr>
         <w:numPr>
           <w:ilvl w:val="0"/>
@@ -3416,21 +3416,21 @@
           <w:color w:val="000000"/>
           <w:kern w:val="0"/>
           <w:lang w:eastAsia="es-PE"/>
-          <w14:ligatures w14:val="none"/>
-        </w:rPr>
-      </w:pPr>
-      <w:r>
-        <w:rPr>
-          <w:rFonts w:ascii="Arial Narrow" w:eastAsia="Arial Narrow" w:hAnsi="Arial Narrow" w:cs="Arial Narrow"/>
-          <w:color w:val="000000"/>
-          <w:kern w:val="0"/>
-          <w:lang w:eastAsia="es-PE"/>
-          <w14:ligatures w14:val="none"/>
+          <ns2:ligatures ns2:val="none"/>
+        </w:rPr>
+      </w:pPr>
+      <w:r>
+        <w:rPr>
+          <w:rFonts w:ascii="Arial Narrow" w:eastAsia="Arial Narrow" w:hAnsi="Arial Narrow" w:cs="Arial Narrow"/>
+          <w:color w:val="000000"/>
+          <w:kern w:val="0"/>
+          <w:lang w:eastAsia="es-PE"/>
+          <ns2:ligatures ns2:val="none"/>
         </w:rPr>
         <w:t>consignar el Número de Registro Único de Contribuyentes (RUC); y,</w:t>
       </w:r>
     </w:p>
-    <w:p>
+    <w:p ns2:paraId="19E4DFA1" ns2:textId="77777777">
       <w:pPr>
         <w:numPr>
           <w:ilvl w:val="0"/>
@@ -3442,16 +3442,16 @@
         <w:rPr>
           <w:rFonts w:ascii="Arial Narrow" w:eastAsia="Calibri" w:hAnsi="Arial Narrow" w:cs="Arial"/>
           <w:kern w:val="0"/>
-          <w14:ligatures w14:val="none"/>
-        </w:rPr>
-      </w:pPr>
-      <w:r>
-        <w:rPr>
-          <w:rFonts w:ascii="Arial Narrow" w:eastAsia="Arial Narrow" w:hAnsi="Arial Narrow" w:cs="Arial Narrow"/>
-          <w:color w:val="000000"/>
-          <w:kern w:val="0"/>
-          <w:lang w:eastAsia="es-PE"/>
-          <w14:ligatures w14:val="none"/>
+          <ns2:ligatures ns2:val="none"/>
+        </w:rPr>
+      </w:pPr>
+      <w:r>
+        <w:rPr>
+          <w:rFonts w:ascii="Arial Narrow" w:eastAsia="Arial Narrow" w:hAnsi="Arial Narrow" w:cs="Arial Narrow"/>
+          <w:color w:val="000000"/>
+          <w:kern w:val="0"/>
+          <w:lang w:eastAsia="es-PE"/>
+          <ns2:ligatures ns2:val="none"/>
         </w:rPr>
         <w:t>fijar domicilio procesal para el procedimiento, de conformidad con el numeral 1 del artículo 442</w:t>
       </w:r>
@@ -3461,7 +3461,7 @@
           <w:color w:val="000000"/>
           <w:kern w:val="0"/>
           <w:lang w:eastAsia="es-PE"/>
-          <w14:ligatures w14:val="none"/>
+          <ns2:ligatures ns2:val="none"/>
         </w:rPr>
         <w:t/>
       </w:r>
@@ -3471,7 +3471,7 @@
           <w:color w:val="000000"/>
           <w:kern w:val="0"/>
           <w:lang w:eastAsia="es-PE"/>
-          <w14:ligatures w14:val="none"/>
+          <ns2:ligatures ns2:val="none"/>
         </w:rPr>
         <w:t xml:space="preserve"> del Código Procesal Civil. </w:t>
       </w:r>
@@ -3479,7 +3479,7 @@
         <w:rPr>
           <w:rFonts w:ascii="Arial Narrow" w:eastAsia="Calibri" w:hAnsi="Arial Narrow" w:cs="Arial"/>
           <w:kern w:val="0"/>
-          <w14:ligatures w14:val="none"/>
+          <ns2:ligatures ns2:val="none"/>
         </w:rPr>
         <w:t>Para ello podrá señalar domicilio físico o una dirección electrónica a la que pueda remitirse las notificaciones</w:t>
       </w:r>
@@ -3488,12 +3488,12 @@
           <w:rFonts w:ascii="Arial Narrow" w:eastAsia="Arial" w:hAnsi="Arial Narrow" w:cs="Arial"/>
           <w:kern w:val="0"/>
           <w:lang w:val="es"/>
-          <w14:ligatures w14:val="none"/>
+          <ns2:ligatures ns2:val="none"/>
         </w:rPr>
         <w:t>;</w:t>
       </w:r>
     </w:p>
-    <w:p>
+    <w:p ns2:paraId="7C63E340" ns2:textId="77777777">
       <w:pPr>
         <w:numPr>
           <w:ilvl w:val="0"/>
@@ -3505,14 +3505,14 @@
         <w:rPr>
           <w:rFonts w:ascii="Arial Narrow" w:eastAsia="Calibri" w:hAnsi="Arial Narrow" w:cs="Arial"/>
           <w:kern w:val="0"/>
-          <w14:ligatures w14:val="none"/>
+          <ns2:ligatures ns2:val="none"/>
         </w:rPr>
       </w:pPr>
       <w:r>
         <w:rPr>
           <w:rFonts w:ascii="Arial Narrow" w:eastAsia="Calibri" w:hAnsi="Arial Narrow" w:cs="Arial"/>
           <w:kern w:val="0"/>
-          <w14:ligatures w14:val="none"/>
+          <ns2:ligatures ns2:val="none"/>
         </w:rPr>
         <w:t xml:space="preserve">en caso califique como </w:t>
       </w:r>
@@ -3521,7 +3521,7 @@
         <w:rPr>
           <w:rFonts w:ascii="Arial Narrow" w:eastAsia="Calibri" w:hAnsi="Arial Narrow" w:cs="Arial"/>
           <w:kern w:val="0"/>
-          <w14:ligatures w14:val="none"/>
+          <ns2:ligatures ns2:val="none"/>
         </w:rPr>
         <w:t>micro empresa</w:t>
       </w:r>
@@ -3530,7 +3530,7 @@
         <w:rPr>
           <w:rFonts w:ascii="Arial Narrow" w:eastAsia="Calibri" w:hAnsi="Arial Narrow" w:cs="Arial"/>
           <w:kern w:val="0"/>
-          <w14:ligatures w14:val="none"/>
+          <ns2:ligatures ns2:val="none"/>
         </w:rPr>
         <w:t xml:space="preserve"> o pequeña empresa, presentar los documentos que acrediten su volumen de ventas o ingresos brutos percibidos el año anterior relativo a todas sus actividades económicas y el número de trabajadores con el que cuenta</w:t>
       </w:r>
@@ -3540,7 +3540,7 @@
           <w:rFonts w:ascii="Arial Narrow" w:eastAsia="Calibri" w:hAnsi="Arial Narrow" w:cs="Arial"/>
           <w:kern w:val="0"/>
           <w:vertAlign w:val="superscript"/>
-          <w14:ligatures w14:val="none"/>
+          <ns2:ligatures ns2:val="none"/>
         </w:rPr>
         <w:footnoteReference w:id="5"/>
       </w:r>
@@ -3548,7 +3548,7 @@
         <w:rPr>
           <w:rFonts w:ascii="Arial Narrow" w:eastAsia="Calibri" w:hAnsi="Arial Narrow" w:cs="Arial"/>
           <w:kern w:val="0"/>
-          <w14:ligatures w14:val="none"/>
+          <ns2:ligatures ns2:val="none"/>
         </w:rPr>
         <w:t>. Ello, a fin de que la Comisión pueda meritar dicha documentación, conforme lo establece el artículo 110</w:t>
       </w:r>
@@ -3558,7 +3558,7 @@
           <w:color w:val="000000"/>
           <w:kern w:val="0"/>
           <w:lang w:eastAsia="es-PE"/>
-          <w14:ligatures w14:val="none"/>
+          <ns2:ligatures ns2:val="none"/>
         </w:rPr>
         <w:t/>
       </w:r>
@@ -3566,7 +3566,7 @@
         <w:rPr>
           <w:rFonts w:ascii="Arial Narrow" w:eastAsia="Calibri" w:hAnsi="Arial Narrow" w:cs="Arial"/>
           <w:kern w:val="0"/>
-          <w14:ligatures w14:val="none"/>
+          <ns2:ligatures ns2:val="none"/>
         </w:rPr>
         <w:t xml:space="preserve"> del </w:t>
       </w:r>
@@ -3575,7 +3575,7 @@
           <w:rFonts w:ascii="Arial Narrow" w:eastAsia="Calibri" w:hAnsi="Arial Narrow" w:cs="Arial"/>
           <w:spacing w:val="-2"/>
           <w:kern w:val="0"/>
-          <w14:ligatures w14:val="none"/>
+          <ns2:ligatures ns2:val="none"/>
         </w:rPr>
         <w:t>Código</w:t>
       </w:r>
@@ -3586,7 +3586,7 @@
           <w:spacing w:val="-2"/>
           <w:kern w:val="0"/>
           <w:vertAlign w:val="superscript"/>
-          <w14:ligatures w14:val="none"/>
+          <ns2:ligatures ns2:val="none"/>
         </w:rPr>
         <w:footnoteReference w:id="6"/>
       </w:r>
@@ -3595,68 +3595,113 @@
           <w:rFonts w:ascii="Arial Narrow" w:eastAsia="Calibri" w:hAnsi="Arial Narrow" w:cs="Arial"/>
           <w:spacing w:val="-2"/>
           <w:kern w:val="0"/>
-          <w14:ligatures w14:val="none"/>
+          <ns2:ligatures ns2:val="none"/>
         </w:rPr>
         <w:t>.</w:t>
       </w:r>
     </w:p>
+    <w:p ns2:paraId="1F11FE32" ns2:textId="77777777">
+      <w:pPr>
+        <w:spacing w:after="0" w:line="240" w:lineRule="auto"/>
+        <w:ind w:left="567"/>
+        <w:jc w:val="both"/>
+        <w:rPr>
+          <w:rFonts w:ascii="Arial Narrow" w:eastAsia="Arial Narrow" w:hAnsi="Arial Narrow" w:cs="Arial Narrow"/>
+          <w:color w:val="000000"/>
+          <w:kern w:val="0"/>
+          <w:lang w:eastAsia="es-PE"/>
+          <ns2:ligatures ns2:val="none"/>
+        </w:rPr>
+      </w:pPr>
+    </w:p>
     <w:p>
       <w:pPr>
         <w:spacing w:after="0" w:line="240" w:lineRule="auto"/>
-        <w:ind w:left="567"/>
-        <w:jc w:val="both"/>
-        <w:rPr>
-          <w:rFonts w:ascii="Arial Narrow" w:eastAsia="Arial Narrow" w:hAnsi="Arial Narrow" w:cs="Arial Narrow"/>
-          <w:color w:val="000000"/>
-          <w:kern w:val="0"/>
-          <w:lang w:eastAsia="es-PE"/>
-          <w14:ligatures w14:val="none"/>
-        </w:rPr>
-      </w:pPr>
-    </w:p>
-    <w:p>
-      <w:pPr>
-        <w:spacing w:after="0" w:line="240" w:lineRule="auto"/>
-        <w:jc w:val="both"/>
-        <w:rPr>
-          <w:rFonts w:ascii="Arial Narrow" w:eastAsia="Arial Narrow" w:hAnsi="Arial Narrow" w:cs="Arial Narrow"/>
-          <w:color w:val="000000"/>
-          <w:kern w:val="0"/>
-          <w:lang w:eastAsia="es-PE"/>
-          <w14:ligatures w14:val="none"/>
-        </w:rPr>
-      </w:pPr>
-      <w:r>
-        <w:rPr>
-          <w:rFonts w:ascii="Arial Narrow" w:eastAsia="Arial Narrow" w:hAnsi="Arial Narrow" w:cs="Arial Narrow"/>
-          <w:b/>
-          <w:color w:val="000000"/>
-          <w:kern w:val="0"/>
-          <w:lang w:eastAsia="es-PE"/>
-          <w14:ligatures w14:val="none"/>
-        </w:rPr>
-        <w:t>QUINTO</w:t>
-      </w:r>
-      <w:r>
-        <w:rPr>
-          <w:rFonts w:ascii="Arial Narrow" w:eastAsia="Arial Narrow" w:hAnsi="Arial Narrow" w:cs="Arial Narrow"/>
-          <w:b/>
-          <w:color w:val="000000"/>
-          <w:kern w:val="0"/>
-          <w:lang w:eastAsia="es-PE"/>
-          <w14:ligatures w14:val="none"/>
+        <w:jc w:val="both"/>
+        <w:rPr>
+          <w:rFonts w:ascii="Arial Narrow" w:eastAsia="Arial Narrow" w:hAnsi="Arial Narrow" w:cs="Arial Narrow"/>
+          <w:color w:val="000000"/>
+          <w:kern w:val="0"/>
+          <w:lang w:eastAsia="es-PE"/>
+          <ns2:ligatures ns2:val="none"/>
+        </w:rPr>
+      </w:pPr>
+      <w:r>
+        <w:rPr>
+          <w:rFonts w:ascii="Arial Narrow" w:hAnsi="Arial Narrow" w:cs="Arial Narrow"/>
+          <w:b w:val="1"/>
+          <w:bCs w:val="1"/>
+          <w:sz w:val="20"/>
+          <w:szCs w:val="20"/>
+        </w:rPr>
+        <w:t xml:space="preserve">QUINTO: </w:t>
+      </w:r>
+      <w:r>
+        <w:rPr>
+          <w:rFonts w:ascii="Arial Narrow" w:hAnsi="Arial Narrow" w:cs="Arial Narrow"/>
+          <w:sz w:val="20"/>
+          <w:szCs w:val="20"/>
+        </w:rPr>
+        <w:t xml:space="preserve">correr traslado de la presente resolución a Mapfre Perú Compañía de Seguros y Reaseguros S.A para que, de conformidad con lo dispuesto por el artículo 26° de la Ley sobre Facultades, Normas y Organización del Indecopi, aprobado por Decreto Legislativo N° 8079, presenten sus descargos sobre la imputación de cargos realizada en un plazo no mayor a cinco (5) días hábiles contado a partir del día siguiente de la notificación de la presente resolución, vencido el cual, el Secretario Técnico declarará en rebeldía a los denunciados que no lo hubieran presentado. Debe precisarse que de conformidad con lo establecido por el artículo 223° del Texto Único Ordenado de la Ley N° 27444, Ley del Procedimiento Administrativo General, las alegaciones y los hechos relevantes de la reclamación, salvo que hayan sido específicamente negadas en la contestación, se tendrán por aceptadas o meritadas como ciertas.</w:t>
+      </w:r>
+    </w:p>
+    <w:p ns2:paraId="228F876C" ns2:textId="77777777">
+      <w:pPr>
+        <w:spacing w:after="0" w:line="240" w:lineRule="auto"/>
+        <w:jc w:val="both"/>
+        <w:rPr>
+          <w:rFonts w:ascii="Arial Narrow" w:eastAsia="Arial Narrow" w:hAnsi="Arial Narrow" w:cs="Arial Narrow"/>
+          <w:color w:val="000000"/>
+          <w:kern w:val="0"/>
+          <w:lang w:eastAsia="es-PE"/>
+          <ns2:ligatures ns2:val="none"/>
+        </w:rPr>
+      </w:pPr>
+    </w:p>
+    <w:p ns2:paraId="774AFBA5" ns2:textId="25BB91E0">
+      <w:pPr>
+        <w:spacing w:after="0" w:line="240" w:lineRule="auto"/>
+        <w:jc w:val="both"/>
+        <w:rPr>
+          <w:rFonts w:ascii="Arial Narrow" w:eastAsia="Times New Roman" w:hAnsi="Arial Narrow" w:cs="Arial"/>
+          <w:color w:val="000000"/>
+          <w:kern w:val="0"/>
+          <w:lang w:val="es-ES" w:eastAsia="es-ES"/>
+          <ns2:ligatures ns2:val="none"/>
+        </w:rPr>
+      </w:pPr>
+      <w:r>
+        <w:rPr>
+          <w:rFonts w:ascii="Arial Narrow" w:eastAsia="Arial Narrow" w:hAnsi="Arial Narrow" w:cs="Arial Narrow"/>
+          <w:b/>
+          <w:color w:val="000000"/>
+          <w:kern w:val="0"/>
+          <w:lang w:eastAsia="es-PE"/>
+          <ns2:ligatures ns2:val="none"/>
+        </w:rPr>
+        <w:t>SEXTO</w:t>
+      </w:r>
+      <w:r>
+        <w:rPr>
+          <w:rFonts w:ascii="Arial Narrow" w:eastAsia="Arial Narrow" w:hAnsi="Arial Narrow" w:cs="Arial Narrow"/>
+          <w:b/>
+          <w:color w:val="000000"/>
+          <w:kern w:val="0"/>
+          <w:lang w:eastAsia="es-PE"/>
+          <ns2:ligatures ns2:val="none"/>
         </w:rPr>
         <w:t xml:space="preserve">: </w:t>
       </w:r>
-      <w:r>
-        <w:rPr>
-          <w:rFonts w:ascii="Arial Narrow" w:eastAsia="Arial Narrow" w:hAnsi="Arial Narrow" w:cs="Arial Narrow"/>
-          <w:color w:val="000000"/>
-          <w:kern w:val="0"/>
-          <w:lang w:eastAsia="es-PE"/>
-          <w14:ligatures w14:val="none"/>
-        </w:rPr>
-        <w:t xml:space="preserve">correr traslado de la denuncia interpuesta </w:t>
+      <w:bookmarkStart w:id="15" w:name="_Hlk188286813"/>
+      <w:r>
+        <w:rPr>
+          <w:rFonts w:ascii="Arial Narrow" w:eastAsia="Times New Roman" w:hAnsi="Arial Narrow" w:cs="Arial"/>
+          <w:color w:val="000000"/>
+          <w:kern w:val="0"/>
+          <w:lang w:eastAsia="es-ES"/>
+          <ns2:ligatures ns2:val="none"/>
+        </w:rPr>
+        <w:t xml:space="preserve">requerir </w:t>
       </w:r>
       <w:r>
         <w:rPr>
@@ -3664,75 +3709,217 @@
           <w:color w:val="000000"/>
           <w:kern w:val="0"/>
           <w:lang w:val="es-ES" w:eastAsia="es-ES"/>
-          <w14:ligatures w14:val="none"/>
-        </w:rPr>
-        <w:t xml:space="preserve">el </w:t>
-      </w:r>
+          <ns2:ligatures ns2:val="none"/>
+        </w:rPr>
+        <w:t xml:space="preserve">que, en un </w:t>
+      </w:r>
+      <w:r>
+        <w:rPr>
+          <w:rFonts w:ascii="Arial Narrow" w:eastAsia="Times New Roman" w:hAnsi="Arial Narrow" w:cs="Arial"/>
+          <w:color w:val="000000"/>
+          <w:kern w:val="0"/>
+          <w:lang w:eastAsia="es-ES"/>
+          <ns2:ligatures ns2:val="none"/>
+        </w:rPr>
+        <w:t>plazo no mayor de cinco (5) días hábiles contado a partir del día siguiente de la notificación de la presente resolución</w:t>
+      </w:r>
+      <w:bookmarkEnd w:id="15"/>
+      <w:r>
+        <w:rPr>
+          <w:rFonts w:ascii="Arial Narrow" w:eastAsia="Times New Roman" w:hAnsi="Arial Narrow" w:cs="Arial"/>
+          <w:color w:val="000000"/>
+          <w:kern w:val="0"/>
+          <w:lang w:eastAsia="es-ES"/>
+          <ns2:ligatures ns2:val="none"/>
+        </w:rPr>
+        <w:t xml:space="preserve">, </w:t>
+      </w:r>
+      <w:bookmarkStart w:id="16" w:name="_Hlk188286828"/>
+      <w:r>
+        <w:rPr>
+          <w:rFonts w:ascii="Arial Narrow" w:eastAsia="Times New Roman" w:hAnsi="Arial Narrow" w:cs="Times New Roman"/>
+          <w:color w:val="000000"/>
+          <w:kern w:val="0"/>
+          <w:shd w:val="clear" w:color="auto" w:fill="FFFFFF"/>
+          <w:lang w:eastAsia="es-PE"/>
+          <ns2:ligatures ns2:val="none"/>
+        </w:rPr>
+        <w:t>el proveedor denunciado</w:t>
+      </w:r>
+      <w:r>
+        <w:rPr>
+          <w:rFonts w:ascii="Arial Narrow" w:eastAsia="Times New Roman" w:hAnsi="Arial Narrow" w:cs="Arial"/>
+          <w:color w:val="000000"/>
+          <w:kern w:val="0"/>
+          <w:lang w:eastAsia="es-ES"/>
+          <ns2:ligatures ns2:val="none"/>
+        </w:rPr>
+        <w:t xml:space="preserve"> </w:t>
+      </w:r>
+      <w:bookmarkEnd w:id="16"/>
       <w:r>
         <w:rPr>
           <w:rFonts w:ascii="Arial Narrow" w:eastAsia="Times New Roman" w:hAnsi="Arial Narrow" w:cs="Arial"/>
           <w:color w:val="000000"/>
           <w:kern w:val="0"/>
           <w:lang w:val="es-ES" w:eastAsia="es-ES"/>
-          <w14:ligatures w14:val="none"/>
-        </w:rPr>
-        <w:t>13 de marzo de 2026 y el escrito del 30 de marzo de 2026</w:t>
-      </w:r>
-      <w:r>
-        <w:rPr>
-          <w:rFonts w:ascii="Arial Narrow" w:eastAsia="Calibri" w:hAnsi="Arial Narrow" w:cs="Arial"/>
-          <w:kern w:val="0"/>
-          <w14:ligatures w14:val="none"/>
-        </w:rPr>
-        <w:t xml:space="preserve">, </w:t>
-      </w:r>
-      <w:r>
-        <w:rPr>
-          <w:rFonts w:ascii="Arial Narrow" w:eastAsia="Arial Narrow" w:hAnsi="Arial Narrow" w:cs="Arial Narrow"/>
-          <w:color w:val="000000"/>
-          <w:kern w:val="0"/>
-          <w:lang w:eastAsia="es-PE"/>
-          <w14:ligatures w14:val="none"/>
-        </w:rPr>
-        <w:t>a</w:t>
-      </w:r>
-      <w:r>
-        <w:rPr>
-          <w:rFonts w:ascii="Arial Narrow" w:eastAsia="Times New Roman" w:hAnsi="Arial Narrow" w:cs="Times New Roman"/>
-          <w:color w:val="000000"/>
-          <w:kern w:val="0"/>
-          <w:shd w:val="clear" w:color="auto" w:fill="FFFFFF"/>
-          <w:lang w:eastAsia="es-PE"/>
-          <w14:ligatures w14:val="none"/>
+          <ns2:ligatures ns2:val="none"/>
+        </w:rPr>
+        <w:t xml:space="preserve">cumpla con: </w:t>
+      </w:r>
+      <w:r>
+        <w:rPr>
+          <w:rFonts w:ascii="Arial Narrow" w:eastAsia="Times New Roman" w:hAnsi="Arial Narrow" w:cs="Arial"/>
+          <w:color w:val="000000"/>
+          <w:kern w:val="0"/>
+          <w:lang w:val="es-ES" w:eastAsia="es-ES"/>
+          <ns2:ligatures ns2:val="none"/>
+        </w:rPr>
+        <w:t>(i) presentar una copia completa, legible y debidamente suscrita de la Póliza 3011900037286 del Seguro de Responsabilidad Civil Frente a Terceros, así como el cargo de remisión de la póliza; (</w:t>
+      </w:r>
+      <w:proofErr w:type="spellStart"/>
+      <w:r>
+        <w:rPr>
+          <w:rFonts w:ascii="Arial Narrow" w:eastAsia="Times New Roman" w:hAnsi="Arial Narrow" w:cs="Arial"/>
+          <w:color w:val="000000"/>
+          <w:kern w:val="0"/>
+          <w:lang w:val="es-ES" w:eastAsia="es-ES"/>
+          <ns2:ligatures ns2:val="none"/>
+        </w:rPr>
+        <w:t>ii</w:t>
+      </w:r>
+      <w:proofErr w:type="spellEnd"/>
+      <w:r>
+        <w:rPr>
+          <w:rFonts w:ascii="Arial Narrow" w:eastAsia="Times New Roman" w:hAnsi="Arial Narrow" w:cs="Arial"/>
+          <w:color w:val="000000"/>
+          <w:kern w:val="0"/>
+          <w:lang w:val="es-ES" w:eastAsia="es-ES"/>
+          <ns2:ligatures ns2:val="none"/>
+        </w:rPr>
+        <w:t xml:space="preserve">) presentar los medios probatorios que acrediten que atendió oportunamente la solicitud de otorgamiento de indemnización de la Póliza 3011900037286 del Seguro de Responsabilidad Civil Frente a Terceros presentada por el denunciante el </w:t>
+      </w:r>
+      <w:r>
+        <w:rPr>
+          <w:rFonts w:ascii="Arial Narrow" w:eastAsia="Times New Roman" w:hAnsi="Arial Narrow" w:cs="Arial"/>
+          <w:color w:val="000000"/>
+          <w:kern w:val="0"/>
+          <w:lang w:eastAsia="es-ES"/>
+          <ns2:ligatures ns2:val="none"/>
+        </w:rPr>
+        <w:t>12 de noviembre del 2025</w:t>
+      </w:r>
+      <w:r>
+        <w:rPr>
+          <w:rFonts w:ascii="Arial Narrow" w:eastAsia="Times New Roman" w:hAnsi="Arial Narrow" w:cs="Arial"/>
+          <w:color w:val="000000"/>
+          <w:kern w:val="0"/>
+          <w:lang w:val="es-ES" w:eastAsia="es-ES"/>
+          <ns2:ligatures ns2:val="none"/>
+        </w:rPr>
+        <w:t>; y, (</w:t>
+      </w:r>
+      <w:proofErr w:type="spellStart"/>
+      <w:r>
+        <w:rPr>
+          <w:rFonts w:ascii="Arial Narrow" w:eastAsia="Times New Roman" w:hAnsi="Arial Narrow" w:cs="Arial"/>
+          <w:color w:val="000000"/>
+          <w:kern w:val="0"/>
+          <w:lang w:val="es-ES" w:eastAsia="es-ES"/>
+          <ns2:ligatures ns2:val="none"/>
+        </w:rPr>
+        <w:t>iii</w:t>
+      </w:r>
+      <w:proofErr w:type="spellEnd"/>
+      <w:r>
+        <w:rPr>
+          <w:rFonts w:ascii="Arial Narrow" w:eastAsia="Times New Roman" w:hAnsi="Arial Narrow" w:cs="Arial"/>
+          <w:color w:val="000000"/>
+          <w:kern w:val="0"/>
+          <w:lang w:val="es-ES" w:eastAsia="es-ES"/>
+          <ns2:ligatures ns2:val="none"/>
+        </w:rPr>
+        <w:t>) presentar todas las comunicaciones cursadas con la parte denunciante en virtud de los hechos materia de denuncia</w:t>
+      </w:r>
+      <w:r>
+        <w:rPr>
+          <w:rFonts w:ascii="Arial Narrow" w:eastAsia="Times New Roman" w:hAnsi="Arial Narrow" w:cs="Arial"/>
+          <w:color w:val="000000"/>
+          <w:kern w:val="0"/>
+          <w:lang w:val="es-ES" w:eastAsia="es-ES"/>
+          <ns2:ligatures ns2:val="none"/>
+        </w:rPr>
+        <w:t>.</w:t>
+      </w:r>
+    </w:p>
+    <w:p ns2:paraId="12A4D8BD" ns2:textId="77777777">
+      <w:pPr>
+        <w:spacing w:after="0" w:line="240" w:lineRule="auto"/>
+        <w:jc w:val="both"/>
+        <w:rPr>
+          <w:rFonts w:ascii="Arial Narrow" w:eastAsia="Arial Narrow" w:hAnsi="Arial Narrow" w:cs="Arial Narrow"/>
+          <w:b/>
+          <w:color w:val="000000"/>
+          <w:kern w:val="0"/>
+          <w:lang w:val="es-ES" w:eastAsia="es-PE"/>
+          <ns2:ligatures ns2:val="none"/>
+        </w:rPr>
+      </w:pPr>
+    </w:p>
+    <w:p ns2:paraId="591B7E6F" ns2:textId="172F9B36">
+      <w:pPr>
+        <w:spacing w:after="0" w:line="240" w:lineRule="auto"/>
+        <w:jc w:val="both"/>
+        <w:rPr>
+          <w:rFonts w:ascii="Arial Narrow" w:eastAsia="Arial Narrow" w:hAnsi="Arial Narrow" w:cs="Arial Narrow"/>
+          <w:color w:val="000000"/>
+          <w:kern w:val="0"/>
+          <w:lang w:eastAsia="es-PE"/>
+          <ns2:ligatures ns2:val="none"/>
+        </w:rPr>
+      </w:pPr>
+      <w:r>
+        <w:rPr>
+          <w:rFonts w:ascii="Arial Narrow" w:eastAsia="Arial Narrow" w:hAnsi="Arial Narrow" w:cs="Arial Narrow"/>
+          <w:b/>
+          <w:color w:val="000000"/>
+          <w:kern w:val="0"/>
+          <w:lang w:eastAsia="es-PE"/>
+          <ns2:ligatures ns2:val="none"/>
+        </w:rPr>
+        <w:t>SÉTIMO</w:t>
+      </w:r>
+      <w:r>
+        <w:rPr>
+          <w:rFonts w:ascii="Arial Narrow" w:eastAsia="Arial Narrow" w:hAnsi="Arial Narrow" w:cs="Arial Narrow"/>
+          <w:b/>
+          <w:color w:val="000000"/>
+          <w:kern w:val="0"/>
+          <w:lang w:eastAsia="es-PE"/>
+          <ns2:ligatures ns2:val="none"/>
+        </w:rPr>
+        <w:t>:</w:t>
+      </w:r>
+      <w:r>
+        <w:rPr>
+          <w:rFonts w:ascii="Arial Narrow" w:eastAsia="Arial Narrow" w:hAnsi="Arial Narrow" w:cs="Arial Narrow"/>
+          <w:color w:val="000000"/>
+          <w:kern w:val="0"/>
+          <w:lang w:eastAsia="es-PE"/>
+          <ns2:ligatures ns2:val="none"/>
         </w:rPr>
         <w:t xml:space="preserve"> </w:t>
       </w:r>
-      <w:r>
-        <w:rPr>
-          <w:rFonts w:ascii="Arial Narrow" w:eastAsia="Arial Narrow" w:hAnsi="Arial Narrow" w:cs="Arial Narrow"/>
-          <w:bCs/>
-        </w:rPr>
-        <w:t>Mapfre Perú Compañía de Seguros y Reaseguros S.A.</w:t>
-      </w:r>
-      <w:r>
-        <w:rPr>
-          <w:rFonts w:ascii="Arial Narrow" w:eastAsia="Arial Narrow" w:hAnsi="Arial Narrow" w:cs="Arial Narrow"/>
-          <w:color w:val="000000"/>
-          <w:kern w:val="0"/>
-          <w:lang w:eastAsia="es-PE"/>
-          <w14:ligatures w14:val="none"/>
-        </w:rPr>
-        <w:t>, para que</w:t>
-      </w:r>
-      <w:r>
-        <w:rPr>
-          <w:rFonts w:ascii="Arial Narrow" w:eastAsia="Arial Narrow" w:hAnsi="Arial Narrow" w:cs="Arial Narrow"/>
-          <w:color w:val="000000"/>
-          <w:kern w:val="0"/>
-          <w:lang w:eastAsia="es-PE"/>
-          <w14:ligatures w14:val="none"/>
-        </w:rPr>
-        <w:t>, de conformidad con lo dispuesto por el artículo 26</w:t>
+      <w:bookmarkStart w:id="17" w:name="_Hlk188286915"/>
+      <w:r>
+        <w:rPr>
+          <w:rFonts w:ascii="Arial Narrow" w:eastAsia="Arial Narrow" w:hAnsi="Arial Narrow" w:cs="Arial Narrow"/>
+          <w:color w:val="000000"/>
+          <w:kern w:val="0"/>
+          <w:lang w:eastAsia="es-PE"/>
+          <ns2:ligatures ns2:val="none"/>
+        </w:rPr>
+        <w:t>informar a las partes que el artículo 110</w:t>
       </w:r>
       <w:r>
         <w:rPr>
@@ -3740,7 +3927,7 @@
           <w:color w:val="000000"/>
           <w:kern w:val="0"/>
           <w:lang w:eastAsia="es-PE"/>
-          <w14:ligatures w14:val="none"/>
+          <ns2:ligatures ns2:val="none"/>
         </w:rPr>
         <w:t/>
       </w:r>
@@ -3750,324 +3937,27 @@
           <w:color w:val="000000"/>
           <w:kern w:val="0"/>
           <w:lang w:eastAsia="es-PE"/>
-          <w14:ligatures w14:val="none"/>
-        </w:rPr>
-        <w:t xml:space="preserve"> de la Ley sobre Facultades, Normas y Organización del Indecopi, aprobada por Decreto Legislativo 807, presente sus descargos en un plazo no mayor de cinco (5) días hábiles contados desde la notificación. </w:t>
-      </w:r>
-    </w:p>
-    <w:p>
-      <w:pPr>
-        <w:spacing w:after="0" w:line="240" w:lineRule="auto"/>
-        <w:jc w:val="both"/>
-        <w:rPr>
-          <w:rFonts w:ascii="Arial Narrow" w:eastAsia="Arial Narrow" w:hAnsi="Arial Narrow" w:cs="Arial Narrow"/>
-          <w:color w:val="000000"/>
-          <w:kern w:val="0"/>
-          <w:lang w:eastAsia="es-PE"/>
-          <w14:ligatures w14:val="none"/>
-        </w:rPr>
-      </w:pPr>
-    </w:p>
-    <w:p>
-      <w:pPr>
-        <w:spacing w:after="0" w:line="240" w:lineRule="auto"/>
-        <w:jc w:val="both"/>
-        <w:rPr>
-          <w:rFonts w:ascii="Arial Narrow" w:eastAsia="Times New Roman" w:hAnsi="Arial Narrow" w:cs="Arial"/>
-          <w:color w:val="000000"/>
-          <w:kern w:val="0"/>
-          <w:lang w:val="es-ES" w:eastAsia="es-ES"/>
-          <w14:ligatures w14:val="none"/>
-        </w:rPr>
-      </w:pPr>
-      <w:r>
-        <w:rPr>
-          <w:rFonts w:ascii="Arial Narrow" w:eastAsia="Arial Narrow" w:hAnsi="Arial Narrow" w:cs="Arial Narrow"/>
-          <w:b/>
-          <w:color w:val="000000"/>
-          <w:kern w:val="0"/>
-          <w:lang w:eastAsia="es-PE"/>
-          <w14:ligatures w14:val="none"/>
-        </w:rPr>
-        <w:t>SEXTO</w:t>
-      </w:r>
-      <w:r>
-        <w:rPr>
-          <w:rFonts w:ascii="Arial Narrow" w:eastAsia="Arial Narrow" w:hAnsi="Arial Narrow" w:cs="Arial Narrow"/>
-          <w:b/>
-          <w:color w:val="000000"/>
-          <w:kern w:val="0"/>
-          <w:lang w:eastAsia="es-PE"/>
-          <w14:ligatures w14:val="none"/>
-        </w:rPr>
-        <w:t xml:space="preserve">: </w:t>
-      </w:r>
-      <w:bookmarkStart w:id="15" w:name="_Hlk188286813"/>
-      <w:r>
-        <w:rPr>
-          <w:rFonts w:ascii="Arial Narrow" w:eastAsia="Times New Roman" w:hAnsi="Arial Narrow" w:cs="Arial"/>
-          <w:color w:val="000000"/>
-          <w:kern w:val="0"/>
-          <w:lang w:eastAsia="es-ES"/>
-          <w14:ligatures w14:val="none"/>
-        </w:rPr>
-        <w:t xml:space="preserve">requerir </w:t>
-      </w:r>
-      <w:r>
-        <w:rPr>
-          <w:rFonts w:ascii="Arial Narrow" w:eastAsia="Times New Roman" w:hAnsi="Arial Narrow" w:cs="Arial"/>
-          <w:color w:val="000000"/>
-          <w:kern w:val="0"/>
-          <w:lang w:val="es-ES" w:eastAsia="es-ES"/>
-          <w14:ligatures w14:val="none"/>
-        </w:rPr>
-        <w:t xml:space="preserve">que, en un </w:t>
-      </w:r>
-      <w:r>
-        <w:rPr>
-          <w:rFonts w:ascii="Arial Narrow" w:eastAsia="Times New Roman" w:hAnsi="Arial Narrow" w:cs="Arial"/>
-          <w:color w:val="000000"/>
-          <w:kern w:val="0"/>
-          <w:lang w:eastAsia="es-ES"/>
-          <w14:ligatures w14:val="none"/>
-        </w:rPr>
-        <w:t>plazo no mayor de cinco (5) días hábiles contado a partir del día siguiente de la notificación de la presente resolución</w:t>
-      </w:r>
-      <w:bookmarkEnd w:id="15"/>
-      <w:r>
-        <w:rPr>
-          <w:rFonts w:ascii="Arial Narrow" w:eastAsia="Times New Roman" w:hAnsi="Arial Narrow" w:cs="Arial"/>
-          <w:color w:val="000000"/>
-          <w:kern w:val="0"/>
-          <w:lang w:eastAsia="es-ES"/>
-          <w14:ligatures w14:val="none"/>
-        </w:rPr>
-        <w:t xml:space="preserve">, </w:t>
-      </w:r>
-      <w:bookmarkStart w:id="16" w:name="_Hlk188286828"/>
-      <w:r>
-        <w:rPr>
-          <w:rFonts w:ascii="Arial Narrow" w:eastAsia="Times New Roman" w:hAnsi="Arial Narrow" w:cs="Times New Roman"/>
-          <w:color w:val="000000"/>
-          <w:kern w:val="0"/>
-          <w:shd w:val="clear" w:color="auto" w:fill="FFFFFF"/>
-          <w:lang w:eastAsia="es-PE"/>
-          <w14:ligatures w14:val="none"/>
-        </w:rPr>
-        <w:t>el proveedor denunciado</w:t>
-      </w:r>
-      <w:r>
-        <w:rPr>
-          <w:rFonts w:ascii="Arial Narrow" w:eastAsia="Times New Roman" w:hAnsi="Arial Narrow" w:cs="Arial"/>
-          <w:color w:val="000000"/>
-          <w:kern w:val="0"/>
-          <w:lang w:eastAsia="es-ES"/>
-          <w14:ligatures w14:val="none"/>
+          <ns2:ligatures ns2:val="none"/>
+        </w:rPr>
+        <w:t xml:space="preserve"> de la Ley</w:t>
+      </w:r>
+      <w:r>
+        <w:rPr>
+          <w:rFonts w:ascii="Arial Narrow" w:eastAsia="Arial Narrow" w:hAnsi="Arial Narrow" w:cs="Arial Narrow"/>
+          <w:color w:val="000000"/>
+          <w:kern w:val="0"/>
+          <w:lang w:eastAsia="es-PE"/>
+          <ns2:ligatures ns2:val="none"/>
         </w:rPr>
         <w:t xml:space="preserve"> </w:t>
       </w:r>
-      <w:bookmarkEnd w:id="16"/>
-      <w:r>
-        <w:rPr>
-          <w:rFonts w:ascii="Arial Narrow" w:eastAsia="Times New Roman" w:hAnsi="Arial Narrow" w:cs="Arial"/>
-          <w:color w:val="000000"/>
-          <w:kern w:val="0"/>
-          <w:lang w:val="es-ES" w:eastAsia="es-ES"/>
-          <w14:ligatures w14:val="none"/>
-        </w:rPr>
-        <w:t xml:space="preserve">cumpla con: </w:t>
-      </w:r>
-      <w:r>
-        <w:rPr>
-          <w:rFonts w:ascii="Arial Narrow" w:eastAsia="Times New Roman" w:hAnsi="Arial Narrow" w:cs="Arial"/>
-          <w:color w:val="000000"/>
-          <w:kern w:val="0"/>
-          <w:lang w:val="es-ES" w:eastAsia="es-ES"/>
-          <w14:ligatures w14:val="none"/>
-        </w:rPr>
-        <w:t>(i) presentar una copia completa, legible y debidamente suscrita de la Póliza 3011900037286 del Seguro de Responsabilidad Civil Frente a Terceros, así como el cargo de remisión de la póliza; (</w:t>
-      </w:r>
-      <w:proofErr w:type="spellStart"/>
-      <w:r>
-        <w:rPr>
-          <w:rFonts w:ascii="Arial Narrow" w:eastAsia="Times New Roman" w:hAnsi="Arial Narrow" w:cs="Arial"/>
-          <w:color w:val="000000"/>
-          <w:kern w:val="0"/>
-          <w:lang w:val="es-ES" w:eastAsia="es-ES"/>
-          <w14:ligatures w14:val="none"/>
-        </w:rPr>
-        <w:t>ii</w:t>
-      </w:r>
-      <w:proofErr w:type="spellEnd"/>
-      <w:r>
-        <w:rPr>
-          <w:rFonts w:ascii="Arial Narrow" w:eastAsia="Times New Roman" w:hAnsi="Arial Narrow" w:cs="Arial"/>
-          <w:color w:val="000000"/>
-          <w:kern w:val="0"/>
-          <w:lang w:val="es-ES" w:eastAsia="es-ES"/>
-          <w14:ligatures w14:val="none"/>
-        </w:rPr>
-        <w:t xml:space="preserve">) presentar los medios probatorios que acrediten que atendió oportunamente la solicitud de otorgamiento de indemnización de la Póliza 3011900037286 del Seguro de Responsabilidad Civil Frente a Terceros presentada por el denunciante el </w:t>
-      </w:r>
-      <w:r>
-        <w:rPr>
-          <w:rFonts w:ascii="Arial Narrow" w:eastAsia="Times New Roman" w:hAnsi="Arial Narrow" w:cs="Arial"/>
-          <w:color w:val="000000"/>
-          <w:kern w:val="0"/>
-          <w:lang w:eastAsia="es-ES"/>
-          <w14:ligatures w14:val="none"/>
-        </w:rPr>
-        <w:t>12 de noviembre del 2025</w:t>
-      </w:r>
-      <w:r>
-        <w:rPr>
-          <w:rFonts w:ascii="Arial Narrow" w:eastAsia="Times New Roman" w:hAnsi="Arial Narrow" w:cs="Arial"/>
-          <w:color w:val="000000"/>
-          <w:kern w:val="0"/>
-          <w:lang w:val="es-ES" w:eastAsia="es-ES"/>
-          <w14:ligatures w14:val="none"/>
-        </w:rPr>
-        <w:t>; y, (</w:t>
-      </w:r>
-      <w:proofErr w:type="spellStart"/>
-      <w:r>
-        <w:rPr>
-          <w:rFonts w:ascii="Arial Narrow" w:eastAsia="Times New Roman" w:hAnsi="Arial Narrow" w:cs="Arial"/>
-          <w:color w:val="000000"/>
-          <w:kern w:val="0"/>
-          <w:lang w:val="es-ES" w:eastAsia="es-ES"/>
-          <w14:ligatures w14:val="none"/>
-        </w:rPr>
-        <w:t>iii</w:t>
-      </w:r>
-      <w:proofErr w:type="spellEnd"/>
-      <w:r>
-        <w:rPr>
-          <w:rFonts w:ascii="Arial Narrow" w:eastAsia="Times New Roman" w:hAnsi="Arial Narrow" w:cs="Arial"/>
-          <w:color w:val="000000"/>
-          <w:kern w:val="0"/>
-          <w:lang w:val="es-ES" w:eastAsia="es-ES"/>
-          <w14:ligatures w14:val="none"/>
-        </w:rPr>
-        <w:t>) presentar todas las comunicaciones cursadas con la parte denunciante en virtud de los hechos materia de denuncia</w:t>
-      </w:r>
-      <w:r>
-        <w:rPr>
-          <w:rFonts w:ascii="Arial Narrow" w:eastAsia="Times New Roman" w:hAnsi="Arial Narrow" w:cs="Arial"/>
-          <w:color w:val="000000"/>
-          <w:kern w:val="0"/>
-          <w:lang w:val="es-ES" w:eastAsia="es-ES"/>
-          <w14:ligatures w14:val="none"/>
-        </w:rPr>
-        <w:t>.</w:t>
-      </w:r>
-    </w:p>
-    <w:p>
-      <w:pPr>
-        <w:spacing w:after="0" w:line="240" w:lineRule="auto"/>
-        <w:jc w:val="both"/>
-        <w:rPr>
-          <w:rFonts w:ascii="Arial Narrow" w:eastAsia="Arial Narrow" w:hAnsi="Arial Narrow" w:cs="Arial Narrow"/>
-          <w:b/>
-          <w:color w:val="000000"/>
-          <w:kern w:val="0"/>
-          <w:lang w:val="es-ES" w:eastAsia="es-PE"/>
-          <w14:ligatures w14:val="none"/>
-        </w:rPr>
-      </w:pPr>
-    </w:p>
-    <w:p>
-      <w:pPr>
-        <w:spacing w:after="0" w:line="240" w:lineRule="auto"/>
-        <w:jc w:val="both"/>
-        <w:rPr>
-          <w:rFonts w:ascii="Arial Narrow" w:eastAsia="Arial Narrow" w:hAnsi="Arial Narrow" w:cs="Arial Narrow"/>
-          <w:color w:val="000000"/>
-          <w:kern w:val="0"/>
-          <w:lang w:eastAsia="es-PE"/>
-          <w14:ligatures w14:val="none"/>
-        </w:rPr>
-      </w:pPr>
-      <w:r>
-        <w:rPr>
-          <w:rFonts w:ascii="Arial Narrow" w:eastAsia="Arial Narrow" w:hAnsi="Arial Narrow" w:cs="Arial Narrow"/>
-          <w:b/>
-          <w:color w:val="000000"/>
-          <w:kern w:val="0"/>
-          <w:lang w:eastAsia="es-PE"/>
-          <w14:ligatures w14:val="none"/>
-        </w:rPr>
-        <w:t>SÉTIMO</w:t>
-      </w:r>
-      <w:r>
-        <w:rPr>
-          <w:rFonts w:ascii="Arial Narrow" w:eastAsia="Arial Narrow" w:hAnsi="Arial Narrow" w:cs="Arial Narrow"/>
-          <w:b/>
-          <w:color w:val="000000"/>
-          <w:kern w:val="0"/>
-          <w:lang w:eastAsia="es-PE"/>
-          <w14:ligatures w14:val="none"/>
-        </w:rPr>
-        <w:t>:</w:t>
-      </w:r>
-      <w:r>
-        <w:rPr>
-          <w:rFonts w:ascii="Arial Narrow" w:eastAsia="Arial Narrow" w:hAnsi="Arial Narrow" w:cs="Arial Narrow"/>
-          <w:color w:val="000000"/>
-          <w:kern w:val="0"/>
-          <w:lang w:eastAsia="es-PE"/>
-          <w14:ligatures w14:val="none"/>
-        </w:rPr>
-        <w:t xml:space="preserve"> </w:t>
-      </w:r>
-      <w:bookmarkStart w:id="17" w:name="_Hlk188286915"/>
-      <w:r>
-        <w:rPr>
-          <w:rFonts w:ascii="Arial Narrow" w:eastAsia="Arial Narrow" w:hAnsi="Arial Narrow" w:cs="Arial Narrow"/>
-          <w:color w:val="000000"/>
-          <w:kern w:val="0"/>
-          <w:lang w:eastAsia="es-PE"/>
-          <w14:ligatures w14:val="none"/>
-        </w:rPr>
-        <w:t>informar a las partes que el artículo 110</w:t>
-      </w:r>
-      <w:r>
-        <w:rPr>
-          <w:rFonts w:ascii="Arial Narrow" w:eastAsia="Times New Roman" w:hAnsi="Arial Narrow" w:cs="Segoe UI"/>
-          <w:color w:val="000000"/>
-          <w:kern w:val="0"/>
-          <w:lang w:eastAsia="es-PE"/>
-          <w14:ligatures w14:val="none"/>
-        </w:rPr>
-        <w:t/>
-      </w:r>
-      <w:r>
-        <w:rPr>
-          <w:rFonts w:ascii="Arial Narrow" w:eastAsia="Arial Narrow" w:hAnsi="Arial Narrow" w:cs="Arial Narrow"/>
-          <w:color w:val="000000"/>
-          <w:kern w:val="0"/>
-          <w:lang w:eastAsia="es-PE"/>
-          <w14:ligatures w14:val="none"/>
-        </w:rPr>
-        <w:t xml:space="preserve"> de la Ley</w:t>
-      </w:r>
-      <w:r>
-        <w:rPr>
-          <w:rFonts w:ascii="Arial Narrow" w:eastAsia="Arial Narrow" w:hAnsi="Arial Narrow" w:cs="Arial Narrow"/>
-          <w:color w:val="000000"/>
-          <w:kern w:val="0"/>
-          <w:lang w:eastAsia="es-PE"/>
-          <w14:ligatures w14:val="none"/>
-        </w:rPr>
-        <w:t xml:space="preserve"> </w:t>
-      </w:r>
-      <w:r>
-        <w:rPr>
-          <w:rFonts w:ascii="Arial Narrow" w:eastAsia="Arial Narrow" w:hAnsi="Arial Narrow" w:cs="Arial Narrow"/>
-          <w:color w:val="000000"/>
-          <w:kern w:val="0"/>
-          <w:lang w:eastAsia="es-PE"/>
-          <w14:ligatures w14:val="none"/>
+      <w:r>
+        <w:rPr>
+          <w:rFonts w:ascii="Arial Narrow" w:eastAsia="Arial Narrow" w:hAnsi="Arial Narrow" w:cs="Arial Narrow"/>
+          <w:color w:val="000000"/>
+          <w:kern w:val="0"/>
+          <w:lang w:eastAsia="es-PE"/>
+          <ns2:ligatures ns2:val="none"/>
         </w:rPr>
         <w:t xml:space="preserve"> 29571, Código de Protección y Defensa del Consumidor</w:t>
       </w:r>
@@ -4079,7 +3969,7 @@
           <w:kern w:val="0"/>
           <w:vertAlign w:val="superscript"/>
           <w:lang w:eastAsia="es-PE"/>
-          <w14:ligatures w14:val="none"/>
+          <ns2:ligatures ns2:val="none"/>
         </w:rPr>
         <w:footnoteReference w:id="7"/>
       </w:r>
@@ -4089,7 +3979,7 @@
           <w:color w:val="000000"/>
           <w:kern w:val="0"/>
           <w:lang w:eastAsia="es-PE"/>
-          <w14:ligatures w14:val="none"/>
+          <ns2:ligatures ns2:val="none"/>
         </w:rPr>
         <w:t xml:space="preserve">, faculta a la Comisión a calificar las infracciones de la referida norma como leves, graves </w:t>
       </w:r>
@@ -4099,7 +3989,7 @@
           <w:color w:val="000000"/>
           <w:kern w:val="0"/>
           <w:lang w:eastAsia="es-PE"/>
-          <w14:ligatures w14:val="none"/>
+          <ns2:ligatures ns2:val="none"/>
         </w:rPr>
         <w:lastRenderedPageBreak/>
         <w:t>o muy graves e imponer sanciones que van desde una amonestación hasta una multa por un máximo de 450 Unidades Impositivas Tributarias, sin perjuicio de las medidas correctivas, reparadoras y complementarias, que puedan ordenarse de acuerdo a lo estipulado en los artículos 114</w:t>
@@ -4110,7 +4000,7 @@
           <w:color w:val="000000"/>
           <w:kern w:val="0"/>
           <w:lang w:eastAsia="es-PE"/>
-          <w14:ligatures w14:val="none"/>
+          <ns2:ligatures ns2:val="none"/>
         </w:rPr>
         <w:t/>
       </w:r>
@@ -4120,7 +4010,7 @@
           <w:color w:val="000000"/>
           <w:kern w:val="0"/>
           <w:lang w:eastAsia="es-PE"/>
-          <w14:ligatures w14:val="none"/>
+          <ns2:ligatures ns2:val="none"/>
         </w:rPr>
         <w:t>, 115</w:t>
       </w:r>
@@ -4130,7 +4020,7 @@
           <w:color w:val="000000"/>
           <w:kern w:val="0"/>
           <w:lang w:eastAsia="es-PE"/>
-          <w14:ligatures w14:val="none"/>
+          <ns2:ligatures ns2:val="none"/>
         </w:rPr>
         <w:t/>
       </w:r>
@@ -4140,7 +4030,7 @@
           <w:color w:val="000000"/>
           <w:kern w:val="0"/>
           <w:lang w:eastAsia="es-PE"/>
-          <w14:ligatures w14:val="none"/>
+          <ns2:ligatures ns2:val="none"/>
         </w:rPr>
         <w:t xml:space="preserve"> y 116</w:t>
       </w:r>
@@ -4150,7 +4040,7 @@
           <w:color w:val="000000"/>
           <w:kern w:val="0"/>
           <w:lang w:eastAsia="es-PE"/>
-          <w14:ligatures w14:val="none"/>
+          <ns2:ligatures ns2:val="none"/>
         </w:rPr>
         <w:t/>
       </w:r>
@@ -4160,7 +4050,7 @@
           <w:color w:val="000000"/>
           <w:kern w:val="0"/>
           <w:lang w:eastAsia="es-PE"/>
-          <w14:ligatures w14:val="none"/>
+          <ns2:ligatures ns2:val="none"/>
         </w:rPr>
         <w:t xml:space="preserve"> de la referida norma</w:t>
       </w:r>
@@ -4172,7 +4062,7 @@
           <w:kern w:val="0"/>
           <w:vertAlign w:val="superscript"/>
           <w:lang w:eastAsia="es-PE"/>
-          <w14:ligatures w14:val="none"/>
+          <ns2:ligatures ns2:val="none"/>
         </w:rPr>
         <w:footnoteReference w:id="8"/>
       </w:r>
@@ -4182,7 +4072,7 @@
           <w:color w:val="000000"/>
           <w:kern w:val="0"/>
           <w:lang w:eastAsia="es-PE"/>
-          <w14:ligatures w14:val="none"/>
+          <ns2:ligatures ns2:val="none"/>
         </w:rPr>
         <w:t xml:space="preserve">. </w:t>
       </w:r>
@@ -4193,7 +4083,7 @@
           <w:color w:val="000000"/>
           <w:kern w:val="0"/>
           <w:lang w:eastAsia="es-PE"/>
-          <w14:ligatures w14:val="none"/>
+          <ns2:ligatures ns2:val="none"/>
         </w:rPr>
         <w:t xml:space="preserve">Asimismo, se consideran circunstancias atenuantes para la graduación de la sanción, el </w:t>
       </w:r>
@@ -4203,7 +4093,7 @@
           <w:color w:val="000000"/>
           <w:kern w:val="0"/>
           <w:lang w:eastAsia="es-PE"/>
-          <w14:ligatures w14:val="none"/>
+          <ns2:ligatures ns2:val="none"/>
         </w:rPr>
         <w:lastRenderedPageBreak/>
         <w:t>allanamiento de la denuncia o el reconocimiento de las pretensiones en ella contenidas, de acuerdo con el artículo 112</w:t>
@@ -4214,7 +4104,7 @@
           <w:color w:val="000000"/>
           <w:kern w:val="0"/>
           <w:lang w:eastAsia="es-PE"/>
-          <w14:ligatures w14:val="none"/>
+          <ns2:ligatures ns2:val="none"/>
         </w:rPr>
         <w:t/>
       </w:r>
@@ -4224,7 +4114,7 @@
           <w:color w:val="000000"/>
           <w:kern w:val="0"/>
           <w:lang w:eastAsia="es-PE"/>
-          <w14:ligatures w14:val="none"/>
+          <ns2:ligatures ns2:val="none"/>
         </w:rPr>
         <w:t xml:space="preserve"> del Código</w:t>
       </w:r>
@@ -4236,7 +4126,7 @@
           <w:kern w:val="0"/>
           <w:vertAlign w:val="superscript"/>
           <w:lang w:eastAsia="es-PE"/>
-          <w14:ligatures w14:val="none"/>
+          <ns2:ligatures ns2:val="none"/>
         </w:rPr>
         <w:footnoteReference w:id="9"/>
       </w:r>
@@ -4246,12 +4136,12 @@
           <w:color w:val="000000"/>
           <w:kern w:val="0"/>
           <w:lang w:eastAsia="es-PE"/>
-          <w14:ligatures w14:val="none"/>
+          <ns2:ligatures ns2:val="none"/>
         </w:rPr>
         <w:t>.</w:t>
       </w:r>
     </w:p>
-    <w:p>
+    <w:p ns2:paraId="0ECE55DF" ns2:textId="77777777">
       <w:pPr>
         <w:shd w:val="clear" w:color="auto" w:fill="FFFFFF"/>
         <w:spacing w:after="0" w:line="240" w:lineRule="auto"/>
@@ -4262,11 +4152,11 @@
           <w:color w:val="000000"/>
           <w:kern w:val="0"/>
           <w:lang w:eastAsia="es-PE"/>
-          <w14:ligatures w14:val="none"/>
-        </w:rPr>
-      </w:pPr>
-    </w:p>
-    <w:p>
+          <ns2:ligatures ns2:val="none"/>
+        </w:rPr>
+      </w:pPr>
+    </w:p>
+    <w:p ns2:paraId="1CC114EB" ns2:textId="029D8026">
       <w:pPr>
         <w:shd w:val="clear" w:color="auto" w:fill="FFFFFF"/>
         <w:spacing w:after="0" w:line="240" w:lineRule="auto"/>
@@ -4276,7 +4166,7 @@
           <w:color w:val="000000"/>
           <w:kern w:val="0"/>
           <w:lang w:eastAsia="es-PE"/>
-          <w14:ligatures w14:val="none"/>
+          <ns2:ligatures ns2:val="none"/>
         </w:rPr>
       </w:pPr>
       <w:r>
@@ -4285,7 +4175,7 @@
           <w:b/>
           <w:bCs/>
           <w:kern w:val="0"/>
-          <w14:ligatures w14:val="none"/>
+          <ns2:ligatures ns2:val="none"/>
         </w:rPr>
         <w:t>OCTAVO</w:t>
       </w:r>
@@ -4296,7 +4186,7 @@
           <w:color w:val="000000"/>
           <w:kern w:val="0"/>
           <w:lang w:eastAsia="es-PE"/>
-          <w14:ligatures w14:val="none"/>
+          <ns2:ligatures ns2:val="none"/>
         </w:rPr>
         <w:t>:</w:t>
       </w:r>
@@ -4306,7 +4196,7 @@
           <w:color w:val="000000"/>
           <w:kern w:val="0"/>
           <w:lang w:eastAsia="es-PE"/>
-          <w14:ligatures w14:val="none"/>
+          <ns2:ligatures ns2:val="none"/>
         </w:rPr>
         <w:t xml:space="preserve"> informar a las partes que conforme a lo establecido en el artículo 39</w:t>
       </w:r>
@@ -4316,7 +4206,7 @@
           <w:color w:val="000000"/>
           <w:kern w:val="0"/>
           <w:lang w:eastAsia="es-PE"/>
-          <w14:ligatures w14:val="none"/>
+          <ns2:ligatures ns2:val="none"/>
         </w:rPr>
         <w:t/>
       </w:r>
@@ -4326,12 +4216,12 @@
           <w:color w:val="000000"/>
           <w:kern w:val="0"/>
           <w:lang w:eastAsia="es-PE"/>
-          <w14:ligatures w14:val="none"/>
+          <ns2:ligatures ns2:val="none"/>
         </w:rPr>
         <w:t xml:space="preserve"> de la Ley sobre Facultades, Normas y Organización del Indecopi, aprobada por Decreto Legislativo 807, los gastos por los peritajes realizados, actuación de pruebas, inspecciones y otros derivados de la tramitación del proceso serán de cargo de la parte que solicita la prueba, salvo pacto en contrario. En todos los casos, la resolución final determinará si los gastos deben ser asumidos por alguna de las partes, o reembolsados a la otra parte o al Indecopi, según sea el caso, de manera adicional a la sanción que haya podido imponerse. </w:t>
       </w:r>
     </w:p>
-    <w:p>
+    <w:p ns2:paraId="364C4B19" ns2:textId="77777777">
       <w:pPr>
         <w:shd w:val="clear" w:color="auto" w:fill="FFFFFF"/>
         <w:spacing w:after="0" w:line="240" w:lineRule="auto"/>
@@ -4341,11 +4231,11 @@
           <w:color w:val="000000"/>
           <w:kern w:val="0"/>
           <w:lang w:eastAsia="es-PE"/>
-          <w14:ligatures w14:val="none"/>
-        </w:rPr>
-      </w:pPr>
-    </w:p>
-    <w:p>
+          <ns2:ligatures ns2:val="none"/>
+        </w:rPr>
+      </w:pPr>
+    </w:p>
+    <w:p ns2:paraId="27E9BBC0" ns2:textId="5D0AB330">
       <w:pPr>
         <w:suppressAutoHyphens/>
         <w:spacing w:after="0" w:line="240" w:lineRule="auto"/>
@@ -4354,7 +4244,7 @@
           <w:rFonts w:ascii="Arial Narrow" w:eastAsia="Calibri" w:hAnsi="Arial Narrow" w:cs="Arial"/>
           <w:kern w:val="0"/>
           <w:u w:val="single"/>
-          <w14:ligatures w14:val="none"/>
+          <ns2:ligatures ns2:val="none"/>
         </w:rPr>
       </w:pPr>
       <w:r>
@@ -4364,7 +4254,7 @@
           <w:color w:val="000000"/>
           <w:kern w:val="0"/>
           <w:lang w:eastAsia="es-PE"/>
-          <w14:ligatures w14:val="none"/>
+          <ns2:ligatures ns2:val="none"/>
         </w:rPr>
         <w:t>NOVENO</w:t>
       </w:r>
@@ -4373,7 +4263,7 @@
           <w:rFonts w:ascii="Arial Narrow" w:eastAsia="Calibri" w:hAnsi="Arial Narrow" w:cs="Arial"/>
           <w:b/>
           <w:kern w:val="0"/>
-          <w14:ligatures w14:val="none"/>
+          <ns2:ligatures ns2:val="none"/>
         </w:rPr>
         <w:t>:</w:t>
       </w:r>
@@ -4381,7 +4271,7 @@
         <w:rPr>
           <w:rFonts w:ascii="Arial Narrow" w:eastAsia="Calibri" w:hAnsi="Arial Narrow" w:cs="Arial"/>
           <w:kern w:val="0"/>
-          <w14:ligatures w14:val="none"/>
+          <ns2:ligatures ns2:val="none"/>
         </w:rPr>
         <w:t xml:space="preserve"> comunicar a las partes que, </w:t>
       </w:r>
@@ -4390,7 +4280,7 @@
         <w:rPr>
           <w:rFonts w:ascii="Arial Narrow" w:eastAsia="Calibri" w:hAnsi="Arial Narrow" w:cs="Arial"/>
           <w:kern w:val="0"/>
-          <w14:ligatures w14:val="none"/>
+          <ns2:ligatures ns2:val="none"/>
         </w:rPr>
         <w:t>de acuerdo a</w:t>
       </w:r>
@@ -4399,7 +4289,7 @@
         <w:rPr>
           <w:rFonts w:ascii="Arial Narrow" w:eastAsia="Calibri" w:hAnsi="Arial Narrow" w:cs="Arial"/>
           <w:kern w:val="0"/>
-          <w14:ligatures w14:val="none"/>
+          <ns2:ligatures ns2:val="none"/>
         </w:rPr>
         <w:t xml:space="preserve"> lo señalado por el artículo 29</w:t>
       </w:r>
@@ -4409,7 +4299,7 @@
           <w:color w:val="000000"/>
           <w:kern w:val="0"/>
           <w:lang w:eastAsia="es-PE"/>
-          <w14:ligatures w14:val="none"/>
+          <ns2:ligatures ns2:val="none"/>
         </w:rPr>
         <w:t/>
       </w:r>
@@ -4417,7 +4307,7 @@
         <w:rPr>
           <w:rFonts w:ascii="Arial Narrow" w:eastAsia="Calibri" w:hAnsi="Arial Narrow" w:cs="Arial"/>
           <w:kern w:val="0"/>
-          <w14:ligatures w14:val="none"/>
+          <ns2:ligatures ns2:val="none"/>
         </w:rPr>
         <w:t xml:space="preserve"> del Decreto Legislativo 807</w:t>
       </w:r>
@@ -4427,7 +4317,7 @@
           <w:rFonts w:ascii="Arial Narrow" w:eastAsia="Calibri" w:hAnsi="Arial Narrow" w:cs="Arial"/>
           <w:kern w:val="0"/>
           <w:vertAlign w:val="superscript"/>
-          <w14:ligatures w14:val="none"/>
+          <ns2:ligatures ns2:val="none"/>
         </w:rPr>
         <w:footnoteReference w:id="10"/>
       </w:r>
@@ -4435,7 +4325,7 @@
         <w:rPr>
           <w:rFonts w:ascii="Arial Narrow" w:eastAsia="Calibri" w:hAnsi="Arial Narrow" w:cs="Arial"/>
           <w:kern w:val="0"/>
-          <w14:ligatures w14:val="none"/>
+          <ns2:ligatures ns2:val="none"/>
         </w:rPr>
         <w:t xml:space="preserve">, hasta antes de la emisión de la Resolución Final tienen la posibilidad de solicitar una audiencia de conciliación. En caso deleguen a favor de una tercera persona su actuación en la diligencia programada, esta deberá presentar un poder especial con firma legalizada ante Notario Público, donde conste </w:t>
       </w:r>
@@ -4444,7 +4334,7 @@
           <w:rFonts w:ascii="Arial Narrow" w:eastAsia="Calibri" w:hAnsi="Arial Narrow" w:cs="Arial"/>
           <w:kern w:val="0"/>
           <w:u w:val="single"/>
-          <w14:ligatures w14:val="none"/>
+          <ns2:ligatures ns2:val="none"/>
         </w:rPr>
         <w:t>expresamente su facultad para asistir y conciliar en su representación</w:t>
       </w:r>
@@ -4453,7 +4343,7 @@
           <w:rFonts w:ascii="Arial Narrow" w:eastAsia="Calibri" w:hAnsi="Arial Narrow" w:cs="Arial"/>
           <w:bCs/>
           <w:kern w:val="0"/>
-          <w14:ligatures w14:val="none"/>
+          <ns2:ligatures ns2:val="none"/>
         </w:rPr>
         <w:t>.</w:t>
       </w:r>
@@ -4463,7 +4353,7 @@
           <w:b/>
           <w:bCs/>
           <w:kern w:val="0"/>
-          <w14:ligatures w14:val="none"/>
+          <ns2:ligatures ns2:val="none"/>
         </w:rPr>
         <w:t xml:space="preserve"> </w:t>
       </w:r>
@@ -4472,12 +4362,12 @@
           <w:rFonts w:ascii="Arial Narrow" w:eastAsia="Calibri" w:hAnsi="Arial Narrow" w:cs="Arial"/>
           <w:kern w:val="0"/>
           <w:u w:val="single"/>
-          <w14:ligatures w14:val="none"/>
+          <ns2:ligatures ns2:val="none"/>
         </w:rPr>
         <w:t xml:space="preserve">Ello bajo apercibimiento de no realizar la audiencia de conciliación y levantar el acta de inasistencia correspondiente. </w:t>
       </w:r>
     </w:p>
-    <w:p>
+    <w:p ns2:paraId="4CD47B08" ns2:textId="77777777">
       <w:pPr>
         <w:suppressAutoHyphens/>
         <w:spacing w:after="0" w:line="240" w:lineRule="auto"/>
@@ -4486,11 +4376,11 @@
           <w:rFonts w:ascii="Arial Narrow" w:eastAsia="Calibri" w:hAnsi="Arial Narrow" w:cs="Arial"/>
           <w:kern w:val="0"/>
           <w:u w:val="single"/>
-          <w14:ligatures w14:val="none"/>
-        </w:rPr>
-      </w:pPr>
-    </w:p>
-    <w:p>
+          <ns2:ligatures ns2:val="none"/>
+        </w:rPr>
+      </w:pPr>
+    </w:p>
+    <w:p ns2:paraId="0E80CA49" ns2:textId="5D4B775B">
       <w:pPr>
         <w:suppressAutoHyphens/>
         <w:spacing w:after="0" w:line="240" w:lineRule="auto"/>
@@ -4500,7 +4390,7 @@
           <w:color w:val="000000"/>
           <w:kern w:val="0"/>
           <w:lang w:eastAsia="es-PE"/>
-          <w14:ligatures w14:val="none"/>
+          <ns2:ligatures ns2:val="none"/>
         </w:rPr>
       </w:pPr>
       <w:r>
@@ -4518,7 +4408,7 @@
           <w:color w:val="000000"/>
           <w:kern w:val="0"/>
           <w:lang w:eastAsia="es-PE"/>
-          <w14:ligatures w14:val="none"/>
+          <ns2:ligatures ns2:val="none"/>
         </w:rPr>
         <w:t>:</w:t>
       </w:r>
@@ -4528,14 +4418,14 @@
           <w:color w:val="000000"/>
           <w:kern w:val="0"/>
           <w:lang w:eastAsia="es-PE"/>
-          <w14:ligatures w14:val="none"/>
+          <ns2:ligatures ns2:val="none"/>
         </w:rPr>
         <w:t xml:space="preserve"> poner en conocimiento de las partes que, antes de la emisión de la Resolución Final, tienen la posibilidad de formular su desistimiento o presentar el acuerdo arribado mediante la conciliación, mediación, transacción o cualquier otro que, de forma indubitable, deje constancia que se ha solucionado la controversia materia de denuncia.</w:t>
       </w:r>
       <w:bookmarkStart w:id="18" w:name="h.gjdgxs" w:colFirst="0" w:colLast="0"/>
       <w:bookmarkEnd w:id="18"/>
     </w:p>
-    <w:p>
+    <w:p ns2:paraId="7DDD06F7" ns2:textId="77777777">
       <w:pPr>
         <w:suppressAutoHyphens/>
         <w:spacing w:after="0" w:line="240" w:lineRule="auto"/>
@@ -4545,11 +4435,11 @@
           <w:color w:val="000000"/>
           <w:kern w:val="0"/>
           <w:lang w:eastAsia="es-PE"/>
-          <w14:ligatures w14:val="none"/>
-        </w:rPr>
-      </w:pPr>
-    </w:p>
-    <w:p>
+          <ns2:ligatures ns2:val="none"/>
+        </w:rPr>
+      </w:pPr>
+    </w:p>
+    <w:p ns2:paraId="236137A1" ns2:textId="510D52D0">
       <w:pPr>
         <w:suppressAutoHyphens/>
         <w:spacing w:after="0" w:line="240" w:lineRule="auto"/>
@@ -4580,7 +4470,7 @@
           <w:b/>
           <w:spacing w:val="-3"/>
           <w:kern w:val="0"/>
-          <w14:ligatures w14:val="none"/>
+          <ns2:ligatures ns2:val="none"/>
         </w:rPr>
         <w:t/>
       </w:r>
@@ -4590,7 +4480,7 @@
           <w:bCs/>
           <w:spacing w:val="-3"/>
           <w:kern w:val="0"/>
-          <w14:ligatures w14:val="none"/>
+          <ns2:ligatures ns2:val="none"/>
         </w:rPr>
         <w:t xml:space="preserve"/>
       </w:r>
@@ -4600,7 +4490,7 @@
           <w:bCs/>
           <w:spacing w:val="-3"/>
           <w:kern w:val="0"/>
-          <w14:ligatures w14:val="none"/>
+          <ns2:ligatures ns2:val="none"/>
         </w:rPr>
         <w:t/>
       </w:r>
@@ -4610,7 +4500,7 @@
           <w:bCs/>
           <w:spacing w:val="-3"/>
           <w:kern w:val="0"/>
-          <w14:ligatures w14:val="none"/>
+          <ns2:ligatures ns2:val="none"/>
         </w:rPr>
         <w:t xml:space="preserve"/>
       </w:r>
@@ -4620,7 +4510,7 @@
           <w:bCs/>
           <w:spacing w:val="-3"/>
           <w:kern w:val="0"/>
-          <w14:ligatures w14:val="none"/>
+          <ns2:ligatures ns2:val="none"/>
         </w:rPr>
         <w:t xml:space="preserve"/>
       </w:r>
@@ -4652,7 +4542,7 @@
           <w:color w:val="000000"/>
           <w:kern w:val="0"/>
           <w:lang w:eastAsia="es-PE"/>
-          <w14:ligatures w14:val="none"/>
+          <ns2:ligatures ns2:val="none"/>
         </w:rPr>
         <w:t/>
       </w:r>
@@ -4669,7 +4559,7 @@
           <w:color w:val="000000"/>
           <w:kern w:val="0"/>
           <w:lang w:eastAsia="es-PE"/>
-          <w14:ligatures w14:val="none"/>
+          <ns2:ligatures ns2:val="none"/>
         </w:rPr>
         <w:t/>
       </w:r>
@@ -4704,7 +4594,7 @@
       </w:r>
     </w:p>
     <w:bookmarkEnd w:id="19"/>
-    <w:p>
+    <w:p ns2:paraId="639FE5BE" ns2:textId="77777777">
       <w:pPr>
         <w:suppressAutoHyphens/>
         <w:spacing w:after="0" w:line="240" w:lineRule="auto"/>
@@ -4714,7 +4604,7 @@
         </w:rPr>
       </w:pPr>
     </w:p>
-    <w:p>
+    <w:p ns2:paraId="083D8417" ns2:textId="68198A7A">
       <w:pPr>
         <w:suppressAutoHyphens/>
         <w:spacing w:line="240" w:lineRule="auto"/>
@@ -4789,7 +4679,7 @@
       </w:r>
       <w:bookmarkStart w:id="20" w:name="_Hlk198890962"/>
     </w:p>
-    <w:p>
+    <w:p ns2:paraId="36317C11" ns2:textId="77777777">
       <w:pPr>
         <w:suppressAutoHyphens/>
         <w:spacing w:after="0" w:line="240" w:lineRule="auto"/>
@@ -4801,7 +4691,7 @@
       </w:pPr>
     </w:p>
     <w:bookmarkEnd w:id="20"/>
-    <w:p>
+    <w:p ns2:paraId="23716787" ns2:textId="77777777">
       <w:pPr>
         <w:suppressAutoHyphens/>
         <w:spacing w:after="0" w:line="240" w:lineRule="auto"/>
@@ -4811,36 +4701,36 @@
         </w:rPr>
       </w:pPr>
     </w:p>
-    <w:p>
-      <w:pPr>
-        <w:spacing w:after="0" w:line="240" w:lineRule="auto"/>
-        <w:jc w:val="both"/>
-        <w:rPr>
-          <w:rFonts w:ascii="Arial Narrow" w:eastAsia="Arial Narrow" w:hAnsi="Arial Narrow" w:cs="Arial Narrow"/>
-          <w:b/>
-          <w:color w:val="000000"/>
-          <w:kern w:val="0"/>
-          <w:lang w:eastAsia="es-PE"/>
-          <w14:ligatures w14:val="none"/>
-        </w:rPr>
-      </w:pPr>
-    </w:p>
-    <w:p>
-      <w:pPr>
-        <w:spacing w:after="0" w:line="240" w:lineRule="auto"/>
-        <w:jc w:val="both"/>
-        <w:rPr>
-          <w:rFonts w:ascii="Arial Narrow" w:eastAsia="Arial Narrow" w:hAnsi="Arial Narrow" w:cs="Arial Narrow"/>
-          <w:b/>
-          <w:color w:val="000000"/>
-          <w:kern w:val="0"/>
-          <w:lang w:eastAsia="es-PE"/>
-          <w14:ligatures w14:val="none"/>
+    <w:p ns2:paraId="509D673B" ns2:textId="77777777">
+      <w:pPr>
+        <w:spacing w:after="0" w:line="240" w:lineRule="auto"/>
+        <w:jc w:val="both"/>
+        <w:rPr>
+          <w:rFonts w:ascii="Arial Narrow" w:eastAsia="Arial Narrow" w:hAnsi="Arial Narrow" w:cs="Arial Narrow"/>
+          <w:b/>
+          <w:color w:val="000000"/>
+          <w:kern w:val="0"/>
+          <w:lang w:eastAsia="es-PE"/>
+          <ns2:ligatures ns2:val="none"/>
+        </w:rPr>
+      </w:pPr>
+    </w:p>
+    <w:p ns2:paraId="418E1D52" ns2:textId="77777777">
+      <w:pPr>
+        <w:spacing w:after="0" w:line="240" w:lineRule="auto"/>
+        <w:jc w:val="both"/>
+        <w:rPr>
+          <w:rFonts w:ascii="Arial Narrow" w:eastAsia="Arial Narrow" w:hAnsi="Arial Narrow" w:cs="Arial Narrow"/>
+          <w:b/>
+          <w:color w:val="000000"/>
+          <w:kern w:val="0"/>
+          <w:lang w:eastAsia="es-PE"/>
+          <ns2:ligatures ns2:val="none"/>
         </w:rPr>
       </w:pPr>
     </w:p>
     <w:bookmarkEnd w:id="0"/>
-    <w:p>
+    <w:p ns2:paraId="2E71D930" ns2:textId="77777777">
       <w:pPr>
         <w:spacing w:after="0" w:line="240" w:lineRule="auto"/>
         <w:jc w:val="both"/>
@@ -4850,11 +4740,11 @@
           <w:color w:val="000000"/>
           <w:kern w:val="0"/>
           <w:lang w:val="es-ES" w:eastAsia="es-PE"/>
-          <w14:ligatures w14:val="none"/>
-        </w:rPr>
-      </w:pPr>
-    </w:p>
-    <w:p>
+          <ns2:ligatures ns2:val="none"/>
+        </w:rPr>
+      </w:pPr>
+    </w:p>
+    <w:p ns2:paraId="03CAC917" ns2:textId="77777777">
       <w:pPr>
         <w:shd w:val="clear" w:color="auto" w:fill="FFFFFF"/>
         <w:spacing w:after="0" w:line="240" w:lineRule="auto"/>
@@ -4876,7 +4766,7 @@
         <w:t xml:space="preserve">Firmado digitalmente por </w:t>
       </w:r>
     </w:p>
-    <w:p>
+    <w:p ns2:paraId="1591267D" ns2:textId="77777777">
       <w:pPr>
         <w:shd w:val="clear" w:color="auto" w:fill="FFFFFF"/>
         <w:spacing w:after="0" w:line="240" w:lineRule="auto"/>
@@ -4898,7 +4788,7 @@
         <w:t xml:space="preserve">EVELING ROA QUISPE </w:t>
       </w:r>
     </w:p>
-    <w:p>
+    <w:p ns2:paraId="7C7E468C" ns2:textId="77777777">
       <w:pPr>
         <w:shd w:val="clear" w:color="auto" w:fill="FFFFFF"/>
         <w:spacing w:after="0" w:line="240" w:lineRule="auto"/>
@@ -4920,7 +4810,7 @@
         <w:t>Secretaria Técnica</w:t>
       </w:r>
     </w:p>
-    <w:p>
+    <w:p ns2:paraId="13657175" ns2:textId="77777777">
       <w:pPr>
         <w:shd w:val="clear" w:color="auto" w:fill="FFFFFF"/>
         <w:spacing w:after="0" w:line="240" w:lineRule="auto"/>
@@ -4942,7 +4832,7 @@
         <w:t>Comisión de Protección al Consumidor 1</w:t>
       </w:r>
     </w:p>
-    <w:p>
+    <w:p ns2:paraId="35BE4E13" ns2:textId="77777777">
       <w:pPr>
         <w:spacing w:after="0" w:line="240" w:lineRule="auto"/>
         <w:rPr>
@@ -4959,7 +4849,7 @@
         <w:t>LGP/JCQ</w:t>
       </w:r>
     </w:p>
-    <w:p>
+    <w:p ns2:paraId="4423ADE9" ns2:textId="77777777">
       <w:pPr>
         <w:spacing w:line="240" w:lineRule="auto"/>
         <w:rPr>
@@ -4967,18 +4857,18 @@
         </w:rPr>
       </w:pPr>
     </w:p>
-    <w:p>
+    <w:p ns2:paraId="74AAB5F4" ns2:textId="77777777">
       <w:pPr>
         <w:spacing w:line="240" w:lineRule="auto"/>
       </w:pPr>
     </w:p>
     <w:sectPr>
-      <w:headerReference w:type="even" r:id="rId8"/>
-      <w:headerReference w:type="default" r:id="rId9"/>
-      <w:footerReference w:type="even" r:id="rId10"/>
-      <w:footerReference w:type="default" r:id="rId11"/>
-      <w:headerReference w:type="first" r:id="rId12"/>
-      <w:footerReference w:type="first" r:id="rId13"/>
+      <w:headerReference w:type="even" ns3:id="rId8"/>
+      <w:headerReference w:type="default" ns3:id="rId9"/>
+      <w:footerReference w:type="even" ns3:id="rId10"/>
+      <w:footerReference w:type="default" ns3:id="rId11"/>
+      <w:headerReference w:type="first" ns3:id="rId12"/>
+      <w:footerReference w:type="first" ns3:id="rId13"/>
       <w:pgSz w:w="11906" w:h="16838"/>
       <w:pgMar w:top="1417" w:right="1701" w:bottom="1417" w:left="1701" w:header="708" w:footer="708" w:gutter="0"/>
       <w:cols w:space="708"/>

--- a/plantillas_maestras/01_seguro_vehicular/materia_general_asegurativa/2_o_mas_ddos_varios/varon/TPL_0875_2026_SEGURO_VEHICULAR_MATERIA_GENERAL_ASEGURATIVA_ASEGURADORA_VARON_R2.docx
+++ b/plantillas_maestras/01_seguro_vehicular/materia_general_asegurativa/2_o_mas_ddos_varios/varon/TPL_0875_2026_SEGURO_VEHICULAR_MATERIA_GENERAL_ASEGURATIVA_ASEGURADORA_VARON_R2.docx
@@ -3642,7 +3642,7 @@
           <w:sz w:val="20"/>
           <w:szCs w:val="20"/>
         </w:rPr>
-        <w:t xml:space="preserve">correr traslado de la presente resolución a Mapfre Perú Compañía de Seguros y Reaseguros S.A para que, de conformidad con lo dispuesto por el artículo 26° de la Ley sobre Facultades, Normas y Organización del Indecopi, aprobado por Decreto Legislativo N° 8079, presenten sus descargos sobre la imputación de cargos realizada en un plazo no mayor a cinco (5) días hábiles contado a partir del día siguiente de la notificación de la presente resolución, vencido el cual, el Secretario Técnico declarará en rebeldía a los denunciados que no lo hubieran presentado. Debe precisarse que de conformidad con lo establecido por el artículo 223° del Texto Único Ordenado de la Ley N° 27444, Ley del Procedimiento Administrativo General, las alegaciones y los hechos relevantes de la reclamación, salvo que hayan sido específicamente negadas en la contestación, se tendrán por aceptadas o meritadas como ciertas.</w:t>
+        <w:t xml:space="preserve">correr traslado de la presente resolución a Mapfre Perú Compañía de Seguros y Reaseguros S.A. para que, de conformidad con lo dispuesto por el artículo 26 de la Ley sobre Facultades, Normas y Organización del Indecopi, aprobada por Decreto Legislativo 807, presente sus descargos sobre la imputación de cargos realizada en un plazo no mayor a cinco (5) días hábiles contado a partir del día siguiente de la notificación de la presente resolución, vencido el cual, el Secretario Técnico declarará en rebeldía al denunciado que no lo hubiera presentado. Debe precisarse que de conformidad con lo establecido por el artículo 223 del Texto Único Ordenado de la Ley 27444, Ley del Procedimiento Administrativo General, las alegaciones y los hechos relevantes de la reclamación, salvo que hayan sido específicamente negadas en la contestación, se tendrán por aceptadas o merituadas como ciertas.</w:t>
       </w:r>
     </w:p>
     <w:p ns2:paraId="228F876C" ns2:textId="77777777">

--- a/plantillas_maestras/01_seguro_vehicular/materia_general_asegurativa/2_o_mas_ddos_varios/varon/TPL_0875_2026_SEGURO_VEHICULAR_MATERIA_GENERAL_ASEGURATIVA_ASEGURADORA_VARON_R2.docx
+++ b/plantillas_maestras/01_seguro_vehicular/materia_general_asegurativa/2_o_mas_ddos_varios/varon/TPL_0875_2026_SEGURO_VEHICULAR_MATERIA_GENERAL_ASEGURATIVA_ASEGURADORA_VARON_R2.docx
@@ -472,7 +472,7 @@
           <w:lang w:eastAsia="es-PE"/>
           <ns2:ligatures ns2:val="none"/>
         </w:rPr>
-        <w:t>9</w:t>
+        <w:t xml:space="preserve">9 de abril de 2026</w:t>
       </w:r>
       <w:r>
         <w:rPr>
@@ -483,7 +483,7 @@
           <w:lang w:eastAsia="es-PE"/>
           <ns2:ligatures ns2:val="none"/>
         </w:rPr>
-        <w:t xml:space="preserve"> de </w:t>
+        <w:t xml:space="preserve"/>
       </w:r>
       <w:r>
         <w:rPr>
@@ -494,7 +494,7 @@
           <w:lang w:eastAsia="es-PE"/>
           <ns2:ligatures ns2:val="none"/>
         </w:rPr>
-        <w:t>abril</w:t>
+        <w:t xml:space="preserve"/>
       </w:r>
       <w:r>
         <w:rPr>
@@ -505,7 +505,7 @@
           <w:lang w:eastAsia="es-PE"/>
           <ns2:ligatures ns2:val="none"/>
         </w:rPr>
-        <w:t xml:space="preserve"> de 2026</w:t>
+        <w:t xml:space="preserve"/>
       </w:r>
     </w:p>
     <w:p ns2:paraId="66CE1821" ns2:textId="77777777">
@@ -783,7 +783,7 @@
           <w:lang w:eastAsia="es-ES"/>
           <ns2:ligatures ns2:val="none"/>
         </w:rPr>
-        <w:t xml:space="preserve">El 27 de julio del 2021, el vehículo con Placa de Rodaje A8F-905 asegurado con el Seguro de Responsabilidad Civil Frente a Terceros – Póliza 3011900037286 (en adelante, Seguro de Responsabilidad Civil Frente a Terceros), estuvo involucrado en un accidente de tránsito, como consecuencia del cual se produjo el fallecimiento de su hijo, el señor [APELLIDO] [APELLIDO] Cespedes (en adelante, hijo).</w:t>
+        <w:t xml:space="preserve">El 27 de julio de 2021, el vehículo con Placa de Rodaje A8F-905 asegurado con el Seguro de Responsabilidad Civil Frente a Terceros – Póliza 3011900037286 (en adelante, Seguro de Responsabilidad Civil Frente a Terceros), estuvo involucrado en un accidente de tránsito, como consecuencia del cual se produjo el fallecimiento de su hijo, el señor [APELLIDO] [APELLIDO] Cespedes (en adelante, hijo).</w:t>
       </w:r>
       <w:r>
         <w:rPr>
@@ -910,7 +910,7 @@
           <w:lang w:eastAsia="es-ES"/>
           <ns2:ligatures ns2:val="none"/>
         </w:rPr>
-        <w:t xml:space="preserve">El 12 de noviembre del 2025, presentó ante </w:t>
+        <w:t xml:space="preserve">El 12 de noviembre de 2025, presentó ante </w:t>
       </w:r>
       <w:r>
         <w:rPr>
@@ -2637,7 +2637,7 @@
           <w:lang w:eastAsia="es-ES"/>
           <ns2:ligatures ns2:val="none"/>
         </w:rPr>
-        <w:t>12 de noviembre del 2025</w:t>
+        <w:t xml:space="preserve">12 de noviembre de 2025</w:t>
       </w:r>
       <w:r>
         <w:rPr>
@@ -3807,7 +3807,7 @@
           <w:lang w:eastAsia="es-ES"/>
           <ns2:ligatures ns2:val="none"/>
         </w:rPr>
-        <w:t>12 de noviembre del 2025</w:t>
+        <w:t xml:space="preserve">12 de noviembre de 2025</w:t>
       </w:r>
       <w:r>
         <w:rPr>
@@ -5079,7 +5079,7 @@
           <w:sz w:val="16"/>
           <w:szCs w:val="16"/>
         </w:rPr>
-        <w:t>el 2 de setiembre del 2010 en el Diario Oficial El Peruano, vigente desde el 2 de octubre del 2010 y modificado por Decreto Legislativo 1308.</w:t>
+        <w:t xml:space="preserve">el 2 de setiembre de 2010 en el Diario Oficial El Peruano, vigente desde el 2 de octubre de 2010 y modificado por Decreto Legislativo 1308.</w:t>
       </w:r>
     </w:p>
     <w:p>

--- a/plantillas_maestras/01_seguro_vehicular/materia_general_asegurativa/2_o_mas_ddos_varios/varon/TPL_0875_2026_SEGURO_VEHICULAR_MATERIA_GENERAL_ASEGURATIVA_ASEGURADORA_VARON_R2.docx
+++ b/plantillas_maestras/01_seguro_vehicular/materia_general_asegurativa/2_o_mas_ddos_varios/varon/TPL_0875_2026_SEGURO_VEHICULAR_MATERIA_GENERAL_ASEGURATIVA_ASEGURADORA_VARON_R2.docx
@@ -1,8 +1,8 @@
 
 <file path=word/document.xml><?xml version="1.0" encoding="utf-8"?>
-<w:document xmlns:ns1="http://schemas.openxmlformats.org/markup-compatibility/2006" xmlns:ns2="http://schemas.microsoft.com/office/word/2010/wordml" xmlns:ns3="http://schemas.openxmlformats.org/officeDocument/2006/relationships" xmlns:w="http://schemas.openxmlformats.org/wordprocessingml/2006/main" ns1:Ignorable="w14 w15 w16se w16cid w16 w16cex w16sdtdh w16sdtfl w16du wp14">
+<w:document xmlns:mc="http://schemas.openxmlformats.org/markup-compatibility/2006" xmlns:r="http://schemas.openxmlformats.org/officeDocument/2006/relationships" xmlns:w="http://schemas.openxmlformats.org/wordprocessingml/2006/main" xmlns:w14="http://schemas.microsoft.com/office/word/2010/wordml" xmlns:w15="http://schemas.microsoft.com/office/word/2012/wordml" xmlns:w16="http://schemas.microsoft.com/office/word/2018/wordml" xmlns:w16cex="http://schemas.microsoft.com/office/word/2018/wordml/cex" xmlns:w16cid="http://schemas.microsoft.com/office/word/2016/wordml/cid" xmlns:w16du="http://schemas.microsoft.com/office/word/2023/wordml/word16du" xmlns:w16sdtdh="http://schemas.microsoft.com/office/word/2020/wordml/sdtdatahash" xmlns:w16se="http://schemas.microsoft.com/office/word/2015/wordml/symex" xmlns:wp14="http://schemas.microsoft.com/office/word/2010/wordprocessingDrawing" mc:Ignorable="w14 w15 w16se w16cid w16 w16cex w16sdtdh w16du wp14">
   <w:body>
-    <w:p ns2:paraId="1B509B2D" ns2:textId="3093B79A">
+    <w:p>
       <w:pPr>
         <w:tabs>
           <w:tab w:val="left" w:pos="1701"/>
@@ -14,7 +14,7 @@
           <w:color w:val="000000"/>
           <w:kern w:val="0"/>
           <w:lang w:eastAsia="es-PE"/>
-          <ns2:ligatures ns2:val="none"/>
+          <w14:ligatures w14:val="none"/>
         </w:rPr>
       </w:pPr>
       <w:bookmarkStart w:id="0" w:name="_Hlk80343540"/>
@@ -25,7 +25,7 @@
           <w:color w:val="000000"/>
           <w:kern w:val="0"/>
           <w:lang w:eastAsia="es-PE"/>
-          <ns2:ligatures ns2:val="none"/>
+          <w14:ligatures w14:val="none"/>
         </w:rPr>
         <w:t xml:space="preserve">EXPEDIENTE </w:t>
       </w:r>
@@ -36,7 +36,7 @@
           <w:color w:val="000000"/>
           <w:kern w:val="0"/>
           <w:lang w:eastAsia="es-PE"/>
-          <ns2:ligatures ns2:val="none"/>
+          <w14:ligatures w14:val="none"/>
         </w:rPr>
         <w:tab/>
         <w:t>:</w:t>
@@ -48,7 +48,7 @@
           <w:color w:val="000000"/>
           <w:kern w:val="0"/>
           <w:lang w:eastAsia="es-PE"/>
-          <ns2:ligatures ns2:val="none"/>
+          <w14:ligatures w14:val="none"/>
         </w:rPr>
         <w:tab/>
       </w:r>
@@ -61,12 +61,12 @@
           <w:kern w:val="0"/>
           <w:shd w:val="clear" w:color="auto" w:fill="FFFFFF"/>
           <w:lang w:eastAsia="es-PE"/>
-          <ns2:ligatures ns2:val="none"/>
+          <w14:ligatures w14:val="none"/>
         </w:rPr>
         <w:t>0875-2026/CC1</w:t>
       </w:r>
     </w:p>
-    <w:p ns2:paraId="7E5DC22B" ns2:textId="193BE17E">
+    <w:p>
       <w:pPr>
         <w:tabs>
           <w:tab w:val="left" w:pos="1701"/>
@@ -81,111 +81,26 @@
           <w:color w:val="000000"/>
           <w:kern w:val="0"/>
           <w:lang w:eastAsia="es-PE"/>
-          <ns2:ligatures ns2:val="none"/>
-        </w:rPr>
-      </w:pPr>
-      <w:r>
-        <w:rPr>
-          <w:rFonts w:ascii="Arial Narrow" w:eastAsia="Arial Narrow" w:hAnsi="Arial Narrow" w:cs="Arial Narrow"/>
-          <w:b/>
-          <w:color w:val="000000"/>
-          <w:kern w:val="0"/>
-          <w:lang w:eastAsia="es-PE"/>
-          <ns2:ligatures ns2:val="none"/>
-        </w:rPr>
-        <w:t xml:space="preserve">DENUNCIANTE:[DENUNCIANTE] (SEÑOR [APELLIDO])</w:t>
-      </w:r>
-      <w:r>
-        <w:rPr>
-          <w:rFonts w:ascii="Arial Narrow" w:eastAsia="Arial Narrow" w:hAnsi="Arial Narrow" w:cs="Arial Narrow"/>
-          <w:b/>
-          <w:color w:val="000000"/>
-          <w:kern w:val="0"/>
-          <w:lang w:eastAsia="es-PE"/>
-          <ns2:ligatures ns2:val="none"/>
-        </w:rPr>
+          <w14:ligatures w14:val="none"/>
+        </w:rPr>
+      </w:pPr>
+      <w:r>
+        <w:rPr>
+          <w:rFonts w:ascii="Arial Narrow" w:eastAsia="Arial Narrow" w:hAnsi="Arial Narrow" w:cs="Arial Narrow"/>
+          <w:b/>
+          <w:color w:val="000000"/>
+          <w:kern w:val="0"/>
+          <w:lang w:eastAsia="es-PE"/>
+          <w14:ligatures w14:val="none"/>
+        </w:rPr>
+        <w:t>DENUNCIANTE</w:t>
         <w:tab/>
-        <w:t/>
-      </w:r>
-      <w:r>
-        <w:rPr>
-          <w:rFonts w:ascii="Arial Narrow" w:eastAsia="Arial Narrow" w:hAnsi="Arial Narrow" w:cs="Arial Narrow"/>
-          <w:b/>
-          <w:color w:val="000000"/>
-          <w:kern w:val="0"/>
-          <w:lang w:eastAsia="es-PE"/>
-          <ns2:ligatures ns2:val="none"/>
-        </w:rPr>
+        <w:t>:</w:t>
         <w:tab/>
-      </w:r>
-      <w:r>
-        <w:rPr>
-          <w:rFonts w:ascii="Arial Narrow" w:eastAsia="Arial Narrow" w:hAnsi="Arial Narrow" w:cs="Arial Narrow"/>
-          <w:b/>
-          <w:color w:val="000000"/>
-          <w:kern w:val="0"/>
-          <w:lang w:eastAsia="es-PE"/>
-          <ns2:ligatures ns2:val="none"/>
-        </w:rPr>
-        <w:t xml:space="preserve"/>
-      </w:r>
-      <w:r>
-        <w:rPr>
-          <w:rFonts w:ascii="Arial Narrow" w:eastAsia="Arial Narrow" w:hAnsi="Arial Narrow" w:cs="Arial Narrow"/>
-          <w:b/>
-          <w:color w:val="000000"/>
-          <w:kern w:val="0"/>
-          <w:lang w:eastAsia="es-PE"/>
-          <ns2:ligatures ns2:val="none"/>
-        </w:rPr>
-        <w:t/>
-      </w:r>
-      <w:r>
-        <w:rPr>
-          <w:rFonts w:ascii="Arial Narrow" w:eastAsia="Arial Narrow" w:hAnsi="Arial Narrow" w:cs="Arial Narrow"/>
-          <w:b/>
-          <w:color w:val="000000"/>
-          <w:kern w:val="0"/>
-          <w:lang w:eastAsia="es-PE"/>
-          <ns2:ligatures ns2:val="none"/>
-        </w:rPr>
-        <w:t xml:space="preserve"/>
-      </w:r>
-      <w:r>
-        <w:rPr>
-          <w:rFonts w:ascii="Arial Narrow" w:eastAsia="Arial Narrow" w:hAnsi="Arial Narrow" w:cs="Arial Narrow"/>
-          <w:b/>
-          <w:color w:val="000000"/>
-          <w:kern w:val="0"/>
-          <w:lang w:eastAsia="es-PE"/>
-          <ns2:ligatures ns2:val="none"/>
-        </w:rPr>
-        <w:t xml:space="preserve"/>
-      </w:r>
-      <w:r>
-        <w:rPr>
-          <w:rFonts w:ascii="Arial Narrow" w:eastAsia="Arial Narrow" w:hAnsi="Arial Narrow" w:cs="Arial Narrow"/>
-          <w:b/>
-          <w:color w:val="000000"/>
-          <w:kern w:val="0"/>
-          <w:lang w:eastAsia="es-PE"/>
-          <ns2:ligatures ns2:val="none"/>
-        </w:rPr>
-        <w:t/>
-      </w:r>
-      <w:r>
-        <w:rPr>
-          <w:rFonts w:ascii="Arial Narrow" w:eastAsia="Arial Narrow" w:hAnsi="Arial Narrow" w:cs="Arial Narrow"/>
-          <w:b/>
-          <w:color w:val="000000"/>
-          <w:kern w:val="0"/>
-          <w:lang w:eastAsia="es-PE"/>
-          <ns2:ligatures ns2:val="none"/>
-        </w:rPr>
-        <w:t/>
-      </w:r>
-    </w:p>
-    <w:p ns2:paraId="6DEEEDFE" ns2:textId="33CDB30A">
+        <w:t xml:space="preserve">[DENUNCIANTE] (SEÑOR [APELLIDO])</w:t>
+      </w:r>
+    </w:p>
+    <w:p>
       <w:pPr>
         <w:tabs>
           <w:tab w:val="left" w:pos="1701"/>
@@ -200,17 +115,17 @@
           <w:color w:val="000000"/>
           <w:kern w:val="0"/>
           <w:lang w:eastAsia="es-PE"/>
-          <ns2:ligatures ns2:val="none"/>
-        </w:rPr>
-      </w:pPr>
-      <w:r>
-        <w:rPr>
-          <w:rFonts w:ascii="Arial Narrow" w:eastAsia="Arial Narrow" w:hAnsi="Arial Narrow" w:cs="Arial Narrow"/>
-          <w:b/>
-          <w:color w:val="000000"/>
-          <w:kern w:val="0"/>
-          <w:lang w:eastAsia="es-PE"/>
-          <ns2:ligatures ns2:val="none"/>
+          <w14:ligatures w14:val="none"/>
+        </w:rPr>
+      </w:pPr>
+      <w:r>
+        <w:rPr>
+          <w:rFonts w:ascii="Arial Narrow" w:eastAsia="Arial Narrow" w:hAnsi="Arial Narrow" w:cs="Arial Narrow"/>
+          <w:b/>
+          <w:color w:val="000000"/>
+          <w:kern w:val="0"/>
+          <w:lang w:eastAsia="es-PE"/>
+          <w14:ligatures w14:val="none"/>
         </w:rPr>
         <w:t>DENUNCIADO</w:t>
       </w:r>
@@ -221,7 +136,7 @@
           <w:color w:val="000000"/>
           <w:kern w:val="0"/>
           <w:lang w:eastAsia="es-PE"/>
-          <ns2:ligatures ns2:val="none"/>
+          <w14:ligatures w14:val="none"/>
         </w:rPr>
         <w:tab/>
         <w:t>:</w:t>
@@ -233,7 +148,7 @@
           <w:color w:val="000000"/>
           <w:kern w:val="0"/>
           <w:lang w:eastAsia="es-PE"/>
-          <ns2:ligatures ns2:val="none"/>
+          <w14:ligatures w14:val="none"/>
         </w:rPr>
         <w:tab/>
       </w:r>
@@ -244,7 +159,7 @@
           <w:color w:val="000000"/>
           <w:kern w:val="0"/>
           <w:lang w:eastAsia="es-PE"/>
-          <ns2:ligatures ns2:val="none"/>
+          <w14:ligatures w14:val="none"/>
         </w:rPr>
         <w:t xml:space="preserve">MAPFRE PERÚ COMPAÑÍA DE SEGUROS Y REASEGUROS S.A. </w:t>
       </w:r>
@@ -255,7 +170,7 @@
           <w:color w:val="000000"/>
           <w:kern w:val="0"/>
           <w:lang w:eastAsia="es-PE"/>
-          <ns2:ligatures ns2:val="none"/>
+          <w14:ligatures w14:val="none"/>
         </w:rPr>
         <w:t>(</w:t>
       </w:r>
@@ -266,7 +181,7 @@
           <w:color w:val="000000"/>
           <w:kern w:val="0"/>
           <w:lang w:eastAsia="es-PE"/>
-          <ns2:ligatures ns2:val="none"/>
+          <w14:ligatures w14:val="none"/>
         </w:rPr>
         <w:t>MAPFRE</w:t>
       </w:r>
@@ -277,12 +192,12 @@
           <w:color w:val="000000"/>
           <w:kern w:val="0"/>
           <w:lang w:eastAsia="es-PE"/>
-          <ns2:ligatures ns2:val="none"/>
+          <w14:ligatures w14:val="none"/>
         </w:rPr>
         <w:t>)</w:t>
       </w:r>
     </w:p>
-    <w:p ns2:paraId="022D2B94" ns2:textId="77777777">
+    <w:p>
       <w:pPr>
         <w:tabs>
           <w:tab w:val="left" w:pos="1701"/>
@@ -297,17 +212,17 @@
           <w:color w:val="000000"/>
           <w:kern w:val="0"/>
           <w:lang w:eastAsia="es-PE"/>
-          <ns2:ligatures ns2:val="none"/>
-        </w:rPr>
-      </w:pPr>
-      <w:r>
-        <w:rPr>
-          <w:rFonts w:ascii="Arial Narrow" w:eastAsia="Arial Narrow" w:hAnsi="Arial Narrow" w:cs="Arial Narrow"/>
-          <w:b/>
-          <w:color w:val="000000"/>
-          <w:kern w:val="0"/>
-          <w:lang w:eastAsia="es-PE"/>
-          <ns2:ligatures ns2:val="none"/>
+          <w14:ligatures w14:val="none"/>
+        </w:rPr>
+      </w:pPr>
+      <w:r>
+        <w:rPr>
+          <w:rFonts w:ascii="Arial Narrow" w:eastAsia="Arial Narrow" w:hAnsi="Arial Narrow" w:cs="Arial Narrow"/>
+          <w:b/>
+          <w:color w:val="000000"/>
+          <w:kern w:val="0"/>
+          <w:lang w:eastAsia="es-PE"/>
+          <w14:ligatures w14:val="none"/>
         </w:rPr>
         <w:t>MATERIAS</w:t>
       </w:r>
@@ -318,7 +233,7 @@
           <w:color w:val="000000"/>
           <w:kern w:val="0"/>
           <w:lang w:eastAsia="es-PE"/>
-          <ns2:ligatures ns2:val="none"/>
+          <w14:ligatures w14:val="none"/>
         </w:rPr>
         <w:tab/>
         <w:t xml:space="preserve">: </w:t>
@@ -330,13 +245,13 @@
           <w:color w:val="000000"/>
           <w:kern w:val="0"/>
           <w:lang w:eastAsia="es-PE"/>
-          <ns2:ligatures ns2:val="none"/>
+          <w14:ligatures w14:val="none"/>
         </w:rPr>
         <w:tab/>
         <w:t>ADMISIÓN A TRÁMITE</w:t>
       </w:r>
     </w:p>
-    <w:p ns2:paraId="19ED7B73" ns2:textId="450B467B">
+    <w:p>
       <w:pPr>
         <w:tabs>
           <w:tab w:val="left" w:pos="1701"/>
@@ -351,22 +266,22 @@
           <w:color w:val="000000"/>
           <w:kern w:val="0"/>
           <w:lang w:eastAsia="es-PE"/>
-          <ns2:ligatures ns2:val="none"/>
-        </w:rPr>
-      </w:pPr>
-      <w:r>
-        <w:rPr>
-          <w:rFonts w:ascii="Arial Narrow" w:eastAsia="Arial Narrow" w:hAnsi="Arial Narrow" w:cs="Arial Narrow"/>
-          <w:b/>
-          <w:color w:val="000000"/>
-          <w:kern w:val="0"/>
-          <w:lang w:eastAsia="es-PE"/>
-          <ns2:ligatures ns2:val="none"/>
+          <w14:ligatures w14:val="none"/>
+        </w:rPr>
+      </w:pPr>
+      <w:r>
+        <w:rPr>
+          <w:rFonts w:ascii="Arial Narrow" w:eastAsia="Arial Narrow" w:hAnsi="Arial Narrow" w:cs="Arial Narrow"/>
+          <w:b/>
+          <w:color w:val="000000"/>
+          <w:kern w:val="0"/>
+          <w:lang w:eastAsia="es-PE"/>
+          <w14:ligatures w14:val="none"/>
         </w:rPr>
         <w:t>REQUERIMIENTO DE INFORMACIÓN</w:t>
       </w:r>
     </w:p>
-    <w:p ns2:paraId="46A5A479" ns2:textId="77777777">
+    <w:p>
       <w:pPr>
         <w:tabs>
           <w:tab w:val="left" w:pos="1701"/>
@@ -380,17 +295,17 @@
           <w:color w:val="000000"/>
           <w:kern w:val="0"/>
           <w:lang w:eastAsia="es-PE"/>
-          <ns2:ligatures ns2:val="none"/>
-        </w:rPr>
-      </w:pPr>
-      <w:r>
-        <w:rPr>
-          <w:rFonts w:ascii="Arial Narrow" w:eastAsia="Arial Narrow" w:hAnsi="Arial Narrow" w:cs="Arial Narrow"/>
-          <w:b/>
-          <w:color w:val="000000"/>
-          <w:kern w:val="0"/>
-          <w:lang w:eastAsia="es-PE"/>
-          <ns2:ligatures ns2:val="none"/>
+          <w14:ligatures w14:val="none"/>
+        </w:rPr>
+      </w:pPr>
+      <w:r>
+        <w:rPr>
+          <w:rFonts w:ascii="Arial Narrow" w:eastAsia="Arial Narrow" w:hAnsi="Arial Narrow" w:cs="Arial Narrow"/>
+          <w:b/>
+          <w:color w:val="000000"/>
+          <w:kern w:val="0"/>
+          <w:lang w:eastAsia="es-PE"/>
+          <w14:ligatures w14:val="none"/>
         </w:rPr>
         <w:t xml:space="preserve">RESOLUCIÓN </w:t>
       </w:r>
@@ -401,7 +316,7 @@
           <w:color w:val="000000"/>
           <w:kern w:val="0"/>
           <w:lang w:eastAsia="es-PE"/>
-          <ns2:ligatures ns2:val="none"/>
+          <w14:ligatures w14:val="none"/>
         </w:rPr>
         <w:tab/>
         <w:t>:</w:t>
@@ -413,13 +328,13 @@
           <w:color w:val="000000"/>
           <w:kern w:val="0"/>
           <w:lang w:eastAsia="es-PE"/>
-          <ns2:ligatures ns2:val="none"/>
+          <w14:ligatures w14:val="none"/>
         </w:rPr>
         <w:tab/>
         <w:t>2</w:t>
       </w:r>
     </w:p>
-    <w:p ns2:paraId="5BA3A18D" ns2:textId="77777777">
+    <w:p>
       <w:pPr>
         <w:tabs>
           <w:tab w:val="left" w:pos="1014"/>
@@ -432,11 +347,11 @@
           <w:kern w:val="0"/>
           <w:shd w:val="clear" w:color="auto" w:fill="FFFFFF"/>
           <w:lang w:eastAsia="es-PE"/>
-          <ns2:ligatures ns2:val="none"/>
-        </w:rPr>
-      </w:pPr>
-    </w:p>
-    <w:p ns2:paraId="2F799822" ns2:textId="0F2B3704">
+          <w14:ligatures w14:val="none"/>
+        </w:rPr>
+      </w:pPr>
+    </w:p>
+    <w:p>
       <w:pPr>
         <w:tabs>
           <w:tab w:val="left" w:pos="1014"/>
@@ -449,7 +364,7 @@
           <w:kern w:val="0"/>
           <w:shd w:val="clear" w:color="auto" w:fill="FFFFFF"/>
           <w:lang w:eastAsia="es-PE"/>
-          <ns2:ligatures ns2:val="none"/>
+          <w14:ligatures w14:val="none"/>
         </w:rPr>
       </w:pPr>
       <w:r>
@@ -459,7 +374,7 @@
           <w:kern w:val="0"/>
           <w:shd w:val="clear" w:color="auto" w:fill="FFFFFF"/>
           <w:lang w:eastAsia="es-PE"/>
-          <ns2:ligatures ns2:val="none"/>
+          <w14:ligatures w14:val="none"/>
         </w:rPr>
         <w:t xml:space="preserve">Lima, </w:t>
       </w:r>
@@ -470,7 +385,7 @@
           <w:kern w:val="0"/>
           <w:shd w:val="clear" w:color="auto" w:fill="FFFFFF"/>
           <w:lang w:eastAsia="es-PE"/>
-          <ns2:ligatures ns2:val="none"/>
+          <w14:ligatures w14:val="none"/>
         </w:rPr>
         <w:t xml:space="preserve">9 de abril de 2026</w:t>
       </w:r>
@@ -481,7 +396,7 @@
           <w:kern w:val="0"/>
           <w:shd w:val="clear" w:color="auto" w:fill="FFFFFF"/>
           <w:lang w:eastAsia="es-PE"/>
-          <ns2:ligatures ns2:val="none"/>
+          <w14:ligatures w14:val="none"/>
         </w:rPr>
         <w:t xml:space="preserve"/>
       </w:r>
@@ -492,7 +407,7 @@
           <w:kern w:val="0"/>
           <w:shd w:val="clear" w:color="auto" w:fill="FFFFFF"/>
           <w:lang w:eastAsia="es-PE"/>
-          <ns2:ligatures ns2:val="none"/>
+          <w14:ligatures w14:val="none"/>
         </w:rPr>
         <w:t xml:space="preserve"/>
       </w:r>
@@ -503,12 +418,12 @@
           <w:kern w:val="0"/>
           <w:shd w:val="clear" w:color="auto" w:fill="FFFFFF"/>
           <w:lang w:eastAsia="es-PE"/>
-          <ns2:ligatures ns2:val="none"/>
+          <w14:ligatures w14:val="none"/>
         </w:rPr>
         <w:t xml:space="preserve"/>
       </w:r>
     </w:p>
-    <w:p ns2:paraId="66CE1821" ns2:textId="77777777">
+    <w:p>
       <w:pPr>
         <w:tabs>
           <w:tab w:val="left" w:pos="1014"/>
@@ -520,11 +435,11 @@
           <w:color w:val="000000"/>
           <w:kern w:val="0"/>
           <w:lang w:eastAsia="es-PE"/>
-          <ns2:ligatures ns2:val="none"/>
-        </w:rPr>
-      </w:pPr>
-    </w:p>
-    <w:p ns2:paraId="0B80AAA5" ns2:textId="4C1FFF3C">
+          <w14:ligatures w14:val="none"/>
+        </w:rPr>
+      </w:pPr>
+    </w:p>
+    <w:p>
       <w:pPr>
         <w:numPr>
           <w:ilvl w:val="0"/>
@@ -538,22 +453,22 @@
           <w:color w:val="000000"/>
           <w:kern w:val="0"/>
           <w:lang w:eastAsia="es-PE"/>
-          <ns2:ligatures ns2:val="none"/>
-        </w:rPr>
-      </w:pPr>
-      <w:r>
-        <w:rPr>
-          <w:rFonts w:ascii="Arial Narrow" w:eastAsia="Arial Narrow" w:hAnsi="Arial Narrow" w:cs="Arial Narrow"/>
-          <w:b/>
-          <w:color w:val="000000"/>
-          <w:kern w:val="0"/>
-          <w:lang w:eastAsia="es-PE"/>
-          <ns2:ligatures ns2:val="none"/>
+          <w14:ligatures w14:val="none"/>
+        </w:rPr>
+      </w:pPr>
+      <w:r>
+        <w:rPr>
+          <w:rFonts w:ascii="Arial Narrow" w:eastAsia="Arial Narrow" w:hAnsi="Arial Narrow" w:cs="Arial Narrow"/>
+          <w:b/>
+          <w:color w:val="000000"/>
+          <w:kern w:val="0"/>
+          <w:lang w:eastAsia="es-PE"/>
+          <w14:ligatures w14:val="none"/>
         </w:rPr>
         <w:t>HECHOS</w:t>
       </w:r>
     </w:p>
-    <w:p ns2:paraId="621F2AB2" ns2:textId="77777777">
+    <w:p>
       <w:pPr>
         <w:spacing w:after="0" w:line="240" w:lineRule="auto"/>
         <w:jc w:val="both"/>
@@ -562,11 +477,11 @@
           <w:color w:val="000000"/>
           <w:kern w:val="0"/>
           <w:lang w:eastAsia="es-PE"/>
-          <ns2:ligatures ns2:val="none"/>
-        </w:rPr>
-      </w:pPr>
-    </w:p>
-    <w:p ns2:paraId="60B5D5B0" ns2:textId="1598BE96">
+          <w14:ligatures w14:val="none"/>
+        </w:rPr>
+      </w:pPr>
+    </w:p>
+    <w:p>
       <w:pPr>
         <w:numPr>
           <w:ilvl w:val="1"/>
@@ -580,7 +495,7 @@
           <w:color w:val="000000"/>
           <w:kern w:val="0"/>
           <w:lang w:val="es-ES" w:eastAsia="es-ES"/>
-          <ns2:ligatures ns2:val="none"/>
+          <w14:ligatures w14:val="none"/>
         </w:rPr>
       </w:pPr>
       <w:r>
@@ -589,7 +504,7 @@
           <w:color w:val="000000"/>
           <w:kern w:val="0"/>
           <w:lang w:val="es-ES" w:eastAsia="es-ES"/>
-          <ns2:ligatures ns2:val="none"/>
+          <w14:ligatures w14:val="none"/>
         </w:rPr>
         <w:t xml:space="preserve">Mediante el escrito del 13 de marzo de 2026 y el escrito del 30 de marzo de 2026, el señor [APELLIDO] denunció a Mapfre por presuntas infracciones a la Ley 29571, Código de Protección y Defensa del Consumidor (en adelante, Código), señalando lo siguiente:</w:t>
       </w:r>
@@ -599,7 +514,7 @@
           <w:color w:val="000000"/>
           <w:kern w:val="0"/>
           <w:lang w:val="es-ES" w:eastAsia="es-ES"/>
-          <ns2:ligatures ns2:val="none"/>
+          <w14:ligatures w14:val="none"/>
         </w:rPr>
         <w:t/>
       </w:r>
@@ -607,7 +522,7 @@
         <w:rPr>
           <w:rFonts w:ascii="Arial Narrow" w:eastAsia="Calibri" w:hAnsi="Arial Narrow" w:cs="Arial"/>
           <w:kern w:val="0"/>
-          <ns2:ligatures ns2:val="none"/>
+          <w14:ligatures w14:val="none"/>
         </w:rPr>
         <w:t xml:space="preserve"/>
       </w:r>
@@ -615,7 +530,7 @@
         <w:rPr>
           <w:rFonts w:ascii="Arial Narrow" w:eastAsia="Calibri" w:hAnsi="Arial Narrow" w:cs="Arial"/>
           <w:kern w:val="0"/>
-          <ns2:ligatures ns2:val="none"/>
+          <w14:ligatures w14:val="none"/>
         </w:rPr>
         <w:t/>
       </w:r>
@@ -623,7 +538,7 @@
         <w:rPr>
           <w:rFonts w:ascii="Arial Narrow" w:eastAsia="Calibri" w:hAnsi="Arial Narrow" w:cs="Arial"/>
           <w:kern w:val="0"/>
-          <ns2:ligatures ns2:val="none"/>
+          <w14:ligatures w14:val="none"/>
         </w:rPr>
         <w:t/>
       </w:r>
@@ -631,7 +546,7 @@
         <w:rPr>
           <w:rFonts w:ascii="Arial Narrow" w:eastAsia="Calibri" w:hAnsi="Arial Narrow" w:cs="Arial"/>
           <w:kern w:val="0"/>
-          <ns2:ligatures ns2:val="none"/>
+          <w14:ligatures w14:val="none"/>
         </w:rPr>
         <w:t xml:space="preserve"/>
       </w:r>
@@ -639,7 +554,7 @@
         <w:rPr>
           <w:rFonts w:ascii="Arial Narrow" w:eastAsia="Calibri" w:hAnsi="Arial Narrow" w:cs="Arial"/>
           <w:kern w:val="0"/>
-          <ns2:ligatures ns2:val="none"/>
+          <w14:ligatures w14:val="none"/>
         </w:rPr>
         <w:t/>
       </w:r>
@@ -647,7 +562,7 @@
         <w:rPr>
           <w:rFonts w:ascii="Arial Narrow" w:eastAsia="Calibri" w:hAnsi="Arial Narrow" w:cs="Arial"/>
           <w:kern w:val="0"/>
-          <ns2:ligatures ns2:val="none"/>
+          <w14:ligatures w14:val="none"/>
         </w:rPr>
         <w:t xml:space="preserve"/>
       </w:r>
@@ -655,7 +570,7 @@
         <w:rPr>
           <w:rFonts w:ascii="Arial Narrow" w:eastAsia="Calibri" w:hAnsi="Arial Narrow" w:cs="Arial"/>
           <w:kern w:val="0"/>
-          <ns2:ligatures ns2:val="none"/>
+          <w14:ligatures w14:val="none"/>
         </w:rPr>
         <w:t xml:space="preserve"/>
       </w:r>
@@ -663,7 +578,7 @@
         <w:rPr>
           <w:rFonts w:ascii="Arial Narrow" w:eastAsia="Calibri" w:hAnsi="Arial Narrow" w:cs="Arial"/>
           <w:kern w:val="0"/>
-          <ns2:ligatures ns2:val="none"/>
+          <w14:ligatures w14:val="none"/>
         </w:rPr>
         <w:t/>
       </w:r>
@@ -673,7 +588,7 @@
           <w:color w:val="000000"/>
           <w:kern w:val="0"/>
           <w:lang w:val="es-ES" w:eastAsia="es-ES"/>
-          <ns2:ligatures ns2:val="none"/>
+          <w14:ligatures w14:val="none"/>
         </w:rPr>
         <w:t xml:space="preserve"/>
       </w:r>
@@ -683,7 +598,7 @@
           <w:color w:val="000000"/>
           <w:kern w:val="0"/>
           <w:lang w:val="es-ES" w:eastAsia="es-ES"/>
-          <ns2:ligatures ns2:val="none"/>
+          <w14:ligatures w14:val="none"/>
         </w:rPr>
         <w:t xml:space="preserve"/>
       </w:r>
@@ -693,7 +608,7 @@
           <w:color w:val="000000"/>
           <w:kern w:val="0"/>
           <w:lang w:val="es-ES" w:eastAsia="es-ES"/>
-          <ns2:ligatures ns2:val="none"/>
+          <w14:ligatures w14:val="none"/>
         </w:rPr>
         <w:t xml:space="preserve"/>
       </w:r>
@@ -703,7 +618,7 @@
           <w:color w:val="000000"/>
           <w:kern w:val="0"/>
           <w:lang w:val="es-ES" w:eastAsia="es-ES"/>
-          <ns2:ligatures ns2:val="none"/>
+          <w14:ligatures w14:val="none"/>
         </w:rPr>
         <w:t/>
       </w:r>
@@ -715,7 +630,7 @@
           <w:kern w:val="0"/>
           <w:vertAlign w:val="superscript"/>
           <w:lang w:val="es-ES" w:eastAsia="es-ES"/>
-          <ns2:ligatures ns2:val="none"/>
+          <w14:ligatures w14:val="none"/>
         </w:rPr>
         <w:footnoteReference w:id="1"/>
       </w:r>
@@ -725,7 +640,7 @@
           <w:color w:val="000000"/>
           <w:kern w:val="0"/>
           <w:lang w:val="es-ES" w:eastAsia="es-ES"/>
-          <ns2:ligatures ns2:val="none"/>
+          <w14:ligatures w14:val="none"/>
         </w:rPr>
         <w:t xml:space="preserve"/>
       </w:r>
@@ -736,12 +651,12 @@
           <w:color w:val="000000"/>
           <w:kern w:val="0"/>
           <w:lang w:val="es-ES" w:eastAsia="es-ES"/>
-          <ns2:ligatures ns2:val="none"/>
+          <w14:ligatures w14:val="none"/>
         </w:rPr>
         <w:t/>
       </w:r>
     </w:p>
-    <w:p ns2:paraId="512911CE" ns2:textId="77777777">
+    <w:p>
       <w:pPr>
         <w:spacing w:after="0" w:line="240" w:lineRule="auto"/>
         <w:jc w:val="both"/>
@@ -750,11 +665,11 @@
           <w:color w:val="000000"/>
           <w:kern w:val="0"/>
           <w:lang w:eastAsia="es-ES"/>
-          <ns2:ligatures ns2:val="none"/>
-        </w:rPr>
-      </w:pPr>
-    </w:p>
-    <w:p ns2:paraId="6E88BE43" ns2:textId="49BE4E79">
+          <w14:ligatures w14:val="none"/>
+        </w:rPr>
+      </w:pPr>
+    </w:p>
+    <w:p>
       <w:pPr>
         <w:pStyle w:val="Prrafodelista"/>
         <w:numPr>
@@ -772,7 +687,7 @@
           <w:color w:val="000000"/>
           <w:kern w:val="0"/>
           <w:lang w:eastAsia="es-ES"/>
-          <ns2:ligatures ns2:val="none"/>
+          <w14:ligatures w14:val="none"/>
         </w:rPr>
       </w:pPr>
       <w:r>
@@ -781,7 +696,7 @@
           <w:color w:val="000000"/>
           <w:kern w:val="0"/>
           <w:lang w:eastAsia="es-ES"/>
-          <ns2:ligatures ns2:val="none"/>
+          <w14:ligatures w14:val="none"/>
         </w:rPr>
         <w:t xml:space="preserve">El 27 de julio de 2021, el vehículo con Placa de Rodaje A8F-905 asegurado con el Seguro de Responsabilidad Civil Frente a Terceros – Póliza 3011900037286 (en adelante, Seguro de Responsabilidad Civil Frente a Terceros), estuvo involucrado en un accidente de tránsito, como consecuencia del cual se produjo el fallecimiento de su hijo, el señor [APELLIDO] [APELLIDO] Cespedes (en adelante, hijo).</w:t>
       </w:r>
@@ -791,7 +706,7 @@
           <w:color w:val="000000"/>
           <w:kern w:val="0"/>
           <w:lang w:eastAsia="es-ES"/>
-          <ns2:ligatures ns2:val="none"/>
+          <w14:ligatures w14:val="none"/>
         </w:rPr>
         <w:t xml:space="preserve"/>
       </w:r>
@@ -801,7 +716,7 @@
           <w:color w:val="000000"/>
           <w:kern w:val="0"/>
           <w:lang w:eastAsia="es-ES"/>
-          <ns2:ligatures ns2:val="none"/>
+          <w14:ligatures w14:val="none"/>
         </w:rPr>
         <w:t xml:space="preserve"/>
       </w:r>
@@ -811,7 +726,7 @@
           <w:color w:val="000000"/>
           <w:kern w:val="0"/>
           <w:lang w:eastAsia="es-ES"/>
-          <ns2:ligatures ns2:val="none"/>
+          <w14:ligatures w14:val="none"/>
         </w:rPr>
         <w:t/>
       </w:r>
@@ -821,7 +736,7 @@
           <w:color w:val="000000"/>
           <w:kern w:val="0"/>
           <w:lang w:eastAsia="es-ES"/>
-          <ns2:ligatures ns2:val="none"/>
+          <w14:ligatures w14:val="none"/>
         </w:rPr>
         <w:t xml:space="preserve"/>
       </w:r>
@@ -831,7 +746,7 @@
           <w:color w:val="000000"/>
           <w:kern w:val="0"/>
           <w:lang w:eastAsia="es-ES"/>
-          <ns2:ligatures ns2:val="none"/>
+          <w14:ligatures w14:val="none"/>
         </w:rPr>
         <w:t xml:space="preserve"/>
       </w:r>
@@ -841,7 +756,7 @@
           <w:color w:val="000000"/>
           <w:kern w:val="0"/>
           <w:lang w:eastAsia="es-ES"/>
-          <ns2:ligatures ns2:val="none"/>
+          <w14:ligatures w14:val="none"/>
         </w:rPr>
         <w:t xml:space="preserve"/>
       </w:r>
@@ -851,7 +766,7 @@
           <w:color w:val="000000"/>
           <w:kern w:val="0"/>
           <w:lang w:eastAsia="es-ES"/>
-          <ns2:ligatures ns2:val="none"/>
+          <w14:ligatures w14:val="none"/>
         </w:rPr>
         <w:t xml:space="preserve"/>
       </w:r>
@@ -861,12 +776,12 @@
           <w:color w:val="000000"/>
           <w:kern w:val="0"/>
           <w:lang w:eastAsia="es-ES"/>
-          <ns2:ligatures ns2:val="none"/>
+          <w14:ligatures w14:val="none"/>
         </w:rPr>
         <w:t/>
       </w:r>
     </w:p>
-    <w:p ns2:paraId="0EF8047B" ns2:textId="77777777">
+    <w:p>
       <w:pPr>
         <w:pStyle w:val="Prrafodelista"/>
         <w:spacing w:after="0" w:line="240" w:lineRule="auto"/>
@@ -877,11 +792,11 @@
           <w:color w:val="000000"/>
           <w:kern w:val="0"/>
           <w:lang w:eastAsia="es-ES"/>
-          <ns2:ligatures ns2:val="none"/>
-        </w:rPr>
-      </w:pPr>
-    </w:p>
-    <w:p ns2:paraId="5E118973" ns2:textId="4B94B48A">
+          <w14:ligatures w14:val="none"/>
+        </w:rPr>
+      </w:pPr>
+    </w:p>
+    <w:p>
       <w:pPr>
         <w:pStyle w:val="Prrafodelista"/>
         <w:numPr>
@@ -899,7 +814,7 @@
           <w:color w:val="000000"/>
           <w:kern w:val="0"/>
           <w:lang w:eastAsia="es-ES"/>
-          <ns2:ligatures ns2:val="none"/>
+          <w14:ligatures w14:val="none"/>
         </w:rPr>
       </w:pPr>
       <w:r>
@@ -908,7 +823,7 @@
           <w:color w:val="000000"/>
           <w:kern w:val="0"/>
           <w:lang w:eastAsia="es-ES"/>
-          <ns2:ligatures ns2:val="none"/>
+          <w14:ligatures w14:val="none"/>
         </w:rPr>
         <w:t xml:space="preserve">El 12 de noviembre de 2025, presentó ante </w:t>
       </w:r>
@@ -918,7 +833,7 @@
           <w:color w:val="000000"/>
           <w:kern w:val="0"/>
           <w:lang w:val="es-ES" w:eastAsia="es-ES"/>
-          <ns2:ligatures ns2:val="none"/>
+          <w14:ligatures w14:val="none"/>
         </w:rPr>
         <w:t xml:space="preserve">Mapfre </w:t>
       </w:r>
@@ -928,7 +843,7 @@
           <w:color w:val="000000"/>
           <w:kern w:val="0"/>
           <w:lang w:eastAsia="es-ES"/>
-          <ns2:ligatures ns2:val="none"/>
+          <w14:ligatures w14:val="none"/>
         </w:rPr>
         <w:t>una solicitud requiriendo el pago de la indemnización del Seguro de Responsabilidad Civil Frente a Terceros correspondiente al fallecimiento</w:t>
       </w:r>
@@ -938,7 +853,7 @@
           <w:color w:val="000000"/>
           <w:kern w:val="0"/>
           <w:lang w:eastAsia="es-ES"/>
-          <ns2:ligatures ns2:val="none"/>
+          <w14:ligatures w14:val="none"/>
         </w:rPr>
         <w:t xml:space="preserve"> de su hijo</w:t>
       </w:r>
@@ -948,7 +863,7 @@
           <w:color w:val="000000"/>
           <w:kern w:val="0"/>
           <w:lang w:eastAsia="es-ES"/>
-          <ns2:ligatures ns2:val="none"/>
+          <w14:ligatures w14:val="none"/>
         </w:rPr>
         <w:t>.</w:t>
       </w:r>
@@ -958,7 +873,7 @@
           <w:color w:val="000000"/>
           <w:kern w:val="0"/>
           <w:lang w:eastAsia="es-ES"/>
-          <ns2:ligatures ns2:val="none"/>
+          <w14:ligatures w14:val="none"/>
         </w:rPr>
         <w:t xml:space="preserve"> No obstante</w:t>
       </w:r>
@@ -968,7 +883,7 @@
           <w:color w:val="000000"/>
           <w:kern w:val="0"/>
           <w:lang w:eastAsia="es-ES"/>
-          <ns2:ligatures ns2:val="none"/>
+          <w14:ligatures w14:val="none"/>
         </w:rPr>
         <w:t>,</w:t>
       </w:r>
@@ -978,7 +893,7 @@
           <w:color w:val="000000"/>
           <w:kern w:val="0"/>
           <w:lang w:eastAsia="es-ES"/>
-          <ns2:ligatures ns2:val="none"/>
+          <w14:ligatures w14:val="none"/>
         </w:rPr>
         <w:t xml:space="preserve"> hasta la fecha,</w:t>
       </w:r>
@@ -988,7 +903,7 @@
           <w:color w:val="000000"/>
           <w:kern w:val="0"/>
           <w:lang w:eastAsia="es-ES"/>
-          <ns2:ligatures ns2:val="none"/>
+          <w14:ligatures w14:val="none"/>
         </w:rPr>
         <w:t xml:space="preserve"> no obtuvo respuesta</w:t>
       </w:r>
@@ -998,7 +913,7 @@
           <w:color w:val="000000"/>
           <w:kern w:val="0"/>
           <w:lang w:eastAsia="es-ES"/>
-          <ns2:ligatures ns2:val="none"/>
+          <w14:ligatures w14:val="none"/>
         </w:rPr>
         <w:t>,</w:t>
       </w:r>
@@ -1008,7 +923,7 @@
           <w:color w:val="000000"/>
           <w:kern w:val="0"/>
           <w:lang w:eastAsia="es-ES"/>
-          <ns2:ligatures ns2:val="none"/>
+          <w14:ligatures w14:val="none"/>
         </w:rPr>
         <w:t xml:space="preserve"> </w:t>
       </w:r>
@@ -1018,7 +933,7 @@
           <w:color w:val="000000"/>
           <w:kern w:val="0"/>
           <w:lang w:eastAsia="es-ES"/>
-          <ns2:ligatures ns2:val="none"/>
+          <w14:ligatures w14:val="none"/>
         </w:rPr>
         <w:t xml:space="preserve">dentro del plazo legal, </w:t>
       </w:r>
@@ -1028,7 +943,7 @@
           <w:color w:val="000000"/>
           <w:kern w:val="0"/>
           <w:lang w:eastAsia="es-ES"/>
-          <ns2:ligatures ns2:val="none"/>
+          <w14:ligatures w14:val="none"/>
         </w:rPr>
         <w:t xml:space="preserve">por parte de la </w:t>
       </w:r>
@@ -1038,7 +953,7 @@
           <w:color w:val="000000"/>
           <w:kern w:val="0"/>
           <w:lang w:eastAsia="es-ES"/>
-          <ns2:ligatures ns2:val="none"/>
+          <w14:ligatures w14:val="none"/>
         </w:rPr>
         <w:t>compañía aseguradora</w:t>
       </w:r>
@@ -1048,7 +963,7 @@
           <w:color w:val="000000"/>
           <w:kern w:val="0"/>
           <w:lang w:eastAsia="es-ES"/>
-          <ns2:ligatures ns2:val="none"/>
+          <w14:ligatures w14:val="none"/>
         </w:rPr>
         <w:t xml:space="preserve"> respecto de</w:t>
       </w:r>
@@ -1058,7 +973,7 @@
           <w:color w:val="000000"/>
           <w:kern w:val="0"/>
           <w:lang w:eastAsia="es-ES"/>
-          <ns2:ligatures ns2:val="none"/>
+          <w14:ligatures w14:val="none"/>
         </w:rPr>
         <w:t xml:space="preserve"> su solicitud</w:t>
       </w:r>
@@ -1068,12 +983,12 @@
           <w:color w:val="000000"/>
           <w:kern w:val="0"/>
           <w:lang w:eastAsia="es-ES"/>
-          <ns2:ligatures ns2:val="none"/>
+          <w14:ligatures w14:val="none"/>
         </w:rPr>
         <w:t xml:space="preserve"> de pago de la indemnización solicitada.</w:t>
       </w:r>
     </w:p>
-    <w:p ns2:paraId="61D2EB40" ns2:textId="77777777">
+    <w:p>
       <w:pPr>
         <w:pStyle w:val="Prrafodelista"/>
         <w:spacing w:after="0" w:line="240" w:lineRule="auto"/>
@@ -1084,11 +999,11 @@
           <w:color w:val="000000"/>
           <w:kern w:val="0"/>
           <w:lang w:eastAsia="es-ES"/>
-          <ns2:ligatures ns2:val="none"/>
-        </w:rPr>
-      </w:pPr>
-    </w:p>
-    <w:p ns2:paraId="7397D45B" ns2:textId="735A983D">
+          <w14:ligatures w14:val="none"/>
+        </w:rPr>
+      </w:pPr>
+    </w:p>
+    <w:p>
       <w:pPr>
         <w:pStyle w:val="Prrafodelista"/>
         <w:numPr>
@@ -1106,7 +1021,7 @@
           <w:color w:val="000000"/>
           <w:kern w:val="0"/>
           <w:lang w:eastAsia="es-ES"/>
-          <ns2:ligatures ns2:val="none"/>
+          <w14:ligatures w14:val="none"/>
         </w:rPr>
       </w:pPr>
       <w:r>
@@ -1115,7 +1030,7 @@
           <w:color w:val="000000"/>
           <w:kern w:val="0"/>
           <w:lang w:eastAsia="es-ES"/>
-          <ns2:ligatures ns2:val="none"/>
+          <w14:ligatures w14:val="none"/>
         </w:rPr>
         <w:t>Por otra parte,</w:t>
       </w:r>
@@ -1125,7 +1040,7 @@
           <w:color w:val="000000"/>
           <w:kern w:val="0"/>
           <w:lang w:eastAsia="es-ES"/>
-          <ns2:ligatures ns2:val="none"/>
+          <w14:ligatures w14:val="none"/>
         </w:rPr>
         <w:t xml:space="preserve"> el Seguro de Responsabilidad Civil Frente a Terceros contemplaba un monto de indemnización ascendente a US$100 000,00, habiéndose efectuado previamente el pago del 50% equivalente a US$</w:t>
       </w:r>
@@ -1135,7 +1050,7 @@
           <w:color w:val="000000"/>
           <w:kern w:val="0"/>
           <w:lang w:eastAsia="es-ES"/>
-          <ns2:ligatures ns2:val="none"/>
+          <w14:ligatures w14:val="none"/>
         </w:rPr>
         <w:t xml:space="preserve"> </w:t>
       </w:r>
@@ -1145,7 +1060,7 @@
           <w:color w:val="000000"/>
           <w:kern w:val="0"/>
           <w:lang w:eastAsia="es-ES"/>
-          <ns2:ligatures ns2:val="none"/>
+          <w14:ligatures w14:val="none"/>
         </w:rPr>
         <w:t>50 000,00 a favor de la madre de</w:t>
       </w:r>
@@ -1155,7 +1070,7 @@
           <w:color w:val="000000"/>
           <w:kern w:val="0"/>
           <w:lang w:eastAsia="es-ES"/>
-          <ns2:ligatures ns2:val="none"/>
+          <w14:ligatures w14:val="none"/>
         </w:rPr>
         <w:t xml:space="preserve"> su hijo</w:t>
       </w:r>
@@ -1165,7 +1080,7 @@
           <w:color w:val="000000"/>
           <w:kern w:val="0"/>
           <w:lang w:eastAsia="es-ES"/>
-          <ns2:ligatures ns2:val="none"/>
+          <w14:ligatures w14:val="none"/>
         </w:rPr>
         <w:t>, quedando pendiente el pago del 50% restante equivalente a US$</w:t>
       </w:r>
@@ -1175,7 +1090,7 @@
           <w:color w:val="000000"/>
           <w:kern w:val="0"/>
           <w:lang w:eastAsia="es-ES"/>
-          <ns2:ligatures ns2:val="none"/>
+          <w14:ligatures w14:val="none"/>
         </w:rPr>
         <w:t xml:space="preserve"> </w:t>
       </w:r>
@@ -1185,7 +1100,7 @@
           <w:color w:val="000000"/>
           <w:kern w:val="0"/>
           <w:lang w:eastAsia="es-ES"/>
-          <ns2:ligatures ns2:val="none"/>
+          <w14:ligatures w14:val="none"/>
         </w:rPr>
         <w:t>50 000,00</w:t>
       </w:r>
@@ -1195,7 +1110,7 @@
           <w:color w:val="000000"/>
           <w:kern w:val="0"/>
           <w:lang w:eastAsia="es-ES"/>
-          <ns2:ligatures ns2:val="none"/>
+          <w14:ligatures w14:val="none"/>
         </w:rPr>
         <w:t xml:space="preserve"> a su favor</w:t>
       </w:r>
@@ -1205,12 +1120,12 @@
           <w:color w:val="000000"/>
           <w:kern w:val="0"/>
           <w:lang w:eastAsia="es-ES"/>
-          <ns2:ligatures ns2:val="none"/>
+          <w14:ligatures w14:val="none"/>
         </w:rPr>
         <w:t>.</w:t>
       </w:r>
     </w:p>
-    <w:p ns2:paraId="33E14FF7" ns2:textId="77777777">
+    <w:p>
       <w:pPr>
         <w:tabs>
           <w:tab w:val="left" w:pos="1134"/>
@@ -1222,11 +1137,11 @@
           <w:color w:val="000000"/>
           <w:kern w:val="0"/>
           <w:lang w:eastAsia="es-ES"/>
-          <ns2:ligatures ns2:val="none"/>
-        </w:rPr>
-      </w:pPr>
-    </w:p>
-    <w:p ns2:paraId="1CFA66AC" ns2:textId="76D9278D">
+          <w14:ligatures w14:val="none"/>
+        </w:rPr>
+      </w:pPr>
+    </w:p>
+    <w:p>
       <w:pPr>
         <w:numPr>
           <w:ilvl w:val="1"/>
@@ -1244,7 +1159,7 @@
           <w:color w:val="000000"/>
           <w:kern w:val="0"/>
           <w:lang w:val="es-ES" w:eastAsia="es-ES"/>
-          <ns2:ligatures ns2:val="none"/>
+          <w14:ligatures w14:val="none"/>
         </w:rPr>
       </w:pPr>
       <w:r>
@@ -1253,7 +1168,7 @@
           <w:color w:val="000000"/>
           <w:kern w:val="0"/>
           <w:lang w:val="es-ES" w:eastAsia="es-ES"/>
-          <ns2:ligatures ns2:val="none"/>
+          <w14:ligatures w14:val="none"/>
         </w:rPr>
         <w:t xml:space="preserve">El señor [APELLIDO] solicitó, en calidad de medida correctiva, que Mapfre cumpla con otorgar el pago del del 50% de la indemnización por fallecimiento de su hijo el señor [APELLIDO] [APELLIDO] Cespedes, equivalente a US$50 000,00, correspondiente a la cobertura del Seguro de Responsabilidad Civil Frente a Terceros como consecuencia del accidente de tránsito ocurrido el 27 de julio de 2021. Asimismo, requirió el reembolso de costos y costas del presente procedimiento.</w:t>
       </w:r>
@@ -1263,7 +1178,7 @@
           <w:color w:val="000000"/>
           <w:kern w:val="0"/>
           <w:lang w:val="es-ES" w:eastAsia="es-ES"/>
-          <ns2:ligatures ns2:val="none"/>
+          <w14:ligatures w14:val="none"/>
         </w:rPr>
         <w:t xml:space="preserve"/>
       </w:r>
@@ -1271,7 +1186,7 @@
         <w:rPr>
           <w:rFonts w:ascii="Arial Narrow" w:eastAsia="Calibri" w:hAnsi="Arial Narrow" w:cs="Arial"/>
           <w:kern w:val="0"/>
-          <ns2:ligatures ns2:val="none"/>
+          <w14:ligatures w14:val="none"/>
         </w:rPr>
         <w:t/>
       </w:r>
@@ -1281,7 +1196,7 @@
           <w:color w:val="000000"/>
           <w:kern w:val="0"/>
           <w:lang w:val="es-ES" w:eastAsia="es-ES"/>
-          <ns2:ligatures ns2:val="none"/>
+          <w14:ligatures w14:val="none"/>
         </w:rPr>
         <w:t xml:space="preserve"/>
       </w:r>
@@ -1291,7 +1206,7 @@
           <w:color w:val="000000"/>
           <w:kern w:val="0"/>
           <w:lang w:val="es-ES" w:eastAsia="es-ES"/>
-          <ns2:ligatures ns2:val="none"/>
+          <w14:ligatures w14:val="none"/>
         </w:rPr>
         <w:t/>
       </w:r>
@@ -1301,7 +1216,7 @@
           <w:color w:val="000000"/>
           <w:kern w:val="0"/>
           <w:lang w:val="es-ES" w:eastAsia="es-ES"/>
-          <ns2:ligatures ns2:val="none"/>
+          <w14:ligatures w14:val="none"/>
         </w:rPr>
         <w:t xml:space="preserve"/>
       </w:r>
@@ -1311,7 +1226,7 @@
           <w:color w:val="000000"/>
           <w:kern w:val="0"/>
           <w:lang w:val="es-ES" w:eastAsia="es-ES"/>
-          <ns2:ligatures ns2:val="none"/>
+          <w14:ligatures w14:val="none"/>
         </w:rPr>
         <w:t xml:space="preserve"/>
       </w:r>
@@ -1321,7 +1236,7 @@
           <w:color w:val="000000"/>
           <w:kern w:val="0"/>
           <w:lang w:val="es-ES" w:eastAsia="es-ES"/>
-          <ns2:ligatures ns2:val="none"/>
+          <w14:ligatures w14:val="none"/>
         </w:rPr>
         <w:t xml:space="preserve"/>
       </w:r>
@@ -1331,7 +1246,7 @@
           <w:color w:val="000000"/>
           <w:kern w:val="0"/>
           <w:lang w:val="es-ES" w:eastAsia="es-ES"/>
-          <ns2:ligatures ns2:val="none"/>
+          <w14:ligatures w14:val="none"/>
         </w:rPr>
         <w:t/>
       </w:r>
@@ -1341,7 +1256,7 @@
           <w:color w:val="000000"/>
           <w:kern w:val="0"/>
           <w:lang w:val="es-ES" w:eastAsia="es-ES"/>
-          <ns2:ligatures ns2:val="none"/>
+          <w14:ligatures w14:val="none"/>
         </w:rPr>
         <w:t/>
       </w:r>
@@ -1351,7 +1266,7 @@
           <w:color w:val="000000"/>
           <w:kern w:val="0"/>
           <w:lang w:val="es-ES" w:eastAsia="es-ES"/>
-          <ns2:ligatures ns2:val="none"/>
+          <w14:ligatures w14:val="none"/>
         </w:rPr>
         <w:t xml:space="preserve"/>
       </w:r>
@@ -1361,7 +1276,7 @@
           <w:color w:val="000000"/>
           <w:kern w:val="0"/>
           <w:lang w:eastAsia="es-ES"/>
-          <ns2:ligatures ns2:val="none"/>
+          <w14:ligatures w14:val="none"/>
         </w:rPr>
         <w:t xml:space="preserve"/>
       </w:r>
@@ -1371,7 +1286,7 @@
           <w:color w:val="000000"/>
           <w:kern w:val="0"/>
           <w:lang w:val="es-ES" w:eastAsia="es-ES"/>
-          <ns2:ligatures ns2:val="none"/>
+          <w14:ligatures w14:val="none"/>
         </w:rPr>
         <w:t/>
       </w:r>
@@ -1381,7 +1296,7 @@
           <w:color w:val="000000"/>
           <w:kern w:val="0"/>
           <w:lang w:val="es-ES" w:eastAsia="es-ES"/>
-          <ns2:ligatures ns2:val="none"/>
+          <w14:ligatures w14:val="none"/>
         </w:rPr>
         <w:t xml:space="preserve"/>
       </w:r>
@@ -1391,12 +1306,12 @@
           <w:color w:val="000000"/>
           <w:kern w:val="0"/>
           <w:lang w:val="es-ES" w:eastAsia="es-ES"/>
-          <ns2:ligatures ns2:val="none"/>
+          <w14:ligatures w14:val="none"/>
         </w:rPr>
         <w:t/>
       </w:r>
     </w:p>
-    <w:p ns2:paraId="690628B1" ns2:textId="77777777">
+    <w:p>
       <w:pPr>
         <w:tabs>
           <w:tab w:val="left" w:pos="1014"/>
@@ -1408,11 +1323,11 @@
           <w:color w:val="000000"/>
           <w:kern w:val="0"/>
           <w:lang w:eastAsia="es-PE"/>
-          <ns2:ligatures ns2:val="none"/>
-        </w:rPr>
-      </w:pPr>
-    </w:p>
-    <w:p ns2:paraId="2C540404" ns2:textId="728C5198">
+          <w14:ligatures w14:val="none"/>
+        </w:rPr>
+      </w:pPr>
+    </w:p>
+    <w:p>
       <w:pPr>
         <w:numPr>
           <w:ilvl w:val="0"/>
@@ -1426,22 +1341,22 @@
           <w:color w:val="000000"/>
           <w:kern w:val="0"/>
           <w:lang w:eastAsia="es-PE"/>
-          <ns2:ligatures ns2:val="none"/>
-        </w:rPr>
-      </w:pPr>
-      <w:r>
-        <w:rPr>
-          <w:rFonts w:ascii="Arial Narrow" w:eastAsia="Arial Narrow" w:hAnsi="Arial Narrow" w:cs="Arial Narrow"/>
-          <w:b/>
-          <w:color w:val="000000"/>
-          <w:kern w:val="0"/>
-          <w:lang w:eastAsia="es-PE"/>
-          <ns2:ligatures ns2:val="none"/>
+          <w14:ligatures w14:val="none"/>
+        </w:rPr>
+      </w:pPr>
+      <w:r>
+        <w:rPr>
+          <w:rFonts w:ascii="Arial Narrow" w:eastAsia="Arial Narrow" w:hAnsi="Arial Narrow" w:cs="Arial Narrow"/>
+          <w:b/>
+          <w:color w:val="000000"/>
+          <w:kern w:val="0"/>
+          <w:lang w:eastAsia="es-PE"/>
+          <w14:ligatures w14:val="none"/>
         </w:rPr>
         <w:t>DEL REQUERIMIENTO PARA SUBSANAR LA DENUNCIA</w:t>
       </w:r>
     </w:p>
-    <w:p ns2:paraId="11BD6FBC" ns2:textId="77777777">
+    <w:p>
       <w:pPr>
         <w:spacing w:after="0" w:line="240" w:lineRule="auto"/>
         <w:jc w:val="both"/>
@@ -1450,11 +1365,11 @@
           <w:color w:val="000000"/>
           <w:kern w:val="0"/>
           <w:lang w:eastAsia="es-ES"/>
-          <ns2:ligatures ns2:val="none"/>
-        </w:rPr>
-      </w:pPr>
-    </w:p>
-    <w:p ns2:paraId="2B74455B" ns2:textId="426137E6">
+          <w14:ligatures w14:val="none"/>
+        </w:rPr>
+      </w:pPr>
+    </w:p>
+    <w:p>
       <w:pPr>
         <w:pStyle w:val="Prrafodelista"/>
         <w:numPr>
@@ -1469,7 +1384,7 @@
           <w:color w:val="000000"/>
           <w:kern w:val="0"/>
           <w:lang w:eastAsia="es-ES"/>
-          <ns2:ligatures ns2:val="none"/>
+          <w14:ligatures w14:val="none"/>
         </w:rPr>
       </w:pPr>
       <w:r>
@@ -1478,7 +1393,7 @@
           <w:color w:val="000000"/>
           <w:kern w:val="0"/>
           <w:lang w:eastAsia="es-ES"/>
-          <ns2:ligatures ns2:val="none"/>
+          <w14:ligatures w14:val="none"/>
         </w:rPr>
         <w:t xml:space="preserve">Mediante Resolución 1 del 23 de marzo de 2026, la Secretaría Técnica de la Comisión de Protección al Consumidor 1 (en adelante, Secretaría Técnica) emitió un requerimiento de subsanación dirigido al señor [APELLIDO], consistente en presentar el documento que acredite que actúa en representación de todos los integrantes de la Sucesión Intestada de Cristian Grabiel [APELLIDO] Cespedes para presentar la presente denuncia; o en su defecto, que todos los miembros ratifiquen el contenido del escrito de denuncia.</w:t>
       </w:r>
@@ -1488,7 +1403,7 @@
           <w:color w:val="000000"/>
           <w:kern w:val="0"/>
           <w:lang w:eastAsia="es-ES"/>
-          <ns2:ligatures ns2:val="none"/>
+          <w14:ligatures w14:val="none"/>
         </w:rPr>
         <w:t xml:space="preserve"/>
       </w:r>
@@ -1498,7 +1413,7 @@
           <w:color w:val="000000"/>
           <w:kern w:val="0"/>
           <w:lang w:eastAsia="es-ES"/>
-          <ns2:ligatures ns2:val="none"/>
+          <w14:ligatures w14:val="none"/>
         </w:rPr>
         <w:t/>
       </w:r>
@@ -1508,7 +1423,7 @@
           <w:color w:val="000000"/>
           <w:kern w:val="0"/>
           <w:lang w:eastAsia="es-ES"/>
-          <ns2:ligatures ns2:val="none"/>
+          <w14:ligatures w14:val="none"/>
         </w:rPr>
         <w:t/>
       </w:r>
@@ -1518,7 +1433,7 @@
           <w:color w:val="000000"/>
           <w:kern w:val="0"/>
           <w:lang w:eastAsia="es-ES"/>
-          <ns2:ligatures ns2:val="none"/>
+          <w14:ligatures w14:val="none"/>
         </w:rPr>
         <w:t xml:space="preserve"/>
       </w:r>
@@ -1526,7 +1441,7 @@
         <w:rPr>
           <w:rFonts w:ascii="Arial Narrow" w:eastAsia="Calibri" w:hAnsi="Arial Narrow" w:cs="Arial"/>
           <w:kern w:val="0"/>
-          <ns2:ligatures ns2:val="none"/>
+          <w14:ligatures w14:val="none"/>
         </w:rPr>
         <w:t/>
       </w:r>
@@ -1536,7 +1451,7 @@
           <w:color w:val="000000"/>
           <w:kern w:val="0"/>
           <w:lang w:eastAsia="es-ES"/>
-          <ns2:ligatures ns2:val="none"/>
+          <w14:ligatures w14:val="none"/>
         </w:rPr>
         <w:t xml:space="preserve"/>
       </w:r>
@@ -1546,7 +1461,7 @@
           <w:color w:val="000000"/>
           <w:kern w:val="0"/>
           <w:lang w:eastAsia="es-ES"/>
-          <ns2:ligatures ns2:val="none"/>
+          <w14:ligatures w14:val="none"/>
         </w:rPr>
         <w:t/>
       </w:r>
@@ -1556,12 +1471,12 @@
           <w:color w:val="000000"/>
           <w:kern w:val="0"/>
           <w:lang w:eastAsia="es-ES"/>
-          <ns2:ligatures ns2:val="none"/>
+          <w14:ligatures w14:val="none"/>
         </w:rPr>
         <w:t/>
       </w:r>
     </w:p>
-    <w:p ns2:paraId="26958788" ns2:textId="77777777">
+    <w:p>
       <w:pPr>
         <w:pStyle w:val="Prrafodelista"/>
         <w:rPr>
@@ -1569,11 +1484,11 @@
           <w:color w:val="000000"/>
           <w:kern w:val="0"/>
           <w:lang w:eastAsia="es-ES"/>
-          <ns2:ligatures ns2:val="none"/>
-        </w:rPr>
-      </w:pPr>
-    </w:p>
-    <w:p ns2:paraId="517D2D38" ns2:textId="597B6351">
+          <w14:ligatures w14:val="none"/>
+        </w:rPr>
+      </w:pPr>
+    </w:p>
+    <w:p>
       <w:pPr>
         <w:pStyle w:val="Prrafodelista"/>
         <w:numPr>
@@ -1588,7 +1503,7 @@
           <w:color w:val="000000"/>
           <w:kern w:val="0"/>
           <w:lang w:eastAsia="es-ES"/>
-          <ns2:ligatures ns2:val="none"/>
+          <w14:ligatures w14:val="none"/>
         </w:rPr>
       </w:pPr>
       <w:r>
@@ -1597,7 +1512,7 @@
           <w:color w:val="000000"/>
           <w:kern w:val="0"/>
           <w:lang w:eastAsia="es-ES"/>
-          <ns2:ligatures ns2:val="none"/>
+          <w14:ligatures w14:val="none"/>
         </w:rPr>
         <w:t xml:space="preserve">El 30 de marzo de 2026, el señor [APELLIDO] presentó un escrito de subsanación de denuncia en virtud del requerimiento señalado en la Resolución 1 del 23 de marzo de 2026.</w:t>
       </w:r>
@@ -1605,7 +1520,7 @@
         <w:rPr>
           <w:rFonts w:ascii="Arial Narrow" w:eastAsia="Calibri" w:hAnsi="Arial Narrow" w:cs="Arial"/>
           <w:kern w:val="0"/>
-          <ns2:ligatures ns2:val="none"/>
+          <w14:ligatures w14:val="none"/>
         </w:rPr>
         <w:t/>
       </w:r>
@@ -1615,7 +1530,7 @@
           <w:color w:val="000000"/>
           <w:kern w:val="0"/>
           <w:lang w:eastAsia="es-ES"/>
-          <ns2:ligatures ns2:val="none"/>
+          <w14:ligatures w14:val="none"/>
         </w:rPr>
         <w:t xml:space="preserve"/>
       </w:r>
@@ -1623,7 +1538,7 @@
         <w:rPr>
           <w:rFonts w:ascii="Arial Narrow" w:eastAsia="Calibri" w:hAnsi="Arial Narrow" w:cs="Arial"/>
           <w:kern w:val="0"/>
-          <ns2:ligatures ns2:val="none"/>
+          <w14:ligatures w14:val="none"/>
         </w:rPr>
         <w:t xml:space="preserve"/>
       </w:r>
@@ -1633,7 +1548,7 @@
           <w:color w:val="000000"/>
           <w:kern w:val="0"/>
           <w:lang w:eastAsia="es-ES"/>
-          <ns2:ligatures ns2:val="none"/>
+          <w14:ligatures w14:val="none"/>
         </w:rPr>
         <w:t xml:space="preserve"/>
       </w:r>
@@ -1643,7 +1558,7 @@
           <w:color w:val="000000"/>
           <w:kern w:val="0"/>
           <w:lang w:eastAsia="es-ES"/>
-          <ns2:ligatures ns2:val="none"/>
+          <w14:ligatures w14:val="none"/>
         </w:rPr>
         <w:t/>
       </w:r>
@@ -1653,7 +1568,7 @@
           <w:color w:val="000000"/>
           <w:kern w:val="0"/>
           <w:lang w:eastAsia="es-ES"/>
-          <ns2:ligatures ns2:val="none"/>
+          <w14:ligatures w14:val="none"/>
         </w:rPr>
         <w:t xml:space="preserve"/>
       </w:r>
@@ -1663,12 +1578,12 @@
           <w:color w:val="000000"/>
           <w:kern w:val="0"/>
           <w:lang w:eastAsia="es-ES"/>
-          <ns2:ligatures ns2:val="none"/>
+          <w14:ligatures w14:val="none"/>
         </w:rPr>
         <w:t/>
       </w:r>
     </w:p>
-    <w:p ns2:paraId="348AED43" ns2:textId="77777777">
+    <w:p>
       <w:pPr>
         <w:pStyle w:val="Prrafodelista"/>
         <w:rPr>
@@ -1676,11 +1591,11 @@
           <w:color w:val="000000"/>
           <w:kern w:val="0"/>
           <w:lang w:eastAsia="es-ES"/>
-          <ns2:ligatures ns2:val="none"/>
-        </w:rPr>
-      </w:pPr>
-    </w:p>
-    <w:p ns2:paraId="4A3C9BC1" ns2:textId="5C6DE638">
+          <w14:ligatures w14:val="none"/>
+        </w:rPr>
+      </w:pPr>
+    </w:p>
+    <w:p>
       <w:pPr>
         <w:pStyle w:val="Prrafodelista"/>
         <w:numPr>
@@ -1695,7 +1610,7 @@
           <w:color w:val="000000"/>
           <w:kern w:val="0"/>
           <w:lang w:eastAsia="es-ES"/>
-          <ns2:ligatures ns2:val="none"/>
+          <w14:ligatures w14:val="none"/>
         </w:rPr>
       </w:pPr>
       <w:r>
@@ -1704,7 +1619,7 @@
           <w:color w:val="000000"/>
           <w:kern w:val="0"/>
           <w:lang w:eastAsia="es-ES"/>
-          <ns2:ligatures ns2:val="none"/>
+          <w14:ligatures w14:val="none"/>
         </w:rPr>
         <w:t xml:space="preserve">No obstante, de la revisión del escrito del 13 de marzo de 2026 presentado por el señor [APELLIDO] se advierte que presentó la denuncia en su calidad de heredero de su hijo, en virtud del pago del del 50% de la indemnización correspondiente a la cobertura del Seguro de Responsabilidad Civil Frente a Terceros como consecuencia del accidente de tránsito ocurrido el 27 de julio de 2021, toda vez que señaló que el otro 50% de la referida la indemnización fue pagada en su oportunidad a la madre de su hijo.</w:t>
       </w:r>
@@ -1714,7 +1629,7 @@
           <w:color w:val="000000"/>
           <w:kern w:val="0"/>
           <w:lang w:eastAsia="es-ES"/>
-          <ns2:ligatures ns2:val="none"/>
+          <w14:ligatures w14:val="none"/>
         </w:rPr>
         <w:t xml:space="preserve"/>
       </w:r>
@@ -1724,7 +1639,7 @@
           <w:color w:val="000000"/>
           <w:kern w:val="0"/>
           <w:lang w:eastAsia="es-ES"/>
-          <ns2:ligatures ns2:val="none"/>
+          <w14:ligatures w14:val="none"/>
         </w:rPr>
         <w:t xml:space="preserve"/>
       </w:r>
@@ -1734,7 +1649,7 @@
           <w:color w:val="000000"/>
           <w:kern w:val="0"/>
           <w:lang w:val="es-ES" w:eastAsia="es-ES"/>
-          <ns2:ligatures ns2:val="none"/>
+          <w14:ligatures w14:val="none"/>
         </w:rPr>
         <w:t/>
       </w:r>
@@ -1742,7 +1657,7 @@
         <w:rPr>
           <w:rFonts w:ascii="Arial Narrow" w:eastAsia="Calibri" w:hAnsi="Arial Narrow" w:cs="Arial"/>
           <w:kern w:val="0"/>
-          <ns2:ligatures ns2:val="none"/>
+          <w14:ligatures w14:val="none"/>
         </w:rPr>
         <w:t xml:space="preserve"/>
       </w:r>
@@ -1752,7 +1667,7 @@
           <w:color w:val="000000"/>
           <w:kern w:val="0"/>
           <w:lang w:eastAsia="es-ES"/>
-          <ns2:ligatures ns2:val="none"/>
+          <w14:ligatures w14:val="none"/>
         </w:rPr>
         <w:t xml:space="preserve"/>
       </w:r>
@@ -1762,7 +1677,7 @@
           <w:color w:val="000000"/>
           <w:kern w:val="0"/>
           <w:lang w:eastAsia="es-ES"/>
-          <ns2:ligatures ns2:val="none"/>
+          <w14:ligatures w14:val="none"/>
         </w:rPr>
         <w:t/>
       </w:r>
@@ -1772,7 +1687,7 @@
           <w:color w:val="000000"/>
           <w:kern w:val="0"/>
           <w:lang w:eastAsia="es-ES"/>
-          <ns2:ligatures ns2:val="none"/>
+          <w14:ligatures w14:val="none"/>
         </w:rPr>
         <w:t xml:space="preserve"/>
       </w:r>
@@ -1782,7 +1697,7 @@
           <w:color w:val="000000"/>
           <w:kern w:val="0"/>
           <w:lang w:eastAsia="es-ES"/>
-          <ns2:ligatures ns2:val="none"/>
+          <w14:ligatures w14:val="none"/>
         </w:rPr>
         <w:t/>
       </w:r>
@@ -1792,7 +1707,7 @@
           <w:color w:val="000000"/>
           <w:kern w:val="0"/>
           <w:lang w:eastAsia="es-ES"/>
-          <ns2:ligatures ns2:val="none"/>
+          <w14:ligatures w14:val="none"/>
         </w:rPr>
         <w:t xml:space="preserve"/>
       </w:r>
@@ -1802,7 +1717,7 @@
           <w:color w:val="000000"/>
           <w:kern w:val="0"/>
           <w:lang w:eastAsia="es-ES"/>
-          <ns2:ligatures ns2:val="none"/>
+          <w14:ligatures w14:val="none"/>
         </w:rPr>
         <w:t/>
       </w:r>
@@ -1812,7 +1727,7 @@
           <w:color w:val="000000"/>
           <w:kern w:val="0"/>
           <w:lang w:val="es-ES" w:eastAsia="es-ES"/>
-          <ns2:ligatures ns2:val="none"/>
+          <w14:ligatures w14:val="none"/>
         </w:rPr>
         <w:t/>
       </w:r>
@@ -1822,7 +1737,7 @@
           <w:color w:val="000000"/>
           <w:kern w:val="0"/>
           <w:lang w:val="es-ES" w:eastAsia="es-ES"/>
-          <ns2:ligatures ns2:val="none"/>
+          <w14:ligatures w14:val="none"/>
         </w:rPr>
         <w:t/>
       </w:r>
@@ -1832,7 +1747,7 @@
           <w:color w:val="000000"/>
           <w:kern w:val="0"/>
           <w:lang w:val="es-ES" w:eastAsia="es-ES"/>
-          <ns2:ligatures ns2:val="none"/>
+          <w14:ligatures w14:val="none"/>
         </w:rPr>
         <w:t/>
       </w:r>
@@ -1842,7 +1757,7 @@
           <w:color w:val="000000"/>
           <w:kern w:val="0"/>
           <w:lang w:val="es-ES" w:eastAsia="es-ES"/>
-          <ns2:ligatures ns2:val="none"/>
+          <w14:ligatures w14:val="none"/>
         </w:rPr>
         <w:t xml:space="preserve"/>
       </w:r>
@@ -1852,7 +1767,7 @@
           <w:color w:val="000000"/>
           <w:kern w:val="0"/>
           <w:lang w:val="es-ES" w:eastAsia="es-ES"/>
-          <ns2:ligatures ns2:val="none"/>
+          <w14:ligatures w14:val="none"/>
         </w:rPr>
         <w:t/>
       </w:r>
@@ -1862,7 +1777,7 @@
           <w:color w:val="000000"/>
           <w:kern w:val="0"/>
           <w:lang w:val="es-ES" w:eastAsia="es-ES"/>
-          <ns2:ligatures ns2:val="none"/>
+          <w14:ligatures w14:val="none"/>
         </w:rPr>
         <w:t xml:space="preserve"/>
       </w:r>
@@ -1872,7 +1787,7 @@
           <w:color w:val="000000"/>
           <w:kern w:val="0"/>
           <w:lang w:val="es-ES" w:eastAsia="es-ES"/>
-          <ns2:ligatures ns2:val="none"/>
+          <w14:ligatures w14:val="none"/>
         </w:rPr>
         <w:t/>
       </w:r>
@@ -1882,12 +1797,12 @@
           <w:color w:val="000000"/>
           <w:kern w:val="0"/>
           <w:lang w:val="es-ES" w:eastAsia="es-ES"/>
-          <ns2:ligatures ns2:val="none"/>
+          <w14:ligatures w14:val="none"/>
         </w:rPr>
         <w:t xml:space="preserve"/>
       </w:r>
     </w:p>
-    <w:p ns2:paraId="4897D13E" ns2:textId="77777777">
+    <w:p>
       <w:pPr>
         <w:spacing w:after="0" w:line="240" w:lineRule="auto"/>
         <w:jc w:val="both"/>
@@ -1896,11 +1811,11 @@
           <w:color w:val="000000"/>
           <w:kern w:val="0"/>
           <w:lang w:eastAsia="es-ES"/>
-          <ns2:ligatures ns2:val="none"/>
-        </w:rPr>
-      </w:pPr>
-    </w:p>
-    <w:p ns2:paraId="41D967AA" ns2:textId="490C622A">
+          <w14:ligatures w14:val="none"/>
+        </w:rPr>
+      </w:pPr>
+    </w:p>
+    <w:p>
       <w:pPr>
         <w:pStyle w:val="Prrafodelista"/>
         <w:numPr>
@@ -1915,7 +1830,7 @@
           <w:color w:val="000000"/>
           <w:kern w:val="0"/>
           <w:lang w:eastAsia="es-ES"/>
-          <ns2:ligatures ns2:val="none"/>
+          <w14:ligatures w14:val="none"/>
         </w:rPr>
       </w:pPr>
       <w:r>
@@ -1924,7 +1839,7 @@
           <w:color w:val="000000"/>
           <w:kern w:val="0"/>
           <w:lang w:eastAsia="es-ES"/>
-          <ns2:ligatures ns2:val="none"/>
+          <w14:ligatures w14:val="none"/>
         </w:rPr>
         <w:t xml:space="preserve">En atención a lo señalado, se advierte que, la Resolución 1 del 23 de marzo de 2026 se emitió sin tener presente que el señor [APELLIDO] presentó su denuncia acreditando actuar en nombre propio y no en calidad de representante de la Sucesión Intestada de Cristian Grabiel [APELLIDO] Cespedes, en ese sentido, no correspondía requerir que presente el documento que acreditara que actúa en representación de todos los integrantes de la Sucesión Intestada de Cristian Grabiel [APELLIDO] Cespedes para presentar la presente denuncia; o en su defecto, que todos los miembros ratificaran el contenido del escrito de denuncia. Por lo cual, corresponde dejar sin efecto la Resolución 1 del 23 de marzo de 2026.</w:t>
       </w:r>
@@ -1934,7 +1849,7 @@
           <w:color w:val="000000"/>
           <w:kern w:val="0"/>
           <w:lang w:eastAsia="es-ES"/>
-          <ns2:ligatures ns2:val="none"/>
+          <w14:ligatures w14:val="none"/>
         </w:rPr>
         <w:t/>
       </w:r>
@@ -1944,7 +1859,7 @@
           <w:color w:val="000000"/>
           <w:kern w:val="0"/>
           <w:lang w:eastAsia="es-ES"/>
-          <ns2:ligatures ns2:val="none"/>
+          <w14:ligatures w14:val="none"/>
         </w:rPr>
         <w:t xml:space="preserve"/>
       </w:r>
@@ -1954,7 +1869,7 @@
           <w:color w:val="000000"/>
           <w:kern w:val="0"/>
           <w:lang w:eastAsia="es-ES"/>
-          <ns2:ligatures ns2:val="none"/>
+          <w14:ligatures w14:val="none"/>
         </w:rPr>
         <w:t xml:space="preserve"/>
       </w:r>
@@ -1964,7 +1879,7 @@
           <w:color w:val="000000"/>
           <w:kern w:val="0"/>
           <w:lang w:eastAsia="es-ES"/>
-          <ns2:ligatures ns2:val="none"/>
+          <w14:ligatures w14:val="none"/>
         </w:rPr>
         <w:t xml:space="preserve"/>
       </w:r>
@@ -1974,7 +1889,7 @@
           <w:color w:val="000000"/>
           <w:kern w:val="0"/>
           <w:lang w:eastAsia="es-ES"/>
-          <ns2:ligatures ns2:val="none"/>
+          <w14:ligatures w14:val="none"/>
         </w:rPr>
         <w:t/>
       </w:r>
@@ -1984,7 +1899,7 @@
           <w:color w:val="000000"/>
           <w:kern w:val="0"/>
           <w:lang w:eastAsia="es-ES"/>
-          <ns2:ligatures ns2:val="none"/>
+          <w14:ligatures w14:val="none"/>
         </w:rPr>
         <w:t xml:space="preserve"/>
       </w:r>
@@ -1994,7 +1909,7 @@
           <w:color w:val="000000"/>
           <w:kern w:val="0"/>
           <w:lang w:eastAsia="es-ES"/>
-          <ns2:ligatures ns2:val="none"/>
+          <w14:ligatures w14:val="none"/>
         </w:rPr>
         <w:t xml:space="preserve"/>
       </w:r>
@@ -2004,7 +1919,7 @@
           <w:color w:val="000000"/>
           <w:kern w:val="0"/>
           <w:lang w:eastAsia="es-ES"/>
-          <ns2:ligatures ns2:val="none"/>
+          <w14:ligatures w14:val="none"/>
         </w:rPr>
         <w:t/>
       </w:r>
@@ -2014,7 +1929,7 @@
           <w:color w:val="000000"/>
           <w:kern w:val="0"/>
           <w:lang w:eastAsia="es-ES"/>
-          <ns2:ligatures ns2:val="none"/>
+          <w14:ligatures w14:val="none"/>
         </w:rPr>
         <w:t xml:space="preserve"/>
       </w:r>
@@ -2024,7 +1939,7 @@
           <w:color w:val="000000"/>
           <w:kern w:val="0"/>
           <w:lang w:eastAsia="es-ES"/>
-          <ns2:ligatures ns2:val="none"/>
+          <w14:ligatures w14:val="none"/>
         </w:rPr>
         <w:t/>
       </w:r>
@@ -2034,7 +1949,7 @@
           <w:color w:val="000000"/>
           <w:kern w:val="0"/>
           <w:lang w:eastAsia="es-ES"/>
-          <ns2:ligatures ns2:val="none"/>
+          <w14:ligatures w14:val="none"/>
         </w:rPr>
         <w:t xml:space="preserve"/>
       </w:r>
@@ -2044,7 +1959,7 @@
           <w:color w:val="000000"/>
           <w:kern w:val="0"/>
           <w:lang w:eastAsia="es-ES"/>
-          <ns2:ligatures ns2:val="none"/>
+          <w14:ligatures w14:val="none"/>
         </w:rPr>
         <w:t/>
       </w:r>
@@ -2054,7 +1969,7 @@
           <w:color w:val="000000"/>
           <w:kern w:val="0"/>
           <w:lang w:eastAsia="es-ES"/>
-          <ns2:ligatures ns2:val="none"/>
+          <w14:ligatures w14:val="none"/>
         </w:rPr>
         <w:t xml:space="preserve"/>
       </w:r>
@@ -2064,12 +1979,12 @@
           <w:color w:val="000000"/>
           <w:kern w:val="0"/>
           <w:lang w:eastAsia="es-ES"/>
-          <ns2:ligatures ns2:val="none"/>
+          <w14:ligatures w14:val="none"/>
         </w:rPr>
         <w:t/>
       </w:r>
     </w:p>
-    <w:p ns2:paraId="66005174" ns2:textId="77777777">
+    <w:p>
       <w:pPr>
         <w:spacing w:after="0" w:line="240" w:lineRule="auto"/>
         <w:contextualSpacing/>
@@ -2080,11 +1995,11 @@
           <w:color w:val="000000"/>
           <w:kern w:val="0"/>
           <w:lang w:eastAsia="es-PE"/>
-          <ns2:ligatures ns2:val="none"/>
-        </w:rPr>
-      </w:pPr>
-    </w:p>
-    <w:p ns2:paraId="3541B1F9" ns2:textId="77777777">
+          <w14:ligatures w14:val="none"/>
+        </w:rPr>
+      </w:pPr>
+    </w:p>
+    <w:p>
       <w:pPr>
         <w:numPr>
           <w:ilvl w:val="0"/>
@@ -2099,22 +2014,22 @@
           <w:color w:val="000000"/>
           <w:kern w:val="0"/>
           <w:lang w:eastAsia="es-PE"/>
-          <ns2:ligatures ns2:val="none"/>
-        </w:rPr>
-      </w:pPr>
-      <w:r>
-        <w:rPr>
-          <w:rFonts w:ascii="Arial Narrow" w:eastAsia="Arial Narrow" w:hAnsi="Arial Narrow" w:cs="Arial Narrow"/>
-          <w:b/>
-          <w:color w:val="000000"/>
-          <w:kern w:val="0"/>
-          <w:lang w:eastAsia="es-PE"/>
-          <ns2:ligatures ns2:val="none"/>
+          <w14:ligatures w14:val="none"/>
+        </w:rPr>
+      </w:pPr>
+      <w:r>
+        <w:rPr>
+          <w:rFonts w:ascii="Arial Narrow" w:eastAsia="Arial Narrow" w:hAnsi="Arial Narrow" w:cs="Arial Narrow"/>
+          <w:b/>
+          <w:color w:val="000000"/>
+          <w:kern w:val="0"/>
+          <w:lang w:eastAsia="es-PE"/>
+          <w14:ligatures w14:val="none"/>
         </w:rPr>
         <w:t>DE LA ADMISIÓN A TRÁMITE DE LA DENUNCIA</w:t>
       </w:r>
     </w:p>
-    <w:p ns2:paraId="34556756" ns2:textId="77777777">
+    <w:p>
       <w:pPr>
         <w:spacing w:after="0" w:line="240" w:lineRule="auto"/>
         <w:contextualSpacing/>
@@ -2125,13 +2040,13 @@
           <w:color w:val="000000"/>
           <w:kern w:val="0"/>
           <w:lang w:eastAsia="es-PE"/>
-          <ns2:ligatures ns2:val="none"/>
+          <w14:ligatures w14:val="none"/>
         </w:rPr>
       </w:pPr>
       <w:bookmarkStart w:id="1" w:name="_Hlk212795168"/>
       <w:bookmarkStart w:id="2" w:name="_Hlk218848146"/>
     </w:p>
-    <w:p ns2:paraId="432038D6" ns2:textId="758F51DF">
+    <w:p>
       <w:pPr>
         <w:pStyle w:val="Prrafodelista"/>
         <w:numPr>
@@ -2144,7 +2059,7 @@
         <w:rPr>
           <w:rFonts w:ascii="Arial Narrow" w:eastAsia="Arial Narrow" w:hAnsi="Arial Narrow" w:cs="Arial Narrow"/>
           <w:kern w:val="0"/>
-          <ns2:ligatures ns2:val="none"/>
+          <w14:ligatures w14:val="none"/>
         </w:rPr>
       </w:pPr>
       <w:bookmarkStart w:id="3" w:name="_Hlk140755208"/>
@@ -2156,7 +2071,7 @@
           <w:color w:val="000000"/>
           <w:kern w:val="0"/>
           <w:lang w:eastAsia="es-PE"/>
-          <ns2:ligatures ns2:val="none"/>
+          <w14:ligatures w14:val="none"/>
         </w:rPr>
         <w:t xml:space="preserve">La Secretaría Técnica de la Comisión de Protección al Consumidor 1 (en adelante, la Secretaría Técnica), en ejercicio de sus facultades, considera que el hecho denunciado, consistente en que la compañía aseguradora no habría cumplido con atender, dentro del plazo legal, la solicitud de otorgamiento de indemnización de la Póliza 3011900037286 del Seguro de Responsabilidad Civil Frente a Terceros presentada por el denunciante por el fallecimiento de su hijo, el señor [APELLIDO] [APELLIDO] Cespedes; involucraría una presunta afectación a sus expectativas, quien no habría encontrado una correspondencia entre lo que esperaba recibir de parte del proveedor y lo que realmente recibió. Por consiguiente, corresponde calificar el hecho materia de denuncia como una presunta infracción al deber de idoneidad, tipificado en los artículos 18 y 19 del Código.</w:t>
       </w:r>
@@ -2169,7 +2084,7 @@
           <w:rFonts w:ascii="Arial Narrow" w:eastAsia="Arial Narrow" w:hAnsi="Arial Narrow" w:cs="Arial Narrow"/>
           <w:kern w:val="0"/>
           <w:vertAlign w:val="superscript"/>
-          <ns2:ligatures ns2:val="none"/>
+          <w14:ligatures w14:val="none"/>
         </w:rPr>
         <w:footnoteReference w:id="2"/>
       </w:r>
@@ -2179,7 +2094,7 @@
           <w:color w:val="000000"/>
           <w:kern w:val="0"/>
           <w:lang w:eastAsia="es-PE"/>
-          <ns2:ligatures ns2:val="none"/>
+          <w14:ligatures w14:val="none"/>
         </w:rPr>
         <w:t xml:space="preserve"/>
       </w:r>
@@ -2189,7 +2104,7 @@
           <w:color w:val="000000"/>
           <w:kern w:val="0"/>
           <w:lang w:eastAsia="es-PE"/>
-          <ns2:ligatures ns2:val="none"/>
+          <w14:ligatures w14:val="none"/>
         </w:rPr>
         <w:t xml:space="preserve"/>
       </w:r>
@@ -2197,7 +2112,7 @@
         <w:rPr>
           <w:rFonts w:ascii="Arial Narrow" w:eastAsia="Arial Narrow" w:hAnsi="Arial Narrow" w:cs="Arial Narrow"/>
           <w:kern w:val="0"/>
-          <ns2:ligatures ns2:val="none"/>
+          <w14:ligatures w14:val="none"/>
         </w:rPr>
         <w:t xml:space="preserve"/>
       </w:r>
@@ -2206,7 +2121,7 @@
         <w:rPr>
           <w:rFonts w:ascii="Arial Narrow" w:eastAsia="Arial Narrow" w:hAnsi="Arial Narrow" w:cs="Arial Narrow"/>
           <w:kern w:val="0"/>
-          <ns2:ligatures ns2:val="none"/>
+          <w14:ligatures w14:val="none"/>
         </w:rPr>
         <w:t xml:space="preserve"/>
       </w:r>
@@ -2220,7 +2135,7 @@
           <w:kern w:val="0"/>
           <w:shd w:val="clear" w:color="auto" w:fill="FFFFFF"/>
           <w:lang w:eastAsia="es-PE"/>
-          <ns2:ligatures ns2:val="none"/>
+          <w14:ligatures w14:val="none"/>
         </w:rPr>
         <w:t/>
       </w:r>
@@ -2228,7 +2143,7 @@
         <w:rPr>
           <w:rFonts w:ascii="Arial Narrow" w:eastAsia="Arial Narrow" w:hAnsi="Arial Narrow" w:cs="Arial Narrow"/>
           <w:kern w:val="0"/>
-          <ns2:ligatures ns2:val="none"/>
+          <w14:ligatures w14:val="none"/>
         </w:rPr>
         <w:t/>
       </w:r>
@@ -2238,7 +2153,7 @@
           <w:color w:val="000000"/>
           <w:kern w:val="0"/>
           <w:lang w:eastAsia="es-PE"/>
-          <ns2:ligatures ns2:val="none"/>
+          <w14:ligatures w14:val="none"/>
         </w:rPr>
         <w:t/>
       </w:r>
@@ -2246,7 +2161,7 @@
         <w:rPr>
           <w:rFonts w:ascii="Arial Narrow" w:eastAsia="Arial Narrow" w:hAnsi="Arial Narrow" w:cs="Arial Narrow"/>
           <w:kern w:val="0"/>
-          <ns2:ligatures ns2:val="none"/>
+          <w14:ligatures w14:val="none"/>
         </w:rPr>
         <w:t xml:space="preserve"/>
       </w:r>
@@ -2256,7 +2171,7 @@
           <w:color w:val="000000"/>
           <w:kern w:val="0"/>
           <w:lang w:eastAsia="es-PE"/>
-          <ns2:ligatures ns2:val="none"/>
+          <w14:ligatures w14:val="none"/>
         </w:rPr>
         <w:t/>
       </w:r>
@@ -2264,7 +2179,7 @@
         <w:rPr>
           <w:rFonts w:ascii="Arial Narrow" w:eastAsia="Arial Narrow" w:hAnsi="Arial Narrow" w:cs="Arial Narrow"/>
           <w:kern w:val="0"/>
-          <ns2:ligatures ns2:val="none"/>
+          <w14:ligatures w14:val="none"/>
         </w:rPr>
         <w:t xml:space="preserve"/>
       </w:r>
@@ -2276,7 +2191,7 @@
           <w:rFonts w:ascii="Arial Narrow" w:eastAsia="Arial Narrow" w:hAnsi="Arial Narrow" w:cs="Arial"/>
           <w:kern w:val="0"/>
           <w:vertAlign w:val="superscript"/>
-          <ns2:ligatures ns2:val="none"/>
+          <w14:ligatures w14:val="none"/>
         </w:rPr>
         <w:footnoteReference w:id="3"/>
       </w:r>
@@ -2285,7 +2200,7 @@
         <w:rPr>
           <w:rFonts w:ascii="Arial Narrow" w:eastAsia="Arial Narrow" w:hAnsi="Arial Narrow" w:cs="Arial Narrow"/>
           <w:kern w:val="0"/>
-          <ns2:ligatures ns2:val="none"/>
+          <w14:ligatures w14:val="none"/>
         </w:rPr>
         <w:t/>
       </w:r>
@@ -2295,7 +2210,7 @@
       <w:bookmarkEnd w:id="9"/>
     </w:p>
     <w:bookmarkEnd w:id="2"/>
-    <w:p ns2:paraId="463134E5" ns2:textId="77777777">
+    <w:p>
       <w:pPr>
         <w:pStyle w:val="Prrafodelista"/>
         <w:numPr>
@@ -2309,7 +2224,7 @@
           <w:rFonts w:ascii="Arial Narrow" w:eastAsia="Calibri" w:hAnsi="Arial Narrow" w:cs="Arial Narrow"/>
           <w:kern w:val="0"/>
           <w:lang w:eastAsia="es-PE"/>
-          <ns2:ligatures ns2:val="none"/>
+          <w14:ligatures w14:val="none"/>
         </w:rPr>
       </w:pPr>
       <w:r>
@@ -2318,7 +2233,7 @@
           <w:color w:val="000000"/>
           <w:kern w:val="0"/>
           <w:lang w:eastAsia="es-PE"/>
-          <ns2:ligatures ns2:val="none"/>
+          <w14:ligatures w14:val="none"/>
         </w:rPr>
         <w:lastRenderedPageBreak/>
         <w:t>En tanto la denuncia reúne los requisitos establecidos por la norma citada, corresponde admitirla a trámite</w:t>
@@ -2329,7 +2244,7 @@
           <w:rFonts w:ascii="Arial Narrow" w:eastAsia="Arial Narrow" w:hAnsi="Arial Narrow" w:cs="Arial Narrow"/>
           <w:kern w:val="0"/>
           <w:vertAlign w:val="superscript"/>
-          <ns2:ligatures ns2:val="none"/>
+          <w14:ligatures w14:val="none"/>
         </w:rPr>
         <w:footnoteReference w:id="4"/>
       </w:r>
@@ -2339,13 +2254,13 @@
           <w:color w:val="000000"/>
           <w:kern w:val="0"/>
           <w:lang w:eastAsia="es-PE"/>
-          <ns2:ligatures ns2:val="none"/>
+          <w14:ligatures w14:val="none"/>
         </w:rPr>
         <w:t>.</w:t>
       </w:r>
       <w:bookmarkStart w:id="11" w:name="_Hlk214963039"/>
     </w:p>
-    <w:p ns2:paraId="68C71625" ns2:textId="77777777">
+    <w:p>
       <w:pPr>
         <w:spacing w:after="0" w:line="240" w:lineRule="auto"/>
         <w:ind w:left="567"/>
@@ -2356,12 +2271,12 @@
           <w:color w:val="000000"/>
           <w:kern w:val="0"/>
           <w:lang w:eastAsia="es-PE"/>
-          <ns2:ligatures ns2:val="none"/>
+          <w14:ligatures w14:val="none"/>
         </w:rPr>
       </w:pPr>
       <w:bookmarkStart w:id="12" w:name="_Hlk214963071"/>
     </w:p>
-    <w:p ns2:paraId="38A98B4B" ns2:textId="77777777">
+    <w:p>
       <w:pPr>
         <w:numPr>
           <w:ilvl w:val="0"/>
@@ -2376,17 +2291,17 @@
           <w:color w:val="000000"/>
           <w:kern w:val="0"/>
           <w:lang w:eastAsia="es-PE"/>
-          <ns2:ligatures ns2:val="none"/>
-        </w:rPr>
-      </w:pPr>
-      <w:r>
-        <w:rPr>
-          <w:rFonts w:ascii="Arial Narrow" w:eastAsia="Arial Narrow" w:hAnsi="Arial Narrow" w:cs="Arial Narrow"/>
-          <w:b/>
-          <w:color w:val="000000"/>
-          <w:kern w:val="0"/>
-          <w:lang w:eastAsia="es-PE"/>
-          <ns2:ligatures ns2:val="none"/>
+          <w14:ligatures w14:val="none"/>
+        </w:rPr>
+      </w:pPr>
+      <w:r>
+        <w:rPr>
+          <w:rFonts w:ascii="Arial Narrow" w:eastAsia="Arial Narrow" w:hAnsi="Arial Narrow" w:cs="Arial Narrow"/>
+          <w:b/>
+          <w:color w:val="000000"/>
+          <w:kern w:val="0"/>
+          <w:lang w:eastAsia="es-PE"/>
+          <w14:ligatures w14:val="none"/>
         </w:rPr>
         <w:t>REQUERIMIENTO DE INFORMACI</w:t>
       </w:r>
@@ -2397,7 +2312,7 @@
           <w:color w:val="000000"/>
           <w:kern w:val="0"/>
           <w:lang w:eastAsia="es-PE"/>
-          <ns2:ligatures ns2:val="none"/>
+          <w14:ligatures w14:val="none"/>
         </w:rPr>
         <w:t>Ó</w:t>
       </w:r>
@@ -2408,12 +2323,12 @@
           <w:color w:val="000000"/>
           <w:kern w:val="0"/>
           <w:lang w:eastAsia="es-PE"/>
-          <ns2:ligatures ns2:val="none"/>
+          <w14:ligatures w14:val="none"/>
         </w:rPr>
         <w:t>N</w:t>
       </w:r>
     </w:p>
-    <w:p ns2:paraId="5B518DC4" ns2:textId="77777777">
+    <w:p>
       <w:pPr>
         <w:spacing w:after="0" w:line="240" w:lineRule="auto"/>
         <w:jc w:val="both"/>
@@ -2422,11 +2337,11 @@
           <w:color w:val="000000"/>
           <w:kern w:val="0"/>
           <w:lang w:val="es-ES" w:eastAsia="es-ES"/>
-          <ns2:ligatures ns2:val="none"/>
-        </w:rPr>
-      </w:pPr>
-    </w:p>
-    <w:p ns2:paraId="62B88A04" ns2:textId="35ED4085">
+          <w14:ligatures w14:val="none"/>
+        </w:rPr>
+      </w:pPr>
+    </w:p>
+    <w:p>
       <w:pPr>
         <w:pStyle w:val="Prrafodelista"/>
         <w:numPr>
@@ -2441,7 +2356,7 @@
           <w:color w:val="000000"/>
           <w:kern w:val="0"/>
           <w:lang w:val="es-ES" w:eastAsia="es-ES"/>
-          <ns2:ligatures ns2:val="none"/>
+          <w14:ligatures w14:val="none"/>
         </w:rPr>
       </w:pPr>
       <w:r>
@@ -2450,7 +2365,7 @@
           <w:color w:val="000000"/>
           <w:kern w:val="0"/>
           <w:lang w:val="es-ES" w:eastAsia="es-ES"/>
-          <ns2:ligatures ns2:val="none"/>
+          <w14:ligatures w14:val="none"/>
         </w:rPr>
         <w:t xml:space="preserve">A efectos de tener mayores elementos </w:t>
       </w:r>
@@ -2461,7 +2376,7 @@
           <w:color w:val="000000"/>
           <w:kern w:val="0"/>
           <w:lang w:val="es-ES" w:eastAsia="es-ES"/>
-          <ns2:ligatures ns2:val="none"/>
+          <w14:ligatures w14:val="none"/>
         </w:rPr>
         <w:t xml:space="preserve">que sirvan para la resolución definitiva del presente caso, la Secretaría Técnica, en ejercicio de las facultades que la ley le confiere, </w:t>
       </w:r>
@@ -2471,7 +2386,7 @@
           <w:color w:val="000000"/>
           <w:kern w:val="0"/>
           <w:lang w:val="es-ES" w:eastAsia="es-ES"/>
-          <ns2:ligatures ns2:val="none"/>
+          <w14:ligatures w14:val="none"/>
         </w:rPr>
         <w:t xml:space="preserve">conviene requerir </w:t>
       </w:r>
@@ -2481,7 +2396,7 @@
           <w:color w:val="000000"/>
           <w:kern w:val="0"/>
           <w:lang w:val="es-ES" w:eastAsia="es-ES"/>
-          <ns2:ligatures ns2:val="none"/>
+          <w14:ligatures w14:val="none"/>
         </w:rPr>
         <w:t>a la compañía aseguradora</w:t>
       </w:r>
@@ -2491,7 +2406,7 @@
           <w:color w:val="000000"/>
           <w:kern w:val="0"/>
           <w:lang w:val="es-ES" w:eastAsia="es-ES"/>
-          <ns2:ligatures ns2:val="none"/>
+          <w14:ligatures w14:val="none"/>
         </w:rPr>
         <w:t xml:space="preserve"> que, en un plazo no mayor de cinco</w:t>
       </w:r>
@@ -2501,7 +2416,7 @@
           <w:color w:val="000000"/>
           <w:kern w:val="0"/>
           <w:lang w:val="es-ES" w:eastAsia="es-ES"/>
-          <ns2:ligatures ns2:val="none"/>
+          <w14:ligatures w14:val="none"/>
         </w:rPr>
         <w:t xml:space="preserve"> (5) días </w:t>
       </w:r>
@@ -2511,7 +2426,7 @@
           <w:color w:val="000000"/>
           <w:kern w:val="0"/>
           <w:lang w:val="es-ES" w:eastAsia="es-ES"/>
-          <ns2:ligatures ns2:val="none"/>
+          <w14:ligatures w14:val="none"/>
         </w:rPr>
         <w:t xml:space="preserve">hábiles contado a partir del día siguiente de la notificación de la presente resolución, cumpla con lo siguiente: (i) presentar una copia completa, legible y debidamente suscrita de la </w:t>
       </w:r>
@@ -2521,7 +2436,7 @@
           <w:color w:val="000000"/>
           <w:kern w:val="0"/>
           <w:lang w:val="es-ES" w:eastAsia="es-ES"/>
-          <ns2:ligatures ns2:val="none"/>
+          <w14:ligatures w14:val="none"/>
         </w:rPr>
         <w:t>Póliza 3011900037286</w:t>
       </w:r>
@@ -2531,7 +2446,7 @@
           <w:color w:val="000000"/>
           <w:kern w:val="0"/>
           <w:lang w:val="es-ES" w:eastAsia="es-ES"/>
-          <ns2:ligatures ns2:val="none"/>
+          <w14:ligatures w14:val="none"/>
         </w:rPr>
         <w:t xml:space="preserve"> </w:t>
       </w:r>
@@ -2541,7 +2456,7 @@
           <w:color w:val="000000"/>
           <w:kern w:val="0"/>
           <w:lang w:val="es-ES" w:eastAsia="es-ES"/>
-          <ns2:ligatures ns2:val="none"/>
+          <w14:ligatures w14:val="none"/>
         </w:rPr>
         <w:t>del Seguro de Responsabilidad Civil Frente a Terceros</w:t>
       </w:r>
@@ -2551,7 +2466,7 @@
           <w:color w:val="000000"/>
           <w:kern w:val="0"/>
           <w:lang w:val="es-ES" w:eastAsia="es-ES"/>
-          <ns2:ligatures ns2:val="none"/>
+          <w14:ligatures w14:val="none"/>
         </w:rPr>
         <w:t xml:space="preserve">, </w:t>
       </w:r>
@@ -2562,7 +2477,7 @@
           <w:color w:val="000000"/>
           <w:kern w:val="0"/>
           <w:lang w:val="es-ES" w:eastAsia="es-ES"/>
-          <ns2:ligatures ns2:val="none"/>
+          <w14:ligatures w14:val="none"/>
         </w:rPr>
         <w:t>así como el cargo de remisión de la póliza</w:t>
       </w:r>
@@ -2573,7 +2488,7 @@
           <w:color w:val="000000"/>
           <w:kern w:val="0"/>
           <w:lang w:val="es-ES" w:eastAsia="es-ES"/>
-          <ns2:ligatures ns2:val="none"/>
+          <w14:ligatures w14:val="none"/>
         </w:rPr>
         <w:t>; (</w:t>
       </w:r>
@@ -2584,7 +2499,7 @@
           <w:color w:val="000000"/>
           <w:kern w:val="0"/>
           <w:lang w:val="es-ES" w:eastAsia="es-ES"/>
-          <ns2:ligatures ns2:val="none"/>
+          <w14:ligatures w14:val="none"/>
         </w:rPr>
         <w:t>ii</w:t>
       </w:r>
@@ -2595,7 +2510,7 @@
           <w:color w:val="000000"/>
           <w:kern w:val="0"/>
           <w:lang w:val="es-ES" w:eastAsia="es-ES"/>
-          <ns2:ligatures ns2:val="none"/>
+          <w14:ligatures w14:val="none"/>
         </w:rPr>
         <w:t xml:space="preserve">) presentar los medios probatorios que acrediten </w:t>
       </w:r>
@@ -2605,7 +2520,7 @@
           <w:color w:val="000000"/>
           <w:kern w:val="0"/>
           <w:lang w:val="es-ES" w:eastAsia="es-ES"/>
-          <ns2:ligatures ns2:val="none"/>
+          <w14:ligatures w14:val="none"/>
         </w:rPr>
         <w:t xml:space="preserve">que atendió oportunamente la solicitud de otorgamiento de indemnización </w:t>
       </w:r>
@@ -2615,7 +2530,7 @@
           <w:color w:val="000000"/>
           <w:kern w:val="0"/>
           <w:lang w:val="es-ES" w:eastAsia="es-ES"/>
-          <ns2:ligatures ns2:val="none"/>
+          <w14:ligatures w14:val="none"/>
         </w:rPr>
         <w:t xml:space="preserve">de la Póliza 3011900037286 del Seguro de Responsabilidad Civil Frente a Terceros </w:t>
       </w:r>
@@ -2625,7 +2540,7 @@
           <w:color w:val="000000"/>
           <w:kern w:val="0"/>
           <w:lang w:val="es-ES" w:eastAsia="es-ES"/>
-          <ns2:ligatures ns2:val="none"/>
+          <w14:ligatures w14:val="none"/>
         </w:rPr>
         <w:t xml:space="preserve">presentada por el denunciante el </w:t>
       </w:r>
@@ -2635,7 +2550,7 @@
           <w:color w:val="000000"/>
           <w:kern w:val="0"/>
           <w:lang w:eastAsia="es-ES"/>
-          <ns2:ligatures ns2:val="none"/>
+          <w14:ligatures w14:val="none"/>
         </w:rPr>
         <w:t xml:space="preserve">12 de noviembre de 2025</w:t>
       </w:r>
@@ -2645,7 +2560,7 @@
           <w:color w:val="000000"/>
           <w:kern w:val="0"/>
           <w:lang w:val="es-ES" w:eastAsia="es-ES"/>
-          <ns2:ligatures ns2:val="none"/>
+          <w14:ligatures w14:val="none"/>
         </w:rPr>
         <w:t>; y, (</w:t>
       </w:r>
@@ -2656,7 +2571,7 @@
           <w:color w:val="000000"/>
           <w:kern w:val="0"/>
           <w:lang w:val="es-ES" w:eastAsia="es-ES"/>
-          <ns2:ligatures ns2:val="none"/>
+          <w14:ligatures w14:val="none"/>
         </w:rPr>
         <w:t>iii</w:t>
       </w:r>
@@ -2667,7 +2582,7 @@
           <w:color w:val="000000"/>
           <w:kern w:val="0"/>
           <w:lang w:val="es-ES" w:eastAsia="es-ES"/>
-          <ns2:ligatures ns2:val="none"/>
+          <w14:ligatures w14:val="none"/>
         </w:rPr>
         <w:t xml:space="preserve">) presentar todas las comunicaciones cursadas </w:t>
       </w:r>
@@ -2677,7 +2592,7 @@
           <w:color w:val="000000"/>
           <w:kern w:val="0"/>
           <w:lang w:val="es-ES" w:eastAsia="es-ES"/>
-          <ns2:ligatures ns2:val="none"/>
+          <w14:ligatures w14:val="none"/>
         </w:rPr>
         <w:t xml:space="preserve">con la parte denunciante </w:t>
       </w:r>
@@ -2687,7 +2602,7 @@
           <w:color w:val="000000"/>
           <w:kern w:val="0"/>
           <w:lang w:val="es-ES" w:eastAsia="es-ES"/>
-          <ns2:ligatures ns2:val="none"/>
+          <w14:ligatures w14:val="none"/>
         </w:rPr>
         <w:t xml:space="preserve">en virtud </w:t>
       </w:r>
@@ -2697,7 +2612,7 @@
           <w:color w:val="000000"/>
           <w:kern w:val="0"/>
           <w:lang w:val="es-ES" w:eastAsia="es-ES"/>
-          <ns2:ligatures ns2:val="none"/>
+          <w14:ligatures w14:val="none"/>
         </w:rPr>
         <w:t xml:space="preserve">de los hechos materia </w:t>
       </w:r>
@@ -2707,7 +2622,7 @@
           <w:color w:val="000000"/>
           <w:kern w:val="0"/>
           <w:lang w:val="es-ES" w:eastAsia="es-ES"/>
-          <ns2:ligatures ns2:val="none"/>
+          <w14:ligatures w14:val="none"/>
         </w:rPr>
         <w:t>de denuncia.</w:t>
       </w:r>
@@ -2717,13 +2632,13 @@
           <w:color w:val="000000"/>
           <w:kern w:val="0"/>
           <w:lang w:eastAsia="es-ES"/>
-          <ns2:ligatures ns2:val="none"/>
+          <w14:ligatures w14:val="none"/>
         </w:rPr>
         <w:t xml:space="preserve"> </w:t>
       </w:r>
     </w:p>
     <w:bookmarkEnd w:id="12"/>
-    <w:p ns2:paraId="5C93B848" ns2:textId="77777777">
+    <w:p>
       <w:pPr>
         <w:pStyle w:val="Prrafodelista"/>
         <w:spacing w:after="0" w:line="240" w:lineRule="auto"/>
@@ -2734,11 +2649,11 @@
           <w:color w:val="000000"/>
           <w:kern w:val="0"/>
           <w:lang w:val="es-ES" w:eastAsia="es-ES"/>
-          <ns2:ligatures ns2:val="none"/>
-        </w:rPr>
-      </w:pPr>
-    </w:p>
-    <w:p ns2:paraId="2A119386" ns2:textId="77777777">
+          <w14:ligatures w14:val="none"/>
+        </w:rPr>
+      </w:pPr>
+    </w:p>
+    <w:p>
       <w:pPr>
         <w:numPr>
           <w:ilvl w:val="0"/>
@@ -2753,56 +2668,56 @@
           <w:color w:val="000000"/>
           <w:kern w:val="0"/>
           <w:lang w:eastAsia="es-PE"/>
-          <ns2:ligatures ns2:val="none"/>
-        </w:rPr>
-      </w:pPr>
-      <w:r>
-        <w:rPr>
-          <w:rFonts w:ascii="Arial Narrow" w:eastAsia="Arial Narrow" w:hAnsi="Arial Narrow" w:cs="Arial Narrow"/>
-          <w:b/>
-          <w:color w:val="000000"/>
-          <w:kern w:val="0"/>
-          <w:lang w:eastAsia="es-PE"/>
-          <ns2:ligatures ns2:val="none"/>
+          <w14:ligatures w14:val="none"/>
+        </w:rPr>
+      </w:pPr>
+      <w:r>
+        <w:rPr>
+          <w:rFonts w:ascii="Arial Narrow" w:eastAsia="Arial Narrow" w:hAnsi="Arial Narrow" w:cs="Arial Narrow"/>
+          <w:b/>
+          <w:color w:val="000000"/>
+          <w:kern w:val="0"/>
+          <w:lang w:eastAsia="es-PE"/>
+          <w14:ligatures w14:val="none"/>
         </w:rPr>
         <w:t xml:space="preserve">RESOLUCIÓN DE LA SECRETARÍA TÉCNICA </w:t>
       </w:r>
     </w:p>
-    <w:p ns2:paraId="7F554EB2" ns2:textId="77777777">
-      <w:pPr>
-        <w:spacing w:after="0" w:line="240" w:lineRule="auto"/>
-        <w:jc w:val="both"/>
-        <w:rPr>
-          <w:rFonts w:ascii="Arial Narrow" w:eastAsia="Arial Narrow" w:hAnsi="Arial Narrow" w:cs="Arial Narrow"/>
-          <w:b/>
-          <w:color w:val="000000"/>
-          <w:kern w:val="0"/>
-          <w:lang w:eastAsia="es-PE"/>
-          <ns2:ligatures ns2:val="none"/>
-        </w:rPr>
-      </w:pPr>
-    </w:p>
-    <w:p ns2:paraId="15FD54E8" ns2:textId="1E9B976F">
-      <w:pPr>
-        <w:spacing w:after="0" w:line="240" w:lineRule="auto"/>
-        <w:jc w:val="both"/>
-        <w:rPr>
-          <w:rFonts w:ascii="Arial Narrow" w:eastAsia="Arial Narrow" w:hAnsi="Arial Narrow" w:cs="Arial Narrow"/>
-          <w:b/>
-          <w:color w:val="000000"/>
-          <w:kern w:val="0"/>
-          <w:lang w:eastAsia="es-PE"/>
-          <ns2:ligatures ns2:val="none"/>
-        </w:rPr>
-      </w:pPr>
-      <w:r>
-        <w:rPr>
-          <w:rFonts w:ascii="Arial Narrow" w:eastAsia="Arial Narrow" w:hAnsi="Arial Narrow" w:cs="Arial Narrow"/>
-          <w:b/>
-          <w:color w:val="000000"/>
-          <w:kern w:val="0"/>
-          <w:lang w:eastAsia="es-PE"/>
-          <ns2:ligatures ns2:val="none"/>
+    <w:p>
+      <w:pPr>
+        <w:spacing w:after="0" w:line="240" w:lineRule="auto"/>
+        <w:jc w:val="both"/>
+        <w:rPr>
+          <w:rFonts w:ascii="Arial Narrow" w:eastAsia="Arial Narrow" w:hAnsi="Arial Narrow" w:cs="Arial Narrow"/>
+          <w:b/>
+          <w:color w:val="000000"/>
+          <w:kern w:val="0"/>
+          <w:lang w:eastAsia="es-PE"/>
+          <w14:ligatures w14:val="none"/>
+        </w:rPr>
+      </w:pPr>
+    </w:p>
+    <w:p>
+      <w:pPr>
+        <w:spacing w:after="0" w:line="240" w:lineRule="auto"/>
+        <w:jc w:val="both"/>
+        <w:rPr>
+          <w:rFonts w:ascii="Arial Narrow" w:eastAsia="Arial Narrow" w:hAnsi="Arial Narrow" w:cs="Arial Narrow"/>
+          <w:b/>
+          <w:color w:val="000000"/>
+          <w:kern w:val="0"/>
+          <w:lang w:eastAsia="es-PE"/>
+          <w14:ligatures w14:val="none"/>
+        </w:rPr>
+      </w:pPr>
+      <w:r>
+        <w:rPr>
+          <w:rFonts w:ascii="Arial Narrow" w:eastAsia="Arial Narrow" w:hAnsi="Arial Narrow" w:cs="Arial Narrow"/>
+          <w:b/>
+          <w:color w:val="000000"/>
+          <w:kern w:val="0"/>
+          <w:lang w:eastAsia="es-PE"/>
+          <w14:ligatures w14:val="none"/>
         </w:rPr>
         <w:t xml:space="preserve">PRIMERO: </w:t>
       </w:r>
@@ -2813,7 +2728,7 @@
           <w:color w:val="000000"/>
           <w:kern w:val="0"/>
           <w:lang w:eastAsia="es-PE"/>
-          <ns2:ligatures ns2:val="none"/>
+          <w14:ligatures w14:val="none"/>
         </w:rPr>
         <w:t xml:space="preserve">dejar </w:t>
       </w:r>
@@ -2824,7 +2739,7 @@
           <w:color w:val="000000"/>
           <w:kern w:val="0"/>
           <w:lang w:eastAsia="es-PE"/>
-          <ns2:ligatures ns2:val="none"/>
+          <w14:ligatures w14:val="none"/>
         </w:rPr>
         <w:t xml:space="preserve">sin efecto </w:t>
       </w:r>
@@ -2835,7 +2750,7 @@
           <w:color w:val="000000"/>
           <w:kern w:val="0"/>
           <w:lang w:eastAsia="es-PE"/>
-          <ns2:ligatures ns2:val="none"/>
+          <w14:ligatures w14:val="none"/>
         </w:rPr>
         <w:t xml:space="preserve">lo resuelto en la </w:t>
       </w:r>
@@ -2846,7 +2761,7 @@
           <w:color w:val="000000"/>
           <w:kern w:val="0"/>
           <w:lang w:eastAsia="es-PE"/>
-          <ns2:ligatures ns2:val="none"/>
+          <w14:ligatures w14:val="none"/>
         </w:rPr>
         <w:t>Resolución 1 del 23 de marzo de 2026</w:t>
       </w:r>
@@ -2857,26 +2772,26 @@
           <w:color w:val="000000"/>
           <w:kern w:val="0"/>
           <w:lang w:eastAsia="es-PE"/>
-          <ns2:ligatures ns2:val="none"/>
+          <w14:ligatures w14:val="none"/>
         </w:rPr>
         <w:t>.</w:t>
       </w:r>
     </w:p>
-    <w:p ns2:paraId="129080A7" ns2:textId="77777777">
-      <w:pPr>
-        <w:spacing w:after="0" w:line="240" w:lineRule="auto"/>
-        <w:jc w:val="both"/>
-        <w:rPr>
-          <w:rFonts w:ascii="Arial Narrow" w:eastAsia="Arial Narrow" w:hAnsi="Arial Narrow" w:cs="Arial Narrow"/>
-          <w:b/>
-          <w:color w:val="000000"/>
-          <w:kern w:val="0"/>
-          <w:lang w:eastAsia="es-PE"/>
-          <ns2:ligatures ns2:val="none"/>
-        </w:rPr>
-      </w:pPr>
-    </w:p>
-    <w:p ns2:paraId="0CDDEEDD" ns2:textId="23FF5D68">
+    <w:p>
+      <w:pPr>
+        <w:spacing w:after="0" w:line="240" w:lineRule="auto"/>
+        <w:jc w:val="both"/>
+        <w:rPr>
+          <w:rFonts w:ascii="Arial Narrow" w:eastAsia="Arial Narrow" w:hAnsi="Arial Narrow" w:cs="Arial Narrow"/>
+          <w:b/>
+          <w:color w:val="000000"/>
+          <w:kern w:val="0"/>
+          <w:lang w:eastAsia="es-PE"/>
+          <w14:ligatures w14:val="none"/>
+        </w:rPr>
+      </w:pPr>
+    </w:p>
+    <w:p>
       <w:pPr>
         <w:spacing w:after="0" w:line="240" w:lineRule="auto"/>
         <w:jc w:val="both"/>
@@ -2885,17 +2800,17 @@
           <w:color w:val="000000"/>
           <w:kern w:val="0"/>
           <w:lang w:eastAsia="es-PE"/>
-          <ns2:ligatures ns2:val="none"/>
-        </w:rPr>
-      </w:pPr>
-      <w:r>
-        <w:rPr>
-          <w:rFonts w:ascii="Arial Narrow" w:eastAsia="Arial Narrow" w:hAnsi="Arial Narrow" w:cs="Arial Narrow"/>
-          <w:b/>
-          <w:color w:val="000000"/>
-          <w:kern w:val="0"/>
-          <w:lang w:eastAsia="es-PE"/>
-          <ns2:ligatures ns2:val="none"/>
+          <w14:ligatures w14:val="none"/>
+        </w:rPr>
+      </w:pPr>
+      <w:r>
+        <w:rPr>
+          <w:rFonts w:ascii="Arial Narrow" w:eastAsia="Arial Narrow" w:hAnsi="Arial Narrow" w:cs="Arial Narrow"/>
+          <w:b/>
+          <w:color w:val="000000"/>
+          <w:kern w:val="0"/>
+          <w:lang w:eastAsia="es-PE"/>
+          <w14:ligatures w14:val="none"/>
         </w:rPr>
         <w:t xml:space="preserve">SEGUNDO: admitir a trámite la denuncia del 13 de marzo de 2026 y el escrito del 30 de marzo de 2026, interpuesta por el señor [DENUNCIANTE] contra Mapfre Perú Compañía de Seguros y Reaseguros S.A., por la presunta infracción a los artículos 18 y 19 de la Ley 29571, Código de Protección y Defensa del Consumidor, en tanto la compañía aseguradora no habría cumplido con atender, dentro del plazo legal, la solicitud de otorgamiento de indemnización de la Póliza 3011900037286 del Seguro de Responsabilidad Civil Frente a Terceros presentada por el denunciante por el fallecimiento de su hijo, el señor [APELLIDO] [APELLIDO] Cespedes.</w:t>
       </w:r>
@@ -2906,7 +2821,7 @@
           <w:color w:val="000000"/>
           <w:kern w:val="0"/>
           <w:lang w:eastAsia="es-PE"/>
-          <ns2:ligatures ns2:val="none"/>
+          <w14:ligatures w14:val="none"/>
         </w:rPr>
         <w:t xml:space="preserve"/>
       </w:r>
@@ -2917,7 +2832,7 @@
           <w:kern w:val="0"/>
           <w:shd w:val="clear" w:color="auto" w:fill="FFFFFF"/>
           <w:lang w:eastAsia="es-PE"/>
-          <ns2:ligatures ns2:val="none"/>
+          <w14:ligatures w14:val="none"/>
         </w:rPr>
         <w:t xml:space="preserve"/>
       </w:r>
@@ -2927,7 +2842,7 @@
           <w:color w:val="000000"/>
           <w:kern w:val="0"/>
           <w:lang w:val="es-ES" w:eastAsia="es-ES"/>
-          <ns2:ligatures ns2:val="none"/>
+          <w14:ligatures w14:val="none"/>
         </w:rPr>
         <w:t xml:space="preserve"/>
       </w:r>
@@ -2938,7 +2853,7 @@
           <w:kern w:val="0"/>
           <w:shd w:val="clear" w:color="auto" w:fill="FFFFFF"/>
           <w:lang w:eastAsia="es-PE"/>
-          <ns2:ligatures ns2:val="none"/>
+          <w14:ligatures w14:val="none"/>
         </w:rPr>
         <w:t xml:space="preserve"/>
       </w:r>
@@ -2948,7 +2863,7 @@
           <w:bCs/>
           <w:spacing w:val="-3"/>
           <w:kern w:val="0"/>
-          <ns2:ligatures ns2:val="none"/>
+          <w14:ligatures w14:val="none"/>
         </w:rPr>
         <w:t xml:space="preserve"/>
       </w:r>
@@ -2959,7 +2874,7 @@
           <w:kern w:val="0"/>
           <w:shd w:val="clear" w:color="auto" w:fill="FFFFFF"/>
           <w:lang w:eastAsia="es-PE"/>
-          <ns2:ligatures ns2:val="none"/>
+          <w14:ligatures w14:val="none"/>
         </w:rPr>
         <w:t xml:space="preserve"/>
       </w:r>
@@ -2977,7 +2892,7 @@
           <w:kern w:val="0"/>
           <w:shd w:val="clear" w:color="auto" w:fill="FFFFFF"/>
           <w:lang w:eastAsia="es-PE"/>
-          <ns2:ligatures ns2:val="none"/>
+          <w14:ligatures w14:val="none"/>
         </w:rPr>
         <w:t xml:space="preserve"/>
       </w:r>
@@ -2989,7 +2904,7 @@
           <w:kern w:val="0"/>
           <w:shd w:val="clear" w:color="auto" w:fill="FFFFFF"/>
           <w:lang w:eastAsia="es-PE"/>
-          <ns2:ligatures ns2:val="none"/>
+          <w14:ligatures w14:val="none"/>
         </w:rPr>
         <w:t/>
       </w:r>
@@ -3000,7 +2915,7 @@
           <w:kern w:val="0"/>
           <w:shd w:val="clear" w:color="auto" w:fill="FFFFFF"/>
           <w:lang w:eastAsia="es-PE"/>
-          <ns2:ligatures ns2:val="none"/>
+          <w14:ligatures w14:val="none"/>
         </w:rPr>
         <w:t/>
       </w:r>
@@ -3010,7 +2925,7 @@
           <w:color w:val="000000"/>
           <w:kern w:val="0"/>
           <w:lang w:eastAsia="es-PE"/>
-          <ns2:ligatures ns2:val="none"/>
+          <w14:ligatures w14:val="none"/>
         </w:rPr>
         <w:t/>
       </w:r>
@@ -3020,7 +2935,7 @@
           <w:kern w:val="0"/>
           <w:shd w:val="clear" w:color="auto" w:fill="FFFFFF"/>
           <w:lang w:eastAsia="es-PE"/>
-          <ns2:ligatures ns2:val="none"/>
+          <w14:ligatures w14:val="none"/>
         </w:rPr>
         <w:t xml:space="preserve"/>
       </w:r>
@@ -3029,7 +2944,7 @@
           <w:rFonts w:ascii="Arial Narrow" w:eastAsia="Calibri" w:hAnsi="Arial Narrow" w:cs="Arial Narrow"/>
           <w:kern w:val="0"/>
           <w:lang w:eastAsia="es-PE"/>
-          <ns2:ligatures ns2:val="none"/>
+          <w14:ligatures w14:val="none"/>
         </w:rPr>
         <w:t xml:space="preserve"/>
       </w:r>
@@ -3039,7 +2954,7 @@
           <w:kern w:val="0"/>
           <w:shd w:val="clear" w:color="auto" w:fill="FFFFFF"/>
           <w:lang w:eastAsia="es-PE"/>
-          <ns2:ligatures ns2:val="none"/>
+          <w14:ligatures w14:val="none"/>
         </w:rPr>
         <w:t xml:space="preserve"/>
       </w:r>
@@ -3049,7 +2964,7 @@
           <w:kern w:val="0"/>
           <w:shd w:val="clear" w:color="auto" w:fill="FFFFFF"/>
           <w:lang w:eastAsia="es-PE"/>
-          <ns2:ligatures ns2:val="none"/>
+          <w14:ligatures w14:val="none"/>
         </w:rPr>
         <w:t xml:space="preserve"/>
       </w:r>
@@ -3059,7 +2974,7 @@
           <w:kern w:val="0"/>
           <w:shd w:val="clear" w:color="auto" w:fill="FFFFFF"/>
           <w:lang w:eastAsia="es-PE"/>
-          <ns2:ligatures ns2:val="none"/>
+          <w14:ligatures w14:val="none"/>
         </w:rPr>
         <w:t xml:space="preserve"/>
       </w:r>
@@ -3069,7 +2984,7 @@
           <w:kern w:val="0"/>
           <w:shd w:val="clear" w:color="auto" w:fill="FFFFFF"/>
           <w:lang w:eastAsia="es-PE"/>
-          <ns2:ligatures ns2:val="none"/>
+          <w14:ligatures w14:val="none"/>
         </w:rPr>
         <w:t xml:space="preserve"/>
       </w:r>
@@ -3079,7 +2994,7 @@
           <w:kern w:val="0"/>
           <w:shd w:val="clear" w:color="auto" w:fill="FFFFFF"/>
           <w:lang w:eastAsia="es-PE"/>
-          <ns2:ligatures ns2:val="none"/>
+          <w14:ligatures w14:val="none"/>
         </w:rPr>
         <w:t/>
       </w:r>
@@ -3089,7 +3004,7 @@
           <w:kern w:val="0"/>
           <w:shd w:val="clear" w:color="auto" w:fill="FFFFFF"/>
           <w:lang w:eastAsia="es-PE"/>
-          <ns2:ligatures ns2:val="none"/>
+          <w14:ligatures w14:val="none"/>
         </w:rPr>
         <w:t/>
       </w:r>
@@ -3099,7 +3014,7 @@
           <w:kern w:val="0"/>
           <w:shd w:val="clear" w:color="auto" w:fill="FFFFFF"/>
           <w:lang w:eastAsia="es-PE"/>
-          <ns2:ligatures ns2:val="none"/>
+          <w14:ligatures w14:val="none"/>
         </w:rPr>
         <w:t/>
       </w:r>
@@ -3109,7 +3024,7 @@
           <w:kern w:val="0"/>
           <w:shd w:val="clear" w:color="auto" w:fill="FFFFFF"/>
           <w:lang w:eastAsia="es-PE"/>
-          <ns2:ligatures ns2:val="none"/>
+          <w14:ligatures w14:val="none"/>
         </w:rPr>
         <w:t xml:space="preserve"/>
       </w:r>
@@ -3119,7 +3034,7 @@
           <w:kern w:val="0"/>
           <w:shd w:val="clear" w:color="auto" w:fill="FFFFFF"/>
           <w:lang w:eastAsia="es-PE"/>
-          <ns2:ligatures ns2:val="none"/>
+          <w14:ligatures w14:val="none"/>
         </w:rPr>
         <w:t xml:space="preserve"/>
       </w:r>
@@ -3129,7 +3044,7 @@
           <w:kern w:val="0"/>
           <w:shd w:val="clear" w:color="auto" w:fill="FFFFFF"/>
           <w:lang w:eastAsia="es-PE"/>
-          <ns2:ligatures ns2:val="none"/>
+          <w14:ligatures w14:val="none"/>
         </w:rPr>
         <w:t xml:space="preserve"/>
       </w:r>
@@ -3139,7 +3054,7 @@
           <w:kern w:val="0"/>
           <w:shd w:val="clear" w:color="auto" w:fill="FFFFFF"/>
           <w:lang w:eastAsia="es-PE"/>
-          <ns2:ligatures ns2:val="none"/>
+          <w14:ligatures w14:val="none"/>
         </w:rPr>
         <w:t/>
       </w:r>
@@ -3149,7 +3064,7 @@
           <w:kern w:val="0"/>
           <w:shd w:val="clear" w:color="auto" w:fill="FFFFFF"/>
           <w:lang w:eastAsia="es-PE"/>
-          <ns2:ligatures ns2:val="none"/>
+          <w14:ligatures w14:val="none"/>
         </w:rPr>
         <w:t xml:space="preserve"/>
       </w:r>
@@ -3159,7 +3074,7 @@
           <w:color w:val="000000"/>
           <w:kern w:val="0"/>
           <w:lang w:eastAsia="es-ES"/>
-          <ns2:ligatures ns2:val="none"/>
+          <w14:ligatures w14:val="none"/>
         </w:rPr>
         <w:t/>
       </w:r>
@@ -3167,24 +3082,24 @@
         <w:rPr>
           <w:rFonts w:ascii="Arial Narrow" w:eastAsia="Arial Narrow" w:hAnsi="Arial Narrow" w:cs="Arial Narrow"/>
           <w:kern w:val="0"/>
-          <ns2:ligatures ns2:val="none"/>
+          <w14:ligatures w14:val="none"/>
         </w:rPr>
         <w:t/>
       </w:r>
     </w:p>
     <w:bookmarkEnd w:id="14"/>
-    <w:p ns2:paraId="042B3F54" ns2:textId="777BBF33">
-      <w:pPr>
-        <w:spacing w:after="0" w:line="240" w:lineRule="auto"/>
-        <w:jc w:val="both"/>
-        <w:rPr>
-          <w:rFonts w:ascii="Arial Narrow" w:eastAsia="Arial Narrow" w:hAnsi="Arial Narrow" w:cs="Arial Narrow"/>
-          <w:kern w:val="0"/>
-          <ns2:ligatures ns2:val="none"/>
-        </w:rPr>
-      </w:pPr>
-    </w:p>
-    <w:p ns2:paraId="0A292C9F" ns2:textId="740D3247">
+    <w:p>
+      <w:pPr>
+        <w:spacing w:after="0" w:line="240" w:lineRule="auto"/>
+        <w:jc w:val="both"/>
+        <w:rPr>
+          <w:rFonts w:ascii="Arial Narrow" w:eastAsia="Arial Narrow" w:hAnsi="Arial Narrow" w:cs="Arial Narrow"/>
+          <w:kern w:val="0"/>
+          <w14:ligatures w14:val="none"/>
+        </w:rPr>
+      </w:pPr>
+    </w:p>
+    <w:p>
       <w:pPr>
         <w:spacing w:line="240" w:lineRule="auto"/>
         <w:contextualSpacing/>
@@ -3192,17 +3107,17 @@
         <w:rPr>
           <w:rFonts w:ascii="Arial Narrow" w:eastAsia="Calibri" w:hAnsi="Arial Narrow" w:cs="Arial"/>
           <w:kern w:val="0"/>
-          <ns2:ligatures ns2:val="none"/>
-        </w:rPr>
-      </w:pPr>
-      <w:r>
-        <w:rPr>
-          <w:rFonts w:ascii="Arial Narrow" w:eastAsia="Arial Narrow" w:hAnsi="Arial Narrow" w:cs="Arial Narrow"/>
-          <w:b/>
-          <w:color w:val="000000"/>
-          <w:kern w:val="0"/>
-          <w:lang w:eastAsia="es-PE"/>
-          <ns2:ligatures ns2:val="none"/>
+          <w14:ligatures w14:val="none"/>
+        </w:rPr>
+      </w:pPr>
+      <w:r>
+        <w:rPr>
+          <w:rFonts w:ascii="Arial Narrow" w:eastAsia="Arial Narrow" w:hAnsi="Arial Narrow" w:cs="Arial Narrow"/>
+          <w:b/>
+          <w:color w:val="000000"/>
+          <w:kern w:val="0"/>
+          <w:lang w:eastAsia="es-PE"/>
+          <w14:ligatures w14:val="none"/>
         </w:rPr>
         <w:t>TERCERO</w:t>
       </w:r>
@@ -3213,7 +3128,7 @@
           <w:color w:val="000000"/>
           <w:kern w:val="0"/>
           <w:lang w:eastAsia="es-PE"/>
-          <ns2:ligatures ns2:val="none"/>
+          <w14:ligatures w14:val="none"/>
         </w:rPr>
         <w:t>:</w:t>
       </w:r>
@@ -3223,7 +3138,7 @@
           <w:color w:val="000000"/>
           <w:kern w:val="0"/>
           <w:lang w:eastAsia="es-PE"/>
-          <ns2:ligatures ns2:val="none"/>
+          <w14:ligatures w14:val="none"/>
         </w:rPr>
         <w:t xml:space="preserve"> tener por ofrecidos los medios probatorios presentados en el escrito de denuncia </w:t>
       </w:r>
@@ -3233,7 +3148,7 @@
           <w:color w:val="000000"/>
           <w:kern w:val="0"/>
           <w:lang w:val="es-ES" w:eastAsia="es-ES"/>
-          <ns2:ligatures ns2:val="none"/>
+          <w14:ligatures w14:val="none"/>
         </w:rPr>
         <w:t xml:space="preserve">del </w:t>
       </w:r>
@@ -3243,7 +3158,7 @@
           <w:color w:val="000000"/>
           <w:kern w:val="0"/>
           <w:lang w:val="es-ES" w:eastAsia="es-ES"/>
-          <ns2:ligatures ns2:val="none"/>
+          <w14:ligatures w14:val="none"/>
         </w:rPr>
         <w:t>13 de marzo de 2026 y el escrito del 30 de marzo de 2026</w:t>
       </w:r>
@@ -3251,12 +3166,12 @@
         <w:rPr>
           <w:rFonts w:ascii="Arial Narrow" w:eastAsia="Calibri" w:hAnsi="Arial Narrow" w:cs="Arial"/>
           <w:kern w:val="0"/>
-          <ns2:ligatures ns2:val="none"/>
+          <w14:ligatures w14:val="none"/>
         </w:rPr>
         <w:t>.</w:t>
       </w:r>
     </w:p>
-    <w:p ns2:paraId="68A17E97" ns2:textId="77777777">
+    <w:p>
       <w:pPr>
         <w:spacing w:line="240" w:lineRule="auto"/>
         <w:contextualSpacing/>
@@ -3266,30 +3181,30 @@
           <w:color w:val="000000"/>
           <w:kern w:val="0"/>
           <w:lang w:eastAsia="es-PE"/>
-          <ns2:ligatures ns2:val="none"/>
-        </w:rPr>
-      </w:pPr>
-    </w:p>
-    <w:p ns2:paraId="168254DA" ns2:textId="2A6A36E8">
-      <w:pPr>
-        <w:spacing w:after="0" w:line="240" w:lineRule="auto"/>
-        <w:jc w:val="both"/>
-        <w:rPr>
-          <w:rFonts w:ascii="Arial Narrow" w:eastAsia="Arial Narrow" w:hAnsi="Arial Narrow" w:cs="Arial Narrow"/>
-          <w:color w:val="000000"/>
-          <w:kern w:val="0"/>
-          <w:lang w:eastAsia="es-PE"/>
-          <ns2:ligatures ns2:val="none"/>
-        </w:rPr>
-      </w:pPr>
-      <w:r>
-        <w:rPr>
-          <w:rFonts w:ascii="Arial Narrow" w:eastAsia="Arial Narrow" w:hAnsi="Arial Narrow" w:cs="Arial Narrow"/>
-          <w:b/>
-          <w:color w:val="000000"/>
-          <w:kern w:val="0"/>
-          <w:lang w:eastAsia="es-PE"/>
-          <ns2:ligatures ns2:val="none"/>
+          <w14:ligatures w14:val="none"/>
+        </w:rPr>
+      </w:pPr>
+    </w:p>
+    <w:p>
+      <w:pPr>
+        <w:spacing w:after="0" w:line="240" w:lineRule="auto"/>
+        <w:jc w:val="both"/>
+        <w:rPr>
+          <w:rFonts w:ascii="Arial Narrow" w:eastAsia="Arial Narrow" w:hAnsi="Arial Narrow" w:cs="Arial Narrow"/>
+          <w:color w:val="000000"/>
+          <w:kern w:val="0"/>
+          <w:lang w:eastAsia="es-PE"/>
+          <w14:ligatures w14:val="none"/>
+        </w:rPr>
+      </w:pPr>
+      <w:r>
+        <w:rPr>
+          <w:rFonts w:ascii="Arial Narrow" w:eastAsia="Arial Narrow" w:hAnsi="Arial Narrow" w:cs="Arial Narrow"/>
+          <w:b/>
+          <w:color w:val="000000"/>
+          <w:kern w:val="0"/>
+          <w:lang w:eastAsia="es-PE"/>
+          <w14:ligatures w14:val="none"/>
         </w:rPr>
         <w:t>CUARTO</w:t>
       </w:r>
@@ -3300,7 +3215,7 @@
           <w:color w:val="000000"/>
           <w:kern w:val="0"/>
           <w:lang w:eastAsia="es-PE"/>
-          <ns2:ligatures ns2:val="none"/>
+          <w14:ligatures w14:val="none"/>
         </w:rPr>
         <w:t xml:space="preserve">: </w:t>
       </w:r>
@@ -3310,7 +3225,7 @@
           <w:color w:val="000000"/>
           <w:kern w:val="0"/>
           <w:lang w:eastAsia="es-PE"/>
-          <ns2:ligatures ns2:val="none"/>
+          <w14:ligatures w14:val="none"/>
         </w:rPr>
         <w:t xml:space="preserve">requerir a </w:t>
       </w:r>
@@ -3327,12 +3242,12 @@
           <w:color w:val="000000"/>
           <w:kern w:val="0"/>
           <w:lang w:eastAsia="es-PE"/>
-          <ns2:ligatures ns2:val="none"/>
+          <w14:ligatures w14:val="none"/>
         </w:rPr>
         <w:t>que cumpla con lo siguiente:</w:t>
       </w:r>
     </w:p>
-    <w:p ns2:paraId="20FDFB8D" ns2:textId="77777777">
+    <w:p>
       <w:pPr>
         <w:spacing w:after="0" w:line="240" w:lineRule="auto"/>
         <w:jc w:val="both"/>
@@ -3341,11 +3256,11 @@
           <w:color w:val="000000"/>
           <w:kern w:val="0"/>
           <w:lang w:eastAsia="es-PE"/>
-          <ns2:ligatures ns2:val="none"/>
-        </w:rPr>
-      </w:pPr>
-    </w:p>
-    <w:p ns2:paraId="4AA80738" ns2:textId="77777777">
+          <w14:ligatures w14:val="none"/>
+        </w:rPr>
+      </w:pPr>
+    </w:p>
+    <w:p>
       <w:pPr>
         <w:numPr>
           <w:ilvl w:val="0"/>
@@ -3359,21 +3274,21 @@
           <w:color w:val="000000"/>
           <w:kern w:val="0"/>
           <w:lang w:eastAsia="es-PE"/>
-          <ns2:ligatures ns2:val="none"/>
-        </w:rPr>
-      </w:pPr>
-      <w:r>
-        <w:rPr>
-          <w:rFonts w:ascii="Arial Narrow" w:eastAsia="Arial Narrow" w:hAnsi="Arial Narrow" w:cs="Arial Narrow"/>
-          <w:color w:val="000000"/>
-          <w:kern w:val="0"/>
-          <w:lang w:eastAsia="es-PE"/>
-          <ns2:ligatures ns2:val="none"/>
+          <w14:ligatures w14:val="none"/>
+        </w:rPr>
+      </w:pPr>
+      <w:r>
+        <w:rPr>
+          <w:rFonts w:ascii="Arial Narrow" w:eastAsia="Arial Narrow" w:hAnsi="Arial Narrow" w:cs="Arial Narrow"/>
+          <w:color w:val="000000"/>
+          <w:kern w:val="0"/>
+          <w:lang w:eastAsia="es-PE"/>
+          <w14:ligatures w14:val="none"/>
         </w:rPr>
         <w:t>presentar documentos que acrediten su inscripción en los Registros Públicos o una declaración jurada que indique que cuenta con dicha inscripción;</w:t>
       </w:r>
     </w:p>
-    <w:p ns2:paraId="2B29D59F" ns2:textId="77777777">
+    <w:p>
       <w:pPr>
         <w:numPr>
           <w:ilvl w:val="0"/>
@@ -3387,22 +3302,22 @@
           <w:color w:val="000000"/>
           <w:kern w:val="0"/>
           <w:lang w:eastAsia="es-PE"/>
-          <ns2:ligatures ns2:val="none"/>
-        </w:rPr>
-      </w:pPr>
-      <w:r>
-        <w:rPr>
-          <w:rFonts w:ascii="Arial Narrow" w:eastAsia="Arial Narrow" w:hAnsi="Arial Narrow" w:cs="Arial Narrow"/>
-          <w:color w:val="000000"/>
-          <w:kern w:val="0"/>
-          <w:lang w:eastAsia="es-PE"/>
-          <ns2:ligatures ns2:val="none"/>
+          <w14:ligatures w14:val="none"/>
+        </w:rPr>
+      </w:pPr>
+      <w:r>
+        <w:rPr>
+          <w:rFonts w:ascii="Arial Narrow" w:eastAsia="Arial Narrow" w:hAnsi="Arial Narrow" w:cs="Arial Narrow"/>
+          <w:color w:val="000000"/>
+          <w:kern w:val="0"/>
+          <w:lang w:eastAsia="es-PE"/>
+          <w14:ligatures w14:val="none"/>
         </w:rPr>
         <w:lastRenderedPageBreak/>
         <w:t>presentar copia simple de las facultades de representación de su representante legal en el presente procedimiento o la declaración jurada que indique que cuenta con dichas facultades y que estas se encuentran vigentes;</w:t>
       </w:r>
     </w:p>
-    <w:p ns2:paraId="7EF50C46" ns2:textId="77777777">
+    <w:p>
       <w:pPr>
         <w:numPr>
           <w:ilvl w:val="0"/>
@@ -3416,21 +3331,21 @@
           <w:color w:val="000000"/>
           <w:kern w:val="0"/>
           <w:lang w:eastAsia="es-PE"/>
-          <ns2:ligatures ns2:val="none"/>
-        </w:rPr>
-      </w:pPr>
-      <w:r>
-        <w:rPr>
-          <w:rFonts w:ascii="Arial Narrow" w:eastAsia="Arial Narrow" w:hAnsi="Arial Narrow" w:cs="Arial Narrow"/>
-          <w:color w:val="000000"/>
-          <w:kern w:val="0"/>
-          <w:lang w:eastAsia="es-PE"/>
-          <ns2:ligatures ns2:val="none"/>
+          <w14:ligatures w14:val="none"/>
+        </w:rPr>
+      </w:pPr>
+      <w:r>
+        <w:rPr>
+          <w:rFonts w:ascii="Arial Narrow" w:eastAsia="Arial Narrow" w:hAnsi="Arial Narrow" w:cs="Arial Narrow"/>
+          <w:color w:val="000000"/>
+          <w:kern w:val="0"/>
+          <w:lang w:eastAsia="es-PE"/>
+          <w14:ligatures w14:val="none"/>
         </w:rPr>
         <w:t>consignar el Número de Registro Único de Contribuyentes (RUC); y,</w:t>
       </w:r>
     </w:p>
-    <w:p ns2:paraId="19E4DFA1" ns2:textId="77777777">
+    <w:p>
       <w:pPr>
         <w:numPr>
           <w:ilvl w:val="0"/>
@@ -3442,16 +3357,16 @@
         <w:rPr>
           <w:rFonts w:ascii="Arial Narrow" w:eastAsia="Calibri" w:hAnsi="Arial Narrow" w:cs="Arial"/>
           <w:kern w:val="0"/>
-          <ns2:ligatures ns2:val="none"/>
-        </w:rPr>
-      </w:pPr>
-      <w:r>
-        <w:rPr>
-          <w:rFonts w:ascii="Arial Narrow" w:eastAsia="Arial Narrow" w:hAnsi="Arial Narrow" w:cs="Arial Narrow"/>
-          <w:color w:val="000000"/>
-          <w:kern w:val="0"/>
-          <w:lang w:eastAsia="es-PE"/>
-          <ns2:ligatures ns2:val="none"/>
+          <w14:ligatures w14:val="none"/>
+        </w:rPr>
+      </w:pPr>
+      <w:r>
+        <w:rPr>
+          <w:rFonts w:ascii="Arial Narrow" w:eastAsia="Arial Narrow" w:hAnsi="Arial Narrow" w:cs="Arial Narrow"/>
+          <w:color w:val="000000"/>
+          <w:kern w:val="0"/>
+          <w:lang w:eastAsia="es-PE"/>
+          <w14:ligatures w14:val="none"/>
         </w:rPr>
         <w:t>fijar domicilio procesal para el procedimiento, de conformidad con el numeral 1 del artículo 442</w:t>
       </w:r>
@@ -3461,7 +3376,7 @@
           <w:color w:val="000000"/>
           <w:kern w:val="0"/>
           <w:lang w:eastAsia="es-PE"/>
-          <ns2:ligatures ns2:val="none"/>
+          <w14:ligatures w14:val="none"/>
         </w:rPr>
         <w:t/>
       </w:r>
@@ -3471,7 +3386,7 @@
           <w:color w:val="000000"/>
           <w:kern w:val="0"/>
           <w:lang w:eastAsia="es-PE"/>
-          <ns2:ligatures ns2:val="none"/>
+          <w14:ligatures w14:val="none"/>
         </w:rPr>
         <w:t xml:space="preserve"> del Código Procesal Civil. </w:t>
       </w:r>
@@ -3479,7 +3394,7 @@
         <w:rPr>
           <w:rFonts w:ascii="Arial Narrow" w:eastAsia="Calibri" w:hAnsi="Arial Narrow" w:cs="Arial"/>
           <w:kern w:val="0"/>
-          <ns2:ligatures ns2:val="none"/>
+          <w14:ligatures w14:val="none"/>
         </w:rPr>
         <w:t>Para ello podrá señalar domicilio físico o una dirección electrónica a la que pueda remitirse las notificaciones</w:t>
       </w:r>
@@ -3488,12 +3403,12 @@
           <w:rFonts w:ascii="Arial Narrow" w:eastAsia="Arial" w:hAnsi="Arial Narrow" w:cs="Arial"/>
           <w:kern w:val="0"/>
           <w:lang w:val="es"/>
-          <ns2:ligatures ns2:val="none"/>
+          <w14:ligatures w14:val="none"/>
         </w:rPr>
         <w:t>;</w:t>
       </w:r>
     </w:p>
-    <w:p ns2:paraId="7C63E340" ns2:textId="77777777">
+    <w:p>
       <w:pPr>
         <w:numPr>
           <w:ilvl w:val="0"/>
@@ -3505,14 +3420,14 @@
         <w:rPr>
           <w:rFonts w:ascii="Arial Narrow" w:eastAsia="Calibri" w:hAnsi="Arial Narrow" w:cs="Arial"/>
           <w:kern w:val="0"/>
-          <ns2:ligatures ns2:val="none"/>
+          <w14:ligatures w14:val="none"/>
         </w:rPr>
       </w:pPr>
       <w:r>
         <w:rPr>
           <w:rFonts w:ascii="Arial Narrow" w:eastAsia="Calibri" w:hAnsi="Arial Narrow" w:cs="Arial"/>
           <w:kern w:val="0"/>
-          <ns2:ligatures ns2:val="none"/>
+          <w14:ligatures w14:val="none"/>
         </w:rPr>
         <w:t xml:space="preserve">en caso califique como </w:t>
       </w:r>
@@ -3521,7 +3436,7 @@
         <w:rPr>
           <w:rFonts w:ascii="Arial Narrow" w:eastAsia="Calibri" w:hAnsi="Arial Narrow" w:cs="Arial"/>
           <w:kern w:val="0"/>
-          <ns2:ligatures ns2:val="none"/>
+          <w14:ligatures w14:val="none"/>
         </w:rPr>
         <w:t>micro empresa</w:t>
       </w:r>
@@ -3530,7 +3445,7 @@
         <w:rPr>
           <w:rFonts w:ascii="Arial Narrow" w:eastAsia="Calibri" w:hAnsi="Arial Narrow" w:cs="Arial"/>
           <w:kern w:val="0"/>
-          <ns2:ligatures ns2:val="none"/>
+          <w14:ligatures w14:val="none"/>
         </w:rPr>
         <w:t xml:space="preserve"> o pequeña empresa, presentar los documentos que acrediten su volumen de ventas o ingresos brutos percibidos el año anterior relativo a todas sus actividades económicas y el número de trabajadores con el que cuenta</w:t>
       </w:r>
@@ -3540,7 +3455,7 @@
           <w:rFonts w:ascii="Arial Narrow" w:eastAsia="Calibri" w:hAnsi="Arial Narrow" w:cs="Arial"/>
           <w:kern w:val="0"/>
           <w:vertAlign w:val="superscript"/>
-          <ns2:ligatures ns2:val="none"/>
+          <w14:ligatures w14:val="none"/>
         </w:rPr>
         <w:footnoteReference w:id="5"/>
       </w:r>
@@ -3548,7 +3463,7 @@
         <w:rPr>
           <w:rFonts w:ascii="Arial Narrow" w:eastAsia="Calibri" w:hAnsi="Arial Narrow" w:cs="Arial"/>
           <w:kern w:val="0"/>
-          <ns2:ligatures ns2:val="none"/>
+          <w14:ligatures w14:val="none"/>
         </w:rPr>
         <w:t>. Ello, a fin de que la Comisión pueda meritar dicha documentación, conforme lo establece el artículo 110</w:t>
       </w:r>
@@ -3558,7 +3473,7 @@
           <w:color w:val="000000"/>
           <w:kern w:val="0"/>
           <w:lang w:eastAsia="es-PE"/>
-          <ns2:ligatures ns2:val="none"/>
+          <w14:ligatures w14:val="none"/>
         </w:rPr>
         <w:t/>
       </w:r>
@@ -3566,7 +3481,7 @@
         <w:rPr>
           <w:rFonts w:ascii="Arial Narrow" w:eastAsia="Calibri" w:hAnsi="Arial Narrow" w:cs="Arial"/>
           <w:kern w:val="0"/>
-          <ns2:ligatures ns2:val="none"/>
+          <w14:ligatures w14:val="none"/>
         </w:rPr>
         <w:t xml:space="preserve"> del </w:t>
       </w:r>
@@ -3575,7 +3490,7 @@
           <w:rFonts w:ascii="Arial Narrow" w:eastAsia="Calibri" w:hAnsi="Arial Narrow" w:cs="Arial"/>
           <w:spacing w:val="-2"/>
           <w:kern w:val="0"/>
-          <ns2:ligatures ns2:val="none"/>
+          <w14:ligatures w14:val="none"/>
         </w:rPr>
         <w:t>Código</w:t>
       </w:r>
@@ -3586,7 +3501,7 @@
           <w:spacing w:val="-2"/>
           <w:kern w:val="0"/>
           <w:vertAlign w:val="superscript"/>
-          <ns2:ligatures ns2:val="none"/>
+          <w14:ligatures w14:val="none"/>
         </w:rPr>
         <w:footnoteReference w:id="6"/>
       </w:r>
@@ -3595,12 +3510,12 @@
           <w:rFonts w:ascii="Arial Narrow" w:eastAsia="Calibri" w:hAnsi="Arial Narrow" w:cs="Arial"/>
           <w:spacing w:val="-2"/>
           <w:kern w:val="0"/>
-          <ns2:ligatures ns2:val="none"/>
+          <w14:ligatures w14:val="none"/>
         </w:rPr>
         <w:t>.</w:t>
       </w:r>
     </w:p>
-    <w:p ns2:paraId="1F11FE32" ns2:textId="77777777">
+    <w:p>
       <w:pPr>
         <w:spacing w:after="0" w:line="240" w:lineRule="auto"/>
         <w:ind w:left="567"/>
@@ -3610,20 +3525,20 @@
           <w:color w:val="000000"/>
           <w:kern w:val="0"/>
           <w:lang w:eastAsia="es-PE"/>
-          <ns2:ligatures ns2:val="none"/>
-        </w:rPr>
-      </w:pPr>
-    </w:p>
-    <w:p>
-      <w:pPr>
-        <w:spacing w:after="0" w:line="240" w:lineRule="auto"/>
-        <w:jc w:val="both"/>
-        <w:rPr>
-          <w:rFonts w:ascii="Arial Narrow" w:eastAsia="Arial Narrow" w:hAnsi="Arial Narrow" w:cs="Arial Narrow"/>
-          <w:color w:val="000000"/>
-          <w:kern w:val="0"/>
-          <w:lang w:eastAsia="es-PE"/>
-          <ns2:ligatures ns2:val="none"/>
+          <w14:ligatures w14:val="none"/>
+        </w:rPr>
+      </w:pPr>
+    </w:p>
+    <w:p>
+      <w:pPr>
+        <w:spacing w:after="0" w:line="240" w:lineRule="auto"/>
+        <w:jc w:val="both"/>
+        <w:rPr>
+          <w:rFonts w:ascii="Arial Narrow" w:eastAsia="Arial Narrow" w:hAnsi="Arial Narrow" w:cs="Arial Narrow"/>
+          <w:color w:val="000000"/>
+          <w:kern w:val="0"/>
+          <w:lang w:eastAsia="es-PE"/>
+          <w14:ligatures w14:val="none"/>
         </w:rPr>
       </w:pPr>
       <w:r>
@@ -3642,42 +3557,82 @@
           <w:sz w:val="20"/>
           <w:szCs w:val="20"/>
         </w:rPr>
-        <w:t xml:space="preserve">correr traslado de la presente resolución a Mapfre Perú Compañía de Seguros y Reaseguros S.A. para que, de conformidad con lo dispuesto por el artículo 26 de la Ley sobre Facultades, Normas y Organización del Indecopi, aprobada por Decreto Legislativo 807, presente sus descargos sobre la imputación de cargos realizada en un plazo no mayor a cinco (5) días hábiles contado a partir del día siguiente de la notificación de la presente resolución, vencido el cual, el Secretario Técnico declarará en rebeldía al denunciado que no lo hubiera presentado. Debe precisarse que de conformidad con lo establecido por el artículo 223 del Texto Único Ordenado de la Ley 27444, Ley del Procedimiento Administrativo General, las alegaciones y los hechos relevantes de la reclamación, salvo que hayan sido específicamente negadas en la contestación, se tendrán por aceptadas o merituadas como ciertas.</w:t>
-      </w:r>
-    </w:p>
-    <w:p ns2:paraId="228F876C" ns2:textId="77777777">
-      <w:pPr>
-        <w:spacing w:after="0" w:line="240" w:lineRule="auto"/>
-        <w:jc w:val="both"/>
-        <w:rPr>
-          <w:rFonts w:ascii="Arial Narrow" w:eastAsia="Arial Narrow" w:hAnsi="Arial Narrow" w:cs="Arial Narrow"/>
-          <w:color w:val="000000"/>
-          <w:kern w:val="0"/>
-          <w:lang w:eastAsia="es-PE"/>
-          <ns2:ligatures ns2:val="none"/>
-        </w:rPr>
-      </w:pPr>
-    </w:p>
-    <w:p ns2:paraId="774AFBA5" ns2:textId="25BB91E0">
-      <w:pPr>
-        <w:spacing w:after="0" w:line="240" w:lineRule="auto"/>
-        <w:jc w:val="both"/>
-        <w:rPr>
-          <w:rFonts w:ascii="Arial Narrow" w:eastAsia="Times New Roman" w:hAnsi="Arial Narrow" w:cs="Arial"/>
-          <w:color w:val="000000"/>
-          <w:kern w:val="0"/>
+        <w:t xml:space="preserve">correr traslado de la presente resolución a Mapfre Perú Compañía de Seguros y Reaseguros S.A. para que, de conformidad con lo dispuesto por el artículo 26 de la Ley sobre Facultades, Normas y Organización del Indecopi, aprobada por Decreto Legislativo 807</w:t>
+      </w:r>
+      <w:r>
+        <w:rPr>
+          <w:rStyle w:val="Refdenotaalpie"/>
+          <w:rFonts w:ascii="Arial Narrow" w:eastAsia="Times New Roman" w:hAnsi="Arial Narrow" w:cs="Times New Roman"/>
+          <w:color w:val="000000"/>
+          <w:kern w:val="0"/>
+          <w:vertAlign w:val="superscript"/>
           <w:lang w:val="es-ES" w:eastAsia="es-ES"/>
-          <ns2:ligatures ns2:val="none"/>
-        </w:rPr>
-      </w:pPr>
-      <w:r>
-        <w:rPr>
-          <w:rFonts w:ascii="Arial Narrow" w:eastAsia="Arial Narrow" w:hAnsi="Arial Narrow" w:cs="Arial Narrow"/>
-          <w:b/>
-          <w:color w:val="000000"/>
-          <w:kern w:val="0"/>
-          <w:lang w:eastAsia="es-PE"/>
-          <ns2:ligatures ns2:val="none"/>
+          <w14:ligatures w14:val="none"/>
+        </w:rPr>
+        <w:footnoteReference w:id="12"/>
+      </w:r>
+      <w:r>
+        <w:rPr>
+          <w:rFonts w:ascii="Arial Narrow" w:hAnsi="Arial Narrow" w:cs="Arial Narrow"/>
+          <w:sz w:val="20"/>
+          <w:szCs w:val="20"/>
+        </w:rPr>
+        <w:t xml:space="preserve">, presente sus descargos sobre la imputación de cargos realizada en un plazo no mayor a cinco (5) días hábiles contado a partir del día siguiente de la notificación de la presente resolución, vencido el cual, el Secretario Técnico declarará en rebeldía al denunciado que no lo hubiera presentado. Debe precisarse que de conformidad con lo establecido por el artículo 223 del Texto Único Ordenado de la Ley 27444, Ley del Procedimiento Administrativo General</w:t>
+      </w:r>
+      <w:r>
+        <w:rPr>
+          <w:rStyle w:val="Refdenotaalpie"/>
+          <w:rFonts w:ascii="Arial Narrow" w:eastAsia="Times New Roman" w:hAnsi="Arial Narrow" w:cs="Times New Roman"/>
+          <w:color w:val="000000"/>
+          <w:kern w:val="0"/>
+          <w:vertAlign w:val="superscript"/>
+          <w:lang w:val="es-ES" w:eastAsia="es-ES"/>
+          <w14:ligatures w14:val="none"/>
+        </w:rPr>
+        <w:footnoteReference w:id="13"/>
+      </w:r>
+      <w:r>
+        <w:rPr>
+          <w:rFonts w:ascii="Arial Narrow" w:hAnsi="Arial Narrow" w:cs="Arial Narrow"/>
+          <w:sz w:val="20"/>
+          <w:szCs w:val="20"/>
+        </w:rPr>
+        <w:t xml:space="preserve">, las alegaciones y los hechos relevantes de la reclamación, salvo que hayan sido específicamente negadas en la contestación, se tendrán por aceptadas o merituadas como ciertas.</w:t>
+      </w:r>
+    </w:p>
+    <w:p>
+      <w:pPr>
+        <w:spacing w:after="0" w:line="240" w:lineRule="auto"/>
+        <w:jc w:val="both"/>
+        <w:rPr>
+          <w:rFonts w:ascii="Arial Narrow" w:eastAsia="Arial Narrow" w:hAnsi="Arial Narrow" w:cs="Arial Narrow"/>
+          <w:color w:val="000000"/>
+          <w:kern w:val="0"/>
+          <w:lang w:eastAsia="es-PE"/>
+          <w14:ligatures w14:val="none"/>
+        </w:rPr>
+      </w:pPr>
+    </w:p>
+    <w:p>
+      <w:pPr>
+        <w:spacing w:after="0" w:line="240" w:lineRule="auto"/>
+        <w:jc w:val="both"/>
+        <w:rPr>
+          <w:rFonts w:ascii="Arial Narrow" w:eastAsia="Times New Roman" w:hAnsi="Arial Narrow" w:cs="Arial"/>
+          <w:color w:val="000000"/>
+          <w:kern w:val="0"/>
+          <w:lang w:val="es-ES" w:eastAsia="es-ES"/>
+          <w14:ligatures w14:val="none"/>
+        </w:rPr>
+      </w:pPr>
+      <w:r>
+        <w:rPr>
+          <w:rFonts w:ascii="Arial Narrow" w:eastAsia="Arial Narrow" w:hAnsi="Arial Narrow" w:cs="Arial Narrow"/>
+          <w:b/>
+          <w:color w:val="000000"/>
+          <w:kern w:val="0"/>
+          <w:lang w:eastAsia="es-PE"/>
+          <w14:ligatures w14:val="none"/>
         </w:rPr>
         <w:t>SEXTO</w:t>
       </w:r>
@@ -3688,7 +3643,7 @@
           <w:color w:val="000000"/>
           <w:kern w:val="0"/>
           <w:lang w:eastAsia="es-PE"/>
-          <ns2:ligatures ns2:val="none"/>
+          <w14:ligatures w14:val="none"/>
         </w:rPr>
         <w:t xml:space="preserve">: </w:t>
       </w:r>
@@ -3699,7 +3654,7 @@
           <w:color w:val="000000"/>
           <w:kern w:val="0"/>
           <w:lang w:eastAsia="es-ES"/>
-          <ns2:ligatures ns2:val="none"/>
+          <w14:ligatures w14:val="none"/>
         </w:rPr>
         <w:t xml:space="preserve">requerir </w:t>
       </w:r>
@@ -3709,7 +3664,7 @@
           <w:color w:val="000000"/>
           <w:kern w:val="0"/>
           <w:lang w:val="es-ES" w:eastAsia="es-ES"/>
-          <ns2:ligatures ns2:val="none"/>
+          <w14:ligatures w14:val="none"/>
         </w:rPr>
         <w:t xml:space="preserve">que, en un </w:t>
       </w:r>
@@ -3719,7 +3674,7 @@
           <w:color w:val="000000"/>
           <w:kern w:val="0"/>
           <w:lang w:eastAsia="es-ES"/>
-          <ns2:ligatures ns2:val="none"/>
+          <w14:ligatures w14:val="none"/>
         </w:rPr>
         <w:t>plazo no mayor de cinco (5) días hábiles contado a partir del día siguiente de la notificación de la presente resolución</w:t>
       </w:r>
@@ -3730,7 +3685,7 @@
           <w:color w:val="000000"/>
           <w:kern w:val="0"/>
           <w:lang w:eastAsia="es-ES"/>
-          <ns2:ligatures ns2:val="none"/>
+          <w14:ligatures w14:val="none"/>
         </w:rPr>
         <w:t xml:space="preserve">, </w:t>
       </w:r>
@@ -3742,7 +3697,7 @@
           <w:kern w:val="0"/>
           <w:shd w:val="clear" w:color="auto" w:fill="FFFFFF"/>
           <w:lang w:eastAsia="es-PE"/>
-          <ns2:ligatures ns2:val="none"/>
+          <w14:ligatures w14:val="none"/>
         </w:rPr>
         <w:t>el proveedor denunciado</w:t>
       </w:r>
@@ -3752,7 +3707,7 @@
           <w:color w:val="000000"/>
           <w:kern w:val="0"/>
           <w:lang w:eastAsia="es-ES"/>
-          <ns2:ligatures ns2:val="none"/>
+          <w14:ligatures w14:val="none"/>
         </w:rPr>
         <w:t xml:space="preserve"> </w:t>
       </w:r>
@@ -3763,7 +3718,7 @@
           <w:color w:val="000000"/>
           <w:kern w:val="0"/>
           <w:lang w:val="es-ES" w:eastAsia="es-ES"/>
-          <ns2:ligatures ns2:val="none"/>
+          <w14:ligatures w14:val="none"/>
         </w:rPr>
         <w:t xml:space="preserve">cumpla con: </w:t>
       </w:r>
@@ -3773,7 +3728,7 @@
           <w:color w:val="000000"/>
           <w:kern w:val="0"/>
           <w:lang w:val="es-ES" w:eastAsia="es-ES"/>
-          <ns2:ligatures ns2:val="none"/>
+          <w14:ligatures w14:val="none"/>
         </w:rPr>
         <w:t>(i) presentar una copia completa, legible y debidamente suscrita de la Póliza 3011900037286 del Seguro de Responsabilidad Civil Frente a Terceros, así como el cargo de remisión de la póliza; (</w:t>
       </w:r>
@@ -3784,7 +3739,7 @@
           <w:color w:val="000000"/>
           <w:kern w:val="0"/>
           <w:lang w:val="es-ES" w:eastAsia="es-ES"/>
-          <ns2:ligatures ns2:val="none"/>
+          <w14:ligatures w14:val="none"/>
         </w:rPr>
         <w:t>ii</w:t>
       </w:r>
@@ -3795,7 +3750,7 @@
           <w:color w:val="000000"/>
           <w:kern w:val="0"/>
           <w:lang w:val="es-ES" w:eastAsia="es-ES"/>
-          <ns2:ligatures ns2:val="none"/>
+          <w14:ligatures w14:val="none"/>
         </w:rPr>
         <w:t xml:space="preserve">) presentar los medios probatorios que acrediten que atendió oportunamente la solicitud de otorgamiento de indemnización de la Póliza 3011900037286 del Seguro de Responsabilidad Civil Frente a Terceros presentada por el denunciante el </w:t>
       </w:r>
@@ -3805,7 +3760,7 @@
           <w:color w:val="000000"/>
           <w:kern w:val="0"/>
           <w:lang w:eastAsia="es-ES"/>
-          <ns2:ligatures ns2:val="none"/>
+          <w14:ligatures w14:val="none"/>
         </w:rPr>
         <w:t xml:space="preserve">12 de noviembre de 2025</w:t>
       </w:r>
@@ -3815,7 +3770,7 @@
           <w:color w:val="000000"/>
           <w:kern w:val="0"/>
           <w:lang w:val="es-ES" w:eastAsia="es-ES"/>
-          <ns2:ligatures ns2:val="none"/>
+          <w14:ligatures w14:val="none"/>
         </w:rPr>
         <w:t>; y, (</w:t>
       </w:r>
@@ -3826,7 +3781,7 @@
           <w:color w:val="000000"/>
           <w:kern w:val="0"/>
           <w:lang w:val="es-ES" w:eastAsia="es-ES"/>
-          <ns2:ligatures ns2:val="none"/>
+          <w14:ligatures w14:val="none"/>
         </w:rPr>
         <w:t>iii</w:t>
       </w:r>
@@ -3837,7 +3792,7 @@
           <w:color w:val="000000"/>
           <w:kern w:val="0"/>
           <w:lang w:val="es-ES" w:eastAsia="es-ES"/>
-          <ns2:ligatures ns2:val="none"/>
+          <w14:ligatures w14:val="none"/>
         </w:rPr>
         <w:t>) presentar todas las comunicaciones cursadas con la parte denunciante en virtud de los hechos materia de denuncia</w:t>
       </w:r>
@@ -3847,12 +3802,12 @@
           <w:color w:val="000000"/>
           <w:kern w:val="0"/>
           <w:lang w:val="es-ES" w:eastAsia="es-ES"/>
-          <ns2:ligatures ns2:val="none"/>
+          <w14:ligatures w14:val="none"/>
         </w:rPr>
         <w:t>.</w:t>
       </w:r>
     </w:p>
-    <w:p ns2:paraId="12A4D8BD" ns2:textId="77777777">
+    <w:p>
       <w:pPr>
         <w:spacing w:after="0" w:line="240" w:lineRule="auto"/>
         <w:jc w:val="both"/>
@@ -3862,30 +3817,30 @@
           <w:color w:val="000000"/>
           <w:kern w:val="0"/>
           <w:lang w:val="es-ES" w:eastAsia="es-PE"/>
-          <ns2:ligatures ns2:val="none"/>
-        </w:rPr>
-      </w:pPr>
-    </w:p>
-    <w:p ns2:paraId="591B7E6F" ns2:textId="172F9B36">
-      <w:pPr>
-        <w:spacing w:after="0" w:line="240" w:lineRule="auto"/>
-        <w:jc w:val="both"/>
-        <w:rPr>
-          <w:rFonts w:ascii="Arial Narrow" w:eastAsia="Arial Narrow" w:hAnsi="Arial Narrow" w:cs="Arial Narrow"/>
-          <w:color w:val="000000"/>
-          <w:kern w:val="0"/>
-          <w:lang w:eastAsia="es-PE"/>
-          <ns2:ligatures ns2:val="none"/>
-        </w:rPr>
-      </w:pPr>
-      <w:r>
-        <w:rPr>
-          <w:rFonts w:ascii="Arial Narrow" w:eastAsia="Arial Narrow" w:hAnsi="Arial Narrow" w:cs="Arial Narrow"/>
-          <w:b/>
-          <w:color w:val="000000"/>
-          <w:kern w:val="0"/>
-          <w:lang w:eastAsia="es-PE"/>
-          <ns2:ligatures ns2:val="none"/>
+          <w14:ligatures w14:val="none"/>
+        </w:rPr>
+      </w:pPr>
+    </w:p>
+    <w:p>
+      <w:pPr>
+        <w:spacing w:after="0" w:line="240" w:lineRule="auto"/>
+        <w:jc w:val="both"/>
+        <w:rPr>
+          <w:rFonts w:ascii="Arial Narrow" w:eastAsia="Arial Narrow" w:hAnsi="Arial Narrow" w:cs="Arial Narrow"/>
+          <w:color w:val="000000"/>
+          <w:kern w:val="0"/>
+          <w:lang w:eastAsia="es-PE"/>
+          <w14:ligatures w14:val="none"/>
+        </w:rPr>
+      </w:pPr>
+      <w:r>
+        <w:rPr>
+          <w:rFonts w:ascii="Arial Narrow" w:eastAsia="Arial Narrow" w:hAnsi="Arial Narrow" w:cs="Arial Narrow"/>
+          <w:b/>
+          <w:color w:val="000000"/>
+          <w:kern w:val="0"/>
+          <w:lang w:eastAsia="es-PE"/>
+          <w14:ligatures w14:val="none"/>
         </w:rPr>
         <w:t>SÉTIMO</w:t>
       </w:r>
@@ -3896,7 +3851,7 @@
           <w:color w:val="000000"/>
           <w:kern w:val="0"/>
           <w:lang w:eastAsia="es-PE"/>
-          <ns2:ligatures ns2:val="none"/>
+          <w14:ligatures w14:val="none"/>
         </w:rPr>
         <w:t>:</w:t>
       </w:r>
@@ -3906,7 +3861,7 @@
           <w:color w:val="000000"/>
           <w:kern w:val="0"/>
           <w:lang w:eastAsia="es-PE"/>
-          <ns2:ligatures ns2:val="none"/>
+          <w14:ligatures w14:val="none"/>
         </w:rPr>
         <w:t xml:space="preserve"> </w:t>
       </w:r>
@@ -3917,7 +3872,7 @@
           <w:color w:val="000000"/>
           <w:kern w:val="0"/>
           <w:lang w:eastAsia="es-PE"/>
-          <ns2:ligatures ns2:val="none"/>
+          <w14:ligatures w14:val="none"/>
         </w:rPr>
         <w:t>informar a las partes que el artículo 110</w:t>
       </w:r>
@@ -3927,7 +3882,7 @@
           <w:color w:val="000000"/>
           <w:kern w:val="0"/>
           <w:lang w:eastAsia="es-PE"/>
-          <ns2:ligatures ns2:val="none"/>
+          <w14:ligatures w14:val="none"/>
         </w:rPr>
         <w:t/>
       </w:r>
@@ -3937,7 +3892,7 @@
           <w:color w:val="000000"/>
           <w:kern w:val="0"/>
           <w:lang w:eastAsia="es-PE"/>
-          <ns2:ligatures ns2:val="none"/>
+          <w14:ligatures w14:val="none"/>
         </w:rPr>
         <w:t xml:space="preserve"> de la Ley</w:t>
       </w:r>
@@ -3947,7 +3902,7 @@
           <w:color w:val="000000"/>
           <w:kern w:val="0"/>
           <w:lang w:eastAsia="es-PE"/>
-          <ns2:ligatures ns2:val="none"/>
+          <w14:ligatures w14:val="none"/>
         </w:rPr>
         <w:t xml:space="preserve"> </w:t>
       </w:r>
@@ -3957,7 +3912,7 @@
           <w:color w:val="000000"/>
           <w:kern w:val="0"/>
           <w:lang w:eastAsia="es-PE"/>
-          <ns2:ligatures ns2:val="none"/>
+          <w14:ligatures w14:val="none"/>
         </w:rPr>
         <w:t xml:space="preserve"> 29571, Código de Protección y Defensa del Consumidor</w:t>
       </w:r>
@@ -3969,7 +3924,7 @@
           <w:kern w:val="0"/>
           <w:vertAlign w:val="superscript"/>
           <w:lang w:eastAsia="es-PE"/>
-          <ns2:ligatures ns2:val="none"/>
+          <w14:ligatures w14:val="none"/>
         </w:rPr>
         <w:footnoteReference w:id="7"/>
       </w:r>
@@ -3979,7 +3934,7 @@
           <w:color w:val="000000"/>
           <w:kern w:val="0"/>
           <w:lang w:eastAsia="es-PE"/>
-          <ns2:ligatures ns2:val="none"/>
+          <w14:ligatures w14:val="none"/>
         </w:rPr>
         <w:t xml:space="preserve">, faculta a la Comisión a calificar las infracciones de la referida norma como leves, graves </w:t>
       </w:r>
@@ -3989,7 +3944,7 @@
           <w:color w:val="000000"/>
           <w:kern w:val="0"/>
           <w:lang w:eastAsia="es-PE"/>
-          <ns2:ligatures ns2:val="none"/>
+          <w14:ligatures w14:val="none"/>
         </w:rPr>
         <w:lastRenderedPageBreak/>
         <w:t>o muy graves e imponer sanciones que van desde una amonestación hasta una multa por un máximo de 450 Unidades Impositivas Tributarias, sin perjuicio de las medidas correctivas, reparadoras y complementarias, que puedan ordenarse de acuerdo a lo estipulado en los artículos 114</w:t>
@@ -4000,7 +3955,7 @@
           <w:color w:val="000000"/>
           <w:kern w:val="0"/>
           <w:lang w:eastAsia="es-PE"/>
-          <ns2:ligatures ns2:val="none"/>
+          <w14:ligatures w14:val="none"/>
         </w:rPr>
         <w:t/>
       </w:r>
@@ -4010,7 +3965,7 @@
           <w:color w:val="000000"/>
           <w:kern w:val="0"/>
           <w:lang w:eastAsia="es-PE"/>
-          <ns2:ligatures ns2:val="none"/>
+          <w14:ligatures w14:val="none"/>
         </w:rPr>
         <w:t>, 115</w:t>
       </w:r>
@@ -4020,7 +3975,7 @@
           <w:color w:val="000000"/>
           <w:kern w:val="0"/>
           <w:lang w:eastAsia="es-PE"/>
-          <ns2:ligatures ns2:val="none"/>
+          <w14:ligatures w14:val="none"/>
         </w:rPr>
         <w:t/>
       </w:r>
@@ -4030,7 +3985,7 @@
           <w:color w:val="000000"/>
           <w:kern w:val="0"/>
           <w:lang w:eastAsia="es-PE"/>
-          <ns2:ligatures ns2:val="none"/>
+          <w14:ligatures w14:val="none"/>
         </w:rPr>
         <w:t xml:space="preserve"> y 116</w:t>
       </w:r>
@@ -4040,7 +3995,7 @@
           <w:color w:val="000000"/>
           <w:kern w:val="0"/>
           <w:lang w:eastAsia="es-PE"/>
-          <ns2:ligatures ns2:val="none"/>
+          <w14:ligatures w14:val="none"/>
         </w:rPr>
         <w:t/>
       </w:r>
@@ -4050,7 +4005,7 @@
           <w:color w:val="000000"/>
           <w:kern w:val="0"/>
           <w:lang w:eastAsia="es-PE"/>
-          <ns2:ligatures ns2:val="none"/>
+          <w14:ligatures w14:val="none"/>
         </w:rPr>
         <w:t xml:space="preserve"> de la referida norma</w:t>
       </w:r>
@@ -4062,7 +4017,7 @@
           <w:kern w:val="0"/>
           <w:vertAlign w:val="superscript"/>
           <w:lang w:eastAsia="es-PE"/>
-          <ns2:ligatures ns2:val="none"/>
+          <w14:ligatures w14:val="none"/>
         </w:rPr>
         <w:footnoteReference w:id="8"/>
       </w:r>
@@ -4072,7 +4027,7 @@
           <w:color w:val="000000"/>
           <w:kern w:val="0"/>
           <w:lang w:eastAsia="es-PE"/>
-          <ns2:ligatures ns2:val="none"/>
+          <w14:ligatures w14:val="none"/>
         </w:rPr>
         <w:t xml:space="preserve">. </w:t>
       </w:r>
@@ -4083,7 +4038,7 @@
           <w:color w:val="000000"/>
           <w:kern w:val="0"/>
           <w:lang w:eastAsia="es-PE"/>
-          <ns2:ligatures ns2:val="none"/>
+          <w14:ligatures w14:val="none"/>
         </w:rPr>
         <w:t xml:space="preserve">Asimismo, se consideran circunstancias atenuantes para la graduación de la sanción, el </w:t>
       </w:r>
@@ -4093,7 +4048,7 @@
           <w:color w:val="000000"/>
           <w:kern w:val="0"/>
           <w:lang w:eastAsia="es-PE"/>
-          <ns2:ligatures ns2:val="none"/>
+          <w14:ligatures w14:val="none"/>
         </w:rPr>
         <w:lastRenderedPageBreak/>
         <w:t>allanamiento de la denuncia o el reconocimiento de las pretensiones en ella contenidas, de acuerdo con el artículo 112</w:t>
@@ -4104,7 +4059,7 @@
           <w:color w:val="000000"/>
           <w:kern w:val="0"/>
           <w:lang w:eastAsia="es-PE"/>
-          <ns2:ligatures ns2:val="none"/>
+          <w14:ligatures w14:val="none"/>
         </w:rPr>
         <w:t/>
       </w:r>
@@ -4114,7 +4069,7 @@
           <w:color w:val="000000"/>
           <w:kern w:val="0"/>
           <w:lang w:eastAsia="es-PE"/>
-          <ns2:ligatures ns2:val="none"/>
+          <w14:ligatures w14:val="none"/>
         </w:rPr>
         <w:t xml:space="preserve"> del Código</w:t>
       </w:r>
@@ -4126,7 +4081,7 @@
           <w:kern w:val="0"/>
           <w:vertAlign w:val="superscript"/>
           <w:lang w:eastAsia="es-PE"/>
-          <ns2:ligatures ns2:val="none"/>
+          <w14:ligatures w14:val="none"/>
         </w:rPr>
         <w:footnoteReference w:id="9"/>
       </w:r>
@@ -4136,12 +4091,12 @@
           <w:color w:val="000000"/>
           <w:kern w:val="0"/>
           <w:lang w:eastAsia="es-PE"/>
-          <ns2:ligatures ns2:val="none"/>
+          <w14:ligatures w14:val="none"/>
         </w:rPr>
         <w:t>.</w:t>
       </w:r>
     </w:p>
-    <w:p ns2:paraId="0ECE55DF" ns2:textId="77777777">
+    <w:p>
       <w:pPr>
         <w:shd w:val="clear" w:color="auto" w:fill="FFFFFF"/>
         <w:spacing w:after="0" w:line="240" w:lineRule="auto"/>
@@ -4152,11 +4107,11 @@
           <w:color w:val="000000"/>
           <w:kern w:val="0"/>
           <w:lang w:eastAsia="es-PE"/>
-          <ns2:ligatures ns2:val="none"/>
-        </w:rPr>
-      </w:pPr>
-    </w:p>
-    <w:p ns2:paraId="1CC114EB" ns2:textId="029D8026">
+          <w14:ligatures w14:val="none"/>
+        </w:rPr>
+      </w:pPr>
+    </w:p>
+    <w:p>
       <w:pPr>
         <w:shd w:val="clear" w:color="auto" w:fill="FFFFFF"/>
         <w:spacing w:after="0" w:line="240" w:lineRule="auto"/>
@@ -4166,7 +4121,7 @@
           <w:color w:val="000000"/>
           <w:kern w:val="0"/>
           <w:lang w:eastAsia="es-PE"/>
-          <ns2:ligatures ns2:val="none"/>
+          <w14:ligatures w14:val="none"/>
         </w:rPr>
       </w:pPr>
       <w:r>
@@ -4175,7 +4130,7 @@
           <w:b/>
           <w:bCs/>
           <w:kern w:val="0"/>
-          <ns2:ligatures ns2:val="none"/>
+          <w14:ligatures w14:val="none"/>
         </w:rPr>
         <w:t>OCTAVO</w:t>
       </w:r>
@@ -4186,7 +4141,7 @@
           <w:color w:val="000000"/>
           <w:kern w:val="0"/>
           <w:lang w:eastAsia="es-PE"/>
-          <ns2:ligatures ns2:val="none"/>
+          <w14:ligatures w14:val="none"/>
         </w:rPr>
         <w:t>:</w:t>
       </w:r>
@@ -4196,7 +4151,7 @@
           <w:color w:val="000000"/>
           <w:kern w:val="0"/>
           <w:lang w:eastAsia="es-PE"/>
-          <ns2:ligatures ns2:val="none"/>
+          <w14:ligatures w14:val="none"/>
         </w:rPr>
         <w:t xml:space="preserve"> informar a las partes que conforme a lo establecido en el artículo 39</w:t>
       </w:r>
@@ -4206,7 +4161,7 @@
           <w:color w:val="000000"/>
           <w:kern w:val="0"/>
           <w:lang w:eastAsia="es-PE"/>
-          <ns2:ligatures ns2:val="none"/>
+          <w14:ligatures w14:val="none"/>
         </w:rPr>
         <w:t/>
       </w:r>
@@ -4216,12 +4171,12 @@
           <w:color w:val="000000"/>
           <w:kern w:val="0"/>
           <w:lang w:eastAsia="es-PE"/>
-          <ns2:ligatures ns2:val="none"/>
+          <w14:ligatures w14:val="none"/>
         </w:rPr>
         <w:t xml:space="preserve"> de la Ley sobre Facultades, Normas y Organización del Indecopi, aprobada por Decreto Legislativo 807, los gastos por los peritajes realizados, actuación de pruebas, inspecciones y otros derivados de la tramitación del proceso serán de cargo de la parte que solicita la prueba, salvo pacto en contrario. En todos los casos, la resolución final determinará si los gastos deben ser asumidos por alguna de las partes, o reembolsados a la otra parte o al Indecopi, según sea el caso, de manera adicional a la sanción que haya podido imponerse. </w:t>
       </w:r>
     </w:p>
-    <w:p ns2:paraId="364C4B19" ns2:textId="77777777">
+    <w:p>
       <w:pPr>
         <w:shd w:val="clear" w:color="auto" w:fill="FFFFFF"/>
         <w:spacing w:after="0" w:line="240" w:lineRule="auto"/>
@@ -4231,11 +4186,11 @@
           <w:color w:val="000000"/>
           <w:kern w:val="0"/>
           <w:lang w:eastAsia="es-PE"/>
-          <ns2:ligatures ns2:val="none"/>
-        </w:rPr>
-      </w:pPr>
-    </w:p>
-    <w:p ns2:paraId="27E9BBC0" ns2:textId="5D0AB330">
+          <w14:ligatures w14:val="none"/>
+        </w:rPr>
+      </w:pPr>
+    </w:p>
+    <w:p>
       <w:pPr>
         <w:suppressAutoHyphens/>
         <w:spacing w:after="0" w:line="240" w:lineRule="auto"/>
@@ -4244,7 +4199,7 @@
           <w:rFonts w:ascii="Arial Narrow" w:eastAsia="Calibri" w:hAnsi="Arial Narrow" w:cs="Arial"/>
           <w:kern w:val="0"/>
           <w:u w:val="single"/>
-          <ns2:ligatures ns2:val="none"/>
+          <w14:ligatures w14:val="none"/>
         </w:rPr>
       </w:pPr>
       <w:r>
@@ -4254,7 +4209,7 @@
           <w:color w:val="000000"/>
           <w:kern w:val="0"/>
           <w:lang w:eastAsia="es-PE"/>
-          <ns2:ligatures ns2:val="none"/>
+          <w14:ligatures w14:val="none"/>
         </w:rPr>
         <w:t>NOVENO</w:t>
       </w:r>
@@ -4263,7 +4218,7 @@
           <w:rFonts w:ascii="Arial Narrow" w:eastAsia="Calibri" w:hAnsi="Arial Narrow" w:cs="Arial"/>
           <w:b/>
           <w:kern w:val="0"/>
-          <ns2:ligatures ns2:val="none"/>
+          <w14:ligatures w14:val="none"/>
         </w:rPr>
         <w:t>:</w:t>
       </w:r>
@@ -4271,7 +4226,7 @@
         <w:rPr>
           <w:rFonts w:ascii="Arial Narrow" w:eastAsia="Calibri" w:hAnsi="Arial Narrow" w:cs="Arial"/>
           <w:kern w:val="0"/>
-          <ns2:ligatures ns2:val="none"/>
+          <w14:ligatures w14:val="none"/>
         </w:rPr>
         <w:t xml:space="preserve"> comunicar a las partes que, </w:t>
       </w:r>
@@ -4280,7 +4235,7 @@
         <w:rPr>
           <w:rFonts w:ascii="Arial Narrow" w:eastAsia="Calibri" w:hAnsi="Arial Narrow" w:cs="Arial"/>
           <w:kern w:val="0"/>
-          <ns2:ligatures ns2:val="none"/>
+          <w14:ligatures w14:val="none"/>
         </w:rPr>
         <w:t>de acuerdo a</w:t>
       </w:r>
@@ -4289,7 +4244,7 @@
         <w:rPr>
           <w:rFonts w:ascii="Arial Narrow" w:eastAsia="Calibri" w:hAnsi="Arial Narrow" w:cs="Arial"/>
           <w:kern w:val="0"/>
-          <ns2:ligatures ns2:val="none"/>
+          <w14:ligatures w14:val="none"/>
         </w:rPr>
         <w:t xml:space="preserve"> lo señalado por el artículo 29</w:t>
       </w:r>
@@ -4299,7 +4254,7 @@
           <w:color w:val="000000"/>
           <w:kern w:val="0"/>
           <w:lang w:eastAsia="es-PE"/>
-          <ns2:ligatures ns2:val="none"/>
+          <w14:ligatures w14:val="none"/>
         </w:rPr>
         <w:t/>
       </w:r>
@@ -4307,7 +4262,7 @@
         <w:rPr>
           <w:rFonts w:ascii="Arial Narrow" w:eastAsia="Calibri" w:hAnsi="Arial Narrow" w:cs="Arial"/>
           <w:kern w:val="0"/>
-          <ns2:ligatures ns2:val="none"/>
+          <w14:ligatures w14:val="none"/>
         </w:rPr>
         <w:t xml:space="preserve"> del Decreto Legislativo 807</w:t>
       </w:r>
@@ -4317,7 +4272,7 @@
           <w:rFonts w:ascii="Arial Narrow" w:eastAsia="Calibri" w:hAnsi="Arial Narrow" w:cs="Arial"/>
           <w:kern w:val="0"/>
           <w:vertAlign w:val="superscript"/>
-          <ns2:ligatures ns2:val="none"/>
+          <w14:ligatures w14:val="none"/>
         </w:rPr>
         <w:footnoteReference w:id="10"/>
       </w:r>
@@ -4325,7 +4280,7 @@
         <w:rPr>
           <w:rFonts w:ascii="Arial Narrow" w:eastAsia="Calibri" w:hAnsi="Arial Narrow" w:cs="Arial"/>
           <w:kern w:val="0"/>
-          <ns2:ligatures ns2:val="none"/>
+          <w14:ligatures w14:val="none"/>
         </w:rPr>
         <w:t xml:space="preserve">, hasta antes de la emisión de la Resolución Final tienen la posibilidad de solicitar una audiencia de conciliación. En caso deleguen a favor de una tercera persona su actuación en la diligencia programada, esta deberá presentar un poder especial con firma legalizada ante Notario Público, donde conste </w:t>
       </w:r>
@@ -4334,7 +4289,7 @@
           <w:rFonts w:ascii="Arial Narrow" w:eastAsia="Calibri" w:hAnsi="Arial Narrow" w:cs="Arial"/>
           <w:kern w:val="0"/>
           <w:u w:val="single"/>
-          <ns2:ligatures ns2:val="none"/>
+          <w14:ligatures w14:val="none"/>
         </w:rPr>
         <w:t>expresamente su facultad para asistir y conciliar en su representación</w:t>
       </w:r>
@@ -4343,7 +4298,7 @@
           <w:rFonts w:ascii="Arial Narrow" w:eastAsia="Calibri" w:hAnsi="Arial Narrow" w:cs="Arial"/>
           <w:bCs/>
           <w:kern w:val="0"/>
-          <ns2:ligatures ns2:val="none"/>
+          <w14:ligatures w14:val="none"/>
         </w:rPr>
         <w:t>.</w:t>
       </w:r>
@@ -4353,7 +4308,7 @@
           <w:b/>
           <w:bCs/>
           <w:kern w:val="0"/>
-          <ns2:ligatures ns2:val="none"/>
+          <w14:ligatures w14:val="none"/>
         </w:rPr>
         <w:t xml:space="preserve"> </w:t>
       </w:r>
@@ -4362,12 +4317,12 @@
           <w:rFonts w:ascii="Arial Narrow" w:eastAsia="Calibri" w:hAnsi="Arial Narrow" w:cs="Arial"/>
           <w:kern w:val="0"/>
           <w:u w:val="single"/>
-          <ns2:ligatures ns2:val="none"/>
+          <w14:ligatures w14:val="none"/>
         </w:rPr>
         <w:t xml:space="preserve">Ello bajo apercibimiento de no realizar la audiencia de conciliación y levantar el acta de inasistencia correspondiente. </w:t>
       </w:r>
     </w:p>
-    <w:p ns2:paraId="4CD47B08" ns2:textId="77777777">
+    <w:p>
       <w:pPr>
         <w:suppressAutoHyphens/>
         <w:spacing w:after="0" w:line="240" w:lineRule="auto"/>
@@ -4376,11 +4331,11 @@
           <w:rFonts w:ascii="Arial Narrow" w:eastAsia="Calibri" w:hAnsi="Arial Narrow" w:cs="Arial"/>
           <w:kern w:val="0"/>
           <w:u w:val="single"/>
-          <ns2:ligatures ns2:val="none"/>
-        </w:rPr>
-      </w:pPr>
-    </w:p>
-    <w:p ns2:paraId="0E80CA49" ns2:textId="5D4B775B">
+          <w14:ligatures w14:val="none"/>
+        </w:rPr>
+      </w:pPr>
+    </w:p>
+    <w:p>
       <w:pPr>
         <w:suppressAutoHyphens/>
         <w:spacing w:after="0" w:line="240" w:lineRule="auto"/>
@@ -4390,7 +4345,7 @@
           <w:color w:val="000000"/>
           <w:kern w:val="0"/>
           <w:lang w:eastAsia="es-PE"/>
-          <ns2:ligatures ns2:val="none"/>
+          <w14:ligatures w14:val="none"/>
         </w:rPr>
       </w:pPr>
       <w:r>
@@ -4408,7 +4363,7 @@
           <w:color w:val="000000"/>
           <w:kern w:val="0"/>
           <w:lang w:eastAsia="es-PE"/>
-          <ns2:ligatures ns2:val="none"/>
+          <w14:ligatures w14:val="none"/>
         </w:rPr>
         <w:t>:</w:t>
       </w:r>
@@ -4418,14 +4373,14 @@
           <w:color w:val="000000"/>
           <w:kern w:val="0"/>
           <w:lang w:eastAsia="es-PE"/>
-          <ns2:ligatures ns2:val="none"/>
+          <w14:ligatures w14:val="none"/>
         </w:rPr>
         <w:t xml:space="preserve"> poner en conocimiento de las partes que, antes de la emisión de la Resolución Final, tienen la posibilidad de formular su desistimiento o presentar el acuerdo arribado mediante la conciliación, mediación, transacción o cualquier otro que, de forma indubitable, deje constancia que se ha solucionado la controversia materia de denuncia.</w:t>
       </w:r>
       <w:bookmarkStart w:id="18" w:name="h.gjdgxs" w:colFirst="0" w:colLast="0"/>
       <w:bookmarkEnd w:id="18"/>
     </w:p>
-    <w:p ns2:paraId="7DDD06F7" ns2:textId="77777777">
+    <w:p>
       <w:pPr>
         <w:suppressAutoHyphens/>
         <w:spacing w:after="0" w:line="240" w:lineRule="auto"/>
@@ -4435,11 +4390,11 @@
           <w:color w:val="000000"/>
           <w:kern w:val="0"/>
           <w:lang w:eastAsia="es-PE"/>
-          <ns2:ligatures ns2:val="none"/>
-        </w:rPr>
-      </w:pPr>
-    </w:p>
-    <w:p ns2:paraId="236137A1" ns2:textId="510D52D0">
+          <w14:ligatures w14:val="none"/>
+        </w:rPr>
+      </w:pPr>
+    </w:p>
+    <w:p>
       <w:pPr>
         <w:suppressAutoHyphens/>
         <w:spacing w:after="0" w:line="240" w:lineRule="auto"/>
@@ -4470,7 +4425,7 @@
           <w:b/>
           <w:spacing w:val="-3"/>
           <w:kern w:val="0"/>
-          <ns2:ligatures ns2:val="none"/>
+          <w14:ligatures w14:val="none"/>
         </w:rPr>
         <w:t/>
       </w:r>
@@ -4480,7 +4435,7 @@
           <w:bCs/>
           <w:spacing w:val="-3"/>
           <w:kern w:val="0"/>
-          <ns2:ligatures ns2:val="none"/>
+          <w14:ligatures w14:val="none"/>
         </w:rPr>
         <w:t xml:space="preserve"/>
       </w:r>
@@ -4490,7 +4445,7 @@
           <w:bCs/>
           <w:spacing w:val="-3"/>
           <w:kern w:val="0"/>
-          <ns2:ligatures ns2:val="none"/>
+          <w14:ligatures w14:val="none"/>
         </w:rPr>
         <w:t/>
       </w:r>
@@ -4500,7 +4455,7 @@
           <w:bCs/>
           <w:spacing w:val="-3"/>
           <w:kern w:val="0"/>
-          <ns2:ligatures ns2:val="none"/>
+          <w14:ligatures w14:val="none"/>
         </w:rPr>
         <w:t xml:space="preserve"/>
       </w:r>
@@ -4510,7 +4465,7 @@
           <w:bCs/>
           <w:spacing w:val="-3"/>
           <w:kern w:val="0"/>
-          <ns2:ligatures ns2:val="none"/>
+          <w14:ligatures w14:val="none"/>
         </w:rPr>
         <w:t xml:space="preserve"/>
       </w:r>
@@ -4542,7 +4497,7 @@
           <w:color w:val="000000"/>
           <w:kern w:val="0"/>
           <w:lang w:eastAsia="es-PE"/>
-          <ns2:ligatures ns2:val="none"/>
+          <w14:ligatures w14:val="none"/>
         </w:rPr>
         <w:t/>
       </w:r>
@@ -4559,7 +4514,7 @@
           <w:color w:val="000000"/>
           <w:kern w:val="0"/>
           <w:lang w:eastAsia="es-PE"/>
-          <ns2:ligatures ns2:val="none"/>
+          <w14:ligatures w14:val="none"/>
         </w:rPr>
         <w:t/>
       </w:r>
@@ -4594,7 +4549,7 @@
       </w:r>
     </w:p>
     <w:bookmarkEnd w:id="19"/>
-    <w:p ns2:paraId="639FE5BE" ns2:textId="77777777">
+    <w:p>
       <w:pPr>
         <w:suppressAutoHyphens/>
         <w:spacing w:after="0" w:line="240" w:lineRule="auto"/>
@@ -4604,7 +4559,7 @@
         </w:rPr>
       </w:pPr>
     </w:p>
-    <w:p ns2:paraId="083D8417" ns2:textId="68198A7A">
+    <w:p>
       <w:pPr>
         <w:suppressAutoHyphens/>
         <w:spacing w:line="240" w:lineRule="auto"/>
@@ -4679,7 +4634,7 @@
       </w:r>
       <w:bookmarkStart w:id="20" w:name="_Hlk198890962"/>
     </w:p>
-    <w:p ns2:paraId="36317C11" ns2:textId="77777777">
+    <w:p>
       <w:pPr>
         <w:suppressAutoHyphens/>
         <w:spacing w:after="0" w:line="240" w:lineRule="auto"/>
@@ -4691,7 +4646,7 @@
       </w:pPr>
     </w:p>
     <w:bookmarkEnd w:id="20"/>
-    <w:p ns2:paraId="23716787" ns2:textId="77777777">
+    <w:p>
       <w:pPr>
         <w:suppressAutoHyphens/>
         <w:spacing w:after="0" w:line="240" w:lineRule="auto"/>
@@ -4701,36 +4656,36 @@
         </w:rPr>
       </w:pPr>
     </w:p>
-    <w:p ns2:paraId="509D673B" ns2:textId="77777777">
-      <w:pPr>
-        <w:spacing w:after="0" w:line="240" w:lineRule="auto"/>
-        <w:jc w:val="both"/>
-        <w:rPr>
-          <w:rFonts w:ascii="Arial Narrow" w:eastAsia="Arial Narrow" w:hAnsi="Arial Narrow" w:cs="Arial Narrow"/>
-          <w:b/>
-          <w:color w:val="000000"/>
-          <w:kern w:val="0"/>
-          <w:lang w:eastAsia="es-PE"/>
-          <ns2:ligatures ns2:val="none"/>
-        </w:rPr>
-      </w:pPr>
-    </w:p>
-    <w:p ns2:paraId="418E1D52" ns2:textId="77777777">
-      <w:pPr>
-        <w:spacing w:after="0" w:line="240" w:lineRule="auto"/>
-        <w:jc w:val="both"/>
-        <w:rPr>
-          <w:rFonts w:ascii="Arial Narrow" w:eastAsia="Arial Narrow" w:hAnsi="Arial Narrow" w:cs="Arial Narrow"/>
-          <w:b/>
-          <w:color w:val="000000"/>
-          <w:kern w:val="0"/>
-          <w:lang w:eastAsia="es-PE"/>
-          <ns2:ligatures ns2:val="none"/>
+    <w:p>
+      <w:pPr>
+        <w:spacing w:after="0" w:line="240" w:lineRule="auto"/>
+        <w:jc w:val="both"/>
+        <w:rPr>
+          <w:rFonts w:ascii="Arial Narrow" w:eastAsia="Arial Narrow" w:hAnsi="Arial Narrow" w:cs="Arial Narrow"/>
+          <w:b/>
+          <w:color w:val="000000"/>
+          <w:kern w:val="0"/>
+          <w:lang w:eastAsia="es-PE"/>
+          <w14:ligatures w14:val="none"/>
+        </w:rPr>
+      </w:pPr>
+    </w:p>
+    <w:p>
+      <w:pPr>
+        <w:spacing w:after="0" w:line="240" w:lineRule="auto"/>
+        <w:jc w:val="both"/>
+        <w:rPr>
+          <w:rFonts w:ascii="Arial Narrow" w:eastAsia="Arial Narrow" w:hAnsi="Arial Narrow" w:cs="Arial Narrow"/>
+          <w:b/>
+          <w:color w:val="000000"/>
+          <w:kern w:val="0"/>
+          <w:lang w:eastAsia="es-PE"/>
+          <w14:ligatures w14:val="none"/>
         </w:rPr>
       </w:pPr>
     </w:p>
     <w:bookmarkEnd w:id="0"/>
-    <w:p ns2:paraId="2E71D930" ns2:textId="77777777">
+    <w:p>
       <w:pPr>
         <w:spacing w:after="0" w:line="240" w:lineRule="auto"/>
         <w:jc w:val="both"/>
@@ -4740,11 +4695,11 @@
           <w:color w:val="000000"/>
           <w:kern w:val="0"/>
           <w:lang w:val="es-ES" w:eastAsia="es-PE"/>
-          <ns2:ligatures ns2:val="none"/>
-        </w:rPr>
-      </w:pPr>
-    </w:p>
-    <w:p ns2:paraId="03CAC917" ns2:textId="77777777">
+          <w14:ligatures w14:val="none"/>
+        </w:rPr>
+      </w:pPr>
+    </w:p>
+    <w:p>
       <w:pPr>
         <w:shd w:val="clear" w:color="auto" w:fill="FFFFFF"/>
         <w:spacing w:after="0" w:line="240" w:lineRule="auto"/>
@@ -4766,7 +4721,7 @@
         <w:t xml:space="preserve">Firmado digitalmente por </w:t>
       </w:r>
     </w:p>
-    <w:p ns2:paraId="1591267D" ns2:textId="77777777">
+    <w:p>
       <w:pPr>
         <w:shd w:val="clear" w:color="auto" w:fill="FFFFFF"/>
         <w:spacing w:after="0" w:line="240" w:lineRule="auto"/>
@@ -4788,7 +4743,7 @@
         <w:t xml:space="preserve">EVELING ROA QUISPE </w:t>
       </w:r>
     </w:p>
-    <w:p ns2:paraId="7C7E468C" ns2:textId="77777777">
+    <w:p>
       <w:pPr>
         <w:shd w:val="clear" w:color="auto" w:fill="FFFFFF"/>
         <w:spacing w:after="0" w:line="240" w:lineRule="auto"/>
@@ -4810,7 +4765,7 @@
         <w:t>Secretaria Técnica</w:t>
       </w:r>
     </w:p>
-    <w:p ns2:paraId="13657175" ns2:textId="77777777">
+    <w:p>
       <w:pPr>
         <w:shd w:val="clear" w:color="auto" w:fill="FFFFFF"/>
         <w:spacing w:after="0" w:line="240" w:lineRule="auto"/>
@@ -4832,7 +4787,7 @@
         <w:t>Comisión de Protección al Consumidor 1</w:t>
       </w:r>
     </w:p>
-    <w:p ns2:paraId="35BE4E13" ns2:textId="77777777">
+    <w:p>
       <w:pPr>
         <w:spacing w:after="0" w:line="240" w:lineRule="auto"/>
         <w:rPr>
@@ -4849,7 +4804,7 @@
         <w:t>LGP/JCQ</w:t>
       </w:r>
     </w:p>
-    <w:p ns2:paraId="4423ADE9" ns2:textId="77777777">
+    <w:p>
       <w:pPr>
         <w:spacing w:line="240" w:lineRule="auto"/>
         <w:rPr>
@@ -4857,18 +4812,18 @@
         </w:rPr>
       </w:pPr>
     </w:p>
-    <w:p ns2:paraId="74AAB5F4" ns2:textId="77777777">
+    <w:p>
       <w:pPr>
         <w:spacing w:line="240" w:lineRule="auto"/>
       </w:pPr>
     </w:p>
     <w:sectPr>
-      <w:headerReference w:type="even" ns3:id="rId8"/>
-      <w:headerReference w:type="default" ns3:id="rId9"/>
-      <w:footerReference w:type="even" ns3:id="rId10"/>
-      <w:footerReference w:type="default" ns3:id="rId11"/>
-      <w:headerReference w:type="first" ns3:id="rId12"/>
-      <w:footerReference w:type="first" ns3:id="rId13"/>
+      <w:headerReference w:type="even" r:id="rId8"/>
+      <w:headerReference w:type="default" r:id="rId9"/>
+      <w:footerReference w:type="even" r:id="rId10"/>
+      <w:footerReference w:type="default" r:id="rId11"/>
+      <w:headerReference w:type="first" r:id="rId12"/>
+      <w:footerReference w:type="first" r:id="rId13"/>
       <w:pgSz w:w="11906" w:h="16838"/>
       <w:pgMar w:top="1417" w:right="1701" w:bottom="1417" w:left="1701" w:header="708" w:footer="708" w:gutter="0"/>
       <w:cols w:space="708"/>
@@ -4879,7 +4834,7 @@
 </file>
 
 <file path=word/endnotes.xml><?xml version="1.0" encoding="utf-8"?>
-<w:endnotes xmlns:wpc="http://schemas.microsoft.com/office/word/2010/wordprocessingCanvas" xmlns:cx="http://schemas.microsoft.com/office/drawing/2014/chartex" xmlns:cx1="http://schemas.microsoft.com/office/drawing/2015/9/8/chartex" xmlns:cx2="http://schemas.microsoft.com/office/drawing/2015/10/21/chartex" xmlns:cx3="http://schemas.microsoft.com/office/drawing/2016/5/9/chartex" xmlns:cx4="http://schemas.microsoft.com/office/drawing/2016/5/10/chartex" xmlns:cx5="http://schemas.microsoft.com/office/drawing/2016/5/11/chartex" xmlns:cx6="http://schemas.microsoft.com/office/drawing/2016/5/12/chartex" xmlns:cx7="http://schemas.microsoft.com/office/drawing/2016/5/13/chartex" xmlns:cx8="http://schemas.microsoft.com/office/drawing/2016/5/14/chartex" xmlns:mc="http://schemas.openxmlformats.org/markup-compatibility/2006" xmlns:aink="http://schemas.microsoft.com/office/drawing/2016/ink" xmlns:am3d="http://schemas.microsoft.com/office/drawing/2017/model3d" xmlns:o="urn:schemas-microsoft-com:office:office" xmlns:oel="http://schemas.microsoft.com/office/2019/extlst" xmlns:r="http://schemas.openxmlformats.org/officeDocument/2006/relationships" xmlns:m="http://schemas.openxmlformats.org/officeDocument/2006/math" xmlns:v="urn:schemas-microsoft-com:vml" xmlns:wp14="http://schemas.microsoft.com/office/word/2010/wordprocessingDrawing" xmlns:wp="http://schemas.openxmlformats.org/drawingml/2006/wordprocessingDrawing" xmlns:w10="urn:schemas-microsoft-com:office:word" xmlns:w="http://schemas.openxmlformats.org/wordprocessingml/2006/main" xmlns:w14="http://schemas.microsoft.com/office/word/2010/wordml" xmlns:w15="http://schemas.microsoft.com/office/word/2012/wordml" xmlns:w16cex="http://schemas.microsoft.com/office/word/2018/wordml/cex" xmlns:w16cid="http://schemas.microsoft.com/office/word/2016/wordml/cid" xmlns:w16="http://schemas.microsoft.com/office/word/2018/wordml" xmlns:w16du="http://schemas.microsoft.com/office/word/2023/wordml/word16du" xmlns:w16sdtdh="http://schemas.microsoft.com/office/word/2020/wordml/sdtdatahash" xmlns:w16sdtfl="http://schemas.microsoft.com/office/word/2024/wordml/sdtformatlock" xmlns:w16se="http://schemas.microsoft.com/office/word/2015/wordml/symex" xmlns:wpg="http://schemas.microsoft.com/office/word/2010/wordprocessingGroup" xmlns:wpi="http://schemas.microsoft.com/office/word/2010/wordprocessingInk" xmlns:wne="http://schemas.microsoft.com/office/word/2006/wordml" xmlns:wps="http://schemas.microsoft.com/office/word/2010/wordprocessingShape" mc:Ignorable="w14 w15 w16se w16cid w16 w16cex w16sdtdh w16sdtfl w16du wp14">
+<w:endnotes xmlns:mc="http://schemas.openxmlformats.org/markup-compatibility/2006" xmlns:r="http://schemas.openxmlformats.org/officeDocument/2006/relationships" xmlns:w="http://schemas.openxmlformats.org/wordprocessingml/2006/main" xmlns:w14="http://schemas.microsoft.com/office/word/2010/wordml" xmlns:w15="http://schemas.microsoft.com/office/word/2012/wordml" xmlns:w16="http://schemas.microsoft.com/office/word/2018/wordml" xmlns:w16cex="http://schemas.microsoft.com/office/word/2018/wordml/cex" xmlns:w16cid="http://schemas.microsoft.com/office/word/2016/wordml/cid" xmlns:w16du="http://schemas.microsoft.com/office/word/2023/wordml/word16du" xmlns:w16sdtdh="http://schemas.microsoft.com/office/word/2020/wordml/sdtdatahash" xmlns:w16se="http://schemas.microsoft.com/office/word/2015/wordml/symex" xmlns:wp14="http://schemas.microsoft.com/office/word/2010/wordprocessingDrawing" mc:Ignorable="w14 w15 w16se w16cid w16 w16cex w16sdtdh w16du wp14">
   <w:endnote w:type="separator" w:id="-1">
     <w:p>
       <w:pPr>
@@ -4904,7 +4859,7 @@
 </file>
 
 <file path=word/footer1.xml><?xml version="1.0" encoding="utf-8"?>
-<w:ftr xmlns:wpc="http://schemas.microsoft.com/office/word/2010/wordprocessingCanvas" xmlns:cx="http://schemas.microsoft.com/office/drawing/2014/chartex" xmlns:cx1="http://schemas.microsoft.com/office/drawing/2015/9/8/chartex" xmlns:cx2="http://schemas.microsoft.com/office/drawing/2015/10/21/chartex" xmlns:cx3="http://schemas.microsoft.com/office/drawing/2016/5/9/chartex" xmlns:cx4="http://schemas.microsoft.com/office/drawing/2016/5/10/chartex" xmlns:cx5="http://schemas.microsoft.com/office/drawing/2016/5/11/chartex" xmlns:cx6="http://schemas.microsoft.com/office/drawing/2016/5/12/chartex" xmlns:cx7="http://schemas.microsoft.com/office/drawing/2016/5/13/chartex" xmlns:cx8="http://schemas.microsoft.com/office/drawing/2016/5/14/chartex" xmlns:mc="http://schemas.openxmlformats.org/markup-compatibility/2006" xmlns:aink="http://schemas.microsoft.com/office/drawing/2016/ink" xmlns:am3d="http://schemas.microsoft.com/office/drawing/2017/model3d" xmlns:o="urn:schemas-microsoft-com:office:office" xmlns:oel="http://schemas.microsoft.com/office/2019/extlst" xmlns:r="http://schemas.openxmlformats.org/officeDocument/2006/relationships" xmlns:m="http://schemas.openxmlformats.org/officeDocument/2006/math" xmlns:v="urn:schemas-microsoft-com:vml" xmlns:wp14="http://schemas.microsoft.com/office/word/2010/wordprocessingDrawing" xmlns:wp="http://schemas.openxmlformats.org/drawingml/2006/wordprocessingDrawing" xmlns:w10="urn:schemas-microsoft-com:office:word" xmlns:w="http://schemas.openxmlformats.org/wordprocessingml/2006/main" xmlns:w14="http://schemas.microsoft.com/office/word/2010/wordml" xmlns:w15="http://schemas.microsoft.com/office/word/2012/wordml" xmlns:w16cex="http://schemas.microsoft.com/office/word/2018/wordml/cex" xmlns:w16cid="http://schemas.microsoft.com/office/word/2016/wordml/cid" xmlns:w16="http://schemas.microsoft.com/office/word/2018/wordml" xmlns:w16du="http://schemas.microsoft.com/office/word/2023/wordml/word16du" xmlns:w16sdtdh="http://schemas.microsoft.com/office/word/2020/wordml/sdtdatahash" xmlns:w16sdtfl="http://schemas.microsoft.com/office/word/2024/wordml/sdtformatlock" xmlns:w16se="http://schemas.microsoft.com/office/word/2015/wordml/symex" xmlns:wpg="http://schemas.microsoft.com/office/word/2010/wordprocessingGroup" xmlns:wpi="http://schemas.microsoft.com/office/word/2010/wordprocessingInk" xmlns:wne="http://schemas.microsoft.com/office/word/2006/wordml" xmlns:wps="http://schemas.microsoft.com/office/word/2010/wordprocessingShape" mc:Ignorable="w14 w15 w16se w16cid w16 w16cex w16sdtdh w16sdtfl w16du wp14">
+<w:ftr xmlns:mc="http://schemas.openxmlformats.org/markup-compatibility/2006" xmlns:r="http://schemas.openxmlformats.org/officeDocument/2006/relationships" xmlns:w="http://schemas.openxmlformats.org/wordprocessingml/2006/main" xmlns:w14="http://schemas.microsoft.com/office/word/2010/wordml" xmlns:w15="http://schemas.microsoft.com/office/word/2012/wordml" xmlns:w16="http://schemas.microsoft.com/office/word/2018/wordml" xmlns:w16cex="http://schemas.microsoft.com/office/word/2018/wordml/cex" xmlns:w16cid="http://schemas.microsoft.com/office/word/2016/wordml/cid" xmlns:w16du="http://schemas.microsoft.com/office/word/2023/wordml/word16du" xmlns:w16sdtdh="http://schemas.microsoft.com/office/word/2020/wordml/sdtdatahash" xmlns:w16se="http://schemas.microsoft.com/office/word/2015/wordml/symex" xmlns:wp14="http://schemas.microsoft.com/office/word/2010/wordprocessingDrawing" mc:Ignorable="w14 w15 w16se w16cid w16 w16cex w16sdtdh w16du wp14">
   <w:p>
     <w:pPr>
       <w:pStyle w:val="Piedepgina"/>
@@ -5003,7 +4958,7 @@
 </file>
 
 <file path=word/footnotes.xml><?xml version="1.0" encoding="utf-8"?>
-<w:footnotes xmlns:wpc="http://schemas.microsoft.com/office/word/2010/wordprocessingCanvas" xmlns:cx="http://schemas.microsoft.com/office/drawing/2014/chartex" xmlns:cx1="http://schemas.microsoft.com/office/drawing/2015/9/8/chartex" xmlns:cx2="http://schemas.microsoft.com/office/drawing/2015/10/21/chartex" xmlns:cx3="http://schemas.microsoft.com/office/drawing/2016/5/9/chartex" xmlns:cx4="http://schemas.microsoft.com/office/drawing/2016/5/10/chartex" xmlns:cx5="http://schemas.microsoft.com/office/drawing/2016/5/11/chartex" xmlns:cx6="http://schemas.microsoft.com/office/drawing/2016/5/12/chartex" xmlns:cx7="http://schemas.microsoft.com/office/drawing/2016/5/13/chartex" xmlns:cx8="http://schemas.microsoft.com/office/drawing/2016/5/14/chartex" xmlns:mc="http://schemas.openxmlformats.org/markup-compatibility/2006" xmlns:aink="http://schemas.microsoft.com/office/drawing/2016/ink" xmlns:am3d="http://schemas.microsoft.com/office/drawing/2017/model3d" xmlns:o="urn:schemas-microsoft-com:office:office" xmlns:oel="http://schemas.microsoft.com/office/2019/extlst" xmlns:r="http://schemas.openxmlformats.org/officeDocument/2006/relationships" xmlns:m="http://schemas.openxmlformats.org/officeDocument/2006/math" xmlns:v="urn:schemas-microsoft-com:vml" xmlns:wp14="http://schemas.microsoft.com/office/word/2010/wordprocessingDrawing" xmlns:wp="http://schemas.openxmlformats.org/drawingml/2006/wordprocessingDrawing" xmlns:w10="urn:schemas-microsoft-com:office:word" xmlns:w="http://schemas.openxmlformats.org/wordprocessingml/2006/main" xmlns:w14="http://schemas.microsoft.com/office/word/2010/wordml" xmlns:w15="http://schemas.microsoft.com/office/word/2012/wordml" xmlns:w16cex="http://schemas.microsoft.com/office/word/2018/wordml/cex" xmlns:w16cid="http://schemas.microsoft.com/office/word/2016/wordml/cid" xmlns:w16="http://schemas.microsoft.com/office/word/2018/wordml" xmlns:w16du="http://schemas.microsoft.com/office/word/2023/wordml/word16du" xmlns:w16sdtdh="http://schemas.microsoft.com/office/word/2020/wordml/sdtdatahash" xmlns:w16sdtfl="http://schemas.microsoft.com/office/word/2024/wordml/sdtformatlock" xmlns:w16se="http://schemas.microsoft.com/office/word/2015/wordml/symex" xmlns:wpg="http://schemas.microsoft.com/office/word/2010/wordprocessingGroup" xmlns:wpi="http://schemas.microsoft.com/office/word/2010/wordprocessingInk" xmlns:wne="http://schemas.microsoft.com/office/word/2006/wordml" xmlns:wps="http://schemas.microsoft.com/office/word/2010/wordprocessingShape" mc:Ignorable="w14 w15 w16se w16cid w16 w16cex w16sdtdh w16sdtfl w16du wp14">
+<w:footnotes xmlns:mc="http://schemas.openxmlformats.org/markup-compatibility/2006" xmlns:r="http://schemas.openxmlformats.org/officeDocument/2006/relationships" xmlns:w="http://schemas.openxmlformats.org/wordprocessingml/2006/main" xmlns:w14="http://schemas.microsoft.com/office/word/2010/wordml" xmlns:w15="http://schemas.microsoft.com/office/word/2012/wordml" xmlns:w16="http://schemas.microsoft.com/office/word/2018/wordml" xmlns:w16cex="http://schemas.microsoft.com/office/word/2018/wordml/cex" xmlns:w16cid="http://schemas.microsoft.com/office/word/2016/wordml/cid" xmlns:w16du="http://schemas.microsoft.com/office/word/2023/wordml/word16du" xmlns:w16sdtdh="http://schemas.microsoft.com/office/word/2020/wordml/sdtdatahash" xmlns:w16se="http://schemas.microsoft.com/office/word/2015/wordml/symex" xmlns:wp14="http://schemas.microsoft.com/office/word/2010/wordprocessingDrawing" mc:Ignorable="w14 w15 w16se w16cid w16 w16cex w16sdtdh w16du wp14">
   <w:footnote w:type="separator" w:id="-1">
     <w:p>
       <w:pPr>
@@ -6017,6 +5972,166 @@
       </w:pPr>
     </w:p>
   </w:footnote>
+  <w:footnote w:id="12">
+    <w:p>
+      <w:pPr>
+        <w:pStyle w:val="Textonotapie"/>
+        <w:ind w:left="567" w:hanging="567"/>
+        <w:contextualSpacing/>
+        <w:jc w:val="both"/>
+      </w:pPr>
+      <w:r>
+        <w:rPr>
+          <w:rStyle w:val="Refdenotaalpie"/>
+          <w:rFonts w:ascii="Arial Narrow" w:hAnsi="Arial Narrow" w:cs="Arial"/>
+          <w:sz w:val="16"/>
+          <w:szCs w:val="16"/>
+          <w:vertAlign w:val="superscript"/>
+        </w:rPr>
+        <w:footnoteRef/>
+      </w:r>
+      <w:r>
+        <w:rPr>
+          <w:rFonts w:ascii="Arial Narrow" w:hAnsi="Arial Narrow" w:cs="Arial"/>
+          <w:sz w:val="16"/>
+          <w:szCs w:val="16"/>
+        </w:rPr>
+        <w:tab/>
+      </w:r>
+      <w:r>
+        <w:rPr>
+          <w:rFonts w:ascii="Arial Narrow" w:hAnsi="Arial Narrow" w:cs="Arial"/>
+          <w:b/>
+          <w:bCs/>
+          <w:sz w:val="16"/>
+          <w:szCs w:val="16"/>
+        </w:rPr>
+        <w:t xml:space="preserve">DECRETO LEGISLATIVO 807, LEY SOBRE FACULTADES, NORMAS Y ORGANIZACIÓN DEL INDECOPI, publicado el 18 de abril de 1996</w:t>
+      </w:r>
+    </w:p>
+    <w:p>
+      <w:pPr>
+        <w:pStyle w:val="Textonotapie"/>
+        <w:ind w:left="567" w:hanging="567"/>
+        <w:contextualSpacing/>
+        <w:jc w:val="both"/>
+      </w:pPr>
+      <w:r>
+        <w:rPr>
+          <w:rFonts w:ascii="Arial Narrow" w:hAnsi="Arial Narrow" w:cs="Arial"/>
+          <w:sz w:val="16"/>
+          <w:szCs w:val="16"/>
+        </w:rPr>
+        <w:tab/>
+      </w:r>
+      <w:r>
+        <w:rPr>
+          <w:rFonts w:ascii="Arial Narrow" w:hAnsi="Arial Narrow" w:cs="Arial"/>
+          <w:b/>
+          <w:bCs/>
+          <w:sz w:val="16"/>
+          <w:szCs w:val="16"/>
+        </w:rPr>
+        <w:t xml:space="preserve">Artículo 26.-</w:t>
+      </w:r>
+      <w:r>
+        <w:rPr>
+          <w:rFonts w:ascii="Arial Narrow" w:hAnsi="Arial Narrow" w:cs="Arial"/>
+          <w:sz w:val="16"/>
+          <w:szCs w:val="16"/>
+        </w:rPr>
+        <w:t xml:space="preserve"> Una vez admitida a trámite la denuncia, se correrá traslado de la misma al denunciado, a fin de que éste presente su descargo. El plazo para la presentación del descargo será de cinco (5) días contados desde la notificación, vencido el cual, el Secretario Técnico declarará en rebeldía al denunciado que no lo hubiera presentado.</w:t>
+      </w:r>
+    </w:p>
+  </w:footnote>
+  <w:footnote w:id="13">
+    <w:p>
+      <w:pPr>
+        <w:pStyle w:val="Textonotapie"/>
+        <w:ind w:left="567" w:hanging="567"/>
+        <w:contextualSpacing/>
+        <w:jc w:val="both"/>
+      </w:pPr>
+      <w:r>
+        <w:rPr>
+          <w:rStyle w:val="Refdenotaalpie"/>
+          <w:rFonts w:ascii="Arial Narrow" w:hAnsi="Arial Narrow" w:cs="Arial"/>
+          <w:sz w:val="16"/>
+          <w:szCs w:val="16"/>
+          <w:vertAlign w:val="superscript"/>
+        </w:rPr>
+        <w:footnoteRef/>
+      </w:r>
+      <w:r>
+        <w:rPr>
+          <w:rFonts w:ascii="Arial Narrow" w:hAnsi="Arial Narrow" w:cs="Arial"/>
+          <w:sz w:val="16"/>
+          <w:szCs w:val="16"/>
+        </w:rPr>
+        <w:tab/>
+      </w:r>
+      <w:r>
+        <w:rPr>
+          <w:rFonts w:ascii="Arial Narrow" w:hAnsi="Arial Narrow" w:cs="Arial"/>
+          <w:b/>
+          <w:bCs/>
+          <w:sz w:val="16"/>
+          <w:szCs w:val="16"/>
+        </w:rPr>
+        <w:t xml:space="preserve">DECRETO SUPREMO 006-2026-JUS, TEXTO ÚNICO ORDENADO DE LA LEY 27444, LEY DEL PROCEDIMIENTO ADMINISTRATIVO GENERAL, publicado el 30 de abril de 2026</w:t>
+      </w:r>
+    </w:p>
+    <w:p>
+      <w:pPr>
+        <w:pStyle w:val="Textonotapie"/>
+        <w:ind w:left="567" w:hanging="567"/>
+        <w:contextualSpacing/>
+        <w:jc w:val="both"/>
+      </w:pPr>
+      <w:r>
+        <w:rPr>
+          <w:rFonts w:ascii="Arial Narrow" w:hAnsi="Arial Narrow" w:cs="Arial"/>
+          <w:sz w:val="16"/>
+          <w:szCs w:val="16"/>
+        </w:rPr>
+        <w:tab/>
+      </w:r>
+      <w:r>
+        <w:rPr>
+          <w:rFonts w:ascii="Arial Narrow" w:hAnsi="Arial Narrow" w:cs="Arial"/>
+          <w:b/>
+          <w:bCs/>
+          <w:sz w:val="16"/>
+          <w:szCs w:val="16"/>
+        </w:rPr>
+        <w:t xml:space="preserve">Artículo 223.- Contestación de la reclamación</w:t>
+      </w:r>
+    </w:p>
+    <w:p>
+      <w:pPr>
+        <w:pStyle w:val="Textonotapie"/>
+        <w:ind w:left="567" w:hanging="567"/>
+        <w:contextualSpacing/>
+        <w:jc w:val="both"/>
+      </w:pPr>
+      <w:r>
+        <w:rPr>
+          <w:rFonts w:ascii="Arial Narrow" w:hAnsi="Arial Narrow" w:cs="Arial"/>
+          <w:sz w:val="16"/>
+          <w:szCs w:val="16"/>
+        </w:rPr>
+        <w:tab/>
+      </w:r>
+      <w:r>
+        <w:rPr>
+          <w:rFonts w:ascii="Arial Narrow" w:hAnsi="Arial Narrow" w:cs="Arial"/>
+          <w:sz w:val="16"/>
+          <w:szCs w:val="16"/>
+        </w:rPr>
+        <w:t xml:space="preserve">223.1 El reclamado deberá presentar la contestación de la reclamación dentro de los quince (15) días posteriores a la notificación de ésta; vencido este plazo, la Administración declarará en rebeldía al reclamado que no la hubiera presentado. La contestación deberá contener los requisitos de los escritos previstos en el artículo 113 de la presente Ley, así como la absolución de todos los asuntos controvertidos de hecho y de derecho, Las alegaciones y los hechos relevantes de la reclamación, salvo que hayan sido específicamente negadas en la contestación, se tendrán por aceptadas o merituadas como ciertas.</w:t>
+      </w:r>
+    </w:p>
+  </w:footnote>
   <w:footnote w:id="7">
     <w:p>
       <w:pPr>
@@ -7580,7 +7695,7 @@
 </file>
 
 <file path=word/header1.xml><?xml version="1.0" encoding="utf-8"?>
-<w:hdr xmlns:wpc="http://schemas.microsoft.com/office/word/2010/wordprocessingCanvas" xmlns:cx="http://schemas.microsoft.com/office/drawing/2014/chartex" xmlns:cx1="http://schemas.microsoft.com/office/drawing/2015/9/8/chartex" xmlns:cx2="http://schemas.microsoft.com/office/drawing/2015/10/21/chartex" xmlns:cx3="http://schemas.microsoft.com/office/drawing/2016/5/9/chartex" xmlns:cx4="http://schemas.microsoft.com/office/drawing/2016/5/10/chartex" xmlns:cx5="http://schemas.microsoft.com/office/drawing/2016/5/11/chartex" xmlns:cx6="http://schemas.microsoft.com/office/drawing/2016/5/12/chartex" xmlns:cx7="http://schemas.microsoft.com/office/drawing/2016/5/13/chartex" xmlns:cx8="http://schemas.microsoft.com/office/drawing/2016/5/14/chartex" xmlns:mc="http://schemas.openxmlformats.org/markup-compatibility/2006" xmlns:aink="http://schemas.microsoft.com/office/drawing/2016/ink" xmlns:am3d="http://schemas.microsoft.com/office/drawing/2017/model3d" xmlns:o="urn:schemas-microsoft-com:office:office" xmlns:oel="http://schemas.microsoft.com/office/2019/extlst" xmlns:r="http://schemas.openxmlformats.org/officeDocument/2006/relationships" xmlns:m="http://schemas.openxmlformats.org/officeDocument/2006/math" xmlns:v="urn:schemas-microsoft-com:vml" xmlns:wp14="http://schemas.microsoft.com/office/word/2010/wordprocessingDrawing" xmlns:wp="http://schemas.openxmlformats.org/drawingml/2006/wordprocessingDrawing" xmlns:w10="urn:schemas-microsoft-com:office:word" xmlns:w="http://schemas.openxmlformats.org/wordprocessingml/2006/main" xmlns:w14="http://schemas.microsoft.com/office/word/2010/wordml" xmlns:w15="http://schemas.microsoft.com/office/word/2012/wordml" xmlns:w16cex="http://schemas.microsoft.com/office/word/2018/wordml/cex" xmlns:w16cid="http://schemas.microsoft.com/office/word/2016/wordml/cid" xmlns:w16="http://schemas.microsoft.com/office/word/2018/wordml" xmlns:w16du="http://schemas.microsoft.com/office/word/2023/wordml/word16du" xmlns:w16sdtdh="http://schemas.microsoft.com/office/word/2020/wordml/sdtdatahash" xmlns:w16sdtfl="http://schemas.microsoft.com/office/word/2024/wordml/sdtformatlock" xmlns:w16se="http://schemas.microsoft.com/office/word/2015/wordml/symex" xmlns:wpg="http://schemas.microsoft.com/office/word/2010/wordprocessingGroup" xmlns:wpi="http://schemas.microsoft.com/office/word/2010/wordprocessingInk" xmlns:wne="http://schemas.microsoft.com/office/word/2006/wordml" xmlns:wps="http://schemas.microsoft.com/office/word/2010/wordprocessingShape" mc:Ignorable="w14 w15 w16se w16cid w16 w16cex w16sdtdh w16sdtfl w16du wp14">
+<w:hdr xmlns:mc="http://schemas.openxmlformats.org/markup-compatibility/2006" xmlns:r="http://schemas.openxmlformats.org/officeDocument/2006/relationships" xmlns:w="http://schemas.openxmlformats.org/wordprocessingml/2006/main" xmlns:w14="http://schemas.microsoft.com/office/word/2010/wordml" xmlns:w15="http://schemas.microsoft.com/office/word/2012/wordml" xmlns:w16="http://schemas.microsoft.com/office/word/2018/wordml" xmlns:w16cex="http://schemas.microsoft.com/office/word/2018/wordml/cex" xmlns:w16cid="http://schemas.microsoft.com/office/word/2016/wordml/cid" xmlns:w16du="http://schemas.microsoft.com/office/word/2023/wordml/word16du" xmlns:w16sdtdh="http://schemas.microsoft.com/office/word/2020/wordml/sdtdatahash" xmlns:w16se="http://schemas.microsoft.com/office/word/2015/wordml/symex" xmlns:wp14="http://schemas.microsoft.com/office/word/2010/wordprocessingDrawing" mc:Ignorable="w14 w15 w16se w16cid w16 w16cex w16sdtdh w16du wp14">
   <w:p>
     <w:pPr>
       <w:pStyle w:val="Encabezado"/>

--- a/plantillas_maestras/01_seguro_vehicular/materia_general_asegurativa/2_o_mas_ddos_varios/varon/TPL_0875_2026_SEGURO_VEHICULAR_MATERIA_GENERAL_ASEGURATIVA_ASEGURADORA_VARON_R2.docx
+++ b/plantillas_maestras/01_seguro_vehicular/materia_general_asegurativa/2_o_mas_ddos_varios/varon/TPL_0875_2026_SEGURO_VEHICULAR_MATERIA_GENERAL_ASEGURATIVA_ASEGURADORA_VARON_R2.docx
@@ -10,9 +10,11 @@
         <w:spacing w:after="0" w:line="240" w:lineRule="auto"/>
         <w:jc w:val="both"/>
         <w:rPr>
-          <w:rFonts w:ascii="Arial Narrow" w:eastAsia="Times New Roman" w:hAnsi="Arial Narrow" w:cs="Times New Roman"/>
-          <w:color w:val="000000"/>
-          <w:kern w:val="0"/>
+          <w:rFonts w:ascii="Arial Narrow" w:eastAsia="Arial Narrow" w:hAnsi="Arial Narrow" w:cs="Arial Narrow"/>
+          <w:color w:val="000000"/>
+          <w:kern w:val="0"/>
+          <w:sz w:val="22"/>
+          <w:szCs w:val="22"/>
           <w:lang w:eastAsia="es-PE"/>
           <w14:ligatures w14:val="none"/>
         </w:rPr>
@@ -24,6 +26,8 @@
           <w:b/>
           <w:color w:val="000000"/>
           <w:kern w:val="0"/>
+          <w:sz w:val="22"/>
+          <w:szCs w:val="22"/>
           <w:lang w:eastAsia="es-PE"/>
           <w14:ligatures w14:val="none"/>
         </w:rPr>
@@ -35,6 +39,8 @@
           <w:b/>
           <w:color w:val="000000"/>
           <w:kern w:val="0"/>
+          <w:sz w:val="22"/>
+          <w:szCs w:val="22"/>
           <w:lang w:eastAsia="es-PE"/>
           <w14:ligatures w14:val="none"/>
         </w:rPr>
@@ -47,6 +53,8 @@
           <w:b/>
           <w:color w:val="000000"/>
           <w:kern w:val="0"/>
+          <w:sz w:val="22"/>
+          <w:szCs w:val="22"/>
           <w:lang w:eastAsia="es-PE"/>
           <w14:ligatures w14:val="none"/>
         </w:rPr>
@@ -54,11 +62,13 @@
       </w:r>
       <w:r>
         <w:rPr>
-          <w:rFonts w:ascii="Arial Narrow" w:eastAsia="Times New Roman" w:hAnsi="Arial Narrow" w:cs="Times New Roman"/>
+          <w:rFonts w:ascii="Arial Narrow" w:eastAsia="Arial Narrow" w:hAnsi="Arial Narrow" w:cs="Arial Narrow"/>
           <w:b/>
           <w:bCs/>
           <w:color w:val="000000"/>
           <w:kern w:val="0"/>
+          <w:sz w:val="22"/>
+          <w:szCs w:val="22"/>
           <w:shd w:val="clear" w:color="auto" w:fill="FFFFFF"/>
           <w:lang w:eastAsia="es-PE"/>
           <w14:ligatures w14:val="none"/>
@@ -80,16 +90,20 @@
           <w:b/>
           <w:color w:val="000000"/>
           <w:kern w:val="0"/>
-          <w:lang w:eastAsia="es-PE"/>
-          <w14:ligatures w14:val="none"/>
-        </w:rPr>
-      </w:pPr>
-      <w:r>
-        <w:rPr>
-          <w:rFonts w:ascii="Arial Narrow" w:eastAsia="Arial Narrow" w:hAnsi="Arial Narrow" w:cs="Arial Narrow"/>
-          <w:b/>
-          <w:color w:val="000000"/>
-          <w:kern w:val="0"/>
+          <w:sz w:val="22"/>
+          <w:szCs w:val="22"/>
+          <w:lang w:eastAsia="es-PE"/>
+          <w14:ligatures w14:val="none"/>
+        </w:rPr>
+      </w:pPr>
+      <w:r>
+        <w:rPr>
+          <w:rFonts w:ascii="Arial Narrow" w:eastAsia="Arial Narrow" w:hAnsi="Arial Narrow" w:cs="Arial Narrow"/>
+          <w:b/>
+          <w:color w:val="000000"/>
+          <w:kern w:val="0"/>
+          <w:sz w:val="22"/>
+          <w:szCs w:val="22"/>
           <w:lang w:eastAsia="es-PE"/>
           <w14:ligatures w14:val="none"/>
         </w:rPr>
@@ -114,16 +128,20 @@
           <w:b/>
           <w:color w:val="000000"/>
           <w:kern w:val="0"/>
-          <w:lang w:eastAsia="es-PE"/>
-          <w14:ligatures w14:val="none"/>
-        </w:rPr>
-      </w:pPr>
-      <w:r>
-        <w:rPr>
-          <w:rFonts w:ascii="Arial Narrow" w:eastAsia="Arial Narrow" w:hAnsi="Arial Narrow" w:cs="Arial Narrow"/>
-          <w:b/>
-          <w:color w:val="000000"/>
-          <w:kern w:val="0"/>
+          <w:sz w:val="22"/>
+          <w:szCs w:val="22"/>
+          <w:lang w:eastAsia="es-PE"/>
+          <w14:ligatures w14:val="none"/>
+        </w:rPr>
+      </w:pPr>
+      <w:r>
+        <w:rPr>
+          <w:rFonts w:ascii="Arial Narrow" w:eastAsia="Arial Narrow" w:hAnsi="Arial Narrow" w:cs="Arial Narrow"/>
+          <w:b/>
+          <w:color w:val="000000"/>
+          <w:kern w:val="0"/>
+          <w:sz w:val="22"/>
+          <w:szCs w:val="22"/>
           <w:lang w:eastAsia="es-PE"/>
           <w14:ligatures w14:val="none"/>
         </w:rPr>
@@ -135,6 +153,8 @@
           <w:b/>
           <w:color w:val="000000"/>
           <w:kern w:val="0"/>
+          <w:sz w:val="22"/>
+          <w:szCs w:val="22"/>
           <w:lang w:eastAsia="es-PE"/>
           <w14:ligatures w14:val="none"/>
         </w:rPr>
@@ -147,6 +167,8 @@
           <w:b/>
           <w:color w:val="000000"/>
           <w:kern w:val="0"/>
+          <w:sz w:val="22"/>
+          <w:szCs w:val="22"/>
           <w:lang w:eastAsia="es-PE"/>
           <w14:ligatures w14:val="none"/>
         </w:rPr>
@@ -158,6 +180,8 @@
           <w:b/>
           <w:color w:val="000000"/>
           <w:kern w:val="0"/>
+          <w:sz w:val="22"/>
+          <w:szCs w:val="22"/>
           <w:lang w:eastAsia="es-PE"/>
           <w14:ligatures w14:val="none"/>
         </w:rPr>
@@ -169,6 +193,8 @@
           <w:b/>
           <w:color w:val="000000"/>
           <w:kern w:val="0"/>
+          <w:sz w:val="22"/>
+          <w:szCs w:val="22"/>
           <w:lang w:eastAsia="es-PE"/>
           <w14:ligatures w14:val="none"/>
         </w:rPr>
@@ -180,6 +206,8 @@
           <w:b/>
           <w:color w:val="000000"/>
           <w:kern w:val="0"/>
+          <w:sz w:val="22"/>
+          <w:szCs w:val="22"/>
           <w:lang w:eastAsia="es-PE"/>
           <w14:ligatures w14:val="none"/>
         </w:rPr>
@@ -191,6 +219,8 @@
           <w:b/>
           <w:color w:val="000000"/>
           <w:kern w:val="0"/>
+          <w:sz w:val="22"/>
+          <w:szCs w:val="22"/>
           <w:lang w:eastAsia="es-PE"/>
           <w14:ligatures w14:val="none"/>
         </w:rPr>
@@ -211,16 +241,20 @@
           <w:b/>
           <w:color w:val="000000"/>
           <w:kern w:val="0"/>
-          <w:lang w:eastAsia="es-PE"/>
-          <w14:ligatures w14:val="none"/>
-        </w:rPr>
-      </w:pPr>
-      <w:r>
-        <w:rPr>
-          <w:rFonts w:ascii="Arial Narrow" w:eastAsia="Arial Narrow" w:hAnsi="Arial Narrow" w:cs="Arial Narrow"/>
-          <w:b/>
-          <w:color w:val="000000"/>
-          <w:kern w:val="0"/>
+          <w:sz w:val="22"/>
+          <w:szCs w:val="22"/>
+          <w:lang w:eastAsia="es-PE"/>
+          <w14:ligatures w14:val="none"/>
+        </w:rPr>
+      </w:pPr>
+      <w:r>
+        <w:rPr>
+          <w:rFonts w:ascii="Arial Narrow" w:eastAsia="Arial Narrow" w:hAnsi="Arial Narrow" w:cs="Arial Narrow"/>
+          <w:b/>
+          <w:color w:val="000000"/>
+          <w:kern w:val="0"/>
+          <w:sz w:val="22"/>
+          <w:szCs w:val="22"/>
           <w:lang w:eastAsia="es-PE"/>
           <w14:ligatures w14:val="none"/>
         </w:rPr>
@@ -232,6 +266,8 @@
           <w:b/>
           <w:color w:val="000000"/>
           <w:kern w:val="0"/>
+          <w:sz w:val="22"/>
+          <w:szCs w:val="22"/>
           <w:lang w:eastAsia="es-PE"/>
           <w14:ligatures w14:val="none"/>
         </w:rPr>
@@ -244,6 +280,8 @@
           <w:b/>
           <w:color w:val="000000"/>
           <w:kern w:val="0"/>
+          <w:sz w:val="22"/>
+          <w:szCs w:val="22"/>
           <w:lang w:eastAsia="es-PE"/>
           <w14:ligatures w14:val="none"/>
         </w:rPr>
@@ -265,16 +303,20 @@
           <w:b/>
           <w:color w:val="000000"/>
           <w:kern w:val="0"/>
-          <w:lang w:eastAsia="es-PE"/>
-          <w14:ligatures w14:val="none"/>
-        </w:rPr>
-      </w:pPr>
-      <w:r>
-        <w:rPr>
-          <w:rFonts w:ascii="Arial Narrow" w:eastAsia="Arial Narrow" w:hAnsi="Arial Narrow" w:cs="Arial Narrow"/>
-          <w:b/>
-          <w:color w:val="000000"/>
-          <w:kern w:val="0"/>
+          <w:sz w:val="22"/>
+          <w:szCs w:val="22"/>
+          <w:lang w:eastAsia="es-PE"/>
+          <w14:ligatures w14:val="none"/>
+        </w:rPr>
+      </w:pPr>
+      <w:r>
+        <w:rPr>
+          <w:rFonts w:ascii="Arial Narrow" w:eastAsia="Arial Narrow" w:hAnsi="Arial Narrow" w:cs="Arial Narrow"/>
+          <w:b/>
+          <w:color w:val="000000"/>
+          <w:kern w:val="0"/>
+          <w:sz w:val="22"/>
+          <w:szCs w:val="22"/>
           <w:lang w:eastAsia="es-PE"/>
           <w14:ligatures w14:val="none"/>
         </w:rPr>
@@ -294,16 +336,20 @@
           <w:b/>
           <w:color w:val="000000"/>
           <w:kern w:val="0"/>
-          <w:lang w:eastAsia="es-PE"/>
-          <w14:ligatures w14:val="none"/>
-        </w:rPr>
-      </w:pPr>
-      <w:r>
-        <w:rPr>
-          <w:rFonts w:ascii="Arial Narrow" w:eastAsia="Arial Narrow" w:hAnsi="Arial Narrow" w:cs="Arial Narrow"/>
-          <w:b/>
-          <w:color w:val="000000"/>
-          <w:kern w:val="0"/>
+          <w:sz w:val="22"/>
+          <w:szCs w:val="22"/>
+          <w:lang w:eastAsia="es-PE"/>
+          <w14:ligatures w14:val="none"/>
+        </w:rPr>
+      </w:pPr>
+      <w:r>
+        <w:rPr>
+          <w:rFonts w:ascii="Arial Narrow" w:eastAsia="Arial Narrow" w:hAnsi="Arial Narrow" w:cs="Arial Narrow"/>
+          <w:b/>
+          <w:color w:val="000000"/>
+          <w:kern w:val="0"/>
+          <w:sz w:val="22"/>
+          <w:szCs w:val="22"/>
           <w:lang w:eastAsia="es-PE"/>
           <w14:ligatures w14:val="none"/>
         </w:rPr>
@@ -315,6 +361,8 @@
           <w:b/>
           <w:color w:val="000000"/>
           <w:kern w:val="0"/>
+          <w:sz w:val="22"/>
+          <w:szCs w:val="22"/>
           <w:lang w:eastAsia="es-PE"/>
           <w14:ligatures w14:val="none"/>
         </w:rPr>
@@ -327,6 +375,8 @@
           <w:b/>
           <w:color w:val="000000"/>
           <w:kern w:val="0"/>
+          <w:sz w:val="22"/>
+          <w:szCs w:val="22"/>
           <w:lang w:eastAsia="es-PE"/>
           <w14:ligatures w14:val="none"/>
         </w:rPr>
@@ -342,9 +392,11 @@
         <w:spacing w:after="0" w:line="240" w:lineRule="auto"/>
         <w:jc w:val="both"/>
         <w:rPr>
-          <w:rFonts w:ascii="Arial Narrow" w:eastAsia="Times New Roman" w:hAnsi="Arial Narrow" w:cs="Times New Roman"/>
-          <w:color w:val="000000"/>
-          <w:kern w:val="0"/>
+          <w:rFonts w:ascii="Arial Narrow" w:eastAsia="Arial Narrow" w:hAnsi="Arial Narrow" w:cs="Arial Narrow"/>
+          <w:color w:val="000000"/>
+          <w:kern w:val="0"/>
+          <w:sz w:val="22"/>
+          <w:szCs w:val="22"/>
           <w:shd w:val="clear" w:color="auto" w:fill="FFFFFF"/>
           <w:lang w:eastAsia="es-PE"/>
           <w14:ligatures w14:val="none"/>
@@ -359,9 +411,11 @@
         <w:spacing w:after="0" w:line="240" w:lineRule="auto"/>
         <w:jc w:val="both"/>
         <w:rPr>
-          <w:rFonts w:ascii="Arial Narrow" w:eastAsia="Times New Roman" w:hAnsi="Arial Narrow" w:cs="Times New Roman"/>
-          <w:color w:val="000000"/>
-          <w:kern w:val="0"/>
+          <w:rFonts w:ascii="Arial Narrow" w:eastAsia="Arial Narrow" w:hAnsi="Arial Narrow" w:cs="Arial Narrow"/>
+          <w:color w:val="000000"/>
+          <w:kern w:val="0"/>
+          <w:sz w:val="22"/>
+          <w:szCs w:val="22"/>
           <w:shd w:val="clear" w:color="auto" w:fill="FFFFFF"/>
           <w:lang w:eastAsia="es-PE"/>
           <w14:ligatures w14:val="none"/>
@@ -369,9 +423,11 @@
       </w:pPr>
       <w:r>
         <w:rPr>
-          <w:rFonts w:ascii="Arial Narrow" w:eastAsia="Times New Roman" w:hAnsi="Arial Narrow" w:cs="Times New Roman"/>
-          <w:color w:val="000000"/>
-          <w:kern w:val="0"/>
+          <w:rFonts w:ascii="Arial Narrow" w:eastAsia="Arial Narrow" w:hAnsi="Arial Narrow" w:cs="Arial Narrow"/>
+          <w:color w:val="000000"/>
+          <w:kern w:val="0"/>
+          <w:sz w:val="22"/>
+          <w:szCs w:val="22"/>
           <w:shd w:val="clear" w:color="auto" w:fill="FFFFFF"/>
           <w:lang w:eastAsia="es-PE"/>
           <w14:ligatures w14:val="none"/>
@@ -380,9 +436,11 @@
       </w:r>
       <w:r>
         <w:rPr>
-          <w:rFonts w:ascii="Arial Narrow" w:eastAsia="Times New Roman" w:hAnsi="Arial Narrow" w:cs="Times New Roman"/>
-          <w:color w:val="000000"/>
-          <w:kern w:val="0"/>
+          <w:rFonts w:ascii="Arial Narrow" w:eastAsia="Arial Narrow" w:hAnsi="Arial Narrow" w:cs="Arial Narrow"/>
+          <w:color w:val="000000"/>
+          <w:kern w:val="0"/>
+          <w:sz w:val="22"/>
+          <w:szCs w:val="22"/>
           <w:shd w:val="clear" w:color="auto" w:fill="FFFFFF"/>
           <w:lang w:eastAsia="es-PE"/>
           <w14:ligatures w14:val="none"/>
@@ -391,9 +449,11 @@
       </w:r>
       <w:r>
         <w:rPr>
-          <w:rFonts w:ascii="Arial Narrow" w:eastAsia="Times New Roman" w:hAnsi="Arial Narrow" w:cs="Times New Roman"/>
-          <w:color w:val="000000"/>
-          <w:kern w:val="0"/>
+          <w:rFonts w:ascii="Arial Narrow" w:eastAsia="Arial Narrow" w:hAnsi="Arial Narrow" w:cs="Arial Narrow"/>
+          <w:color w:val="000000"/>
+          <w:kern w:val="0"/>
+          <w:sz w:val="22"/>
+          <w:szCs w:val="22"/>
           <w:shd w:val="clear" w:color="auto" w:fill="FFFFFF"/>
           <w:lang w:eastAsia="es-PE"/>
           <w14:ligatures w14:val="none"/>
@@ -402,9 +462,11 @@
       </w:r>
       <w:r>
         <w:rPr>
-          <w:rFonts w:ascii="Arial Narrow" w:eastAsia="Times New Roman" w:hAnsi="Arial Narrow" w:cs="Times New Roman"/>
-          <w:color w:val="000000"/>
-          <w:kern w:val="0"/>
+          <w:rFonts w:ascii="Arial Narrow" w:eastAsia="Arial Narrow" w:hAnsi="Arial Narrow" w:cs="Arial Narrow"/>
+          <w:color w:val="000000"/>
+          <w:kern w:val="0"/>
+          <w:sz w:val="22"/>
+          <w:szCs w:val="22"/>
           <w:shd w:val="clear" w:color="auto" w:fill="FFFFFF"/>
           <w:lang w:eastAsia="es-PE"/>
           <w14:ligatures w14:val="none"/>
@@ -413,9 +475,11 @@
       </w:r>
       <w:r>
         <w:rPr>
-          <w:rFonts w:ascii="Arial Narrow" w:eastAsia="Times New Roman" w:hAnsi="Arial Narrow" w:cs="Times New Roman"/>
-          <w:color w:val="000000"/>
-          <w:kern w:val="0"/>
+          <w:rFonts w:ascii="Arial Narrow" w:eastAsia="Arial Narrow" w:hAnsi="Arial Narrow" w:cs="Arial Narrow"/>
+          <w:color w:val="000000"/>
+          <w:kern w:val="0"/>
+          <w:sz w:val="22"/>
+          <w:szCs w:val="22"/>
           <w:shd w:val="clear" w:color="auto" w:fill="FFFFFF"/>
           <w:lang w:eastAsia="es-PE"/>
           <w14:ligatures w14:val="none"/>
@@ -431,9 +495,11 @@
         <w:spacing w:after="0" w:line="240" w:lineRule="auto"/>
         <w:jc w:val="both"/>
         <w:rPr>
-          <w:rFonts w:ascii="Arial Narrow" w:eastAsia="Times New Roman" w:hAnsi="Arial Narrow" w:cs="Times New Roman"/>
-          <w:color w:val="000000"/>
-          <w:kern w:val="0"/>
+          <w:rFonts w:ascii="Arial Narrow" w:eastAsia="Arial Narrow" w:hAnsi="Arial Narrow" w:cs="Arial Narrow"/>
+          <w:color w:val="000000"/>
+          <w:kern w:val="0"/>
+          <w:sz w:val="22"/>
+          <w:szCs w:val="22"/>
           <w:lang w:eastAsia="es-PE"/>
           <w14:ligatures w14:val="none"/>
         </w:rPr>
@@ -449,19 +515,23 @@
         <w:ind w:left="567" w:hanging="567"/>
         <w:jc w:val="both"/>
         <w:rPr>
-          <w:rFonts w:ascii="Arial Narrow" w:eastAsia="Times New Roman" w:hAnsi="Arial Narrow" w:cs="Times New Roman"/>
-          <w:color w:val="000000"/>
-          <w:kern w:val="0"/>
-          <w:lang w:eastAsia="es-PE"/>
-          <w14:ligatures w14:val="none"/>
-        </w:rPr>
-      </w:pPr>
-      <w:r>
-        <w:rPr>
-          <w:rFonts w:ascii="Arial Narrow" w:eastAsia="Arial Narrow" w:hAnsi="Arial Narrow" w:cs="Arial Narrow"/>
-          <w:b/>
-          <w:color w:val="000000"/>
-          <w:kern w:val="0"/>
+          <w:rFonts w:ascii="Arial Narrow" w:eastAsia="Arial Narrow" w:hAnsi="Arial Narrow" w:cs="Arial Narrow"/>
+          <w:color w:val="000000"/>
+          <w:kern w:val="0"/>
+          <w:sz w:val="22"/>
+          <w:szCs w:val="22"/>
+          <w:lang w:eastAsia="es-PE"/>
+          <w14:ligatures w14:val="none"/>
+        </w:rPr>
+      </w:pPr>
+      <w:r>
+        <w:rPr>
+          <w:rFonts w:ascii="Arial Narrow" w:eastAsia="Arial Narrow" w:hAnsi="Arial Narrow" w:cs="Arial Narrow"/>
+          <w:b/>
+          <w:color w:val="000000"/>
+          <w:kern w:val="0"/>
+          <w:sz w:val="22"/>
+          <w:szCs w:val="22"/>
           <w:lang w:eastAsia="es-PE"/>
           <w14:ligatures w14:val="none"/>
         </w:rPr>
@@ -473,9 +543,11 @@
         <w:spacing w:after="0" w:line="240" w:lineRule="auto"/>
         <w:jc w:val="both"/>
         <w:rPr>
-          <w:rFonts w:ascii="Arial Narrow" w:eastAsia="Times New Roman" w:hAnsi="Arial Narrow" w:cs="Times New Roman"/>
-          <w:color w:val="000000"/>
-          <w:kern w:val="0"/>
+          <w:rFonts w:ascii="Arial Narrow" w:eastAsia="Arial Narrow" w:hAnsi="Arial Narrow" w:cs="Arial Narrow"/>
+          <w:color w:val="000000"/>
+          <w:kern w:val="0"/>
+          <w:sz w:val="22"/>
+          <w:szCs w:val="22"/>
           <w:lang w:eastAsia="es-PE"/>
           <w14:ligatures w14:val="none"/>
         </w:rPr>
@@ -491,18 +563,22 @@
         <w:ind w:left="567" w:hanging="567"/>
         <w:jc w:val="both"/>
         <w:rPr>
-          <w:rFonts w:ascii="Arial Narrow" w:eastAsia="Times New Roman" w:hAnsi="Arial Narrow" w:cs="Arial"/>
-          <w:color w:val="000000"/>
-          <w:kern w:val="0"/>
+          <w:rFonts w:ascii="Arial Narrow" w:eastAsia="Arial Narrow" w:hAnsi="Arial Narrow" w:cs="Arial Narrow"/>
+          <w:color w:val="000000"/>
+          <w:kern w:val="0"/>
+          <w:sz w:val="22"/>
+          <w:szCs w:val="22"/>
           <w:lang w:val="es-ES" w:eastAsia="es-ES"/>
           <w14:ligatures w14:val="none"/>
         </w:rPr>
       </w:pPr>
       <w:r>
         <w:rPr>
-          <w:rFonts w:ascii="Arial Narrow" w:eastAsia="Times New Roman" w:hAnsi="Arial Narrow" w:cs="Arial"/>
-          <w:color w:val="000000"/>
-          <w:kern w:val="0"/>
+          <w:rFonts w:ascii="Arial Narrow" w:eastAsia="Arial Narrow" w:hAnsi="Arial Narrow" w:cs="Arial Narrow"/>
+          <w:color w:val="000000"/>
+          <w:kern w:val="0"/>
+          <w:sz w:val="22"/>
+          <w:szCs w:val="22"/>
           <w:lang w:val="es-ES" w:eastAsia="es-ES"/>
           <w14:ligatures w14:val="none"/>
         </w:rPr>
@@ -510,9 +586,11 @@
       </w:r>
       <w:r>
         <w:rPr>
-          <w:rFonts w:ascii="Arial Narrow" w:eastAsia="Times New Roman" w:hAnsi="Arial Narrow" w:cs="Arial"/>
-          <w:color w:val="000000"/>
-          <w:kern w:val="0"/>
+          <w:rFonts w:ascii="Arial Narrow" w:eastAsia="Arial Narrow" w:hAnsi="Arial Narrow" w:cs="Arial Narrow"/>
+          <w:color w:val="000000"/>
+          <w:kern w:val="0"/>
+          <w:sz w:val="22"/>
+          <w:szCs w:val="22"/>
           <w:lang w:val="es-ES" w:eastAsia="es-ES"/>
           <w14:ligatures w14:val="none"/>
         </w:rPr>
@@ -520,73 +598,91 @@
       </w:r>
       <w:r>
         <w:rPr>
-          <w:rFonts w:ascii="Arial Narrow" w:eastAsia="Calibri" w:hAnsi="Arial Narrow" w:cs="Arial"/>
-          <w:kern w:val="0"/>
-          <w14:ligatures w14:val="none"/>
+          <w:rFonts w:ascii="Arial Narrow" w:eastAsia="Arial Narrow" w:hAnsi="Arial Narrow" w:cs="Arial Narrow"/>
+          <w:kern w:val="0"/>
+          <w14:ligatures w14:val="none"/>
+          <w:sz w:val="22"/>
+          <w:szCs w:val="22"/>
         </w:rPr>
         <w:t xml:space="preserve"/>
       </w:r>
       <w:r>
         <w:rPr>
-          <w:rFonts w:ascii="Arial Narrow" w:eastAsia="Calibri" w:hAnsi="Arial Narrow" w:cs="Arial"/>
-          <w:kern w:val="0"/>
-          <w14:ligatures w14:val="none"/>
+          <w:rFonts w:ascii="Arial Narrow" w:eastAsia="Arial Narrow" w:hAnsi="Arial Narrow" w:cs="Arial Narrow"/>
+          <w:kern w:val="0"/>
+          <w14:ligatures w14:val="none"/>
+          <w:sz w:val="22"/>
+          <w:szCs w:val="22"/>
         </w:rPr>
         <w:t/>
       </w:r>
       <w:r>
         <w:rPr>
-          <w:rFonts w:ascii="Arial Narrow" w:eastAsia="Calibri" w:hAnsi="Arial Narrow" w:cs="Arial"/>
-          <w:kern w:val="0"/>
-          <w14:ligatures w14:val="none"/>
+          <w:rFonts w:ascii="Arial Narrow" w:eastAsia="Arial Narrow" w:hAnsi="Arial Narrow" w:cs="Arial Narrow"/>
+          <w:kern w:val="0"/>
+          <w14:ligatures w14:val="none"/>
+          <w:sz w:val="22"/>
+          <w:szCs w:val="22"/>
         </w:rPr>
         <w:t/>
       </w:r>
       <w:r>
         <w:rPr>
-          <w:rFonts w:ascii="Arial Narrow" w:eastAsia="Calibri" w:hAnsi="Arial Narrow" w:cs="Arial"/>
-          <w:kern w:val="0"/>
-          <w14:ligatures w14:val="none"/>
+          <w:rFonts w:ascii="Arial Narrow" w:eastAsia="Arial Narrow" w:hAnsi="Arial Narrow" w:cs="Arial Narrow"/>
+          <w:kern w:val="0"/>
+          <w14:ligatures w14:val="none"/>
+          <w:sz w:val="22"/>
+          <w:szCs w:val="22"/>
         </w:rPr>
         <w:t xml:space="preserve"/>
       </w:r>
       <w:r>
         <w:rPr>
-          <w:rFonts w:ascii="Arial Narrow" w:eastAsia="Calibri" w:hAnsi="Arial Narrow" w:cs="Arial"/>
-          <w:kern w:val="0"/>
-          <w14:ligatures w14:val="none"/>
+          <w:rFonts w:ascii="Arial Narrow" w:eastAsia="Arial Narrow" w:hAnsi="Arial Narrow" w:cs="Arial Narrow"/>
+          <w:kern w:val="0"/>
+          <w14:ligatures w14:val="none"/>
+          <w:sz w:val="22"/>
+          <w:szCs w:val="22"/>
         </w:rPr>
         <w:t/>
       </w:r>
       <w:r>
         <w:rPr>
-          <w:rFonts w:ascii="Arial Narrow" w:eastAsia="Calibri" w:hAnsi="Arial Narrow" w:cs="Arial"/>
-          <w:kern w:val="0"/>
-          <w14:ligatures w14:val="none"/>
+          <w:rFonts w:ascii="Arial Narrow" w:eastAsia="Arial Narrow" w:hAnsi="Arial Narrow" w:cs="Arial Narrow"/>
+          <w:kern w:val="0"/>
+          <w14:ligatures w14:val="none"/>
+          <w:sz w:val="22"/>
+          <w:szCs w:val="22"/>
         </w:rPr>
         <w:t xml:space="preserve"/>
       </w:r>
       <w:r>
         <w:rPr>
-          <w:rFonts w:ascii="Arial Narrow" w:eastAsia="Calibri" w:hAnsi="Arial Narrow" w:cs="Arial"/>
-          <w:kern w:val="0"/>
-          <w14:ligatures w14:val="none"/>
+          <w:rFonts w:ascii="Arial Narrow" w:eastAsia="Arial Narrow" w:hAnsi="Arial Narrow" w:cs="Arial Narrow"/>
+          <w:kern w:val="0"/>
+          <w14:ligatures w14:val="none"/>
+          <w:sz w:val="22"/>
+          <w:szCs w:val="22"/>
         </w:rPr>
         <w:t xml:space="preserve"/>
       </w:r>
       <w:r>
         <w:rPr>
-          <w:rFonts w:ascii="Arial Narrow" w:eastAsia="Calibri" w:hAnsi="Arial Narrow" w:cs="Arial"/>
-          <w:kern w:val="0"/>
-          <w14:ligatures w14:val="none"/>
+          <w:rFonts w:ascii="Arial Narrow" w:eastAsia="Arial Narrow" w:hAnsi="Arial Narrow" w:cs="Arial Narrow"/>
+          <w:kern w:val="0"/>
+          <w14:ligatures w14:val="none"/>
+          <w:sz w:val="22"/>
+          <w:szCs w:val="22"/>
         </w:rPr>
         <w:t/>
       </w:r>
       <w:r>
         <w:rPr>
-          <w:rFonts w:ascii="Arial Narrow" w:eastAsia="Times New Roman" w:hAnsi="Arial Narrow" w:cs="Arial"/>
-          <w:color w:val="000000"/>
-          <w:kern w:val="0"/>
+          <w:rFonts w:ascii="Arial Narrow" w:eastAsia="Arial Narrow" w:hAnsi="Arial Narrow" w:cs="Arial Narrow"/>
+          <w:color w:val="000000"/>
+          <w:kern w:val="0"/>
+          <w:sz w:val="22"/>
+          <w:szCs w:val="22"/>
           <w:lang w:val="es-ES" w:eastAsia="es-ES"/>
           <w14:ligatures w14:val="none"/>
         </w:rPr>
@@ -594,9 +690,11 @@
       </w:r>
       <w:r>
         <w:rPr>
-          <w:rFonts w:ascii="Arial Narrow" w:eastAsia="Times New Roman" w:hAnsi="Arial Narrow" w:cs="Arial"/>
-          <w:color w:val="000000"/>
-          <w:kern w:val="0"/>
+          <w:rFonts w:ascii="Arial Narrow" w:eastAsia="Arial Narrow" w:hAnsi="Arial Narrow" w:cs="Arial Narrow"/>
+          <w:color w:val="000000"/>
+          <w:kern w:val="0"/>
+          <w:sz w:val="22"/>
+          <w:szCs w:val="22"/>
           <w:lang w:val="es-ES" w:eastAsia="es-ES"/>
           <w14:ligatures w14:val="none"/>
         </w:rPr>
@@ -604,9 +702,11 @@
       </w:r>
       <w:r>
         <w:rPr>
-          <w:rFonts w:ascii="Arial Narrow" w:eastAsia="Times New Roman" w:hAnsi="Arial Narrow" w:cs="Arial"/>
-          <w:color w:val="000000"/>
-          <w:kern w:val="0"/>
+          <w:rFonts w:ascii="Arial Narrow" w:eastAsia="Arial Narrow" w:hAnsi="Arial Narrow" w:cs="Arial Narrow"/>
+          <w:color w:val="000000"/>
+          <w:kern w:val="0"/>
+          <w:sz w:val="22"/>
+          <w:szCs w:val="22"/>
           <w:lang w:val="es-ES" w:eastAsia="es-ES"/>
           <w14:ligatures w14:val="none"/>
         </w:rPr>
@@ -614,9 +714,11 @@
       </w:r>
       <w:r>
         <w:rPr>
-          <w:rFonts w:ascii="Arial Narrow" w:eastAsia="Times New Roman" w:hAnsi="Arial Narrow" w:cs="Arial"/>
-          <w:color w:val="000000"/>
-          <w:kern w:val="0"/>
+          <w:rFonts w:ascii="Arial Narrow" w:eastAsia="Arial Narrow" w:hAnsi="Arial Narrow" w:cs="Arial Narrow"/>
+          <w:color w:val="000000"/>
+          <w:kern w:val="0"/>
+          <w:sz w:val="22"/>
+          <w:szCs w:val="22"/>
           <w:lang w:val="es-ES" w:eastAsia="es-ES"/>
           <w14:ligatures w14:val="none"/>
         </w:rPr>
@@ -625,9 +727,11 @@
       <w:r>
         <w:rPr>
           <w:rStyle w:val="Refdenotaalpie"/>
-          <w:rFonts w:ascii="Arial Narrow" w:eastAsia="Times New Roman" w:hAnsi="Arial Narrow" w:cs="Times New Roman"/>
-          <w:color w:val="000000"/>
-          <w:kern w:val="0"/>
+          <w:rFonts w:ascii="Arial Narrow" w:eastAsia="Arial Narrow" w:hAnsi="Arial Narrow" w:cs="Arial Narrow"/>
+          <w:color w:val="000000"/>
+          <w:kern w:val="0"/>
+          <w:sz w:val="22"/>
+          <w:szCs w:val="22"/>
           <w:vertAlign w:val="superscript"/>
           <w:lang w:val="es-ES" w:eastAsia="es-ES"/>
           <w14:ligatures w14:val="none"/>
@@ -636,9 +740,11 @@
       </w:r>
       <w:r>
         <w:rPr>
-          <w:rFonts w:ascii="Arial Narrow" w:eastAsia="Times New Roman" w:hAnsi="Arial Narrow" w:cs="Arial"/>
-          <w:color w:val="000000"/>
-          <w:kern w:val="0"/>
+          <w:rFonts w:ascii="Arial Narrow" w:eastAsia="Arial Narrow" w:hAnsi="Arial Narrow" w:cs="Arial Narrow"/>
+          <w:color w:val="000000"/>
+          <w:kern w:val="0"/>
+          <w:sz w:val="22"/>
+          <w:szCs w:val="22"/>
           <w:lang w:val="es-ES" w:eastAsia="es-ES"/>
           <w14:ligatures w14:val="none"/>
         </w:rPr>
@@ -646,10 +752,12 @@
       </w:r>
       <w:r>
         <w:rPr>
-          <w:rFonts w:ascii="Arial Narrow" w:eastAsia="Times New Roman" w:hAnsi="Arial Narrow" w:cs="Arial"/>
+          <w:rFonts w:ascii="Arial Narrow" w:eastAsia="Arial Narrow" w:hAnsi="Arial Narrow" w:cs="Arial Narrow"/>
           <w:bCs/>
           <w:color w:val="000000"/>
           <w:kern w:val="0"/>
+          <w:sz w:val="22"/>
+          <w:szCs w:val="22"/>
           <w:lang w:val="es-ES" w:eastAsia="es-ES"/>
           <w14:ligatures w14:val="none"/>
         </w:rPr>
@@ -661,9 +769,11 @@
         <w:spacing w:after="0" w:line="240" w:lineRule="auto"/>
         <w:jc w:val="both"/>
         <w:rPr>
-          <w:rFonts w:ascii="Arial Narrow" w:eastAsia="Times New Roman" w:hAnsi="Arial Narrow" w:cs="Arial"/>
-          <w:color w:val="000000"/>
-          <w:kern w:val="0"/>
+          <w:rFonts w:ascii="Arial Narrow" w:eastAsia="Arial Narrow" w:hAnsi="Arial Narrow" w:cs="Arial Narrow"/>
+          <w:color w:val="000000"/>
+          <w:kern w:val="0"/>
+          <w:sz w:val="22"/>
+          <w:szCs w:val="22"/>
           <w:lang w:eastAsia="es-ES"/>
           <w14:ligatures w14:val="none"/>
         </w:rPr>
@@ -683,18 +793,22 @@
         <w:ind w:left="1134" w:hanging="567"/>
         <w:jc w:val="both"/>
         <w:rPr>
-          <w:rFonts w:ascii="Arial Narrow" w:eastAsia="Times New Roman" w:hAnsi="Arial Narrow" w:cs="Arial"/>
-          <w:color w:val="000000"/>
-          <w:kern w:val="0"/>
+          <w:rFonts w:ascii="Arial Narrow" w:eastAsia="Arial Narrow" w:hAnsi="Arial Narrow" w:cs="Arial Narrow"/>
+          <w:color w:val="000000"/>
+          <w:kern w:val="0"/>
+          <w:sz w:val="22"/>
+          <w:szCs w:val="22"/>
           <w:lang w:eastAsia="es-ES"/>
           <w14:ligatures w14:val="none"/>
         </w:rPr>
       </w:pPr>
       <w:r>
         <w:rPr>
-          <w:rFonts w:ascii="Arial Narrow" w:eastAsia="Times New Roman" w:hAnsi="Arial Narrow" w:cs="Arial"/>
-          <w:color w:val="000000"/>
-          <w:kern w:val="0"/>
+          <w:rFonts w:ascii="Arial Narrow" w:eastAsia="Arial Narrow" w:hAnsi="Arial Narrow" w:cs="Arial Narrow"/>
+          <w:color w:val="000000"/>
+          <w:kern w:val="0"/>
+          <w:sz w:val="22"/>
+          <w:szCs w:val="22"/>
           <w:lang w:eastAsia="es-ES"/>
           <w14:ligatures w14:val="none"/>
         </w:rPr>
@@ -702,9 +816,11 @@
       </w:r>
       <w:r>
         <w:rPr>
-          <w:rFonts w:ascii="Arial Narrow" w:eastAsia="Times New Roman" w:hAnsi="Arial Narrow" w:cs="Arial"/>
-          <w:color w:val="000000"/>
-          <w:kern w:val="0"/>
+          <w:rFonts w:ascii="Arial Narrow" w:eastAsia="Arial Narrow" w:hAnsi="Arial Narrow" w:cs="Arial Narrow"/>
+          <w:color w:val="000000"/>
+          <w:kern w:val="0"/>
+          <w:sz w:val="22"/>
+          <w:szCs w:val="22"/>
           <w:lang w:eastAsia="es-ES"/>
           <w14:ligatures w14:val="none"/>
         </w:rPr>
@@ -712,9 +828,11 @@
       </w:r>
       <w:r>
         <w:rPr>
-          <w:rFonts w:ascii="Arial Narrow" w:eastAsia="Times New Roman" w:hAnsi="Arial Narrow" w:cs="Arial"/>
-          <w:color w:val="000000"/>
-          <w:kern w:val="0"/>
+          <w:rFonts w:ascii="Arial Narrow" w:eastAsia="Arial Narrow" w:hAnsi="Arial Narrow" w:cs="Arial Narrow"/>
+          <w:color w:val="000000"/>
+          <w:kern w:val="0"/>
+          <w:sz w:val="22"/>
+          <w:szCs w:val="22"/>
           <w:lang w:eastAsia="es-ES"/>
           <w14:ligatures w14:val="none"/>
         </w:rPr>
@@ -722,9 +840,11 @@
       </w:r>
       <w:r>
         <w:rPr>
-          <w:rFonts w:ascii="Arial Narrow" w:eastAsia="Times New Roman" w:hAnsi="Arial Narrow" w:cs="Arial"/>
-          <w:color w:val="000000"/>
-          <w:kern w:val="0"/>
+          <w:rFonts w:ascii="Arial Narrow" w:eastAsia="Arial Narrow" w:hAnsi="Arial Narrow" w:cs="Arial Narrow"/>
+          <w:color w:val="000000"/>
+          <w:kern w:val="0"/>
+          <w:sz w:val="22"/>
+          <w:szCs w:val="22"/>
           <w:lang w:eastAsia="es-ES"/>
           <w14:ligatures w14:val="none"/>
         </w:rPr>
@@ -732,9 +852,11 @@
       </w:r>
       <w:r>
         <w:rPr>
-          <w:rFonts w:ascii="Arial Narrow" w:eastAsia="Times New Roman" w:hAnsi="Arial Narrow" w:cs="Arial"/>
-          <w:color w:val="000000"/>
-          <w:kern w:val="0"/>
+          <w:rFonts w:ascii="Arial Narrow" w:eastAsia="Arial Narrow" w:hAnsi="Arial Narrow" w:cs="Arial Narrow"/>
+          <w:color w:val="000000"/>
+          <w:kern w:val="0"/>
+          <w:sz w:val="22"/>
+          <w:szCs w:val="22"/>
           <w:lang w:eastAsia="es-ES"/>
           <w14:ligatures w14:val="none"/>
         </w:rPr>
@@ -742,9 +864,11 @@
       </w:r>
       <w:r>
         <w:rPr>
-          <w:rFonts w:ascii="Arial Narrow" w:eastAsia="Times New Roman" w:hAnsi="Arial Narrow" w:cs="Arial"/>
-          <w:color w:val="000000"/>
-          <w:kern w:val="0"/>
+          <w:rFonts w:ascii="Arial Narrow" w:eastAsia="Arial Narrow" w:hAnsi="Arial Narrow" w:cs="Arial Narrow"/>
+          <w:color w:val="000000"/>
+          <w:kern w:val="0"/>
+          <w:sz w:val="22"/>
+          <w:szCs w:val="22"/>
           <w:lang w:eastAsia="es-ES"/>
           <w14:ligatures w14:val="none"/>
         </w:rPr>
@@ -752,9 +876,11 @@
       </w:r>
       <w:r>
         <w:rPr>
-          <w:rFonts w:ascii="Arial Narrow" w:eastAsia="Times New Roman" w:hAnsi="Arial Narrow" w:cs="Arial"/>
-          <w:color w:val="000000"/>
-          <w:kern w:val="0"/>
+          <w:rFonts w:ascii="Arial Narrow" w:eastAsia="Arial Narrow" w:hAnsi="Arial Narrow" w:cs="Arial Narrow"/>
+          <w:color w:val="000000"/>
+          <w:kern w:val="0"/>
+          <w:sz w:val="22"/>
+          <w:szCs w:val="22"/>
           <w:lang w:eastAsia="es-ES"/>
           <w14:ligatures w14:val="none"/>
         </w:rPr>
@@ -762,9 +888,11 @@
       </w:r>
       <w:r>
         <w:rPr>
-          <w:rFonts w:ascii="Arial Narrow" w:eastAsia="Times New Roman" w:hAnsi="Arial Narrow" w:cs="Arial"/>
-          <w:color w:val="000000"/>
-          <w:kern w:val="0"/>
+          <w:rFonts w:ascii="Arial Narrow" w:eastAsia="Arial Narrow" w:hAnsi="Arial Narrow" w:cs="Arial Narrow"/>
+          <w:color w:val="000000"/>
+          <w:kern w:val="0"/>
+          <w:sz w:val="22"/>
+          <w:szCs w:val="22"/>
           <w:lang w:eastAsia="es-ES"/>
           <w14:ligatures w14:val="none"/>
         </w:rPr>
@@ -772,9 +900,11 @@
       </w:r>
       <w:r>
         <w:rPr>
-          <w:rFonts w:ascii="Arial Narrow" w:eastAsia="Times New Roman" w:hAnsi="Arial Narrow" w:cs="Arial"/>
-          <w:color w:val="000000"/>
-          <w:kern w:val="0"/>
+          <w:rFonts w:ascii="Arial Narrow" w:eastAsia="Arial Narrow" w:hAnsi="Arial Narrow" w:cs="Arial Narrow"/>
+          <w:color w:val="000000"/>
+          <w:kern w:val="0"/>
+          <w:sz w:val="22"/>
+          <w:szCs w:val="22"/>
           <w:lang w:eastAsia="es-ES"/>
           <w14:ligatures w14:val="none"/>
         </w:rPr>
@@ -788,9 +918,11 @@
         <w:ind w:left="1134"/>
         <w:jc w:val="both"/>
         <w:rPr>
-          <w:rFonts w:ascii="Arial Narrow" w:eastAsia="Times New Roman" w:hAnsi="Arial Narrow" w:cs="Arial"/>
-          <w:color w:val="000000"/>
-          <w:kern w:val="0"/>
+          <w:rFonts w:ascii="Arial Narrow" w:eastAsia="Arial Narrow" w:hAnsi="Arial Narrow" w:cs="Arial Narrow"/>
+          <w:color w:val="000000"/>
+          <w:kern w:val="0"/>
+          <w:sz w:val="22"/>
+          <w:szCs w:val="22"/>
           <w:lang w:eastAsia="es-ES"/>
           <w14:ligatures w14:val="none"/>
         </w:rPr>
@@ -810,18 +942,22 @@
         <w:ind w:left="1134" w:hanging="567"/>
         <w:jc w:val="both"/>
         <w:rPr>
-          <w:rFonts w:ascii="Arial Narrow" w:eastAsia="Times New Roman" w:hAnsi="Arial Narrow" w:cs="Arial"/>
-          <w:color w:val="000000"/>
-          <w:kern w:val="0"/>
+          <w:rFonts w:ascii="Arial Narrow" w:eastAsia="Arial Narrow" w:hAnsi="Arial Narrow" w:cs="Arial Narrow"/>
+          <w:color w:val="000000"/>
+          <w:kern w:val="0"/>
+          <w:sz w:val="22"/>
+          <w:szCs w:val="22"/>
           <w:lang w:eastAsia="es-ES"/>
           <w14:ligatures w14:val="none"/>
         </w:rPr>
       </w:pPr>
       <w:r>
         <w:rPr>
-          <w:rFonts w:ascii="Arial Narrow" w:eastAsia="Times New Roman" w:hAnsi="Arial Narrow" w:cs="Arial"/>
-          <w:color w:val="000000"/>
-          <w:kern w:val="0"/>
+          <w:rFonts w:ascii="Arial Narrow" w:eastAsia="Arial Narrow" w:hAnsi="Arial Narrow" w:cs="Arial Narrow"/>
+          <w:color w:val="000000"/>
+          <w:kern w:val="0"/>
+          <w:sz w:val="22"/>
+          <w:szCs w:val="22"/>
           <w:lang w:eastAsia="es-ES"/>
           <w14:ligatures w14:val="none"/>
         </w:rPr>
@@ -829,9 +965,11 @@
       </w:r>
       <w:r>
         <w:rPr>
-          <w:rFonts w:ascii="Arial Narrow" w:eastAsia="Times New Roman" w:hAnsi="Arial Narrow" w:cs="Arial"/>
-          <w:color w:val="000000"/>
-          <w:kern w:val="0"/>
+          <w:rFonts w:ascii="Arial Narrow" w:eastAsia="Arial Narrow" w:hAnsi="Arial Narrow" w:cs="Arial Narrow"/>
+          <w:color w:val="000000"/>
+          <w:kern w:val="0"/>
+          <w:sz w:val="22"/>
+          <w:szCs w:val="22"/>
           <w:lang w:val="es-ES" w:eastAsia="es-ES"/>
           <w14:ligatures w14:val="none"/>
         </w:rPr>
@@ -839,9 +977,11 @@
       </w:r>
       <w:r>
         <w:rPr>
-          <w:rFonts w:ascii="Arial Narrow" w:eastAsia="Times New Roman" w:hAnsi="Arial Narrow" w:cs="Arial"/>
-          <w:color w:val="000000"/>
-          <w:kern w:val="0"/>
+          <w:rFonts w:ascii="Arial Narrow" w:eastAsia="Arial Narrow" w:hAnsi="Arial Narrow" w:cs="Arial Narrow"/>
+          <w:color w:val="000000"/>
+          <w:kern w:val="0"/>
+          <w:sz w:val="22"/>
+          <w:szCs w:val="22"/>
           <w:lang w:eastAsia="es-ES"/>
           <w14:ligatures w14:val="none"/>
         </w:rPr>
@@ -849,9 +989,11 @@
       </w:r>
       <w:r>
         <w:rPr>
-          <w:rFonts w:ascii="Arial Narrow" w:eastAsia="Times New Roman" w:hAnsi="Arial Narrow" w:cs="Arial"/>
-          <w:color w:val="000000"/>
-          <w:kern w:val="0"/>
+          <w:rFonts w:ascii="Arial Narrow" w:eastAsia="Arial Narrow" w:hAnsi="Arial Narrow" w:cs="Arial Narrow"/>
+          <w:color w:val="000000"/>
+          <w:kern w:val="0"/>
+          <w:sz w:val="22"/>
+          <w:szCs w:val="22"/>
           <w:lang w:eastAsia="es-ES"/>
           <w14:ligatures w14:val="none"/>
         </w:rPr>
@@ -859,9 +1001,11 @@
       </w:r>
       <w:r>
         <w:rPr>
-          <w:rFonts w:ascii="Arial Narrow" w:eastAsia="Times New Roman" w:hAnsi="Arial Narrow" w:cs="Arial"/>
-          <w:color w:val="000000"/>
-          <w:kern w:val="0"/>
+          <w:rFonts w:ascii="Arial Narrow" w:eastAsia="Arial Narrow" w:hAnsi="Arial Narrow" w:cs="Arial Narrow"/>
+          <w:color w:val="000000"/>
+          <w:kern w:val="0"/>
+          <w:sz w:val="22"/>
+          <w:szCs w:val="22"/>
           <w:lang w:eastAsia="es-ES"/>
           <w14:ligatures w14:val="none"/>
         </w:rPr>
@@ -869,9 +1013,11 @@
       </w:r>
       <w:r>
         <w:rPr>
-          <w:rFonts w:ascii="Arial Narrow" w:eastAsia="Times New Roman" w:hAnsi="Arial Narrow" w:cs="Arial"/>
-          <w:color w:val="000000"/>
-          <w:kern w:val="0"/>
+          <w:rFonts w:ascii="Arial Narrow" w:eastAsia="Arial Narrow" w:hAnsi="Arial Narrow" w:cs="Arial Narrow"/>
+          <w:color w:val="000000"/>
+          <w:kern w:val="0"/>
+          <w:sz w:val="22"/>
+          <w:szCs w:val="22"/>
           <w:lang w:eastAsia="es-ES"/>
           <w14:ligatures w14:val="none"/>
         </w:rPr>
@@ -879,9 +1025,11 @@
       </w:r>
       <w:r>
         <w:rPr>
-          <w:rFonts w:ascii="Arial Narrow" w:eastAsia="Times New Roman" w:hAnsi="Arial Narrow" w:cs="Arial"/>
-          <w:color w:val="000000"/>
-          <w:kern w:val="0"/>
+          <w:rFonts w:ascii="Arial Narrow" w:eastAsia="Arial Narrow" w:hAnsi="Arial Narrow" w:cs="Arial Narrow"/>
+          <w:color w:val="000000"/>
+          <w:kern w:val="0"/>
+          <w:sz w:val="22"/>
+          <w:szCs w:val="22"/>
           <w:lang w:eastAsia="es-ES"/>
           <w14:ligatures w14:val="none"/>
         </w:rPr>
@@ -889,9 +1037,11 @@
       </w:r>
       <w:r>
         <w:rPr>
-          <w:rFonts w:ascii="Arial Narrow" w:eastAsia="Times New Roman" w:hAnsi="Arial Narrow" w:cs="Arial"/>
-          <w:color w:val="000000"/>
-          <w:kern w:val="0"/>
+          <w:rFonts w:ascii="Arial Narrow" w:eastAsia="Arial Narrow" w:hAnsi="Arial Narrow" w:cs="Arial Narrow"/>
+          <w:color w:val="000000"/>
+          <w:kern w:val="0"/>
+          <w:sz w:val="22"/>
+          <w:szCs w:val="22"/>
           <w:lang w:eastAsia="es-ES"/>
           <w14:ligatures w14:val="none"/>
         </w:rPr>
@@ -899,9 +1049,11 @@
       </w:r>
       <w:r>
         <w:rPr>
-          <w:rFonts w:ascii="Arial Narrow" w:eastAsia="Times New Roman" w:hAnsi="Arial Narrow" w:cs="Arial"/>
-          <w:color w:val="000000"/>
-          <w:kern w:val="0"/>
+          <w:rFonts w:ascii="Arial Narrow" w:eastAsia="Arial Narrow" w:hAnsi="Arial Narrow" w:cs="Arial Narrow"/>
+          <w:color w:val="000000"/>
+          <w:kern w:val="0"/>
+          <w:sz w:val="22"/>
+          <w:szCs w:val="22"/>
           <w:lang w:eastAsia="es-ES"/>
           <w14:ligatures w14:val="none"/>
         </w:rPr>
@@ -909,9 +1061,11 @@
       </w:r>
       <w:r>
         <w:rPr>
-          <w:rFonts w:ascii="Arial Narrow" w:eastAsia="Times New Roman" w:hAnsi="Arial Narrow" w:cs="Arial"/>
-          <w:color w:val="000000"/>
-          <w:kern w:val="0"/>
+          <w:rFonts w:ascii="Arial Narrow" w:eastAsia="Arial Narrow" w:hAnsi="Arial Narrow" w:cs="Arial Narrow"/>
+          <w:color w:val="000000"/>
+          <w:kern w:val="0"/>
+          <w:sz w:val="22"/>
+          <w:szCs w:val="22"/>
           <w:lang w:eastAsia="es-ES"/>
           <w14:ligatures w14:val="none"/>
         </w:rPr>
@@ -919,9 +1073,11 @@
       </w:r>
       <w:r>
         <w:rPr>
-          <w:rFonts w:ascii="Arial Narrow" w:eastAsia="Times New Roman" w:hAnsi="Arial Narrow" w:cs="Arial"/>
-          <w:color w:val="000000"/>
-          <w:kern w:val="0"/>
+          <w:rFonts w:ascii="Arial Narrow" w:eastAsia="Arial Narrow" w:hAnsi="Arial Narrow" w:cs="Arial Narrow"/>
+          <w:color w:val="000000"/>
+          <w:kern w:val="0"/>
+          <w:sz w:val="22"/>
+          <w:szCs w:val="22"/>
           <w:lang w:eastAsia="es-ES"/>
           <w14:ligatures w14:val="none"/>
         </w:rPr>
@@ -929,9 +1085,11 @@
       </w:r>
       <w:r>
         <w:rPr>
-          <w:rFonts w:ascii="Arial Narrow" w:eastAsia="Times New Roman" w:hAnsi="Arial Narrow" w:cs="Arial"/>
-          <w:color w:val="000000"/>
-          <w:kern w:val="0"/>
+          <w:rFonts w:ascii="Arial Narrow" w:eastAsia="Arial Narrow" w:hAnsi="Arial Narrow" w:cs="Arial Narrow"/>
+          <w:color w:val="000000"/>
+          <w:kern w:val="0"/>
+          <w:sz w:val="22"/>
+          <w:szCs w:val="22"/>
           <w:lang w:eastAsia="es-ES"/>
           <w14:ligatures w14:val="none"/>
         </w:rPr>
@@ -939,9 +1097,11 @@
       </w:r>
       <w:r>
         <w:rPr>
-          <w:rFonts w:ascii="Arial Narrow" w:eastAsia="Times New Roman" w:hAnsi="Arial Narrow" w:cs="Arial"/>
-          <w:color w:val="000000"/>
-          <w:kern w:val="0"/>
+          <w:rFonts w:ascii="Arial Narrow" w:eastAsia="Arial Narrow" w:hAnsi="Arial Narrow" w:cs="Arial Narrow"/>
+          <w:color w:val="000000"/>
+          <w:kern w:val="0"/>
+          <w:sz w:val="22"/>
+          <w:szCs w:val="22"/>
           <w:lang w:eastAsia="es-ES"/>
           <w14:ligatures w14:val="none"/>
         </w:rPr>
@@ -949,9 +1109,11 @@
       </w:r>
       <w:r>
         <w:rPr>
-          <w:rFonts w:ascii="Arial Narrow" w:eastAsia="Times New Roman" w:hAnsi="Arial Narrow" w:cs="Arial"/>
-          <w:color w:val="000000"/>
-          <w:kern w:val="0"/>
+          <w:rFonts w:ascii="Arial Narrow" w:eastAsia="Arial Narrow" w:hAnsi="Arial Narrow" w:cs="Arial Narrow"/>
+          <w:color w:val="000000"/>
+          <w:kern w:val="0"/>
+          <w:sz w:val="22"/>
+          <w:szCs w:val="22"/>
           <w:lang w:eastAsia="es-ES"/>
           <w14:ligatures w14:val="none"/>
         </w:rPr>
@@ -959,9 +1121,11 @@
       </w:r>
       <w:r>
         <w:rPr>
-          <w:rFonts w:ascii="Arial Narrow" w:eastAsia="Times New Roman" w:hAnsi="Arial Narrow" w:cs="Arial"/>
-          <w:color w:val="000000"/>
-          <w:kern w:val="0"/>
+          <w:rFonts w:ascii="Arial Narrow" w:eastAsia="Arial Narrow" w:hAnsi="Arial Narrow" w:cs="Arial Narrow"/>
+          <w:color w:val="000000"/>
+          <w:kern w:val="0"/>
+          <w:sz w:val="22"/>
+          <w:szCs w:val="22"/>
           <w:lang w:eastAsia="es-ES"/>
           <w14:ligatures w14:val="none"/>
         </w:rPr>
@@ -969,9 +1133,11 @@
       </w:r>
       <w:r>
         <w:rPr>
-          <w:rFonts w:ascii="Arial Narrow" w:eastAsia="Times New Roman" w:hAnsi="Arial Narrow" w:cs="Arial"/>
-          <w:color w:val="000000"/>
-          <w:kern w:val="0"/>
+          <w:rFonts w:ascii="Arial Narrow" w:eastAsia="Arial Narrow" w:hAnsi="Arial Narrow" w:cs="Arial Narrow"/>
+          <w:color w:val="000000"/>
+          <w:kern w:val="0"/>
+          <w:sz w:val="22"/>
+          <w:szCs w:val="22"/>
           <w:lang w:eastAsia="es-ES"/>
           <w14:ligatures w14:val="none"/>
         </w:rPr>
@@ -979,9 +1145,11 @@
       </w:r>
       <w:r>
         <w:rPr>
-          <w:rFonts w:ascii="Arial Narrow" w:eastAsia="Times New Roman" w:hAnsi="Arial Narrow" w:cs="Arial"/>
-          <w:color w:val="000000"/>
-          <w:kern w:val="0"/>
+          <w:rFonts w:ascii="Arial Narrow" w:eastAsia="Arial Narrow" w:hAnsi="Arial Narrow" w:cs="Arial Narrow"/>
+          <w:color w:val="000000"/>
+          <w:kern w:val="0"/>
+          <w:sz w:val="22"/>
+          <w:szCs w:val="22"/>
           <w:lang w:eastAsia="es-ES"/>
           <w14:ligatures w14:val="none"/>
         </w:rPr>
@@ -995,9 +1163,11 @@
         <w:ind w:left="1134"/>
         <w:jc w:val="both"/>
         <w:rPr>
-          <w:rFonts w:ascii="Arial Narrow" w:eastAsia="Times New Roman" w:hAnsi="Arial Narrow" w:cs="Arial"/>
-          <w:color w:val="000000"/>
-          <w:kern w:val="0"/>
+          <w:rFonts w:ascii="Arial Narrow" w:eastAsia="Arial Narrow" w:hAnsi="Arial Narrow" w:cs="Arial Narrow"/>
+          <w:color w:val="000000"/>
+          <w:kern w:val="0"/>
+          <w:sz w:val="22"/>
+          <w:szCs w:val="22"/>
           <w:lang w:eastAsia="es-ES"/>
           <w14:ligatures w14:val="none"/>
         </w:rPr>
@@ -1017,18 +1187,22 @@
         <w:ind w:left="1134" w:hanging="567"/>
         <w:jc w:val="both"/>
         <w:rPr>
-          <w:rFonts w:ascii="Arial Narrow" w:eastAsia="Times New Roman" w:hAnsi="Arial Narrow" w:cs="Arial"/>
-          <w:color w:val="000000"/>
-          <w:kern w:val="0"/>
+          <w:rFonts w:ascii="Arial Narrow" w:eastAsia="Arial Narrow" w:hAnsi="Arial Narrow" w:cs="Arial Narrow"/>
+          <w:color w:val="000000"/>
+          <w:kern w:val="0"/>
+          <w:sz w:val="22"/>
+          <w:szCs w:val="22"/>
           <w:lang w:eastAsia="es-ES"/>
           <w14:ligatures w14:val="none"/>
         </w:rPr>
       </w:pPr>
       <w:r>
         <w:rPr>
-          <w:rFonts w:ascii="Arial Narrow" w:eastAsia="Times New Roman" w:hAnsi="Arial Narrow" w:cs="Arial"/>
-          <w:color w:val="000000"/>
-          <w:kern w:val="0"/>
+          <w:rFonts w:ascii="Arial Narrow" w:eastAsia="Arial Narrow" w:hAnsi="Arial Narrow" w:cs="Arial Narrow"/>
+          <w:color w:val="000000"/>
+          <w:kern w:val="0"/>
+          <w:sz w:val="22"/>
+          <w:szCs w:val="22"/>
           <w:lang w:eastAsia="es-ES"/>
           <w14:ligatures w14:val="none"/>
         </w:rPr>
@@ -1036,9 +1210,11 @@
       </w:r>
       <w:r>
         <w:rPr>
-          <w:rFonts w:ascii="Arial Narrow" w:eastAsia="Times New Roman" w:hAnsi="Arial Narrow" w:cs="Arial"/>
-          <w:color w:val="000000"/>
-          <w:kern w:val="0"/>
+          <w:rFonts w:ascii="Arial Narrow" w:eastAsia="Arial Narrow" w:hAnsi="Arial Narrow" w:cs="Arial Narrow"/>
+          <w:color w:val="000000"/>
+          <w:kern w:val="0"/>
+          <w:sz w:val="22"/>
+          <w:szCs w:val="22"/>
           <w:lang w:eastAsia="es-ES"/>
           <w14:ligatures w14:val="none"/>
         </w:rPr>
@@ -1046,9 +1222,11 @@
       </w:r>
       <w:r>
         <w:rPr>
-          <w:rFonts w:ascii="Arial Narrow" w:eastAsia="Times New Roman" w:hAnsi="Arial Narrow" w:cs="Arial"/>
-          <w:color w:val="000000"/>
-          <w:kern w:val="0"/>
+          <w:rFonts w:ascii="Arial Narrow" w:eastAsia="Arial Narrow" w:hAnsi="Arial Narrow" w:cs="Arial Narrow"/>
+          <w:color w:val="000000"/>
+          <w:kern w:val="0"/>
+          <w:sz w:val="22"/>
+          <w:szCs w:val="22"/>
           <w:lang w:eastAsia="es-ES"/>
           <w14:ligatures w14:val="none"/>
         </w:rPr>
@@ -1056,9 +1234,11 @@
       </w:r>
       <w:r>
         <w:rPr>
-          <w:rFonts w:ascii="Arial Narrow" w:eastAsia="Times New Roman" w:hAnsi="Arial Narrow" w:cs="Arial"/>
-          <w:color w:val="000000"/>
-          <w:kern w:val="0"/>
+          <w:rFonts w:ascii="Arial Narrow" w:eastAsia="Arial Narrow" w:hAnsi="Arial Narrow" w:cs="Arial Narrow"/>
+          <w:color w:val="000000"/>
+          <w:kern w:val="0"/>
+          <w:sz w:val="22"/>
+          <w:szCs w:val="22"/>
           <w:lang w:eastAsia="es-ES"/>
           <w14:ligatures w14:val="none"/>
         </w:rPr>
@@ -1066,9 +1246,11 @@
       </w:r>
       <w:r>
         <w:rPr>
-          <w:rFonts w:ascii="Arial Narrow" w:eastAsia="Times New Roman" w:hAnsi="Arial Narrow" w:cs="Arial"/>
-          <w:color w:val="000000"/>
-          <w:kern w:val="0"/>
+          <w:rFonts w:ascii="Arial Narrow" w:eastAsia="Arial Narrow" w:hAnsi="Arial Narrow" w:cs="Arial Narrow"/>
+          <w:color w:val="000000"/>
+          <w:kern w:val="0"/>
+          <w:sz w:val="22"/>
+          <w:szCs w:val="22"/>
           <w:lang w:eastAsia="es-ES"/>
           <w14:ligatures w14:val="none"/>
         </w:rPr>
@@ -1076,9 +1258,11 @@
       </w:r>
       <w:r>
         <w:rPr>
-          <w:rFonts w:ascii="Arial Narrow" w:eastAsia="Times New Roman" w:hAnsi="Arial Narrow" w:cs="Arial"/>
-          <w:color w:val="000000"/>
-          <w:kern w:val="0"/>
+          <w:rFonts w:ascii="Arial Narrow" w:eastAsia="Arial Narrow" w:hAnsi="Arial Narrow" w:cs="Arial Narrow"/>
+          <w:color w:val="000000"/>
+          <w:kern w:val="0"/>
+          <w:sz w:val="22"/>
+          <w:szCs w:val="22"/>
           <w:lang w:eastAsia="es-ES"/>
           <w14:ligatures w14:val="none"/>
         </w:rPr>
@@ -1086,9 +1270,11 @@
       </w:r>
       <w:r>
         <w:rPr>
-          <w:rFonts w:ascii="Arial Narrow" w:eastAsia="Times New Roman" w:hAnsi="Arial Narrow" w:cs="Arial"/>
-          <w:color w:val="000000"/>
-          <w:kern w:val="0"/>
+          <w:rFonts w:ascii="Arial Narrow" w:eastAsia="Arial Narrow" w:hAnsi="Arial Narrow" w:cs="Arial Narrow"/>
+          <w:color w:val="000000"/>
+          <w:kern w:val="0"/>
+          <w:sz w:val="22"/>
+          <w:szCs w:val="22"/>
           <w:lang w:eastAsia="es-ES"/>
           <w14:ligatures w14:val="none"/>
         </w:rPr>
@@ -1096,9 +1282,11 @@
       </w:r>
       <w:r>
         <w:rPr>
-          <w:rFonts w:ascii="Arial Narrow" w:eastAsia="Times New Roman" w:hAnsi="Arial Narrow" w:cs="Arial"/>
-          <w:color w:val="000000"/>
-          <w:kern w:val="0"/>
+          <w:rFonts w:ascii="Arial Narrow" w:eastAsia="Arial Narrow" w:hAnsi="Arial Narrow" w:cs="Arial Narrow"/>
+          <w:color w:val="000000"/>
+          <w:kern w:val="0"/>
+          <w:sz w:val="22"/>
+          <w:szCs w:val="22"/>
           <w:lang w:eastAsia="es-ES"/>
           <w14:ligatures w14:val="none"/>
         </w:rPr>
@@ -1106,9 +1294,11 @@
       </w:r>
       <w:r>
         <w:rPr>
-          <w:rFonts w:ascii="Arial Narrow" w:eastAsia="Times New Roman" w:hAnsi="Arial Narrow" w:cs="Arial"/>
-          <w:color w:val="000000"/>
-          <w:kern w:val="0"/>
+          <w:rFonts w:ascii="Arial Narrow" w:eastAsia="Arial Narrow" w:hAnsi="Arial Narrow" w:cs="Arial Narrow"/>
+          <w:color w:val="000000"/>
+          <w:kern w:val="0"/>
+          <w:sz w:val="22"/>
+          <w:szCs w:val="22"/>
           <w:lang w:eastAsia="es-ES"/>
           <w14:ligatures w14:val="none"/>
         </w:rPr>
@@ -1116,9 +1306,11 @@
       </w:r>
       <w:r>
         <w:rPr>
-          <w:rFonts w:ascii="Arial Narrow" w:eastAsia="Times New Roman" w:hAnsi="Arial Narrow" w:cs="Arial"/>
-          <w:color w:val="000000"/>
-          <w:kern w:val="0"/>
+          <w:rFonts w:ascii="Arial Narrow" w:eastAsia="Arial Narrow" w:hAnsi="Arial Narrow" w:cs="Arial Narrow"/>
+          <w:color w:val="000000"/>
+          <w:kern w:val="0"/>
+          <w:sz w:val="22"/>
+          <w:szCs w:val="22"/>
           <w:lang w:eastAsia="es-ES"/>
           <w14:ligatures w14:val="none"/>
         </w:rPr>
@@ -1133,9 +1325,11 @@
         <w:spacing w:after="0" w:line="240" w:lineRule="auto"/>
         <w:jc w:val="both"/>
         <w:rPr>
-          <w:rFonts w:ascii="Arial Narrow" w:eastAsia="Times New Roman" w:hAnsi="Arial Narrow" w:cs="Arial"/>
-          <w:color w:val="000000"/>
-          <w:kern w:val="0"/>
+          <w:rFonts w:ascii="Arial Narrow" w:eastAsia="Arial Narrow" w:hAnsi="Arial Narrow" w:cs="Arial Narrow"/>
+          <w:color w:val="000000"/>
+          <w:kern w:val="0"/>
+          <w:sz w:val="22"/>
+          <w:szCs w:val="22"/>
           <w:lang w:eastAsia="es-ES"/>
           <w14:ligatures w14:val="none"/>
         </w:rPr>
@@ -1155,18 +1349,22 @@
         <w:contextualSpacing/>
         <w:jc w:val="both"/>
         <w:rPr>
-          <w:rFonts w:ascii="Arial Narrow" w:eastAsia="Times New Roman" w:hAnsi="Arial Narrow" w:cs="Arial"/>
-          <w:color w:val="000000"/>
-          <w:kern w:val="0"/>
+          <w:rFonts w:ascii="Arial Narrow" w:eastAsia="Arial Narrow" w:hAnsi="Arial Narrow" w:cs="Arial Narrow"/>
+          <w:color w:val="000000"/>
+          <w:kern w:val="0"/>
+          <w:sz w:val="22"/>
+          <w:szCs w:val="22"/>
           <w:lang w:val="es-ES" w:eastAsia="es-ES"/>
           <w14:ligatures w14:val="none"/>
         </w:rPr>
       </w:pPr>
       <w:r>
         <w:rPr>
-          <w:rFonts w:ascii="Arial Narrow" w:eastAsia="Times New Roman" w:hAnsi="Arial Narrow" w:cs="Arial"/>
-          <w:color w:val="000000"/>
-          <w:kern w:val="0"/>
+          <w:rFonts w:ascii="Arial Narrow" w:eastAsia="Arial Narrow" w:hAnsi="Arial Narrow" w:cs="Arial Narrow"/>
+          <w:color w:val="000000"/>
+          <w:kern w:val="0"/>
+          <w:sz w:val="22"/>
+          <w:szCs w:val="22"/>
           <w:lang w:val="es-ES" w:eastAsia="es-ES"/>
           <w14:ligatures w14:val="none"/>
         </w:rPr>
@@ -1174,9 +1372,11 @@
       </w:r>
       <w:r>
         <w:rPr>
-          <w:rFonts w:ascii="Arial Narrow" w:eastAsia="Times New Roman" w:hAnsi="Arial Narrow" w:cs="Arial"/>
-          <w:color w:val="000000"/>
-          <w:kern w:val="0"/>
+          <w:rFonts w:ascii="Arial Narrow" w:eastAsia="Arial Narrow" w:hAnsi="Arial Narrow" w:cs="Arial Narrow"/>
+          <w:color w:val="000000"/>
+          <w:kern w:val="0"/>
+          <w:sz w:val="22"/>
+          <w:szCs w:val="22"/>
           <w:lang w:val="es-ES" w:eastAsia="es-ES"/>
           <w14:ligatures w14:val="none"/>
         </w:rPr>
@@ -1184,17 +1384,21 @@
       </w:r>
       <w:r>
         <w:rPr>
-          <w:rFonts w:ascii="Arial Narrow" w:eastAsia="Calibri" w:hAnsi="Arial Narrow" w:cs="Arial"/>
-          <w:kern w:val="0"/>
-          <w14:ligatures w14:val="none"/>
+          <w:rFonts w:ascii="Arial Narrow" w:eastAsia="Arial Narrow" w:hAnsi="Arial Narrow" w:cs="Arial Narrow"/>
+          <w:kern w:val="0"/>
+          <w14:ligatures w14:val="none"/>
+          <w:sz w:val="22"/>
+          <w:szCs w:val="22"/>
         </w:rPr>
         <w:t/>
       </w:r>
       <w:r>
         <w:rPr>
-          <w:rFonts w:ascii="Arial Narrow" w:eastAsia="Times New Roman" w:hAnsi="Arial Narrow" w:cs="Arial"/>
-          <w:color w:val="000000"/>
-          <w:kern w:val="0"/>
+          <w:rFonts w:ascii="Arial Narrow" w:eastAsia="Arial Narrow" w:hAnsi="Arial Narrow" w:cs="Arial Narrow"/>
+          <w:color w:val="000000"/>
+          <w:kern w:val="0"/>
+          <w:sz w:val="22"/>
+          <w:szCs w:val="22"/>
           <w:lang w:val="es-ES" w:eastAsia="es-ES"/>
           <w14:ligatures w14:val="none"/>
         </w:rPr>
@@ -1202,9 +1406,11 @@
       </w:r>
       <w:r>
         <w:rPr>
-          <w:rFonts w:ascii="Arial Narrow" w:eastAsia="Times New Roman" w:hAnsi="Arial Narrow" w:cs="Arial"/>
-          <w:color w:val="000000"/>
-          <w:kern w:val="0"/>
+          <w:rFonts w:ascii="Arial Narrow" w:eastAsia="Arial Narrow" w:hAnsi="Arial Narrow" w:cs="Arial Narrow"/>
+          <w:color w:val="000000"/>
+          <w:kern w:val="0"/>
+          <w:sz w:val="22"/>
+          <w:szCs w:val="22"/>
           <w:lang w:val="es-ES" w:eastAsia="es-ES"/>
           <w14:ligatures w14:val="none"/>
         </w:rPr>
@@ -1212,9 +1418,11 @@
       </w:r>
       <w:r>
         <w:rPr>
-          <w:rFonts w:ascii="Arial Narrow" w:eastAsia="Times New Roman" w:hAnsi="Arial Narrow" w:cs="Arial"/>
-          <w:color w:val="000000"/>
-          <w:kern w:val="0"/>
+          <w:rFonts w:ascii="Arial Narrow" w:eastAsia="Arial Narrow" w:hAnsi="Arial Narrow" w:cs="Arial Narrow"/>
+          <w:color w:val="000000"/>
+          <w:kern w:val="0"/>
+          <w:sz w:val="22"/>
+          <w:szCs w:val="22"/>
           <w:lang w:val="es-ES" w:eastAsia="es-ES"/>
           <w14:ligatures w14:val="none"/>
         </w:rPr>
@@ -1222,9 +1430,11 @@
       </w:r>
       <w:r>
         <w:rPr>
-          <w:rFonts w:ascii="Arial Narrow" w:eastAsia="Times New Roman" w:hAnsi="Arial Narrow" w:cs="Arial"/>
-          <w:color w:val="000000"/>
-          <w:kern w:val="0"/>
+          <w:rFonts w:ascii="Arial Narrow" w:eastAsia="Arial Narrow" w:hAnsi="Arial Narrow" w:cs="Arial Narrow"/>
+          <w:color w:val="000000"/>
+          <w:kern w:val="0"/>
+          <w:sz w:val="22"/>
+          <w:szCs w:val="22"/>
           <w:lang w:val="es-ES" w:eastAsia="es-ES"/>
           <w14:ligatures w14:val="none"/>
         </w:rPr>
@@ -1232,9 +1442,11 @@
       </w:r>
       <w:r>
         <w:rPr>
-          <w:rFonts w:ascii="Arial Narrow" w:eastAsia="Times New Roman" w:hAnsi="Arial Narrow" w:cs="Arial"/>
-          <w:color w:val="000000"/>
-          <w:kern w:val="0"/>
+          <w:rFonts w:ascii="Arial Narrow" w:eastAsia="Arial Narrow" w:hAnsi="Arial Narrow" w:cs="Arial Narrow"/>
+          <w:color w:val="000000"/>
+          <w:kern w:val="0"/>
+          <w:sz w:val="22"/>
+          <w:szCs w:val="22"/>
           <w:lang w:val="es-ES" w:eastAsia="es-ES"/>
           <w14:ligatures w14:val="none"/>
         </w:rPr>
@@ -1242,9 +1454,11 @@
       </w:r>
       <w:r>
         <w:rPr>
-          <w:rFonts w:ascii="Arial Narrow" w:eastAsia="Times New Roman" w:hAnsi="Arial Narrow" w:cs="Arial"/>
-          <w:color w:val="000000"/>
-          <w:kern w:val="0"/>
+          <w:rFonts w:ascii="Arial Narrow" w:eastAsia="Arial Narrow" w:hAnsi="Arial Narrow" w:cs="Arial Narrow"/>
+          <w:color w:val="000000"/>
+          <w:kern w:val="0"/>
+          <w:sz w:val="22"/>
+          <w:szCs w:val="22"/>
           <w:lang w:val="es-ES" w:eastAsia="es-ES"/>
           <w14:ligatures w14:val="none"/>
         </w:rPr>
@@ -1252,9 +1466,11 @@
       </w:r>
       <w:r>
         <w:rPr>
-          <w:rFonts w:ascii="Arial Narrow" w:eastAsia="Times New Roman" w:hAnsi="Arial Narrow" w:cs="Arial"/>
-          <w:color w:val="000000"/>
-          <w:kern w:val="0"/>
+          <w:rFonts w:ascii="Arial Narrow" w:eastAsia="Arial Narrow" w:hAnsi="Arial Narrow" w:cs="Arial Narrow"/>
+          <w:color w:val="000000"/>
+          <w:kern w:val="0"/>
+          <w:sz w:val="22"/>
+          <w:szCs w:val="22"/>
           <w:lang w:val="es-ES" w:eastAsia="es-ES"/>
           <w14:ligatures w14:val="none"/>
         </w:rPr>
@@ -1262,9 +1478,11 @@
       </w:r>
       <w:r>
         <w:rPr>
-          <w:rFonts w:ascii="Arial Narrow" w:eastAsia="Times New Roman" w:hAnsi="Arial Narrow" w:cs="Arial"/>
-          <w:color w:val="000000"/>
-          <w:kern w:val="0"/>
+          <w:rFonts w:ascii="Arial Narrow" w:eastAsia="Arial Narrow" w:hAnsi="Arial Narrow" w:cs="Arial Narrow"/>
+          <w:color w:val="000000"/>
+          <w:kern w:val="0"/>
+          <w:sz w:val="22"/>
+          <w:szCs w:val="22"/>
           <w:lang w:val="es-ES" w:eastAsia="es-ES"/>
           <w14:ligatures w14:val="none"/>
         </w:rPr>
@@ -1272,9 +1490,11 @@
       </w:r>
       <w:r>
         <w:rPr>
-          <w:rFonts w:ascii="Arial Narrow" w:eastAsia="Times New Roman" w:hAnsi="Arial Narrow" w:cs="Arial"/>
-          <w:color w:val="000000"/>
-          <w:kern w:val="0"/>
+          <w:rFonts w:ascii="Arial Narrow" w:eastAsia="Arial Narrow" w:hAnsi="Arial Narrow" w:cs="Arial Narrow"/>
+          <w:color w:val="000000"/>
+          <w:kern w:val="0"/>
+          <w:sz w:val="22"/>
+          <w:szCs w:val="22"/>
           <w:lang w:eastAsia="es-ES"/>
           <w14:ligatures w14:val="none"/>
         </w:rPr>
@@ -1282,9 +1502,11 @@
       </w:r>
       <w:r>
         <w:rPr>
-          <w:rFonts w:ascii="Arial Narrow" w:eastAsia="Times New Roman" w:hAnsi="Arial Narrow" w:cs="Arial"/>
-          <w:color w:val="000000"/>
-          <w:kern w:val="0"/>
+          <w:rFonts w:ascii="Arial Narrow" w:eastAsia="Arial Narrow" w:hAnsi="Arial Narrow" w:cs="Arial Narrow"/>
+          <w:color w:val="000000"/>
+          <w:kern w:val="0"/>
+          <w:sz w:val="22"/>
+          <w:szCs w:val="22"/>
           <w:lang w:val="es-ES" w:eastAsia="es-ES"/>
           <w14:ligatures w14:val="none"/>
         </w:rPr>
@@ -1292,9 +1514,11 @@
       </w:r>
       <w:r>
         <w:rPr>
-          <w:rFonts w:ascii="Arial Narrow" w:eastAsia="Times New Roman" w:hAnsi="Arial Narrow" w:cs="Arial"/>
-          <w:color w:val="000000"/>
-          <w:kern w:val="0"/>
+          <w:rFonts w:ascii="Arial Narrow" w:eastAsia="Arial Narrow" w:hAnsi="Arial Narrow" w:cs="Arial Narrow"/>
+          <w:color w:val="000000"/>
+          <w:kern w:val="0"/>
+          <w:sz w:val="22"/>
+          <w:szCs w:val="22"/>
           <w:lang w:val="es-ES" w:eastAsia="es-ES"/>
           <w14:ligatures w14:val="none"/>
         </w:rPr>
@@ -1302,9 +1526,11 @@
       </w:r>
       <w:r>
         <w:rPr>
-          <w:rFonts w:ascii="Arial Narrow" w:eastAsia="Times New Roman" w:hAnsi="Arial Narrow" w:cs="Arial"/>
-          <w:color w:val="000000"/>
-          <w:kern w:val="0"/>
+          <w:rFonts w:ascii="Arial Narrow" w:eastAsia="Arial Narrow" w:hAnsi="Arial Narrow" w:cs="Arial Narrow"/>
+          <w:color w:val="000000"/>
+          <w:kern w:val="0"/>
+          <w:sz w:val="22"/>
+          <w:szCs w:val="22"/>
           <w:lang w:val="es-ES" w:eastAsia="es-ES"/>
           <w14:ligatures w14:val="none"/>
         </w:rPr>
@@ -1319,9 +1545,11 @@
         <w:spacing w:after="0" w:line="240" w:lineRule="auto"/>
         <w:jc w:val="both"/>
         <w:rPr>
-          <w:rFonts w:ascii="Arial Narrow" w:eastAsia="Times New Roman" w:hAnsi="Arial Narrow" w:cs="Times New Roman"/>
-          <w:color w:val="000000"/>
-          <w:kern w:val="0"/>
+          <w:rFonts w:ascii="Arial Narrow" w:eastAsia="Arial Narrow" w:hAnsi="Arial Narrow" w:cs="Arial Narrow"/>
+          <w:color w:val="000000"/>
+          <w:kern w:val="0"/>
+          <w:sz w:val="22"/>
+          <w:szCs w:val="22"/>
           <w:lang w:eastAsia="es-PE"/>
           <w14:ligatures w14:val="none"/>
         </w:rPr>
@@ -1337,19 +1565,23 @@
         <w:ind w:left="567" w:hanging="567"/>
         <w:jc w:val="both"/>
         <w:rPr>
-          <w:rFonts w:ascii="Arial Narrow" w:eastAsia="Times New Roman" w:hAnsi="Arial Narrow" w:cs="Times New Roman"/>
-          <w:color w:val="000000"/>
-          <w:kern w:val="0"/>
-          <w:lang w:eastAsia="es-PE"/>
-          <w14:ligatures w14:val="none"/>
-        </w:rPr>
-      </w:pPr>
-      <w:r>
-        <w:rPr>
-          <w:rFonts w:ascii="Arial Narrow" w:eastAsia="Arial Narrow" w:hAnsi="Arial Narrow" w:cs="Arial Narrow"/>
-          <w:b/>
-          <w:color w:val="000000"/>
-          <w:kern w:val="0"/>
+          <w:rFonts w:ascii="Arial Narrow" w:eastAsia="Arial Narrow" w:hAnsi="Arial Narrow" w:cs="Arial Narrow"/>
+          <w:color w:val="000000"/>
+          <w:kern w:val="0"/>
+          <w:sz w:val="22"/>
+          <w:szCs w:val="22"/>
+          <w:lang w:eastAsia="es-PE"/>
+          <w14:ligatures w14:val="none"/>
+        </w:rPr>
+      </w:pPr>
+      <w:r>
+        <w:rPr>
+          <w:rFonts w:ascii="Arial Narrow" w:eastAsia="Arial Narrow" w:hAnsi="Arial Narrow" w:cs="Arial Narrow"/>
+          <w:b/>
+          <w:color w:val="000000"/>
+          <w:kern w:val="0"/>
+          <w:sz w:val="22"/>
+          <w:szCs w:val="22"/>
           <w:lang w:eastAsia="es-PE"/>
           <w14:ligatures w14:val="none"/>
         </w:rPr>
@@ -1361,9 +1593,11 @@
         <w:spacing w:after="0" w:line="240" w:lineRule="auto"/>
         <w:jc w:val="both"/>
         <w:rPr>
-          <w:rFonts w:ascii="Arial Narrow" w:eastAsia="Times New Roman" w:hAnsi="Arial Narrow" w:cs="Arial"/>
-          <w:color w:val="000000"/>
-          <w:kern w:val="0"/>
+          <w:rFonts w:ascii="Arial Narrow" w:eastAsia="Arial Narrow" w:hAnsi="Arial Narrow" w:cs="Arial Narrow"/>
+          <w:color w:val="000000"/>
+          <w:kern w:val="0"/>
+          <w:sz w:val="22"/>
+          <w:szCs w:val="22"/>
           <w:lang w:eastAsia="es-ES"/>
           <w14:ligatures w14:val="none"/>
         </w:rPr>
@@ -1380,18 +1614,22 @@
         <w:ind w:left="567" w:hanging="567"/>
         <w:jc w:val="both"/>
         <w:rPr>
-          <w:rFonts w:ascii="Arial Narrow" w:eastAsia="Times New Roman" w:hAnsi="Arial Narrow" w:cs="Arial"/>
-          <w:color w:val="000000"/>
-          <w:kern w:val="0"/>
+          <w:rFonts w:ascii="Arial Narrow" w:eastAsia="Arial Narrow" w:hAnsi="Arial Narrow" w:cs="Arial Narrow"/>
+          <w:color w:val="000000"/>
+          <w:kern w:val="0"/>
+          <w:sz w:val="22"/>
+          <w:szCs w:val="22"/>
           <w:lang w:eastAsia="es-ES"/>
           <w14:ligatures w14:val="none"/>
         </w:rPr>
       </w:pPr>
       <w:r>
         <w:rPr>
-          <w:rFonts w:ascii="Arial Narrow" w:eastAsia="Times New Roman" w:hAnsi="Arial Narrow" w:cs="Arial"/>
-          <w:color w:val="000000"/>
-          <w:kern w:val="0"/>
+          <w:rFonts w:ascii="Arial Narrow" w:eastAsia="Arial Narrow" w:hAnsi="Arial Narrow" w:cs="Arial Narrow"/>
+          <w:color w:val="000000"/>
+          <w:kern w:val="0"/>
+          <w:sz w:val="22"/>
+          <w:szCs w:val="22"/>
           <w:lang w:eastAsia="es-ES"/>
           <w14:ligatures w14:val="none"/>
         </w:rPr>
@@ -1399,9 +1637,11 @@
       </w:r>
       <w:r>
         <w:rPr>
-          <w:rFonts w:ascii="Arial Narrow" w:eastAsia="Times New Roman" w:hAnsi="Arial Narrow" w:cs="Arial"/>
-          <w:color w:val="000000"/>
-          <w:kern w:val="0"/>
+          <w:rFonts w:ascii="Arial Narrow" w:eastAsia="Arial Narrow" w:hAnsi="Arial Narrow" w:cs="Arial Narrow"/>
+          <w:color w:val="000000"/>
+          <w:kern w:val="0"/>
+          <w:sz w:val="22"/>
+          <w:szCs w:val="22"/>
           <w:lang w:eastAsia="es-ES"/>
           <w14:ligatures w14:val="none"/>
         </w:rPr>
@@ -1409,9 +1649,11 @@
       </w:r>
       <w:r>
         <w:rPr>
-          <w:rFonts w:ascii="Arial Narrow" w:eastAsia="Times New Roman" w:hAnsi="Arial Narrow" w:cs="Arial"/>
-          <w:color w:val="000000"/>
-          <w:kern w:val="0"/>
+          <w:rFonts w:ascii="Arial Narrow" w:eastAsia="Arial Narrow" w:hAnsi="Arial Narrow" w:cs="Arial Narrow"/>
+          <w:color w:val="000000"/>
+          <w:kern w:val="0"/>
+          <w:sz w:val="22"/>
+          <w:szCs w:val="22"/>
           <w:lang w:eastAsia="es-ES"/>
           <w14:ligatures w14:val="none"/>
         </w:rPr>
@@ -1419,9 +1661,11 @@
       </w:r>
       <w:r>
         <w:rPr>
-          <w:rFonts w:ascii="Arial Narrow" w:eastAsia="Times New Roman" w:hAnsi="Arial Narrow" w:cs="Arial"/>
-          <w:color w:val="000000"/>
-          <w:kern w:val="0"/>
+          <w:rFonts w:ascii="Arial Narrow" w:eastAsia="Arial Narrow" w:hAnsi="Arial Narrow" w:cs="Arial Narrow"/>
+          <w:color w:val="000000"/>
+          <w:kern w:val="0"/>
+          <w:sz w:val="22"/>
+          <w:szCs w:val="22"/>
           <w:lang w:eastAsia="es-ES"/>
           <w14:ligatures w14:val="none"/>
         </w:rPr>
@@ -1429,9 +1673,11 @@
       </w:r>
       <w:r>
         <w:rPr>
-          <w:rFonts w:ascii="Arial Narrow" w:eastAsia="Times New Roman" w:hAnsi="Arial Narrow" w:cs="Arial"/>
-          <w:color w:val="000000"/>
-          <w:kern w:val="0"/>
+          <w:rFonts w:ascii="Arial Narrow" w:eastAsia="Arial Narrow" w:hAnsi="Arial Narrow" w:cs="Arial Narrow"/>
+          <w:color w:val="000000"/>
+          <w:kern w:val="0"/>
+          <w:sz w:val="22"/>
+          <w:szCs w:val="22"/>
           <w:lang w:eastAsia="es-ES"/>
           <w14:ligatures w14:val="none"/>
         </w:rPr>
@@ -1439,17 +1685,21 @@
       </w:r>
       <w:r>
         <w:rPr>
-          <w:rFonts w:ascii="Arial Narrow" w:eastAsia="Calibri" w:hAnsi="Arial Narrow" w:cs="Arial"/>
-          <w:kern w:val="0"/>
-          <w14:ligatures w14:val="none"/>
+          <w:rFonts w:ascii="Arial Narrow" w:eastAsia="Arial Narrow" w:hAnsi="Arial Narrow" w:cs="Arial Narrow"/>
+          <w:kern w:val="0"/>
+          <w14:ligatures w14:val="none"/>
+          <w:sz w:val="22"/>
+          <w:szCs w:val="22"/>
         </w:rPr>
         <w:t/>
       </w:r>
       <w:r>
         <w:rPr>
-          <w:rFonts w:ascii="Arial Narrow" w:eastAsia="Times New Roman" w:hAnsi="Arial Narrow" w:cs="Arial"/>
-          <w:color w:val="000000"/>
-          <w:kern w:val="0"/>
+          <w:rFonts w:ascii="Arial Narrow" w:eastAsia="Arial Narrow" w:hAnsi="Arial Narrow" w:cs="Arial Narrow"/>
+          <w:color w:val="000000"/>
+          <w:kern w:val="0"/>
+          <w:sz w:val="22"/>
+          <w:szCs w:val="22"/>
           <w:lang w:eastAsia="es-ES"/>
           <w14:ligatures w14:val="none"/>
         </w:rPr>
@@ -1457,9 +1707,11 @@
       </w:r>
       <w:r>
         <w:rPr>
-          <w:rFonts w:ascii="Arial Narrow" w:eastAsia="Times New Roman" w:hAnsi="Arial Narrow" w:cs="Arial"/>
-          <w:color w:val="000000"/>
-          <w:kern w:val="0"/>
+          <w:rFonts w:ascii="Arial Narrow" w:eastAsia="Arial Narrow" w:hAnsi="Arial Narrow" w:cs="Arial Narrow"/>
+          <w:color w:val="000000"/>
+          <w:kern w:val="0"/>
+          <w:sz w:val="22"/>
+          <w:szCs w:val="22"/>
           <w:lang w:eastAsia="es-ES"/>
           <w14:ligatures w14:val="none"/>
         </w:rPr>
@@ -1467,9 +1719,11 @@
       </w:r>
       <w:r>
         <w:rPr>
-          <w:rFonts w:ascii="Arial Narrow" w:eastAsia="Times New Roman" w:hAnsi="Arial Narrow" w:cs="Arial"/>
-          <w:color w:val="000000"/>
-          <w:kern w:val="0"/>
+          <w:rFonts w:ascii="Arial Narrow" w:eastAsia="Arial Narrow" w:hAnsi="Arial Narrow" w:cs="Arial Narrow"/>
+          <w:color w:val="000000"/>
+          <w:kern w:val="0"/>
+          <w:sz w:val="22"/>
+          <w:szCs w:val="22"/>
           <w:lang w:eastAsia="es-ES"/>
           <w14:ligatures w14:val="none"/>
         </w:rPr>
@@ -1480,9 +1734,11 @@
       <w:pPr>
         <w:pStyle w:val="Prrafodelista"/>
         <w:rPr>
-          <w:rFonts w:ascii="Arial Narrow" w:eastAsia="Times New Roman" w:hAnsi="Arial Narrow" w:cs="Arial"/>
-          <w:color w:val="000000"/>
-          <w:kern w:val="0"/>
+          <w:rFonts w:ascii="Arial Narrow" w:eastAsia="Arial Narrow" w:hAnsi="Arial Narrow" w:cs="Arial Narrow"/>
+          <w:color w:val="000000"/>
+          <w:kern w:val="0"/>
+          <w:sz w:val="22"/>
+          <w:szCs w:val="22"/>
           <w:lang w:eastAsia="es-ES"/>
           <w14:ligatures w14:val="none"/>
         </w:rPr>
@@ -1499,18 +1755,22 @@
         <w:ind w:left="567" w:hanging="567"/>
         <w:jc w:val="both"/>
         <w:rPr>
-          <w:rFonts w:ascii="Arial Narrow" w:eastAsia="Times New Roman" w:hAnsi="Arial Narrow" w:cs="Arial"/>
-          <w:color w:val="000000"/>
-          <w:kern w:val="0"/>
+          <w:rFonts w:ascii="Arial Narrow" w:eastAsia="Arial Narrow" w:hAnsi="Arial Narrow" w:cs="Arial Narrow"/>
+          <w:color w:val="000000"/>
+          <w:kern w:val="0"/>
+          <w:sz w:val="22"/>
+          <w:szCs w:val="22"/>
           <w:lang w:eastAsia="es-ES"/>
           <w14:ligatures w14:val="none"/>
         </w:rPr>
       </w:pPr>
       <w:r>
         <w:rPr>
-          <w:rFonts w:ascii="Arial Narrow" w:eastAsia="Times New Roman" w:hAnsi="Arial Narrow" w:cs="Arial"/>
-          <w:color w:val="000000"/>
-          <w:kern w:val="0"/>
+          <w:rFonts w:ascii="Arial Narrow" w:eastAsia="Arial Narrow" w:hAnsi="Arial Narrow" w:cs="Arial Narrow"/>
+          <w:color w:val="000000"/>
+          <w:kern w:val="0"/>
+          <w:sz w:val="22"/>
+          <w:szCs w:val="22"/>
           <w:lang w:eastAsia="es-ES"/>
           <w14:ligatures w14:val="none"/>
         </w:rPr>
@@ -1518,17 +1778,21 @@
       </w:r>
       <w:r>
         <w:rPr>
-          <w:rFonts w:ascii="Arial Narrow" w:eastAsia="Calibri" w:hAnsi="Arial Narrow" w:cs="Arial"/>
-          <w:kern w:val="0"/>
-          <w14:ligatures w14:val="none"/>
+          <w:rFonts w:ascii="Arial Narrow" w:eastAsia="Arial Narrow" w:hAnsi="Arial Narrow" w:cs="Arial Narrow"/>
+          <w:kern w:val="0"/>
+          <w14:ligatures w14:val="none"/>
+          <w:sz w:val="22"/>
+          <w:szCs w:val="22"/>
         </w:rPr>
         <w:t/>
       </w:r>
       <w:r>
         <w:rPr>
-          <w:rFonts w:ascii="Arial Narrow" w:eastAsia="Times New Roman" w:hAnsi="Arial Narrow" w:cs="Arial"/>
-          <w:color w:val="000000"/>
-          <w:kern w:val="0"/>
+          <w:rFonts w:ascii="Arial Narrow" w:eastAsia="Arial Narrow" w:hAnsi="Arial Narrow" w:cs="Arial Narrow"/>
+          <w:color w:val="000000"/>
+          <w:kern w:val="0"/>
+          <w:sz w:val="22"/>
+          <w:szCs w:val="22"/>
           <w:lang w:eastAsia="es-ES"/>
           <w14:ligatures w14:val="none"/>
         </w:rPr>
@@ -1536,17 +1800,21 @@
       </w:r>
       <w:r>
         <w:rPr>
-          <w:rFonts w:ascii="Arial Narrow" w:eastAsia="Calibri" w:hAnsi="Arial Narrow" w:cs="Arial"/>
-          <w:kern w:val="0"/>
-          <w14:ligatures w14:val="none"/>
+          <w:rFonts w:ascii="Arial Narrow" w:eastAsia="Arial Narrow" w:hAnsi="Arial Narrow" w:cs="Arial Narrow"/>
+          <w:kern w:val="0"/>
+          <w14:ligatures w14:val="none"/>
+          <w:sz w:val="22"/>
+          <w:szCs w:val="22"/>
         </w:rPr>
         <w:t xml:space="preserve"/>
       </w:r>
       <w:r>
         <w:rPr>
-          <w:rFonts w:ascii="Arial Narrow" w:eastAsia="Times New Roman" w:hAnsi="Arial Narrow" w:cs="Arial"/>
-          <w:color w:val="000000"/>
-          <w:kern w:val="0"/>
+          <w:rFonts w:ascii="Arial Narrow" w:eastAsia="Arial Narrow" w:hAnsi="Arial Narrow" w:cs="Arial Narrow"/>
+          <w:color w:val="000000"/>
+          <w:kern w:val="0"/>
+          <w:sz w:val="22"/>
+          <w:szCs w:val="22"/>
           <w:lang w:eastAsia="es-ES"/>
           <w14:ligatures w14:val="none"/>
         </w:rPr>
@@ -1554,9 +1822,11 @@
       </w:r>
       <w:r>
         <w:rPr>
-          <w:rFonts w:ascii="Arial Narrow" w:eastAsia="Times New Roman" w:hAnsi="Arial Narrow" w:cs="Arial"/>
-          <w:color w:val="000000"/>
-          <w:kern w:val="0"/>
+          <w:rFonts w:ascii="Arial Narrow" w:eastAsia="Arial Narrow" w:hAnsi="Arial Narrow" w:cs="Arial Narrow"/>
+          <w:color w:val="000000"/>
+          <w:kern w:val="0"/>
+          <w:sz w:val="22"/>
+          <w:szCs w:val="22"/>
           <w:lang w:eastAsia="es-ES"/>
           <w14:ligatures w14:val="none"/>
         </w:rPr>
@@ -1564,9 +1834,11 @@
       </w:r>
       <w:r>
         <w:rPr>
-          <w:rFonts w:ascii="Arial Narrow" w:eastAsia="Times New Roman" w:hAnsi="Arial Narrow" w:cs="Arial"/>
-          <w:color w:val="000000"/>
-          <w:kern w:val="0"/>
+          <w:rFonts w:ascii="Arial Narrow" w:eastAsia="Arial Narrow" w:hAnsi="Arial Narrow" w:cs="Arial Narrow"/>
+          <w:color w:val="000000"/>
+          <w:kern w:val="0"/>
+          <w:sz w:val="22"/>
+          <w:szCs w:val="22"/>
           <w:lang w:eastAsia="es-ES"/>
           <w14:ligatures w14:val="none"/>
         </w:rPr>
@@ -1574,9 +1846,11 @@
       </w:r>
       <w:r>
         <w:rPr>
-          <w:rFonts w:ascii="Arial Narrow" w:eastAsia="Times New Roman" w:hAnsi="Arial Narrow" w:cs="Arial"/>
-          <w:color w:val="000000"/>
-          <w:kern w:val="0"/>
+          <w:rFonts w:ascii="Arial Narrow" w:eastAsia="Arial Narrow" w:hAnsi="Arial Narrow" w:cs="Arial Narrow"/>
+          <w:color w:val="000000"/>
+          <w:kern w:val="0"/>
+          <w:sz w:val="22"/>
+          <w:szCs w:val="22"/>
           <w:lang w:eastAsia="es-ES"/>
           <w14:ligatures w14:val="none"/>
         </w:rPr>
@@ -1587,9 +1861,11 @@
       <w:pPr>
         <w:pStyle w:val="Prrafodelista"/>
         <w:rPr>
-          <w:rFonts w:ascii="Arial Narrow" w:eastAsia="Times New Roman" w:hAnsi="Arial Narrow" w:cs="Arial"/>
-          <w:color w:val="000000"/>
-          <w:kern w:val="0"/>
+          <w:rFonts w:ascii="Arial Narrow" w:eastAsia="Arial Narrow" w:hAnsi="Arial Narrow" w:cs="Arial Narrow"/>
+          <w:color w:val="000000"/>
+          <w:kern w:val="0"/>
+          <w:sz w:val="22"/>
+          <w:szCs w:val="22"/>
           <w:lang w:eastAsia="es-ES"/>
           <w14:ligatures w14:val="none"/>
         </w:rPr>
@@ -1606,18 +1882,22 @@
         <w:ind w:left="567" w:hanging="567"/>
         <w:jc w:val="both"/>
         <w:rPr>
-          <w:rFonts w:ascii="Arial Narrow" w:eastAsia="Times New Roman" w:hAnsi="Arial Narrow" w:cs="Arial"/>
-          <w:color w:val="000000"/>
-          <w:kern w:val="0"/>
+          <w:rFonts w:ascii="Arial Narrow" w:eastAsia="Arial Narrow" w:hAnsi="Arial Narrow" w:cs="Arial Narrow"/>
+          <w:color w:val="000000"/>
+          <w:kern w:val="0"/>
+          <w:sz w:val="22"/>
+          <w:szCs w:val="22"/>
           <w:lang w:eastAsia="es-ES"/>
           <w14:ligatures w14:val="none"/>
         </w:rPr>
       </w:pPr>
       <w:r>
         <w:rPr>
-          <w:rFonts w:ascii="Arial Narrow" w:eastAsia="Times New Roman" w:hAnsi="Arial Narrow" w:cs="Arial"/>
-          <w:color w:val="000000"/>
-          <w:kern w:val="0"/>
+          <w:rFonts w:ascii="Arial Narrow" w:eastAsia="Arial Narrow" w:hAnsi="Arial Narrow" w:cs="Arial Narrow"/>
+          <w:color w:val="000000"/>
+          <w:kern w:val="0"/>
+          <w:sz w:val="22"/>
+          <w:szCs w:val="22"/>
           <w:lang w:eastAsia="es-ES"/>
           <w14:ligatures w14:val="none"/>
         </w:rPr>
@@ -1625,9 +1905,11 @@
       </w:r>
       <w:r>
         <w:rPr>
-          <w:rFonts w:ascii="Arial Narrow" w:eastAsia="Times New Roman" w:hAnsi="Arial Narrow" w:cs="Arial"/>
-          <w:color w:val="000000"/>
-          <w:kern w:val="0"/>
+          <w:rFonts w:ascii="Arial Narrow" w:eastAsia="Arial Narrow" w:hAnsi="Arial Narrow" w:cs="Arial Narrow"/>
+          <w:color w:val="000000"/>
+          <w:kern w:val="0"/>
+          <w:sz w:val="22"/>
+          <w:szCs w:val="22"/>
           <w:lang w:eastAsia="es-ES"/>
           <w14:ligatures w14:val="none"/>
         </w:rPr>
@@ -1635,9 +1917,11 @@
       </w:r>
       <w:r>
         <w:rPr>
-          <w:rFonts w:ascii="Arial Narrow" w:eastAsia="Times New Roman" w:hAnsi="Arial Narrow" w:cs="Arial"/>
-          <w:color w:val="000000"/>
-          <w:kern w:val="0"/>
+          <w:rFonts w:ascii="Arial Narrow" w:eastAsia="Arial Narrow" w:hAnsi="Arial Narrow" w:cs="Arial Narrow"/>
+          <w:color w:val="000000"/>
+          <w:kern w:val="0"/>
+          <w:sz w:val="22"/>
+          <w:szCs w:val="22"/>
           <w:lang w:eastAsia="es-ES"/>
           <w14:ligatures w14:val="none"/>
         </w:rPr>
@@ -1645,9 +1929,11 @@
       </w:r>
       <w:r>
         <w:rPr>
-          <w:rFonts w:ascii="Arial Narrow" w:eastAsia="Times New Roman" w:hAnsi="Arial Narrow" w:cs="Arial"/>
-          <w:color w:val="000000"/>
-          <w:kern w:val="0"/>
+          <w:rFonts w:ascii="Arial Narrow" w:eastAsia="Arial Narrow" w:hAnsi="Arial Narrow" w:cs="Arial Narrow"/>
+          <w:color w:val="000000"/>
+          <w:kern w:val="0"/>
+          <w:sz w:val="22"/>
+          <w:szCs w:val="22"/>
           <w:lang w:val="es-ES" w:eastAsia="es-ES"/>
           <w14:ligatures w14:val="none"/>
         </w:rPr>
@@ -1655,17 +1941,21 @@
       </w:r>
       <w:r>
         <w:rPr>
-          <w:rFonts w:ascii="Arial Narrow" w:eastAsia="Calibri" w:hAnsi="Arial Narrow" w:cs="Arial"/>
-          <w:kern w:val="0"/>
-          <w14:ligatures w14:val="none"/>
+          <w:rFonts w:ascii="Arial Narrow" w:eastAsia="Arial Narrow" w:hAnsi="Arial Narrow" w:cs="Arial Narrow"/>
+          <w:kern w:val="0"/>
+          <w14:ligatures w14:val="none"/>
+          <w:sz w:val="22"/>
+          <w:szCs w:val="22"/>
         </w:rPr>
         <w:t xml:space="preserve"/>
       </w:r>
       <w:r>
         <w:rPr>
-          <w:rFonts w:ascii="Arial Narrow" w:eastAsia="Times New Roman" w:hAnsi="Arial Narrow" w:cs="Arial"/>
-          <w:color w:val="000000"/>
-          <w:kern w:val="0"/>
+          <w:rFonts w:ascii="Arial Narrow" w:eastAsia="Arial Narrow" w:hAnsi="Arial Narrow" w:cs="Arial Narrow"/>
+          <w:color w:val="000000"/>
+          <w:kern w:val="0"/>
+          <w:sz w:val="22"/>
+          <w:szCs w:val="22"/>
           <w:lang w:eastAsia="es-ES"/>
           <w14:ligatures w14:val="none"/>
         </w:rPr>
@@ -1673,9 +1963,11 @@
       </w:r>
       <w:r>
         <w:rPr>
-          <w:rFonts w:ascii="Arial Narrow" w:eastAsia="Times New Roman" w:hAnsi="Arial Narrow" w:cs="Arial"/>
-          <w:color w:val="000000"/>
-          <w:kern w:val="0"/>
+          <w:rFonts w:ascii="Arial Narrow" w:eastAsia="Arial Narrow" w:hAnsi="Arial Narrow" w:cs="Arial Narrow"/>
+          <w:color w:val="000000"/>
+          <w:kern w:val="0"/>
+          <w:sz w:val="22"/>
+          <w:szCs w:val="22"/>
           <w:lang w:eastAsia="es-ES"/>
           <w14:ligatures w14:val="none"/>
         </w:rPr>
@@ -1683,9 +1975,11 @@
       </w:r>
       <w:r>
         <w:rPr>
-          <w:rFonts w:ascii="Arial Narrow" w:eastAsia="Times New Roman" w:hAnsi="Arial Narrow" w:cs="Arial"/>
-          <w:color w:val="000000"/>
-          <w:kern w:val="0"/>
+          <w:rFonts w:ascii="Arial Narrow" w:eastAsia="Arial Narrow" w:hAnsi="Arial Narrow" w:cs="Arial Narrow"/>
+          <w:color w:val="000000"/>
+          <w:kern w:val="0"/>
+          <w:sz w:val="22"/>
+          <w:szCs w:val="22"/>
           <w:lang w:eastAsia="es-ES"/>
           <w14:ligatures w14:val="none"/>
         </w:rPr>
@@ -1693,9 +1987,11 @@
       </w:r>
       <w:r>
         <w:rPr>
-          <w:rFonts w:ascii="Arial Narrow" w:eastAsia="Times New Roman" w:hAnsi="Arial Narrow" w:cs="Arial"/>
-          <w:color w:val="000000"/>
-          <w:kern w:val="0"/>
+          <w:rFonts w:ascii="Arial Narrow" w:eastAsia="Arial Narrow" w:hAnsi="Arial Narrow" w:cs="Arial Narrow"/>
+          <w:color w:val="000000"/>
+          <w:kern w:val="0"/>
+          <w:sz w:val="22"/>
+          <w:szCs w:val="22"/>
           <w:lang w:eastAsia="es-ES"/>
           <w14:ligatures w14:val="none"/>
         </w:rPr>
@@ -1703,9 +1999,11 @@
       </w:r>
       <w:r>
         <w:rPr>
-          <w:rFonts w:ascii="Arial Narrow" w:eastAsia="Times New Roman" w:hAnsi="Arial Narrow" w:cs="Arial"/>
-          <w:color w:val="000000"/>
-          <w:kern w:val="0"/>
+          <w:rFonts w:ascii="Arial Narrow" w:eastAsia="Arial Narrow" w:hAnsi="Arial Narrow" w:cs="Arial Narrow"/>
+          <w:color w:val="000000"/>
+          <w:kern w:val="0"/>
+          <w:sz w:val="22"/>
+          <w:szCs w:val="22"/>
           <w:lang w:eastAsia="es-ES"/>
           <w14:ligatures w14:val="none"/>
         </w:rPr>
@@ -1713,9 +2011,11 @@
       </w:r>
       <w:r>
         <w:rPr>
-          <w:rFonts w:ascii="Arial Narrow" w:eastAsia="Times New Roman" w:hAnsi="Arial Narrow" w:cs="Arial"/>
-          <w:color w:val="000000"/>
-          <w:kern w:val="0"/>
+          <w:rFonts w:ascii="Arial Narrow" w:eastAsia="Arial Narrow" w:hAnsi="Arial Narrow" w:cs="Arial Narrow"/>
+          <w:color w:val="000000"/>
+          <w:kern w:val="0"/>
+          <w:sz w:val="22"/>
+          <w:szCs w:val="22"/>
           <w:lang w:eastAsia="es-ES"/>
           <w14:ligatures w14:val="none"/>
         </w:rPr>
@@ -1723,9 +2023,11 @@
       </w:r>
       <w:r>
         <w:rPr>
-          <w:rFonts w:ascii="Arial Narrow" w:eastAsia="Times New Roman" w:hAnsi="Arial Narrow" w:cs="Arial"/>
-          <w:color w:val="000000"/>
-          <w:kern w:val="0"/>
+          <w:rFonts w:ascii="Arial Narrow" w:eastAsia="Arial Narrow" w:hAnsi="Arial Narrow" w:cs="Arial Narrow"/>
+          <w:color w:val="000000"/>
+          <w:kern w:val="0"/>
+          <w:sz w:val="22"/>
+          <w:szCs w:val="22"/>
           <w:lang w:val="es-ES" w:eastAsia="es-ES"/>
           <w14:ligatures w14:val="none"/>
         </w:rPr>
@@ -1733,9 +2035,11 @@
       </w:r>
       <w:r>
         <w:rPr>
-          <w:rFonts w:ascii="Arial Narrow" w:eastAsia="Times New Roman" w:hAnsi="Arial Narrow" w:cs="Arial"/>
-          <w:color w:val="000000"/>
-          <w:kern w:val="0"/>
+          <w:rFonts w:ascii="Arial Narrow" w:eastAsia="Arial Narrow" w:hAnsi="Arial Narrow" w:cs="Arial Narrow"/>
+          <w:color w:val="000000"/>
+          <w:kern w:val="0"/>
+          <w:sz w:val="22"/>
+          <w:szCs w:val="22"/>
           <w:lang w:val="es-ES" w:eastAsia="es-ES"/>
           <w14:ligatures w14:val="none"/>
         </w:rPr>
@@ -1743,9 +2047,11 @@
       </w:r>
       <w:r>
         <w:rPr>
-          <w:rFonts w:ascii="Arial Narrow" w:eastAsia="Times New Roman" w:hAnsi="Arial Narrow" w:cs="Arial"/>
-          <w:color w:val="000000"/>
-          <w:kern w:val="0"/>
+          <w:rFonts w:ascii="Arial Narrow" w:eastAsia="Arial Narrow" w:hAnsi="Arial Narrow" w:cs="Arial Narrow"/>
+          <w:color w:val="000000"/>
+          <w:kern w:val="0"/>
+          <w:sz w:val="22"/>
+          <w:szCs w:val="22"/>
           <w:lang w:val="es-ES" w:eastAsia="es-ES"/>
           <w14:ligatures w14:val="none"/>
         </w:rPr>
@@ -1753,9 +2059,11 @@
       </w:r>
       <w:r>
         <w:rPr>
-          <w:rFonts w:ascii="Arial Narrow" w:eastAsia="Times New Roman" w:hAnsi="Arial Narrow" w:cs="Arial"/>
-          <w:color w:val="000000"/>
-          <w:kern w:val="0"/>
+          <w:rFonts w:ascii="Arial Narrow" w:eastAsia="Arial Narrow" w:hAnsi="Arial Narrow" w:cs="Arial Narrow"/>
+          <w:color w:val="000000"/>
+          <w:kern w:val="0"/>
+          <w:sz w:val="22"/>
+          <w:szCs w:val="22"/>
           <w:lang w:val="es-ES" w:eastAsia="es-ES"/>
           <w14:ligatures w14:val="none"/>
         </w:rPr>
@@ -1763,9 +2071,11 @@
       </w:r>
       <w:r>
         <w:rPr>
-          <w:rFonts w:ascii="Arial Narrow" w:eastAsia="Times New Roman" w:hAnsi="Arial Narrow" w:cs="Arial"/>
-          <w:color w:val="000000"/>
-          <w:kern w:val="0"/>
+          <w:rFonts w:ascii="Arial Narrow" w:eastAsia="Arial Narrow" w:hAnsi="Arial Narrow" w:cs="Arial Narrow"/>
+          <w:color w:val="000000"/>
+          <w:kern w:val="0"/>
+          <w:sz w:val="22"/>
+          <w:szCs w:val="22"/>
           <w:lang w:val="es-ES" w:eastAsia="es-ES"/>
           <w14:ligatures w14:val="none"/>
         </w:rPr>
@@ -1773,9 +2083,11 @@
       </w:r>
       <w:r>
         <w:rPr>
-          <w:rFonts w:ascii="Arial Narrow" w:eastAsia="Times New Roman" w:hAnsi="Arial Narrow" w:cs="Arial"/>
-          <w:color w:val="000000"/>
-          <w:kern w:val="0"/>
+          <w:rFonts w:ascii="Arial Narrow" w:eastAsia="Arial Narrow" w:hAnsi="Arial Narrow" w:cs="Arial Narrow"/>
+          <w:color w:val="000000"/>
+          <w:kern w:val="0"/>
+          <w:sz w:val="22"/>
+          <w:szCs w:val="22"/>
           <w:lang w:val="es-ES" w:eastAsia="es-ES"/>
           <w14:ligatures w14:val="none"/>
         </w:rPr>
@@ -1783,9 +2095,11 @@
       </w:r>
       <w:r>
         <w:rPr>
-          <w:rFonts w:ascii="Arial Narrow" w:eastAsia="Times New Roman" w:hAnsi="Arial Narrow" w:cs="Arial"/>
-          <w:color w:val="000000"/>
-          <w:kern w:val="0"/>
+          <w:rFonts w:ascii="Arial Narrow" w:eastAsia="Arial Narrow" w:hAnsi="Arial Narrow" w:cs="Arial Narrow"/>
+          <w:color w:val="000000"/>
+          <w:kern w:val="0"/>
+          <w:sz w:val="22"/>
+          <w:szCs w:val="22"/>
           <w:lang w:val="es-ES" w:eastAsia="es-ES"/>
           <w14:ligatures w14:val="none"/>
         </w:rPr>
@@ -1793,9 +2107,11 @@
       </w:r>
       <w:r>
         <w:rPr>
-          <w:rFonts w:ascii="Arial Narrow" w:eastAsia="Times New Roman" w:hAnsi="Arial Narrow" w:cs="Arial"/>
-          <w:color w:val="000000"/>
-          <w:kern w:val="0"/>
+          <w:rFonts w:ascii="Arial Narrow" w:eastAsia="Arial Narrow" w:hAnsi="Arial Narrow" w:cs="Arial Narrow"/>
+          <w:color w:val="000000"/>
+          <w:kern w:val="0"/>
+          <w:sz w:val="22"/>
+          <w:szCs w:val="22"/>
           <w:lang w:val="es-ES" w:eastAsia="es-ES"/>
           <w14:ligatures w14:val="none"/>
         </w:rPr>
@@ -1807,9 +2123,11 @@
         <w:spacing w:after="0" w:line="240" w:lineRule="auto"/>
         <w:jc w:val="both"/>
         <w:rPr>
-          <w:rFonts w:ascii="Arial Narrow" w:eastAsia="Times New Roman" w:hAnsi="Arial Narrow" w:cs="Arial"/>
-          <w:color w:val="000000"/>
-          <w:kern w:val="0"/>
+          <w:rFonts w:ascii="Arial Narrow" w:eastAsia="Arial Narrow" w:hAnsi="Arial Narrow" w:cs="Arial Narrow"/>
+          <w:color w:val="000000"/>
+          <w:kern w:val="0"/>
+          <w:sz w:val="22"/>
+          <w:szCs w:val="22"/>
           <w:lang w:eastAsia="es-ES"/>
           <w14:ligatures w14:val="none"/>
         </w:rPr>
@@ -1826,18 +2144,22 @@
         <w:ind w:left="567" w:hanging="567"/>
         <w:jc w:val="both"/>
         <w:rPr>
-          <w:rFonts w:ascii="Arial Narrow" w:eastAsia="Times New Roman" w:hAnsi="Arial Narrow" w:cs="Arial"/>
-          <w:color w:val="000000"/>
-          <w:kern w:val="0"/>
+          <w:rFonts w:ascii="Arial Narrow" w:eastAsia="Arial Narrow" w:hAnsi="Arial Narrow" w:cs="Arial Narrow"/>
+          <w:color w:val="000000"/>
+          <w:kern w:val="0"/>
+          <w:sz w:val="22"/>
+          <w:szCs w:val="22"/>
           <w:lang w:eastAsia="es-ES"/>
           <w14:ligatures w14:val="none"/>
         </w:rPr>
       </w:pPr>
       <w:r>
         <w:rPr>
-          <w:rFonts w:ascii="Arial Narrow" w:eastAsia="Times New Roman" w:hAnsi="Arial Narrow" w:cs="Arial"/>
-          <w:color w:val="000000"/>
-          <w:kern w:val="0"/>
+          <w:rFonts w:ascii="Arial Narrow" w:eastAsia="Arial Narrow" w:hAnsi="Arial Narrow" w:cs="Arial Narrow"/>
+          <w:color w:val="000000"/>
+          <w:kern w:val="0"/>
+          <w:sz w:val="22"/>
+          <w:szCs w:val="22"/>
           <w:lang w:eastAsia="es-ES"/>
           <w14:ligatures w14:val="none"/>
         </w:rPr>
@@ -1845,9 +2167,11 @@
       </w:r>
       <w:r>
         <w:rPr>
-          <w:rFonts w:ascii="Arial Narrow" w:eastAsia="Times New Roman" w:hAnsi="Arial Narrow" w:cs="Arial"/>
-          <w:color w:val="000000"/>
-          <w:kern w:val="0"/>
+          <w:rFonts w:ascii="Arial Narrow" w:eastAsia="Arial Narrow" w:hAnsi="Arial Narrow" w:cs="Arial Narrow"/>
+          <w:color w:val="000000"/>
+          <w:kern w:val="0"/>
+          <w:sz w:val="22"/>
+          <w:szCs w:val="22"/>
           <w:lang w:eastAsia="es-ES"/>
           <w14:ligatures w14:val="none"/>
         </w:rPr>
@@ -1855,9 +2179,11 @@
       </w:r>
       <w:r>
         <w:rPr>
-          <w:rFonts w:ascii="Arial Narrow" w:eastAsia="Times New Roman" w:hAnsi="Arial Narrow" w:cs="Arial"/>
-          <w:color w:val="000000"/>
-          <w:kern w:val="0"/>
+          <w:rFonts w:ascii="Arial Narrow" w:eastAsia="Arial Narrow" w:hAnsi="Arial Narrow" w:cs="Arial Narrow"/>
+          <w:color w:val="000000"/>
+          <w:kern w:val="0"/>
+          <w:sz w:val="22"/>
+          <w:szCs w:val="22"/>
           <w:lang w:eastAsia="es-ES"/>
           <w14:ligatures w14:val="none"/>
         </w:rPr>
@@ -1865,9 +2191,11 @@
       </w:r>
       <w:r>
         <w:rPr>
-          <w:rFonts w:ascii="Arial Narrow" w:eastAsia="Times New Roman" w:hAnsi="Arial Narrow" w:cs="Arial"/>
-          <w:color w:val="000000"/>
-          <w:kern w:val="0"/>
+          <w:rFonts w:ascii="Arial Narrow" w:eastAsia="Arial Narrow" w:hAnsi="Arial Narrow" w:cs="Arial Narrow"/>
+          <w:color w:val="000000"/>
+          <w:kern w:val="0"/>
+          <w:sz w:val="22"/>
+          <w:szCs w:val="22"/>
           <w:lang w:eastAsia="es-ES"/>
           <w14:ligatures w14:val="none"/>
         </w:rPr>
@@ -1875,9 +2203,11 @@
       </w:r>
       <w:r>
         <w:rPr>
-          <w:rFonts w:ascii="Arial Narrow" w:eastAsia="Times New Roman" w:hAnsi="Arial Narrow" w:cs="Arial"/>
-          <w:color w:val="000000"/>
-          <w:kern w:val="0"/>
+          <w:rFonts w:ascii="Arial Narrow" w:eastAsia="Arial Narrow" w:hAnsi="Arial Narrow" w:cs="Arial Narrow"/>
+          <w:color w:val="000000"/>
+          <w:kern w:val="0"/>
+          <w:sz w:val="22"/>
+          <w:szCs w:val="22"/>
           <w:lang w:eastAsia="es-ES"/>
           <w14:ligatures w14:val="none"/>
         </w:rPr>
@@ -1885,9 +2215,11 @@
       </w:r>
       <w:r>
         <w:rPr>
-          <w:rFonts w:ascii="Arial Narrow" w:eastAsia="Times New Roman" w:hAnsi="Arial Narrow" w:cs="Arial"/>
-          <w:color w:val="000000"/>
-          <w:kern w:val="0"/>
+          <w:rFonts w:ascii="Arial Narrow" w:eastAsia="Arial Narrow" w:hAnsi="Arial Narrow" w:cs="Arial Narrow"/>
+          <w:color w:val="000000"/>
+          <w:kern w:val="0"/>
+          <w:sz w:val="22"/>
+          <w:szCs w:val="22"/>
           <w:lang w:eastAsia="es-ES"/>
           <w14:ligatures w14:val="none"/>
         </w:rPr>
@@ -1895,9 +2227,11 @@
       </w:r>
       <w:r>
         <w:rPr>
-          <w:rFonts w:ascii="Arial Narrow" w:eastAsia="Times New Roman" w:hAnsi="Arial Narrow" w:cs="Arial"/>
-          <w:color w:val="000000"/>
-          <w:kern w:val="0"/>
+          <w:rFonts w:ascii="Arial Narrow" w:eastAsia="Arial Narrow" w:hAnsi="Arial Narrow" w:cs="Arial Narrow"/>
+          <w:color w:val="000000"/>
+          <w:kern w:val="0"/>
+          <w:sz w:val="22"/>
+          <w:szCs w:val="22"/>
           <w:lang w:eastAsia="es-ES"/>
           <w14:ligatures w14:val="none"/>
         </w:rPr>
@@ -1905,9 +2239,11 @@
       </w:r>
       <w:r>
         <w:rPr>
-          <w:rFonts w:ascii="Arial Narrow" w:eastAsia="Times New Roman" w:hAnsi="Arial Narrow" w:cs="Arial"/>
-          <w:color w:val="000000"/>
-          <w:kern w:val="0"/>
+          <w:rFonts w:ascii="Arial Narrow" w:eastAsia="Arial Narrow" w:hAnsi="Arial Narrow" w:cs="Arial Narrow"/>
+          <w:color w:val="000000"/>
+          <w:kern w:val="0"/>
+          <w:sz w:val="22"/>
+          <w:szCs w:val="22"/>
           <w:lang w:eastAsia="es-ES"/>
           <w14:ligatures w14:val="none"/>
         </w:rPr>
@@ -1915,9 +2251,11 @@
       </w:r>
       <w:r>
         <w:rPr>
-          <w:rFonts w:ascii="Arial Narrow" w:eastAsia="Times New Roman" w:hAnsi="Arial Narrow" w:cs="Arial"/>
-          <w:color w:val="000000"/>
-          <w:kern w:val="0"/>
+          <w:rFonts w:ascii="Arial Narrow" w:eastAsia="Arial Narrow" w:hAnsi="Arial Narrow" w:cs="Arial Narrow"/>
+          <w:color w:val="000000"/>
+          <w:kern w:val="0"/>
+          <w:sz w:val="22"/>
+          <w:szCs w:val="22"/>
           <w:lang w:eastAsia="es-ES"/>
           <w14:ligatures w14:val="none"/>
         </w:rPr>
@@ -1925,9 +2263,11 @@
       </w:r>
       <w:r>
         <w:rPr>
-          <w:rFonts w:ascii="Arial Narrow" w:eastAsia="Times New Roman" w:hAnsi="Arial Narrow" w:cs="Arial"/>
-          <w:color w:val="000000"/>
-          <w:kern w:val="0"/>
+          <w:rFonts w:ascii="Arial Narrow" w:eastAsia="Arial Narrow" w:hAnsi="Arial Narrow" w:cs="Arial Narrow"/>
+          <w:color w:val="000000"/>
+          <w:kern w:val="0"/>
+          <w:sz w:val="22"/>
+          <w:szCs w:val="22"/>
           <w:lang w:eastAsia="es-ES"/>
           <w14:ligatures w14:val="none"/>
         </w:rPr>
@@ -1935,9 +2275,11 @@
       </w:r>
       <w:r>
         <w:rPr>
-          <w:rFonts w:ascii="Arial Narrow" w:eastAsia="Times New Roman" w:hAnsi="Arial Narrow" w:cs="Arial"/>
-          <w:color w:val="000000"/>
-          <w:kern w:val="0"/>
+          <w:rFonts w:ascii="Arial Narrow" w:eastAsia="Arial Narrow" w:hAnsi="Arial Narrow" w:cs="Arial Narrow"/>
+          <w:color w:val="000000"/>
+          <w:kern w:val="0"/>
+          <w:sz w:val="22"/>
+          <w:szCs w:val="22"/>
           <w:lang w:eastAsia="es-ES"/>
           <w14:ligatures w14:val="none"/>
         </w:rPr>
@@ -1945,9 +2287,11 @@
       </w:r>
       <w:r>
         <w:rPr>
-          <w:rFonts w:ascii="Arial Narrow" w:eastAsia="Times New Roman" w:hAnsi="Arial Narrow" w:cs="Arial"/>
-          <w:color w:val="000000"/>
-          <w:kern w:val="0"/>
+          <w:rFonts w:ascii="Arial Narrow" w:eastAsia="Arial Narrow" w:hAnsi="Arial Narrow" w:cs="Arial Narrow"/>
+          <w:color w:val="000000"/>
+          <w:kern w:val="0"/>
+          <w:sz w:val="22"/>
+          <w:szCs w:val="22"/>
           <w:lang w:eastAsia="es-ES"/>
           <w14:ligatures w14:val="none"/>
         </w:rPr>
@@ -1955,9 +2299,11 @@
       </w:r>
       <w:r>
         <w:rPr>
-          <w:rFonts w:ascii="Arial Narrow" w:eastAsia="Times New Roman" w:hAnsi="Arial Narrow" w:cs="Arial"/>
-          <w:color w:val="000000"/>
-          <w:kern w:val="0"/>
+          <w:rFonts w:ascii="Arial Narrow" w:eastAsia="Arial Narrow" w:hAnsi="Arial Narrow" w:cs="Arial Narrow"/>
+          <w:color w:val="000000"/>
+          <w:kern w:val="0"/>
+          <w:sz w:val="22"/>
+          <w:szCs w:val="22"/>
           <w:lang w:eastAsia="es-ES"/>
           <w14:ligatures w14:val="none"/>
         </w:rPr>
@@ -1965,9 +2311,11 @@
       </w:r>
       <w:r>
         <w:rPr>
-          <w:rFonts w:ascii="Arial Narrow" w:eastAsia="Times New Roman" w:hAnsi="Arial Narrow" w:cs="Arial"/>
-          <w:color w:val="000000"/>
-          <w:kern w:val="0"/>
+          <w:rFonts w:ascii="Arial Narrow" w:eastAsia="Arial Narrow" w:hAnsi="Arial Narrow" w:cs="Arial Narrow"/>
+          <w:color w:val="000000"/>
+          <w:kern w:val="0"/>
+          <w:sz w:val="22"/>
+          <w:szCs w:val="22"/>
           <w:lang w:eastAsia="es-ES"/>
           <w14:ligatures w14:val="none"/>
         </w:rPr>
@@ -1975,9 +2323,11 @@
       </w:r>
       <w:r>
         <w:rPr>
-          <w:rFonts w:ascii="Arial Narrow" w:eastAsia="Times New Roman" w:hAnsi="Arial Narrow" w:cs="Arial"/>
-          <w:color w:val="000000"/>
-          <w:kern w:val="0"/>
+          <w:rFonts w:ascii="Arial Narrow" w:eastAsia="Arial Narrow" w:hAnsi="Arial Narrow" w:cs="Arial Narrow"/>
+          <w:color w:val="000000"/>
+          <w:kern w:val="0"/>
+          <w:sz w:val="22"/>
+          <w:szCs w:val="22"/>
           <w:lang w:eastAsia="es-ES"/>
           <w14:ligatures w14:val="none"/>
         </w:rPr>
@@ -1994,6 +2344,8 @@
           <w:b/>
           <w:color w:val="000000"/>
           <w:kern w:val="0"/>
+          <w:sz w:val="22"/>
+          <w:szCs w:val="22"/>
           <w:lang w:eastAsia="es-PE"/>
           <w14:ligatures w14:val="none"/>
         </w:rPr>
@@ -2013,16 +2365,20 @@
           <w:b/>
           <w:color w:val="000000"/>
           <w:kern w:val="0"/>
-          <w:lang w:eastAsia="es-PE"/>
-          <w14:ligatures w14:val="none"/>
-        </w:rPr>
-      </w:pPr>
-      <w:r>
-        <w:rPr>
-          <w:rFonts w:ascii="Arial Narrow" w:eastAsia="Arial Narrow" w:hAnsi="Arial Narrow" w:cs="Arial Narrow"/>
-          <w:b/>
-          <w:color w:val="000000"/>
-          <w:kern w:val="0"/>
+          <w:sz w:val="22"/>
+          <w:szCs w:val="22"/>
+          <w:lang w:eastAsia="es-PE"/>
+          <w14:ligatures w14:val="none"/>
+        </w:rPr>
+      </w:pPr>
+      <w:r>
+        <w:rPr>
+          <w:rFonts w:ascii="Arial Narrow" w:eastAsia="Arial Narrow" w:hAnsi="Arial Narrow" w:cs="Arial Narrow"/>
+          <w:b/>
+          <w:color w:val="000000"/>
+          <w:kern w:val="0"/>
+          <w:sz w:val="22"/>
+          <w:szCs w:val="22"/>
           <w:lang w:eastAsia="es-PE"/>
           <w14:ligatures w14:val="none"/>
         </w:rPr>
@@ -2039,6 +2395,8 @@
           <w:b/>
           <w:color w:val="000000"/>
           <w:kern w:val="0"/>
+          <w:sz w:val="22"/>
+          <w:szCs w:val="22"/>
           <w:lang w:eastAsia="es-PE"/>
           <w14:ligatures w14:val="none"/>
         </w:rPr>
@@ -2060,6 +2418,8 @@
           <w:rFonts w:ascii="Arial Narrow" w:eastAsia="Arial Narrow" w:hAnsi="Arial Narrow" w:cs="Arial Narrow"/>
           <w:kern w:val="0"/>
           <w14:ligatures w14:val="none"/>
+          <w:sz w:val="22"/>
+          <w:szCs w:val="22"/>
         </w:rPr>
       </w:pPr>
       <w:bookmarkStart w:id="3" w:name="_Hlk140755208"/>
@@ -2067,9 +2427,11 @@
       <w:bookmarkStart w:id="5" w:name="_Hlk155944687"/>
       <w:r>
         <w:rPr>
-          <w:rFonts w:ascii="Arial Narrow" w:eastAsia="Times New Roman" w:hAnsi="Arial Narrow" w:cs="Segoe UI"/>
-          <w:color w:val="000000"/>
-          <w:kern w:val="0"/>
+          <w:rFonts w:ascii="Arial Narrow" w:eastAsia="Arial Narrow" w:hAnsi="Arial Narrow" w:cs="Arial Narrow"/>
+          <w:color w:val="000000"/>
+          <w:kern w:val="0"/>
+          <w:sz w:val="22"/>
+          <w:szCs w:val="22"/>
           <w:lang w:eastAsia="es-PE"/>
           <w14:ligatures w14:val="none"/>
         </w:rPr>
@@ -2083,6 +2445,8 @@
           <w:rStyle w:val="Refdenotaalpie"/>
           <w:rFonts w:ascii="Arial Narrow" w:eastAsia="Arial Narrow" w:hAnsi="Arial Narrow" w:cs="Arial Narrow"/>
           <w:kern w:val="0"/>
+          <w:sz w:val="22"/>
+          <w:szCs w:val="22"/>
           <w:vertAlign w:val="superscript"/>
           <w14:ligatures w14:val="none"/>
         </w:rPr>
@@ -2090,9 +2454,11 @@
       </w:r>
       <w:r>
         <w:rPr>
-          <w:rFonts w:ascii="Arial Narrow" w:eastAsia="Times New Roman" w:hAnsi="Arial Narrow" w:cs="Segoe UI"/>
-          <w:color w:val="000000"/>
-          <w:kern w:val="0"/>
+          <w:rFonts w:ascii="Arial Narrow" w:eastAsia="Arial Narrow" w:hAnsi="Arial Narrow" w:cs="Arial Narrow"/>
+          <w:color w:val="000000"/>
+          <w:kern w:val="0"/>
+          <w:sz w:val="22"/>
+          <w:szCs w:val="22"/>
           <w:lang w:eastAsia="es-PE"/>
           <w14:ligatures w14:val="none"/>
         </w:rPr>
@@ -2100,9 +2466,11 @@
       </w:r>
       <w:r>
         <w:rPr>
-          <w:rFonts w:ascii="Arial Narrow" w:eastAsia="Times New Roman" w:hAnsi="Arial Narrow" w:cs="Segoe UI"/>
-          <w:color w:val="000000"/>
-          <w:kern w:val="0"/>
+          <w:rFonts w:ascii="Arial Narrow" w:eastAsia="Arial Narrow" w:hAnsi="Arial Narrow" w:cs="Arial Narrow"/>
+          <w:color w:val="000000"/>
+          <w:kern w:val="0"/>
+          <w:sz w:val="22"/>
+          <w:szCs w:val="22"/>
           <w:lang w:eastAsia="es-PE"/>
           <w14:ligatures w14:val="none"/>
         </w:rPr>
@@ -2113,6 +2481,8 @@
           <w:rFonts w:ascii="Arial Narrow" w:eastAsia="Arial Narrow" w:hAnsi="Arial Narrow" w:cs="Arial Narrow"/>
           <w:kern w:val="0"/>
           <w14:ligatures w14:val="none"/>
+          <w:sz w:val="22"/>
+          <w:szCs w:val="22"/>
         </w:rPr>
         <w:t xml:space="preserve"/>
       </w:r>
@@ -2122,6 +2492,8 @@
           <w:rFonts w:ascii="Arial Narrow" w:eastAsia="Arial Narrow" w:hAnsi="Arial Narrow" w:cs="Arial Narrow"/>
           <w:kern w:val="0"/>
           <w14:ligatures w14:val="none"/>
+          <w:sz w:val="22"/>
+          <w:szCs w:val="22"/>
         </w:rPr>
         <w:t xml:space="preserve"/>
       </w:r>
@@ -2130,9 +2502,11 @@
       <w:bookmarkStart w:id="9" w:name="_Hlk213151898"/>
       <w:r>
         <w:rPr>
-          <w:rFonts w:ascii="Arial Narrow" w:eastAsia="Times New Roman" w:hAnsi="Arial Narrow" w:cs="Times New Roman"/>
-          <w:color w:val="000000"/>
-          <w:kern w:val="0"/>
+          <w:rFonts w:ascii="Arial Narrow" w:eastAsia="Arial Narrow" w:hAnsi="Arial Narrow" w:cs="Arial Narrow"/>
+          <w:color w:val="000000"/>
+          <w:kern w:val="0"/>
+          <w:sz w:val="22"/>
+          <w:szCs w:val="22"/>
           <w:shd w:val="clear" w:color="auto" w:fill="FFFFFF"/>
           <w:lang w:eastAsia="es-PE"/>
           <w14:ligatures w14:val="none"/>
@@ -2144,14 +2518,18 @@
           <w:rFonts w:ascii="Arial Narrow" w:eastAsia="Arial Narrow" w:hAnsi="Arial Narrow" w:cs="Arial Narrow"/>
           <w:kern w:val="0"/>
           <w14:ligatures w14:val="none"/>
+          <w:sz w:val="22"/>
+          <w:szCs w:val="22"/>
         </w:rPr>
         <w:t/>
       </w:r>
       <w:r>
         <w:rPr>
-          <w:rFonts w:ascii="Arial Narrow" w:eastAsia="Times New Roman" w:hAnsi="Arial Narrow" w:cs="Segoe UI"/>
-          <w:color w:val="000000"/>
-          <w:kern w:val="0"/>
+          <w:rFonts w:ascii="Arial Narrow" w:eastAsia="Arial Narrow" w:hAnsi="Arial Narrow" w:cs="Arial Narrow"/>
+          <w:color w:val="000000"/>
+          <w:kern w:val="0"/>
+          <w:sz w:val="22"/>
+          <w:szCs w:val="22"/>
           <w:lang w:eastAsia="es-PE"/>
           <w14:ligatures w14:val="none"/>
         </w:rPr>
@@ -2162,14 +2540,18 @@
           <w:rFonts w:ascii="Arial Narrow" w:eastAsia="Arial Narrow" w:hAnsi="Arial Narrow" w:cs="Arial Narrow"/>
           <w:kern w:val="0"/>
           <w14:ligatures w14:val="none"/>
+          <w:sz w:val="22"/>
+          <w:szCs w:val="22"/>
         </w:rPr>
         <w:t xml:space="preserve"/>
       </w:r>
       <w:r>
         <w:rPr>
-          <w:rFonts w:ascii="Arial Narrow" w:eastAsia="Times New Roman" w:hAnsi="Arial Narrow" w:cs="Segoe UI"/>
-          <w:color w:val="000000"/>
-          <w:kern w:val="0"/>
+          <w:rFonts w:ascii="Arial Narrow" w:eastAsia="Arial Narrow" w:hAnsi="Arial Narrow" w:cs="Arial Narrow"/>
+          <w:color w:val="000000"/>
+          <w:kern w:val="0"/>
+          <w:sz w:val="22"/>
+          <w:szCs w:val="22"/>
           <w:lang w:eastAsia="es-PE"/>
           <w14:ligatures w14:val="none"/>
         </w:rPr>
@@ -2180,6 +2562,8 @@
           <w:rFonts w:ascii="Arial Narrow" w:eastAsia="Arial Narrow" w:hAnsi="Arial Narrow" w:cs="Arial Narrow"/>
           <w:kern w:val="0"/>
           <w14:ligatures w14:val="none"/>
+          <w:sz w:val="22"/>
+          <w:szCs w:val="22"/>
         </w:rPr>
         <w:t xml:space="preserve"/>
       </w:r>
@@ -2188,8 +2572,10 @@
       <w:r>
         <w:rPr>
           <w:rStyle w:val="Refdenotaalpie"/>
-          <w:rFonts w:ascii="Arial Narrow" w:eastAsia="Arial Narrow" w:hAnsi="Arial Narrow" w:cs="Arial"/>
-          <w:kern w:val="0"/>
+          <w:rFonts w:ascii="Arial Narrow" w:eastAsia="Arial Narrow" w:hAnsi="Arial Narrow" w:cs="Arial Narrow"/>
+          <w:kern w:val="0"/>
+          <w:sz w:val="22"/>
+          <w:szCs w:val="22"/>
           <w:vertAlign w:val="superscript"/>
           <w14:ligatures w14:val="none"/>
         </w:rPr>
@@ -2201,6 +2587,8 @@
           <w:rFonts w:ascii="Arial Narrow" w:eastAsia="Arial Narrow" w:hAnsi="Arial Narrow" w:cs="Arial Narrow"/>
           <w:kern w:val="0"/>
           <w14:ligatures w14:val="none"/>
+          <w:sz w:val="22"/>
+          <w:szCs w:val="22"/>
         </w:rPr>
         <w:t/>
       </w:r>
@@ -2221,17 +2609,21 @@
         <w:ind w:left="567" w:hanging="567"/>
         <w:jc w:val="both"/>
         <w:rPr>
-          <w:rFonts w:ascii="Arial Narrow" w:eastAsia="Calibri" w:hAnsi="Arial Narrow" w:cs="Arial Narrow"/>
-          <w:kern w:val="0"/>
-          <w:lang w:eastAsia="es-PE"/>
-          <w14:ligatures w14:val="none"/>
-        </w:rPr>
-      </w:pPr>
-      <w:r>
-        <w:rPr>
-          <w:rFonts w:ascii="Arial Narrow" w:eastAsia="Arial" w:hAnsi="Arial Narrow" w:cs="Arial"/>
-          <w:color w:val="000000"/>
-          <w:kern w:val="0"/>
+          <w:rFonts w:ascii="Arial Narrow" w:eastAsia="Arial Narrow" w:hAnsi="Arial Narrow" w:cs="Arial Narrow"/>
+          <w:kern w:val="0"/>
+          <w:sz w:val="22"/>
+          <w:szCs w:val="22"/>
+          <w:lang w:eastAsia="es-PE"/>
+          <w14:ligatures w14:val="none"/>
+        </w:rPr>
+      </w:pPr>
+      <w:r>
+        <w:rPr>
+          <w:rFonts w:ascii="Arial Narrow" w:eastAsia="Arial Narrow" w:hAnsi="Arial Narrow" w:cs="Arial Narrow"/>
+          <w:color w:val="000000"/>
+          <w:kern w:val="0"/>
+          <w:sz w:val="22"/>
+          <w:szCs w:val="22"/>
           <w:lang w:eastAsia="es-PE"/>
           <w14:ligatures w14:val="none"/>
         </w:rPr>
@@ -2243,6 +2635,8 @@
           <w:rStyle w:val="Refdenotaalpie"/>
           <w:rFonts w:ascii="Arial Narrow" w:eastAsia="Arial Narrow" w:hAnsi="Arial Narrow" w:cs="Arial Narrow"/>
           <w:kern w:val="0"/>
+          <w:sz w:val="22"/>
+          <w:szCs w:val="22"/>
           <w:vertAlign w:val="superscript"/>
           <w14:ligatures w14:val="none"/>
         </w:rPr>
@@ -2250,9 +2644,11 @@
       </w:r>
       <w:r>
         <w:rPr>
-          <w:rFonts w:ascii="Arial Narrow" w:eastAsia="Arial" w:hAnsi="Arial Narrow" w:cs="Arial"/>
-          <w:color w:val="000000"/>
-          <w:kern w:val="0"/>
+          <w:rFonts w:ascii="Arial Narrow" w:eastAsia="Arial Narrow" w:hAnsi="Arial Narrow" w:cs="Arial Narrow"/>
+          <w:color w:val="000000"/>
+          <w:kern w:val="0"/>
+          <w:sz w:val="22"/>
+          <w:szCs w:val="22"/>
           <w:lang w:eastAsia="es-PE"/>
           <w14:ligatures w14:val="none"/>
         </w:rPr>
@@ -2270,6 +2666,8 @@
           <w:rFonts w:ascii="Arial Narrow" w:eastAsia="Arial Narrow" w:hAnsi="Arial Narrow" w:cs="Arial Narrow"/>
           <w:color w:val="000000"/>
           <w:kern w:val="0"/>
+          <w:sz w:val="22"/>
+          <w:szCs w:val="22"/>
           <w:lang w:eastAsia="es-PE"/>
           <w14:ligatures w14:val="none"/>
         </w:rPr>
@@ -2290,16 +2688,20 @@
           <w:b/>
           <w:color w:val="000000"/>
           <w:kern w:val="0"/>
-          <w:lang w:eastAsia="es-PE"/>
-          <w14:ligatures w14:val="none"/>
-        </w:rPr>
-      </w:pPr>
-      <w:r>
-        <w:rPr>
-          <w:rFonts w:ascii="Arial Narrow" w:eastAsia="Arial Narrow" w:hAnsi="Arial Narrow" w:cs="Arial Narrow"/>
-          <w:b/>
-          <w:color w:val="000000"/>
-          <w:kern w:val="0"/>
+          <w:sz w:val="22"/>
+          <w:szCs w:val="22"/>
+          <w:lang w:eastAsia="es-PE"/>
+          <w14:ligatures w14:val="none"/>
+        </w:rPr>
+      </w:pPr>
+      <w:r>
+        <w:rPr>
+          <w:rFonts w:ascii="Arial Narrow" w:eastAsia="Arial Narrow" w:hAnsi="Arial Narrow" w:cs="Arial Narrow"/>
+          <w:b/>
+          <w:color w:val="000000"/>
+          <w:kern w:val="0"/>
+          <w:sz w:val="22"/>
+          <w:szCs w:val="22"/>
           <w:lang w:eastAsia="es-PE"/>
           <w14:ligatures w14:val="none"/>
         </w:rPr>
@@ -2311,6 +2713,8 @@
           <w:b/>
           <w:color w:val="000000"/>
           <w:kern w:val="0"/>
+          <w:sz w:val="22"/>
+          <w:szCs w:val="22"/>
           <w:lang w:eastAsia="es-PE"/>
           <w14:ligatures w14:val="none"/>
         </w:rPr>
@@ -2322,6 +2726,8 @@
           <w:b/>
           <w:color w:val="000000"/>
           <w:kern w:val="0"/>
+          <w:sz w:val="22"/>
+          <w:szCs w:val="22"/>
           <w:lang w:eastAsia="es-PE"/>
           <w14:ligatures w14:val="none"/>
         </w:rPr>
@@ -2333,9 +2739,11 @@
         <w:spacing w:after="0" w:line="240" w:lineRule="auto"/>
         <w:jc w:val="both"/>
         <w:rPr>
-          <w:rFonts w:ascii="Arial Narrow" w:eastAsia="Times New Roman" w:hAnsi="Arial Narrow" w:cs="Arial"/>
-          <w:color w:val="000000"/>
-          <w:kern w:val="0"/>
+          <w:rFonts w:ascii="Arial Narrow" w:eastAsia="Arial Narrow" w:hAnsi="Arial Narrow" w:cs="Arial Narrow"/>
+          <w:color w:val="000000"/>
+          <w:kern w:val="0"/>
+          <w:sz w:val="22"/>
+          <w:szCs w:val="22"/>
           <w:lang w:val="es-ES" w:eastAsia="es-ES"/>
           <w14:ligatures w14:val="none"/>
         </w:rPr>
@@ -2352,18 +2760,22 @@
         <w:ind w:left="567" w:hanging="567"/>
         <w:jc w:val="both"/>
         <w:rPr>
-          <w:rFonts w:ascii="Arial Narrow" w:eastAsia="Times New Roman" w:hAnsi="Arial Narrow" w:cs="Arial"/>
-          <w:color w:val="000000"/>
-          <w:kern w:val="0"/>
+          <w:rFonts w:ascii="Arial Narrow" w:eastAsia="Arial Narrow" w:hAnsi="Arial Narrow" w:cs="Arial Narrow"/>
+          <w:color w:val="000000"/>
+          <w:kern w:val="0"/>
+          <w:sz w:val="22"/>
+          <w:szCs w:val="22"/>
           <w:lang w:val="es-ES" w:eastAsia="es-ES"/>
           <w14:ligatures w14:val="none"/>
         </w:rPr>
       </w:pPr>
       <w:r>
         <w:rPr>
-          <w:rFonts w:ascii="Arial Narrow" w:eastAsia="Times New Roman" w:hAnsi="Arial Narrow" w:cs="Arial"/>
-          <w:color w:val="000000"/>
-          <w:kern w:val="0"/>
+          <w:rFonts w:ascii="Arial Narrow" w:eastAsia="Arial Narrow" w:hAnsi="Arial Narrow" w:cs="Arial Narrow"/>
+          <w:color w:val="000000"/>
+          <w:kern w:val="0"/>
+          <w:sz w:val="22"/>
+          <w:szCs w:val="22"/>
           <w:lang w:val="es-ES" w:eastAsia="es-ES"/>
           <w14:ligatures w14:val="none"/>
         </w:rPr>
@@ -2372,9 +2784,11 @@
       <w:bookmarkEnd w:id="11"/>
       <w:r>
         <w:rPr>
-          <w:rFonts w:ascii="Arial Narrow" w:eastAsia="Times New Roman" w:hAnsi="Arial Narrow" w:cs="Arial"/>
-          <w:color w:val="000000"/>
-          <w:kern w:val="0"/>
+          <w:rFonts w:ascii="Arial Narrow" w:eastAsia="Arial Narrow" w:hAnsi="Arial Narrow" w:cs="Arial Narrow"/>
+          <w:color w:val="000000"/>
+          <w:kern w:val="0"/>
+          <w:sz w:val="22"/>
+          <w:szCs w:val="22"/>
           <w:lang w:val="es-ES" w:eastAsia="es-ES"/>
           <w14:ligatures w14:val="none"/>
         </w:rPr>
@@ -2382,9 +2796,11 @@
       </w:r>
       <w:r>
         <w:rPr>
-          <w:rFonts w:ascii="Arial Narrow" w:eastAsia="Times New Roman" w:hAnsi="Arial Narrow" w:cs="Arial"/>
-          <w:color w:val="000000"/>
-          <w:kern w:val="0"/>
+          <w:rFonts w:ascii="Arial Narrow" w:eastAsia="Arial Narrow" w:hAnsi="Arial Narrow" w:cs="Arial Narrow"/>
+          <w:color w:val="000000"/>
+          <w:kern w:val="0"/>
+          <w:sz w:val="22"/>
+          <w:szCs w:val="22"/>
           <w:lang w:val="es-ES" w:eastAsia="es-ES"/>
           <w14:ligatures w14:val="none"/>
         </w:rPr>
@@ -2392,9 +2808,11 @@
       </w:r>
       <w:r>
         <w:rPr>
-          <w:rFonts w:ascii="Arial Narrow" w:eastAsia="Times New Roman" w:hAnsi="Arial Narrow" w:cs="Arial"/>
-          <w:color w:val="000000"/>
-          <w:kern w:val="0"/>
+          <w:rFonts w:ascii="Arial Narrow" w:eastAsia="Arial Narrow" w:hAnsi="Arial Narrow" w:cs="Arial Narrow"/>
+          <w:color w:val="000000"/>
+          <w:kern w:val="0"/>
+          <w:sz w:val="22"/>
+          <w:szCs w:val="22"/>
           <w:lang w:val="es-ES" w:eastAsia="es-ES"/>
           <w14:ligatures w14:val="none"/>
         </w:rPr>
@@ -2402,9 +2820,11 @@
       </w:r>
       <w:r>
         <w:rPr>
-          <w:rFonts w:ascii="Arial Narrow" w:eastAsia="Times New Roman" w:hAnsi="Arial Narrow" w:cs="Arial"/>
-          <w:color w:val="000000"/>
-          <w:kern w:val="0"/>
+          <w:rFonts w:ascii="Arial Narrow" w:eastAsia="Arial Narrow" w:hAnsi="Arial Narrow" w:cs="Arial Narrow"/>
+          <w:color w:val="000000"/>
+          <w:kern w:val="0"/>
+          <w:sz w:val="22"/>
+          <w:szCs w:val="22"/>
           <w:lang w:val="es-ES" w:eastAsia="es-ES"/>
           <w14:ligatures w14:val="none"/>
         </w:rPr>
@@ -2412,9 +2832,11 @@
       </w:r>
       <w:r>
         <w:rPr>
-          <w:rFonts w:ascii="Arial Narrow" w:eastAsia="Times New Roman" w:hAnsi="Arial Narrow" w:cs="Arial"/>
-          <w:color w:val="000000"/>
-          <w:kern w:val="0"/>
+          <w:rFonts w:ascii="Arial Narrow" w:eastAsia="Arial Narrow" w:hAnsi="Arial Narrow" w:cs="Arial Narrow"/>
+          <w:color w:val="000000"/>
+          <w:kern w:val="0"/>
+          <w:sz w:val="22"/>
+          <w:szCs w:val="22"/>
           <w:lang w:val="es-ES" w:eastAsia="es-ES"/>
           <w14:ligatures w14:val="none"/>
         </w:rPr>
@@ -2422,9 +2844,11 @@
       </w:r>
       <w:r>
         <w:rPr>
-          <w:rFonts w:ascii="Arial Narrow" w:eastAsia="Times New Roman" w:hAnsi="Arial Narrow" w:cs="Arial"/>
-          <w:color w:val="000000"/>
-          <w:kern w:val="0"/>
+          <w:rFonts w:ascii="Arial Narrow" w:eastAsia="Arial Narrow" w:hAnsi="Arial Narrow" w:cs="Arial Narrow"/>
+          <w:color w:val="000000"/>
+          <w:kern w:val="0"/>
+          <w:sz w:val="22"/>
+          <w:szCs w:val="22"/>
           <w:lang w:val="es-ES" w:eastAsia="es-ES"/>
           <w14:ligatures w14:val="none"/>
         </w:rPr>
@@ -2432,9 +2856,11 @@
       </w:r>
       <w:r>
         <w:rPr>
-          <w:rFonts w:ascii="Arial Narrow" w:eastAsia="Times New Roman" w:hAnsi="Arial Narrow" w:cs="Arial"/>
-          <w:color w:val="000000"/>
-          <w:kern w:val="0"/>
+          <w:rFonts w:ascii="Arial Narrow" w:eastAsia="Arial Narrow" w:hAnsi="Arial Narrow" w:cs="Arial Narrow"/>
+          <w:color w:val="000000"/>
+          <w:kern w:val="0"/>
+          <w:sz w:val="22"/>
+          <w:szCs w:val="22"/>
           <w:lang w:val="es-ES" w:eastAsia="es-ES"/>
           <w14:ligatures w14:val="none"/>
         </w:rPr>
@@ -2442,9 +2868,11 @@
       </w:r>
       <w:r>
         <w:rPr>
-          <w:rFonts w:ascii="Arial Narrow" w:eastAsia="Times New Roman" w:hAnsi="Arial Narrow" w:cs="Arial"/>
-          <w:color w:val="000000"/>
-          <w:kern w:val="0"/>
+          <w:rFonts w:ascii="Arial Narrow" w:eastAsia="Arial Narrow" w:hAnsi="Arial Narrow" w:cs="Arial Narrow"/>
+          <w:color w:val="000000"/>
+          <w:kern w:val="0"/>
+          <w:sz w:val="22"/>
+          <w:szCs w:val="22"/>
           <w:lang w:val="es-ES" w:eastAsia="es-ES"/>
           <w14:ligatures w14:val="none"/>
         </w:rPr>
@@ -2452,9 +2880,11 @@
       </w:r>
       <w:r>
         <w:rPr>
-          <w:rFonts w:ascii="Arial Narrow" w:eastAsia="Times New Roman" w:hAnsi="Arial Narrow" w:cs="Arial"/>
-          <w:color w:val="000000"/>
-          <w:kern w:val="0"/>
+          <w:rFonts w:ascii="Arial Narrow" w:eastAsia="Arial Narrow" w:hAnsi="Arial Narrow" w:cs="Arial Narrow"/>
+          <w:color w:val="000000"/>
+          <w:kern w:val="0"/>
+          <w:sz w:val="22"/>
+          <w:szCs w:val="22"/>
           <w:lang w:val="es-ES" w:eastAsia="es-ES"/>
           <w14:ligatures w14:val="none"/>
         </w:rPr>
@@ -2462,9 +2892,11 @@
       </w:r>
       <w:r>
         <w:rPr>
-          <w:rFonts w:ascii="Arial Narrow" w:eastAsia="Times New Roman" w:hAnsi="Arial Narrow" w:cs="Arial"/>
-          <w:color w:val="000000"/>
-          <w:kern w:val="0"/>
+          <w:rFonts w:ascii="Arial Narrow" w:eastAsia="Arial Narrow" w:hAnsi="Arial Narrow" w:cs="Arial Narrow"/>
+          <w:color w:val="000000"/>
+          <w:kern w:val="0"/>
+          <w:sz w:val="22"/>
+          <w:szCs w:val="22"/>
           <w:lang w:val="es-ES" w:eastAsia="es-ES"/>
           <w14:ligatures w14:val="none"/>
         </w:rPr>
@@ -2473,9 +2905,11 @@
       <w:bookmarkStart w:id="13" w:name="_Hlk211877008"/>
       <w:r>
         <w:rPr>
-          <w:rFonts w:ascii="Arial Narrow" w:eastAsia="Times New Roman" w:hAnsi="Arial Narrow" w:cs="Arial"/>
-          <w:color w:val="000000"/>
-          <w:kern w:val="0"/>
+          <w:rFonts w:ascii="Arial Narrow" w:eastAsia="Arial Narrow" w:hAnsi="Arial Narrow" w:cs="Arial Narrow"/>
+          <w:color w:val="000000"/>
+          <w:kern w:val="0"/>
+          <w:sz w:val="22"/>
+          <w:szCs w:val="22"/>
           <w:lang w:val="es-ES" w:eastAsia="es-ES"/>
           <w14:ligatures w14:val="none"/>
         </w:rPr>
@@ -2484,9 +2918,11 @@
       <w:bookmarkEnd w:id="13"/>
       <w:r>
         <w:rPr>
-          <w:rFonts w:ascii="Arial Narrow" w:eastAsia="Times New Roman" w:hAnsi="Arial Narrow" w:cs="Arial"/>
-          <w:color w:val="000000"/>
-          <w:kern w:val="0"/>
+          <w:rFonts w:ascii="Arial Narrow" w:eastAsia="Arial Narrow" w:hAnsi="Arial Narrow" w:cs="Arial Narrow"/>
+          <w:color w:val="000000"/>
+          <w:kern w:val="0"/>
+          <w:sz w:val="22"/>
+          <w:szCs w:val="22"/>
           <w:lang w:val="es-ES" w:eastAsia="es-ES"/>
           <w14:ligatures w14:val="none"/>
         </w:rPr>
@@ -2495,9 +2931,11 @@
       <w:proofErr w:type="spellStart"/>
       <w:r>
         <w:rPr>
-          <w:rFonts w:ascii="Arial Narrow" w:eastAsia="Times New Roman" w:hAnsi="Arial Narrow" w:cs="Arial"/>
-          <w:color w:val="000000"/>
-          <w:kern w:val="0"/>
+          <w:rFonts w:ascii="Arial Narrow" w:eastAsia="Arial Narrow" w:hAnsi="Arial Narrow" w:cs="Arial Narrow"/>
+          <w:color w:val="000000"/>
+          <w:kern w:val="0"/>
+          <w:sz w:val="22"/>
+          <w:szCs w:val="22"/>
           <w:lang w:val="es-ES" w:eastAsia="es-ES"/>
           <w14:ligatures w14:val="none"/>
         </w:rPr>
@@ -2506,9 +2944,11 @@
       <w:proofErr w:type="spellEnd"/>
       <w:r>
         <w:rPr>
-          <w:rFonts w:ascii="Arial Narrow" w:eastAsia="Times New Roman" w:hAnsi="Arial Narrow" w:cs="Arial"/>
-          <w:color w:val="000000"/>
-          <w:kern w:val="0"/>
+          <w:rFonts w:ascii="Arial Narrow" w:eastAsia="Arial Narrow" w:hAnsi="Arial Narrow" w:cs="Arial Narrow"/>
+          <w:color w:val="000000"/>
+          <w:kern w:val="0"/>
+          <w:sz w:val="22"/>
+          <w:szCs w:val="22"/>
           <w:lang w:val="es-ES" w:eastAsia="es-ES"/>
           <w14:ligatures w14:val="none"/>
         </w:rPr>
@@ -2516,9 +2956,11 @@
       </w:r>
       <w:r>
         <w:rPr>
-          <w:rFonts w:ascii="Arial Narrow" w:eastAsia="Times New Roman" w:hAnsi="Arial Narrow" w:cs="Arial"/>
-          <w:color w:val="000000"/>
-          <w:kern w:val="0"/>
+          <w:rFonts w:ascii="Arial Narrow" w:eastAsia="Arial Narrow" w:hAnsi="Arial Narrow" w:cs="Arial Narrow"/>
+          <w:color w:val="000000"/>
+          <w:kern w:val="0"/>
+          <w:sz w:val="22"/>
+          <w:szCs w:val="22"/>
           <w:lang w:val="es-ES" w:eastAsia="es-ES"/>
           <w14:ligatures w14:val="none"/>
         </w:rPr>
@@ -2526,9 +2968,11 @@
       </w:r>
       <w:r>
         <w:rPr>
-          <w:rFonts w:ascii="Arial Narrow" w:eastAsia="Times New Roman" w:hAnsi="Arial Narrow" w:cs="Arial"/>
-          <w:color w:val="000000"/>
-          <w:kern w:val="0"/>
+          <w:rFonts w:ascii="Arial Narrow" w:eastAsia="Arial Narrow" w:hAnsi="Arial Narrow" w:cs="Arial Narrow"/>
+          <w:color w:val="000000"/>
+          <w:kern w:val="0"/>
+          <w:sz w:val="22"/>
+          <w:szCs w:val="22"/>
           <w:lang w:val="es-ES" w:eastAsia="es-ES"/>
           <w14:ligatures w14:val="none"/>
         </w:rPr>
@@ -2536,9 +2980,11 @@
       </w:r>
       <w:r>
         <w:rPr>
-          <w:rFonts w:ascii="Arial Narrow" w:eastAsia="Times New Roman" w:hAnsi="Arial Narrow" w:cs="Arial"/>
-          <w:color w:val="000000"/>
-          <w:kern w:val="0"/>
+          <w:rFonts w:ascii="Arial Narrow" w:eastAsia="Arial Narrow" w:hAnsi="Arial Narrow" w:cs="Arial Narrow"/>
+          <w:color w:val="000000"/>
+          <w:kern w:val="0"/>
+          <w:sz w:val="22"/>
+          <w:szCs w:val="22"/>
           <w:lang w:val="es-ES" w:eastAsia="es-ES"/>
           <w14:ligatures w14:val="none"/>
         </w:rPr>
@@ -2546,9 +2992,11 @@
       </w:r>
       <w:r>
         <w:rPr>
-          <w:rFonts w:ascii="Arial Narrow" w:eastAsia="Times New Roman" w:hAnsi="Arial Narrow" w:cs="Arial"/>
-          <w:color w:val="000000"/>
-          <w:kern w:val="0"/>
+          <w:rFonts w:ascii="Arial Narrow" w:eastAsia="Arial Narrow" w:hAnsi="Arial Narrow" w:cs="Arial Narrow"/>
+          <w:color w:val="000000"/>
+          <w:kern w:val="0"/>
+          <w:sz w:val="22"/>
+          <w:szCs w:val="22"/>
           <w:lang w:eastAsia="es-ES"/>
           <w14:ligatures w14:val="none"/>
         </w:rPr>
@@ -2556,9 +3004,11 @@
       </w:r>
       <w:r>
         <w:rPr>
-          <w:rFonts w:ascii="Arial Narrow" w:eastAsia="Times New Roman" w:hAnsi="Arial Narrow" w:cs="Arial"/>
-          <w:color w:val="000000"/>
-          <w:kern w:val="0"/>
+          <w:rFonts w:ascii="Arial Narrow" w:eastAsia="Arial Narrow" w:hAnsi="Arial Narrow" w:cs="Arial Narrow"/>
+          <w:color w:val="000000"/>
+          <w:kern w:val="0"/>
+          <w:sz w:val="22"/>
+          <w:szCs w:val="22"/>
           <w:lang w:val="es-ES" w:eastAsia="es-ES"/>
           <w14:ligatures w14:val="none"/>
         </w:rPr>
@@ -2567,9 +3017,11 @@
       <w:proofErr w:type="spellStart"/>
       <w:r>
         <w:rPr>
-          <w:rFonts w:ascii="Arial Narrow" w:eastAsia="Times New Roman" w:hAnsi="Arial Narrow" w:cs="Arial"/>
-          <w:color w:val="000000"/>
-          <w:kern w:val="0"/>
+          <w:rFonts w:ascii="Arial Narrow" w:eastAsia="Arial Narrow" w:hAnsi="Arial Narrow" w:cs="Arial Narrow"/>
+          <w:color w:val="000000"/>
+          <w:kern w:val="0"/>
+          <w:sz w:val="22"/>
+          <w:szCs w:val="22"/>
           <w:lang w:val="es-ES" w:eastAsia="es-ES"/>
           <w14:ligatures w14:val="none"/>
         </w:rPr>
@@ -2578,9 +3030,11 @@
       <w:proofErr w:type="spellEnd"/>
       <w:r>
         <w:rPr>
-          <w:rFonts w:ascii="Arial Narrow" w:eastAsia="Times New Roman" w:hAnsi="Arial Narrow" w:cs="Arial"/>
-          <w:color w:val="000000"/>
-          <w:kern w:val="0"/>
+          <w:rFonts w:ascii="Arial Narrow" w:eastAsia="Arial Narrow" w:hAnsi="Arial Narrow" w:cs="Arial Narrow"/>
+          <w:color w:val="000000"/>
+          <w:kern w:val="0"/>
+          <w:sz w:val="22"/>
+          <w:szCs w:val="22"/>
           <w:lang w:val="es-ES" w:eastAsia="es-ES"/>
           <w14:ligatures w14:val="none"/>
         </w:rPr>
@@ -2588,9 +3042,11 @@
       </w:r>
       <w:r>
         <w:rPr>
-          <w:rFonts w:ascii="Arial Narrow" w:eastAsia="Times New Roman" w:hAnsi="Arial Narrow" w:cs="Arial"/>
-          <w:color w:val="000000"/>
-          <w:kern w:val="0"/>
+          <w:rFonts w:ascii="Arial Narrow" w:eastAsia="Arial Narrow" w:hAnsi="Arial Narrow" w:cs="Arial Narrow"/>
+          <w:color w:val="000000"/>
+          <w:kern w:val="0"/>
+          <w:sz w:val="22"/>
+          <w:szCs w:val="22"/>
           <w:lang w:val="es-ES" w:eastAsia="es-ES"/>
           <w14:ligatures w14:val="none"/>
         </w:rPr>
@@ -2598,9 +3054,11 @@
       </w:r>
       <w:r>
         <w:rPr>
-          <w:rFonts w:ascii="Arial Narrow" w:eastAsia="Times New Roman" w:hAnsi="Arial Narrow" w:cs="Arial"/>
-          <w:color w:val="000000"/>
-          <w:kern w:val="0"/>
+          <w:rFonts w:ascii="Arial Narrow" w:eastAsia="Arial Narrow" w:hAnsi="Arial Narrow" w:cs="Arial Narrow"/>
+          <w:color w:val="000000"/>
+          <w:kern w:val="0"/>
+          <w:sz w:val="22"/>
+          <w:szCs w:val="22"/>
           <w:lang w:val="es-ES" w:eastAsia="es-ES"/>
           <w14:ligatures w14:val="none"/>
         </w:rPr>
@@ -2608,9 +3066,11 @@
       </w:r>
       <w:r>
         <w:rPr>
-          <w:rFonts w:ascii="Arial Narrow" w:eastAsia="Times New Roman" w:hAnsi="Arial Narrow" w:cs="Arial"/>
-          <w:color w:val="000000"/>
-          <w:kern w:val="0"/>
+          <w:rFonts w:ascii="Arial Narrow" w:eastAsia="Arial Narrow" w:hAnsi="Arial Narrow" w:cs="Arial Narrow"/>
+          <w:color w:val="000000"/>
+          <w:kern w:val="0"/>
+          <w:sz w:val="22"/>
+          <w:szCs w:val="22"/>
           <w:lang w:val="es-ES" w:eastAsia="es-ES"/>
           <w14:ligatures w14:val="none"/>
         </w:rPr>
@@ -2618,9 +3078,11 @@
       </w:r>
       <w:r>
         <w:rPr>
-          <w:rFonts w:ascii="Arial Narrow" w:eastAsia="Times New Roman" w:hAnsi="Arial Narrow" w:cs="Arial"/>
-          <w:color w:val="000000"/>
-          <w:kern w:val="0"/>
+          <w:rFonts w:ascii="Arial Narrow" w:eastAsia="Arial Narrow" w:hAnsi="Arial Narrow" w:cs="Arial Narrow"/>
+          <w:color w:val="000000"/>
+          <w:kern w:val="0"/>
+          <w:sz w:val="22"/>
+          <w:szCs w:val="22"/>
           <w:lang w:val="es-ES" w:eastAsia="es-ES"/>
           <w14:ligatures w14:val="none"/>
         </w:rPr>
@@ -2628,9 +3090,11 @@
       </w:r>
       <w:r>
         <w:rPr>
-          <w:rFonts w:ascii="Arial Narrow" w:eastAsia="Times New Roman" w:hAnsi="Arial Narrow" w:cs="Arial"/>
-          <w:color w:val="000000"/>
-          <w:kern w:val="0"/>
+          <w:rFonts w:ascii="Arial Narrow" w:eastAsia="Arial Narrow" w:hAnsi="Arial Narrow" w:cs="Arial Narrow"/>
+          <w:color w:val="000000"/>
+          <w:kern w:val="0"/>
+          <w:sz w:val="22"/>
+          <w:szCs w:val="22"/>
           <w:lang w:eastAsia="es-ES"/>
           <w14:ligatures w14:val="none"/>
         </w:rPr>
@@ -2645,9 +3109,11 @@
         <w:ind w:left="567"/>
         <w:jc w:val="both"/>
         <w:rPr>
-          <w:rFonts w:ascii="Arial Narrow" w:eastAsia="Times New Roman" w:hAnsi="Arial Narrow" w:cs="Arial"/>
-          <w:color w:val="000000"/>
-          <w:kern w:val="0"/>
+          <w:rFonts w:ascii="Arial Narrow" w:eastAsia="Arial Narrow" w:hAnsi="Arial Narrow" w:cs="Arial Narrow"/>
+          <w:color w:val="000000"/>
+          <w:kern w:val="0"/>
+          <w:sz w:val="22"/>
+          <w:szCs w:val="22"/>
           <w:lang w:val="es-ES" w:eastAsia="es-ES"/>
           <w14:ligatures w14:val="none"/>
         </w:rPr>
@@ -2667,16 +3133,20 @@
           <w:b/>
           <w:color w:val="000000"/>
           <w:kern w:val="0"/>
-          <w:lang w:eastAsia="es-PE"/>
-          <w14:ligatures w14:val="none"/>
-        </w:rPr>
-      </w:pPr>
-      <w:r>
-        <w:rPr>
-          <w:rFonts w:ascii="Arial Narrow" w:eastAsia="Arial Narrow" w:hAnsi="Arial Narrow" w:cs="Arial Narrow"/>
-          <w:b/>
-          <w:color w:val="000000"/>
-          <w:kern w:val="0"/>
+          <w:sz w:val="22"/>
+          <w:szCs w:val="22"/>
+          <w:lang w:eastAsia="es-PE"/>
+          <w14:ligatures w14:val="none"/>
+        </w:rPr>
+      </w:pPr>
+      <w:r>
+        <w:rPr>
+          <w:rFonts w:ascii="Arial Narrow" w:eastAsia="Arial Narrow" w:hAnsi="Arial Narrow" w:cs="Arial Narrow"/>
+          <w:b/>
+          <w:color w:val="000000"/>
+          <w:kern w:val="0"/>
+          <w:sz w:val="22"/>
+          <w:szCs w:val="22"/>
           <w:lang w:eastAsia="es-PE"/>
           <w14:ligatures w14:val="none"/>
         </w:rPr>
@@ -2692,30 +3162,36 @@
           <w:b/>
           <w:color w:val="000000"/>
           <w:kern w:val="0"/>
-          <w:lang w:eastAsia="es-PE"/>
-          <w14:ligatures w14:val="none"/>
-        </w:rPr>
-      </w:pPr>
-    </w:p>
-    <w:p>
-      <w:pPr>
-        <w:spacing w:after="0" w:line="240" w:lineRule="auto"/>
-        <w:jc w:val="both"/>
-        <w:rPr>
-          <w:rFonts w:ascii="Arial Narrow" w:eastAsia="Arial Narrow" w:hAnsi="Arial Narrow" w:cs="Arial Narrow"/>
-          <w:b/>
-          <w:color w:val="000000"/>
-          <w:kern w:val="0"/>
-          <w:lang w:eastAsia="es-PE"/>
-          <w14:ligatures w14:val="none"/>
-        </w:rPr>
-      </w:pPr>
-      <w:r>
-        <w:rPr>
-          <w:rFonts w:ascii="Arial Narrow" w:eastAsia="Arial Narrow" w:hAnsi="Arial Narrow" w:cs="Arial Narrow"/>
-          <w:b/>
-          <w:color w:val="000000"/>
-          <w:kern w:val="0"/>
+          <w:sz w:val="22"/>
+          <w:szCs w:val="22"/>
+          <w:lang w:eastAsia="es-PE"/>
+          <w14:ligatures w14:val="none"/>
+        </w:rPr>
+      </w:pPr>
+    </w:p>
+    <w:p>
+      <w:pPr>
+        <w:spacing w:after="0" w:line="240" w:lineRule="auto"/>
+        <w:jc w:val="both"/>
+        <w:rPr>
+          <w:rFonts w:ascii="Arial Narrow" w:eastAsia="Arial Narrow" w:hAnsi="Arial Narrow" w:cs="Arial Narrow"/>
+          <w:b/>
+          <w:color w:val="000000"/>
+          <w:kern w:val="0"/>
+          <w:sz w:val="22"/>
+          <w:szCs w:val="22"/>
+          <w:lang w:eastAsia="es-PE"/>
+          <w14:ligatures w14:val="none"/>
+        </w:rPr>
+      </w:pPr>
+      <w:r>
+        <w:rPr>
+          <w:rFonts w:ascii="Arial Narrow" w:eastAsia="Arial Narrow" w:hAnsi="Arial Narrow" w:cs="Arial Narrow"/>
+          <w:b/>
+          <w:color w:val="000000"/>
+          <w:kern w:val="0"/>
+          <w:sz w:val="22"/>
+          <w:szCs w:val="22"/>
           <w:lang w:eastAsia="es-PE"/>
           <w14:ligatures w14:val="none"/>
         </w:rPr>
@@ -2727,6 +3203,8 @@
           <w:bCs/>
           <w:color w:val="000000"/>
           <w:kern w:val="0"/>
+          <w:sz w:val="22"/>
+          <w:szCs w:val="22"/>
           <w:lang w:eastAsia="es-PE"/>
           <w14:ligatures w14:val="none"/>
         </w:rPr>
@@ -2738,6 +3216,8 @@
           <w:bCs/>
           <w:color w:val="000000"/>
           <w:kern w:val="0"/>
+          <w:sz w:val="22"/>
+          <w:szCs w:val="22"/>
           <w:lang w:eastAsia="es-PE"/>
           <w14:ligatures w14:val="none"/>
         </w:rPr>
@@ -2749,6 +3229,8 @@
           <w:bCs/>
           <w:color w:val="000000"/>
           <w:kern w:val="0"/>
+          <w:sz w:val="22"/>
+          <w:szCs w:val="22"/>
           <w:lang w:eastAsia="es-PE"/>
           <w14:ligatures w14:val="none"/>
         </w:rPr>
@@ -2760,6 +3242,8 @@
           <w:bCs/>
           <w:color w:val="000000"/>
           <w:kern w:val="0"/>
+          <w:sz w:val="22"/>
+          <w:szCs w:val="22"/>
           <w:lang w:eastAsia="es-PE"/>
           <w14:ligatures w14:val="none"/>
         </w:rPr>
@@ -2771,6 +3255,8 @@
           <w:bCs/>
           <w:color w:val="000000"/>
           <w:kern w:val="0"/>
+          <w:sz w:val="22"/>
+          <w:szCs w:val="22"/>
           <w:lang w:eastAsia="es-PE"/>
           <w14:ligatures w14:val="none"/>
         </w:rPr>
@@ -2786,29 +3272,35 @@
           <w:b/>
           <w:color w:val="000000"/>
           <w:kern w:val="0"/>
-          <w:lang w:eastAsia="es-PE"/>
-          <w14:ligatures w14:val="none"/>
-        </w:rPr>
-      </w:pPr>
-    </w:p>
-    <w:p>
-      <w:pPr>
-        <w:spacing w:after="0" w:line="240" w:lineRule="auto"/>
-        <w:jc w:val="both"/>
-        <w:rPr>
-          <w:rFonts w:ascii="Arial Narrow" w:eastAsia="Calibri" w:hAnsi="Arial Narrow" w:cs="Arial Narrow"/>
-          <w:color w:val="000000"/>
-          <w:kern w:val="0"/>
-          <w:lang w:eastAsia="es-PE"/>
-          <w14:ligatures w14:val="none"/>
-        </w:rPr>
-      </w:pPr>
-      <w:r>
-        <w:rPr>
-          <w:rFonts w:ascii="Arial Narrow" w:eastAsia="Arial Narrow" w:hAnsi="Arial Narrow" w:cs="Arial Narrow"/>
-          <w:b/>
-          <w:color w:val="000000"/>
-          <w:kern w:val="0"/>
+          <w:sz w:val="22"/>
+          <w:szCs w:val="22"/>
+          <w:lang w:eastAsia="es-PE"/>
+          <w14:ligatures w14:val="none"/>
+        </w:rPr>
+      </w:pPr>
+    </w:p>
+    <w:p>
+      <w:pPr>
+        <w:spacing w:after="0" w:line="240" w:lineRule="auto"/>
+        <w:jc w:val="both"/>
+        <w:rPr>
+          <w:rFonts w:ascii="Arial Narrow" w:eastAsia="Arial Narrow" w:hAnsi="Arial Narrow" w:cs="Arial Narrow"/>
+          <w:color w:val="000000"/>
+          <w:kern w:val="0"/>
+          <w:sz w:val="22"/>
+          <w:szCs w:val="22"/>
+          <w:lang w:eastAsia="es-PE"/>
+          <w14:ligatures w14:val="none"/>
+        </w:rPr>
+      </w:pPr>
+      <w:r>
+        <w:rPr>
+          <w:rFonts w:ascii="Arial Narrow" w:eastAsia="Arial Narrow" w:hAnsi="Arial Narrow" w:cs="Arial Narrow"/>
+          <w:b/>
+          <w:color w:val="000000"/>
+          <w:kern w:val="0"/>
+          <w:sz w:val="22"/>
+          <w:szCs w:val="22"/>
           <w:lang w:eastAsia="es-PE"/>
           <w14:ligatures w14:val="none"/>
         </w:rPr>
@@ -2820,6 +3312,8 @@
           <w:b/>
           <w:color w:val="000000"/>
           <w:kern w:val="0"/>
+          <w:sz w:val="22"/>
+          <w:szCs w:val="22"/>
           <w:lang w:eastAsia="es-PE"/>
           <w14:ligatures w14:val="none"/>
         </w:rPr>
@@ -2827,9 +3321,11 @@
       </w:r>
       <w:r>
         <w:rPr>
-          <w:rFonts w:ascii="Arial Narrow" w:eastAsia="Times New Roman" w:hAnsi="Arial Narrow" w:cs="Times New Roman"/>
-          <w:color w:val="000000"/>
-          <w:kern w:val="0"/>
+          <w:rFonts w:ascii="Arial Narrow" w:eastAsia="Arial Narrow" w:hAnsi="Arial Narrow" w:cs="Arial Narrow"/>
+          <w:color w:val="000000"/>
+          <w:kern w:val="0"/>
+          <w:sz w:val="22"/>
+          <w:szCs w:val="22"/>
           <w:shd w:val="clear" w:color="auto" w:fill="FFFFFF"/>
           <w:lang w:eastAsia="es-PE"/>
           <w14:ligatures w14:val="none"/>
@@ -2838,9 +3334,11 @@
       </w:r>
       <w:r>
         <w:rPr>
-          <w:rFonts w:ascii="Arial Narrow" w:eastAsia="Times New Roman" w:hAnsi="Arial Narrow" w:cs="Arial"/>
-          <w:color w:val="000000"/>
-          <w:kern w:val="0"/>
+          <w:rFonts w:ascii="Arial Narrow" w:eastAsia="Arial Narrow" w:hAnsi="Arial Narrow" w:cs="Arial Narrow"/>
+          <w:color w:val="000000"/>
+          <w:kern w:val="0"/>
+          <w:sz w:val="22"/>
+          <w:szCs w:val="22"/>
           <w:lang w:val="es-ES" w:eastAsia="es-ES"/>
           <w14:ligatures w14:val="none"/>
         </w:rPr>
@@ -2848,9 +3346,11 @@
       </w:r>
       <w:r>
         <w:rPr>
-          <w:rFonts w:ascii="Arial Narrow" w:eastAsia="Times New Roman" w:hAnsi="Arial Narrow" w:cs="Times New Roman"/>
-          <w:color w:val="000000"/>
-          <w:kern w:val="0"/>
+          <w:rFonts w:ascii="Arial Narrow" w:eastAsia="Arial Narrow" w:hAnsi="Arial Narrow" w:cs="Arial Narrow"/>
+          <w:color w:val="000000"/>
+          <w:kern w:val="0"/>
+          <w:sz w:val="22"/>
+          <w:szCs w:val="22"/>
           <w:shd w:val="clear" w:color="auto" w:fill="FFFFFF"/>
           <w:lang w:eastAsia="es-PE"/>
           <w14:ligatures w14:val="none"/>
@@ -2859,19 +3359,23 @@
       </w:r>
       <w:r>
         <w:rPr>
-          <w:rFonts w:ascii="Arial Narrow" w:hAnsi="Arial Narrow" w:cs="Arial"/>
+          <w:rFonts w:ascii="Arial Narrow" w:eastAsia="Arial Narrow" w:hAnsi="Arial Narrow" w:cs="Arial Narrow"/>
           <w:bCs/>
           <w:spacing w:val="-3"/>
           <w:kern w:val="0"/>
           <w14:ligatures w14:val="none"/>
+          <w:sz w:val="22"/>
+          <w:szCs w:val="22"/>
         </w:rPr>
         <w:t xml:space="preserve"/>
       </w:r>
       <w:r>
         <w:rPr>
-          <w:rFonts w:ascii="Arial Narrow" w:eastAsia="Times New Roman" w:hAnsi="Arial Narrow" w:cs="Times New Roman"/>
-          <w:color w:val="000000"/>
-          <w:kern w:val="0"/>
+          <w:rFonts w:ascii="Arial Narrow" w:eastAsia="Arial Narrow" w:hAnsi="Arial Narrow" w:cs="Arial Narrow"/>
+          <w:color w:val="000000"/>
+          <w:kern w:val="0"/>
+          <w:sz w:val="22"/>
+          <w:szCs w:val="22"/>
           <w:shd w:val="clear" w:color="auto" w:fill="FFFFFF"/>
           <w:lang w:eastAsia="es-PE"/>
           <w14:ligatures w14:val="none"/>
@@ -2882,14 +3386,18 @@
         <w:rPr>
           <w:rFonts w:ascii="Arial Narrow" w:eastAsia="Arial Narrow" w:hAnsi="Arial Narrow" w:cs="Arial Narrow"/>
           <w:bCs/>
+          <w:sz w:val="22"/>
+          <w:szCs w:val="22"/>
         </w:rPr>
         <w:t/>
       </w:r>
       <w:r>
         <w:rPr>
-          <w:rFonts w:ascii="Arial Narrow" w:eastAsia="Times New Roman" w:hAnsi="Arial Narrow" w:cs="Times New Roman"/>
-          <w:color w:val="000000"/>
-          <w:kern w:val="0"/>
+          <w:rFonts w:ascii="Arial Narrow" w:eastAsia="Arial Narrow" w:hAnsi="Arial Narrow" w:cs="Arial Narrow"/>
+          <w:color w:val="000000"/>
+          <w:kern w:val="0"/>
+          <w:sz w:val="22"/>
+          <w:szCs w:val="22"/>
           <w:shd w:val="clear" w:color="auto" w:fill="FFFFFF"/>
           <w:lang w:eastAsia="es-PE"/>
           <w14:ligatures w14:val="none"/>
@@ -2899,9 +3407,11 @@
       <w:bookmarkStart w:id="14" w:name="_Hlk215062067"/>
       <w:r>
         <w:rPr>
-          <w:rFonts w:ascii="Arial Narrow" w:eastAsia="Times New Roman" w:hAnsi="Arial Narrow" w:cs="Times New Roman"/>
-          <w:color w:val="000000"/>
-          <w:kern w:val="0"/>
+          <w:rFonts w:ascii="Arial Narrow" w:eastAsia="Arial Narrow" w:hAnsi="Arial Narrow" w:cs="Arial Narrow"/>
+          <w:color w:val="000000"/>
+          <w:kern w:val="0"/>
+          <w:sz w:val="22"/>
+          <w:szCs w:val="22"/>
           <w:shd w:val="clear" w:color="auto" w:fill="FFFFFF"/>
           <w:lang w:eastAsia="es-PE"/>
           <w14:ligatures w14:val="none"/>
@@ -2910,9 +3420,11 @@
       </w:r>
       <w:r>
         <w:rPr>
-          <w:rFonts w:ascii="Arial Narrow" w:eastAsia="Times New Roman" w:hAnsi="Arial Narrow" w:cs="Times New Roman"/>
-          <w:color w:val="000000"/>
-          <w:kern w:val="0"/>
+          <w:rFonts w:ascii="Arial Narrow" w:eastAsia="Arial Narrow" w:hAnsi="Arial Narrow" w:cs="Arial Narrow"/>
+          <w:color w:val="000000"/>
+          <w:kern w:val="0"/>
+          <w:sz w:val="22"/>
+          <w:szCs w:val="22"/>
           <w:shd w:val="clear" w:color="auto" w:fill="FFFFFF"/>
           <w:lang w:eastAsia="es-PE"/>
           <w14:ligatures w14:val="none"/>
@@ -2921,9 +3433,11 @@
       </w:r>
       <w:r>
         <w:rPr>
-          <w:rFonts w:ascii="Arial Narrow" w:eastAsia="Calibri" w:hAnsi="Arial Narrow" w:cs="Arial Narrow"/>
-          <w:color w:val="000000"/>
-          <w:kern w:val="0"/>
+          <w:rFonts w:ascii="Arial Narrow" w:eastAsia="Arial Narrow" w:hAnsi="Arial Narrow" w:cs="Arial Narrow"/>
+          <w:color w:val="000000"/>
+          <w:kern w:val="0"/>
+          <w:sz w:val="22"/>
+          <w:szCs w:val="22"/>
           <w:lang w:eastAsia="es-PE"/>
           <w14:ligatures w14:val="none"/>
         </w:rPr>
@@ -2931,8 +3445,10 @@
       </w:r>
       <w:r>
         <w:rPr>
-          <w:rFonts w:ascii="Arial Narrow" w:eastAsia="Times New Roman" w:hAnsi="Arial Narrow" w:cs="Times New Roman"/>
-          <w:kern w:val="0"/>
+          <w:rFonts w:ascii="Arial Narrow" w:eastAsia="Arial Narrow" w:hAnsi="Arial Narrow" w:cs="Arial Narrow"/>
+          <w:kern w:val="0"/>
+          <w:sz w:val="22"/>
+          <w:szCs w:val="22"/>
           <w:shd w:val="clear" w:color="auto" w:fill="FFFFFF"/>
           <w:lang w:eastAsia="es-PE"/>
           <w14:ligatures w14:val="none"/>
@@ -2941,8 +3457,10 @@
       </w:r>
       <w:r>
         <w:rPr>
-          <w:rFonts w:ascii="Arial Narrow" w:eastAsia="Calibri" w:hAnsi="Arial Narrow" w:cs="Arial Narrow"/>
-          <w:kern w:val="0"/>
+          <w:rFonts w:ascii="Arial Narrow" w:eastAsia="Arial Narrow" w:hAnsi="Arial Narrow" w:cs="Arial Narrow"/>
+          <w:kern w:val="0"/>
+          <w:sz w:val="22"/>
+          <w:szCs w:val="22"/>
           <w:lang w:eastAsia="es-PE"/>
           <w14:ligatures w14:val="none"/>
         </w:rPr>
@@ -2950,8 +3468,10 @@
       </w:r>
       <w:r>
         <w:rPr>
-          <w:rFonts w:ascii="Arial Narrow" w:eastAsia="Times New Roman" w:hAnsi="Arial Narrow" w:cs="Times New Roman"/>
-          <w:kern w:val="0"/>
+          <w:rFonts w:ascii="Arial Narrow" w:eastAsia="Arial Narrow" w:hAnsi="Arial Narrow" w:cs="Arial Narrow"/>
+          <w:kern w:val="0"/>
+          <w:sz w:val="22"/>
+          <w:szCs w:val="22"/>
           <w:shd w:val="clear" w:color="auto" w:fill="FFFFFF"/>
           <w:lang w:eastAsia="es-PE"/>
           <w14:ligatures w14:val="none"/>
@@ -2960,8 +3480,10 @@
       </w:r>
       <w:r>
         <w:rPr>
-          <w:rFonts w:ascii="Arial Narrow" w:eastAsia="Times New Roman" w:hAnsi="Arial Narrow" w:cs="Times New Roman"/>
-          <w:kern w:val="0"/>
+          <w:rFonts w:ascii="Arial Narrow" w:eastAsia="Arial Narrow" w:hAnsi="Arial Narrow" w:cs="Arial Narrow"/>
+          <w:kern w:val="0"/>
+          <w:sz w:val="22"/>
+          <w:szCs w:val="22"/>
           <w:shd w:val="clear" w:color="auto" w:fill="FFFFFF"/>
           <w:lang w:eastAsia="es-PE"/>
           <w14:ligatures w14:val="none"/>
@@ -2970,8 +3492,10 @@
       </w:r>
       <w:r>
         <w:rPr>
-          <w:rFonts w:ascii="Arial Narrow" w:eastAsia="Times New Roman" w:hAnsi="Arial Narrow" w:cs="Times New Roman"/>
-          <w:kern w:val="0"/>
+          <w:rFonts w:ascii="Arial Narrow" w:eastAsia="Arial Narrow" w:hAnsi="Arial Narrow" w:cs="Arial Narrow"/>
+          <w:kern w:val="0"/>
+          <w:sz w:val="22"/>
+          <w:szCs w:val="22"/>
           <w:shd w:val="clear" w:color="auto" w:fill="FFFFFF"/>
           <w:lang w:eastAsia="es-PE"/>
           <w14:ligatures w14:val="none"/>
@@ -2980,8 +3504,10 @@
       </w:r>
       <w:r>
         <w:rPr>
-          <w:rFonts w:ascii="Arial Narrow" w:eastAsia="Times New Roman" w:hAnsi="Arial Narrow" w:cs="Times New Roman"/>
-          <w:kern w:val="0"/>
+          <w:rFonts w:ascii="Arial Narrow" w:eastAsia="Arial Narrow" w:hAnsi="Arial Narrow" w:cs="Arial Narrow"/>
+          <w:kern w:val="0"/>
+          <w:sz w:val="22"/>
+          <w:szCs w:val="22"/>
           <w:shd w:val="clear" w:color="auto" w:fill="FFFFFF"/>
           <w:lang w:eastAsia="es-PE"/>
           <w14:ligatures w14:val="none"/>
@@ -2990,8 +3516,10 @@
       </w:r>
       <w:r>
         <w:rPr>
-          <w:rFonts w:ascii="Arial Narrow" w:eastAsia="Times New Roman" w:hAnsi="Arial Narrow" w:cs="Times New Roman"/>
-          <w:kern w:val="0"/>
+          <w:rFonts w:ascii="Arial Narrow" w:eastAsia="Arial Narrow" w:hAnsi="Arial Narrow" w:cs="Arial Narrow"/>
+          <w:kern w:val="0"/>
+          <w:sz w:val="22"/>
+          <w:szCs w:val="22"/>
           <w:shd w:val="clear" w:color="auto" w:fill="FFFFFF"/>
           <w:lang w:eastAsia="es-PE"/>
           <w14:ligatures w14:val="none"/>
@@ -3000,8 +3528,10 @@
       </w:r>
       <w:r>
         <w:rPr>
-          <w:rFonts w:ascii="Arial Narrow" w:eastAsia="Times New Roman" w:hAnsi="Arial Narrow" w:cs="Times New Roman"/>
-          <w:kern w:val="0"/>
+          <w:rFonts w:ascii="Arial Narrow" w:eastAsia="Arial Narrow" w:hAnsi="Arial Narrow" w:cs="Arial Narrow"/>
+          <w:kern w:val="0"/>
+          <w:sz w:val="22"/>
+          <w:szCs w:val="22"/>
           <w:shd w:val="clear" w:color="auto" w:fill="FFFFFF"/>
           <w:lang w:eastAsia="es-PE"/>
           <w14:ligatures w14:val="none"/>
@@ -3010,8 +3540,10 @@
       </w:r>
       <w:r>
         <w:rPr>
-          <w:rFonts w:ascii="Arial Narrow" w:eastAsia="Times New Roman" w:hAnsi="Arial Narrow" w:cs="Times New Roman"/>
-          <w:kern w:val="0"/>
+          <w:rFonts w:ascii="Arial Narrow" w:eastAsia="Arial Narrow" w:hAnsi="Arial Narrow" w:cs="Arial Narrow"/>
+          <w:kern w:val="0"/>
+          <w:sz w:val="22"/>
+          <w:szCs w:val="22"/>
           <w:shd w:val="clear" w:color="auto" w:fill="FFFFFF"/>
           <w:lang w:eastAsia="es-PE"/>
           <w14:ligatures w14:val="none"/>
@@ -3020,8 +3552,10 @@
       </w:r>
       <w:r>
         <w:rPr>
-          <w:rFonts w:ascii="Arial Narrow" w:eastAsia="Times New Roman" w:hAnsi="Arial Narrow" w:cs="Times New Roman"/>
-          <w:kern w:val="0"/>
+          <w:rFonts w:ascii="Arial Narrow" w:eastAsia="Arial Narrow" w:hAnsi="Arial Narrow" w:cs="Arial Narrow"/>
+          <w:kern w:val="0"/>
+          <w:sz w:val="22"/>
+          <w:szCs w:val="22"/>
           <w:shd w:val="clear" w:color="auto" w:fill="FFFFFF"/>
           <w:lang w:eastAsia="es-PE"/>
           <w14:ligatures w14:val="none"/>
@@ -3030,8 +3564,10 @@
       </w:r>
       <w:r>
         <w:rPr>
-          <w:rFonts w:ascii="Arial Narrow" w:eastAsia="Times New Roman" w:hAnsi="Arial Narrow" w:cs="Times New Roman"/>
-          <w:kern w:val="0"/>
+          <w:rFonts w:ascii="Arial Narrow" w:eastAsia="Arial Narrow" w:hAnsi="Arial Narrow" w:cs="Arial Narrow"/>
+          <w:kern w:val="0"/>
+          <w:sz w:val="22"/>
+          <w:szCs w:val="22"/>
           <w:shd w:val="clear" w:color="auto" w:fill="FFFFFF"/>
           <w:lang w:eastAsia="es-PE"/>
           <w14:ligatures w14:val="none"/>
@@ -3040,8 +3576,10 @@
       </w:r>
       <w:r>
         <w:rPr>
-          <w:rFonts w:ascii="Arial Narrow" w:eastAsia="Times New Roman" w:hAnsi="Arial Narrow" w:cs="Times New Roman"/>
-          <w:kern w:val="0"/>
+          <w:rFonts w:ascii="Arial Narrow" w:eastAsia="Arial Narrow" w:hAnsi="Arial Narrow" w:cs="Arial Narrow"/>
+          <w:kern w:val="0"/>
+          <w:sz w:val="22"/>
+          <w:szCs w:val="22"/>
           <w:shd w:val="clear" w:color="auto" w:fill="FFFFFF"/>
           <w:lang w:eastAsia="es-PE"/>
           <w14:ligatures w14:val="none"/>
@@ -3050,8 +3588,10 @@
       </w:r>
       <w:r>
         <w:rPr>
-          <w:rFonts w:ascii="Arial Narrow" w:eastAsia="Times New Roman" w:hAnsi="Arial Narrow" w:cs="Times New Roman"/>
-          <w:kern w:val="0"/>
+          <w:rFonts w:ascii="Arial Narrow" w:eastAsia="Arial Narrow" w:hAnsi="Arial Narrow" w:cs="Arial Narrow"/>
+          <w:kern w:val="0"/>
+          <w:sz w:val="22"/>
+          <w:szCs w:val="22"/>
           <w:shd w:val="clear" w:color="auto" w:fill="FFFFFF"/>
           <w:lang w:eastAsia="es-PE"/>
           <w14:ligatures w14:val="none"/>
@@ -3060,8 +3600,10 @@
       </w:r>
       <w:r>
         <w:rPr>
-          <w:rFonts w:ascii="Arial Narrow" w:eastAsia="Times New Roman" w:hAnsi="Arial Narrow" w:cs="Times New Roman"/>
-          <w:kern w:val="0"/>
+          <w:rFonts w:ascii="Arial Narrow" w:eastAsia="Arial Narrow" w:hAnsi="Arial Narrow" w:cs="Arial Narrow"/>
+          <w:kern w:val="0"/>
+          <w:sz w:val="22"/>
+          <w:szCs w:val="22"/>
           <w:shd w:val="clear" w:color="auto" w:fill="FFFFFF"/>
           <w:lang w:eastAsia="es-PE"/>
           <w14:ligatures w14:val="none"/>
@@ -3070,9 +3612,11 @@
       </w:r>
       <w:r>
         <w:rPr>
-          <w:rFonts w:ascii="Arial Narrow" w:eastAsia="Times New Roman" w:hAnsi="Arial Narrow" w:cs="Arial"/>
-          <w:color w:val="000000"/>
-          <w:kern w:val="0"/>
+          <w:rFonts w:ascii="Arial Narrow" w:eastAsia="Arial Narrow" w:hAnsi="Arial Narrow" w:cs="Arial Narrow"/>
+          <w:color w:val="000000"/>
+          <w:kern w:val="0"/>
+          <w:sz w:val="22"/>
+          <w:szCs w:val="22"/>
           <w:lang w:eastAsia="es-ES"/>
           <w14:ligatures w14:val="none"/>
         </w:rPr>
@@ -3083,6 +3627,8 @@
           <w:rFonts w:ascii="Arial Narrow" w:eastAsia="Arial Narrow" w:hAnsi="Arial Narrow" w:cs="Arial Narrow"/>
           <w:kern w:val="0"/>
           <w14:ligatures w14:val="none"/>
+          <w:sz w:val="22"/>
+          <w:szCs w:val="22"/>
         </w:rPr>
         <w:t/>
       </w:r>
@@ -3096,6 +3642,8 @@
           <w:rFonts w:ascii="Arial Narrow" w:eastAsia="Arial Narrow" w:hAnsi="Arial Narrow" w:cs="Arial Narrow"/>
           <w:kern w:val="0"/>
           <w14:ligatures w14:val="none"/>
+          <w:sz w:val="22"/>
+          <w:szCs w:val="22"/>
         </w:rPr>
       </w:pPr>
     </w:p>
@@ -3105,17 +3653,21 @@
         <w:contextualSpacing/>
         <w:jc w:val="both"/>
         <w:rPr>
-          <w:rFonts w:ascii="Arial Narrow" w:eastAsia="Calibri" w:hAnsi="Arial Narrow" w:cs="Arial"/>
-          <w:kern w:val="0"/>
-          <w14:ligatures w14:val="none"/>
-        </w:rPr>
-      </w:pPr>
-      <w:r>
-        <w:rPr>
-          <w:rFonts w:ascii="Arial Narrow" w:eastAsia="Arial Narrow" w:hAnsi="Arial Narrow" w:cs="Arial Narrow"/>
-          <w:b/>
-          <w:color w:val="000000"/>
-          <w:kern w:val="0"/>
+          <w:rFonts w:ascii="Arial Narrow" w:eastAsia="Arial Narrow" w:hAnsi="Arial Narrow" w:cs="Arial Narrow"/>
+          <w:kern w:val="0"/>
+          <w14:ligatures w14:val="none"/>
+          <w:sz w:val="22"/>
+          <w:szCs w:val="22"/>
+        </w:rPr>
+      </w:pPr>
+      <w:r>
+        <w:rPr>
+          <w:rFonts w:ascii="Arial Narrow" w:eastAsia="Arial Narrow" w:hAnsi="Arial Narrow" w:cs="Arial Narrow"/>
+          <w:b/>
+          <w:color w:val="000000"/>
+          <w:kern w:val="0"/>
+          <w:sz w:val="22"/>
+          <w:szCs w:val="22"/>
           <w:lang w:eastAsia="es-PE"/>
           <w14:ligatures w14:val="none"/>
         </w:rPr>
@@ -3127,6 +3679,8 @@
           <w:b/>
           <w:color w:val="000000"/>
           <w:kern w:val="0"/>
+          <w:sz w:val="22"/>
+          <w:szCs w:val="22"/>
           <w:lang w:eastAsia="es-PE"/>
           <w14:ligatures w14:val="none"/>
         </w:rPr>
@@ -3137,6 +3691,8 @@
           <w:rFonts w:ascii="Arial Narrow" w:eastAsia="Arial Narrow" w:hAnsi="Arial Narrow" w:cs="Arial Narrow"/>
           <w:color w:val="000000"/>
           <w:kern w:val="0"/>
+          <w:sz w:val="22"/>
+          <w:szCs w:val="22"/>
           <w:lang w:eastAsia="es-PE"/>
           <w14:ligatures w14:val="none"/>
         </w:rPr>
@@ -3144,9 +3700,11 @@
       </w:r>
       <w:r>
         <w:rPr>
-          <w:rFonts w:ascii="Arial Narrow" w:eastAsia="Times New Roman" w:hAnsi="Arial Narrow" w:cs="Arial"/>
-          <w:color w:val="000000"/>
-          <w:kern w:val="0"/>
+          <w:rFonts w:ascii="Arial Narrow" w:eastAsia="Arial Narrow" w:hAnsi="Arial Narrow" w:cs="Arial Narrow"/>
+          <w:color w:val="000000"/>
+          <w:kern w:val="0"/>
+          <w:sz w:val="22"/>
+          <w:szCs w:val="22"/>
           <w:lang w:val="es-ES" w:eastAsia="es-ES"/>
           <w14:ligatures w14:val="none"/>
         </w:rPr>
@@ -3154,9 +3712,11 @@
       </w:r>
       <w:r>
         <w:rPr>
-          <w:rFonts w:ascii="Arial Narrow" w:eastAsia="Times New Roman" w:hAnsi="Arial Narrow" w:cs="Arial"/>
-          <w:color w:val="000000"/>
-          <w:kern w:val="0"/>
+          <w:rFonts w:ascii="Arial Narrow" w:eastAsia="Arial Narrow" w:hAnsi="Arial Narrow" w:cs="Arial Narrow"/>
+          <w:color w:val="000000"/>
+          <w:kern w:val="0"/>
+          <w:sz w:val="22"/>
+          <w:szCs w:val="22"/>
           <w:lang w:val="es-ES" w:eastAsia="es-ES"/>
           <w14:ligatures w14:val="none"/>
         </w:rPr>
@@ -3164,9 +3724,11 @@
       </w:r>
       <w:r>
         <w:rPr>
-          <w:rFonts w:ascii="Arial Narrow" w:eastAsia="Calibri" w:hAnsi="Arial Narrow" w:cs="Arial"/>
-          <w:kern w:val="0"/>
-          <w14:ligatures w14:val="none"/>
+          <w:rFonts w:ascii="Arial Narrow" w:eastAsia="Arial Narrow" w:hAnsi="Arial Narrow" w:cs="Arial Narrow"/>
+          <w:kern w:val="0"/>
+          <w14:ligatures w14:val="none"/>
+          <w:sz w:val="22"/>
+          <w:szCs w:val="22"/>
         </w:rPr>
         <w:t>.</w:t>
       </w:r>
@@ -3177,32 +3739,38 @@
         <w:contextualSpacing/>
         <w:jc w:val="both"/>
         <w:rPr>
-          <w:rFonts w:ascii="Arial Narrow" w:eastAsia="Times New Roman" w:hAnsi="Arial Narrow" w:cs="Times New Roman"/>
-          <w:color w:val="000000"/>
-          <w:kern w:val="0"/>
-          <w:lang w:eastAsia="es-PE"/>
-          <w14:ligatures w14:val="none"/>
-        </w:rPr>
-      </w:pPr>
-    </w:p>
-    <w:p>
-      <w:pPr>
-        <w:spacing w:after="0" w:line="240" w:lineRule="auto"/>
-        <w:jc w:val="both"/>
-        <w:rPr>
-          <w:rFonts w:ascii="Arial Narrow" w:eastAsia="Arial Narrow" w:hAnsi="Arial Narrow" w:cs="Arial Narrow"/>
-          <w:color w:val="000000"/>
-          <w:kern w:val="0"/>
-          <w:lang w:eastAsia="es-PE"/>
-          <w14:ligatures w14:val="none"/>
-        </w:rPr>
-      </w:pPr>
-      <w:r>
-        <w:rPr>
-          <w:rFonts w:ascii="Arial Narrow" w:eastAsia="Arial Narrow" w:hAnsi="Arial Narrow" w:cs="Arial Narrow"/>
-          <w:b/>
-          <w:color w:val="000000"/>
-          <w:kern w:val="0"/>
+          <w:rFonts w:ascii="Arial Narrow" w:eastAsia="Arial Narrow" w:hAnsi="Arial Narrow" w:cs="Arial Narrow"/>
+          <w:color w:val="000000"/>
+          <w:kern w:val="0"/>
+          <w:sz w:val="22"/>
+          <w:szCs w:val="22"/>
+          <w:lang w:eastAsia="es-PE"/>
+          <w14:ligatures w14:val="none"/>
+        </w:rPr>
+      </w:pPr>
+    </w:p>
+    <w:p>
+      <w:pPr>
+        <w:spacing w:after="0" w:line="240" w:lineRule="auto"/>
+        <w:jc w:val="both"/>
+        <w:rPr>
+          <w:rFonts w:ascii="Arial Narrow" w:eastAsia="Arial Narrow" w:hAnsi="Arial Narrow" w:cs="Arial Narrow"/>
+          <w:color w:val="000000"/>
+          <w:kern w:val="0"/>
+          <w:sz w:val="22"/>
+          <w:szCs w:val="22"/>
+          <w:lang w:eastAsia="es-PE"/>
+          <w14:ligatures w14:val="none"/>
+        </w:rPr>
+      </w:pPr>
+      <w:r>
+        <w:rPr>
+          <w:rFonts w:ascii="Arial Narrow" w:eastAsia="Arial Narrow" w:hAnsi="Arial Narrow" w:cs="Arial Narrow"/>
+          <w:b/>
+          <w:color w:val="000000"/>
+          <w:kern w:val="0"/>
+          <w:sz w:val="22"/>
+          <w:szCs w:val="22"/>
           <w:lang w:eastAsia="es-PE"/>
           <w14:ligatures w14:val="none"/>
         </w:rPr>
@@ -3214,6 +3782,8 @@
           <w:b/>
           <w:color w:val="000000"/>
           <w:kern w:val="0"/>
+          <w:sz w:val="22"/>
+          <w:szCs w:val="22"/>
           <w:lang w:eastAsia="es-PE"/>
           <w14:ligatures w14:val="none"/>
         </w:rPr>
@@ -3224,6 +3794,8 @@
           <w:rFonts w:ascii="Arial Narrow" w:eastAsia="Arial Narrow" w:hAnsi="Arial Narrow" w:cs="Arial Narrow"/>
           <w:color w:val="000000"/>
           <w:kern w:val="0"/>
+          <w:sz w:val="22"/>
+          <w:szCs w:val="22"/>
           <w:lang w:eastAsia="es-PE"/>
           <w14:ligatures w14:val="none"/>
         </w:rPr>
@@ -3233,6 +3805,8 @@
         <w:rPr>
           <w:rFonts w:ascii="Arial Narrow" w:eastAsia="Arial Narrow" w:hAnsi="Arial Narrow" w:cs="Arial Narrow"/>
           <w:bCs/>
+          <w:sz w:val="22"/>
+          <w:szCs w:val="22"/>
         </w:rPr>
         <w:t xml:space="preserve">Mapfre Perú Compañía de Seguros y Reaseguros S.A. </w:t>
       </w:r>
@@ -3241,6 +3815,8 @@
           <w:rFonts w:ascii="Arial Narrow" w:eastAsia="Arial Narrow" w:hAnsi="Arial Narrow" w:cs="Arial Narrow"/>
           <w:color w:val="000000"/>
           <w:kern w:val="0"/>
+          <w:sz w:val="22"/>
+          <w:szCs w:val="22"/>
           <w:lang w:eastAsia="es-PE"/>
           <w14:ligatures w14:val="none"/>
         </w:rPr>
@@ -3252,9 +3828,11 @@
         <w:spacing w:after="0" w:line="240" w:lineRule="auto"/>
         <w:jc w:val="both"/>
         <w:rPr>
-          <w:rFonts w:ascii="Arial Narrow" w:eastAsia="Times New Roman" w:hAnsi="Arial Narrow" w:cs="Times New Roman"/>
-          <w:color w:val="000000"/>
-          <w:kern w:val="0"/>
+          <w:rFonts w:ascii="Arial Narrow" w:eastAsia="Arial Narrow" w:hAnsi="Arial Narrow" w:cs="Arial Narrow"/>
+          <w:color w:val="000000"/>
+          <w:kern w:val="0"/>
+          <w:sz w:val="22"/>
+          <w:szCs w:val="22"/>
           <w:lang w:eastAsia="es-PE"/>
           <w14:ligatures w14:val="none"/>
         </w:rPr>
@@ -3273,15 +3851,19 @@
           <w:rFonts w:ascii="Arial Narrow" w:eastAsia="Arial Narrow" w:hAnsi="Arial Narrow" w:cs="Arial Narrow"/>
           <w:color w:val="000000"/>
           <w:kern w:val="0"/>
-          <w:lang w:eastAsia="es-PE"/>
-          <w14:ligatures w14:val="none"/>
-        </w:rPr>
-      </w:pPr>
-      <w:r>
-        <w:rPr>
-          <w:rFonts w:ascii="Arial Narrow" w:eastAsia="Arial Narrow" w:hAnsi="Arial Narrow" w:cs="Arial Narrow"/>
-          <w:color w:val="000000"/>
-          <w:kern w:val="0"/>
+          <w:sz w:val="22"/>
+          <w:szCs w:val="22"/>
+          <w:lang w:eastAsia="es-PE"/>
+          <w14:ligatures w14:val="none"/>
+        </w:rPr>
+      </w:pPr>
+      <w:r>
+        <w:rPr>
+          <w:rFonts w:ascii="Arial Narrow" w:eastAsia="Arial Narrow" w:hAnsi="Arial Narrow" w:cs="Arial Narrow"/>
+          <w:color w:val="000000"/>
+          <w:kern w:val="0"/>
+          <w:sz w:val="22"/>
+          <w:szCs w:val="22"/>
           <w:lang w:eastAsia="es-PE"/>
           <w14:ligatures w14:val="none"/>
         </w:rPr>
@@ -3301,15 +3883,19 @@
           <w:rFonts w:ascii="Arial Narrow" w:eastAsia="Arial Narrow" w:hAnsi="Arial Narrow" w:cs="Arial Narrow"/>
           <w:color w:val="000000"/>
           <w:kern w:val="0"/>
-          <w:lang w:eastAsia="es-PE"/>
-          <w14:ligatures w14:val="none"/>
-        </w:rPr>
-      </w:pPr>
-      <w:r>
-        <w:rPr>
-          <w:rFonts w:ascii="Arial Narrow" w:eastAsia="Arial Narrow" w:hAnsi="Arial Narrow" w:cs="Arial Narrow"/>
-          <w:color w:val="000000"/>
-          <w:kern w:val="0"/>
+          <w:sz w:val="22"/>
+          <w:szCs w:val="22"/>
+          <w:lang w:eastAsia="es-PE"/>
+          <w14:ligatures w14:val="none"/>
+        </w:rPr>
+      </w:pPr>
+      <w:r>
+        <w:rPr>
+          <w:rFonts w:ascii="Arial Narrow" w:eastAsia="Arial Narrow" w:hAnsi="Arial Narrow" w:cs="Arial Narrow"/>
+          <w:color w:val="000000"/>
+          <w:kern w:val="0"/>
+          <w:sz w:val="22"/>
+          <w:szCs w:val="22"/>
           <w:lang w:eastAsia="es-PE"/>
           <w14:ligatures w14:val="none"/>
         </w:rPr>
@@ -3330,15 +3916,19 @@
           <w:rFonts w:ascii="Arial Narrow" w:eastAsia="Arial Narrow" w:hAnsi="Arial Narrow" w:cs="Arial Narrow"/>
           <w:color w:val="000000"/>
           <w:kern w:val="0"/>
-          <w:lang w:eastAsia="es-PE"/>
-          <w14:ligatures w14:val="none"/>
-        </w:rPr>
-      </w:pPr>
-      <w:r>
-        <w:rPr>
-          <w:rFonts w:ascii="Arial Narrow" w:eastAsia="Arial Narrow" w:hAnsi="Arial Narrow" w:cs="Arial Narrow"/>
-          <w:color w:val="000000"/>
-          <w:kern w:val="0"/>
+          <w:sz w:val="22"/>
+          <w:szCs w:val="22"/>
+          <w:lang w:eastAsia="es-PE"/>
+          <w14:ligatures w14:val="none"/>
+        </w:rPr>
+      </w:pPr>
+      <w:r>
+        <w:rPr>
+          <w:rFonts w:ascii="Arial Narrow" w:eastAsia="Arial Narrow" w:hAnsi="Arial Narrow" w:cs="Arial Narrow"/>
+          <w:color w:val="000000"/>
+          <w:kern w:val="0"/>
+          <w:sz w:val="22"/>
+          <w:szCs w:val="22"/>
           <w:lang w:eastAsia="es-PE"/>
           <w14:ligatures w14:val="none"/>
         </w:rPr>
@@ -3355,16 +3945,20 @@
         <w:ind w:left="567" w:hanging="567"/>
         <w:jc w:val="both"/>
         <w:rPr>
-          <w:rFonts w:ascii="Arial Narrow" w:eastAsia="Calibri" w:hAnsi="Arial Narrow" w:cs="Arial"/>
-          <w:kern w:val="0"/>
-          <w14:ligatures w14:val="none"/>
-        </w:rPr>
-      </w:pPr>
-      <w:r>
-        <w:rPr>
-          <w:rFonts w:ascii="Arial Narrow" w:eastAsia="Arial Narrow" w:hAnsi="Arial Narrow" w:cs="Arial Narrow"/>
-          <w:color w:val="000000"/>
-          <w:kern w:val="0"/>
+          <w:rFonts w:ascii="Arial Narrow" w:eastAsia="Arial Narrow" w:hAnsi="Arial Narrow" w:cs="Arial Narrow"/>
+          <w:kern w:val="0"/>
+          <w14:ligatures w14:val="none"/>
+          <w:sz w:val="22"/>
+          <w:szCs w:val="22"/>
+        </w:rPr>
+      </w:pPr>
+      <w:r>
+        <w:rPr>
+          <w:rFonts w:ascii="Arial Narrow" w:eastAsia="Arial Narrow" w:hAnsi="Arial Narrow" w:cs="Arial Narrow"/>
+          <w:color w:val="000000"/>
+          <w:kern w:val="0"/>
+          <w:sz w:val="22"/>
+          <w:szCs w:val="22"/>
           <w:lang w:eastAsia="es-PE"/>
           <w14:ligatures w14:val="none"/>
         </w:rPr>
@@ -3372,9 +3966,11 @@
       </w:r>
       <w:r>
         <w:rPr>
-          <w:rFonts w:ascii="Arial Narrow" w:eastAsia="Times New Roman" w:hAnsi="Arial Narrow" w:cs="Segoe UI"/>
-          <w:color w:val="000000"/>
-          <w:kern w:val="0"/>
+          <w:rFonts w:ascii="Arial Narrow" w:eastAsia="Arial Narrow" w:hAnsi="Arial Narrow" w:cs="Arial Narrow"/>
+          <w:color w:val="000000"/>
+          <w:kern w:val="0"/>
+          <w:sz w:val="22"/>
+          <w:szCs w:val="22"/>
           <w:lang w:eastAsia="es-PE"/>
           <w14:ligatures w14:val="none"/>
         </w:rPr>
@@ -3385,6 +3981,8 @@
           <w:rFonts w:ascii="Arial Narrow" w:eastAsia="Arial Narrow" w:hAnsi="Arial Narrow" w:cs="Arial Narrow"/>
           <w:color w:val="000000"/>
           <w:kern w:val="0"/>
+          <w:sz w:val="22"/>
+          <w:szCs w:val="22"/>
           <w:lang w:eastAsia="es-PE"/>
           <w14:ligatures w14:val="none"/>
         </w:rPr>
@@ -3392,16 +3990,20 @@
       </w:r>
       <w:r>
         <w:rPr>
-          <w:rFonts w:ascii="Arial Narrow" w:eastAsia="Calibri" w:hAnsi="Arial Narrow" w:cs="Arial"/>
-          <w:kern w:val="0"/>
-          <w14:ligatures w14:val="none"/>
+          <w:rFonts w:ascii="Arial Narrow" w:eastAsia="Arial Narrow" w:hAnsi="Arial Narrow" w:cs="Arial Narrow"/>
+          <w:kern w:val="0"/>
+          <w14:ligatures w14:val="none"/>
+          <w:sz w:val="22"/>
+          <w:szCs w:val="22"/>
         </w:rPr>
         <w:t>Para ello podrá señalar domicilio físico o una dirección electrónica a la que pueda remitirse las notificaciones</w:t>
       </w:r>
       <w:r>
         <w:rPr>
-          <w:rFonts w:ascii="Arial Narrow" w:eastAsia="Arial" w:hAnsi="Arial Narrow" w:cs="Arial"/>
-          <w:kern w:val="0"/>
+          <w:rFonts w:ascii="Arial Narrow" w:eastAsia="Arial Narrow" w:hAnsi="Arial Narrow" w:cs="Arial Narrow"/>
+          <w:kern w:val="0"/>
+          <w:sz w:val="22"/>
+          <w:szCs w:val="22"/>
           <w:lang w:val="es"/>
           <w14:ligatures w14:val="none"/>
         </w:rPr>
@@ -3418,42 +4020,52 @@
         <w:ind w:left="567" w:hanging="567"/>
         <w:jc w:val="both"/>
         <w:rPr>
-          <w:rFonts w:ascii="Arial Narrow" w:eastAsia="Calibri" w:hAnsi="Arial Narrow" w:cs="Arial"/>
-          <w:kern w:val="0"/>
-          <w14:ligatures w14:val="none"/>
-        </w:rPr>
-      </w:pPr>
-      <w:r>
-        <w:rPr>
-          <w:rFonts w:ascii="Arial Narrow" w:eastAsia="Calibri" w:hAnsi="Arial Narrow" w:cs="Arial"/>
-          <w:kern w:val="0"/>
-          <w14:ligatures w14:val="none"/>
+          <w:rFonts w:ascii="Arial Narrow" w:eastAsia="Arial Narrow" w:hAnsi="Arial Narrow" w:cs="Arial Narrow"/>
+          <w:kern w:val="0"/>
+          <w14:ligatures w14:val="none"/>
+          <w:sz w:val="22"/>
+          <w:szCs w:val="22"/>
+        </w:rPr>
+      </w:pPr>
+      <w:r>
+        <w:rPr>
+          <w:rFonts w:ascii="Arial Narrow" w:eastAsia="Arial Narrow" w:hAnsi="Arial Narrow" w:cs="Arial Narrow"/>
+          <w:kern w:val="0"/>
+          <w14:ligatures w14:val="none"/>
+          <w:sz w:val="22"/>
+          <w:szCs w:val="22"/>
         </w:rPr>
         <w:t xml:space="preserve">en caso califique como </w:t>
       </w:r>
       <w:proofErr w:type="gramStart"/>
       <w:r>
         <w:rPr>
-          <w:rFonts w:ascii="Arial Narrow" w:eastAsia="Calibri" w:hAnsi="Arial Narrow" w:cs="Arial"/>
-          <w:kern w:val="0"/>
-          <w14:ligatures w14:val="none"/>
+          <w:rFonts w:ascii="Arial Narrow" w:eastAsia="Arial Narrow" w:hAnsi="Arial Narrow" w:cs="Arial Narrow"/>
+          <w:kern w:val="0"/>
+          <w14:ligatures w14:val="none"/>
+          <w:sz w:val="22"/>
+          <w:szCs w:val="22"/>
         </w:rPr>
         <w:t>micro empresa</w:t>
       </w:r>
       <w:proofErr w:type="gramEnd"/>
       <w:r>
         <w:rPr>
-          <w:rFonts w:ascii="Arial Narrow" w:eastAsia="Calibri" w:hAnsi="Arial Narrow" w:cs="Arial"/>
-          <w:kern w:val="0"/>
-          <w14:ligatures w14:val="none"/>
+          <w:rFonts w:ascii="Arial Narrow" w:eastAsia="Arial Narrow" w:hAnsi="Arial Narrow" w:cs="Arial Narrow"/>
+          <w:kern w:val="0"/>
+          <w14:ligatures w14:val="none"/>
+          <w:sz w:val="22"/>
+          <w:szCs w:val="22"/>
         </w:rPr>
         <w:t xml:space="preserve"> o pequeña empresa, presentar los documentos que acrediten su volumen de ventas o ingresos brutos percibidos el año anterior relativo a todas sus actividades económicas y el número de trabajadores con el que cuenta</w:t>
       </w:r>
       <w:r>
         <w:rPr>
           <w:rStyle w:val="Refdenotaalpie"/>
-          <w:rFonts w:ascii="Arial Narrow" w:eastAsia="Calibri" w:hAnsi="Arial Narrow" w:cs="Arial"/>
-          <w:kern w:val="0"/>
+          <w:rFonts w:ascii="Arial Narrow" w:eastAsia="Arial Narrow" w:hAnsi="Arial Narrow" w:cs="Arial Narrow"/>
+          <w:kern w:val="0"/>
+          <w:sz w:val="22"/>
+          <w:szCs w:val="22"/>
           <w:vertAlign w:val="superscript"/>
           <w14:ligatures w14:val="none"/>
         </w:rPr>
@@ -3461,17 +4073,21 @@
       </w:r>
       <w:r>
         <w:rPr>
-          <w:rFonts w:ascii="Arial Narrow" w:eastAsia="Calibri" w:hAnsi="Arial Narrow" w:cs="Arial"/>
-          <w:kern w:val="0"/>
-          <w14:ligatures w14:val="none"/>
+          <w:rFonts w:ascii="Arial Narrow" w:eastAsia="Arial Narrow" w:hAnsi="Arial Narrow" w:cs="Arial Narrow"/>
+          <w:kern w:val="0"/>
+          <w14:ligatures w14:val="none"/>
+          <w:sz w:val="22"/>
+          <w:szCs w:val="22"/>
         </w:rPr>
         <w:t>. Ello, a fin de que la Comisión pueda meritar dicha documentación, conforme lo establece el artículo 110</w:t>
       </w:r>
       <w:r>
         <w:rPr>
-          <w:rFonts w:ascii="Arial Narrow" w:eastAsia="Times New Roman" w:hAnsi="Arial Narrow" w:cs="Segoe UI"/>
-          <w:color w:val="000000"/>
-          <w:kern w:val="0"/>
+          <w:rFonts w:ascii="Arial Narrow" w:eastAsia="Arial Narrow" w:hAnsi="Arial Narrow" w:cs="Arial Narrow"/>
+          <w:color w:val="000000"/>
+          <w:kern w:val="0"/>
+          <w:sz w:val="22"/>
+          <w:szCs w:val="22"/>
           <w:lang w:eastAsia="es-PE"/>
           <w14:ligatures w14:val="none"/>
         </w:rPr>
@@ -3479,27 +4095,33 @@
       </w:r>
       <w:r>
         <w:rPr>
-          <w:rFonts w:ascii="Arial Narrow" w:eastAsia="Calibri" w:hAnsi="Arial Narrow" w:cs="Arial"/>
-          <w:kern w:val="0"/>
-          <w14:ligatures w14:val="none"/>
+          <w:rFonts w:ascii="Arial Narrow" w:eastAsia="Arial Narrow" w:hAnsi="Arial Narrow" w:cs="Arial Narrow"/>
+          <w:kern w:val="0"/>
+          <w14:ligatures w14:val="none"/>
+          <w:sz w:val="22"/>
+          <w:szCs w:val="22"/>
         </w:rPr>
         <w:t xml:space="preserve"> del </w:t>
       </w:r>
       <w:r>
         <w:rPr>
-          <w:rFonts w:ascii="Arial Narrow" w:eastAsia="Calibri" w:hAnsi="Arial Narrow" w:cs="Arial"/>
+          <w:rFonts w:ascii="Arial Narrow" w:eastAsia="Arial Narrow" w:hAnsi="Arial Narrow" w:cs="Arial Narrow"/>
           <w:spacing w:val="-2"/>
           <w:kern w:val="0"/>
           <w14:ligatures w14:val="none"/>
+          <w:sz w:val="22"/>
+          <w:szCs w:val="22"/>
         </w:rPr>
         <w:t>Código</w:t>
       </w:r>
       <w:r>
         <w:rPr>
           <w:rStyle w:val="Refdenotaalpie"/>
-          <w:rFonts w:ascii="Arial Narrow" w:eastAsia="Calibri" w:hAnsi="Arial Narrow" w:cs="Arial"/>
+          <w:rFonts w:ascii="Arial Narrow" w:eastAsia="Arial Narrow" w:hAnsi="Arial Narrow" w:cs="Arial Narrow"/>
           <w:spacing w:val="-2"/>
           <w:kern w:val="0"/>
+          <w:sz w:val="22"/>
+          <w:szCs w:val="22"/>
           <w:vertAlign w:val="superscript"/>
           <w14:ligatures w14:val="none"/>
         </w:rPr>
@@ -3507,10 +4129,12 @@
       </w:r>
       <w:r>
         <w:rPr>
-          <w:rFonts w:ascii="Arial Narrow" w:eastAsia="Calibri" w:hAnsi="Arial Narrow" w:cs="Arial"/>
+          <w:rFonts w:ascii="Arial Narrow" w:eastAsia="Arial Narrow" w:hAnsi="Arial Narrow" w:cs="Arial Narrow"/>
           <w:spacing w:val="-2"/>
           <w:kern w:val="0"/>
           <w14:ligatures w14:val="none"/>
+          <w:sz w:val="22"/>
+          <w:szCs w:val="22"/>
         </w:rPr>
         <w:t>.</w:t>
       </w:r>
@@ -3524,47 +4148,53 @@
           <w:rFonts w:ascii="Arial Narrow" w:eastAsia="Arial Narrow" w:hAnsi="Arial Narrow" w:cs="Arial Narrow"/>
           <w:color w:val="000000"/>
           <w:kern w:val="0"/>
-          <w:lang w:eastAsia="es-PE"/>
-          <w14:ligatures w14:val="none"/>
-        </w:rPr>
-      </w:pPr>
-    </w:p>
-    <w:p>
-      <w:pPr>
-        <w:spacing w:after="0" w:line="240" w:lineRule="auto"/>
-        <w:jc w:val="both"/>
-        <w:rPr>
-          <w:rFonts w:ascii="Arial Narrow" w:eastAsia="Arial Narrow" w:hAnsi="Arial Narrow" w:cs="Arial Narrow"/>
-          <w:color w:val="000000"/>
-          <w:kern w:val="0"/>
-          <w:lang w:eastAsia="es-PE"/>
-          <w14:ligatures w14:val="none"/>
-        </w:rPr>
-      </w:pPr>
-      <w:r>
-        <w:rPr>
-          <w:rFonts w:ascii="Arial Narrow" w:hAnsi="Arial Narrow" w:cs="Arial Narrow"/>
+          <w:sz w:val="22"/>
+          <w:szCs w:val="22"/>
+          <w:lang w:eastAsia="es-PE"/>
+          <w14:ligatures w14:val="none"/>
+        </w:rPr>
+      </w:pPr>
+    </w:p>
+    <w:p>
+      <w:pPr>
+        <w:spacing w:after="0" w:line="240" w:lineRule="auto"/>
+        <w:jc w:val="both"/>
+        <w:rPr>
+          <w:rFonts w:ascii="Arial Narrow" w:eastAsia="Arial Narrow" w:hAnsi="Arial Narrow" w:cs="Arial Narrow"/>
+          <w:color w:val="000000"/>
+          <w:kern w:val="0"/>
+          <w:sz w:val="22"/>
+          <w:szCs w:val="22"/>
+          <w:lang w:eastAsia="es-PE"/>
+          <w14:ligatures w14:val="none"/>
+        </w:rPr>
+      </w:pPr>
+      <w:r>
+        <w:rPr>
+          <w:rFonts w:ascii="Arial Narrow" w:eastAsia="Arial Narrow" w:hAnsi="Arial Narrow" w:cs="Arial Narrow"/>
           <w:b w:val="1"/>
           <w:bCs w:val="1"/>
-          <w:sz w:val="20"/>
-          <w:szCs w:val="20"/>
+          <w:sz w:val="22"/>
+          <w:szCs w:val="22"/>
         </w:rPr>
         <w:t xml:space="preserve">QUINTO: </w:t>
       </w:r>
       <w:r>
         <w:rPr>
-          <w:rFonts w:ascii="Arial Narrow" w:hAnsi="Arial Narrow" w:cs="Arial Narrow"/>
-          <w:sz w:val="20"/>
-          <w:szCs w:val="20"/>
+          <w:rFonts w:ascii="Arial Narrow" w:eastAsia="Arial Narrow" w:hAnsi="Arial Narrow" w:cs="Arial Narrow"/>
+          <w:sz w:val="22"/>
+          <w:szCs w:val="22"/>
         </w:rPr>
         <w:t xml:space="preserve">correr traslado de la presente resolución a Mapfre Perú Compañía de Seguros y Reaseguros S.A. para que, de conformidad con lo dispuesto por el artículo 26 de la Ley sobre Facultades, Normas y Organización del Indecopi, aprobada por Decreto Legislativo 807</w:t>
       </w:r>
       <w:r>
         <w:rPr>
           <w:rStyle w:val="Refdenotaalpie"/>
-          <w:rFonts w:ascii="Arial Narrow" w:eastAsia="Times New Roman" w:hAnsi="Arial Narrow" w:cs="Times New Roman"/>
-          <w:color w:val="000000"/>
-          <w:kern w:val="0"/>
+          <w:rFonts w:ascii="Arial Narrow" w:eastAsia="Arial Narrow" w:hAnsi="Arial Narrow" w:cs="Arial Narrow"/>
+          <w:color w:val="000000"/>
+          <w:kern w:val="0"/>
+          <w:sz w:val="22"/>
+          <w:szCs w:val="22"/>
           <w:vertAlign w:val="superscript"/>
           <w:lang w:val="es-ES" w:eastAsia="es-ES"/>
           <w14:ligatures w14:val="none"/>
@@ -3573,18 +4203,20 @@
       </w:r>
       <w:r>
         <w:rPr>
-          <w:rFonts w:ascii="Arial Narrow" w:hAnsi="Arial Narrow" w:cs="Arial Narrow"/>
-          <w:sz w:val="20"/>
-          <w:szCs w:val="20"/>
+          <w:rFonts w:ascii="Arial Narrow" w:eastAsia="Arial Narrow" w:hAnsi="Arial Narrow" w:cs="Arial Narrow"/>
+          <w:sz w:val="22"/>
+          <w:szCs w:val="22"/>
         </w:rPr>
         <w:t xml:space="preserve">, presente sus descargos sobre la imputación de cargos realizada en un plazo no mayor a cinco (5) días hábiles contado a partir del día siguiente de la notificación de la presente resolución, vencido el cual, el Secretario Técnico declarará en rebeldía al denunciado que no lo hubiera presentado. Debe precisarse que de conformidad con lo establecido por el artículo 223 del Texto Único Ordenado de la Ley 27444, Ley del Procedimiento Administrativo General</w:t>
       </w:r>
       <w:r>
         <w:rPr>
           <w:rStyle w:val="Refdenotaalpie"/>
-          <w:rFonts w:ascii="Arial Narrow" w:eastAsia="Times New Roman" w:hAnsi="Arial Narrow" w:cs="Times New Roman"/>
-          <w:color w:val="000000"/>
-          <w:kern w:val="0"/>
+          <w:rFonts w:ascii="Arial Narrow" w:eastAsia="Arial Narrow" w:hAnsi="Arial Narrow" w:cs="Arial Narrow"/>
+          <w:color w:val="000000"/>
+          <w:kern w:val="0"/>
+          <w:sz w:val="22"/>
+          <w:szCs w:val="22"/>
           <w:vertAlign w:val="superscript"/>
           <w:lang w:val="es-ES" w:eastAsia="es-ES"/>
           <w14:ligatures w14:val="none"/>
@@ -3593,9 +4225,9 @@
       </w:r>
       <w:r>
         <w:rPr>
-          <w:rFonts w:ascii="Arial Narrow" w:hAnsi="Arial Narrow" w:cs="Arial Narrow"/>
-          <w:sz w:val="20"/>
-          <w:szCs w:val="20"/>
+          <w:rFonts w:ascii="Arial Narrow" w:eastAsia="Arial Narrow" w:hAnsi="Arial Narrow" w:cs="Arial Narrow"/>
+          <w:sz w:val="22"/>
+          <w:szCs w:val="22"/>
         </w:rPr>
         <w:t xml:space="preserve">, las alegaciones y los hechos relevantes de la reclamación, salvo que hayan sido específicamente negadas en la contestación, se tendrán por aceptadas o merituadas como ciertas.</w:t>
       </w:r>
@@ -3608,19 +4240,23 @@
           <w:rFonts w:ascii="Arial Narrow" w:eastAsia="Arial Narrow" w:hAnsi="Arial Narrow" w:cs="Arial Narrow"/>
           <w:color w:val="000000"/>
           <w:kern w:val="0"/>
-          <w:lang w:eastAsia="es-PE"/>
-          <w14:ligatures w14:val="none"/>
-        </w:rPr>
-      </w:pPr>
-    </w:p>
-    <w:p>
-      <w:pPr>
-        <w:spacing w:after="0" w:line="240" w:lineRule="auto"/>
-        <w:jc w:val="both"/>
-        <w:rPr>
-          <w:rFonts w:ascii="Arial Narrow" w:eastAsia="Times New Roman" w:hAnsi="Arial Narrow" w:cs="Arial"/>
-          <w:color w:val="000000"/>
-          <w:kern w:val="0"/>
+          <w:sz w:val="22"/>
+          <w:szCs w:val="22"/>
+          <w:lang w:eastAsia="es-PE"/>
+          <w14:ligatures w14:val="none"/>
+        </w:rPr>
+      </w:pPr>
+    </w:p>
+    <w:p>
+      <w:pPr>
+        <w:spacing w:after="0" w:line="240" w:lineRule="auto"/>
+        <w:jc w:val="both"/>
+        <w:rPr>
+          <w:rFonts w:ascii="Arial Narrow" w:eastAsia="Arial Narrow" w:hAnsi="Arial Narrow" w:cs="Arial Narrow"/>
+          <w:color w:val="000000"/>
+          <w:kern w:val="0"/>
+          <w:sz w:val="22"/>
+          <w:szCs w:val="22"/>
           <w:lang w:val="es-ES" w:eastAsia="es-ES"/>
           <w14:ligatures w14:val="none"/>
         </w:rPr>
@@ -3631,6 +4267,8 @@
           <w:b/>
           <w:color w:val="000000"/>
           <w:kern w:val="0"/>
+          <w:sz w:val="22"/>
+          <w:szCs w:val="22"/>
           <w:lang w:eastAsia="es-PE"/>
           <w14:ligatures w14:val="none"/>
         </w:rPr>
@@ -3642,6 +4280,8 @@
           <w:b/>
           <w:color w:val="000000"/>
           <w:kern w:val="0"/>
+          <w:sz w:val="22"/>
+          <w:szCs w:val="22"/>
           <w:lang w:eastAsia="es-PE"/>
           <w14:ligatures w14:val="none"/>
         </w:rPr>
@@ -3650,9 +4290,11 @@
       <w:bookmarkStart w:id="15" w:name="_Hlk188286813"/>
       <w:r>
         <w:rPr>
-          <w:rFonts w:ascii="Arial Narrow" w:eastAsia="Times New Roman" w:hAnsi="Arial Narrow" w:cs="Arial"/>
-          <w:color w:val="000000"/>
-          <w:kern w:val="0"/>
+          <w:rFonts w:ascii="Arial Narrow" w:eastAsia="Arial Narrow" w:hAnsi="Arial Narrow" w:cs="Arial Narrow"/>
+          <w:color w:val="000000"/>
+          <w:kern w:val="0"/>
+          <w:sz w:val="22"/>
+          <w:szCs w:val="22"/>
           <w:lang w:eastAsia="es-ES"/>
           <w14:ligatures w14:val="none"/>
         </w:rPr>
@@ -3660,9 +4302,11 @@
       </w:r>
       <w:r>
         <w:rPr>
-          <w:rFonts w:ascii="Arial Narrow" w:eastAsia="Times New Roman" w:hAnsi="Arial Narrow" w:cs="Arial"/>
-          <w:color w:val="000000"/>
-          <w:kern w:val="0"/>
+          <w:rFonts w:ascii="Arial Narrow" w:eastAsia="Arial Narrow" w:hAnsi="Arial Narrow" w:cs="Arial Narrow"/>
+          <w:color w:val="000000"/>
+          <w:kern w:val="0"/>
+          <w:sz w:val="22"/>
+          <w:szCs w:val="22"/>
           <w:lang w:val="es-ES" w:eastAsia="es-ES"/>
           <w14:ligatures w14:val="none"/>
         </w:rPr>
@@ -3670,9 +4314,11 @@
       </w:r>
       <w:r>
         <w:rPr>
-          <w:rFonts w:ascii="Arial Narrow" w:eastAsia="Times New Roman" w:hAnsi="Arial Narrow" w:cs="Arial"/>
-          <w:color w:val="000000"/>
-          <w:kern w:val="0"/>
+          <w:rFonts w:ascii="Arial Narrow" w:eastAsia="Arial Narrow" w:hAnsi="Arial Narrow" w:cs="Arial Narrow"/>
+          <w:color w:val="000000"/>
+          <w:kern w:val="0"/>
+          <w:sz w:val="22"/>
+          <w:szCs w:val="22"/>
           <w:lang w:eastAsia="es-ES"/>
           <w14:ligatures w14:val="none"/>
         </w:rPr>
@@ -3681,9 +4327,11 @@
       <w:bookmarkEnd w:id="15"/>
       <w:r>
         <w:rPr>
-          <w:rFonts w:ascii="Arial Narrow" w:eastAsia="Times New Roman" w:hAnsi="Arial Narrow" w:cs="Arial"/>
-          <w:color w:val="000000"/>
-          <w:kern w:val="0"/>
+          <w:rFonts w:ascii="Arial Narrow" w:eastAsia="Arial Narrow" w:hAnsi="Arial Narrow" w:cs="Arial Narrow"/>
+          <w:color w:val="000000"/>
+          <w:kern w:val="0"/>
+          <w:sz w:val="22"/>
+          <w:szCs w:val="22"/>
           <w:lang w:eastAsia="es-ES"/>
           <w14:ligatures w14:val="none"/>
         </w:rPr>
@@ -3692,9 +4340,11 @@
       <w:bookmarkStart w:id="16" w:name="_Hlk188286828"/>
       <w:r>
         <w:rPr>
-          <w:rFonts w:ascii="Arial Narrow" w:eastAsia="Times New Roman" w:hAnsi="Arial Narrow" w:cs="Times New Roman"/>
-          <w:color w:val="000000"/>
-          <w:kern w:val="0"/>
+          <w:rFonts w:ascii="Arial Narrow" w:eastAsia="Arial Narrow" w:hAnsi="Arial Narrow" w:cs="Arial Narrow"/>
+          <w:color w:val="000000"/>
+          <w:kern w:val="0"/>
+          <w:sz w:val="22"/>
+          <w:szCs w:val="22"/>
           <w:shd w:val="clear" w:color="auto" w:fill="FFFFFF"/>
           <w:lang w:eastAsia="es-PE"/>
           <w14:ligatures w14:val="none"/>
@@ -3703,9 +4353,11 @@
       </w:r>
       <w:r>
         <w:rPr>
-          <w:rFonts w:ascii="Arial Narrow" w:eastAsia="Times New Roman" w:hAnsi="Arial Narrow" w:cs="Arial"/>
-          <w:color w:val="000000"/>
-          <w:kern w:val="0"/>
+          <w:rFonts w:ascii="Arial Narrow" w:eastAsia="Arial Narrow" w:hAnsi="Arial Narrow" w:cs="Arial Narrow"/>
+          <w:color w:val="000000"/>
+          <w:kern w:val="0"/>
+          <w:sz w:val="22"/>
+          <w:szCs w:val="22"/>
           <w:lang w:eastAsia="es-ES"/>
           <w14:ligatures w14:val="none"/>
         </w:rPr>
@@ -3714,9 +4366,11 @@
       <w:bookmarkEnd w:id="16"/>
       <w:r>
         <w:rPr>
-          <w:rFonts w:ascii="Arial Narrow" w:eastAsia="Times New Roman" w:hAnsi="Arial Narrow" w:cs="Arial"/>
-          <w:color w:val="000000"/>
-          <w:kern w:val="0"/>
+          <w:rFonts w:ascii="Arial Narrow" w:eastAsia="Arial Narrow" w:hAnsi="Arial Narrow" w:cs="Arial Narrow"/>
+          <w:color w:val="000000"/>
+          <w:kern w:val="0"/>
+          <w:sz w:val="22"/>
+          <w:szCs w:val="22"/>
           <w:lang w:val="es-ES" w:eastAsia="es-ES"/>
           <w14:ligatures w14:val="none"/>
         </w:rPr>
@@ -3724,9 +4378,11 @@
       </w:r>
       <w:r>
         <w:rPr>
-          <w:rFonts w:ascii="Arial Narrow" w:eastAsia="Times New Roman" w:hAnsi="Arial Narrow" w:cs="Arial"/>
-          <w:color w:val="000000"/>
-          <w:kern w:val="0"/>
+          <w:rFonts w:ascii="Arial Narrow" w:eastAsia="Arial Narrow" w:hAnsi="Arial Narrow" w:cs="Arial Narrow"/>
+          <w:color w:val="000000"/>
+          <w:kern w:val="0"/>
+          <w:sz w:val="22"/>
+          <w:szCs w:val="22"/>
           <w:lang w:val="es-ES" w:eastAsia="es-ES"/>
           <w14:ligatures w14:val="none"/>
         </w:rPr>
@@ -3735,9 +4391,11 @@
       <w:proofErr w:type="spellStart"/>
       <w:r>
         <w:rPr>
-          <w:rFonts w:ascii="Arial Narrow" w:eastAsia="Times New Roman" w:hAnsi="Arial Narrow" w:cs="Arial"/>
-          <w:color w:val="000000"/>
-          <w:kern w:val="0"/>
+          <w:rFonts w:ascii="Arial Narrow" w:eastAsia="Arial Narrow" w:hAnsi="Arial Narrow" w:cs="Arial Narrow"/>
+          <w:color w:val="000000"/>
+          <w:kern w:val="0"/>
+          <w:sz w:val="22"/>
+          <w:szCs w:val="22"/>
           <w:lang w:val="es-ES" w:eastAsia="es-ES"/>
           <w14:ligatures w14:val="none"/>
         </w:rPr>
@@ -3746,9 +4404,11 @@
       <w:proofErr w:type="spellEnd"/>
       <w:r>
         <w:rPr>
-          <w:rFonts w:ascii="Arial Narrow" w:eastAsia="Times New Roman" w:hAnsi="Arial Narrow" w:cs="Arial"/>
-          <w:color w:val="000000"/>
-          <w:kern w:val="0"/>
+          <w:rFonts w:ascii="Arial Narrow" w:eastAsia="Arial Narrow" w:hAnsi="Arial Narrow" w:cs="Arial Narrow"/>
+          <w:color w:val="000000"/>
+          <w:kern w:val="0"/>
+          <w:sz w:val="22"/>
+          <w:szCs w:val="22"/>
           <w:lang w:val="es-ES" w:eastAsia="es-ES"/>
           <w14:ligatures w14:val="none"/>
         </w:rPr>
@@ -3756,9 +4416,11 @@
       </w:r>
       <w:r>
         <w:rPr>
-          <w:rFonts w:ascii="Arial Narrow" w:eastAsia="Times New Roman" w:hAnsi="Arial Narrow" w:cs="Arial"/>
-          <w:color w:val="000000"/>
-          <w:kern w:val="0"/>
+          <w:rFonts w:ascii="Arial Narrow" w:eastAsia="Arial Narrow" w:hAnsi="Arial Narrow" w:cs="Arial Narrow"/>
+          <w:color w:val="000000"/>
+          <w:kern w:val="0"/>
+          <w:sz w:val="22"/>
+          <w:szCs w:val="22"/>
           <w:lang w:eastAsia="es-ES"/>
           <w14:ligatures w14:val="none"/>
         </w:rPr>
@@ -3766,9 +4428,11 @@
       </w:r>
       <w:r>
         <w:rPr>
-          <w:rFonts w:ascii="Arial Narrow" w:eastAsia="Times New Roman" w:hAnsi="Arial Narrow" w:cs="Arial"/>
-          <w:color w:val="000000"/>
-          <w:kern w:val="0"/>
+          <w:rFonts w:ascii="Arial Narrow" w:eastAsia="Arial Narrow" w:hAnsi="Arial Narrow" w:cs="Arial Narrow"/>
+          <w:color w:val="000000"/>
+          <w:kern w:val="0"/>
+          <w:sz w:val="22"/>
+          <w:szCs w:val="22"/>
           <w:lang w:val="es-ES" w:eastAsia="es-ES"/>
           <w14:ligatures w14:val="none"/>
         </w:rPr>
@@ -3777,9 +4441,11 @@
       <w:proofErr w:type="spellStart"/>
       <w:r>
         <w:rPr>
-          <w:rFonts w:ascii="Arial Narrow" w:eastAsia="Times New Roman" w:hAnsi="Arial Narrow" w:cs="Arial"/>
-          <w:color w:val="000000"/>
-          <w:kern w:val="0"/>
+          <w:rFonts w:ascii="Arial Narrow" w:eastAsia="Arial Narrow" w:hAnsi="Arial Narrow" w:cs="Arial Narrow"/>
+          <w:color w:val="000000"/>
+          <w:kern w:val="0"/>
+          <w:sz w:val="22"/>
+          <w:szCs w:val="22"/>
           <w:lang w:val="es-ES" w:eastAsia="es-ES"/>
           <w14:ligatures w14:val="none"/>
         </w:rPr>
@@ -3788,9 +4454,11 @@
       <w:proofErr w:type="spellEnd"/>
       <w:r>
         <w:rPr>
-          <w:rFonts w:ascii="Arial Narrow" w:eastAsia="Times New Roman" w:hAnsi="Arial Narrow" w:cs="Arial"/>
-          <w:color w:val="000000"/>
-          <w:kern w:val="0"/>
+          <w:rFonts w:ascii="Arial Narrow" w:eastAsia="Arial Narrow" w:hAnsi="Arial Narrow" w:cs="Arial Narrow"/>
+          <w:color w:val="000000"/>
+          <w:kern w:val="0"/>
+          <w:sz w:val="22"/>
+          <w:szCs w:val="22"/>
           <w:lang w:val="es-ES" w:eastAsia="es-ES"/>
           <w14:ligatures w14:val="none"/>
         </w:rPr>
@@ -3798,9 +4466,11 @@
       </w:r>
       <w:r>
         <w:rPr>
-          <w:rFonts w:ascii="Arial Narrow" w:eastAsia="Times New Roman" w:hAnsi="Arial Narrow" w:cs="Arial"/>
-          <w:color w:val="000000"/>
-          <w:kern w:val="0"/>
+          <w:rFonts w:ascii="Arial Narrow" w:eastAsia="Arial Narrow" w:hAnsi="Arial Narrow" w:cs="Arial Narrow"/>
+          <w:color w:val="000000"/>
+          <w:kern w:val="0"/>
+          <w:sz w:val="22"/>
+          <w:szCs w:val="22"/>
           <w:lang w:val="es-ES" w:eastAsia="es-ES"/>
           <w14:ligatures w14:val="none"/>
         </w:rPr>
@@ -3816,6 +4486,8 @@
           <w:b/>
           <w:color w:val="000000"/>
           <w:kern w:val="0"/>
+          <w:sz w:val="22"/>
+          <w:szCs w:val="22"/>
           <w:lang w:val="es-ES" w:eastAsia="es-PE"/>
           <w14:ligatures w14:val="none"/>
         </w:rPr>
@@ -3829,16 +4501,20 @@
           <w:rFonts w:ascii="Arial Narrow" w:eastAsia="Arial Narrow" w:hAnsi="Arial Narrow" w:cs="Arial Narrow"/>
           <w:color w:val="000000"/>
           <w:kern w:val="0"/>
-          <w:lang w:eastAsia="es-PE"/>
-          <w14:ligatures w14:val="none"/>
-        </w:rPr>
-      </w:pPr>
-      <w:r>
-        <w:rPr>
-          <w:rFonts w:ascii="Arial Narrow" w:eastAsia="Arial Narrow" w:hAnsi="Arial Narrow" w:cs="Arial Narrow"/>
-          <w:b/>
-          <w:color w:val="000000"/>
-          <w:kern w:val="0"/>
+          <w:sz w:val="22"/>
+          <w:szCs w:val="22"/>
+          <w:lang w:eastAsia="es-PE"/>
+          <w14:ligatures w14:val="none"/>
+        </w:rPr>
+      </w:pPr>
+      <w:r>
+        <w:rPr>
+          <w:rFonts w:ascii="Arial Narrow" w:eastAsia="Arial Narrow" w:hAnsi="Arial Narrow" w:cs="Arial Narrow"/>
+          <w:b/>
+          <w:color w:val="000000"/>
+          <w:kern w:val="0"/>
+          <w:sz w:val="22"/>
+          <w:szCs w:val="22"/>
           <w:lang w:eastAsia="es-PE"/>
           <w14:ligatures w14:val="none"/>
         </w:rPr>
@@ -3850,6 +4526,8 @@
           <w:b/>
           <w:color w:val="000000"/>
           <w:kern w:val="0"/>
+          <w:sz w:val="22"/>
+          <w:szCs w:val="22"/>
           <w:lang w:eastAsia="es-PE"/>
           <w14:ligatures w14:val="none"/>
         </w:rPr>
@@ -3860,6 +4538,8 @@
           <w:rFonts w:ascii="Arial Narrow" w:eastAsia="Arial Narrow" w:hAnsi="Arial Narrow" w:cs="Arial Narrow"/>
           <w:color w:val="000000"/>
           <w:kern w:val="0"/>
+          <w:sz w:val="22"/>
+          <w:szCs w:val="22"/>
           <w:lang w:eastAsia="es-PE"/>
           <w14:ligatures w14:val="none"/>
         </w:rPr>
@@ -3871,6 +4551,8 @@
           <w:rFonts w:ascii="Arial Narrow" w:eastAsia="Arial Narrow" w:hAnsi="Arial Narrow" w:cs="Arial Narrow"/>
           <w:color w:val="000000"/>
           <w:kern w:val="0"/>
+          <w:sz w:val="22"/>
+          <w:szCs w:val="22"/>
           <w:lang w:eastAsia="es-PE"/>
           <w14:ligatures w14:val="none"/>
         </w:rPr>
@@ -3878,9 +4560,11 @@
       </w:r>
       <w:r>
         <w:rPr>
-          <w:rFonts w:ascii="Arial Narrow" w:eastAsia="Times New Roman" w:hAnsi="Arial Narrow" w:cs="Segoe UI"/>
-          <w:color w:val="000000"/>
-          <w:kern w:val="0"/>
+          <w:rFonts w:ascii="Arial Narrow" w:eastAsia="Arial Narrow" w:hAnsi="Arial Narrow" w:cs="Arial Narrow"/>
+          <w:color w:val="000000"/>
+          <w:kern w:val="0"/>
+          <w:sz w:val="22"/>
+          <w:szCs w:val="22"/>
           <w:lang w:eastAsia="es-PE"/>
           <w14:ligatures w14:val="none"/>
         </w:rPr>
@@ -3891,6 +4575,8 @@
           <w:rFonts w:ascii="Arial Narrow" w:eastAsia="Arial Narrow" w:hAnsi="Arial Narrow" w:cs="Arial Narrow"/>
           <w:color w:val="000000"/>
           <w:kern w:val="0"/>
+          <w:sz w:val="22"/>
+          <w:szCs w:val="22"/>
           <w:lang w:eastAsia="es-PE"/>
           <w14:ligatures w14:val="none"/>
         </w:rPr>
@@ -3901,6 +4587,8 @@
           <w:rFonts w:ascii="Arial Narrow" w:eastAsia="Arial Narrow" w:hAnsi="Arial Narrow" w:cs="Arial Narrow"/>
           <w:color w:val="000000"/>
           <w:kern w:val="0"/>
+          <w:sz w:val="22"/>
+          <w:szCs w:val="22"/>
           <w:lang w:eastAsia="es-PE"/>
           <w14:ligatures w14:val="none"/>
         </w:rPr>
@@ -3911,6 +4599,8 @@
           <w:rFonts w:ascii="Arial Narrow" w:eastAsia="Arial Narrow" w:hAnsi="Arial Narrow" w:cs="Arial Narrow"/>
           <w:color w:val="000000"/>
           <w:kern w:val="0"/>
+          <w:sz w:val="22"/>
+          <w:szCs w:val="22"/>
           <w:lang w:eastAsia="es-PE"/>
           <w14:ligatures w14:val="none"/>
         </w:rPr>
@@ -3919,9 +4609,11 @@
       <w:r>
         <w:rPr>
           <w:rStyle w:val="Refdenotaalpie"/>
-          <w:rFonts w:ascii="Arial Narrow" w:eastAsia="Arial Narrow" w:hAnsi="Arial Narrow" w:cs="Times New Roman"/>
-          <w:color w:val="000000"/>
-          <w:kern w:val="0"/>
+          <w:rFonts w:ascii="Arial Narrow" w:eastAsia="Arial Narrow" w:hAnsi="Arial Narrow" w:cs="Arial Narrow"/>
+          <w:color w:val="000000"/>
+          <w:kern w:val="0"/>
+          <w:sz w:val="22"/>
+          <w:szCs w:val="22"/>
           <w:vertAlign w:val="superscript"/>
           <w:lang w:eastAsia="es-PE"/>
           <w14:ligatures w14:val="none"/>
@@ -3933,6 +4625,8 @@
           <w:rFonts w:ascii="Arial Narrow" w:eastAsia="Arial Narrow" w:hAnsi="Arial Narrow" w:cs="Arial Narrow"/>
           <w:color w:val="000000"/>
           <w:kern w:val="0"/>
+          <w:sz w:val="22"/>
+          <w:szCs w:val="22"/>
           <w:lang w:eastAsia="es-PE"/>
           <w14:ligatures w14:val="none"/>
         </w:rPr>
@@ -3943,6 +4637,8 @@
           <w:rFonts w:ascii="Arial Narrow" w:eastAsia="Arial Narrow" w:hAnsi="Arial Narrow" w:cs="Arial Narrow"/>
           <w:color w:val="000000"/>
           <w:kern w:val="0"/>
+          <w:sz w:val="22"/>
+          <w:szCs w:val="22"/>
           <w:lang w:eastAsia="es-PE"/>
           <w14:ligatures w14:val="none"/>
         </w:rPr>
@@ -3951,9 +4647,11 @@
       </w:r>
       <w:r>
         <w:rPr>
-          <w:rFonts w:ascii="Arial Narrow" w:eastAsia="Times New Roman" w:hAnsi="Arial Narrow" w:cs="Segoe UI"/>
-          <w:color w:val="000000"/>
-          <w:kern w:val="0"/>
+          <w:rFonts w:ascii="Arial Narrow" w:eastAsia="Arial Narrow" w:hAnsi="Arial Narrow" w:cs="Arial Narrow"/>
+          <w:color w:val="000000"/>
+          <w:kern w:val="0"/>
+          <w:sz w:val="22"/>
+          <w:szCs w:val="22"/>
           <w:lang w:eastAsia="es-PE"/>
           <w14:ligatures w14:val="none"/>
         </w:rPr>
@@ -3964,6 +4662,8 @@
           <w:rFonts w:ascii="Arial Narrow" w:eastAsia="Arial Narrow" w:hAnsi="Arial Narrow" w:cs="Arial Narrow"/>
           <w:color w:val="000000"/>
           <w:kern w:val="0"/>
+          <w:sz w:val="22"/>
+          <w:szCs w:val="22"/>
           <w:lang w:eastAsia="es-PE"/>
           <w14:ligatures w14:val="none"/>
         </w:rPr>
@@ -3971,9 +4671,11 @@
       </w:r>
       <w:r>
         <w:rPr>
-          <w:rFonts w:ascii="Arial Narrow" w:eastAsia="Times New Roman" w:hAnsi="Arial Narrow" w:cs="Segoe UI"/>
-          <w:color w:val="000000"/>
-          <w:kern w:val="0"/>
+          <w:rFonts w:ascii="Arial Narrow" w:eastAsia="Arial Narrow" w:hAnsi="Arial Narrow" w:cs="Arial Narrow"/>
+          <w:color w:val="000000"/>
+          <w:kern w:val="0"/>
+          <w:sz w:val="22"/>
+          <w:szCs w:val="22"/>
           <w:lang w:eastAsia="es-PE"/>
           <w14:ligatures w14:val="none"/>
         </w:rPr>
@@ -3984,6 +4686,8 @@
           <w:rFonts w:ascii="Arial Narrow" w:eastAsia="Arial Narrow" w:hAnsi="Arial Narrow" w:cs="Arial Narrow"/>
           <w:color w:val="000000"/>
           <w:kern w:val="0"/>
+          <w:sz w:val="22"/>
+          <w:szCs w:val="22"/>
           <w:lang w:eastAsia="es-PE"/>
           <w14:ligatures w14:val="none"/>
         </w:rPr>
@@ -3991,9 +4695,11 @@
       </w:r>
       <w:r>
         <w:rPr>
-          <w:rFonts w:ascii="Arial Narrow" w:eastAsia="Times New Roman" w:hAnsi="Arial Narrow" w:cs="Segoe UI"/>
-          <w:color w:val="000000"/>
-          <w:kern w:val="0"/>
+          <w:rFonts w:ascii="Arial Narrow" w:eastAsia="Arial Narrow" w:hAnsi="Arial Narrow" w:cs="Arial Narrow"/>
+          <w:color w:val="000000"/>
+          <w:kern w:val="0"/>
+          <w:sz w:val="22"/>
+          <w:szCs w:val="22"/>
           <w:lang w:eastAsia="es-PE"/>
           <w14:ligatures w14:val="none"/>
         </w:rPr>
@@ -4004,6 +4710,8 @@
           <w:rFonts w:ascii="Arial Narrow" w:eastAsia="Arial Narrow" w:hAnsi="Arial Narrow" w:cs="Arial Narrow"/>
           <w:color w:val="000000"/>
           <w:kern w:val="0"/>
+          <w:sz w:val="22"/>
+          <w:szCs w:val="22"/>
           <w:lang w:eastAsia="es-PE"/>
           <w14:ligatures w14:val="none"/>
         </w:rPr>
@@ -4012,9 +4720,11 @@
       <w:r>
         <w:rPr>
           <w:rStyle w:val="Refdenotaalpie"/>
-          <w:rFonts w:ascii="Arial Narrow" w:eastAsia="Arial Narrow" w:hAnsi="Arial Narrow" w:cs="Times New Roman"/>
-          <w:color w:val="000000"/>
-          <w:kern w:val="0"/>
+          <w:rFonts w:ascii="Arial Narrow" w:eastAsia="Arial Narrow" w:hAnsi="Arial Narrow" w:cs="Arial Narrow"/>
+          <w:color w:val="000000"/>
+          <w:kern w:val="0"/>
+          <w:sz w:val="22"/>
+          <w:szCs w:val="22"/>
           <w:vertAlign w:val="superscript"/>
           <w:lang w:eastAsia="es-PE"/>
           <w14:ligatures w14:val="none"/>
@@ -4026,6 +4736,8 @@
           <w:rFonts w:ascii="Arial Narrow" w:eastAsia="Arial Narrow" w:hAnsi="Arial Narrow" w:cs="Arial Narrow"/>
           <w:color w:val="000000"/>
           <w:kern w:val="0"/>
+          <w:sz w:val="22"/>
+          <w:szCs w:val="22"/>
           <w:lang w:eastAsia="es-PE"/>
           <w14:ligatures w14:val="none"/>
         </w:rPr>
@@ -4037,6 +4749,8 @@
           <w:rFonts w:ascii="Arial Narrow" w:eastAsia="Arial Narrow" w:hAnsi="Arial Narrow" w:cs="Arial Narrow"/>
           <w:color w:val="000000"/>
           <w:kern w:val="0"/>
+          <w:sz w:val="22"/>
+          <w:szCs w:val="22"/>
           <w:lang w:eastAsia="es-PE"/>
           <w14:ligatures w14:val="none"/>
         </w:rPr>
@@ -4047,6 +4761,8 @@
           <w:rFonts w:ascii="Arial Narrow" w:eastAsia="Arial Narrow" w:hAnsi="Arial Narrow" w:cs="Arial Narrow"/>
           <w:color w:val="000000"/>
           <w:kern w:val="0"/>
+          <w:sz w:val="22"/>
+          <w:szCs w:val="22"/>
           <w:lang w:eastAsia="es-PE"/>
           <w14:ligatures w14:val="none"/>
         </w:rPr>
@@ -4055,9 +4771,11 @@
       </w:r>
       <w:r>
         <w:rPr>
-          <w:rFonts w:ascii="Arial Narrow" w:eastAsia="Times New Roman" w:hAnsi="Arial Narrow" w:cs="Segoe UI"/>
-          <w:color w:val="000000"/>
-          <w:kern w:val="0"/>
+          <w:rFonts w:ascii="Arial Narrow" w:eastAsia="Arial Narrow" w:hAnsi="Arial Narrow" w:cs="Arial Narrow"/>
+          <w:color w:val="000000"/>
+          <w:kern w:val="0"/>
+          <w:sz w:val="22"/>
+          <w:szCs w:val="22"/>
           <w:lang w:eastAsia="es-PE"/>
           <w14:ligatures w14:val="none"/>
         </w:rPr>
@@ -4068,6 +4786,8 @@
           <w:rFonts w:ascii="Arial Narrow" w:eastAsia="Arial Narrow" w:hAnsi="Arial Narrow" w:cs="Arial Narrow"/>
           <w:color w:val="000000"/>
           <w:kern w:val="0"/>
+          <w:sz w:val="22"/>
+          <w:szCs w:val="22"/>
           <w:lang w:eastAsia="es-PE"/>
           <w14:ligatures w14:val="none"/>
         </w:rPr>
@@ -4076,9 +4796,11 @@
       <w:r>
         <w:rPr>
           <w:rStyle w:val="Refdenotaalpie"/>
-          <w:rFonts w:ascii="Arial Narrow" w:eastAsia="Arial Narrow" w:hAnsi="Arial Narrow" w:cs="Times New Roman"/>
-          <w:color w:val="000000"/>
-          <w:kern w:val="0"/>
+          <w:rFonts w:ascii="Arial Narrow" w:eastAsia="Arial Narrow" w:hAnsi="Arial Narrow" w:cs="Arial Narrow"/>
+          <w:color w:val="000000"/>
+          <w:kern w:val="0"/>
+          <w:sz w:val="22"/>
+          <w:szCs w:val="22"/>
           <w:vertAlign w:val="superscript"/>
           <w:lang w:eastAsia="es-PE"/>
           <w14:ligatures w14:val="none"/>
@@ -4090,6 +4812,8 @@
           <w:rFonts w:ascii="Arial Narrow" w:eastAsia="Arial Narrow" w:hAnsi="Arial Narrow" w:cs="Arial Narrow"/>
           <w:color w:val="000000"/>
           <w:kern w:val="0"/>
+          <w:sz w:val="22"/>
+          <w:szCs w:val="22"/>
           <w:lang w:eastAsia="es-PE"/>
           <w14:ligatures w14:val="none"/>
         </w:rPr>
@@ -4106,6 +4830,8 @@
           <w:b/>
           <w:color w:val="000000"/>
           <w:kern w:val="0"/>
+          <w:sz w:val="22"/>
+          <w:szCs w:val="22"/>
           <w:lang w:eastAsia="es-PE"/>
           <w14:ligatures w14:val="none"/>
         </w:rPr>
@@ -4120,17 +4846,21 @@
           <w:rFonts w:ascii="Arial Narrow" w:eastAsia="Arial Narrow" w:hAnsi="Arial Narrow" w:cs="Arial Narrow"/>
           <w:color w:val="000000"/>
           <w:kern w:val="0"/>
-          <w:lang w:eastAsia="es-PE"/>
-          <w14:ligatures w14:val="none"/>
-        </w:rPr>
-      </w:pPr>
-      <w:r>
-        <w:rPr>
-          <w:rFonts w:ascii="Arial Narrow" w:eastAsia="Calibri" w:hAnsi="Arial Narrow" w:cs="Arial"/>
+          <w:sz w:val="22"/>
+          <w:szCs w:val="22"/>
+          <w:lang w:eastAsia="es-PE"/>
+          <w14:ligatures w14:val="none"/>
+        </w:rPr>
+      </w:pPr>
+      <w:r>
+        <w:rPr>
+          <w:rFonts w:ascii="Arial Narrow" w:eastAsia="Arial Narrow" w:hAnsi="Arial Narrow" w:cs="Arial Narrow"/>
           <w:b/>
           <w:bCs/>
           <w:kern w:val="0"/>
           <w14:ligatures w14:val="none"/>
+          <w:sz w:val="22"/>
+          <w:szCs w:val="22"/>
         </w:rPr>
         <w:t>OCTAVO</w:t>
       </w:r>
@@ -4140,6 +4870,8 @@
           <w:b/>
           <w:color w:val="000000"/>
           <w:kern w:val="0"/>
+          <w:sz w:val="22"/>
+          <w:szCs w:val="22"/>
           <w:lang w:eastAsia="es-PE"/>
           <w14:ligatures w14:val="none"/>
         </w:rPr>
@@ -4150,6 +4882,8 @@
           <w:rFonts w:ascii="Arial Narrow" w:eastAsia="Arial Narrow" w:hAnsi="Arial Narrow" w:cs="Arial Narrow"/>
           <w:color w:val="000000"/>
           <w:kern w:val="0"/>
+          <w:sz w:val="22"/>
+          <w:szCs w:val="22"/>
           <w:lang w:eastAsia="es-PE"/>
           <w14:ligatures w14:val="none"/>
         </w:rPr>
@@ -4157,9 +4891,11 @@
       </w:r>
       <w:r>
         <w:rPr>
-          <w:rFonts w:ascii="Arial Narrow" w:eastAsia="Times New Roman" w:hAnsi="Arial Narrow" w:cs="Segoe UI"/>
-          <w:color w:val="000000"/>
-          <w:kern w:val="0"/>
+          <w:rFonts w:ascii="Arial Narrow" w:eastAsia="Arial Narrow" w:hAnsi="Arial Narrow" w:cs="Arial Narrow"/>
+          <w:color w:val="000000"/>
+          <w:kern w:val="0"/>
+          <w:sz w:val="22"/>
+          <w:szCs w:val="22"/>
           <w:lang w:eastAsia="es-PE"/>
           <w14:ligatures w14:val="none"/>
         </w:rPr>
@@ -4170,6 +4906,8 @@
           <w:rFonts w:ascii="Arial Narrow" w:eastAsia="Arial Narrow" w:hAnsi="Arial Narrow" w:cs="Arial Narrow"/>
           <w:color w:val="000000"/>
           <w:kern w:val="0"/>
+          <w:sz w:val="22"/>
+          <w:szCs w:val="22"/>
           <w:lang w:eastAsia="es-PE"/>
           <w14:ligatures w14:val="none"/>
         </w:rPr>
@@ -4185,6 +4923,8 @@
           <w:rFonts w:ascii="Arial Narrow" w:eastAsia="Arial Narrow" w:hAnsi="Arial Narrow" w:cs="Arial Narrow"/>
           <w:color w:val="000000"/>
           <w:kern w:val="0"/>
+          <w:sz w:val="22"/>
+          <w:szCs w:val="22"/>
           <w:lang w:eastAsia="es-PE"/>
           <w14:ligatures w14:val="none"/>
         </w:rPr>
@@ -4196,18 +4936,22 @@
         <w:spacing w:after="0" w:line="240" w:lineRule="auto"/>
         <w:jc w:val="both"/>
         <w:rPr>
-          <w:rFonts w:ascii="Arial Narrow" w:eastAsia="Calibri" w:hAnsi="Arial Narrow" w:cs="Arial"/>
-          <w:kern w:val="0"/>
+          <w:rFonts w:ascii="Arial Narrow" w:eastAsia="Arial Narrow" w:hAnsi="Arial Narrow" w:cs="Arial Narrow"/>
+          <w:kern w:val="0"/>
+          <w:sz w:val="22"/>
+          <w:szCs w:val="22"/>
           <w:u w:val="single"/>
           <w14:ligatures w14:val="none"/>
         </w:rPr>
       </w:pPr>
       <w:r>
         <w:rPr>
-          <w:rFonts w:ascii="Arial Narrow" w:eastAsia="Times New Roman" w:hAnsi="Arial Narrow" w:cs="Times New Roman"/>
-          <w:b/>
-          <w:color w:val="000000"/>
-          <w:kern w:val="0"/>
+          <w:rFonts w:ascii="Arial Narrow" w:eastAsia="Arial Narrow" w:hAnsi="Arial Narrow" w:cs="Arial Narrow"/>
+          <w:b/>
+          <w:color w:val="000000"/>
+          <w:kern w:val="0"/>
+          <w:sz w:val="22"/>
+          <w:szCs w:val="22"/>
           <w:lang w:eastAsia="es-PE"/>
           <w14:ligatures w14:val="none"/>
         </w:rPr>
@@ -4215,44 +4959,54 @@
       </w:r>
       <w:r>
         <w:rPr>
-          <w:rFonts w:ascii="Arial Narrow" w:eastAsia="Calibri" w:hAnsi="Arial Narrow" w:cs="Arial"/>
-          <w:b/>
-          <w:kern w:val="0"/>
-          <w14:ligatures w14:val="none"/>
+          <w:rFonts w:ascii="Arial Narrow" w:eastAsia="Arial Narrow" w:hAnsi="Arial Narrow" w:cs="Arial Narrow"/>
+          <w:b/>
+          <w:kern w:val="0"/>
+          <w14:ligatures w14:val="none"/>
+          <w:sz w:val="22"/>
+          <w:szCs w:val="22"/>
         </w:rPr>
         <w:t>:</w:t>
       </w:r>
       <w:r>
         <w:rPr>
-          <w:rFonts w:ascii="Arial Narrow" w:eastAsia="Calibri" w:hAnsi="Arial Narrow" w:cs="Arial"/>
-          <w:kern w:val="0"/>
-          <w14:ligatures w14:val="none"/>
+          <w:rFonts w:ascii="Arial Narrow" w:eastAsia="Arial Narrow" w:hAnsi="Arial Narrow" w:cs="Arial Narrow"/>
+          <w:kern w:val="0"/>
+          <w14:ligatures w14:val="none"/>
+          <w:sz w:val="22"/>
+          <w:szCs w:val="22"/>
         </w:rPr>
         <w:t xml:space="preserve"> comunicar a las partes que, </w:t>
       </w:r>
       <w:proofErr w:type="gramStart"/>
       <w:r>
         <w:rPr>
-          <w:rFonts w:ascii="Arial Narrow" w:eastAsia="Calibri" w:hAnsi="Arial Narrow" w:cs="Arial"/>
-          <w:kern w:val="0"/>
-          <w14:ligatures w14:val="none"/>
+          <w:rFonts w:ascii="Arial Narrow" w:eastAsia="Arial Narrow" w:hAnsi="Arial Narrow" w:cs="Arial Narrow"/>
+          <w:kern w:val="0"/>
+          <w14:ligatures w14:val="none"/>
+          <w:sz w:val="22"/>
+          <w:szCs w:val="22"/>
         </w:rPr>
         <w:t>de acuerdo a</w:t>
       </w:r>
       <w:proofErr w:type="gramEnd"/>
       <w:r>
         <w:rPr>
-          <w:rFonts w:ascii="Arial Narrow" w:eastAsia="Calibri" w:hAnsi="Arial Narrow" w:cs="Arial"/>
-          <w:kern w:val="0"/>
-          <w14:ligatures w14:val="none"/>
+          <w:rFonts w:ascii="Arial Narrow" w:eastAsia="Arial Narrow" w:hAnsi="Arial Narrow" w:cs="Arial Narrow"/>
+          <w:kern w:val="0"/>
+          <w14:ligatures w14:val="none"/>
+          <w:sz w:val="22"/>
+          <w:szCs w:val="22"/>
         </w:rPr>
         <w:t xml:space="preserve"> lo señalado por el artículo 29</w:t>
       </w:r>
       <w:r>
         <w:rPr>
-          <w:rFonts w:ascii="Arial Narrow" w:eastAsia="Times New Roman" w:hAnsi="Arial Narrow" w:cs="Segoe UI"/>
-          <w:color w:val="000000"/>
-          <w:kern w:val="0"/>
+          <w:rFonts w:ascii="Arial Narrow" w:eastAsia="Arial Narrow" w:hAnsi="Arial Narrow" w:cs="Arial Narrow"/>
+          <w:color w:val="000000"/>
+          <w:kern w:val="0"/>
+          <w:sz w:val="22"/>
+          <w:szCs w:val="22"/>
           <w:lang w:eastAsia="es-PE"/>
           <w14:ligatures w14:val="none"/>
         </w:rPr>
@@ -4260,17 +5014,21 @@
       </w:r>
       <w:r>
         <w:rPr>
-          <w:rFonts w:ascii="Arial Narrow" w:eastAsia="Calibri" w:hAnsi="Arial Narrow" w:cs="Arial"/>
-          <w:kern w:val="0"/>
-          <w14:ligatures w14:val="none"/>
+          <w:rFonts w:ascii="Arial Narrow" w:eastAsia="Arial Narrow" w:hAnsi="Arial Narrow" w:cs="Arial Narrow"/>
+          <w:kern w:val="0"/>
+          <w14:ligatures w14:val="none"/>
+          <w:sz w:val="22"/>
+          <w:szCs w:val="22"/>
         </w:rPr>
         <w:t xml:space="preserve"> del Decreto Legislativo 807</w:t>
       </w:r>
       <w:r>
         <w:rPr>
           <w:rStyle w:val="Refdenotaalpie"/>
-          <w:rFonts w:ascii="Arial Narrow" w:eastAsia="Calibri" w:hAnsi="Arial Narrow" w:cs="Arial"/>
-          <w:kern w:val="0"/>
+          <w:rFonts w:ascii="Arial Narrow" w:eastAsia="Arial Narrow" w:hAnsi="Arial Narrow" w:cs="Arial Narrow"/>
+          <w:kern w:val="0"/>
+          <w:sz w:val="22"/>
+          <w:szCs w:val="22"/>
           <w:vertAlign w:val="superscript"/>
           <w14:ligatures w14:val="none"/>
         </w:rPr>
@@ -4278,16 +5036,20 @@
       </w:r>
       <w:r>
         <w:rPr>
-          <w:rFonts w:ascii="Arial Narrow" w:eastAsia="Calibri" w:hAnsi="Arial Narrow" w:cs="Arial"/>
-          <w:kern w:val="0"/>
-          <w14:ligatures w14:val="none"/>
+          <w:rFonts w:ascii="Arial Narrow" w:eastAsia="Arial Narrow" w:hAnsi="Arial Narrow" w:cs="Arial Narrow"/>
+          <w:kern w:val="0"/>
+          <w14:ligatures w14:val="none"/>
+          <w:sz w:val="22"/>
+          <w:szCs w:val="22"/>
         </w:rPr>
         <w:t xml:space="preserve">, hasta antes de la emisión de la Resolución Final tienen la posibilidad de solicitar una audiencia de conciliación. En caso deleguen a favor de una tercera persona su actuación en la diligencia programada, esta deberá presentar un poder especial con firma legalizada ante Notario Público, donde conste </w:t>
       </w:r>
       <w:r>
         <w:rPr>
-          <w:rFonts w:ascii="Arial Narrow" w:eastAsia="Calibri" w:hAnsi="Arial Narrow" w:cs="Arial"/>
-          <w:kern w:val="0"/>
+          <w:rFonts w:ascii="Arial Narrow" w:eastAsia="Arial Narrow" w:hAnsi="Arial Narrow" w:cs="Arial Narrow"/>
+          <w:kern w:val="0"/>
+          <w:sz w:val="22"/>
+          <w:szCs w:val="22"/>
           <w:u w:val="single"/>
           <w14:ligatures w14:val="none"/>
         </w:rPr>
@@ -4295,27 +5057,33 @@
       </w:r>
       <w:r>
         <w:rPr>
-          <w:rFonts w:ascii="Arial Narrow" w:eastAsia="Calibri" w:hAnsi="Arial Narrow" w:cs="Arial"/>
+          <w:rFonts w:ascii="Arial Narrow" w:eastAsia="Arial Narrow" w:hAnsi="Arial Narrow" w:cs="Arial Narrow"/>
           <w:bCs/>
           <w:kern w:val="0"/>
           <w14:ligatures w14:val="none"/>
+          <w:sz w:val="22"/>
+          <w:szCs w:val="22"/>
         </w:rPr>
         <w:t>.</w:t>
       </w:r>
       <w:r>
         <w:rPr>
-          <w:rFonts w:ascii="Arial Narrow" w:eastAsia="Calibri" w:hAnsi="Arial Narrow" w:cs="Arial"/>
+          <w:rFonts w:ascii="Arial Narrow" w:eastAsia="Arial Narrow" w:hAnsi="Arial Narrow" w:cs="Arial Narrow"/>
           <w:b/>
           <w:bCs/>
           <w:kern w:val="0"/>
           <w14:ligatures w14:val="none"/>
+          <w:sz w:val="22"/>
+          <w:szCs w:val="22"/>
         </w:rPr>
         <w:t xml:space="preserve"> </w:t>
       </w:r>
       <w:r>
         <w:rPr>
-          <w:rFonts w:ascii="Arial Narrow" w:eastAsia="Calibri" w:hAnsi="Arial Narrow" w:cs="Arial"/>
-          <w:kern w:val="0"/>
+          <w:rFonts w:ascii="Arial Narrow" w:eastAsia="Arial Narrow" w:hAnsi="Arial Narrow" w:cs="Arial Narrow"/>
+          <w:kern w:val="0"/>
+          <w:sz w:val="22"/>
+          <w:szCs w:val="22"/>
           <w:u w:val="single"/>
           <w14:ligatures w14:val="none"/>
         </w:rPr>
@@ -4328,8 +5096,10 @@
         <w:spacing w:after="0" w:line="240" w:lineRule="auto"/>
         <w:jc w:val="both"/>
         <w:rPr>
-          <w:rFonts w:ascii="Arial Narrow" w:eastAsia="Calibri" w:hAnsi="Arial Narrow" w:cs="Arial"/>
-          <w:kern w:val="0"/>
+          <w:rFonts w:ascii="Arial Narrow" w:eastAsia="Arial Narrow" w:hAnsi="Arial Narrow" w:cs="Arial Narrow"/>
+          <w:kern w:val="0"/>
+          <w:sz w:val="22"/>
+          <w:szCs w:val="22"/>
           <w:u w:val="single"/>
           <w14:ligatures w14:val="none"/>
         </w:rPr>
@@ -4341,9 +5111,11 @@
         <w:spacing w:after="0" w:line="240" w:lineRule="auto"/>
         <w:jc w:val="both"/>
         <w:rPr>
-          <w:rFonts w:ascii="Arial Narrow" w:eastAsia="Times New Roman" w:hAnsi="Arial Narrow" w:cs="Times New Roman"/>
-          <w:color w:val="000000"/>
-          <w:kern w:val="0"/>
+          <w:rFonts w:ascii="Arial Narrow" w:eastAsia="Arial Narrow" w:hAnsi="Arial Narrow" w:cs="Arial Narrow"/>
+          <w:color w:val="000000"/>
+          <w:kern w:val="0"/>
+          <w:sz w:val="22"/>
+          <w:szCs w:val="22"/>
           <w:lang w:eastAsia="es-PE"/>
           <w14:ligatures w14:val="none"/>
         </w:rPr>
@@ -4353,15 +5125,19 @@
           <w:rFonts w:ascii="Arial Narrow" w:eastAsia="Arial Narrow" w:hAnsi="Arial Narrow" w:cs="Arial Narrow"/>
           <w:b/>
           <w:bCs/>
+          <w:sz w:val="22"/>
+          <w:szCs w:val="22"/>
         </w:rPr>
         <w:t>DÉCIMO</w:t>
       </w:r>
       <w:r>
         <w:rPr>
-          <w:rFonts w:ascii="Arial Narrow" w:eastAsia="Times New Roman" w:hAnsi="Arial Narrow" w:cs="Times New Roman"/>
-          <w:b/>
-          <w:color w:val="000000"/>
-          <w:kern w:val="0"/>
+          <w:rFonts w:ascii="Arial Narrow" w:eastAsia="Arial Narrow" w:hAnsi="Arial Narrow" w:cs="Arial Narrow"/>
+          <w:b/>
+          <w:color w:val="000000"/>
+          <w:kern w:val="0"/>
+          <w:sz w:val="22"/>
+          <w:szCs w:val="22"/>
           <w:lang w:eastAsia="es-PE"/>
           <w14:ligatures w14:val="none"/>
         </w:rPr>
@@ -4369,13 +5145,27 @@
       </w:r>
       <w:r>
         <w:rPr>
-          <w:rFonts w:ascii="Arial Narrow" w:eastAsia="Times New Roman" w:hAnsi="Arial Narrow" w:cs="Times New Roman"/>
-          <w:color w:val="000000"/>
-          <w:kern w:val="0"/>
-          <w:lang w:eastAsia="es-PE"/>
-          <w14:ligatures w14:val="none"/>
-        </w:rPr>
-        <w:t xml:space="preserve"> poner en conocimiento de las partes que, antes de la emisión de la Resolución Final, tienen la posibilidad de formular su desistimiento o presentar el acuerdo arribado mediante la conciliación, mediación, transacción o cualquier otro que, de forma indubitable, deje constancia que se ha solucionado la controversia materia de denuncia.</w:t>
+          <w:rFonts w:ascii="Arial Narrow" w:eastAsia="Arial Narrow" w:hAnsi="Arial Narrow" w:cs="Arial Narrow"/>
+          <w:color w:val="000000"/>
+          <w:kern w:val="0"/>
+          <w:sz w:val="22"/>
+          <w:szCs w:val="22"/>
+          <w:lang w:eastAsia="es-PE"/>
+          <w14:ligatures w14:val="none"/>
+        </w:rPr>
+        <w:t xml:space="preserve"> </w:t>
+      </w:r>
+      <w:r>
+        <w:rPr>
+          <w:rFonts w:ascii="Arial Narrow" w:eastAsia="Arial Narrow" w:hAnsi="Arial Narrow" w:cs="Arial Narrow"/>
+          <w:color w:val="000000"/>
+          <w:kern w:val="0"/>
+          <w:sz w:val="22"/>
+          <w:szCs w:val="22"/>
+          <w:lang w:eastAsia="es-PE"/>
+          <w14:ligatures w14:val="none"/>
+        </w:rPr>
+        <w:t xml:space="preserve">poner en conocimiento de las partes que, antes de la emisión de la Resolución Final, tienen la posibilidad de formular su desistimiento o presentar el acuerdo arribado mediante la conciliación, mediación, transacción o cualquier otro que, de forma indubitable, deje constancia que se ha solucionado la controversia materia de denuncia.</w:t>
       </w:r>
       <w:bookmarkStart w:id="18" w:name="h.gjdgxs" w:colFirst="0" w:colLast="0"/>
       <w:bookmarkEnd w:id="18"/>
@@ -4386,9 +5176,11 @@
         <w:spacing w:after="0" w:line="240" w:lineRule="auto"/>
         <w:jc w:val="both"/>
         <w:rPr>
-          <w:rFonts w:ascii="Arial Narrow" w:eastAsia="Times New Roman" w:hAnsi="Arial Narrow" w:cs="Times New Roman"/>
-          <w:color w:val="000000"/>
-          <w:kern w:val="0"/>
+          <w:rFonts w:ascii="Arial Narrow" w:eastAsia="Arial Narrow" w:hAnsi="Arial Narrow" w:cs="Arial Narrow"/>
+          <w:color w:val="000000"/>
+          <w:kern w:val="0"/>
+          <w:sz w:val="22"/>
+          <w:szCs w:val="22"/>
           <w:lang w:eastAsia="es-PE"/>
           <w14:ligatures w14:val="none"/>
         </w:rPr>
@@ -4400,7 +5192,9 @@
         <w:spacing w:after="0" w:line="240" w:lineRule="auto"/>
         <w:jc w:val="both"/>
         <w:rPr>
-          <w:rFonts w:ascii="Arial Narrow" w:hAnsi="Arial Narrow" w:cs="Arial"/>
+          <w:rFonts w:ascii="Arial Narrow" w:eastAsia="Arial Narrow" w:hAnsi="Arial Narrow" w:cs="Arial Narrow"/>
+          <w:sz w:val="22"/>
+          <w:szCs w:val="22"/>
         </w:rPr>
       </w:pPr>
       <w:r>
@@ -4408,94 +5202,117 @@
           <w:rFonts w:ascii="Arial Narrow" w:eastAsia="Arial Narrow" w:hAnsi="Arial Narrow" w:cs="Arial Narrow"/>
           <w:b/>
           <w:bCs/>
-        </w:rPr>
-        <w:t xml:space="preserve">DÉCIMO PRIMERO: requerir al señor [DENUNCIANTE] para que, dentro del plazo de dos (2) días hábiles siguientes a la fecha en que reciba la notificación en su bandeja de correo electrónico, efectúe la confirmación de recepción de la notificación remitida por este despacho a su correo electrónico, de conformidad con el segundo párrafo del numeral 4 del artículo 20 del Texto Único Ordenado de la Ley del Procedimiento Administrativo General, aprobado mediante Decreto Supremo 006-2026-JUS, bajo apercibimiento de rehacer el acto de notificación y notificarle conforme al numeral 1 del artículo 20 del citado cuerpo normativo.</w:t>
-      </w:r>
-      <w:r>
-        <w:rPr>
-          <w:rFonts w:ascii="Arial Narrow" w:eastAsia="Arial Narrow" w:hAnsi="Arial Narrow" w:cs="Arial Narrow"/>
-          <w:b/>
-          <w:bCs/>
+          <w:sz w:val="22"/>
+          <w:szCs w:val="22"/>
+        </w:rPr>
+        <w:t xml:space="preserve">DÉCIMO PRIMERO: </w:t>
+      </w:r>
+      <w:r>
+        <w:rPr>
+          <w:rFonts w:ascii="Arial Narrow" w:eastAsia="Arial Narrow" w:hAnsi="Arial Narrow" w:cs="Arial Narrow"/>
+          <w:sz w:val="22"/>
+          <w:szCs w:val="22"/>
+        </w:rPr>
+        <w:t xml:space="preserve">requerir al señor [DENUNCIANTE] para que, dentro del plazo de dos (2) días hábiles siguientes a la fecha en que reciba la notificación en su bandeja de correo electrónico, efectúe la confirmación de recepción de la notificación remitida por este despacho a su correo electrónico, de conformidad con el segundo párrafo del numeral 4 del artículo 20 del Texto Único Ordenado de la Ley del Procedimiento Administrativo General, aprobado mediante Decreto Supremo 006-2026-JUS, bajo apercibimiento de rehacer el acto de notificación y notificarle conforme al numeral 1 del artículo 20 del citado cuerpo normativo.</w:t>
+      </w:r>
+      <w:r>
+        <w:rPr>
+          <w:rFonts w:ascii="Arial Narrow" w:eastAsia="Arial Narrow" w:hAnsi="Arial Narrow" w:cs="Arial Narrow"/>
+          <w:sz w:val="22"/>
+          <w:szCs w:val="22"/>
         </w:rPr>
         <w:t xml:space="preserve"/>
       </w:r>
       <w:r>
         <w:rPr>
-          <w:rFonts w:ascii="Arial Narrow" w:hAnsi="Arial Narrow" w:cs="Arial"/>
-          <w:b/>
+          <w:rFonts w:ascii="Arial Narrow" w:eastAsia="Arial Narrow" w:hAnsi="Arial Narrow" w:cs="Arial Narrow"/>
           <w:spacing w:val="-3"/>
           <w:kern w:val="0"/>
           <w14:ligatures w14:val="none"/>
+          <w:sz w:val="22"/>
+          <w:szCs w:val="22"/>
         </w:rPr>
         <w:t/>
       </w:r>
       <w:r>
         <w:rPr>
-          <w:rFonts w:ascii="Arial Narrow" w:hAnsi="Arial Narrow" w:cs="Arial"/>
-          <w:bCs/>
+          <w:rFonts w:ascii="Arial Narrow" w:eastAsia="Arial Narrow" w:hAnsi="Arial Narrow" w:cs="Arial Narrow"/>
           <w:spacing w:val="-3"/>
           <w:kern w:val="0"/>
           <w14:ligatures w14:val="none"/>
+          <w:sz w:val="22"/>
+          <w:szCs w:val="22"/>
         </w:rPr>
         <w:t xml:space="preserve"/>
       </w:r>
       <w:r>
         <w:rPr>
-          <w:rFonts w:ascii="Arial Narrow" w:hAnsi="Arial Narrow" w:cs="Arial"/>
-          <w:bCs/>
+          <w:rFonts w:ascii="Arial Narrow" w:eastAsia="Arial Narrow" w:hAnsi="Arial Narrow" w:cs="Arial Narrow"/>
           <w:spacing w:val="-3"/>
           <w:kern w:val="0"/>
           <w14:ligatures w14:val="none"/>
+          <w:sz w:val="22"/>
+          <w:szCs w:val="22"/>
         </w:rPr>
         <w:t/>
       </w:r>
       <w:r>
         <w:rPr>
-          <w:rFonts w:ascii="Arial Narrow" w:hAnsi="Arial Narrow" w:cs="Arial"/>
-          <w:bCs/>
+          <w:rFonts w:ascii="Arial Narrow" w:eastAsia="Arial Narrow" w:hAnsi="Arial Narrow" w:cs="Arial Narrow"/>
           <w:spacing w:val="-3"/>
           <w:kern w:val="0"/>
           <w14:ligatures w14:val="none"/>
+          <w:sz w:val="22"/>
+          <w:szCs w:val="22"/>
         </w:rPr>
         <w:t xml:space="preserve"/>
       </w:r>
       <w:r>
         <w:rPr>
-          <w:rFonts w:ascii="Arial Narrow" w:hAnsi="Arial Narrow" w:cs="Arial"/>
-          <w:bCs/>
+          <w:rFonts w:ascii="Arial Narrow" w:eastAsia="Arial Narrow" w:hAnsi="Arial Narrow" w:cs="Arial Narrow"/>
           <w:spacing w:val="-3"/>
           <w:kern w:val="0"/>
           <w14:ligatures w14:val="none"/>
+          <w:sz w:val="22"/>
+          <w:szCs w:val="22"/>
         </w:rPr>
         <w:t xml:space="preserve"/>
       </w:r>
       <w:r>
         <w:rPr>
-          <w:rFonts w:ascii="Arial Narrow" w:hAnsi="Arial Narrow"/>
-          <w:color w:val="000000"/>
+          <w:rFonts w:ascii="Arial Narrow" w:eastAsia="Arial Narrow" w:hAnsi="Arial Narrow" w:cs="Arial Narrow"/>
+          <w:color w:val="000000"/>
+          <w:sz w:val="22"/>
+          <w:szCs w:val="22"/>
         </w:rPr>
         <w:t xml:space="preserve"/>
       </w:r>
       <w:r>
         <w:rPr>
-          <w:rFonts w:ascii="Arial Narrow" w:hAnsi="Arial Narrow"/>
-          <w:color w:val="000000"/>
+          <w:rFonts w:ascii="Arial Narrow" w:eastAsia="Arial Narrow" w:hAnsi="Arial Narrow" w:cs="Arial Narrow"/>
+          <w:color w:val="000000"/>
+          <w:sz w:val="22"/>
+          <w:szCs w:val="22"/>
         </w:rPr>
         <w:lastRenderedPageBreak/>
         <w:t/>
       </w:r>
       <w:r>
         <w:rPr>
-          <w:rFonts w:ascii="Arial Narrow" w:hAnsi="Arial Narrow"/>
-          <w:color w:val="000000"/>
+          <w:rFonts w:ascii="Arial Narrow" w:eastAsia="Arial Narrow" w:hAnsi="Arial Narrow" w:cs="Arial Narrow"/>
+          <w:color w:val="000000"/>
+          <w:sz w:val="22"/>
+          <w:szCs w:val="22"/>
         </w:rPr>
         <w:t xml:space="preserve"/>
       </w:r>
       <w:r>
         <w:rPr>
-          <w:rFonts w:ascii="Arial Narrow" w:eastAsia="Times New Roman" w:hAnsi="Arial Narrow" w:cs="Segoe UI"/>
-          <w:color w:val="000000"/>
-          <w:kern w:val="0"/>
+          <w:rFonts w:ascii="Arial Narrow" w:eastAsia="Arial Narrow" w:hAnsi="Arial Narrow" w:cs="Arial Narrow"/>
+          <w:color w:val="000000"/>
+          <w:kern w:val="0"/>
+          <w:sz w:val="22"/>
+          <w:szCs w:val="22"/>
           <w:lang w:eastAsia="es-PE"/>
           <w14:ligatures w14:val="none"/>
         </w:rPr>
@@ -4503,16 +5320,20 @@
       </w:r>
       <w:r>
         <w:rPr>
-          <w:rFonts w:ascii="Arial Narrow" w:hAnsi="Arial Narrow"/>
-          <w:color w:val="000000"/>
+          <w:rFonts w:ascii="Arial Narrow" w:eastAsia="Arial Narrow" w:hAnsi="Arial Narrow" w:cs="Arial Narrow"/>
+          <w:color w:val="000000"/>
+          <w:sz w:val="22"/>
+          <w:szCs w:val="22"/>
         </w:rPr>
         <w:t xml:space="preserve"/>
       </w:r>
       <w:r>
         <w:rPr>
-          <w:rFonts w:ascii="Arial Narrow" w:eastAsia="Times New Roman" w:hAnsi="Arial Narrow" w:cs="Segoe UI"/>
-          <w:color w:val="000000"/>
-          <w:kern w:val="0"/>
+          <w:rFonts w:ascii="Arial Narrow" w:eastAsia="Arial Narrow" w:hAnsi="Arial Narrow" w:cs="Arial Narrow"/>
+          <w:color w:val="000000"/>
+          <w:kern w:val="0"/>
+          <w:sz w:val="22"/>
+          <w:szCs w:val="22"/>
           <w:lang w:eastAsia="es-PE"/>
           <w14:ligatures w14:val="none"/>
         </w:rPr>
@@ -4520,30 +5341,38 @@
       </w:r>
       <w:r>
         <w:rPr>
-          <w:rFonts w:ascii="Arial Narrow" w:hAnsi="Arial Narrow"/>
-          <w:color w:val="000000"/>
+          <w:rFonts w:ascii="Arial Narrow" w:eastAsia="Arial Narrow" w:hAnsi="Arial Narrow" w:cs="Arial Narrow"/>
+          <w:color w:val="000000"/>
+          <w:sz w:val="22"/>
+          <w:szCs w:val="22"/>
         </w:rPr>
         <w:t xml:space="preserve"/>
       </w:r>
       <w:bookmarkStart w:id="19" w:name="_Hlk214964186"/>
       <w:r>
         <w:rPr>
-          <w:rFonts w:ascii="Arial Narrow" w:hAnsi="Arial Narrow"/>
-          <w:color w:val="000000"/>
+          <w:rFonts w:ascii="Arial Narrow" w:eastAsia="Arial Narrow" w:hAnsi="Arial Narrow" w:cs="Arial Narrow"/>
+          <w:color w:val="000000"/>
+          <w:sz w:val="22"/>
+          <w:szCs w:val="22"/>
         </w:rPr>
         <w:t/>
       </w:r>
       <w:r>
         <w:rPr>
           <w:rStyle w:val="Refdenotaalpie"/>
-          <w:rFonts w:ascii="Arial Narrow" w:hAnsi="Arial Narrow"/>
+          <w:rFonts w:ascii="Arial Narrow" w:eastAsia="Arial Narrow" w:hAnsi="Arial Narrow" w:cs="Arial Narrow"/>
+          <w:sz w:val="22"/>
+          <w:szCs w:val="22"/>
           <w:vertAlign w:val="superscript"/>
         </w:rPr>
         <w:footnoteReference w:id="11"/>
       </w:r>
       <w:r>
         <w:rPr>
-          <w:rFonts w:ascii="Arial Narrow" w:hAnsi="Arial Narrow" w:cs="Arial"/>
+          <w:rFonts w:ascii="Arial Narrow" w:eastAsia="Arial Narrow" w:hAnsi="Arial Narrow" w:cs="Arial Narrow"/>
+          <w:sz w:val="22"/>
+          <w:szCs w:val="22"/>
         </w:rPr>
         <w:t/>
       </w:r>
@@ -4555,7 +5384,9 @@
         <w:spacing w:after="0" w:line="240" w:lineRule="auto"/>
         <w:jc w:val="both"/>
         <w:rPr>
-          <w:rFonts w:ascii="Arial Narrow" w:hAnsi="Arial Narrow" w:cs="Arial"/>
+          <w:rFonts w:ascii="Arial Narrow" w:eastAsia="Arial Narrow" w:hAnsi="Arial Narrow" w:cs="Arial Narrow"/>
+          <w:sz w:val="22"/>
+          <w:szCs w:val="22"/>
         </w:rPr>
       </w:pPr>
     </w:p>
@@ -4565,7 +5396,9 @@
         <w:spacing w:line="240" w:lineRule="auto"/>
         <w:jc w:val="both"/>
         <w:rPr>
-          <w:rFonts w:ascii="Arial Narrow" w:hAnsi="Arial Narrow" w:cs="Arial"/>
+          <w:rFonts w:ascii="Arial Narrow" w:eastAsia="Arial Narrow" w:hAnsi="Arial Narrow" w:cs="Arial Narrow"/>
+          <w:sz w:val="22"/>
+          <w:szCs w:val="22"/>
         </w:rPr>
       </w:pPr>
       <w:r>
@@ -4573,6 +5406,8 @@
           <w:rFonts w:ascii="Arial Narrow" w:eastAsia="Arial Narrow" w:hAnsi="Arial Narrow" w:cs="Arial Narrow"/>
           <w:b/>
           <w:bCs/>
+          <w:sz w:val="22"/>
+          <w:szCs w:val="22"/>
         </w:rPr>
         <w:t xml:space="preserve">DÉCIMO </w:t>
       </w:r>
@@ -4581,6 +5416,8 @@
           <w:rFonts w:ascii="Arial Narrow" w:eastAsia="Arial Narrow" w:hAnsi="Arial Narrow" w:cs="Arial Narrow"/>
           <w:b/>
           <w:bCs/>
+          <w:sz w:val="22"/>
+          <w:szCs w:val="22"/>
         </w:rPr>
         <w:t>SEGUNDO</w:t>
       </w:r>
@@ -4589,96 +5426,117 @@
           <w:rFonts w:ascii="Arial Narrow" w:eastAsia="Arial Narrow" w:hAnsi="Arial Narrow" w:cs="Arial Narrow"/>
           <w:b/>
           <w:bCs/>
+          <w:sz w:val="22"/>
+          <w:szCs w:val="22"/>
         </w:rPr>
         <w:t>:</w:t>
       </w:r>
       <w:r>
         <w:rPr>
           <w:rFonts w:ascii="Arial Narrow" w:eastAsia="Arial Narrow" w:hAnsi="Arial Narrow" w:cs="Arial Narrow"/>
+          <w:sz w:val="22"/>
+          <w:szCs w:val="22"/>
         </w:rPr>
         <w:t xml:space="preserve"> </w:t>
       </w:r>
       <w:r>
         <w:rPr>
-          <w:rFonts w:ascii="Arial Narrow" w:hAnsi="Arial Narrow"/>
-          <w:color w:val="000000"/>
+          <w:rFonts w:ascii="Arial Narrow" w:eastAsia="Arial Narrow" w:hAnsi="Arial Narrow" w:cs="Arial Narrow"/>
+          <w:color w:val="000000"/>
+          <w:sz w:val="22"/>
+          <w:szCs w:val="22"/>
         </w:rPr>
         <w:t xml:space="preserve">requerir </w:t>
       </w:r>
       <w:r>
         <w:rPr>
-          <w:rFonts w:ascii="Arial Narrow" w:hAnsi="Arial Narrow"/>
-          <w:color w:val="000000"/>
+          <w:rFonts w:ascii="Arial Narrow" w:eastAsia="Arial Narrow" w:hAnsi="Arial Narrow" w:cs="Arial Narrow"/>
+          <w:color w:val="000000"/>
+          <w:sz w:val="22"/>
+          <w:szCs w:val="22"/>
         </w:rPr>
         <w:t xml:space="preserve">a </w:t>
       </w:r>
       <w:r>
         <w:rPr>
           <w:rFonts w:ascii="Arial Narrow" w:eastAsia="Arial Narrow" w:hAnsi="Arial Narrow" w:cs="Arial Narrow"/>
+          <w:sz w:val="22"/>
+          <w:szCs w:val="22"/>
+        </w:rPr>
+        <w:t xml:space="preserve">Mapfre Perú Compañía de Seguros y Reaseguros S.A. </w:t>
+      </w:r>
+      <w:r>
+        <w:rPr>
+          <w:rFonts w:ascii="Arial Narrow" w:eastAsia="Arial Narrow" w:hAnsi="Arial Narrow" w:cs="Arial Narrow"/>
+          <w:sz w:val="22"/>
+          <w:szCs w:val="22"/>
+          <w:shd w:val="clear" w:color="auto" w:fill="FFFFFF"/>
+        </w:rPr>
+        <w:t xml:space="preserve">para que </w:t>
+      </w:r>
+      <w:r>
+        <w:rPr>
+          <w:rFonts w:ascii="Arial Narrow" w:eastAsia="Arial Narrow" w:hAnsi="Arial Narrow" w:cs="Arial Narrow"/>
+          <w:sz w:val="22"/>
+          <w:szCs w:val="22"/>
+        </w:rPr>
+        <w:t>efectúe el acuse de recibo mediante la confirmación de recepción de la notificación remitida por este despacho a su Casilla Electrónica, dentro de los cinco (5) primeros días hábiles siguientes a la fecha en que recibe la notificación.</w:t>
+      </w:r>
+      <w:bookmarkStart w:id="20" w:name="_Hlk198890962"/>
+    </w:p>
+    <w:p>
+      <w:pPr>
+        <w:suppressAutoHyphens/>
+        <w:spacing w:after="0" w:line="240" w:lineRule="auto"/>
+        <w:jc w:val="both"/>
+        <w:rPr>
+          <w:rFonts w:ascii="Arial Narrow" w:eastAsia="Arial Narrow" w:hAnsi="Arial Narrow" w:cs="Arial Narrow"/>
           <w:bCs/>
-        </w:rPr>
-        <w:t xml:space="preserve">Mapfre Perú Compañía de Seguros y Reaseguros S.A. </w:t>
-      </w:r>
-      <w:r>
-        <w:rPr>
-          <w:rFonts w:ascii="Arial Narrow" w:hAnsi="Arial Narrow"/>
-          <w:shd w:val="clear" w:color="auto" w:fill="FFFFFF"/>
-        </w:rPr>
-        <w:t xml:space="preserve">para que </w:t>
-      </w:r>
-      <w:r>
-        <w:rPr>
-          <w:rFonts w:ascii="Arial Narrow" w:eastAsia="Calibri" w:hAnsi="Arial Narrow"/>
-        </w:rPr>
-        <w:t>efectúe el acuse de recibo mediante la confirmación de recepción de la notificación remitida por este despacho a su Casilla Electrónica, dentro de los cinco (5) primeros días hábiles siguientes a la fecha en que recibe la notificación.</w:t>
-      </w:r>
-      <w:bookmarkStart w:id="20" w:name="_Hlk198890962"/>
-    </w:p>
+          <w:sz w:val="22"/>
+          <w:szCs w:val="22"/>
+        </w:rPr>
+      </w:pPr>
+    </w:p>
+    <w:bookmarkEnd w:id="20"/>
     <w:p>
       <w:pPr>
         <w:suppressAutoHyphens/>
         <w:spacing w:after="0" w:line="240" w:lineRule="auto"/>
         <w:jc w:val="both"/>
         <w:rPr>
-          <w:rFonts w:ascii="Arial Narrow" w:hAnsi="Arial Narrow" w:cs="Arial"/>
-          <w:bCs/>
-        </w:rPr>
-      </w:pPr>
-    </w:p>
-    <w:bookmarkEnd w:id="20"/>
-    <w:p>
-      <w:pPr>
-        <w:suppressAutoHyphens/>
-        <w:spacing w:after="0" w:line="240" w:lineRule="auto"/>
-        <w:jc w:val="both"/>
-        <w:rPr>
-          <w:rFonts w:ascii="Arial Narrow" w:hAnsi="Arial Narrow" w:cs="Arial"/>
-        </w:rPr>
-      </w:pPr>
-    </w:p>
-    <w:p>
-      <w:pPr>
-        <w:spacing w:after="0" w:line="240" w:lineRule="auto"/>
-        <w:jc w:val="both"/>
-        <w:rPr>
-          <w:rFonts w:ascii="Arial Narrow" w:eastAsia="Arial Narrow" w:hAnsi="Arial Narrow" w:cs="Arial Narrow"/>
-          <w:b/>
-          <w:color w:val="000000"/>
-          <w:kern w:val="0"/>
-          <w:lang w:eastAsia="es-PE"/>
-          <w14:ligatures w14:val="none"/>
-        </w:rPr>
-      </w:pPr>
-    </w:p>
-    <w:p>
-      <w:pPr>
-        <w:spacing w:after="0" w:line="240" w:lineRule="auto"/>
-        <w:jc w:val="both"/>
-        <w:rPr>
-          <w:rFonts w:ascii="Arial Narrow" w:eastAsia="Arial Narrow" w:hAnsi="Arial Narrow" w:cs="Arial Narrow"/>
-          <w:b/>
-          <w:color w:val="000000"/>
-          <w:kern w:val="0"/>
+          <w:rFonts w:ascii="Arial Narrow" w:eastAsia="Arial Narrow" w:hAnsi="Arial Narrow" w:cs="Arial Narrow"/>
+          <w:sz w:val="22"/>
+          <w:szCs w:val="22"/>
+        </w:rPr>
+      </w:pPr>
+    </w:p>
+    <w:p>
+      <w:pPr>
+        <w:spacing w:after="0" w:line="240" w:lineRule="auto"/>
+        <w:jc w:val="both"/>
+        <w:rPr>
+          <w:rFonts w:ascii="Arial Narrow" w:eastAsia="Arial Narrow" w:hAnsi="Arial Narrow" w:cs="Arial Narrow"/>
+          <w:b/>
+          <w:color w:val="000000"/>
+          <w:kern w:val="0"/>
+          <w:sz w:val="22"/>
+          <w:szCs w:val="22"/>
+          <w:lang w:eastAsia="es-PE"/>
+          <w14:ligatures w14:val="none"/>
+        </w:rPr>
+      </w:pPr>
+    </w:p>
+    <w:p>
+      <w:pPr>
+        <w:spacing w:after="0" w:line="240" w:lineRule="auto"/>
+        <w:jc w:val="both"/>
+        <w:rPr>
+          <w:rFonts w:ascii="Arial Narrow" w:eastAsia="Arial Narrow" w:hAnsi="Arial Narrow" w:cs="Arial Narrow"/>
+          <w:b/>
+          <w:color w:val="000000"/>
+          <w:kern w:val="0"/>
+          <w:sz w:val="22"/>
+          <w:szCs w:val="22"/>
           <w:lang w:eastAsia="es-PE"/>
           <w14:ligatures w14:val="none"/>
         </w:rPr>
@@ -4694,6 +5552,8 @@
           <w:b/>
           <w:color w:val="000000"/>
           <w:kern w:val="0"/>
+          <w:sz w:val="22"/>
+          <w:szCs w:val="22"/>
           <w:lang w:val="es-ES" w:eastAsia="es-PE"/>
           <w14:ligatures w14:val="none"/>
         </w:rPr>
@@ -4708,14 +5568,18 @@
           <w:rFonts w:ascii="Arial Narrow" w:eastAsia="Arial Narrow" w:hAnsi="Arial Narrow" w:cs="Arial Narrow"/>
           <w:b/>
           <w:color w:val="000000"/>
-          <w:lang w:eastAsia="es-PE"/>
-        </w:rPr>
-      </w:pPr>
-      <w:r>
-        <w:rPr>
-          <w:rFonts w:ascii="Arial Narrow" w:eastAsia="Arial Narrow" w:hAnsi="Arial Narrow" w:cs="Arial Narrow"/>
-          <w:b/>
-          <w:color w:val="000000"/>
+          <w:sz w:val="22"/>
+          <w:szCs w:val="22"/>
+          <w:lang w:eastAsia="es-PE"/>
+        </w:rPr>
+      </w:pPr>
+      <w:r>
+        <w:rPr>
+          <w:rFonts w:ascii="Arial Narrow" w:eastAsia="Arial Narrow" w:hAnsi="Arial Narrow" w:cs="Arial Narrow"/>
+          <w:b/>
+          <w:color w:val="000000"/>
+          <w:sz w:val="22"/>
+          <w:szCs w:val="22"/>
           <w:lang w:eastAsia="es-PE"/>
         </w:rPr>
         <w:t xml:space="preserve">Firmado digitalmente por </w:t>
@@ -4730,14 +5594,18 @@
           <w:rFonts w:ascii="Arial Narrow" w:eastAsia="Arial Narrow" w:hAnsi="Arial Narrow" w:cs="Arial Narrow"/>
           <w:b/>
           <w:color w:val="000000"/>
-          <w:lang w:eastAsia="es-PE"/>
-        </w:rPr>
-      </w:pPr>
-      <w:r>
-        <w:rPr>
-          <w:rFonts w:ascii="Arial Narrow" w:eastAsia="Arial Narrow" w:hAnsi="Arial Narrow" w:cs="Arial Narrow"/>
-          <w:b/>
-          <w:color w:val="000000"/>
+          <w:sz w:val="22"/>
+          <w:szCs w:val="22"/>
+          <w:lang w:eastAsia="es-PE"/>
+        </w:rPr>
+      </w:pPr>
+      <w:r>
+        <w:rPr>
+          <w:rFonts w:ascii="Arial Narrow" w:eastAsia="Arial Narrow" w:hAnsi="Arial Narrow" w:cs="Arial Narrow"/>
+          <w:b/>
+          <w:color w:val="000000"/>
+          <w:sz w:val="22"/>
+          <w:szCs w:val="22"/>
           <w:lang w:eastAsia="es-PE"/>
         </w:rPr>
         <w:t xml:space="preserve">EVELING ROA QUISPE </w:t>
@@ -4752,14 +5620,18 @@
           <w:rFonts w:ascii="Arial Narrow" w:eastAsia="Arial Narrow" w:hAnsi="Arial Narrow" w:cs="Arial Narrow"/>
           <w:b/>
           <w:color w:val="000000"/>
-          <w:lang w:eastAsia="es-PE"/>
-        </w:rPr>
-      </w:pPr>
-      <w:r>
-        <w:rPr>
-          <w:rFonts w:ascii="Arial Narrow" w:eastAsia="Arial Narrow" w:hAnsi="Arial Narrow" w:cs="Arial Narrow"/>
-          <w:b/>
-          <w:color w:val="000000"/>
+          <w:sz w:val="22"/>
+          <w:szCs w:val="22"/>
+          <w:lang w:eastAsia="es-PE"/>
+        </w:rPr>
+      </w:pPr>
+      <w:r>
+        <w:rPr>
+          <w:rFonts w:ascii="Arial Narrow" w:eastAsia="Arial Narrow" w:hAnsi="Arial Narrow" w:cs="Arial Narrow"/>
+          <w:b/>
+          <w:color w:val="000000"/>
+          <w:sz w:val="22"/>
+          <w:szCs w:val="22"/>
           <w:lang w:eastAsia="es-PE"/>
         </w:rPr>
         <w:t>Secretaria Técnica</w:t>
@@ -4774,14 +5646,18 @@
           <w:rFonts w:ascii="Arial Narrow" w:eastAsia="Arial Narrow" w:hAnsi="Arial Narrow" w:cs="Arial Narrow"/>
           <w:b/>
           <w:color w:val="000000"/>
-          <w:lang w:eastAsia="es-PE"/>
-        </w:rPr>
-      </w:pPr>
-      <w:r>
-        <w:rPr>
-          <w:rFonts w:ascii="Arial Narrow" w:eastAsia="Arial Narrow" w:hAnsi="Arial Narrow" w:cs="Arial Narrow"/>
-          <w:b/>
-          <w:color w:val="000000"/>
+          <w:sz w:val="22"/>
+          <w:szCs w:val="22"/>
+          <w:lang w:eastAsia="es-PE"/>
+        </w:rPr>
+      </w:pPr>
+      <w:r>
+        <w:rPr>
+          <w:rFonts w:ascii="Arial Narrow" w:eastAsia="Arial Narrow" w:hAnsi="Arial Narrow" w:cs="Arial Narrow"/>
+          <w:b/>
+          <w:color w:val="000000"/>
+          <w:sz w:val="22"/>
+          <w:szCs w:val="22"/>
           <w:lang w:eastAsia="es-PE"/>
         </w:rPr>
         <w:t>Comisión de Protección al Consumidor 1</w:t>
@@ -4791,13 +5667,14 @@
       <w:pPr>
         <w:spacing w:after="0" w:line="240" w:lineRule="auto"/>
         <w:rPr>
-          <w:sz w:val="16"/>
-          <w:szCs w:val="16"/>
-        </w:rPr>
-      </w:pPr>
-      <w:r>
-        <w:rPr>
-          <w:rFonts w:ascii="Arial Narrow" w:hAnsi="Arial Narrow"/>
+          <w:rFonts w:ascii="Arial Narrow" w:eastAsia="Arial Narrow" w:hAnsi="Arial Narrow" w:cs="Arial Narrow"/>
+          <w:sz w:val="16"/>
+          <w:szCs w:val="16"/>
+        </w:rPr>
+      </w:pPr>
+      <w:r>
+        <w:rPr>
+          <w:rFonts w:ascii="Arial Narrow" w:eastAsia="Arial Narrow" w:hAnsi="Arial Narrow" w:cs="Arial Narrow"/>
           <w:sz w:val="16"/>
           <w:szCs w:val="16"/>
         </w:rPr>
@@ -4808,13 +5685,20 @@
       <w:pPr>
         <w:spacing w:line="240" w:lineRule="auto"/>
         <w:rPr>
-          <w:rFonts w:ascii="Arial Narrow" w:hAnsi="Arial Narrow"/>
+          <w:rFonts w:ascii="Arial Narrow" w:eastAsia="Arial Narrow" w:hAnsi="Arial Narrow" w:cs="Arial Narrow"/>
+          <w:sz w:val="22"/>
+          <w:szCs w:val="22"/>
         </w:rPr>
       </w:pPr>
     </w:p>
     <w:p>
       <w:pPr>
         <w:spacing w:line="240" w:lineRule="auto"/>
+        <w:rPr>
+          <w:rFonts w:ascii="Arial Narrow" w:eastAsia="Arial Narrow" w:hAnsi="Arial Narrow" w:cs="Arial Narrow"/>
+          <w:sz w:val="22"/>
+          <w:szCs w:val="22"/>
+        </w:rPr>
       </w:pPr>
     </w:p>
     <w:sectPr>
@@ -4987,7 +5871,7 @@
         <w:contextualSpacing/>
         <w:jc w:val="both"/>
         <w:rPr>
-          <w:rFonts w:ascii="Arial Narrow" w:hAnsi="Arial Narrow" w:cs="Arial"/>
+          <w:rFonts w:ascii="Arial Narrow" w:eastAsia="Arial Narrow" w:hAnsi="Arial Narrow" w:cs="Arial Narrow"/>
           <w:sz w:val="16"/>
           <w:szCs w:val="16"/>
         </w:rPr>
@@ -4995,7 +5879,7 @@
       <w:r>
         <w:rPr>
           <w:rStyle w:val="Refdenotaalpie"/>
-          <w:rFonts w:ascii="Arial Narrow" w:hAnsi="Arial Narrow" w:cs="Arial"/>
+          <w:rFonts w:ascii="Arial Narrow" w:eastAsia="Arial Narrow" w:hAnsi="Arial Narrow" w:cs="Arial Narrow"/>
           <w:sz w:val="16"/>
           <w:szCs w:val="16"/>
           <w:vertAlign w:val="superscript"/>
@@ -5004,7 +5888,7 @@
       </w:r>
       <w:r>
         <w:rPr>
-          <w:rFonts w:ascii="Arial Narrow" w:hAnsi="Arial Narrow" w:cs="Arial"/>
+          <w:rFonts w:ascii="Arial Narrow" w:eastAsia="Arial Narrow" w:hAnsi="Arial Narrow" w:cs="Arial Narrow"/>
           <w:sz w:val="16"/>
           <w:szCs w:val="16"/>
         </w:rPr>
@@ -5012,7 +5896,7 @@
       </w:r>
       <w:r>
         <w:rPr>
-          <w:rFonts w:ascii="Arial Narrow" w:hAnsi="Arial Narrow" w:cs="Arial"/>
+          <w:rFonts w:ascii="Arial Narrow" w:eastAsia="Arial Narrow" w:hAnsi="Arial Narrow" w:cs="Arial Narrow"/>
           <w:sz w:val="16"/>
           <w:szCs w:val="16"/>
         </w:rPr>
@@ -5021,7 +5905,7 @@
       </w:r>
       <w:r>
         <w:rPr>
-          <w:rFonts w:ascii="Arial Narrow" w:hAnsi="Arial Narrow" w:cs="Arial"/>
+          <w:rFonts w:ascii="Arial Narrow" w:eastAsia="Arial Narrow" w:hAnsi="Arial Narrow" w:cs="Arial Narrow"/>
           <w:b/>
           <w:sz w:val="16"/>
           <w:szCs w:val="16"/>
@@ -5030,7 +5914,7 @@
       </w:r>
       <w:r>
         <w:rPr>
-          <w:rFonts w:ascii="Arial Narrow" w:hAnsi="Arial Narrow" w:cs="Arial"/>
+          <w:rFonts w:ascii="Arial Narrow" w:eastAsia="Arial Narrow" w:hAnsi="Arial Narrow" w:cs="Arial Narrow"/>
           <w:sz w:val="16"/>
           <w:szCs w:val="16"/>
         </w:rPr>
@@ -5044,7 +5928,7 @@
         <w:contextualSpacing/>
         <w:jc w:val="both"/>
         <w:rPr>
-          <w:rFonts w:ascii="Arial Narrow" w:hAnsi="Arial Narrow" w:cs="Arial"/>
+          <w:rFonts w:ascii="Arial Narrow" w:eastAsia="Arial Narrow" w:hAnsi="Arial Narrow" w:cs="Arial Narrow"/>
           <w:sz w:val="16"/>
           <w:szCs w:val="16"/>
         </w:rPr>
@@ -5062,7 +5946,7 @@
         <w:contextualSpacing/>
         <w:jc w:val="both"/>
         <w:rPr>
-          <w:rFonts w:ascii="Arial Narrow" w:eastAsia="Arial Narrow" w:hAnsi="Arial Narrow" w:cs="Arial"/>
+          <w:rFonts w:ascii="Arial Narrow" w:eastAsia="Arial Narrow" w:hAnsi="Arial Narrow" w:cs="Arial Narrow"/>
           <w:b/>
           <w:bCs/>
           <w:sz w:val="16"/>
@@ -5072,7 +5956,7 @@
       <w:r>
         <w:rPr>
           <w:rStyle w:val="Refdenotaalpie"/>
-          <w:rFonts w:ascii="Arial Narrow" w:hAnsi="Arial Narrow" w:cs="Arial"/>
+          <w:rFonts w:ascii="Arial Narrow" w:eastAsia="Arial Narrow" w:hAnsi="Arial Narrow" w:cs="Arial Narrow"/>
           <w:sz w:val="16"/>
           <w:szCs w:val="16"/>
           <w:vertAlign w:val="superscript"/>
@@ -5081,7 +5965,7 @@
       </w:r>
       <w:r>
         <w:rPr>
-          <w:rFonts w:ascii="Arial Narrow" w:hAnsi="Arial Narrow" w:cs="Arial"/>
+          <w:rFonts w:ascii="Arial Narrow" w:eastAsia="Arial Narrow" w:hAnsi="Arial Narrow" w:cs="Arial Narrow"/>
           <w:sz w:val="16"/>
           <w:szCs w:val="16"/>
         </w:rPr>
@@ -5089,7 +5973,7 @@
       </w:r>
       <w:r>
         <w:rPr>
-          <w:rFonts w:ascii="Arial Narrow" w:hAnsi="Arial Narrow" w:cs="Arial"/>
+          <w:rFonts w:ascii="Arial Narrow" w:eastAsia="Arial Narrow" w:hAnsi="Arial Narrow" w:cs="Arial Narrow"/>
           <w:sz w:val="16"/>
           <w:szCs w:val="16"/>
         </w:rPr>
@@ -5097,7 +5981,7 @@
       </w:r>
       <w:r>
         <w:rPr>
-          <w:rFonts w:ascii="Arial Narrow" w:eastAsia="Arial Narrow" w:hAnsi="Arial Narrow" w:cs="Arial"/>
+          <w:rFonts w:ascii="Arial Narrow" w:eastAsia="Arial Narrow" w:hAnsi="Arial Narrow" w:cs="Arial Narrow"/>
           <w:b/>
           <w:bCs/>
           <w:sz w:val="16"/>
@@ -5116,7 +6000,7 @@
         <w:contextualSpacing/>
         <w:jc w:val="both"/>
         <w:rPr>
-          <w:rFonts w:ascii="Arial Narrow" w:eastAsia="Arial Narrow" w:hAnsi="Arial Narrow" w:cs="Arial"/>
+          <w:rFonts w:ascii="Arial Narrow" w:eastAsia="Arial Narrow" w:hAnsi="Arial Narrow" w:cs="Arial Narrow"/>
           <w:b/>
           <w:bCs/>
           <w:sz w:val="16"/>
@@ -5125,7 +6009,7 @@
       </w:pPr>
       <w:r>
         <w:rPr>
-          <w:rFonts w:ascii="Arial Narrow" w:eastAsia="Arial Narrow" w:hAnsi="Arial Narrow" w:cs="Arial"/>
+          <w:rFonts w:ascii="Arial Narrow" w:eastAsia="Arial Narrow" w:hAnsi="Arial Narrow" w:cs="Arial Narrow"/>
           <w:b/>
           <w:bCs/>
           <w:sz w:val="16"/>
@@ -5145,14 +6029,14 @@
         <w:contextualSpacing/>
         <w:jc w:val="both"/>
         <w:rPr>
-          <w:rFonts w:ascii="Arial Narrow" w:eastAsia="Arial Narrow" w:hAnsi="Arial Narrow" w:cs="Arial"/>
-          <w:sz w:val="16"/>
-          <w:szCs w:val="16"/>
-        </w:rPr>
-      </w:pPr>
-      <w:r>
-        <w:rPr>
-          <w:rFonts w:ascii="Arial Narrow" w:eastAsia="Arial Narrow" w:hAnsi="Arial Narrow" w:cs="Arial"/>
+          <w:rFonts w:ascii="Arial Narrow" w:eastAsia="Arial Narrow" w:hAnsi="Arial Narrow" w:cs="Arial Narrow"/>
+          <w:sz w:val="16"/>
+          <w:szCs w:val="16"/>
+        </w:rPr>
+      </w:pPr>
+      <w:r>
+        <w:rPr>
+          <w:rFonts w:ascii="Arial Narrow" w:eastAsia="Arial Narrow" w:hAnsi="Arial Narrow" w:cs="Arial Narrow"/>
           <w:sz w:val="16"/>
           <w:szCs w:val="16"/>
         </w:rPr>
@@ -5170,14 +6054,14 @@
         <w:contextualSpacing/>
         <w:jc w:val="both"/>
         <w:rPr>
-          <w:rFonts w:ascii="Arial Narrow" w:eastAsia="Arial Narrow" w:hAnsi="Arial Narrow" w:cs="Arial"/>
-          <w:sz w:val="16"/>
-          <w:szCs w:val="16"/>
-        </w:rPr>
-      </w:pPr>
-      <w:r>
-        <w:rPr>
-          <w:rFonts w:ascii="Arial Narrow" w:eastAsia="Arial Narrow" w:hAnsi="Arial Narrow" w:cs="Arial"/>
+          <w:rFonts w:ascii="Arial Narrow" w:eastAsia="Arial Narrow" w:hAnsi="Arial Narrow" w:cs="Arial Narrow"/>
+          <w:sz w:val="16"/>
+          <w:szCs w:val="16"/>
+        </w:rPr>
+      </w:pPr>
+      <w:r>
+        <w:rPr>
+          <w:rFonts w:ascii="Arial Narrow" w:eastAsia="Arial Narrow" w:hAnsi="Arial Narrow" w:cs="Arial Narrow"/>
           <w:sz w:val="16"/>
           <w:szCs w:val="16"/>
         </w:rPr>
@@ -5195,7 +6079,7 @@
         <w:contextualSpacing/>
         <w:jc w:val="both"/>
         <w:rPr>
-          <w:rFonts w:ascii="Arial Narrow" w:eastAsia="Arial Narrow" w:hAnsi="Arial Narrow" w:cs="Arial"/>
+          <w:rFonts w:ascii="Arial Narrow" w:eastAsia="Arial Narrow" w:hAnsi="Arial Narrow" w:cs="Arial Narrow"/>
           <w:sz w:val="16"/>
           <w:szCs w:val="16"/>
         </w:rPr>
@@ -5211,7 +6095,7 @@
         <w:contextualSpacing/>
         <w:jc w:val="both"/>
         <w:rPr>
-          <w:rFonts w:ascii="Arial Narrow" w:eastAsia="Arial Narrow" w:hAnsi="Arial Narrow" w:cs="Arial"/>
+          <w:rFonts w:ascii="Arial Narrow" w:eastAsia="Arial Narrow" w:hAnsi="Arial Narrow" w:cs="Arial Narrow"/>
           <w:b/>
           <w:bCs/>
           <w:sz w:val="16"/>
@@ -5220,7 +6104,7 @@
       </w:pPr>
       <w:r>
         <w:rPr>
-          <w:rFonts w:ascii="Arial Narrow" w:eastAsia="Arial Narrow" w:hAnsi="Arial Narrow" w:cs="Arial"/>
+          <w:rFonts w:ascii="Arial Narrow" w:eastAsia="Arial Narrow" w:hAnsi="Arial Narrow" w:cs="Arial Narrow"/>
           <w:sz w:val="16"/>
           <w:szCs w:val="16"/>
         </w:rPr>
@@ -5228,7 +6112,7 @@
       </w:r>
       <w:r>
         <w:rPr>
-          <w:rFonts w:ascii="Arial Narrow" w:eastAsia="Arial Narrow" w:hAnsi="Arial Narrow" w:cs="Arial"/>
+          <w:rFonts w:ascii="Arial Narrow" w:eastAsia="Arial Narrow" w:hAnsi="Arial Narrow" w:cs="Arial Narrow"/>
           <w:b/>
           <w:bCs/>
           <w:sz w:val="16"/>
@@ -5247,14 +6131,14 @@
         <w:contextualSpacing/>
         <w:jc w:val="both"/>
         <w:rPr>
-          <w:rFonts w:ascii="Arial Narrow" w:eastAsia="Arial Narrow" w:hAnsi="Arial Narrow" w:cs="Arial"/>
-          <w:sz w:val="16"/>
-          <w:szCs w:val="16"/>
-        </w:rPr>
-      </w:pPr>
-      <w:r>
-        <w:rPr>
-          <w:rFonts w:ascii="Arial Narrow" w:eastAsia="Arial Narrow" w:hAnsi="Arial Narrow" w:cs="Arial"/>
+          <w:rFonts w:ascii="Arial Narrow" w:eastAsia="Arial Narrow" w:hAnsi="Arial Narrow" w:cs="Arial Narrow"/>
+          <w:sz w:val="16"/>
+          <w:szCs w:val="16"/>
+        </w:rPr>
+      </w:pPr>
+      <w:r>
+        <w:rPr>
+          <w:rFonts w:ascii="Arial Narrow" w:eastAsia="Arial Narrow" w:hAnsi="Arial Narrow" w:cs="Arial Narrow"/>
           <w:b/>
           <w:bCs/>
           <w:sz w:val="16"/>
@@ -5265,7 +6149,7 @@
       </w:r>
       <w:r>
         <w:rPr>
-          <w:rFonts w:ascii="Arial Narrow" w:eastAsia="Arial Narrow" w:hAnsi="Arial Narrow" w:cs="Arial"/>
+          <w:rFonts w:ascii="Arial Narrow" w:eastAsia="Arial Narrow" w:hAnsi="Arial Narrow" w:cs="Arial Narrow"/>
           <w:sz w:val="16"/>
           <w:szCs w:val="16"/>
         </w:rPr>
@@ -5282,14 +6166,14 @@
         <w:contextualSpacing/>
         <w:jc w:val="both"/>
         <w:rPr>
-          <w:rFonts w:ascii="Arial Narrow" w:eastAsia="Arial Narrow" w:hAnsi="Arial Narrow" w:cs="Arial"/>
-          <w:sz w:val="16"/>
-          <w:szCs w:val="16"/>
-        </w:rPr>
-      </w:pPr>
-      <w:r>
-        <w:rPr>
-          <w:rFonts w:ascii="Arial Narrow" w:eastAsia="Arial Narrow" w:hAnsi="Arial Narrow" w:cs="Arial"/>
+          <w:rFonts w:ascii="Arial Narrow" w:eastAsia="Arial Narrow" w:hAnsi="Arial Narrow" w:cs="Arial Narrow"/>
+          <w:sz w:val="16"/>
+          <w:szCs w:val="16"/>
+        </w:rPr>
+      </w:pPr>
+      <w:r>
+        <w:rPr>
+          <w:rFonts w:ascii="Arial Narrow" w:eastAsia="Arial Narrow" w:hAnsi="Arial Narrow" w:cs="Arial Narrow"/>
           <w:sz w:val="16"/>
           <w:szCs w:val="16"/>
         </w:rPr>
@@ -5297,24 +6181,6 @@
         <w:t>Corresponde a la Comisión de Protección al Consumidor velar por el cumplimiento de la Ley de Protección al Consumidor y de las leyes que, en general, protegen a los consumidores de la falta de idoneidad de los bienes y servicios en función de la información brindada, de las omisiones de información y de la discriminación en el consumo, así como de aquellas que complementen o sustituyan a las anteriores.</w:t>
       </w:r>
     </w:p>
-    <w:p>
-      <w:pPr>
-        <w:pStyle w:val="Textonotapie"/>
-        <w:tabs>
-          <w:tab w:val="left" w:pos="567"/>
-        </w:tabs>
-        <w:ind w:right="-1"/>
-        <w:contextualSpacing/>
-        <w:jc w:val="both"/>
-        <w:rPr>
-          <w:rFonts w:ascii="Arial Narrow" w:eastAsia="Arial Narrow" w:hAnsi="Arial Narrow" w:cs="Arial"/>
-          <w:sz w:val="16"/>
-          <w:szCs w:val="16"/>
-        </w:rPr>
-      </w:pPr>
-    </w:p>
-  </w:footnote>
-  <w:footnote w:id="3">
     <w:p>
       <w:pPr>
         <w:pStyle w:val="Textonotapie"/>
@@ -5332,181 +6198,9 @@
           <w:szCs w:val="16"/>
         </w:rPr>
       </w:pPr>
-      <w:r>
-        <w:rPr>
-          <w:rStyle w:val="Refdenotaalpie"/>
-          <w:rFonts w:ascii="Arial Narrow" w:hAnsi="Arial Narrow"/>
-          <w:sz w:val="16"/>
-          <w:szCs w:val="16"/>
-          <w:vertAlign w:val="superscript"/>
-        </w:rPr>
-        <w:footnoteRef/>
-      </w:r>
-      <w:r>
-        <w:rPr>
-          <w:rFonts w:ascii="Arial Narrow" w:hAnsi="Arial Narrow"/>
-          <w:sz w:val="16"/>
-          <w:szCs w:val="16"/>
-        </w:rPr>
-        <w:t xml:space="preserve"> </w:t>
-      </w:r>
-      <w:r>
-        <w:rPr>
-          <w:rFonts w:ascii="Arial Narrow" w:hAnsi="Arial Narrow"/>
-          <w:sz w:val="16"/>
-          <w:szCs w:val="16"/>
-        </w:rPr>
-        <w:tab/>
-      </w:r>
-      <w:r>
-        <w:rPr>
-          <w:rFonts w:ascii="Arial Narrow" w:eastAsia="Arial Narrow" w:hAnsi="Arial Narrow" w:cs="Arial Narrow"/>
-          <w:b/>
-          <w:bCs/>
-          <w:sz w:val="16"/>
-          <w:szCs w:val="16"/>
-        </w:rPr>
-        <w:t xml:space="preserve">LEY 29571, CÓDIGO DE PROTECCIÓN Y DEFENSA DEL CONSUMIDOR, publicado el 2 de setiembre de 2010 y modificado por Decreto Legislativo 1308 </w:t>
-      </w:r>
-    </w:p>
-    <w:p>
-      <w:pPr>
-        <w:pStyle w:val="Textonotapie"/>
-        <w:ind w:left="567" w:right="-1"/>
-        <w:contextualSpacing/>
-        <w:jc w:val="both"/>
-        <w:rPr>
-          <w:rFonts w:ascii="Arial Narrow" w:eastAsia="Arial Narrow" w:hAnsi="Arial Narrow" w:cs="Arial Narrow"/>
-          <w:b/>
-          <w:bCs/>
-          <w:sz w:val="16"/>
-          <w:szCs w:val="16"/>
-        </w:rPr>
-      </w:pPr>
-      <w:r>
-        <w:rPr>
-          <w:rFonts w:ascii="Arial Narrow" w:eastAsia="Arial Narrow" w:hAnsi="Arial Narrow" w:cs="Arial Narrow"/>
-          <w:b/>
-          <w:bCs/>
-          <w:sz w:val="16"/>
-          <w:szCs w:val="16"/>
-        </w:rPr>
-        <w:t xml:space="preserve">Artículo 18.- Idoneidad </w:t>
-      </w:r>
-    </w:p>
-    <w:p>
-      <w:pPr>
-        <w:pStyle w:val="Textonotapie"/>
-        <w:ind w:left="567" w:right="-1"/>
-        <w:contextualSpacing/>
-        <w:jc w:val="both"/>
-        <w:rPr>
-          <w:rFonts w:ascii="Arial Narrow" w:eastAsia="Arial Narrow" w:hAnsi="Arial Narrow" w:cs="Arial Narrow"/>
-          <w:sz w:val="16"/>
-          <w:szCs w:val="16"/>
-        </w:rPr>
-      </w:pPr>
-      <w:r>
-        <w:rPr>
-          <w:rFonts w:ascii="Arial Narrow" w:eastAsia="Arial Narrow" w:hAnsi="Arial Narrow" w:cs="Arial Narrow"/>
-          <w:sz w:val="16"/>
-          <w:szCs w:val="16"/>
-        </w:rPr>
-        <w:t xml:space="preserve">Se entiende por idoneidad la correspondencia entre lo que un consumidor espera y lo que efectivamente recibe, en función a lo que se le hubiera ofrecido, la publicidad e información transmitida, las condiciones y circunstancias de la transacción, las características y naturaleza del producto o servicio, el precio, entre otros factores, atendiendo a las circunstancias del caso. </w:t>
-      </w:r>
-    </w:p>
-    <w:p>
-      <w:pPr>
-        <w:pStyle w:val="Textonotapie"/>
-        <w:ind w:left="567" w:right="-1"/>
-        <w:contextualSpacing/>
-        <w:jc w:val="both"/>
-        <w:rPr>
-          <w:rFonts w:ascii="Arial Narrow" w:eastAsia="Arial Narrow" w:hAnsi="Arial Narrow" w:cs="Arial Narrow"/>
-          <w:sz w:val="16"/>
-          <w:szCs w:val="16"/>
-        </w:rPr>
-      </w:pPr>
-      <w:r>
-        <w:rPr>
-          <w:rFonts w:ascii="Arial Narrow" w:eastAsia="Arial Narrow" w:hAnsi="Arial Narrow" w:cs="Arial Narrow"/>
-          <w:sz w:val="16"/>
-          <w:szCs w:val="16"/>
-        </w:rPr>
-        <w:t xml:space="preserve">La idoneidad es evaluada en función a la propia naturaleza del producto o servicio y a su aptitud para satisfacer la finalidad para la cual ha sido puesto en el mercado. Las autorizaciones por parte de los organismos del Estado para la fabricación de un producto o la prestación de un servicio, en los casos que sea necesario, no eximen de responsabilidad al proveedor frente al consumidor. </w:t>
-      </w:r>
-    </w:p>
-    <w:p>
-      <w:pPr>
-        <w:pStyle w:val="Textonotapie"/>
-        <w:ind w:left="567" w:right="-1"/>
-        <w:contextualSpacing/>
-        <w:jc w:val="both"/>
-        <w:rPr>
-          <w:rFonts w:ascii="Arial Narrow" w:eastAsia="Arial Narrow" w:hAnsi="Arial Narrow" w:cs="Arial Narrow"/>
-          <w:sz w:val="16"/>
-          <w:szCs w:val="16"/>
-        </w:rPr>
-      </w:pPr>
-    </w:p>
-    <w:p>
-      <w:pPr>
-        <w:pStyle w:val="Textonotapie"/>
-        <w:ind w:left="567" w:right="-1"/>
-        <w:contextualSpacing/>
-        <w:jc w:val="both"/>
-        <w:rPr>
-          <w:rFonts w:ascii="Arial Narrow" w:eastAsia="Arial Narrow" w:hAnsi="Arial Narrow" w:cs="Arial Narrow"/>
-          <w:sz w:val="16"/>
-          <w:szCs w:val="16"/>
-        </w:rPr>
-      </w:pPr>
-      <w:r>
-        <w:rPr>
-          <w:rFonts w:ascii="Arial Narrow" w:eastAsia="Arial Narrow" w:hAnsi="Arial Narrow" w:cs="Arial Narrow"/>
-          <w:b/>
-          <w:bCs/>
-          <w:sz w:val="16"/>
-          <w:szCs w:val="16"/>
-        </w:rPr>
-        <w:t xml:space="preserve">Artículo 19.- Obligación de los proveedores </w:t>
-      </w:r>
-    </w:p>
-    <w:p>
-      <w:pPr>
-        <w:pStyle w:val="Textonotapie"/>
-        <w:ind w:left="567" w:right="-1"/>
-        <w:contextualSpacing/>
-        <w:jc w:val="both"/>
-        <w:rPr>
-          <w:rFonts w:ascii="Arial Narrow" w:eastAsia="Arial Narrow" w:hAnsi="Arial Narrow" w:cs="Arial Narrow"/>
-          <w:sz w:val="16"/>
-          <w:szCs w:val="16"/>
-        </w:rPr>
-      </w:pPr>
-      <w:r>
-        <w:rPr>
-          <w:rFonts w:ascii="Arial Narrow" w:eastAsia="Arial Narrow" w:hAnsi="Arial Narrow" w:cs="Arial Narrow"/>
-          <w:sz w:val="16"/>
-          <w:szCs w:val="16"/>
-        </w:rPr>
-        <w:t>El proveedor responde por la idoneidad y calidad de los productos y servicios ofrecidos; por la autenticidad de las marcas y leyendas que exhiben sus productos o del signo que respalda al prestador del servicio, por la falta de conformidad entre la publicidad comercial de los productos y servicios y estos, así como por el contenido y la vida útil del producto indicado en el envase, en lo que corresponda.</w:t>
-      </w:r>
-    </w:p>
-    <w:p>
-      <w:pPr>
-        <w:pStyle w:val="Textonotapie"/>
-        <w:contextualSpacing/>
-        <w:jc w:val="both"/>
-        <w:rPr>
-          <w:rFonts w:ascii="Arial Narrow" w:hAnsi="Arial Narrow"/>
-          <w:sz w:val="16"/>
-          <w:szCs w:val="16"/>
-        </w:rPr>
-      </w:pPr>
     </w:p>
   </w:footnote>
-  <w:footnote w:id="4">
+  <w:footnote w:id="3">
     <w:p>
       <w:pPr>
         <w:pStyle w:val="Textonotapie"/>
@@ -5517,7 +6211,9 @@
         <w:contextualSpacing/>
         <w:jc w:val="both"/>
         <w:rPr>
-          <w:rFonts w:ascii="Arial Narrow" w:eastAsia="Arial Narrow" w:hAnsi="Arial Narrow" w:cs="Arial"/>
+          <w:rFonts w:ascii="Arial Narrow" w:eastAsia="Arial Narrow" w:hAnsi="Arial Narrow" w:cs="Arial Narrow"/>
+          <w:b/>
+          <w:bCs/>
           <w:sz w:val="16"/>
           <w:szCs w:val="16"/>
         </w:rPr>
@@ -5525,7 +6221,7 @@
       <w:r>
         <w:rPr>
           <w:rStyle w:val="Refdenotaalpie"/>
-          <w:rFonts w:ascii="Arial Narrow" w:hAnsi="Arial Narrow" w:cs="Arial"/>
+          <w:rFonts w:ascii="Arial Narrow" w:eastAsia="Arial Narrow" w:hAnsi="Arial Narrow" w:cs="Arial Narrow"/>
           <w:sz w:val="16"/>
           <w:szCs w:val="16"/>
           <w:vertAlign w:val="superscript"/>
@@ -5534,7 +6230,7 @@
       </w:r>
       <w:r>
         <w:rPr>
-          <w:rFonts w:ascii="Arial Narrow" w:hAnsi="Arial Narrow" w:cs="Arial"/>
+          <w:rFonts w:ascii="Arial Narrow" w:eastAsia="Arial Narrow" w:hAnsi="Arial Narrow" w:cs="Arial Narrow"/>
           <w:sz w:val="16"/>
           <w:szCs w:val="16"/>
         </w:rPr>
@@ -5542,7 +6238,7 @@
       </w:r>
       <w:r>
         <w:rPr>
-          <w:rFonts w:ascii="Arial Narrow" w:hAnsi="Arial Narrow" w:cs="Arial"/>
+          <w:rFonts w:ascii="Arial Narrow" w:eastAsia="Arial Narrow" w:hAnsi="Arial Narrow" w:cs="Arial Narrow"/>
           <w:sz w:val="16"/>
           <w:szCs w:val="16"/>
         </w:rPr>
@@ -5550,21 +6246,137 @@
       </w:r>
       <w:r>
         <w:rPr>
-          <w:rFonts w:ascii="Arial Narrow" w:eastAsia="Arial Narrow" w:hAnsi="Arial Narrow" w:cs="Arial"/>
+          <w:rFonts w:ascii="Arial Narrow" w:eastAsia="Arial Narrow" w:hAnsi="Arial Narrow" w:cs="Arial Narrow"/>
           <w:b/>
           <w:bCs/>
           <w:sz w:val="16"/>
           <w:szCs w:val="16"/>
         </w:rPr>
-        <w:t>LEY SOBRE FACULTADES, NORMAS Y ORGANIZACIÓN DEL INDECOPI, APROBADA POR DECRETO LEGISLATIVO 807 Artículo 24.-</w:t>
-      </w:r>
-      <w:r>
-        <w:rPr>
-          <w:rFonts w:ascii="Arial Narrow" w:eastAsia="Arial Narrow" w:hAnsi="Arial Narrow" w:cs="Arial"/>
-          <w:sz w:val="16"/>
-          <w:szCs w:val="16"/>
-        </w:rPr>
-        <w:t xml:space="preserve"> El Secretario Técnico se encargará de la tramitación del procedimiento. Para ello, cuenta con las siguientes facultades:</w:t>
+        <w:t xml:space="preserve">LEY 29571, CÓDIGO DE PROTECCIÓN Y DEFENSA DEL CONSUMIDOR, publicado el 2 de setiembre de 2010 y modificado por Decreto Legislativo 1308 </w:t>
+      </w:r>
+    </w:p>
+    <w:p>
+      <w:pPr>
+        <w:pStyle w:val="Textonotapie"/>
+        <w:ind w:left="567" w:right="-1"/>
+        <w:contextualSpacing/>
+        <w:jc w:val="both"/>
+        <w:rPr>
+          <w:rFonts w:ascii="Arial Narrow" w:eastAsia="Arial Narrow" w:hAnsi="Arial Narrow" w:cs="Arial Narrow"/>
+          <w:b/>
+          <w:bCs/>
+          <w:sz w:val="16"/>
+          <w:szCs w:val="16"/>
+        </w:rPr>
+      </w:pPr>
+      <w:r>
+        <w:rPr>
+          <w:rFonts w:ascii="Arial Narrow" w:eastAsia="Arial Narrow" w:hAnsi="Arial Narrow" w:cs="Arial Narrow"/>
+          <w:b/>
+          <w:bCs/>
+          <w:sz w:val="16"/>
+          <w:szCs w:val="16"/>
+        </w:rPr>
+        <w:t xml:space="preserve">Artículo 18.- Idoneidad </w:t>
+      </w:r>
+    </w:p>
+    <w:p>
+      <w:pPr>
+        <w:pStyle w:val="Textonotapie"/>
+        <w:ind w:left="567" w:right="-1"/>
+        <w:contextualSpacing/>
+        <w:jc w:val="both"/>
+        <w:rPr>
+          <w:rFonts w:ascii="Arial Narrow" w:eastAsia="Arial Narrow" w:hAnsi="Arial Narrow" w:cs="Arial Narrow"/>
+          <w:sz w:val="16"/>
+          <w:szCs w:val="16"/>
+        </w:rPr>
+      </w:pPr>
+      <w:r>
+        <w:rPr>
+          <w:rFonts w:ascii="Arial Narrow" w:eastAsia="Arial Narrow" w:hAnsi="Arial Narrow" w:cs="Arial Narrow"/>
+          <w:sz w:val="16"/>
+          <w:szCs w:val="16"/>
+        </w:rPr>
+        <w:t xml:space="preserve">Se entiende por idoneidad la correspondencia entre lo que un consumidor espera y lo que efectivamente recibe, en función a lo que se le hubiera ofrecido, la publicidad e información transmitida, las condiciones y circunstancias de la transacción, las características y naturaleza del producto o servicio, el precio, entre otros factores, atendiendo a las circunstancias del caso. </w:t>
+      </w:r>
+    </w:p>
+    <w:p>
+      <w:pPr>
+        <w:pStyle w:val="Textonotapie"/>
+        <w:ind w:left="567" w:right="-1"/>
+        <w:contextualSpacing/>
+        <w:jc w:val="both"/>
+        <w:rPr>
+          <w:rFonts w:ascii="Arial Narrow" w:eastAsia="Arial Narrow" w:hAnsi="Arial Narrow" w:cs="Arial Narrow"/>
+          <w:sz w:val="16"/>
+          <w:szCs w:val="16"/>
+        </w:rPr>
+      </w:pPr>
+      <w:r>
+        <w:rPr>
+          <w:rFonts w:ascii="Arial Narrow" w:eastAsia="Arial Narrow" w:hAnsi="Arial Narrow" w:cs="Arial Narrow"/>
+          <w:sz w:val="16"/>
+          <w:szCs w:val="16"/>
+        </w:rPr>
+        <w:t xml:space="preserve">La idoneidad es evaluada en función a la propia naturaleza del producto o servicio y a su aptitud para satisfacer la finalidad para la cual ha sido puesto en el mercado. Las autorizaciones por parte de los organismos del Estado para la fabricación de un producto o la prestación de un servicio, en los casos que sea necesario, no eximen de responsabilidad al proveedor frente al consumidor. </w:t>
+      </w:r>
+    </w:p>
+    <w:p>
+      <w:pPr>
+        <w:pStyle w:val="Textonotapie"/>
+        <w:ind w:left="567" w:right="-1"/>
+        <w:contextualSpacing/>
+        <w:jc w:val="both"/>
+        <w:rPr>
+          <w:rFonts w:ascii="Arial Narrow" w:eastAsia="Arial Narrow" w:hAnsi="Arial Narrow" w:cs="Arial Narrow"/>
+          <w:sz w:val="16"/>
+          <w:szCs w:val="16"/>
+        </w:rPr>
+      </w:pPr>
+    </w:p>
+    <w:p>
+      <w:pPr>
+        <w:pStyle w:val="Textonotapie"/>
+        <w:ind w:left="567" w:right="-1"/>
+        <w:contextualSpacing/>
+        <w:jc w:val="both"/>
+        <w:rPr>
+          <w:rFonts w:ascii="Arial Narrow" w:eastAsia="Arial Narrow" w:hAnsi="Arial Narrow" w:cs="Arial Narrow"/>
+          <w:sz w:val="16"/>
+          <w:szCs w:val="16"/>
+        </w:rPr>
+      </w:pPr>
+      <w:r>
+        <w:rPr>
+          <w:rFonts w:ascii="Arial Narrow" w:eastAsia="Arial Narrow" w:hAnsi="Arial Narrow" w:cs="Arial Narrow"/>
+          <w:b/>
+          <w:bCs/>
+          <w:sz w:val="16"/>
+          <w:szCs w:val="16"/>
+        </w:rPr>
+        <w:t xml:space="preserve">Artículo 19.- Obligación de los proveedores </w:t>
+      </w:r>
+    </w:p>
+    <w:p>
+      <w:pPr>
+        <w:pStyle w:val="Textonotapie"/>
+        <w:ind w:left="567" w:right="-1"/>
+        <w:contextualSpacing/>
+        <w:jc w:val="both"/>
+        <w:rPr>
+          <w:rFonts w:ascii="Arial Narrow" w:eastAsia="Arial Narrow" w:hAnsi="Arial Narrow" w:cs="Arial Narrow"/>
+          <w:sz w:val="16"/>
+          <w:szCs w:val="16"/>
+        </w:rPr>
+      </w:pPr>
+      <w:r>
+        <w:rPr>
+          <w:rFonts w:ascii="Arial Narrow" w:eastAsia="Arial Narrow" w:hAnsi="Arial Narrow" w:cs="Arial Narrow"/>
+          <w:sz w:val="16"/>
+          <w:szCs w:val="16"/>
+        </w:rPr>
+        <w:t>El proveedor responde por la idoneidad y calidad de los productos y servicios ofrecidos; por la autenticidad de las marcas y leyendas que exhiben sus productos o del signo que respalda al prestador del servicio, por la falta de conformidad entre la publicidad comercial de los productos y servicios y estos, así como por el contenido y la vida útil del producto indicado en el envase, en lo que corresponda.</w:t>
       </w:r>
     </w:p>
     <w:p>
@@ -5577,21 +6389,16 @@
         <w:contextualSpacing/>
         <w:jc w:val="both"/>
         <w:rPr>
-          <w:rFonts w:ascii="Arial Narrow" w:eastAsia="Arial Narrow" w:hAnsi="Arial Narrow" w:cs="Arial"/>
-          <w:sz w:val="16"/>
-          <w:szCs w:val="16"/>
-        </w:rPr>
-      </w:pPr>
-      <w:r>
-        <w:rPr>
-          <w:rFonts w:ascii="Arial Narrow" w:eastAsia="Arial Narrow" w:hAnsi="Arial Narrow" w:cs="Arial"/>
-          <w:sz w:val="16"/>
-          <w:szCs w:val="16"/>
-        </w:rPr>
-        <w:tab/>
-        <w:t xml:space="preserve">(...) </w:t>
-      </w:r>
-    </w:p>
+          <w:rFonts w:ascii="Arial Narrow" w:eastAsia="Arial Narrow" w:hAnsi="Arial Narrow" w:cs="Arial Narrow"/>
+          <w:b/>
+          <w:bCs/>
+          <w:sz w:val="16"/>
+          <w:szCs w:val="16"/>
+        </w:rPr>
+      </w:pPr>
+    </w:p>
+  </w:footnote>
+  <w:footnote w:id="4">
     <w:p>
       <w:pPr>
         <w:pStyle w:val="Textonotapie"/>
@@ -5602,19 +6409,54 @@
         <w:contextualSpacing/>
         <w:jc w:val="both"/>
         <w:rPr>
-          <w:rFonts w:ascii="Arial Narrow" w:eastAsia="Arial Narrow" w:hAnsi="Arial Narrow" w:cs="Arial"/>
-          <w:sz w:val="16"/>
-          <w:szCs w:val="16"/>
-        </w:rPr>
-      </w:pPr>
-      <w:r>
-        <w:rPr>
-          <w:rFonts w:ascii="Arial Narrow" w:eastAsia="Arial Narrow" w:hAnsi="Arial Narrow" w:cs="Arial"/>
+          <w:rFonts w:ascii="Arial Narrow" w:eastAsia="Arial Narrow" w:hAnsi="Arial Narrow" w:cs="Arial Narrow"/>
+          <w:sz w:val="16"/>
+          <w:szCs w:val="16"/>
+        </w:rPr>
+      </w:pPr>
+      <w:r>
+        <w:rPr>
+          <w:rStyle w:val="Refdenotaalpie"/>
+          <w:rFonts w:ascii="Arial Narrow" w:eastAsia="Arial Narrow" w:hAnsi="Arial Narrow" w:cs="Arial Narrow"/>
+          <w:sz w:val="16"/>
+          <w:szCs w:val="16"/>
+          <w:vertAlign w:val="superscript"/>
+        </w:rPr>
+        <w:footnoteRef/>
+      </w:r>
+      <w:r>
+        <w:rPr>
+          <w:rFonts w:ascii="Arial Narrow" w:eastAsia="Arial Narrow" w:hAnsi="Arial Narrow" w:cs="Arial Narrow"/>
+          <w:sz w:val="16"/>
+          <w:szCs w:val="16"/>
+        </w:rPr>
+        <w:t xml:space="preserve"> </w:t>
+      </w:r>
+      <w:r>
+        <w:rPr>
+          <w:rFonts w:ascii="Arial Narrow" w:eastAsia="Arial Narrow" w:hAnsi="Arial Narrow" w:cs="Arial Narrow"/>
           <w:sz w:val="16"/>
           <w:szCs w:val="16"/>
         </w:rPr>
         <w:tab/>
-        <w:t xml:space="preserve">c) Admitir denuncias a trámite, en aquellos casos en que la Comisión le haya delegado esta facultad. </w:t>
+      </w:r>
+      <w:r>
+        <w:rPr>
+          <w:rFonts w:ascii="Arial Narrow" w:eastAsia="Arial Narrow" w:hAnsi="Arial Narrow" w:cs="Arial Narrow"/>
+          <w:b/>
+          <w:bCs/>
+          <w:sz w:val="16"/>
+          <w:szCs w:val="16"/>
+        </w:rPr>
+        <w:t>LEY SOBRE FACULTADES, NORMAS Y ORGANIZACIÓN DEL INDECOPI, APROBADA POR DECRETO LEGISLATIVO 807 Artículo 24.-</w:t>
+      </w:r>
+      <w:r>
+        <w:rPr>
+          <w:rFonts w:ascii="Arial Narrow" w:eastAsia="Arial Narrow" w:hAnsi="Arial Narrow" w:cs="Arial Narrow"/>
+          <w:sz w:val="16"/>
+          <w:szCs w:val="16"/>
+        </w:rPr>
+        <w:t xml:space="preserve"> El Secretario Técnico se encargará de la tramitación del procedimiento. Para ello, cuenta con las siguientes facultades:</w:t>
       </w:r>
     </w:p>
     <w:p>
@@ -5627,19 +6469,19 @@
         <w:contextualSpacing/>
         <w:jc w:val="both"/>
         <w:rPr>
-          <w:rFonts w:ascii="Arial Narrow" w:eastAsia="Arial Narrow" w:hAnsi="Arial Narrow" w:cs="Arial"/>
-          <w:sz w:val="16"/>
-          <w:szCs w:val="16"/>
-        </w:rPr>
-      </w:pPr>
-      <w:r>
-        <w:rPr>
-          <w:rFonts w:ascii="Arial Narrow" w:eastAsia="Arial Narrow" w:hAnsi="Arial Narrow" w:cs="Arial"/>
+          <w:rFonts w:ascii="Arial Narrow" w:eastAsia="Arial Narrow" w:hAnsi="Arial Narrow" w:cs="Arial Narrow"/>
+          <w:sz w:val="16"/>
+          <w:szCs w:val="16"/>
+        </w:rPr>
+      </w:pPr>
+      <w:r>
+        <w:rPr>
+          <w:rFonts w:ascii="Arial Narrow" w:eastAsia="Arial Narrow" w:hAnsi="Arial Narrow" w:cs="Arial Narrow"/>
           <w:sz w:val="16"/>
           <w:szCs w:val="16"/>
         </w:rPr>
         <w:tab/>
-        <w:t>(...).</w:t>
+        <w:t xml:space="preserve">(...) </w:t>
       </w:r>
     </w:p>
     <w:p>
@@ -5652,18 +6494,19 @@
         <w:contextualSpacing/>
         <w:jc w:val="both"/>
         <w:rPr>
-          <w:rFonts w:ascii="Arial Narrow" w:eastAsia="Arial Narrow" w:hAnsi="Arial Narrow" w:cs="Arial"/>
-          <w:sz w:val="16"/>
-          <w:szCs w:val="16"/>
-        </w:rPr>
-      </w:pPr>
-      <w:r>
-        <w:rPr>
-          <w:rFonts w:ascii="Arial Narrow" w:eastAsia="Arial Narrow" w:hAnsi="Arial Narrow" w:cs="Arial"/>
-          <w:sz w:val="16"/>
-          <w:szCs w:val="16"/>
-        </w:rPr>
-        <w:t xml:space="preserve">. </w:t>
+          <w:rFonts w:ascii="Arial Narrow" w:eastAsia="Arial Narrow" w:hAnsi="Arial Narrow" w:cs="Arial Narrow"/>
+          <w:sz w:val="16"/>
+          <w:szCs w:val="16"/>
+        </w:rPr>
+      </w:pPr>
+      <w:r>
+        <w:rPr>
+          <w:rFonts w:ascii="Arial Narrow" w:eastAsia="Arial Narrow" w:hAnsi="Arial Narrow" w:cs="Arial Narrow"/>
+          <w:sz w:val="16"/>
+          <w:szCs w:val="16"/>
+        </w:rPr>
+        <w:tab/>
+        <w:t xml:space="preserve">c) Admitir denuncias a trámite, en aquellos casos en que la Comisión le haya delegado esta facultad. </w:t>
       </w:r>
     </w:p>
     <w:p>
@@ -5676,7 +6519,56 @@
         <w:contextualSpacing/>
         <w:jc w:val="both"/>
         <w:rPr>
-          <w:rFonts w:ascii="Arial Narrow" w:eastAsia="Arial Narrow" w:hAnsi="Arial Narrow" w:cs="Arial"/>
+          <w:rFonts w:ascii="Arial Narrow" w:eastAsia="Arial Narrow" w:hAnsi="Arial Narrow" w:cs="Arial Narrow"/>
+          <w:sz w:val="16"/>
+          <w:szCs w:val="16"/>
+        </w:rPr>
+      </w:pPr>
+      <w:r>
+        <w:rPr>
+          <w:rFonts w:ascii="Arial Narrow" w:eastAsia="Arial Narrow" w:hAnsi="Arial Narrow" w:cs="Arial Narrow"/>
+          <w:sz w:val="16"/>
+          <w:szCs w:val="16"/>
+        </w:rPr>
+        <w:tab/>
+        <w:t>(...).</w:t>
+      </w:r>
+    </w:p>
+    <w:p>
+      <w:pPr>
+        <w:pStyle w:val="Textonotapie"/>
+        <w:tabs>
+          <w:tab w:val="left" w:pos="567"/>
+        </w:tabs>
+        <w:ind w:left="567" w:right="-1" w:hanging="567"/>
+        <w:contextualSpacing/>
+        <w:jc w:val="both"/>
+        <w:rPr>
+          <w:rFonts w:ascii="Arial Narrow" w:eastAsia="Arial Narrow" w:hAnsi="Arial Narrow" w:cs="Arial Narrow"/>
+          <w:sz w:val="16"/>
+          <w:szCs w:val="16"/>
+        </w:rPr>
+      </w:pPr>
+      <w:r>
+        <w:rPr>
+          <w:rFonts w:ascii="Arial Narrow" w:eastAsia="Arial Narrow" w:hAnsi="Arial Narrow" w:cs="Arial Narrow"/>
+          <w:sz w:val="16"/>
+          <w:szCs w:val="16"/>
+        </w:rPr>
+        <w:t xml:space="preserve">. </w:t>
+      </w:r>
+    </w:p>
+    <w:p>
+      <w:pPr>
+        <w:pStyle w:val="Textonotapie"/>
+        <w:tabs>
+          <w:tab w:val="left" w:pos="567"/>
+        </w:tabs>
+        <w:ind w:left="567" w:right="-1" w:hanging="567"/>
+        <w:contextualSpacing/>
+        <w:jc w:val="both"/>
+        <w:rPr>
+          <w:rFonts w:ascii="Arial Narrow" w:eastAsia="Arial Narrow" w:hAnsi="Arial Narrow" w:cs="Arial Narrow"/>
           <w:sz w:val="16"/>
           <w:szCs w:val="16"/>
         </w:rPr>
@@ -5691,7 +6583,7 @@
         <w:contextualSpacing/>
         <w:jc w:val="both"/>
         <w:rPr>
-          <w:rFonts w:ascii="Arial Narrow" w:hAnsi="Arial Narrow" w:cs="Arial"/>
+          <w:rFonts w:ascii="Arial Narrow" w:eastAsia="Arial Narrow" w:hAnsi="Arial Narrow" w:cs="Arial Narrow"/>
           <w:sz w:val="16"/>
           <w:szCs w:val="16"/>
         </w:rPr>
@@ -5699,7 +6591,7 @@
       <w:r>
         <w:rPr>
           <w:rStyle w:val="Refdenotaalpie"/>
-          <w:rFonts w:ascii="Arial Narrow" w:hAnsi="Arial Narrow" w:cs="Arial"/>
+          <w:rFonts w:ascii="Arial Narrow" w:eastAsia="Arial Narrow" w:hAnsi="Arial Narrow" w:cs="Arial Narrow"/>
           <w:sz w:val="16"/>
           <w:szCs w:val="16"/>
           <w:vertAlign w:val="superscript"/>
@@ -5708,7 +6600,7 @@
       </w:r>
       <w:r>
         <w:rPr>
-          <w:rFonts w:ascii="Arial Narrow" w:hAnsi="Arial Narrow" w:cs="Arial"/>
+          <w:rFonts w:ascii="Arial Narrow" w:eastAsia="Arial Narrow" w:hAnsi="Arial Narrow" w:cs="Arial Narrow"/>
           <w:sz w:val="16"/>
           <w:szCs w:val="16"/>
         </w:rPr>
@@ -5716,7 +6608,7 @@
       </w:r>
       <w:r>
         <w:rPr>
-          <w:rFonts w:ascii="Arial Narrow" w:hAnsi="Arial Narrow" w:cs="Arial"/>
+          <w:rFonts w:ascii="Arial Narrow" w:eastAsia="Arial Narrow" w:hAnsi="Arial Narrow" w:cs="Arial Narrow"/>
           <w:sz w:val="16"/>
           <w:szCs w:val="16"/>
         </w:rPr>
@@ -5726,7 +6618,7 @@
       <w:proofErr w:type="spellStart"/>
       <w:r>
         <w:rPr>
-          <w:rFonts w:ascii="Arial Narrow" w:hAnsi="Arial Narrow" w:cs="Arial"/>
+          <w:rFonts w:ascii="Arial Narrow" w:eastAsia="Arial Narrow" w:hAnsi="Arial Narrow" w:cs="Arial Narrow"/>
           <w:sz w:val="16"/>
           <w:szCs w:val="16"/>
         </w:rPr>
@@ -5735,7 +6627,7 @@
       <w:proofErr w:type="spellEnd"/>
       <w:r>
         <w:rPr>
-          <w:rFonts w:ascii="Arial Narrow" w:hAnsi="Arial Narrow" w:cs="Arial"/>
+          <w:rFonts w:ascii="Arial Narrow" w:eastAsia="Arial Narrow" w:hAnsi="Arial Narrow" w:cs="Arial Narrow"/>
           <w:sz w:val="16"/>
           <w:szCs w:val="16"/>
         </w:rPr>
@@ -5744,7 +6636,7 @@
       <w:proofErr w:type="gramStart"/>
       <w:r>
         <w:rPr>
-          <w:rFonts w:ascii="Arial Narrow" w:hAnsi="Arial Narrow" w:cs="Arial"/>
+          <w:rFonts w:ascii="Arial Narrow" w:eastAsia="Arial Narrow" w:hAnsi="Arial Narrow" w:cs="Arial Narrow"/>
           <w:sz w:val="16"/>
           <w:szCs w:val="16"/>
         </w:rPr>
@@ -5753,7 +6645,7 @@
       <w:proofErr w:type="gramEnd"/>
       <w:r>
         <w:rPr>
-          <w:rFonts w:ascii="Arial Narrow" w:hAnsi="Arial Narrow" w:cs="Arial"/>
+          <w:rFonts w:ascii="Arial Narrow" w:eastAsia="Arial Narrow" w:hAnsi="Arial Narrow" w:cs="Arial Narrow"/>
           <w:sz w:val="16"/>
           <w:szCs w:val="16"/>
         </w:rPr>
@@ -5767,7 +6659,7 @@
         <w:contextualSpacing/>
         <w:jc w:val="both"/>
         <w:rPr>
-          <w:rFonts w:ascii="Arial Narrow" w:hAnsi="Arial Narrow" w:cs="Arial"/>
+          <w:rFonts w:ascii="Arial Narrow" w:eastAsia="Arial Narrow" w:hAnsi="Arial Narrow" w:cs="Arial Narrow"/>
           <w:sz w:val="16"/>
           <w:szCs w:val="16"/>
         </w:rPr>
@@ -5782,7 +6674,7 @@
         <w:contextualSpacing/>
         <w:jc w:val="both"/>
         <w:rPr>
-          <w:rFonts w:ascii="Arial Narrow" w:hAnsi="Arial Narrow" w:cs="Arial"/>
+          <w:rFonts w:ascii="Arial Narrow" w:eastAsia="Arial Narrow" w:hAnsi="Arial Narrow" w:cs="Arial Narrow"/>
           <w:sz w:val="16"/>
           <w:szCs w:val="16"/>
         </w:rPr>
@@ -5790,7 +6682,7 @@
       <w:r>
         <w:rPr>
           <w:rStyle w:val="Refdenotaalpie"/>
-          <w:rFonts w:ascii="Arial Narrow" w:hAnsi="Arial Narrow" w:cs="Arial"/>
+          <w:rFonts w:ascii="Arial Narrow" w:eastAsia="Arial Narrow" w:hAnsi="Arial Narrow" w:cs="Arial Narrow"/>
           <w:sz w:val="16"/>
           <w:szCs w:val="16"/>
           <w:vertAlign w:val="superscript"/>
@@ -5799,7 +6691,7 @@
       </w:r>
       <w:r>
         <w:rPr>
-          <w:rFonts w:ascii="Arial Narrow" w:hAnsi="Arial Narrow" w:cs="Arial"/>
+          <w:rFonts w:ascii="Arial Narrow" w:eastAsia="Arial Narrow" w:hAnsi="Arial Narrow" w:cs="Arial Narrow"/>
           <w:sz w:val="16"/>
           <w:szCs w:val="16"/>
         </w:rPr>
@@ -5807,7 +6699,7 @@
       </w:r>
       <w:r>
         <w:rPr>
-          <w:rFonts w:ascii="Arial Narrow" w:hAnsi="Arial Narrow" w:cs="Arial"/>
+          <w:rFonts w:ascii="Arial Narrow" w:eastAsia="Arial Narrow" w:hAnsi="Arial Narrow" w:cs="Arial Narrow"/>
           <w:sz w:val="16"/>
           <w:szCs w:val="16"/>
         </w:rPr>
@@ -5815,7 +6707,7 @@
       </w:r>
       <w:r>
         <w:rPr>
-          <w:rFonts w:ascii="Arial Narrow" w:eastAsia="Arial Narrow" w:hAnsi="Arial Narrow" w:cs="Arial"/>
+          <w:rFonts w:ascii="Arial Narrow" w:eastAsia="Arial Narrow" w:hAnsi="Arial Narrow" w:cs="Arial Narrow"/>
           <w:b/>
           <w:sz w:val="16"/>
           <w:szCs w:val="16"/>
@@ -5824,7 +6716,7 @@
       </w:r>
       <w:r>
         <w:rPr>
-          <w:rFonts w:ascii="Arial Narrow" w:hAnsi="Arial Narrow" w:cs="Arial"/>
+          <w:rFonts w:ascii="Arial Narrow" w:eastAsia="Arial Narrow" w:hAnsi="Arial Narrow" w:cs="Arial Narrow"/>
           <w:b/>
           <w:bCs/>
           <w:sz w:val="16"/>
@@ -5834,7 +6726,7 @@
       </w:r>
       <w:r>
         <w:rPr>
-          <w:rFonts w:ascii="Arial Narrow" w:hAnsi="Arial Narrow" w:cs="Arial"/>
+          <w:rFonts w:ascii="Arial Narrow" w:eastAsia="Arial Narrow" w:hAnsi="Arial Narrow" w:cs="Arial Narrow"/>
           <w:b/>
           <w:sz w:val="16"/>
           <w:szCs w:val="16"/>
@@ -5849,7 +6741,7 @@
         <w:contextualSpacing/>
         <w:jc w:val="both"/>
         <w:rPr>
-          <w:rFonts w:ascii="Arial Narrow" w:hAnsi="Arial Narrow" w:cs="Arial"/>
+          <w:rFonts w:ascii="Arial Narrow" w:eastAsia="Arial Narrow" w:hAnsi="Arial Narrow" w:cs="Arial Narrow"/>
           <w:b/>
           <w:bCs/>
           <w:sz w:val="16"/>
@@ -5858,7 +6750,7 @@
       </w:pPr>
       <w:r>
         <w:rPr>
-          <w:rFonts w:ascii="Arial Narrow" w:hAnsi="Arial Narrow" w:cs="Arial"/>
+          <w:rFonts w:ascii="Arial Narrow" w:eastAsia="Arial Narrow" w:hAnsi="Arial Narrow" w:cs="Arial Narrow"/>
           <w:sz w:val="16"/>
           <w:szCs w:val="16"/>
         </w:rPr>
@@ -5866,7 +6758,7 @@
       </w:r>
       <w:r>
         <w:rPr>
-          <w:rFonts w:ascii="Arial Narrow" w:hAnsi="Arial Narrow" w:cs="Arial"/>
+          <w:rFonts w:ascii="Arial Narrow" w:eastAsia="Arial Narrow" w:hAnsi="Arial Narrow" w:cs="Arial Narrow"/>
           <w:b/>
           <w:bCs/>
           <w:sz w:val="16"/>
@@ -5885,15 +6777,15 @@
         <w:contextualSpacing/>
         <w:jc w:val="both"/>
         <w:rPr>
-          <w:rFonts w:ascii="Arial Narrow" w:hAnsi="Arial Narrow" w:cs="Arial"/>
-          <w:sz w:val="16"/>
-          <w:szCs w:val="16"/>
-          <w:lang w:eastAsia="es-PE"/>
-        </w:rPr>
-      </w:pPr>
-      <w:r>
-        <w:rPr>
-          <w:rFonts w:ascii="Arial Narrow" w:hAnsi="Arial Narrow" w:cs="Arial"/>
+          <w:rFonts w:ascii="Arial Narrow" w:eastAsia="Arial Narrow" w:hAnsi="Arial Narrow" w:cs="Arial Narrow"/>
+          <w:sz w:val="16"/>
+          <w:szCs w:val="16"/>
+          <w:lang w:eastAsia="es-PE"/>
+        </w:rPr>
+      </w:pPr>
+      <w:r>
+        <w:rPr>
+          <w:rFonts w:ascii="Arial Narrow" w:eastAsia="Arial Narrow" w:hAnsi="Arial Narrow" w:cs="Arial Narrow"/>
           <w:sz w:val="16"/>
           <w:szCs w:val="16"/>
           <w:lang w:eastAsia="es-PE"/>
@@ -5911,15 +6803,15 @@
         <w:contextualSpacing/>
         <w:jc w:val="both"/>
         <w:rPr>
-          <w:rFonts w:ascii="Arial Narrow" w:hAnsi="Arial Narrow" w:cs="Arial"/>
-          <w:sz w:val="16"/>
-          <w:szCs w:val="16"/>
-          <w:lang w:eastAsia="es-PE"/>
-        </w:rPr>
-      </w:pPr>
-      <w:r>
-        <w:rPr>
-          <w:rFonts w:ascii="Arial Narrow" w:hAnsi="Arial Narrow" w:cs="Arial"/>
+          <w:rFonts w:ascii="Arial Narrow" w:eastAsia="Arial Narrow" w:hAnsi="Arial Narrow" w:cs="Arial Narrow"/>
+          <w:sz w:val="16"/>
+          <w:szCs w:val="16"/>
+          <w:lang w:eastAsia="es-PE"/>
+        </w:rPr>
+      </w:pPr>
+      <w:r>
+        <w:rPr>
+          <w:rFonts w:ascii="Arial Narrow" w:eastAsia="Arial Narrow" w:hAnsi="Arial Narrow" w:cs="Arial Narrow"/>
           <w:sz w:val="16"/>
           <w:szCs w:val="16"/>
           <w:lang w:eastAsia="es-PE"/>
@@ -5937,15 +6829,15 @@
         <w:contextualSpacing/>
         <w:jc w:val="both"/>
         <w:rPr>
-          <w:rFonts w:ascii="Arial Narrow" w:hAnsi="Arial Narrow" w:cs="Arial"/>
-          <w:sz w:val="16"/>
-          <w:szCs w:val="16"/>
-          <w:lang w:eastAsia="es-PE"/>
-        </w:rPr>
-      </w:pPr>
-      <w:r>
-        <w:rPr>
-          <w:rFonts w:ascii="Arial Narrow" w:hAnsi="Arial Narrow" w:cs="Arial"/>
+          <w:rFonts w:ascii="Arial Narrow" w:eastAsia="Arial Narrow" w:hAnsi="Arial Narrow" w:cs="Arial Narrow"/>
+          <w:sz w:val="16"/>
+          <w:szCs w:val="16"/>
+          <w:lang w:eastAsia="es-PE"/>
+        </w:rPr>
+      </w:pPr>
+      <w:r>
+        <w:rPr>
+          <w:rFonts w:ascii="Arial Narrow" w:eastAsia="Arial Narrow" w:hAnsi="Arial Narrow" w:cs="Arial Narrow"/>
           <w:sz w:val="16"/>
           <w:szCs w:val="16"/>
           <w:lang w:eastAsia="es-PE"/>
@@ -5953,72 +6845,46 @@
         <w:t>(…).</w:t>
       </w:r>
     </w:p>
-    <w:p>
-      <w:pPr>
-        <w:pStyle w:val="Textonotapie"/>
-        <w:tabs>
-          <w:tab w:val="left" w:pos="284"/>
-        </w:tabs>
-        <w:ind w:left="567" w:hanging="567"/>
-        <w:contextualSpacing/>
-        <w:jc w:val="both"/>
-        <w:rPr>
-          <w:rFonts w:ascii="Arial Narrow" w:hAnsi="Arial Narrow" w:cs="Arial"/>
-          <w:b/>
-          <w:bCs/>
-          <w:sz w:val="16"/>
-          <w:szCs w:val="16"/>
-        </w:rPr>
-      </w:pPr>
-    </w:p>
-  </w:footnote>
-  <w:footnote w:id="12">
     <w:p>
       <w:pPr>
         <w:pStyle w:val="Textonotapie"/>
         <w:ind w:left="567" w:hanging="567"/>
         <w:contextualSpacing/>
         <w:jc w:val="both"/>
-      </w:pPr>
-      <w:r>
-        <w:rPr>
-          <w:rStyle w:val="Refdenotaalpie"/>
-          <w:rFonts w:ascii="Arial Narrow" w:hAnsi="Arial Narrow" w:cs="Arial"/>
-          <w:sz w:val="16"/>
-          <w:szCs w:val="16"/>
-          <w:vertAlign w:val="superscript"/>
-        </w:rPr>
-        <w:footnoteRef/>
-      </w:r>
-      <w:r>
-        <w:rPr>
-          <w:rFonts w:ascii="Arial Narrow" w:hAnsi="Arial Narrow" w:cs="Arial"/>
-          <w:sz w:val="16"/>
-          <w:szCs w:val="16"/>
-        </w:rPr>
-        <w:tab/>
-      </w:r>
-      <w:r>
-        <w:rPr>
-          <w:rFonts w:ascii="Arial Narrow" w:hAnsi="Arial Narrow" w:cs="Arial"/>
-          <w:b/>
-          <w:bCs/>
-          <w:sz w:val="16"/>
-          <w:szCs w:val="16"/>
-        </w:rPr>
-        <w:t xml:space="preserve">DECRETO LEGISLATIVO 807, LEY SOBRE FACULTADES, NORMAS Y ORGANIZACIÓN DEL INDECOPI, publicado el 18 de abril de 1996</w:t>
-      </w:r>
-    </w:p>
+        <w:rPr>
+          <w:rFonts w:ascii="Arial Narrow" w:eastAsia="Arial Narrow" w:hAnsi="Arial Narrow" w:cs="Arial Narrow"/>
+          <w:sz w:val="16"/>
+          <w:szCs w:val="16"/>
+        </w:rPr>
+      </w:pPr>
+    </w:p>
+  </w:footnote>
+  <w:footnote w:id="12">
     <w:p>
       <w:pPr>
         <w:pStyle w:val="Textonotapie"/>
         <w:ind w:left="567" w:hanging="567"/>
         <w:contextualSpacing/>
         <w:jc w:val="both"/>
-      </w:pPr>
-      <w:r>
-        <w:rPr>
-          <w:rFonts w:ascii="Arial Narrow" w:hAnsi="Arial Narrow" w:cs="Arial"/>
+        <w:rPr>
+          <w:rFonts w:ascii="Arial Narrow" w:eastAsia="Arial Narrow" w:hAnsi="Arial Narrow" w:cs="Arial Narrow"/>
+          <w:sz w:val="16"/>
+          <w:szCs w:val="16"/>
+        </w:rPr>
+      </w:pPr>
+      <w:r>
+        <w:rPr>
+          <w:rStyle w:val="Refdenotaalpie"/>
+          <w:rFonts w:ascii="Arial Narrow" w:eastAsia="Arial Narrow" w:hAnsi="Arial Narrow" w:cs="Arial Narrow"/>
+          <w:sz w:val="16"/>
+          <w:szCs w:val="16"/>
+          <w:vertAlign w:val="superscript"/>
+        </w:rPr>
+        <w:footnoteRef/>
+      </w:r>
+      <w:r>
+        <w:rPr>
+          <w:rFonts w:ascii="Arial Narrow" w:eastAsia="Arial Narrow" w:hAnsi="Arial Narrow" w:cs="Arial Narrow"/>
           <w:sz w:val="16"/>
           <w:szCs w:val="16"/>
         </w:rPr>
@@ -6026,45 +6892,30 @@
       </w:r>
       <w:r>
         <w:rPr>
-          <w:rFonts w:ascii="Arial Narrow" w:hAnsi="Arial Narrow" w:cs="Arial"/>
+          <w:rFonts w:ascii="Arial Narrow" w:eastAsia="Arial Narrow" w:hAnsi="Arial Narrow" w:cs="Arial Narrow"/>
           <w:b/>
           <w:bCs/>
           <w:sz w:val="16"/>
           <w:szCs w:val="16"/>
         </w:rPr>
-        <w:t xml:space="preserve">Artículo 26.-</w:t>
-      </w:r>
-      <w:r>
-        <w:rPr>
-          <w:rFonts w:ascii="Arial Narrow" w:hAnsi="Arial Narrow" w:cs="Arial"/>
-          <w:sz w:val="16"/>
-          <w:szCs w:val="16"/>
-        </w:rPr>
-        <w:t xml:space="preserve"> Una vez admitida a trámite la denuncia, se correrá traslado de la misma al denunciado, a fin de que éste presente su descargo. El plazo para la presentación del descargo será de cinco (5) días contados desde la notificación, vencido el cual, el Secretario Técnico declarará en rebeldía al denunciado que no lo hubiera presentado.</w:t>
-      </w:r>
-    </w:p>
-  </w:footnote>
-  <w:footnote w:id="13">
+        <w:t xml:space="preserve">DECRETO LEGISLATIVO 807, LEY SOBRE FACULTADES, NORMAS Y ORGANIZACIÓN DEL INDECOPI, publicado el 18 de abril de 1996</w:t>
+      </w:r>
+    </w:p>
     <w:p>
       <w:pPr>
         <w:pStyle w:val="Textonotapie"/>
         <w:ind w:left="567" w:hanging="567"/>
         <w:contextualSpacing/>
         <w:jc w:val="both"/>
-      </w:pPr>
-      <w:r>
-        <w:rPr>
-          <w:rStyle w:val="Refdenotaalpie"/>
-          <w:rFonts w:ascii="Arial Narrow" w:hAnsi="Arial Narrow" w:cs="Arial"/>
-          <w:sz w:val="16"/>
-          <w:szCs w:val="16"/>
-          <w:vertAlign w:val="superscript"/>
-        </w:rPr>
-        <w:footnoteRef/>
-      </w:r>
-      <w:r>
-        <w:rPr>
-          <w:rFonts w:ascii="Arial Narrow" w:hAnsi="Arial Narrow" w:cs="Arial"/>
+        <w:rPr>
+          <w:rFonts w:ascii="Arial Narrow" w:eastAsia="Arial Narrow" w:hAnsi="Arial Narrow" w:cs="Arial Narrow"/>
+          <w:sz w:val="16"/>
+          <w:szCs w:val="16"/>
+        </w:rPr>
+      </w:pPr>
+      <w:r>
+        <w:rPr>
+          <w:rFonts w:ascii="Arial Narrow" w:eastAsia="Arial Narrow" w:hAnsi="Arial Narrow" w:cs="Arial Narrow"/>
           <w:sz w:val="16"/>
           <w:szCs w:val="16"/>
         </w:rPr>
@@ -6072,13 +6923,21 @@
       </w:r>
       <w:r>
         <w:rPr>
-          <w:rFonts w:ascii="Arial Narrow" w:hAnsi="Arial Narrow" w:cs="Arial"/>
+          <w:rFonts w:ascii="Arial Narrow" w:eastAsia="Arial Narrow" w:hAnsi="Arial Narrow" w:cs="Arial Narrow"/>
           <w:b/>
           <w:bCs/>
           <w:sz w:val="16"/>
           <w:szCs w:val="16"/>
         </w:rPr>
-        <w:t xml:space="preserve">DECRETO SUPREMO 006-2026-JUS, TEXTO ÚNICO ORDENADO DE LA LEY 27444, LEY DEL PROCEDIMIENTO ADMINISTRATIVO GENERAL, publicado el 30 de abril de 2026</w:t>
+        <w:t xml:space="preserve">Artículo 26.-</w:t>
+      </w:r>
+      <w:r>
+        <w:rPr>
+          <w:rFonts w:ascii="Arial Narrow" w:eastAsia="Arial Narrow" w:hAnsi="Arial Narrow" w:cs="Arial Narrow"/>
+          <w:sz w:val="16"/>
+          <w:szCs w:val="16"/>
+        </w:rPr>
+        <w:t xml:space="preserve"> Una vez admitida a trámite la denuncia, se correrá traslado de la misma al denunciado, a fin de que éste presente su descargo. El plazo para la presentación del descargo será de cinco (5) días contados desde la notificación, vencido el cual, el Secretario Técnico declarará en rebeldía al denunciado que no lo hubiera presentado.</w:t>
       </w:r>
     </w:p>
     <w:p>
@@ -6087,36 +6946,40 @@
         <w:ind w:left="567" w:hanging="567"/>
         <w:contextualSpacing/>
         <w:jc w:val="both"/>
-      </w:pPr>
-      <w:r>
-        <w:rPr>
-          <w:rFonts w:ascii="Arial Narrow" w:hAnsi="Arial Narrow" w:cs="Arial"/>
-          <w:sz w:val="16"/>
-          <w:szCs w:val="16"/>
-        </w:rPr>
-        <w:tab/>
-      </w:r>
-      <w:r>
-        <w:rPr>
-          <w:rFonts w:ascii="Arial Narrow" w:hAnsi="Arial Narrow" w:cs="Arial"/>
-          <w:b/>
-          <w:bCs/>
-          <w:sz w:val="16"/>
-          <w:szCs w:val="16"/>
-        </w:rPr>
-        <w:t xml:space="preserve">Artículo 223.- Contestación de la reclamación</w:t>
-      </w:r>
-    </w:p>
+        <w:rPr>
+          <w:rFonts w:ascii="Arial Narrow" w:eastAsia="Arial Narrow" w:hAnsi="Arial Narrow" w:cs="Arial Narrow"/>
+          <w:sz w:val="16"/>
+          <w:szCs w:val="16"/>
+        </w:rPr>
+      </w:pPr>
+    </w:p>
+  </w:footnote>
+  <w:footnote w:id="13">
     <w:p>
       <w:pPr>
         <w:pStyle w:val="Textonotapie"/>
         <w:ind w:left="567" w:hanging="567"/>
         <w:contextualSpacing/>
         <w:jc w:val="both"/>
-      </w:pPr>
-      <w:r>
-        <w:rPr>
-          <w:rFonts w:ascii="Arial Narrow" w:hAnsi="Arial Narrow" w:cs="Arial"/>
+        <w:rPr>
+          <w:rFonts w:ascii="Arial Narrow" w:eastAsia="Arial Narrow" w:hAnsi="Arial Narrow" w:cs="Arial Narrow"/>
+          <w:sz w:val="16"/>
+          <w:szCs w:val="16"/>
+        </w:rPr>
+      </w:pPr>
+      <w:r>
+        <w:rPr>
+          <w:rStyle w:val="Refdenotaalpie"/>
+          <w:rFonts w:ascii="Arial Narrow" w:eastAsia="Arial Narrow" w:hAnsi="Arial Narrow" w:cs="Arial Narrow"/>
+          <w:sz w:val="16"/>
+          <w:szCs w:val="16"/>
+          <w:vertAlign w:val="superscript"/>
+        </w:rPr>
+        <w:footnoteRef/>
+      </w:r>
+      <w:r>
+        <w:rPr>
+          <w:rFonts w:ascii="Arial Narrow" w:eastAsia="Arial Narrow" w:hAnsi="Arial Narrow" w:cs="Arial Narrow"/>
           <w:sz w:val="16"/>
           <w:szCs w:val="16"/>
         </w:rPr>
@@ -6124,12 +6987,87 @@
       </w:r>
       <w:r>
         <w:rPr>
-          <w:rFonts w:ascii="Arial Narrow" w:hAnsi="Arial Narrow" w:cs="Arial"/>
+          <w:rFonts w:ascii="Arial Narrow" w:eastAsia="Arial Narrow" w:hAnsi="Arial Narrow" w:cs="Arial Narrow"/>
+          <w:b/>
+          <w:bCs/>
+          <w:sz w:val="16"/>
+          <w:szCs w:val="16"/>
+        </w:rPr>
+        <w:t xml:space="preserve">DECRETO SUPREMO 006-2026-JUS, TEXTO ÚNICO ORDENADO DE LA LEY 27444, LEY DEL PROCEDIMIENTO ADMINISTRATIVO GENERAL, publicado el 30 de abril de 2026</w:t>
+      </w:r>
+    </w:p>
+    <w:p>
+      <w:pPr>
+        <w:pStyle w:val="Textonotapie"/>
+        <w:ind w:left="567" w:hanging="567"/>
+        <w:contextualSpacing/>
+        <w:jc w:val="both"/>
+        <w:rPr>
+          <w:rFonts w:ascii="Arial Narrow" w:eastAsia="Arial Narrow" w:hAnsi="Arial Narrow" w:cs="Arial Narrow"/>
+          <w:sz w:val="16"/>
+          <w:szCs w:val="16"/>
+        </w:rPr>
+      </w:pPr>
+      <w:r>
+        <w:rPr>
+          <w:rFonts w:ascii="Arial Narrow" w:eastAsia="Arial Narrow" w:hAnsi="Arial Narrow" w:cs="Arial Narrow"/>
+          <w:sz w:val="16"/>
+          <w:szCs w:val="16"/>
+        </w:rPr>
+        <w:tab/>
+      </w:r>
+      <w:r>
+        <w:rPr>
+          <w:rFonts w:ascii="Arial Narrow" w:eastAsia="Arial Narrow" w:hAnsi="Arial Narrow" w:cs="Arial Narrow"/>
+          <w:b/>
+          <w:bCs/>
+          <w:sz w:val="16"/>
+          <w:szCs w:val="16"/>
+        </w:rPr>
+        <w:t xml:space="preserve">Artículo 223.- Contestación de la reclamación</w:t>
+      </w:r>
+    </w:p>
+    <w:p>
+      <w:pPr>
+        <w:pStyle w:val="Textonotapie"/>
+        <w:ind w:left="567" w:hanging="567"/>
+        <w:contextualSpacing/>
+        <w:jc w:val="both"/>
+        <w:rPr>
+          <w:rFonts w:ascii="Arial Narrow" w:eastAsia="Arial Narrow" w:hAnsi="Arial Narrow" w:cs="Arial Narrow"/>
+          <w:sz w:val="16"/>
+          <w:szCs w:val="16"/>
+        </w:rPr>
+      </w:pPr>
+      <w:r>
+        <w:rPr>
+          <w:rFonts w:ascii="Arial Narrow" w:eastAsia="Arial Narrow" w:hAnsi="Arial Narrow" w:cs="Arial Narrow"/>
+          <w:sz w:val="16"/>
+          <w:szCs w:val="16"/>
+        </w:rPr>
+        <w:tab/>
+      </w:r>
+      <w:r>
+        <w:rPr>
+          <w:rFonts w:ascii="Arial Narrow" w:eastAsia="Arial Narrow" w:hAnsi="Arial Narrow" w:cs="Arial Narrow"/>
           <w:sz w:val="16"/>
           <w:szCs w:val="16"/>
         </w:rPr>
         <w:t xml:space="preserve">223.1 El reclamado deberá presentar la contestación de la reclamación dentro de los quince (15) días posteriores a la notificación de ésta; vencido este plazo, la Administración declarará en rebeldía al reclamado que no la hubiera presentado. La contestación deberá contener los requisitos de los escritos previstos en el artículo 113 de la presente Ley, así como la absolución de todos los asuntos controvertidos de hecho y de derecho, Las alegaciones y los hechos relevantes de la reclamación, salvo que hayan sido específicamente negadas en la contestación, se tendrán por aceptadas o merituadas como ciertas.</w:t>
       </w:r>
+    </w:p>
+    <w:p>
+      <w:pPr>
+        <w:pStyle w:val="Textonotapie"/>
+        <w:ind w:left="567" w:hanging="567"/>
+        <w:contextualSpacing/>
+        <w:jc w:val="both"/>
+        <w:rPr>
+          <w:rFonts w:ascii="Arial Narrow" w:eastAsia="Arial Narrow" w:hAnsi="Arial Narrow" w:cs="Arial Narrow"/>
+          <w:sz w:val="16"/>
+          <w:szCs w:val="16"/>
+        </w:rPr>
+      </w:pPr>
     </w:p>
   </w:footnote>
   <w:footnote w:id="7">
@@ -6140,7 +7078,7 @@
         <w:contextualSpacing/>
         <w:jc w:val="both"/>
         <w:rPr>
-          <w:rFonts w:ascii="Arial Narrow" w:hAnsi="Arial Narrow" w:cs="Arial"/>
+          <w:rFonts w:ascii="Arial Narrow" w:eastAsia="Arial Narrow" w:hAnsi="Arial Narrow" w:cs="Arial Narrow"/>
           <w:sz w:val="16"/>
           <w:szCs w:val="16"/>
         </w:rPr>
@@ -6148,7 +7086,7 @@
       <w:r>
         <w:rPr>
           <w:rStyle w:val="Refdenotaalpie"/>
-          <w:rFonts w:ascii="Arial Narrow" w:hAnsi="Arial Narrow" w:cs="Arial"/>
+          <w:rFonts w:ascii="Arial Narrow" w:eastAsia="Arial Narrow" w:hAnsi="Arial Narrow" w:cs="Arial Narrow"/>
           <w:sz w:val="16"/>
           <w:szCs w:val="16"/>
           <w:vertAlign w:val="superscript"/>
@@ -6157,7 +7095,7 @@
       </w:r>
       <w:r>
         <w:rPr>
-          <w:rFonts w:ascii="Arial Narrow" w:hAnsi="Arial Narrow" w:cs="Arial"/>
+          <w:rFonts w:ascii="Arial Narrow" w:eastAsia="Arial Narrow" w:hAnsi="Arial Narrow" w:cs="Arial Narrow"/>
           <w:sz w:val="16"/>
           <w:szCs w:val="16"/>
           <w:vertAlign w:val="superscript"/>
@@ -6166,7 +7104,7 @@
       </w:r>
       <w:r>
         <w:rPr>
-          <w:rFonts w:ascii="Arial Narrow" w:hAnsi="Arial Narrow" w:cs="Arial"/>
+          <w:rFonts w:ascii="Arial Narrow" w:eastAsia="Arial Narrow" w:hAnsi="Arial Narrow" w:cs="Arial Narrow"/>
           <w:sz w:val="16"/>
           <w:szCs w:val="16"/>
         </w:rPr>
@@ -6174,7 +7112,7 @@
       </w:r>
       <w:r>
         <w:rPr>
-          <w:rFonts w:ascii="Arial Narrow" w:hAnsi="Arial Narrow" w:cs="Arial"/>
+          <w:rFonts w:ascii="Arial Narrow" w:eastAsia="Arial Narrow" w:hAnsi="Arial Narrow" w:cs="Arial Narrow"/>
           <w:sz w:val="16"/>
           <w:szCs w:val="16"/>
         </w:rPr>
@@ -6182,7 +7120,7 @@
       </w:r>
       <w:r>
         <w:rPr>
-          <w:rFonts w:ascii="Arial Narrow" w:eastAsia="Arial Narrow" w:hAnsi="Arial Narrow" w:cs="Arial"/>
+          <w:rFonts w:ascii="Arial Narrow" w:eastAsia="Arial Narrow" w:hAnsi="Arial Narrow" w:cs="Arial Narrow"/>
           <w:b/>
           <w:sz w:val="16"/>
           <w:szCs w:val="16"/>
@@ -6191,7 +7129,7 @@
       </w:r>
       <w:r>
         <w:rPr>
-          <w:rFonts w:ascii="Arial Narrow" w:hAnsi="Arial Narrow" w:cs="Arial"/>
+          <w:rFonts w:ascii="Arial Narrow" w:eastAsia="Arial Narrow" w:hAnsi="Arial Narrow" w:cs="Arial Narrow"/>
           <w:b/>
           <w:bCs/>
           <w:sz w:val="16"/>
@@ -6201,7 +7139,7 @@
       </w:r>
       <w:r>
         <w:rPr>
-          <w:rFonts w:ascii="Arial Narrow" w:hAnsi="Arial Narrow" w:cs="Arial"/>
+          <w:rFonts w:ascii="Arial Narrow" w:eastAsia="Arial Narrow" w:hAnsi="Arial Narrow" w:cs="Arial Narrow"/>
           <w:b/>
           <w:sz w:val="16"/>
           <w:szCs w:val="16"/>
@@ -6216,15 +7154,15 @@
         <w:contextualSpacing/>
         <w:jc w:val="both"/>
         <w:rPr>
-          <w:rFonts w:ascii="Arial Narrow" w:eastAsia="Arial Narrow" w:hAnsi="Arial Narrow" w:cs="Arial"/>
-          <w:b/>
-          <w:sz w:val="16"/>
-          <w:szCs w:val="16"/>
-        </w:rPr>
-      </w:pPr>
-      <w:r>
-        <w:rPr>
-          <w:rFonts w:ascii="Arial Narrow" w:eastAsia="Arial Narrow" w:hAnsi="Arial Narrow" w:cs="Arial"/>
+          <w:rFonts w:ascii="Arial Narrow" w:eastAsia="Arial Narrow" w:hAnsi="Arial Narrow" w:cs="Arial Narrow"/>
+          <w:b/>
+          <w:sz w:val="16"/>
+          <w:szCs w:val="16"/>
+        </w:rPr>
+      </w:pPr>
+      <w:r>
+        <w:rPr>
+          <w:rFonts w:ascii="Arial Narrow" w:eastAsia="Arial Narrow" w:hAnsi="Arial Narrow" w:cs="Arial Narrow"/>
           <w:b/>
           <w:sz w:val="16"/>
           <w:szCs w:val="16"/>
@@ -6240,14 +7178,14 @@
         <w:contextualSpacing/>
         <w:jc w:val="both"/>
         <w:rPr>
-          <w:rFonts w:ascii="Arial Narrow" w:hAnsi="Arial Narrow" w:cs="Arial"/>
-          <w:sz w:val="16"/>
-          <w:szCs w:val="16"/>
-        </w:rPr>
-      </w:pPr>
-      <w:r>
-        <w:rPr>
-          <w:rFonts w:ascii="Arial Narrow" w:eastAsia="Arial Narrow" w:hAnsi="Arial Narrow" w:cs="Arial"/>
+          <w:rFonts w:ascii="Arial Narrow" w:eastAsia="Arial Narrow" w:hAnsi="Arial Narrow" w:cs="Arial Narrow"/>
+          <w:sz w:val="16"/>
+          <w:szCs w:val="16"/>
+        </w:rPr>
+      </w:pPr>
+      <w:r>
+        <w:rPr>
+          <w:rFonts w:ascii="Arial Narrow" w:eastAsia="Arial Narrow" w:hAnsi="Arial Narrow" w:cs="Arial Narrow"/>
           <w:sz w:val="16"/>
           <w:szCs w:val="16"/>
         </w:rPr>
@@ -6265,14 +7203,14 @@
         <w:contextualSpacing/>
         <w:jc w:val="both"/>
         <w:rPr>
-          <w:rFonts w:ascii="Arial Narrow" w:eastAsia="Arial Narrow" w:hAnsi="Arial Narrow" w:cs="Arial"/>
-          <w:sz w:val="16"/>
-          <w:szCs w:val="16"/>
-        </w:rPr>
-      </w:pPr>
-      <w:r>
-        <w:rPr>
-          <w:rFonts w:ascii="Arial Narrow" w:eastAsia="Arial Narrow" w:hAnsi="Arial Narrow" w:cs="Arial"/>
+          <w:rFonts w:ascii="Arial Narrow" w:eastAsia="Arial Narrow" w:hAnsi="Arial Narrow" w:cs="Arial Narrow"/>
+          <w:sz w:val="16"/>
+          <w:szCs w:val="16"/>
+        </w:rPr>
+      </w:pPr>
+      <w:r>
+        <w:rPr>
+          <w:rFonts w:ascii="Arial Narrow" w:eastAsia="Arial Narrow" w:hAnsi="Arial Narrow" w:cs="Arial Narrow"/>
           <w:sz w:val="16"/>
           <w:szCs w:val="16"/>
         </w:rPr>
@@ -6290,14 +7228,14 @@
         <w:contextualSpacing/>
         <w:jc w:val="both"/>
         <w:rPr>
-          <w:rFonts w:ascii="Arial Narrow" w:eastAsia="Arial Narrow" w:hAnsi="Arial Narrow" w:cs="Arial"/>
-          <w:sz w:val="16"/>
-          <w:szCs w:val="16"/>
-        </w:rPr>
-      </w:pPr>
-      <w:r>
-        <w:rPr>
-          <w:rFonts w:ascii="Arial Narrow" w:eastAsia="Arial Narrow" w:hAnsi="Arial Narrow" w:cs="Arial"/>
+          <w:rFonts w:ascii="Arial Narrow" w:eastAsia="Arial Narrow" w:hAnsi="Arial Narrow" w:cs="Arial Narrow"/>
+          <w:sz w:val="16"/>
+          <w:szCs w:val="16"/>
+        </w:rPr>
+      </w:pPr>
+      <w:r>
+        <w:rPr>
+          <w:rFonts w:ascii="Arial Narrow" w:eastAsia="Arial Narrow" w:hAnsi="Arial Narrow" w:cs="Arial Narrow"/>
           <w:sz w:val="16"/>
           <w:szCs w:val="16"/>
         </w:rPr>
@@ -6315,14 +7253,14 @@
         <w:contextualSpacing/>
         <w:jc w:val="both"/>
         <w:rPr>
-          <w:rFonts w:ascii="Arial Narrow" w:eastAsia="Arial Narrow" w:hAnsi="Arial Narrow" w:cs="Arial"/>
-          <w:sz w:val="16"/>
-          <w:szCs w:val="16"/>
-        </w:rPr>
-      </w:pPr>
-      <w:r>
-        <w:rPr>
-          <w:rFonts w:ascii="Arial Narrow" w:eastAsia="Arial Narrow" w:hAnsi="Arial Narrow" w:cs="Arial"/>
+          <w:rFonts w:ascii="Arial Narrow" w:eastAsia="Arial Narrow" w:hAnsi="Arial Narrow" w:cs="Arial Narrow"/>
+          <w:sz w:val="16"/>
+          <w:szCs w:val="16"/>
+        </w:rPr>
+      </w:pPr>
+      <w:r>
+        <w:rPr>
+          <w:rFonts w:ascii="Arial Narrow" w:eastAsia="Arial Narrow" w:hAnsi="Arial Narrow" w:cs="Arial Narrow"/>
           <w:sz w:val="16"/>
           <w:szCs w:val="16"/>
         </w:rPr>
@@ -6336,19 +7274,32 @@
         <w:contextualSpacing/>
         <w:jc w:val="both"/>
         <w:rPr>
-          <w:rFonts w:ascii="Arial Narrow" w:eastAsia="Arial Narrow" w:hAnsi="Arial Narrow" w:cs="Arial"/>
-          <w:sz w:val="16"/>
-          <w:szCs w:val="16"/>
-        </w:rPr>
-      </w:pPr>
-      <w:r>
-        <w:rPr>
-          <w:rFonts w:ascii="Arial Narrow" w:eastAsia="Arial Narrow" w:hAnsi="Arial Narrow" w:cs="Arial"/>
+          <w:rFonts w:ascii="Arial Narrow" w:eastAsia="Arial Narrow" w:hAnsi="Arial Narrow" w:cs="Arial Narrow"/>
+          <w:sz w:val="16"/>
+          <w:szCs w:val="16"/>
+        </w:rPr>
+      </w:pPr>
+      <w:r>
+        <w:rPr>
+          <w:rFonts w:ascii="Arial Narrow" w:eastAsia="Arial Narrow" w:hAnsi="Arial Narrow" w:cs="Arial Narrow"/>
           <w:sz w:val="16"/>
           <w:szCs w:val="16"/>
         </w:rPr>
         <w:t>(…).</w:t>
       </w:r>
+    </w:p>
+    <w:p>
+      <w:pPr>
+        <w:spacing w:after="0" w:line="240" w:lineRule="auto"/>
+        <w:ind w:left="567" w:hanging="567"/>
+        <w:contextualSpacing/>
+        <w:jc w:val="both"/>
+        <w:rPr>
+          <w:rFonts w:ascii="Arial Narrow" w:eastAsia="Arial Narrow" w:hAnsi="Arial Narrow" w:cs="Arial Narrow"/>
+          <w:sz w:val="16"/>
+          <w:szCs w:val="16"/>
+        </w:rPr>
+      </w:pPr>
     </w:p>
   </w:footnote>
   <w:footnote w:id="8">
@@ -6359,7 +7310,7 @@
         <w:contextualSpacing/>
         <w:jc w:val="both"/>
         <w:rPr>
-          <w:rFonts w:ascii="Arial Narrow" w:eastAsia="Arial Narrow" w:hAnsi="Arial Narrow" w:cs="Arial"/>
+          <w:rFonts w:ascii="Arial Narrow" w:eastAsia="Arial Narrow" w:hAnsi="Arial Narrow" w:cs="Arial Narrow"/>
           <w:sz w:val="16"/>
           <w:szCs w:val="16"/>
         </w:rPr>
@@ -6367,7 +7318,7 @@
       <w:r>
         <w:rPr>
           <w:rStyle w:val="Refdenotaalpie"/>
-          <w:rFonts w:ascii="Arial Narrow" w:hAnsi="Arial Narrow" w:cs="Arial"/>
+          <w:rFonts w:ascii="Arial Narrow" w:eastAsia="Arial Narrow" w:hAnsi="Arial Narrow" w:cs="Arial Narrow"/>
           <w:sz w:val="16"/>
           <w:szCs w:val="16"/>
           <w:vertAlign w:val="superscript"/>
@@ -6376,7 +7327,7 @@
       </w:r>
       <w:r>
         <w:rPr>
-          <w:rFonts w:ascii="Arial Narrow" w:hAnsi="Arial Narrow" w:cs="Arial"/>
+          <w:rFonts w:ascii="Arial Narrow" w:eastAsia="Arial Narrow" w:hAnsi="Arial Narrow" w:cs="Arial Narrow"/>
           <w:sz w:val="16"/>
           <w:szCs w:val="16"/>
         </w:rPr>
@@ -6384,7 +7335,7 @@
       </w:r>
       <w:r>
         <w:rPr>
-          <w:rFonts w:ascii="Arial Narrow" w:hAnsi="Arial Narrow" w:cs="Arial"/>
+          <w:rFonts w:ascii="Arial Narrow" w:eastAsia="Arial Narrow" w:hAnsi="Arial Narrow" w:cs="Arial Narrow"/>
           <w:sz w:val="16"/>
           <w:szCs w:val="16"/>
         </w:rPr>
@@ -6392,7 +7343,7 @@
       </w:r>
       <w:r>
         <w:rPr>
-          <w:rFonts w:ascii="Arial Narrow" w:eastAsia="Arial Narrow" w:hAnsi="Arial Narrow" w:cs="Arial"/>
+          <w:rFonts w:ascii="Arial Narrow" w:eastAsia="Arial Narrow" w:hAnsi="Arial Narrow" w:cs="Arial Narrow"/>
           <w:b/>
           <w:sz w:val="16"/>
           <w:szCs w:val="16"/>
@@ -6407,14 +7358,14 @@
         <w:contextualSpacing/>
         <w:jc w:val="both"/>
         <w:rPr>
-          <w:rFonts w:ascii="Arial Narrow" w:eastAsia="Arial Narrow" w:hAnsi="Arial Narrow" w:cs="Arial"/>
-          <w:sz w:val="16"/>
-          <w:szCs w:val="16"/>
-        </w:rPr>
-      </w:pPr>
-      <w:r>
-        <w:rPr>
-          <w:rFonts w:ascii="Arial Narrow" w:eastAsia="Arial Narrow" w:hAnsi="Arial Narrow" w:cs="Arial"/>
+          <w:rFonts w:ascii="Arial Narrow" w:eastAsia="Arial Narrow" w:hAnsi="Arial Narrow" w:cs="Arial Narrow"/>
+          <w:sz w:val="16"/>
+          <w:szCs w:val="16"/>
+        </w:rPr>
+      </w:pPr>
+      <w:r>
+        <w:rPr>
+          <w:rFonts w:ascii="Arial Narrow" w:eastAsia="Arial Narrow" w:hAnsi="Arial Narrow" w:cs="Arial Narrow"/>
           <w:sz w:val="16"/>
           <w:szCs w:val="16"/>
         </w:rPr>
@@ -6428,14 +7379,14 @@
         <w:contextualSpacing/>
         <w:jc w:val="both"/>
         <w:rPr>
-          <w:rFonts w:ascii="Arial Narrow" w:eastAsia="Arial Narrow" w:hAnsi="Arial Narrow" w:cs="Arial"/>
-          <w:sz w:val="16"/>
-          <w:szCs w:val="16"/>
-        </w:rPr>
-      </w:pPr>
-      <w:r>
-        <w:rPr>
-          <w:rFonts w:ascii="Arial Narrow" w:eastAsia="Arial Narrow" w:hAnsi="Arial Narrow" w:cs="Arial"/>
+          <w:rFonts w:ascii="Arial Narrow" w:eastAsia="Arial Narrow" w:hAnsi="Arial Narrow" w:cs="Arial Narrow"/>
+          <w:sz w:val="16"/>
+          <w:szCs w:val="16"/>
+        </w:rPr>
+      </w:pPr>
+      <w:r>
+        <w:rPr>
+          <w:rFonts w:ascii="Arial Narrow" w:eastAsia="Arial Narrow" w:hAnsi="Arial Narrow" w:cs="Arial Narrow"/>
           <w:sz w:val="16"/>
           <w:szCs w:val="16"/>
         </w:rPr>
@@ -6450,14 +7401,14 @@
         <w:contextualSpacing/>
         <w:jc w:val="both"/>
         <w:rPr>
-          <w:rFonts w:ascii="Arial Narrow" w:eastAsia="Arial Narrow" w:hAnsi="Arial Narrow" w:cs="Arial"/>
-          <w:sz w:val="16"/>
-          <w:szCs w:val="16"/>
-        </w:rPr>
-      </w:pPr>
-      <w:r>
-        <w:rPr>
-          <w:rFonts w:ascii="Arial Narrow" w:eastAsia="Arial Narrow" w:hAnsi="Arial Narrow" w:cs="Arial"/>
+          <w:rFonts w:ascii="Arial Narrow" w:eastAsia="Arial Narrow" w:hAnsi="Arial Narrow" w:cs="Arial Narrow"/>
+          <w:sz w:val="16"/>
+          <w:szCs w:val="16"/>
+        </w:rPr>
+      </w:pPr>
+      <w:r>
+        <w:rPr>
+          <w:rFonts w:ascii="Arial Narrow" w:eastAsia="Arial Narrow" w:hAnsi="Arial Narrow" w:cs="Arial Narrow"/>
           <w:sz w:val="16"/>
           <w:szCs w:val="16"/>
         </w:rPr>
@@ -6472,7 +7423,7 @@
         <w:contextualSpacing/>
         <w:jc w:val="both"/>
         <w:rPr>
-          <w:rFonts w:ascii="Arial Narrow" w:hAnsi="Arial Narrow" w:cs="Arial"/>
+          <w:rFonts w:ascii="Arial Narrow" w:eastAsia="Arial Narrow" w:hAnsi="Arial Narrow" w:cs="Arial Narrow"/>
           <w:sz w:val="16"/>
           <w:szCs w:val="16"/>
         </w:rPr>
@@ -6485,14 +7436,14 @@
         <w:contextualSpacing/>
         <w:jc w:val="both"/>
         <w:rPr>
-          <w:rFonts w:ascii="Arial Narrow" w:hAnsi="Arial Narrow" w:cs="Arial"/>
-          <w:sz w:val="16"/>
-          <w:szCs w:val="16"/>
-        </w:rPr>
-      </w:pPr>
-      <w:r>
-        <w:rPr>
-          <w:rFonts w:ascii="Arial Narrow" w:eastAsia="Arial Narrow" w:hAnsi="Arial Narrow" w:cs="Arial"/>
+          <w:rFonts w:ascii="Arial Narrow" w:eastAsia="Arial Narrow" w:hAnsi="Arial Narrow" w:cs="Arial Narrow"/>
+          <w:sz w:val="16"/>
+          <w:szCs w:val="16"/>
+        </w:rPr>
+      </w:pPr>
+      <w:r>
+        <w:rPr>
+          <w:rFonts w:ascii="Arial Narrow" w:eastAsia="Arial Narrow" w:hAnsi="Arial Narrow" w:cs="Arial Narrow"/>
           <w:b/>
           <w:sz w:val="16"/>
           <w:szCs w:val="16"/>
@@ -6508,14 +7459,14 @@
         <w:contextualSpacing/>
         <w:jc w:val="both"/>
         <w:rPr>
-          <w:rFonts w:ascii="Arial Narrow" w:eastAsia="Arial Narrow" w:hAnsi="Arial Narrow" w:cs="Arial"/>
-          <w:sz w:val="16"/>
-          <w:szCs w:val="16"/>
-        </w:rPr>
-      </w:pPr>
-      <w:r>
-        <w:rPr>
-          <w:rFonts w:ascii="Arial Narrow" w:eastAsia="Arial Narrow" w:hAnsi="Arial Narrow" w:cs="Arial"/>
+          <w:rFonts w:ascii="Arial Narrow" w:eastAsia="Arial Narrow" w:hAnsi="Arial Narrow" w:cs="Arial Narrow"/>
+          <w:sz w:val="16"/>
+          <w:szCs w:val="16"/>
+        </w:rPr>
+      </w:pPr>
+      <w:r>
+        <w:rPr>
+          <w:rFonts w:ascii="Arial Narrow" w:eastAsia="Arial Narrow" w:hAnsi="Arial Narrow" w:cs="Arial Narrow"/>
           <w:sz w:val="16"/>
           <w:szCs w:val="16"/>
         </w:rPr>
@@ -6534,14 +7485,14 @@
         <w:contextualSpacing/>
         <w:jc w:val="both"/>
         <w:rPr>
-          <w:rFonts w:ascii="Arial Narrow" w:eastAsia="Arial Narrow" w:hAnsi="Arial Narrow" w:cs="Arial"/>
-          <w:sz w:val="16"/>
-          <w:szCs w:val="16"/>
-        </w:rPr>
-      </w:pPr>
-      <w:r>
-        <w:rPr>
-          <w:rFonts w:ascii="Arial Narrow" w:eastAsia="Arial Narrow" w:hAnsi="Arial Narrow" w:cs="Arial"/>
+          <w:rFonts w:ascii="Arial Narrow" w:eastAsia="Arial Narrow" w:hAnsi="Arial Narrow" w:cs="Arial Narrow"/>
+          <w:sz w:val="16"/>
+          <w:szCs w:val="16"/>
+        </w:rPr>
+      </w:pPr>
+      <w:r>
+        <w:rPr>
+          <w:rFonts w:ascii="Arial Narrow" w:eastAsia="Arial Narrow" w:hAnsi="Arial Narrow" w:cs="Arial Narrow"/>
           <w:sz w:val="16"/>
           <w:szCs w:val="16"/>
         </w:rPr>
@@ -6559,14 +7510,14 @@
         <w:contextualSpacing/>
         <w:jc w:val="both"/>
         <w:rPr>
-          <w:rFonts w:ascii="Arial Narrow" w:eastAsia="Arial Narrow" w:hAnsi="Arial Narrow" w:cs="Arial"/>
-          <w:sz w:val="16"/>
-          <w:szCs w:val="16"/>
-        </w:rPr>
-      </w:pPr>
-      <w:r>
-        <w:rPr>
-          <w:rFonts w:ascii="Arial Narrow" w:eastAsia="Arial Narrow" w:hAnsi="Arial Narrow" w:cs="Arial"/>
+          <w:rFonts w:ascii="Arial Narrow" w:eastAsia="Arial Narrow" w:hAnsi="Arial Narrow" w:cs="Arial Narrow"/>
+          <w:sz w:val="16"/>
+          <w:szCs w:val="16"/>
+        </w:rPr>
+      </w:pPr>
+      <w:r>
+        <w:rPr>
+          <w:rFonts w:ascii="Arial Narrow" w:eastAsia="Arial Narrow" w:hAnsi="Arial Narrow" w:cs="Arial Narrow"/>
           <w:sz w:val="16"/>
           <w:szCs w:val="16"/>
         </w:rPr>
@@ -6584,14 +7535,14 @@
         <w:contextualSpacing/>
         <w:jc w:val="both"/>
         <w:rPr>
-          <w:rFonts w:ascii="Arial Narrow" w:eastAsia="Arial Narrow" w:hAnsi="Arial Narrow" w:cs="Arial"/>
-          <w:sz w:val="16"/>
-          <w:szCs w:val="16"/>
-        </w:rPr>
-      </w:pPr>
-      <w:r>
-        <w:rPr>
-          <w:rFonts w:ascii="Arial Narrow" w:eastAsia="Arial Narrow" w:hAnsi="Arial Narrow" w:cs="Arial"/>
+          <w:rFonts w:ascii="Arial Narrow" w:eastAsia="Arial Narrow" w:hAnsi="Arial Narrow" w:cs="Arial Narrow"/>
+          <w:sz w:val="16"/>
+          <w:szCs w:val="16"/>
+        </w:rPr>
+      </w:pPr>
+      <w:r>
+        <w:rPr>
+          <w:rFonts w:ascii="Arial Narrow" w:eastAsia="Arial Narrow" w:hAnsi="Arial Narrow" w:cs="Arial Narrow"/>
           <w:sz w:val="16"/>
           <w:szCs w:val="16"/>
         </w:rPr>
@@ -6609,14 +7560,14 @@
         <w:contextualSpacing/>
         <w:jc w:val="both"/>
         <w:rPr>
-          <w:rFonts w:ascii="Arial Narrow" w:eastAsia="Arial Narrow" w:hAnsi="Arial Narrow" w:cs="Arial"/>
-          <w:sz w:val="16"/>
-          <w:szCs w:val="16"/>
-        </w:rPr>
-      </w:pPr>
-      <w:r>
-        <w:rPr>
-          <w:rFonts w:ascii="Arial Narrow" w:eastAsia="Arial Narrow" w:hAnsi="Arial Narrow" w:cs="Arial"/>
+          <w:rFonts w:ascii="Arial Narrow" w:eastAsia="Arial Narrow" w:hAnsi="Arial Narrow" w:cs="Arial Narrow"/>
+          <w:sz w:val="16"/>
+          <w:szCs w:val="16"/>
+        </w:rPr>
+      </w:pPr>
+      <w:r>
+        <w:rPr>
+          <w:rFonts w:ascii="Arial Narrow" w:eastAsia="Arial Narrow" w:hAnsi="Arial Narrow" w:cs="Arial Narrow"/>
           <w:sz w:val="16"/>
           <w:szCs w:val="16"/>
         </w:rPr>
@@ -6634,14 +7585,14 @@
         <w:contextualSpacing/>
         <w:jc w:val="both"/>
         <w:rPr>
-          <w:rFonts w:ascii="Arial Narrow" w:eastAsia="Arial Narrow" w:hAnsi="Arial Narrow" w:cs="Arial"/>
-          <w:sz w:val="16"/>
-          <w:szCs w:val="16"/>
-        </w:rPr>
-      </w:pPr>
-      <w:r>
-        <w:rPr>
-          <w:rFonts w:ascii="Arial Narrow" w:eastAsia="Arial Narrow" w:hAnsi="Arial Narrow" w:cs="Arial"/>
+          <w:rFonts w:ascii="Arial Narrow" w:eastAsia="Arial Narrow" w:hAnsi="Arial Narrow" w:cs="Arial Narrow"/>
+          <w:sz w:val="16"/>
+          <w:szCs w:val="16"/>
+        </w:rPr>
+      </w:pPr>
+      <w:r>
+        <w:rPr>
+          <w:rFonts w:ascii="Arial Narrow" w:eastAsia="Arial Narrow" w:hAnsi="Arial Narrow" w:cs="Arial Narrow"/>
           <w:sz w:val="16"/>
           <w:szCs w:val="16"/>
         </w:rPr>
@@ -6659,14 +7610,14 @@
         <w:contextualSpacing/>
         <w:jc w:val="both"/>
         <w:rPr>
-          <w:rFonts w:ascii="Arial Narrow" w:eastAsia="Arial Narrow" w:hAnsi="Arial Narrow" w:cs="Arial"/>
-          <w:sz w:val="16"/>
-          <w:szCs w:val="16"/>
-        </w:rPr>
-      </w:pPr>
-      <w:r>
-        <w:rPr>
-          <w:rFonts w:ascii="Arial Narrow" w:eastAsia="Arial Narrow" w:hAnsi="Arial Narrow" w:cs="Arial"/>
+          <w:rFonts w:ascii="Arial Narrow" w:eastAsia="Arial Narrow" w:hAnsi="Arial Narrow" w:cs="Arial Narrow"/>
+          <w:sz w:val="16"/>
+          <w:szCs w:val="16"/>
+        </w:rPr>
+      </w:pPr>
+      <w:r>
+        <w:rPr>
+          <w:rFonts w:ascii="Arial Narrow" w:eastAsia="Arial Narrow" w:hAnsi="Arial Narrow" w:cs="Arial Narrow"/>
           <w:sz w:val="16"/>
           <w:szCs w:val="16"/>
         </w:rPr>
@@ -6684,14 +7635,14 @@
         <w:contextualSpacing/>
         <w:jc w:val="both"/>
         <w:rPr>
-          <w:rFonts w:ascii="Arial Narrow" w:eastAsia="Arial Narrow" w:hAnsi="Arial Narrow" w:cs="Arial"/>
-          <w:sz w:val="16"/>
-          <w:szCs w:val="16"/>
-        </w:rPr>
-      </w:pPr>
-      <w:r>
-        <w:rPr>
-          <w:rFonts w:ascii="Arial Narrow" w:eastAsia="Arial Narrow" w:hAnsi="Arial Narrow" w:cs="Arial"/>
+          <w:rFonts w:ascii="Arial Narrow" w:eastAsia="Arial Narrow" w:hAnsi="Arial Narrow" w:cs="Arial Narrow"/>
+          <w:sz w:val="16"/>
+          <w:szCs w:val="16"/>
+        </w:rPr>
+      </w:pPr>
+      <w:r>
+        <w:rPr>
+          <w:rFonts w:ascii="Arial Narrow" w:eastAsia="Arial Narrow" w:hAnsi="Arial Narrow" w:cs="Arial Narrow"/>
           <w:sz w:val="16"/>
           <w:szCs w:val="16"/>
         </w:rPr>
@@ -6705,14 +7656,14 @@
         <w:contextualSpacing/>
         <w:jc w:val="both"/>
         <w:rPr>
-          <w:rFonts w:ascii="Arial Narrow" w:hAnsi="Arial Narrow" w:cs="Arial"/>
-          <w:sz w:val="16"/>
-          <w:szCs w:val="16"/>
-        </w:rPr>
-      </w:pPr>
-      <w:r>
-        <w:rPr>
-          <w:rFonts w:ascii="Arial Narrow" w:hAnsi="Arial Narrow" w:cs="Arial"/>
+          <w:rFonts w:ascii="Arial Narrow" w:eastAsia="Arial Narrow" w:hAnsi="Arial Narrow" w:cs="Arial Narrow"/>
+          <w:sz w:val="16"/>
+          <w:szCs w:val="16"/>
+        </w:rPr>
+      </w:pPr>
+      <w:r>
+        <w:rPr>
+          <w:rFonts w:ascii="Arial Narrow" w:eastAsia="Arial Narrow" w:hAnsi="Arial Narrow" w:cs="Arial Narrow"/>
           <w:sz w:val="16"/>
           <w:szCs w:val="16"/>
         </w:rPr>
@@ -6726,14 +7677,14 @@
         <w:contextualSpacing/>
         <w:jc w:val="both"/>
         <w:rPr>
-          <w:rFonts w:ascii="Arial Narrow" w:hAnsi="Arial Narrow" w:cs="Arial"/>
-          <w:sz w:val="16"/>
-          <w:szCs w:val="16"/>
-        </w:rPr>
-      </w:pPr>
-      <w:r>
-        <w:rPr>
-          <w:rFonts w:ascii="Arial Narrow" w:hAnsi="Arial Narrow" w:cs="Arial"/>
+          <w:rFonts w:ascii="Arial Narrow" w:eastAsia="Arial Narrow" w:hAnsi="Arial Narrow" w:cs="Arial Narrow"/>
+          <w:sz w:val="16"/>
+          <w:szCs w:val="16"/>
+        </w:rPr>
+      </w:pPr>
+      <w:r>
+        <w:rPr>
+          <w:rFonts w:ascii="Arial Narrow" w:eastAsia="Arial Narrow" w:hAnsi="Arial Narrow" w:cs="Arial Narrow"/>
           <w:sz w:val="16"/>
           <w:szCs w:val="16"/>
         </w:rPr>
@@ -6747,14 +7698,14 @@
         <w:contextualSpacing/>
         <w:jc w:val="both"/>
         <w:rPr>
-          <w:rFonts w:ascii="Arial Narrow" w:hAnsi="Arial Narrow" w:cs="Arial"/>
-          <w:sz w:val="16"/>
-          <w:szCs w:val="16"/>
-        </w:rPr>
-      </w:pPr>
-      <w:r>
-        <w:rPr>
-          <w:rFonts w:ascii="Arial Narrow" w:hAnsi="Arial Narrow" w:cs="Arial"/>
+          <w:rFonts w:ascii="Arial Narrow" w:eastAsia="Arial Narrow" w:hAnsi="Arial Narrow" w:cs="Arial Narrow"/>
+          <w:sz w:val="16"/>
+          <w:szCs w:val="16"/>
+        </w:rPr>
+      </w:pPr>
+      <w:r>
+        <w:rPr>
+          <w:rFonts w:ascii="Arial Narrow" w:eastAsia="Arial Narrow" w:hAnsi="Arial Narrow" w:cs="Arial Narrow"/>
           <w:sz w:val="16"/>
           <w:szCs w:val="16"/>
         </w:rPr>
@@ -6763,7 +7714,7 @@
       <w:proofErr w:type="gramStart"/>
       <w:r>
         <w:rPr>
-          <w:rFonts w:ascii="Arial Narrow" w:hAnsi="Arial Narrow" w:cs="Arial"/>
+          <w:rFonts w:ascii="Arial Narrow" w:eastAsia="Arial Narrow" w:hAnsi="Arial Narrow" w:cs="Arial Narrow"/>
           <w:sz w:val="16"/>
           <w:szCs w:val="16"/>
         </w:rPr>
@@ -6772,7 +7723,7 @@
       <w:proofErr w:type="gramEnd"/>
       <w:r>
         <w:rPr>
-          <w:rFonts w:ascii="Arial Narrow" w:hAnsi="Arial Narrow" w:cs="Arial"/>
+          <w:rFonts w:ascii="Arial Narrow" w:eastAsia="Arial Narrow" w:hAnsi="Arial Narrow" w:cs="Arial Narrow"/>
           <w:sz w:val="16"/>
           <w:szCs w:val="16"/>
         </w:rPr>
@@ -6786,14 +7737,14 @@
         <w:contextualSpacing/>
         <w:jc w:val="both"/>
         <w:rPr>
-          <w:rFonts w:ascii="Arial Narrow" w:hAnsi="Arial Narrow" w:cs="Arial"/>
-          <w:sz w:val="16"/>
-          <w:szCs w:val="16"/>
-        </w:rPr>
-      </w:pPr>
-      <w:r>
-        <w:rPr>
-          <w:rFonts w:ascii="Arial Narrow" w:eastAsia="Arial Narrow" w:hAnsi="Arial Narrow" w:cs="Arial"/>
+          <w:rFonts w:ascii="Arial Narrow" w:eastAsia="Arial Narrow" w:hAnsi="Arial Narrow" w:cs="Arial Narrow"/>
+          <w:sz w:val="16"/>
+          <w:szCs w:val="16"/>
+        </w:rPr>
+      </w:pPr>
+      <w:r>
+        <w:rPr>
+          <w:rFonts w:ascii="Arial Narrow" w:eastAsia="Arial Narrow" w:hAnsi="Arial Narrow" w:cs="Arial Narrow"/>
           <w:sz w:val="16"/>
           <w:szCs w:val="16"/>
         </w:rPr>
@@ -6807,14 +7758,14 @@
         <w:contextualSpacing/>
         <w:jc w:val="both"/>
         <w:rPr>
-          <w:rFonts w:ascii="Arial Narrow" w:hAnsi="Arial Narrow" w:cs="Arial"/>
-          <w:sz w:val="16"/>
-          <w:szCs w:val="16"/>
-        </w:rPr>
-      </w:pPr>
-      <w:r>
-        <w:rPr>
-          <w:rFonts w:ascii="Arial Narrow" w:eastAsia="Arial Narrow" w:hAnsi="Arial Narrow" w:cs="Arial"/>
+          <w:rFonts w:ascii="Arial Narrow" w:eastAsia="Arial Narrow" w:hAnsi="Arial Narrow" w:cs="Arial Narrow"/>
+          <w:sz w:val="16"/>
+          <w:szCs w:val="16"/>
+        </w:rPr>
+      </w:pPr>
+      <w:r>
+        <w:rPr>
+          <w:rFonts w:ascii="Arial Narrow" w:eastAsia="Arial Narrow" w:hAnsi="Arial Narrow" w:cs="Arial Narrow"/>
           <w:sz w:val="16"/>
           <w:szCs w:val="16"/>
         </w:rPr>
@@ -6828,14 +7779,14 @@
         <w:contextualSpacing/>
         <w:jc w:val="both"/>
         <w:rPr>
-          <w:rFonts w:ascii="Arial Narrow" w:eastAsia="Arial Narrow" w:hAnsi="Arial Narrow" w:cs="Arial"/>
-          <w:sz w:val="16"/>
-          <w:szCs w:val="16"/>
-        </w:rPr>
-      </w:pPr>
-      <w:r>
-        <w:rPr>
-          <w:rFonts w:ascii="Arial Narrow" w:eastAsia="Arial Narrow" w:hAnsi="Arial Narrow" w:cs="Arial"/>
+          <w:rFonts w:ascii="Arial Narrow" w:eastAsia="Arial Narrow" w:hAnsi="Arial Narrow" w:cs="Arial Narrow"/>
+          <w:sz w:val="16"/>
+          <w:szCs w:val="16"/>
+        </w:rPr>
+      </w:pPr>
+      <w:r>
+        <w:rPr>
+          <w:rFonts w:ascii="Arial Narrow" w:eastAsia="Arial Narrow" w:hAnsi="Arial Narrow" w:cs="Arial Narrow"/>
           <w:sz w:val="16"/>
           <w:szCs w:val="16"/>
         </w:rPr>
@@ -6849,14 +7800,14 @@
         <w:contextualSpacing/>
         <w:jc w:val="both"/>
         <w:rPr>
-          <w:rFonts w:ascii="Arial Narrow" w:eastAsia="Arial Narrow" w:hAnsi="Arial Narrow" w:cs="Arial"/>
-          <w:sz w:val="16"/>
-          <w:szCs w:val="16"/>
-        </w:rPr>
-      </w:pPr>
-      <w:r>
-        <w:rPr>
-          <w:rFonts w:ascii="Arial Narrow" w:eastAsia="Arial Narrow" w:hAnsi="Arial Narrow" w:cs="Arial"/>
+          <w:rFonts w:ascii="Arial Narrow" w:eastAsia="Arial Narrow" w:hAnsi="Arial Narrow" w:cs="Arial Narrow"/>
+          <w:sz w:val="16"/>
+          <w:szCs w:val="16"/>
+        </w:rPr>
+      </w:pPr>
+      <w:r>
+        <w:rPr>
+          <w:rFonts w:ascii="Arial Narrow" w:eastAsia="Arial Narrow" w:hAnsi="Arial Narrow" w:cs="Arial Narrow"/>
           <w:sz w:val="16"/>
           <w:szCs w:val="16"/>
         </w:rPr>
@@ -6870,14 +7821,14 @@
         <w:contextualSpacing/>
         <w:jc w:val="both"/>
         <w:rPr>
-          <w:rFonts w:ascii="Arial Narrow" w:eastAsia="Arial Narrow" w:hAnsi="Arial Narrow" w:cs="Arial"/>
-          <w:sz w:val="16"/>
-          <w:szCs w:val="16"/>
-        </w:rPr>
-      </w:pPr>
-      <w:r>
-        <w:rPr>
-          <w:rFonts w:ascii="Arial Narrow" w:eastAsia="Arial Narrow" w:hAnsi="Arial Narrow" w:cs="Arial"/>
+          <w:rFonts w:ascii="Arial Narrow" w:eastAsia="Arial Narrow" w:hAnsi="Arial Narrow" w:cs="Arial Narrow"/>
+          <w:sz w:val="16"/>
+          <w:szCs w:val="16"/>
+        </w:rPr>
+      </w:pPr>
+      <w:r>
+        <w:rPr>
+          <w:rFonts w:ascii="Arial Narrow" w:eastAsia="Arial Narrow" w:hAnsi="Arial Narrow" w:cs="Arial Narrow"/>
           <w:sz w:val="16"/>
           <w:szCs w:val="16"/>
         </w:rPr>
@@ -6891,7 +7842,7 @@
         <w:contextualSpacing/>
         <w:jc w:val="both"/>
         <w:rPr>
-          <w:rFonts w:ascii="Arial Narrow" w:eastAsia="Arial Narrow" w:hAnsi="Arial Narrow" w:cs="Arial"/>
+          <w:rFonts w:ascii="Arial Narrow" w:eastAsia="Arial Narrow" w:hAnsi="Arial Narrow" w:cs="Arial Narrow"/>
           <w:sz w:val="16"/>
           <w:szCs w:val="16"/>
         </w:rPr>
@@ -6904,7 +7855,7 @@
         <w:contextualSpacing/>
         <w:jc w:val="both"/>
         <w:rPr>
-          <w:rFonts w:ascii="Arial Narrow" w:eastAsia="Arial Narrow" w:hAnsi="Arial Narrow" w:cs="Arial"/>
+          <w:rFonts w:ascii="Arial Narrow" w:eastAsia="Arial Narrow" w:hAnsi="Arial Narrow" w:cs="Arial Narrow"/>
           <w:b/>
           <w:bCs/>
           <w:sz w:val="16"/>
@@ -6913,7 +7864,7 @@
       </w:pPr>
       <w:r>
         <w:rPr>
-          <w:rFonts w:ascii="Arial Narrow" w:eastAsia="Arial Narrow" w:hAnsi="Arial Narrow" w:cs="Arial"/>
+          <w:rFonts w:ascii="Arial Narrow" w:eastAsia="Arial Narrow" w:hAnsi="Arial Narrow" w:cs="Arial Narrow"/>
           <w:b/>
           <w:bCs/>
           <w:sz w:val="16"/>
@@ -6929,14 +7880,14 @@
         <w:contextualSpacing/>
         <w:jc w:val="both"/>
         <w:rPr>
-          <w:rFonts w:ascii="Arial Narrow" w:eastAsia="Arial Narrow" w:hAnsi="Arial Narrow" w:cs="Arial"/>
-          <w:sz w:val="16"/>
-          <w:szCs w:val="16"/>
-        </w:rPr>
-      </w:pPr>
-      <w:r>
-        <w:rPr>
-          <w:rFonts w:ascii="Arial Narrow" w:eastAsia="Arial Narrow" w:hAnsi="Arial Narrow" w:cs="Arial"/>
+          <w:rFonts w:ascii="Arial Narrow" w:eastAsia="Arial Narrow" w:hAnsi="Arial Narrow" w:cs="Arial Narrow"/>
+          <w:sz w:val="16"/>
+          <w:szCs w:val="16"/>
+        </w:rPr>
+      </w:pPr>
+      <w:r>
+        <w:rPr>
+          <w:rFonts w:ascii="Arial Narrow" w:eastAsia="Arial Narrow" w:hAnsi="Arial Narrow" w:cs="Arial Narrow"/>
           <w:sz w:val="16"/>
           <w:szCs w:val="16"/>
         </w:rPr>
@@ -6950,14 +7901,14 @@
         <w:contextualSpacing/>
         <w:jc w:val="both"/>
         <w:rPr>
-          <w:rFonts w:ascii="Arial Narrow" w:eastAsia="Arial Narrow" w:hAnsi="Arial Narrow" w:cs="Arial"/>
-          <w:sz w:val="16"/>
-          <w:szCs w:val="16"/>
-        </w:rPr>
-      </w:pPr>
-      <w:r>
-        <w:rPr>
-          <w:rFonts w:ascii="Arial Narrow" w:eastAsia="Arial Narrow" w:hAnsi="Arial Narrow" w:cs="Arial"/>
+          <w:rFonts w:ascii="Arial Narrow" w:eastAsia="Arial Narrow" w:hAnsi="Arial Narrow" w:cs="Arial Narrow"/>
+          <w:sz w:val="16"/>
+          <w:szCs w:val="16"/>
+        </w:rPr>
+      </w:pPr>
+      <w:r>
+        <w:rPr>
+          <w:rFonts w:ascii="Arial Narrow" w:eastAsia="Arial Narrow" w:hAnsi="Arial Narrow" w:cs="Arial Narrow"/>
           <w:sz w:val="16"/>
           <w:szCs w:val="16"/>
         </w:rPr>
@@ -6971,14 +7922,14 @@
         <w:contextualSpacing/>
         <w:jc w:val="both"/>
         <w:rPr>
-          <w:rFonts w:ascii="Arial Narrow" w:eastAsia="Arial Narrow" w:hAnsi="Arial Narrow" w:cs="Arial"/>
-          <w:sz w:val="16"/>
-          <w:szCs w:val="16"/>
-        </w:rPr>
-      </w:pPr>
-      <w:r>
-        <w:rPr>
-          <w:rFonts w:ascii="Arial Narrow" w:eastAsia="Arial Narrow" w:hAnsi="Arial Narrow" w:cs="Arial"/>
+          <w:rFonts w:ascii="Arial Narrow" w:eastAsia="Arial Narrow" w:hAnsi="Arial Narrow" w:cs="Arial Narrow"/>
+          <w:sz w:val="16"/>
+          <w:szCs w:val="16"/>
+        </w:rPr>
+      </w:pPr>
+      <w:r>
+        <w:rPr>
+          <w:rFonts w:ascii="Arial Narrow" w:eastAsia="Arial Narrow" w:hAnsi="Arial Narrow" w:cs="Arial Narrow"/>
           <w:sz w:val="16"/>
           <w:szCs w:val="16"/>
         </w:rPr>
@@ -6992,14 +7943,14 @@
         <w:contextualSpacing/>
         <w:jc w:val="both"/>
         <w:rPr>
-          <w:rFonts w:ascii="Arial Narrow" w:eastAsia="Arial Narrow" w:hAnsi="Arial Narrow" w:cs="Arial"/>
-          <w:sz w:val="16"/>
-          <w:szCs w:val="16"/>
-        </w:rPr>
-      </w:pPr>
-      <w:r>
-        <w:rPr>
-          <w:rFonts w:ascii="Arial Narrow" w:eastAsia="Arial Narrow" w:hAnsi="Arial Narrow" w:cs="Arial"/>
+          <w:rFonts w:ascii="Arial Narrow" w:eastAsia="Arial Narrow" w:hAnsi="Arial Narrow" w:cs="Arial Narrow"/>
+          <w:sz w:val="16"/>
+          <w:szCs w:val="16"/>
+        </w:rPr>
+      </w:pPr>
+      <w:r>
+        <w:rPr>
+          <w:rFonts w:ascii="Arial Narrow" w:eastAsia="Arial Narrow" w:hAnsi="Arial Narrow" w:cs="Arial Narrow"/>
           <w:sz w:val="16"/>
           <w:szCs w:val="16"/>
         </w:rPr>
@@ -7013,14 +7964,14 @@
         <w:contextualSpacing/>
         <w:jc w:val="both"/>
         <w:rPr>
-          <w:rFonts w:ascii="Arial Narrow" w:eastAsia="Arial Narrow" w:hAnsi="Arial Narrow" w:cs="Arial"/>
-          <w:sz w:val="16"/>
-          <w:szCs w:val="16"/>
-        </w:rPr>
-      </w:pPr>
-      <w:r>
-        <w:rPr>
-          <w:rFonts w:ascii="Arial Narrow" w:eastAsia="Arial Narrow" w:hAnsi="Arial Narrow" w:cs="Arial"/>
+          <w:rFonts w:ascii="Arial Narrow" w:eastAsia="Arial Narrow" w:hAnsi="Arial Narrow" w:cs="Arial Narrow"/>
+          <w:sz w:val="16"/>
+          <w:szCs w:val="16"/>
+        </w:rPr>
+      </w:pPr>
+      <w:r>
+        <w:rPr>
+          <w:rFonts w:ascii="Arial Narrow" w:eastAsia="Arial Narrow" w:hAnsi="Arial Narrow" w:cs="Arial Narrow"/>
           <w:sz w:val="16"/>
           <w:szCs w:val="16"/>
         </w:rPr>
@@ -7029,7 +7980,7 @@
       <w:proofErr w:type="spellStart"/>
       <w:r>
         <w:rPr>
-          <w:rFonts w:ascii="Arial Narrow" w:eastAsia="Arial Narrow" w:hAnsi="Arial Narrow" w:cs="Arial"/>
+          <w:rFonts w:ascii="Arial Narrow" w:eastAsia="Arial Narrow" w:hAnsi="Arial Narrow" w:cs="Arial Narrow"/>
           <w:sz w:val="16"/>
           <w:szCs w:val="16"/>
         </w:rPr>
@@ -7038,7 +7989,7 @@
       <w:proofErr w:type="spellEnd"/>
       <w:r>
         <w:rPr>
-          <w:rFonts w:ascii="Arial Narrow" w:eastAsia="Arial Narrow" w:hAnsi="Arial Narrow" w:cs="Arial"/>
+          <w:rFonts w:ascii="Arial Narrow" w:eastAsia="Arial Narrow" w:hAnsi="Arial Narrow" w:cs="Arial Narrow"/>
           <w:sz w:val="16"/>
           <w:szCs w:val="16"/>
         </w:rPr>
@@ -7052,14 +8003,14 @@
         <w:contextualSpacing/>
         <w:jc w:val="both"/>
         <w:rPr>
-          <w:rFonts w:ascii="Arial Narrow" w:eastAsia="Arial Narrow" w:hAnsi="Arial Narrow" w:cs="Arial"/>
-          <w:sz w:val="16"/>
-          <w:szCs w:val="16"/>
-        </w:rPr>
-      </w:pPr>
-      <w:r>
-        <w:rPr>
-          <w:rFonts w:ascii="Arial Narrow" w:eastAsia="Arial Narrow" w:hAnsi="Arial Narrow" w:cs="Arial"/>
+          <w:rFonts w:ascii="Arial Narrow" w:eastAsia="Arial Narrow" w:hAnsi="Arial Narrow" w:cs="Arial Narrow"/>
+          <w:sz w:val="16"/>
+          <w:szCs w:val="16"/>
+        </w:rPr>
+      </w:pPr>
+      <w:r>
+        <w:rPr>
+          <w:rFonts w:ascii="Arial Narrow" w:eastAsia="Arial Narrow" w:hAnsi="Arial Narrow" w:cs="Arial Narrow"/>
           <w:sz w:val="16"/>
           <w:szCs w:val="16"/>
         </w:rPr>
@@ -7073,14 +8024,14 @@
         <w:contextualSpacing/>
         <w:jc w:val="both"/>
         <w:rPr>
-          <w:rFonts w:ascii="Arial Narrow" w:eastAsia="Arial Narrow" w:hAnsi="Arial Narrow" w:cs="Arial"/>
-          <w:sz w:val="16"/>
-          <w:szCs w:val="16"/>
-        </w:rPr>
-      </w:pPr>
-      <w:r>
-        <w:rPr>
-          <w:rFonts w:ascii="Arial Narrow" w:eastAsia="Arial Narrow" w:hAnsi="Arial Narrow" w:cs="Arial"/>
+          <w:rFonts w:ascii="Arial Narrow" w:eastAsia="Arial Narrow" w:hAnsi="Arial Narrow" w:cs="Arial Narrow"/>
+          <w:sz w:val="16"/>
+          <w:szCs w:val="16"/>
+        </w:rPr>
+      </w:pPr>
+      <w:r>
+        <w:rPr>
+          <w:rFonts w:ascii="Arial Narrow" w:eastAsia="Arial Narrow" w:hAnsi="Arial Narrow" w:cs="Arial Narrow"/>
           <w:sz w:val="16"/>
           <w:szCs w:val="16"/>
         </w:rPr>
@@ -7089,7 +8040,7 @@
       <w:proofErr w:type="spellStart"/>
       <w:r>
         <w:rPr>
-          <w:rFonts w:ascii="Arial Narrow" w:eastAsia="Arial Narrow" w:hAnsi="Arial Narrow" w:cs="Arial"/>
+          <w:rFonts w:ascii="Arial Narrow" w:eastAsia="Arial Narrow" w:hAnsi="Arial Narrow" w:cs="Arial Narrow"/>
           <w:sz w:val="16"/>
           <w:szCs w:val="16"/>
         </w:rPr>
@@ -7098,7 +8049,7 @@
       <w:proofErr w:type="spellEnd"/>
       <w:r>
         <w:rPr>
-          <w:rFonts w:ascii="Arial Narrow" w:eastAsia="Arial Narrow" w:hAnsi="Arial Narrow" w:cs="Arial"/>
+          <w:rFonts w:ascii="Arial Narrow" w:eastAsia="Arial Narrow" w:hAnsi="Arial Narrow" w:cs="Arial Narrow"/>
           <w:sz w:val="16"/>
           <w:szCs w:val="16"/>
         </w:rPr>
@@ -7112,14 +8063,14 @@
         <w:contextualSpacing/>
         <w:jc w:val="both"/>
         <w:rPr>
-          <w:rFonts w:ascii="Arial Narrow" w:eastAsia="Arial Narrow" w:hAnsi="Arial Narrow" w:cs="Arial"/>
-          <w:sz w:val="16"/>
-          <w:szCs w:val="16"/>
-        </w:rPr>
-      </w:pPr>
-      <w:r>
-        <w:rPr>
-          <w:rFonts w:ascii="Arial Narrow" w:eastAsia="Arial Narrow" w:hAnsi="Arial Narrow" w:cs="Arial"/>
+          <w:rFonts w:ascii="Arial Narrow" w:eastAsia="Arial Narrow" w:hAnsi="Arial Narrow" w:cs="Arial Narrow"/>
+          <w:sz w:val="16"/>
+          <w:szCs w:val="16"/>
+        </w:rPr>
+      </w:pPr>
+      <w:r>
+        <w:rPr>
+          <w:rFonts w:ascii="Arial Narrow" w:eastAsia="Arial Narrow" w:hAnsi="Arial Narrow" w:cs="Arial Narrow"/>
           <w:sz w:val="16"/>
           <w:szCs w:val="16"/>
         </w:rPr>
@@ -7128,7 +8079,7 @@
       <w:proofErr w:type="spellStart"/>
       <w:r>
         <w:rPr>
-          <w:rFonts w:ascii="Arial Narrow" w:eastAsia="Arial Narrow" w:hAnsi="Arial Narrow" w:cs="Arial"/>
+          <w:rFonts w:ascii="Arial Narrow" w:eastAsia="Arial Narrow" w:hAnsi="Arial Narrow" w:cs="Arial Narrow"/>
           <w:sz w:val="16"/>
           <w:szCs w:val="16"/>
         </w:rPr>
@@ -7137,7 +8088,7 @@
       <w:proofErr w:type="spellEnd"/>
       <w:r>
         <w:rPr>
-          <w:rFonts w:ascii="Arial Narrow" w:eastAsia="Arial Narrow" w:hAnsi="Arial Narrow" w:cs="Arial"/>
+          <w:rFonts w:ascii="Arial Narrow" w:eastAsia="Arial Narrow" w:hAnsi="Arial Narrow" w:cs="Arial Narrow"/>
           <w:sz w:val="16"/>
           <w:szCs w:val="16"/>
         </w:rPr>
@@ -7151,14 +8102,14 @@
         <w:contextualSpacing/>
         <w:jc w:val="both"/>
         <w:rPr>
-          <w:rFonts w:ascii="Arial Narrow" w:eastAsia="Arial Narrow" w:hAnsi="Arial Narrow" w:cs="Arial"/>
-          <w:sz w:val="16"/>
-          <w:szCs w:val="16"/>
-        </w:rPr>
-      </w:pPr>
-      <w:r>
-        <w:rPr>
-          <w:rFonts w:ascii="Arial Narrow" w:eastAsia="Arial Narrow" w:hAnsi="Arial Narrow" w:cs="Arial"/>
+          <w:rFonts w:ascii="Arial Narrow" w:eastAsia="Arial Narrow" w:hAnsi="Arial Narrow" w:cs="Arial Narrow"/>
+          <w:sz w:val="16"/>
+          <w:szCs w:val="16"/>
+        </w:rPr>
+      </w:pPr>
+      <w:r>
+        <w:rPr>
+          <w:rFonts w:ascii="Arial Narrow" w:eastAsia="Arial Narrow" w:hAnsi="Arial Narrow" w:cs="Arial Narrow"/>
           <w:sz w:val="16"/>
           <w:szCs w:val="16"/>
         </w:rPr>
@@ -7172,14 +8123,14 @@
         <w:contextualSpacing/>
         <w:jc w:val="both"/>
         <w:rPr>
-          <w:rFonts w:ascii="Arial Narrow" w:eastAsia="Arial Narrow" w:hAnsi="Arial Narrow" w:cs="Arial"/>
-          <w:sz w:val="16"/>
-          <w:szCs w:val="16"/>
-        </w:rPr>
-      </w:pPr>
-      <w:r>
-        <w:rPr>
-          <w:rFonts w:ascii="Arial Narrow" w:eastAsia="Arial Narrow" w:hAnsi="Arial Narrow" w:cs="Arial"/>
+          <w:rFonts w:ascii="Arial Narrow" w:eastAsia="Arial Narrow" w:hAnsi="Arial Narrow" w:cs="Arial Narrow"/>
+          <w:sz w:val="16"/>
+          <w:szCs w:val="16"/>
+        </w:rPr>
+      </w:pPr>
+      <w:r>
+        <w:rPr>
+          <w:rFonts w:ascii="Arial Narrow" w:eastAsia="Arial Narrow" w:hAnsi="Arial Narrow" w:cs="Arial Narrow"/>
           <w:sz w:val="16"/>
           <w:szCs w:val="16"/>
         </w:rPr>
@@ -7189,11 +8140,11 @@
     <w:p>
       <w:pPr>
         <w:spacing w:after="0" w:line="240" w:lineRule="auto"/>
-        <w:ind w:left="567"/>
+        <w:ind w:left="567" w:hanging="567"/>
         <w:contextualSpacing/>
         <w:jc w:val="both"/>
         <w:rPr>
-          <w:rFonts w:ascii="Arial Narrow" w:eastAsia="Arial Narrow" w:hAnsi="Arial Narrow" w:cs="Arial"/>
+          <w:rFonts w:ascii="Arial Narrow" w:eastAsia="Arial Narrow" w:hAnsi="Arial Narrow" w:cs="Arial Narrow"/>
           <w:sz w:val="16"/>
           <w:szCs w:val="16"/>
         </w:rPr>
@@ -7211,7 +8162,7 @@
         <w:contextualSpacing/>
         <w:jc w:val="both"/>
         <w:rPr>
-          <w:rFonts w:ascii="Arial Narrow" w:hAnsi="Arial Narrow" w:cs="Arial"/>
+          <w:rFonts w:ascii="Arial Narrow" w:eastAsia="Arial Narrow" w:hAnsi="Arial Narrow" w:cs="Arial Narrow"/>
           <w:b/>
           <w:sz w:val="16"/>
           <w:szCs w:val="16"/>
@@ -7220,7 +8171,7 @@
       <w:r>
         <w:rPr>
           <w:rStyle w:val="Refdenotaalpie"/>
-          <w:rFonts w:ascii="Arial Narrow" w:hAnsi="Arial Narrow" w:cs="Arial"/>
+          <w:rFonts w:ascii="Arial Narrow" w:eastAsia="Arial Narrow" w:hAnsi="Arial Narrow" w:cs="Arial Narrow"/>
           <w:sz w:val="16"/>
           <w:szCs w:val="16"/>
           <w:vertAlign w:val="superscript"/>
@@ -7229,7 +8180,7 @@
       </w:r>
       <w:r>
         <w:rPr>
-          <w:rFonts w:ascii="Arial Narrow" w:hAnsi="Arial Narrow" w:cs="Arial"/>
+          <w:rFonts w:ascii="Arial Narrow" w:eastAsia="Arial Narrow" w:hAnsi="Arial Narrow" w:cs="Arial Narrow"/>
           <w:sz w:val="16"/>
           <w:szCs w:val="16"/>
         </w:rPr>
@@ -7237,7 +8188,7 @@
       </w:r>
       <w:r>
         <w:rPr>
-          <w:rFonts w:ascii="Arial Narrow" w:hAnsi="Arial Narrow" w:cs="Arial"/>
+          <w:rFonts w:ascii="Arial Narrow" w:eastAsia="Arial Narrow" w:hAnsi="Arial Narrow" w:cs="Arial Narrow"/>
           <w:sz w:val="16"/>
           <w:szCs w:val="16"/>
         </w:rPr>
@@ -7245,7 +8196,7 @@
       </w:r>
       <w:r>
         <w:rPr>
-          <w:rFonts w:ascii="Arial Narrow" w:eastAsia="Arial Narrow" w:hAnsi="Arial Narrow" w:cs="Arial"/>
+          <w:rFonts w:ascii="Arial Narrow" w:eastAsia="Arial Narrow" w:hAnsi="Arial Narrow" w:cs="Arial Narrow"/>
           <w:b/>
           <w:sz w:val="16"/>
           <w:szCs w:val="16"/>
@@ -7254,7 +8205,7 @@
       </w:r>
       <w:r>
         <w:rPr>
-          <w:rFonts w:ascii="Arial Narrow" w:hAnsi="Arial Narrow" w:cs="Arial"/>
+          <w:rFonts w:ascii="Arial Narrow" w:eastAsia="Arial Narrow" w:hAnsi="Arial Narrow" w:cs="Arial Narrow"/>
           <w:b/>
           <w:bCs/>
           <w:sz w:val="16"/>
@@ -7264,7 +8215,7 @@
       </w:r>
       <w:r>
         <w:rPr>
-          <w:rFonts w:ascii="Arial Narrow" w:hAnsi="Arial Narrow" w:cs="Arial"/>
+          <w:rFonts w:ascii="Arial Narrow" w:eastAsia="Arial Narrow" w:hAnsi="Arial Narrow" w:cs="Arial Narrow"/>
           <w:b/>
           <w:sz w:val="16"/>
           <w:szCs w:val="16"/>
@@ -7281,15 +8232,15 @@
         <w:contextualSpacing/>
         <w:jc w:val="both"/>
         <w:rPr>
-          <w:rFonts w:ascii="Arial Narrow" w:eastAsia="Arial Narrow" w:hAnsi="Arial Narrow" w:cs="Arial"/>
-          <w:b/>
-          <w:sz w:val="16"/>
-          <w:szCs w:val="16"/>
-        </w:rPr>
-      </w:pPr>
-      <w:r>
-        <w:rPr>
-          <w:rFonts w:ascii="Arial Narrow" w:eastAsia="Arial Narrow" w:hAnsi="Arial Narrow" w:cs="Arial"/>
+          <w:rFonts w:ascii="Arial Narrow" w:eastAsia="Arial Narrow" w:hAnsi="Arial Narrow" w:cs="Arial Narrow"/>
+          <w:b/>
+          <w:sz w:val="16"/>
+          <w:szCs w:val="16"/>
+        </w:rPr>
+      </w:pPr>
+      <w:r>
+        <w:rPr>
+          <w:rFonts w:ascii="Arial Narrow" w:eastAsia="Arial Narrow" w:hAnsi="Arial Narrow" w:cs="Arial Narrow"/>
           <w:b/>
           <w:sz w:val="16"/>
           <w:szCs w:val="16"/>
@@ -7307,14 +8258,14 @@
         <w:contextualSpacing/>
         <w:jc w:val="both"/>
         <w:rPr>
-          <w:rFonts w:ascii="Arial Narrow" w:eastAsia="Arial Narrow" w:hAnsi="Arial Narrow" w:cs="Arial"/>
-          <w:sz w:val="16"/>
-          <w:szCs w:val="16"/>
-        </w:rPr>
-      </w:pPr>
-      <w:r>
-        <w:rPr>
-          <w:rFonts w:ascii="Arial Narrow" w:eastAsia="Arial Narrow" w:hAnsi="Arial Narrow" w:cs="Arial"/>
+          <w:rFonts w:ascii="Arial Narrow" w:eastAsia="Arial Narrow" w:hAnsi="Arial Narrow" w:cs="Arial Narrow"/>
+          <w:sz w:val="16"/>
+          <w:szCs w:val="16"/>
+        </w:rPr>
+      </w:pPr>
+      <w:r>
+        <w:rPr>
+          <w:rFonts w:ascii="Arial Narrow" w:eastAsia="Arial Narrow" w:hAnsi="Arial Narrow" w:cs="Arial Narrow"/>
           <w:sz w:val="16"/>
           <w:szCs w:val="16"/>
         </w:rPr>
@@ -7331,14 +8282,14 @@
         <w:contextualSpacing/>
         <w:jc w:val="both"/>
         <w:rPr>
-          <w:rFonts w:ascii="Arial Narrow" w:eastAsia="Arial Narrow" w:hAnsi="Arial Narrow" w:cs="Arial"/>
-          <w:sz w:val="16"/>
-          <w:szCs w:val="16"/>
-        </w:rPr>
-      </w:pPr>
-      <w:r>
-        <w:rPr>
-          <w:rFonts w:ascii="Arial Narrow" w:eastAsia="Arial Narrow" w:hAnsi="Arial Narrow" w:cs="Arial"/>
+          <w:rFonts w:ascii="Arial Narrow" w:eastAsia="Arial Narrow" w:hAnsi="Arial Narrow" w:cs="Arial Narrow"/>
+          <w:sz w:val="16"/>
+          <w:szCs w:val="16"/>
+        </w:rPr>
+      </w:pPr>
+      <w:r>
+        <w:rPr>
+          <w:rFonts w:ascii="Arial Narrow" w:eastAsia="Arial Narrow" w:hAnsi="Arial Narrow" w:cs="Arial Narrow"/>
           <w:sz w:val="16"/>
           <w:szCs w:val="16"/>
         </w:rPr>
@@ -7355,14 +8306,14 @@
         <w:contextualSpacing/>
         <w:jc w:val="both"/>
         <w:rPr>
-          <w:rFonts w:ascii="Arial Narrow" w:eastAsia="Arial Narrow" w:hAnsi="Arial Narrow" w:cs="Arial"/>
-          <w:sz w:val="16"/>
-          <w:szCs w:val="16"/>
-        </w:rPr>
-      </w:pPr>
-      <w:r>
-        <w:rPr>
-          <w:rFonts w:ascii="Arial Narrow" w:eastAsia="Arial Narrow" w:hAnsi="Arial Narrow" w:cs="Arial"/>
+          <w:rFonts w:ascii="Arial Narrow" w:eastAsia="Arial Narrow" w:hAnsi="Arial Narrow" w:cs="Arial Narrow"/>
+          <w:sz w:val="16"/>
+          <w:szCs w:val="16"/>
+        </w:rPr>
+      </w:pPr>
+      <w:r>
+        <w:rPr>
+          <w:rFonts w:ascii="Arial Narrow" w:eastAsia="Arial Narrow" w:hAnsi="Arial Narrow" w:cs="Arial Narrow"/>
           <w:sz w:val="16"/>
           <w:szCs w:val="16"/>
         </w:rPr>
@@ -7380,14 +8331,14 @@
         <w:contextualSpacing/>
         <w:jc w:val="both"/>
         <w:rPr>
-          <w:rFonts w:ascii="Arial Narrow" w:eastAsia="Arial Narrow" w:hAnsi="Arial Narrow" w:cs="Arial"/>
-          <w:sz w:val="16"/>
-          <w:szCs w:val="16"/>
-        </w:rPr>
-      </w:pPr>
-      <w:r>
-        <w:rPr>
-          <w:rFonts w:ascii="Arial Narrow" w:eastAsia="Arial Narrow" w:hAnsi="Arial Narrow" w:cs="Arial"/>
+          <w:rFonts w:ascii="Arial Narrow" w:eastAsia="Arial Narrow" w:hAnsi="Arial Narrow" w:cs="Arial Narrow"/>
+          <w:sz w:val="16"/>
+          <w:szCs w:val="16"/>
+        </w:rPr>
+      </w:pPr>
+      <w:r>
+        <w:rPr>
+          <w:rFonts w:ascii="Arial Narrow" w:eastAsia="Arial Narrow" w:hAnsi="Arial Narrow" w:cs="Arial Narrow"/>
           <w:sz w:val="16"/>
           <w:szCs w:val="16"/>
         </w:rPr>
@@ -7396,7 +8347,7 @@
       <w:proofErr w:type="spellStart"/>
       <w:r>
         <w:rPr>
-          <w:rFonts w:ascii="Arial Narrow" w:eastAsia="Arial Narrow" w:hAnsi="Arial Narrow" w:cs="Arial"/>
+          <w:rFonts w:ascii="Arial Narrow" w:eastAsia="Arial Narrow" w:hAnsi="Arial Narrow" w:cs="Arial Narrow"/>
           <w:sz w:val="16"/>
           <w:szCs w:val="16"/>
         </w:rPr>
@@ -7405,7 +8356,7 @@
       <w:proofErr w:type="spellEnd"/>
       <w:r>
         <w:rPr>
-          <w:rFonts w:ascii="Arial Narrow" w:eastAsia="Arial Narrow" w:hAnsi="Arial Narrow" w:cs="Arial"/>
+          <w:rFonts w:ascii="Arial Narrow" w:eastAsia="Arial Narrow" w:hAnsi="Arial Narrow" w:cs="Arial Narrow"/>
           <w:sz w:val="16"/>
           <w:szCs w:val="16"/>
         </w:rPr>
@@ -7415,10 +8366,15 @@
     <w:p>
       <w:pPr>
         <w:pStyle w:val="Textonotapie"/>
+        <w:tabs>
+          <w:tab w:val="left" w:pos="567"/>
+        </w:tabs>
+        <w:ind w:left="567" w:hanging="567"/>
         <w:contextualSpacing/>
         <w:jc w:val="both"/>
         <w:rPr>
-          <w:rFonts w:ascii="Arial Narrow" w:hAnsi="Arial Narrow" w:cs="Arial"/>
+          <w:rFonts w:ascii="Arial Narrow" w:eastAsia="Arial Narrow" w:hAnsi="Arial Narrow" w:cs="Arial Narrow"/>
+          <w:b/>
           <w:sz w:val="16"/>
           <w:szCs w:val="16"/>
         </w:rPr>
@@ -7436,7 +8392,7 @@
         <w:contextualSpacing/>
         <w:jc w:val="both"/>
         <w:rPr>
-          <w:rFonts w:ascii="Arial Narrow" w:hAnsi="Arial Narrow" w:cs="Arial"/>
+          <w:rFonts w:ascii="Arial Narrow" w:eastAsia="Arial Narrow" w:hAnsi="Arial Narrow" w:cs="Arial Narrow"/>
           <w:b/>
           <w:bCs/>
           <w:sz w:val="16"/>
@@ -7446,7 +8402,7 @@
       <w:r>
         <w:rPr>
           <w:rStyle w:val="Refdenotaalpie"/>
-          <w:rFonts w:ascii="Arial Narrow" w:hAnsi="Arial Narrow" w:cs="Arial"/>
+          <w:rFonts w:ascii="Arial Narrow" w:eastAsia="Arial Narrow" w:hAnsi="Arial Narrow" w:cs="Arial Narrow"/>
           <w:b/>
           <w:bCs/>
           <w:sz w:val="16"/>
@@ -7457,7 +8413,7 @@
       </w:r>
       <w:r>
         <w:rPr>
-          <w:rFonts w:ascii="Arial Narrow" w:hAnsi="Arial Narrow" w:cs="Arial"/>
+          <w:rFonts w:ascii="Arial Narrow" w:eastAsia="Arial Narrow" w:hAnsi="Arial Narrow" w:cs="Arial Narrow"/>
           <w:b/>
           <w:bCs/>
           <w:sz w:val="16"/>
@@ -7467,7 +8423,7 @@
       </w:r>
       <w:r>
         <w:rPr>
-          <w:rFonts w:ascii="Arial Narrow" w:hAnsi="Arial Narrow" w:cs="Arial"/>
+          <w:rFonts w:ascii="Arial Narrow" w:eastAsia="Arial Narrow" w:hAnsi="Arial Narrow" w:cs="Arial Narrow"/>
           <w:b/>
           <w:bCs/>
           <w:sz w:val="16"/>
@@ -7479,7 +8435,7 @@
       <w:proofErr w:type="spellStart"/>
       <w:r>
         <w:rPr>
-          <w:rFonts w:ascii="Arial Narrow" w:hAnsi="Arial Narrow" w:cs="Arial"/>
+          <w:rFonts w:ascii="Arial Narrow" w:eastAsia="Arial Narrow" w:hAnsi="Arial Narrow" w:cs="Arial Narrow"/>
           <w:b/>
           <w:bCs/>
           <w:sz w:val="16"/>
@@ -7490,7 +8446,7 @@
       <w:proofErr w:type="spellEnd"/>
       <w:r>
         <w:rPr>
-          <w:rFonts w:ascii="Arial Narrow" w:hAnsi="Arial Narrow" w:cs="Arial"/>
+          <w:rFonts w:ascii="Arial Narrow" w:eastAsia="Arial Narrow" w:hAnsi="Arial Narrow" w:cs="Arial Narrow"/>
           <w:b/>
           <w:bCs/>
           <w:sz w:val="16"/>
@@ -7507,7 +8463,7 @@
         <w:contextualSpacing/>
         <w:jc w:val="both"/>
         <w:rPr>
-          <w:rFonts w:ascii="Arial Narrow" w:hAnsi="Arial Narrow" w:cs="Arial"/>
+          <w:rFonts w:ascii="Arial Narrow" w:eastAsia="Arial Narrow" w:hAnsi="Arial Narrow" w:cs="Arial Narrow"/>
           <w:bCs/>
           <w:sz w:val="16"/>
           <w:szCs w:val="16"/>
@@ -7515,7 +8471,7 @@
       </w:pPr>
       <w:r>
         <w:rPr>
-          <w:rFonts w:ascii="Arial Narrow" w:hAnsi="Arial Narrow" w:cs="Arial"/>
+          <w:rFonts w:ascii="Arial Narrow" w:eastAsia="Arial Narrow" w:hAnsi="Arial Narrow" w:cs="Arial Narrow"/>
           <w:b/>
           <w:sz w:val="16"/>
           <w:szCs w:val="16"/>
@@ -7524,7 +8480,7 @@
       </w:r>
       <w:r>
         <w:rPr>
-          <w:rFonts w:ascii="Arial Narrow" w:hAnsi="Arial Narrow" w:cs="Arial"/>
+          <w:rFonts w:ascii="Arial Narrow" w:eastAsia="Arial Narrow" w:hAnsi="Arial Narrow" w:cs="Arial Narrow"/>
           <w:bCs/>
           <w:sz w:val="16"/>
           <w:szCs w:val="16"/>
@@ -7534,13 +8490,17 @@
     </w:p>
     <w:p>
       <w:pPr>
-        <w:pStyle w:val="NormalWeb"/>
-        <w:spacing w:after="0" w:line="240" w:lineRule="auto"/>
-        <w:ind w:left="567"/>
+        <w:autoSpaceDE w:val="0"/>
+        <w:autoSpaceDN w:val="0"/>
+        <w:adjustRightInd w:val="0"/>
+        <w:spacing w:after="0" w:line="240" w:lineRule="auto"/>
+        <w:ind w:left="567" w:hanging="567"/>
         <w:contextualSpacing/>
         <w:jc w:val="both"/>
         <w:rPr>
-          <w:rFonts w:ascii="Arial Narrow" w:hAnsi="Arial Narrow" w:cs="Arial"/>
+          <w:rFonts w:ascii="Arial Narrow" w:eastAsia="Arial Narrow" w:hAnsi="Arial Narrow" w:cs="Arial Narrow"/>
+          <w:b/>
+          <w:bCs/>
           <w:sz w:val="16"/>
           <w:szCs w:val="16"/>
         </w:rPr>
@@ -7555,7 +8515,7 @@
         <w:contextualSpacing/>
         <w:jc w:val="both"/>
         <w:rPr>
-          <w:rFonts w:ascii="Arial Narrow" w:hAnsi="Arial Narrow" w:cs="Arial"/>
+          <w:rFonts w:ascii="Arial Narrow" w:eastAsia="Arial Narrow" w:hAnsi="Arial Narrow" w:cs="Arial Narrow"/>
           <w:sz w:val="16"/>
           <w:szCs w:val="16"/>
         </w:rPr>
@@ -7563,7 +8523,7 @@
       <w:r>
         <w:rPr>
           <w:rStyle w:val="Refdenotaalpie"/>
-          <w:rFonts w:ascii="Arial Narrow" w:hAnsi="Arial Narrow" w:cs="Arial"/>
+          <w:rFonts w:ascii="Arial Narrow" w:eastAsia="Arial Narrow" w:hAnsi="Arial Narrow" w:cs="Arial Narrow"/>
           <w:sz w:val="16"/>
           <w:szCs w:val="16"/>
           <w:vertAlign w:val="superscript"/>
@@ -7572,7 +8532,7 @@
       </w:r>
       <w:r>
         <w:rPr>
-          <w:rFonts w:ascii="Arial Narrow" w:hAnsi="Arial Narrow" w:cs="Arial"/>
+          <w:rFonts w:ascii="Arial Narrow" w:eastAsia="Arial Narrow" w:hAnsi="Arial Narrow" w:cs="Arial Narrow"/>
           <w:sz w:val="16"/>
           <w:szCs w:val="16"/>
         </w:rPr>
@@ -7580,7 +8540,7 @@
       </w:r>
       <w:r>
         <w:rPr>
-          <w:rFonts w:ascii="Arial Narrow" w:hAnsi="Arial Narrow" w:cs="Arial"/>
+          <w:rFonts w:ascii="Arial Narrow" w:eastAsia="Arial Narrow" w:hAnsi="Arial Narrow" w:cs="Arial Narrow"/>
           <w:sz w:val="16"/>
           <w:szCs w:val="16"/>
         </w:rPr>
@@ -7588,7 +8548,7 @@
       </w:r>
       <w:r>
         <w:rPr>
-          <w:rFonts w:ascii="Arial Narrow" w:eastAsia="Arial" w:hAnsi="Arial Narrow" w:cs="Arial"/>
+          <w:rFonts w:ascii="Arial Narrow" w:eastAsia="Arial Narrow" w:hAnsi="Arial Narrow" w:cs="Arial Narrow"/>
           <w:b/>
           <w:sz w:val="16"/>
           <w:szCs w:val="16"/>
@@ -7603,7 +8563,7 @@
         <w:contextualSpacing/>
         <w:jc w:val="both"/>
         <w:rPr>
-          <w:rFonts w:ascii="Arial Narrow" w:hAnsi="Arial Narrow" w:cs="Arial"/>
+          <w:rFonts w:ascii="Arial Narrow" w:eastAsia="Arial Narrow" w:hAnsi="Arial Narrow" w:cs="Arial Narrow"/>
           <w:b/>
           <w:bCs/>
           <w:sz w:val="16"/>
@@ -7612,7 +8572,7 @@
       </w:pPr>
       <w:r>
         <w:rPr>
-          <w:rFonts w:ascii="Arial Narrow" w:hAnsi="Arial Narrow" w:cs="Arial"/>
+          <w:rFonts w:ascii="Arial Narrow" w:eastAsia="Arial Narrow" w:hAnsi="Arial Narrow" w:cs="Arial Narrow"/>
           <w:b/>
           <w:bCs/>
           <w:sz w:val="16"/>
@@ -7628,7 +8588,7 @@
         <w:contextualSpacing/>
         <w:jc w:val="both"/>
         <w:rPr>
-          <w:rFonts w:ascii="Arial Narrow" w:hAnsi="Arial Narrow" w:cs="Arial"/>
+          <w:rFonts w:ascii="Arial Narrow" w:eastAsia="Arial Narrow" w:hAnsi="Arial Narrow" w:cs="Arial Narrow"/>
           <w:sz w:val="16"/>
           <w:szCs w:val="16"/>
           <w:lang w:val="es-ES"/>
@@ -7636,7 +8596,7 @@
       </w:pPr>
       <w:r>
         <w:rPr>
-          <w:rFonts w:ascii="Arial Narrow" w:hAnsi="Arial Narrow" w:cs="Arial"/>
+          <w:rFonts w:ascii="Arial Narrow" w:eastAsia="Arial Narrow" w:hAnsi="Arial Narrow" w:cs="Arial Narrow"/>
           <w:sz w:val="16"/>
           <w:szCs w:val="16"/>
           <w:lang w:val="es-ES"/>
@@ -7651,7 +8611,7 @@
         <w:contextualSpacing/>
         <w:jc w:val="both"/>
         <w:rPr>
-          <w:rFonts w:ascii="Arial Narrow" w:hAnsi="Arial Narrow" w:cs="Arial"/>
+          <w:rFonts w:ascii="Arial Narrow" w:eastAsia="Arial Narrow" w:hAnsi="Arial Narrow" w:cs="Arial Narrow"/>
           <w:sz w:val="16"/>
           <w:szCs w:val="16"/>
           <w:lang w:val="es-ES"/>
@@ -7659,7 +8619,7 @@
       </w:pPr>
       <w:r>
         <w:rPr>
-          <w:rFonts w:ascii="Arial Narrow" w:hAnsi="Arial Narrow" w:cs="Arial"/>
+          <w:rFonts w:ascii="Arial Narrow" w:eastAsia="Arial Narrow" w:hAnsi="Arial Narrow" w:cs="Arial Narrow"/>
           <w:sz w:val="16"/>
           <w:szCs w:val="16"/>
           <w:lang w:val="es-ES"/>
@@ -7674,7 +8634,7 @@
         <w:contextualSpacing/>
         <w:jc w:val="both"/>
         <w:rPr>
-          <w:rFonts w:ascii="Arial Narrow" w:hAnsi="Arial Narrow" w:cs="Arial"/>
+          <w:rFonts w:ascii="Arial Narrow" w:eastAsia="Arial Narrow" w:hAnsi="Arial Narrow" w:cs="Arial Narrow"/>
           <w:sz w:val="16"/>
           <w:szCs w:val="16"/>
           <w:lang w:val="es-ES"/>
@@ -7682,13 +8642,26 @@
       </w:pPr>
       <w:r>
         <w:rPr>
-          <w:rFonts w:ascii="Arial Narrow" w:hAnsi="Arial Narrow" w:cs="Arial"/>
+          <w:rFonts w:ascii="Arial Narrow" w:eastAsia="Arial Narrow" w:hAnsi="Arial Narrow" w:cs="Arial Narrow"/>
           <w:sz w:val="16"/>
           <w:szCs w:val="16"/>
           <w:lang w:val="es-ES"/>
         </w:rPr>
         <w:t>En caso de no recibirse respuesta automática de recepción en un plazo máximo de dos (2) días hábiles contados desde el día siguiente de efectuado el acto de notificación vía correo electrónico, se procede a notificar por cédula conforme al inciso 20.1.1, volviéndose a computar el plazo establecido en el numeral 24.1 del artículo 24.</w:t>
       </w:r>
+    </w:p>
+    <w:p>
+      <w:pPr>
+        <w:pStyle w:val="Textonotapie"/>
+        <w:ind w:left="567" w:hanging="567"/>
+        <w:contextualSpacing/>
+        <w:jc w:val="both"/>
+        <w:rPr>
+          <w:rFonts w:ascii="Arial Narrow" w:eastAsia="Arial Narrow" w:hAnsi="Arial Narrow" w:cs="Arial Narrow"/>
+          <w:sz w:val="16"/>
+          <w:szCs w:val="16"/>
+        </w:rPr>
+      </w:pPr>
     </w:p>
   </w:footnote>
 </w:footnotes>

--- a/plantillas_maestras/01_seguro_vehicular/materia_general_asegurativa/2_o_mas_ddos_varios/varon/TPL_0875_2026_SEGURO_VEHICULAR_MATERIA_GENERAL_ASEGURATIVA_ASEGURADORA_VARON_R2.docx
+++ b/plantillas_maestras/01_seguro_vehicular/materia_general_asegurativa/2_o_mas_ddos_varios/varon/TPL_0875_2026_SEGURO_VEHICULAR_MATERIA_GENERAL_ASEGURATIVA_ASEGURADORA_VARON_R2.docx
@@ -582,147 +582,7 @@
           <w:lang w:val="es-ES" w:eastAsia="es-ES"/>
           <w14:ligatures w14:val="none"/>
         </w:rPr>
-        <w:t xml:space="preserve">Mediante el escrito del 13 de marzo de 2026 y el escrito del 30 de marzo de 2026, el señor [APELLIDO] denunció a Mapfre por presuntas infracciones a la Ley 29571, Código de Protección y Defensa del Consumidor (en adelante, Código), señalando lo siguiente:</w:t>
-      </w:r>
-      <w:r>
-        <w:rPr>
-          <w:rFonts w:ascii="Arial Narrow" w:eastAsia="Arial Narrow" w:hAnsi="Arial Narrow" w:cs="Arial Narrow"/>
-          <w:color w:val="000000"/>
-          <w:kern w:val="0"/>
-          <w:sz w:val="22"/>
-          <w:szCs w:val="22"/>
-          <w:lang w:val="es-ES" w:eastAsia="es-ES"/>
-          <w14:ligatures w14:val="none"/>
-        </w:rPr>
-        <w:t/>
-      </w:r>
-      <w:r>
-        <w:rPr>
-          <w:rFonts w:ascii="Arial Narrow" w:eastAsia="Arial Narrow" w:hAnsi="Arial Narrow" w:cs="Arial Narrow"/>
-          <w:kern w:val="0"/>
-          <w14:ligatures w14:val="none"/>
-          <w:sz w:val="22"/>
-          <w:szCs w:val="22"/>
-        </w:rPr>
-        <w:t xml:space="preserve"/>
-      </w:r>
-      <w:r>
-        <w:rPr>
-          <w:rFonts w:ascii="Arial Narrow" w:eastAsia="Arial Narrow" w:hAnsi="Arial Narrow" w:cs="Arial Narrow"/>
-          <w:kern w:val="0"/>
-          <w14:ligatures w14:val="none"/>
-          <w:sz w:val="22"/>
-          <w:szCs w:val="22"/>
-        </w:rPr>
-        <w:t/>
-      </w:r>
-      <w:r>
-        <w:rPr>
-          <w:rFonts w:ascii="Arial Narrow" w:eastAsia="Arial Narrow" w:hAnsi="Arial Narrow" w:cs="Arial Narrow"/>
-          <w:kern w:val="0"/>
-          <w14:ligatures w14:val="none"/>
-          <w:sz w:val="22"/>
-          <w:szCs w:val="22"/>
-        </w:rPr>
-        <w:t/>
-      </w:r>
-      <w:r>
-        <w:rPr>
-          <w:rFonts w:ascii="Arial Narrow" w:eastAsia="Arial Narrow" w:hAnsi="Arial Narrow" w:cs="Arial Narrow"/>
-          <w:kern w:val="0"/>
-          <w14:ligatures w14:val="none"/>
-          <w:sz w:val="22"/>
-          <w:szCs w:val="22"/>
-        </w:rPr>
-        <w:t xml:space="preserve"/>
-      </w:r>
-      <w:r>
-        <w:rPr>
-          <w:rFonts w:ascii="Arial Narrow" w:eastAsia="Arial Narrow" w:hAnsi="Arial Narrow" w:cs="Arial Narrow"/>
-          <w:kern w:val="0"/>
-          <w14:ligatures w14:val="none"/>
-          <w:sz w:val="22"/>
-          <w:szCs w:val="22"/>
-        </w:rPr>
-        <w:t/>
-      </w:r>
-      <w:r>
-        <w:rPr>
-          <w:rFonts w:ascii="Arial Narrow" w:eastAsia="Arial Narrow" w:hAnsi="Arial Narrow" w:cs="Arial Narrow"/>
-          <w:kern w:val="0"/>
-          <w14:ligatures w14:val="none"/>
-          <w:sz w:val="22"/>
-          <w:szCs w:val="22"/>
-        </w:rPr>
-        <w:t xml:space="preserve"/>
-      </w:r>
-      <w:r>
-        <w:rPr>
-          <w:rFonts w:ascii="Arial Narrow" w:eastAsia="Arial Narrow" w:hAnsi="Arial Narrow" w:cs="Arial Narrow"/>
-          <w:kern w:val="0"/>
-          <w14:ligatures w14:val="none"/>
-          <w:sz w:val="22"/>
-          <w:szCs w:val="22"/>
-        </w:rPr>
-        <w:t xml:space="preserve"/>
-      </w:r>
-      <w:r>
-        <w:rPr>
-          <w:rFonts w:ascii="Arial Narrow" w:eastAsia="Arial Narrow" w:hAnsi="Arial Narrow" w:cs="Arial Narrow"/>
-          <w:kern w:val="0"/>
-          <w14:ligatures w14:val="none"/>
-          <w:sz w:val="22"/>
-          <w:szCs w:val="22"/>
-        </w:rPr>
-        <w:t/>
-      </w:r>
-      <w:r>
-        <w:rPr>
-          <w:rFonts w:ascii="Arial Narrow" w:eastAsia="Arial Narrow" w:hAnsi="Arial Narrow" w:cs="Arial Narrow"/>
-          <w:color w:val="000000"/>
-          <w:kern w:val="0"/>
-          <w:sz w:val="22"/>
-          <w:szCs w:val="22"/>
-          <w:lang w:val="es-ES" w:eastAsia="es-ES"/>
-          <w14:ligatures w14:val="none"/>
-        </w:rPr>
-        <w:t xml:space="preserve"/>
-      </w:r>
-      <w:r>
-        <w:rPr>
-          <w:rFonts w:ascii="Arial Narrow" w:eastAsia="Arial Narrow" w:hAnsi="Arial Narrow" w:cs="Arial Narrow"/>
-          <w:color w:val="000000"/>
-          <w:kern w:val="0"/>
-          <w:sz w:val="22"/>
-          <w:szCs w:val="22"/>
-          <w:lang w:val="es-ES" w:eastAsia="es-ES"/>
-          <w14:ligatures w14:val="none"/>
-        </w:rPr>
-        <w:t xml:space="preserve"/>
-      </w:r>
-      <w:r>
-        <w:rPr>
-          <w:rFonts w:ascii="Arial Narrow" w:eastAsia="Arial Narrow" w:hAnsi="Arial Narrow" w:cs="Arial Narrow"/>
-          <w:color w:val="000000"/>
-          <w:kern w:val="0"/>
-          <w:sz w:val="22"/>
-          <w:szCs w:val="22"/>
-          <w:lang w:val="es-ES" w:eastAsia="es-ES"/>
-          <w14:ligatures w14:val="none"/>
-        </w:rPr>
-        <w:t xml:space="preserve"/>
-      </w:r>
-      <w:r>
-        <w:rPr>
-          <w:rFonts w:ascii="Arial Narrow" w:eastAsia="Arial Narrow" w:hAnsi="Arial Narrow" w:cs="Arial Narrow"/>
-          <w:color w:val="000000"/>
-          <w:kern w:val="0"/>
-          <w:sz w:val="22"/>
-          <w:szCs w:val="22"/>
-          <w:lang w:val="es-ES" w:eastAsia="es-ES"/>
-          <w14:ligatures w14:val="none"/>
-        </w:rPr>
-        <w:t/>
+        <w:t xml:space="preserve">Mediante el escrito del 13 de marzo de 2026 y el escrito del 30 de marzo de 2026, el señor [APELLIDO] denunció a Mapfre por presuntas infracciones a la Ley 29571, Código de Protección y Defensa del Consumidor</w:t>
       </w:r>
       <w:r>
         <w:rPr>
@@ -737,6 +597,158 @@
           <w14:ligatures w14:val="none"/>
         </w:rPr>
         <w:footnoteReference w:id="1"/>
+      </w:r>
+      <w:r>
+        <w:rPr>
+          <w:rFonts w:ascii="Arial Narrow" w:eastAsia="Arial Narrow" w:hAnsi="Arial Narrow" w:cs="Arial Narrow"/>
+          <w:color w:val="000000"/>
+          <w:kern w:val="0"/>
+          <w:sz w:val="22"/>
+          <w:szCs w:val="22"/>
+          <w:lang w:val="es-ES" w:eastAsia="es-ES"/>
+          <w14:ligatures w14:val="none"/>
+        </w:rPr>
+        <w:t xml:space="preserve"> (en adelante, Código), señalando lo siguiente:</w:t>
+      </w:r>
+      <w:r>
+        <w:rPr>
+          <w:rFonts w:ascii="Arial Narrow" w:eastAsia="Arial Narrow" w:hAnsi="Arial Narrow" w:cs="Arial Narrow"/>
+          <w:color w:val="000000"/>
+          <w:kern w:val="0"/>
+          <w:sz w:val="22"/>
+          <w:szCs w:val="22"/>
+          <w:lang w:val="es-ES" w:eastAsia="es-ES"/>
+          <w14:ligatures w14:val="none"/>
+        </w:rPr>
+        <w:t/>
+      </w:r>
+      <w:r>
+        <w:rPr>
+          <w:rFonts w:ascii="Arial Narrow" w:eastAsia="Arial Narrow" w:hAnsi="Arial Narrow" w:cs="Arial Narrow"/>
+          <w:kern w:val="0"/>
+          <w14:ligatures w14:val="none"/>
+          <w:sz w:val="22"/>
+          <w:szCs w:val="22"/>
+        </w:rPr>
+        <w:t xml:space="preserve"/>
+      </w:r>
+      <w:r>
+        <w:rPr>
+          <w:rFonts w:ascii="Arial Narrow" w:eastAsia="Arial Narrow" w:hAnsi="Arial Narrow" w:cs="Arial Narrow"/>
+          <w:kern w:val="0"/>
+          <w14:ligatures w14:val="none"/>
+          <w:sz w:val="22"/>
+          <w:szCs w:val="22"/>
+        </w:rPr>
+        <w:t/>
+      </w:r>
+      <w:r>
+        <w:rPr>
+          <w:rFonts w:ascii="Arial Narrow" w:eastAsia="Arial Narrow" w:hAnsi="Arial Narrow" w:cs="Arial Narrow"/>
+          <w:kern w:val="0"/>
+          <w14:ligatures w14:val="none"/>
+          <w:sz w:val="22"/>
+          <w:szCs w:val="22"/>
+        </w:rPr>
+        <w:t/>
+      </w:r>
+      <w:r>
+        <w:rPr>
+          <w:rFonts w:ascii="Arial Narrow" w:eastAsia="Arial Narrow" w:hAnsi="Arial Narrow" w:cs="Arial Narrow"/>
+          <w:kern w:val="0"/>
+          <w14:ligatures w14:val="none"/>
+          <w:sz w:val="22"/>
+          <w:szCs w:val="22"/>
+        </w:rPr>
+        <w:t xml:space="preserve"/>
+      </w:r>
+      <w:r>
+        <w:rPr>
+          <w:rFonts w:ascii="Arial Narrow" w:eastAsia="Arial Narrow" w:hAnsi="Arial Narrow" w:cs="Arial Narrow"/>
+          <w:kern w:val="0"/>
+          <w14:ligatures w14:val="none"/>
+          <w:sz w:val="22"/>
+          <w:szCs w:val="22"/>
+        </w:rPr>
+        <w:t/>
+      </w:r>
+      <w:r>
+        <w:rPr>
+          <w:rFonts w:ascii="Arial Narrow" w:eastAsia="Arial Narrow" w:hAnsi="Arial Narrow" w:cs="Arial Narrow"/>
+          <w:kern w:val="0"/>
+          <w14:ligatures w14:val="none"/>
+          <w:sz w:val="22"/>
+          <w:szCs w:val="22"/>
+        </w:rPr>
+        <w:t xml:space="preserve"/>
+      </w:r>
+      <w:r>
+        <w:rPr>
+          <w:rFonts w:ascii="Arial Narrow" w:eastAsia="Arial Narrow" w:hAnsi="Arial Narrow" w:cs="Arial Narrow"/>
+          <w:kern w:val="0"/>
+          <w14:ligatures w14:val="none"/>
+          <w:sz w:val="22"/>
+          <w:szCs w:val="22"/>
+        </w:rPr>
+        <w:t xml:space="preserve"/>
+      </w:r>
+      <w:r>
+        <w:rPr>
+          <w:rFonts w:ascii="Arial Narrow" w:eastAsia="Arial Narrow" w:hAnsi="Arial Narrow" w:cs="Arial Narrow"/>
+          <w:kern w:val="0"/>
+          <w14:ligatures w14:val="none"/>
+          <w:sz w:val="22"/>
+          <w:szCs w:val="22"/>
+        </w:rPr>
+        <w:t/>
+      </w:r>
+      <w:r>
+        <w:rPr>
+          <w:rFonts w:ascii="Arial Narrow" w:eastAsia="Arial Narrow" w:hAnsi="Arial Narrow" w:cs="Arial Narrow"/>
+          <w:color w:val="000000"/>
+          <w:kern w:val="0"/>
+          <w:sz w:val="22"/>
+          <w:szCs w:val="22"/>
+          <w:lang w:val="es-ES" w:eastAsia="es-ES"/>
+          <w14:ligatures w14:val="none"/>
+        </w:rPr>
+        <w:t xml:space="preserve"/>
+      </w:r>
+      <w:r>
+        <w:rPr>
+          <w:rFonts w:ascii="Arial Narrow" w:eastAsia="Arial Narrow" w:hAnsi="Arial Narrow" w:cs="Arial Narrow"/>
+          <w:color w:val="000000"/>
+          <w:kern w:val="0"/>
+          <w:sz w:val="22"/>
+          <w:szCs w:val="22"/>
+          <w:lang w:val="es-ES" w:eastAsia="es-ES"/>
+          <w14:ligatures w14:val="none"/>
+        </w:rPr>
+        <w:t xml:space="preserve"/>
+      </w:r>
+      <w:r>
+        <w:rPr>
+          <w:rFonts w:ascii="Arial Narrow" w:eastAsia="Arial Narrow" w:hAnsi="Arial Narrow" w:cs="Arial Narrow"/>
+          <w:color w:val="000000"/>
+          <w:kern w:val="0"/>
+          <w:sz w:val="22"/>
+          <w:szCs w:val="22"/>
+          <w:lang w:val="es-ES" w:eastAsia="es-ES"/>
+          <w14:ligatures w14:val="none"/>
+        </w:rPr>
+        <w:t xml:space="preserve"/>
+      </w:r>
+      <w:r>
+        <w:rPr>
+          <w:rFonts w:ascii="Arial Narrow" w:eastAsia="Arial Narrow" w:hAnsi="Arial Narrow" w:cs="Arial Narrow"/>
+          <w:color w:val="000000"/>
+          <w:kern w:val="0"/>
+          <w:sz w:val="22"/>
+          <w:szCs w:val="22"/>
+          <w:lang w:val="es-ES" w:eastAsia="es-ES"/>
+          <w14:ligatures w14:val="none"/>
+        </w:rPr>
+        <w:t/>
       </w:r>
       <w:r>
         <w:rPr>
@@ -2435,23 +2447,35 @@
           <w:lang w:eastAsia="es-PE"/>
           <w14:ligatures w14:val="none"/>
         </w:rPr>
-        <w:t xml:space="preserve">La Secretaría Técnica de la Comisión de Protección al Consumidor 1 (en adelante, la Secretaría Técnica), en ejercicio de sus facultades, considera que el hecho denunciado, consistente en que la compañía aseguradora no habría cumplido con atender, dentro del plazo legal, la solicitud de otorgamiento de indemnización de la Póliza 3011900037286 del Seguro de Responsabilidad Civil Frente a Terceros presentada por el denunciante por el fallecimiento de su hijo, el señor [APELLIDO] [APELLIDO] Cespedes; involucraría una presunta afectación a sus expectativas, quien no habría encontrado una correspondencia entre lo que esperaba recibir de parte del proveedor y lo que realmente recibió. Por consiguiente, corresponde calificar el hecho materia de denuncia como una presunta infracción al deber de idoneidad, tipificado en los artículos 18 y 19 del Código.</w:t>
+        <w:t xml:space="preserve">La Secretaría Técnica de la Comisión de Protección al Consumidor 1 (en adelante, la Secretaría Técnica), en ejercicio de sus facultades</w:t>
+      </w:r>
+      <w:r>
+        <w:rPr>
+          <w:rStyle w:val="Refdenotaalpie"/>
+          <w:rFonts w:ascii="Arial Narrow" w:eastAsia="Arial Narrow" w:hAnsi="Arial Narrow" w:cs="Arial Narrow"/>
+          <w:kern w:val="0"/>
+          <w:sz w:val="22"/>
+          <w:szCs w:val="22"/>
+          <w:vertAlign w:val="superscript"/>
+          <w14:ligatures w14:val="none"/>
+        </w:rPr>
+        <w:footnoteReference w:id="2"/>
+      </w:r>
+      <w:r>
+        <w:rPr>
+          <w:rFonts w:ascii="Arial Narrow" w:eastAsia="Arial Narrow" w:hAnsi="Arial Narrow" w:cs="Arial Narrow"/>
+          <w:color w:val="000000"/>
+          <w:kern w:val="0"/>
+          <w:sz w:val="22"/>
+          <w:szCs w:val="22"/>
+          <w:lang w:eastAsia="es-PE"/>
+          <w14:ligatures w14:val="none"/>
+        </w:rPr>
+        <w:t xml:space="preserve">, considera que el hecho denunciado, consistente en que la compañía aseguradora no habría cumplido con atender, dentro del plazo legal, la solicitud de otorgamiento de indemnización de la Póliza 3011900037286 del Seguro de Responsabilidad Civil Frente a Terceros presentada por el denunciante por el fallecimiento de su hijo, el señor [APELLIDO] [APELLIDO] Cespedes; involucraría una presunta afectación a sus expectativas, quien no habría encontrado una correspondencia entre lo que esperaba recibir de parte del proveedor y lo que realmente recibió. Por consiguiente, corresponde calificar el hecho materia de denuncia como una presunta infracción al deber de idoneidad, tipificado en los artículos 18 y 19 del Código.</w:t>
       </w:r>
       <w:bookmarkEnd w:id="3"/>
       <w:bookmarkEnd w:id="4"/>
       <w:bookmarkEnd w:id="5"/>
-      <w:r>
-        <w:rPr>
-          <w:rStyle w:val="Refdenotaalpie"/>
-          <w:rFonts w:ascii="Arial Narrow" w:eastAsia="Arial Narrow" w:hAnsi="Arial Narrow" w:cs="Arial Narrow"/>
-          <w:kern w:val="0"/>
-          <w:sz w:val="22"/>
-          <w:szCs w:val="22"/>
-          <w:vertAlign w:val="superscript"/>
-          <w14:ligatures w14:val="none"/>
-        </w:rPr>
-        <w:footnoteReference w:id="2"/>
-      </w:r>
       <w:r>
         <w:rPr>
           <w:rFonts w:ascii="Arial Narrow" w:eastAsia="Arial Narrow" w:hAnsi="Arial Narrow" w:cs="Arial Narrow"/>
@@ -3195,12 +3219,23 @@
           <w:lang w:eastAsia="es-PE"/>
           <w14:ligatures w14:val="none"/>
         </w:rPr>
-        <w:t xml:space="preserve">PRIMERO: </w:t>
-      </w:r>
-      <w:r>
-        <w:rPr>
-          <w:rFonts w:ascii="Arial Narrow" w:eastAsia="Arial Narrow" w:hAnsi="Arial Narrow" w:cs="Arial Narrow"/>
-          <w:bCs/>
+        <w:t xml:space="preserve">PRIMERO:</w:t>
+      </w:r>
+      <w:r>
+        <w:rPr>
+          <w:rFonts w:ascii="Arial Narrow" w:eastAsia="Arial Narrow" w:hAnsi="Arial Narrow" w:cs="Arial Narrow"/>
+          <w:color w:val="000000"/>
+          <w:kern w:val="0"/>
+          <w:sz w:val="22"/>
+          <w:szCs w:val="22"/>
+          <w:lang w:eastAsia="es-PE"/>
+          <w14:ligatures w14:val="none"/>
+        </w:rPr>
+        <w:t xml:space="preserve"> </w:t>
+      </w:r>
+      <w:r>
+        <w:rPr>
+          <w:rFonts w:ascii="Arial Narrow" w:eastAsia="Arial Narrow" w:hAnsi="Arial Narrow" w:cs="Arial Narrow"/>
           <w:color w:val="000000"/>
           <w:kern w:val="0"/>
           <w:sz w:val="22"/>
@@ -3213,7 +3248,6 @@
       <w:r>
         <w:rPr>
           <w:rFonts w:ascii="Arial Narrow" w:eastAsia="Arial Narrow" w:hAnsi="Arial Narrow" w:cs="Arial Narrow"/>
-          <w:bCs/>
           <w:color w:val="000000"/>
           <w:kern w:val="0"/>
           <w:sz w:val="22"/>
@@ -3226,7 +3260,6 @@
       <w:r>
         <w:rPr>
           <w:rFonts w:ascii="Arial Narrow" w:eastAsia="Arial Narrow" w:hAnsi="Arial Narrow" w:cs="Arial Narrow"/>
-          <w:bCs/>
           <w:color w:val="000000"/>
           <w:kern w:val="0"/>
           <w:sz w:val="22"/>
@@ -3239,7 +3272,6 @@
       <w:r>
         <w:rPr>
           <w:rFonts w:ascii="Arial Narrow" w:eastAsia="Arial Narrow" w:hAnsi="Arial Narrow" w:cs="Arial Narrow"/>
-          <w:bCs/>
           <w:color w:val="000000"/>
           <w:kern w:val="0"/>
           <w:sz w:val="22"/>
@@ -3252,7 +3284,6 @@
       <w:r>
         <w:rPr>
           <w:rFonts w:ascii="Arial Narrow" w:eastAsia="Arial Narrow" w:hAnsi="Arial Narrow" w:cs="Arial Narrow"/>
-          <w:bCs/>
           <w:color w:val="000000"/>
           <w:kern w:val="0"/>
           <w:sz w:val="22"/>
@@ -3304,12 +3335,23 @@
           <w:lang w:eastAsia="es-PE"/>
           <w14:ligatures w14:val="none"/>
         </w:rPr>
-        <w:t xml:space="preserve">SEGUNDO: admitir a trámite la denuncia del 13 de marzo de 2026 y el escrito del 30 de marzo de 2026, interpuesta por el señor [DENUNCIANTE] contra Mapfre Perú Compañía de Seguros y Reaseguros S.A., por la presunta infracción a los artículos 18 y 19 de la Ley 29571, Código de Protección y Defensa del Consumidor, en tanto la compañía aseguradora no habría cumplido con atender, dentro del plazo legal, la solicitud de otorgamiento de indemnización de la Póliza 3011900037286 del Seguro de Responsabilidad Civil Frente a Terceros presentada por el denunciante por el fallecimiento de su hijo, el señor [APELLIDO] [APELLIDO] Cespedes.</w:t>
-      </w:r>
-      <w:r>
-        <w:rPr>
-          <w:rFonts w:ascii="Arial Narrow" w:eastAsia="Arial Narrow" w:hAnsi="Arial Narrow" w:cs="Arial Narrow"/>
-          <w:b/>
+        <w:t xml:space="preserve">SEGUNDO:</w:t>
+      </w:r>
+      <w:r>
+        <w:rPr>
+          <w:rFonts w:ascii="Arial Narrow" w:eastAsia="Arial Narrow" w:hAnsi="Arial Narrow" w:cs="Arial Narrow"/>
+          <w:color w:val="000000"/>
+          <w:kern w:val="0"/>
+          <w:sz w:val="22"/>
+          <w:szCs w:val="22"/>
+          <w:lang w:eastAsia="es-PE"/>
+          <w14:ligatures w14:val="none"/>
+        </w:rPr>
+        <w:t xml:space="preserve"> admitir a trámite la denuncia del 13 de marzo de 2026 y el escrito del 30 de marzo de 2026, interpuesta por el señor [DENUNCIANTE] contra Mapfre Perú Compañía de Seguros y Reaseguros S.A., por la presunta infracción a los artículos 18 y 19 de la Ley 29571, Código de Protección y Defensa del Consumidor, en tanto la compañía aseguradora no habría cumplido con atender, dentro del plazo legal, la solicitud de otorgamiento de indemnización de la Póliza 3011900037286 del Seguro de Responsabilidad Civil Frente a Terceros presentada por el denunciante por el fallecimiento de su hijo, el señor [APELLIDO] [APELLIDO] Cespedes.</w:t>
+      </w:r>
+      <w:r>
+        <w:rPr>
+          <w:rFonts w:ascii="Arial Narrow" w:eastAsia="Arial Narrow" w:hAnsi="Arial Narrow" w:cs="Arial Narrow"/>
           <w:color w:val="000000"/>
           <w:kern w:val="0"/>
           <w:sz w:val="22"/>
@@ -3360,7 +3402,6 @@
       <w:r>
         <w:rPr>
           <w:rFonts w:ascii="Arial Narrow" w:eastAsia="Arial Narrow" w:hAnsi="Arial Narrow" w:cs="Arial Narrow"/>
-          <w:bCs/>
           <w:spacing w:val="-3"/>
           <w:kern w:val="0"/>
           <w14:ligatures w14:val="none"/>
@@ -3385,7 +3426,6 @@
       <w:r>
         <w:rPr>
           <w:rFonts w:ascii="Arial Narrow" w:eastAsia="Arial Narrow" w:hAnsi="Arial Narrow" w:cs="Arial Narrow"/>
-          <w:bCs/>
           <w:sz w:val="22"/>
           <w:szCs w:val="22"/>
         </w:rPr>
@@ -3787,7 +3827,19 @@
           <w:lang w:eastAsia="es-PE"/>
           <w14:ligatures w14:val="none"/>
         </w:rPr>
-        <w:t xml:space="preserve">: </w:t>
+        <w:t xml:space="preserve">:</w:t>
+      </w:r>
+      <w:r>
+        <w:rPr>
+          <w:rFonts w:ascii="Arial Narrow" w:eastAsia="Arial Narrow" w:hAnsi="Arial Narrow" w:cs="Arial Narrow"/>
+          <w:color w:val="000000"/>
+          <w:kern w:val="0"/>
+          <w:sz w:val="22"/>
+          <w:szCs w:val="22"/>
+          <w:lang w:eastAsia="es-PE"/>
+          <w14:ligatures w14:val="none"/>
+        </w:rPr>
+        <w:t xml:space="preserve"> </w:t>
       </w:r>
       <w:r>
         <w:rPr>
@@ -3804,7 +3856,6 @@
       <w:r>
         <w:rPr>
           <w:rFonts w:ascii="Arial Narrow" w:eastAsia="Arial Narrow" w:hAnsi="Arial Narrow" w:cs="Arial Narrow"/>
-          <w:bCs/>
           <w:sz w:val="22"/>
           <w:szCs w:val="22"/>
         </w:rPr>
@@ -4177,7 +4228,15 @@
           <w:sz w:val="22"/>
           <w:szCs w:val="22"/>
         </w:rPr>
-        <w:t xml:space="preserve">QUINTO: </w:t>
+        <w:t xml:space="preserve">QUINTO:</w:t>
+      </w:r>
+      <w:r>
+        <w:rPr>
+          <w:rFonts w:ascii="Arial Narrow" w:eastAsia="Arial Narrow" w:hAnsi="Arial Narrow" w:cs="Arial Narrow"/>
+          <w:sz w:val="22"/>
+          <w:szCs w:val="22"/>
+        </w:rPr>
+        <w:t xml:space="preserve"> </w:t>
       </w:r>
       <w:r>
         <w:rPr>
@@ -4199,7 +4258,7 @@
           <w:lang w:val="es-ES" w:eastAsia="es-ES"/>
           <w14:ligatures w14:val="none"/>
         </w:rPr>
-        <w:footnoteReference w:id="12"/>
+        <w:footnoteReference w:id="7"/>
       </w:r>
       <w:r>
         <w:rPr>
@@ -4221,7 +4280,7 @@
           <w:lang w:val="es-ES" w:eastAsia="es-ES"/>
           <w14:ligatures w14:val="none"/>
         </w:rPr>
-        <w:footnoteReference w:id="13"/>
+        <w:footnoteReference w:id="8"/>
       </w:r>
       <w:r>
         <w:rPr>
@@ -4285,7 +4344,19 @@
           <w:lang w:eastAsia="es-PE"/>
           <w14:ligatures w14:val="none"/>
         </w:rPr>
-        <w:t xml:space="preserve">: </w:t>
+        <w:t xml:space="preserve">:</w:t>
+      </w:r>
+      <w:r>
+        <w:rPr>
+          <w:rFonts w:ascii="Arial Narrow" w:eastAsia="Arial Narrow" w:hAnsi="Arial Narrow" w:cs="Arial Narrow"/>
+          <w:color w:val="000000"/>
+          <w:kern w:val="0"/>
+          <w:sz w:val="22"/>
+          <w:szCs w:val="22"/>
+          <w:lang w:eastAsia="es-PE"/>
+          <w14:ligatures w14:val="none"/>
+        </w:rPr>
+        <w:t xml:space="preserve"> </w:t>
       </w:r>
       <w:bookmarkStart w:id="15" w:name="_Hlk188286813"/>
       <w:r>
@@ -4618,7 +4689,7 @@
           <w:lang w:eastAsia="es-PE"/>
           <w14:ligatures w14:val="none"/>
         </w:rPr>
-        <w:footnoteReference w:id="7"/>
+        <w:footnoteReference w:id="9"/>
       </w:r>
       <w:r>
         <w:rPr>
@@ -4729,7 +4800,7 @@
           <w:lang w:eastAsia="es-PE"/>
           <w14:ligatures w14:val="none"/>
         </w:rPr>
-        <w:footnoteReference w:id="8"/>
+        <w:footnoteReference w:id="10"/>
       </w:r>
       <w:r>
         <w:rPr>
@@ -4805,7 +4876,7 @@
           <w:lang w:eastAsia="es-PE"/>
           <w14:ligatures w14:val="none"/>
         </w:rPr>
-        <w:footnoteReference w:id="9"/>
+        <w:footnoteReference w:id="11"/>
       </w:r>
       <w:r>
         <w:rPr>
@@ -5032,7 +5103,7 @@
           <w:vertAlign w:val="superscript"/>
           <w14:ligatures w14:val="none"/>
         </w:rPr>
-        <w:footnoteReference w:id="10"/>
+        <w:footnoteReference w:id="12"/>
       </w:r>
       <w:r>
         <w:rPr>
@@ -5050,7 +5121,6 @@
           <w:kern w:val="0"/>
           <w:sz w:val="22"/>
           <w:szCs w:val="22"/>
-          <w:u w:val="single"/>
           <w14:ligatures w14:val="none"/>
         </w:rPr>
         <w:t>expresamente su facultad para asistir y conciliar en su representación</w:t>
@@ -5058,7 +5128,6 @@
       <w:r>
         <w:rPr>
           <w:rFonts w:ascii="Arial Narrow" w:eastAsia="Arial Narrow" w:hAnsi="Arial Narrow" w:cs="Arial Narrow"/>
-          <w:bCs/>
           <w:kern w:val="0"/>
           <w14:ligatures w14:val="none"/>
           <w:sz w:val="22"/>
@@ -5069,8 +5138,6 @@
       <w:r>
         <w:rPr>
           <w:rFonts w:ascii="Arial Narrow" w:eastAsia="Arial Narrow" w:hAnsi="Arial Narrow" w:cs="Arial Narrow"/>
-          <w:b/>
-          <w:bCs/>
           <w:kern w:val="0"/>
           <w14:ligatures w14:val="none"/>
           <w:sz w:val="22"/>
@@ -5084,7 +5151,6 @@
           <w:kern w:val="0"/>
           <w:sz w:val="22"/>
           <w:szCs w:val="22"/>
-          <w:u w:val="single"/>
           <w14:ligatures w14:val="none"/>
         </w:rPr>
         <w:t xml:space="preserve">Ello bajo apercibimiento de no realizar la audiencia de conciliación y levantar el acta de inasistencia correspondiente. </w:t>
@@ -5205,7 +5271,15 @@
           <w:sz w:val="22"/>
           <w:szCs w:val="22"/>
         </w:rPr>
-        <w:t xml:space="preserve">DÉCIMO PRIMERO: </w:t>
+        <w:t xml:space="preserve">DÉCIMO PRIMERO:</w:t>
+      </w:r>
+      <w:r>
+        <w:rPr>
+          <w:rFonts w:ascii="Arial Narrow" w:eastAsia="Arial Narrow" w:hAnsi="Arial Narrow" w:cs="Arial Narrow"/>
+          <w:sz w:val="22"/>
+          <w:szCs w:val="22"/>
+        </w:rPr>
+        <w:t xml:space="preserve"> </w:t>
       </w:r>
       <w:r>
         <w:rPr>
@@ -5366,7 +5440,7 @@
           <w:szCs w:val="22"/>
           <w:vertAlign w:val="superscript"/>
         </w:rPr>
-        <w:footnoteReference w:id="11"/>
+        <w:footnoteReference w:id="13"/>
       </w:r>
       <w:r>
         <w:rPr>
@@ -5867,6 +5941,9 @@
     <w:p>
       <w:pPr>
         <w:pStyle w:val="Textonotapie"/>
+        <w:tabs>
+          <w:tab w:val="left" w:pos="567"/>
+        </w:tabs>
         <w:ind w:left="567" w:hanging="567"/>
         <w:contextualSpacing/>
         <w:jc w:val="both"/>
@@ -5892,7 +5969,8 @@
           <w:sz w:val="16"/>
           <w:szCs w:val="16"/>
         </w:rPr>
-        <w:t xml:space="preserve"> </w:t>
+        <w:tab/>
+        <w:t xml:space="preserve"/>
       </w:r>
       <w:r>
         <w:rPr>
@@ -5969,7 +6047,8 @@
           <w:sz w:val="16"/>
           <w:szCs w:val="16"/>
         </w:rPr>
-        <w:t xml:space="preserve"> </w:t>
+        <w:tab/>
+        <w:t xml:space="preserve"/>
       </w:r>
       <w:r>
         <w:rPr>
@@ -6080,10 +6159,30 @@
         <w:jc w:val="both"/>
         <w:rPr>
           <w:rFonts w:ascii="Arial Narrow" w:eastAsia="Arial Narrow" w:hAnsi="Arial Narrow" w:cs="Arial Narrow"/>
-          <w:sz w:val="16"/>
-          <w:szCs w:val="16"/>
-        </w:rPr>
-      </w:pPr>
+          <w:b/>
+          <w:bCs/>
+          <w:sz w:val="16"/>
+          <w:szCs w:val="16"/>
+        </w:rPr>
+      </w:pPr>
+      <w:r>
+        <w:rPr>
+          <w:rFonts w:ascii="Arial Narrow" w:eastAsia="Arial Narrow" w:hAnsi="Arial Narrow" w:cs="Arial Narrow"/>
+          <w:sz w:val="16"/>
+          <w:szCs w:val="16"/>
+        </w:rPr>
+        <w:tab/>
+      </w:r>
+      <w:r>
+        <w:rPr>
+          <w:rFonts w:ascii="Arial Narrow" w:eastAsia="Arial Narrow" w:hAnsi="Arial Narrow" w:cs="Arial Narrow"/>
+          <w:b/>
+          <w:bCs/>
+          <w:sz w:val="16"/>
+          <w:szCs w:val="16"/>
+        </w:rPr>
+        <w:t xml:space="preserve">LEY DE ORGANIZACIÓN Y FUNCIONES DEL INDECOPI, APROBADA POR DECRETO LEGISLATIVO 1033 </w:t>
+      </w:r>
     </w:p>
     <w:p>
       <w:pPr>
@@ -6096,29 +6195,28 @@
         <w:jc w:val="both"/>
         <w:rPr>
           <w:rFonts w:ascii="Arial Narrow" w:eastAsia="Arial Narrow" w:hAnsi="Arial Narrow" w:cs="Arial Narrow"/>
+          <w:sz w:val="16"/>
+          <w:szCs w:val="16"/>
+        </w:rPr>
+      </w:pPr>
+      <w:r>
+        <w:rPr>
+          <w:rFonts w:ascii="Arial Narrow" w:eastAsia="Arial Narrow" w:hAnsi="Arial Narrow" w:cs="Arial Narrow"/>
           <w:b/>
           <w:bCs/>
           <w:sz w:val="16"/>
           <w:szCs w:val="16"/>
         </w:rPr>
-      </w:pPr>
-      <w:r>
-        <w:rPr>
-          <w:rFonts w:ascii="Arial Narrow" w:eastAsia="Arial Narrow" w:hAnsi="Arial Narrow" w:cs="Arial Narrow"/>
-          <w:sz w:val="16"/>
-          <w:szCs w:val="16"/>
-        </w:rPr>
         <w:tab/>
-      </w:r>
-      <w:r>
-        <w:rPr>
-          <w:rFonts w:ascii="Arial Narrow" w:eastAsia="Arial Narrow" w:hAnsi="Arial Narrow" w:cs="Arial Narrow"/>
-          <w:b/>
-          <w:bCs/>
-          <w:sz w:val="16"/>
-          <w:szCs w:val="16"/>
-        </w:rPr>
-        <w:t xml:space="preserve">LEY DE ORGANIZACIÓN Y FUNCIONES DEL INDECOPI, APROBADA POR DECRETO LEGISLATIVO 1033 </w:t>
+        <w:t>Artículo 27.-</w:t>
+      </w:r>
+      <w:r>
+        <w:rPr>
+          <w:rFonts w:ascii="Arial Narrow" w:eastAsia="Arial Narrow" w:hAnsi="Arial Narrow" w:cs="Arial Narrow"/>
+          <w:sz w:val="16"/>
+          <w:szCs w:val="16"/>
+        </w:rPr>
+        <w:t xml:space="preserve"> De la Comisión de Protección al Consumidor.- </w:t>
       </w:r>
     </w:p>
     <w:p>
@@ -6139,21 +6237,11 @@
       <w:r>
         <w:rPr>
           <w:rFonts w:ascii="Arial Narrow" w:eastAsia="Arial Narrow" w:hAnsi="Arial Narrow" w:cs="Arial Narrow"/>
-          <w:b/>
-          <w:bCs/>
           <w:sz w:val="16"/>
           <w:szCs w:val="16"/>
         </w:rPr>
         <w:tab/>
-        <w:t>Artículo 27.-</w:t>
-      </w:r>
-      <w:r>
-        <w:rPr>
-          <w:rFonts w:ascii="Arial Narrow" w:eastAsia="Arial Narrow" w:hAnsi="Arial Narrow" w:cs="Arial Narrow"/>
-          <w:sz w:val="16"/>
-          <w:szCs w:val="16"/>
-        </w:rPr>
-        <w:t xml:space="preserve"> De la Comisión de Protección al Consumidor.- </w:t>
+        <w:t>Corresponde a la Comisión de Protección al Consumidor velar por el cumplimiento de la Ley de Protección al Consumidor y de las leyes que, en general, protegen a los consumidores de la falta de idoneidad de los bienes y servicios en función de la información brindada, de las omisiones de información y de la discriminación en el consumo, así como de aquellas que complementen o sustituyan a las anteriores.</w:t>
       </w:r>
     </w:p>
     <w:p>
@@ -6167,20 +6255,15 @@
         <w:jc w:val="both"/>
         <w:rPr>
           <w:rFonts w:ascii="Arial Narrow" w:eastAsia="Arial Narrow" w:hAnsi="Arial Narrow" w:cs="Arial Narrow"/>
-          <w:sz w:val="16"/>
-          <w:szCs w:val="16"/>
-        </w:rPr>
-      </w:pPr>
-      <w:r>
-        <w:rPr>
-          <w:rFonts w:ascii="Arial Narrow" w:eastAsia="Arial Narrow" w:hAnsi="Arial Narrow" w:cs="Arial Narrow"/>
-          <w:sz w:val="16"/>
-          <w:szCs w:val="16"/>
-        </w:rPr>
-        <w:tab/>
-        <w:t>Corresponde a la Comisión de Protección al Consumidor velar por el cumplimiento de la Ley de Protección al Consumidor y de las leyes que, en general, protegen a los consumidores de la falta de idoneidad de los bienes y servicios en función de la información brindada, de las omisiones de información y de la discriminación en el consumo, así como de aquellas que complementen o sustituyan a las anteriores.</w:t>
-      </w:r>
-    </w:p>
+          <w:b/>
+          <w:bCs/>
+          <w:sz w:val="16"/>
+          <w:szCs w:val="16"/>
+        </w:rPr>
+      </w:pPr>
+    </w:p>
+  </w:footnote>
+  <w:footnote w:id="3">
     <w:p>
       <w:pPr>
         <w:pStyle w:val="Textonotapie"/>
@@ -6198,9 +6281,155 @@
           <w:szCs w:val="16"/>
         </w:rPr>
       </w:pPr>
-    </w:p>
-  </w:footnote>
-  <w:footnote w:id="3">
+      <w:r>
+        <w:rPr>
+          <w:rStyle w:val="Refdenotaalpie"/>
+          <w:rFonts w:ascii="Arial Narrow" w:eastAsia="Arial Narrow" w:hAnsi="Arial Narrow" w:cs="Arial Narrow"/>
+          <w:sz w:val="16"/>
+          <w:szCs w:val="16"/>
+          <w:vertAlign w:val="superscript"/>
+        </w:rPr>
+        <w:footnoteRef/>
+      </w:r>
+      <w:r>
+        <w:rPr>
+          <w:rFonts w:ascii="Arial Narrow" w:eastAsia="Arial Narrow" w:hAnsi="Arial Narrow" w:cs="Arial Narrow"/>
+          <w:sz w:val="16"/>
+          <w:szCs w:val="16"/>
+        </w:rPr>
+        <w:tab/>
+        <w:t xml:space="preserve"/>
+      </w:r>
+      <w:r>
+        <w:rPr>
+          <w:rFonts w:ascii="Arial Narrow" w:eastAsia="Arial Narrow" w:hAnsi="Arial Narrow" w:cs="Arial Narrow"/>
+          <w:sz w:val="16"/>
+          <w:szCs w:val="16"/>
+        </w:rPr>
+        <w:tab/>
+      </w:r>
+      <w:r>
+        <w:rPr>
+          <w:rFonts w:ascii="Arial Narrow" w:eastAsia="Arial Narrow" w:hAnsi="Arial Narrow" w:cs="Arial Narrow"/>
+          <w:b/>
+          <w:bCs/>
+          <w:sz w:val="16"/>
+          <w:szCs w:val="16"/>
+        </w:rPr>
+        <w:t xml:space="preserve">LEY 29571, CÓDIGO DE PROTECCIÓN Y DEFENSA DEL CONSUMIDOR, publicado el 2 de setiembre de 2010 y modificado por Decreto Legislativo 1308 </w:t>
+      </w:r>
+    </w:p>
+    <w:p>
+      <w:pPr>
+        <w:pStyle w:val="Textonotapie"/>
+        <w:ind w:left="567" w:right="-1"/>
+        <w:contextualSpacing/>
+        <w:jc w:val="both"/>
+        <w:rPr>
+          <w:rFonts w:ascii="Arial Narrow" w:eastAsia="Arial Narrow" w:hAnsi="Arial Narrow" w:cs="Arial Narrow"/>
+          <w:b/>
+          <w:bCs/>
+          <w:sz w:val="16"/>
+          <w:szCs w:val="16"/>
+        </w:rPr>
+      </w:pPr>
+      <w:r>
+        <w:rPr>
+          <w:rFonts w:ascii="Arial Narrow" w:eastAsia="Arial Narrow" w:hAnsi="Arial Narrow" w:cs="Arial Narrow"/>
+          <w:b/>
+          <w:bCs/>
+          <w:sz w:val="16"/>
+          <w:szCs w:val="16"/>
+        </w:rPr>
+        <w:t xml:space="preserve">Artículo 18.- Idoneidad </w:t>
+      </w:r>
+    </w:p>
+    <w:p>
+      <w:pPr>
+        <w:pStyle w:val="Textonotapie"/>
+        <w:ind w:left="567" w:right="-1"/>
+        <w:contextualSpacing/>
+        <w:jc w:val="both"/>
+        <w:rPr>
+          <w:rFonts w:ascii="Arial Narrow" w:eastAsia="Arial Narrow" w:hAnsi="Arial Narrow" w:cs="Arial Narrow"/>
+          <w:sz w:val="16"/>
+          <w:szCs w:val="16"/>
+        </w:rPr>
+      </w:pPr>
+      <w:r>
+        <w:rPr>
+          <w:rFonts w:ascii="Arial Narrow" w:eastAsia="Arial Narrow" w:hAnsi="Arial Narrow" w:cs="Arial Narrow"/>
+          <w:sz w:val="16"/>
+          <w:szCs w:val="16"/>
+        </w:rPr>
+        <w:t xml:space="preserve">Se entiende por idoneidad la correspondencia entre lo que un consumidor espera y lo que efectivamente recibe, en función a lo que se le hubiera ofrecido, la publicidad e información transmitida, las condiciones y circunstancias de la transacción, las características y naturaleza del producto o servicio, el precio, entre otros factores, atendiendo a las circunstancias del caso. </w:t>
+      </w:r>
+    </w:p>
+    <w:p>
+      <w:pPr>
+        <w:pStyle w:val="Textonotapie"/>
+        <w:ind w:left="567" w:right="-1"/>
+        <w:contextualSpacing/>
+        <w:jc w:val="both"/>
+        <w:rPr>
+          <w:rFonts w:ascii="Arial Narrow" w:eastAsia="Arial Narrow" w:hAnsi="Arial Narrow" w:cs="Arial Narrow"/>
+          <w:sz w:val="16"/>
+          <w:szCs w:val="16"/>
+        </w:rPr>
+      </w:pPr>
+      <w:r>
+        <w:rPr>
+          <w:rFonts w:ascii="Arial Narrow" w:eastAsia="Arial Narrow" w:hAnsi="Arial Narrow" w:cs="Arial Narrow"/>
+          <w:sz w:val="16"/>
+          <w:szCs w:val="16"/>
+        </w:rPr>
+        <w:t xml:space="preserve">La idoneidad es evaluada en función a la propia naturaleza del producto o servicio y a su aptitud para satisfacer la finalidad para la cual ha sido puesto en el mercado. Las autorizaciones por parte de los organismos del Estado para la fabricación de un producto o la prestación de un servicio, en los casos que sea necesario, no eximen de responsabilidad al proveedor frente al consumidor. </w:t>
+      </w:r>
+    </w:p>
+    <w:p>
+      <w:pPr>
+        <w:pStyle w:val="Textonotapie"/>
+        <w:ind w:left="567" w:right="-1"/>
+        <w:contextualSpacing/>
+        <w:jc w:val="both"/>
+        <w:rPr>
+          <w:rFonts w:ascii="Arial Narrow" w:eastAsia="Arial Narrow" w:hAnsi="Arial Narrow" w:cs="Arial Narrow"/>
+          <w:sz w:val="16"/>
+          <w:szCs w:val="16"/>
+        </w:rPr>
+      </w:pPr>
+      <w:r>
+        <w:rPr>
+          <w:rFonts w:ascii="Arial Narrow" w:eastAsia="Arial Narrow" w:hAnsi="Arial Narrow" w:cs="Arial Narrow"/>
+          <w:b/>
+          <w:bCs/>
+          <w:sz w:val="16"/>
+          <w:szCs w:val="16"/>
+        </w:rPr>
+        <w:t xml:space="preserve">Artículo 19.- Obligación de los proveedores </w:t>
+      </w:r>
+    </w:p>
+    <w:p>
+      <w:pPr>
+        <w:pStyle w:val="Textonotapie"/>
+        <w:ind w:left="567" w:right="-1"/>
+        <w:contextualSpacing/>
+        <w:jc w:val="both"/>
+        <w:rPr>
+          <w:rFonts w:ascii="Arial Narrow" w:eastAsia="Arial Narrow" w:hAnsi="Arial Narrow" w:cs="Arial Narrow"/>
+          <w:sz w:val="16"/>
+          <w:szCs w:val="16"/>
+        </w:rPr>
+      </w:pPr>
+      <w:r>
+        <w:rPr>
+          <w:rFonts w:ascii="Arial Narrow" w:eastAsia="Arial Narrow" w:hAnsi="Arial Narrow" w:cs="Arial Narrow"/>
+          <w:sz w:val="16"/>
+          <w:szCs w:val="16"/>
+        </w:rPr>
+        <w:t>El proveedor responde por la idoneidad y calidad de los productos y servicios ofrecidos; por la autenticidad de las marcas y leyendas que exhiben sus productos o del signo que respalda al prestador del servicio, por la falta de conformidad entre la publicidad comercial de los productos y servicios y estos, así como por el contenido y la vida útil del producto indicado en el envase, en lo que corresponda.</w:t>
+      </w:r>
+    </w:p>
     <w:p>
       <w:pPr>
         <w:pStyle w:val="Textonotapie"/>
@@ -6218,167 +6447,9 @@
           <w:szCs w:val="16"/>
         </w:rPr>
       </w:pPr>
-      <w:r>
-        <w:rPr>
-          <w:rStyle w:val="Refdenotaalpie"/>
-          <w:rFonts w:ascii="Arial Narrow" w:eastAsia="Arial Narrow" w:hAnsi="Arial Narrow" w:cs="Arial Narrow"/>
-          <w:sz w:val="16"/>
-          <w:szCs w:val="16"/>
-          <w:vertAlign w:val="superscript"/>
-        </w:rPr>
-        <w:footnoteRef/>
-      </w:r>
-      <w:r>
-        <w:rPr>
-          <w:rFonts w:ascii="Arial Narrow" w:eastAsia="Arial Narrow" w:hAnsi="Arial Narrow" w:cs="Arial Narrow"/>
-          <w:sz w:val="16"/>
-          <w:szCs w:val="16"/>
-        </w:rPr>
-        <w:t xml:space="preserve"> </w:t>
-      </w:r>
-      <w:r>
-        <w:rPr>
-          <w:rFonts w:ascii="Arial Narrow" w:eastAsia="Arial Narrow" w:hAnsi="Arial Narrow" w:cs="Arial Narrow"/>
-          <w:sz w:val="16"/>
-          <w:szCs w:val="16"/>
-        </w:rPr>
-        <w:tab/>
-      </w:r>
-      <w:r>
-        <w:rPr>
-          <w:rFonts w:ascii="Arial Narrow" w:eastAsia="Arial Narrow" w:hAnsi="Arial Narrow" w:cs="Arial Narrow"/>
-          <w:b/>
-          <w:bCs/>
-          <w:sz w:val="16"/>
-          <w:szCs w:val="16"/>
-        </w:rPr>
-        <w:t xml:space="preserve">LEY 29571, CÓDIGO DE PROTECCIÓN Y DEFENSA DEL CONSUMIDOR, publicado el 2 de setiembre de 2010 y modificado por Decreto Legislativo 1308 </w:t>
-      </w:r>
-    </w:p>
-    <w:p>
-      <w:pPr>
-        <w:pStyle w:val="Textonotapie"/>
-        <w:ind w:left="567" w:right="-1"/>
-        <w:contextualSpacing/>
-        <w:jc w:val="both"/>
-        <w:rPr>
-          <w:rFonts w:ascii="Arial Narrow" w:eastAsia="Arial Narrow" w:hAnsi="Arial Narrow" w:cs="Arial Narrow"/>
-          <w:b/>
-          <w:bCs/>
-          <w:sz w:val="16"/>
-          <w:szCs w:val="16"/>
-        </w:rPr>
-      </w:pPr>
-      <w:r>
-        <w:rPr>
-          <w:rFonts w:ascii="Arial Narrow" w:eastAsia="Arial Narrow" w:hAnsi="Arial Narrow" w:cs="Arial Narrow"/>
-          <w:b/>
-          <w:bCs/>
-          <w:sz w:val="16"/>
-          <w:szCs w:val="16"/>
-        </w:rPr>
-        <w:t xml:space="preserve">Artículo 18.- Idoneidad </w:t>
-      </w:r>
-    </w:p>
-    <w:p>
-      <w:pPr>
-        <w:pStyle w:val="Textonotapie"/>
-        <w:ind w:left="567" w:right="-1"/>
-        <w:contextualSpacing/>
-        <w:jc w:val="both"/>
-        <w:rPr>
-          <w:rFonts w:ascii="Arial Narrow" w:eastAsia="Arial Narrow" w:hAnsi="Arial Narrow" w:cs="Arial Narrow"/>
-          <w:sz w:val="16"/>
-          <w:szCs w:val="16"/>
-        </w:rPr>
-      </w:pPr>
-      <w:r>
-        <w:rPr>
-          <w:rFonts w:ascii="Arial Narrow" w:eastAsia="Arial Narrow" w:hAnsi="Arial Narrow" w:cs="Arial Narrow"/>
-          <w:sz w:val="16"/>
-          <w:szCs w:val="16"/>
-        </w:rPr>
-        <w:t xml:space="preserve">Se entiende por idoneidad la correspondencia entre lo que un consumidor espera y lo que efectivamente recibe, en función a lo que se le hubiera ofrecido, la publicidad e información transmitida, las condiciones y circunstancias de la transacción, las características y naturaleza del producto o servicio, el precio, entre otros factores, atendiendo a las circunstancias del caso. </w:t>
-      </w:r>
-    </w:p>
-    <w:p>
-      <w:pPr>
-        <w:pStyle w:val="Textonotapie"/>
-        <w:ind w:left="567" w:right="-1"/>
-        <w:contextualSpacing/>
-        <w:jc w:val="both"/>
-        <w:rPr>
-          <w:rFonts w:ascii="Arial Narrow" w:eastAsia="Arial Narrow" w:hAnsi="Arial Narrow" w:cs="Arial Narrow"/>
-          <w:sz w:val="16"/>
-          <w:szCs w:val="16"/>
-        </w:rPr>
-      </w:pPr>
-      <w:r>
-        <w:rPr>
-          <w:rFonts w:ascii="Arial Narrow" w:eastAsia="Arial Narrow" w:hAnsi="Arial Narrow" w:cs="Arial Narrow"/>
-          <w:sz w:val="16"/>
-          <w:szCs w:val="16"/>
-        </w:rPr>
-        <w:t xml:space="preserve">La idoneidad es evaluada en función a la propia naturaleza del producto o servicio y a su aptitud para satisfacer la finalidad para la cual ha sido puesto en el mercado. Las autorizaciones por parte de los organismos del Estado para la fabricación de un producto o la prestación de un servicio, en los casos que sea necesario, no eximen de responsabilidad al proveedor frente al consumidor. </w:t>
-      </w:r>
-    </w:p>
-    <w:p>
-      <w:pPr>
-        <w:pStyle w:val="Textonotapie"/>
-        <w:ind w:left="567" w:right="-1"/>
-        <w:contextualSpacing/>
-        <w:jc w:val="both"/>
-        <w:rPr>
-          <w:rFonts w:ascii="Arial Narrow" w:eastAsia="Arial Narrow" w:hAnsi="Arial Narrow" w:cs="Arial Narrow"/>
-          <w:sz w:val="16"/>
-          <w:szCs w:val="16"/>
-        </w:rPr>
-      </w:pPr>
-    </w:p>
-    <w:p>
-      <w:pPr>
-        <w:pStyle w:val="Textonotapie"/>
-        <w:ind w:left="567" w:right="-1"/>
-        <w:contextualSpacing/>
-        <w:jc w:val="both"/>
-        <w:rPr>
-          <w:rFonts w:ascii="Arial Narrow" w:eastAsia="Arial Narrow" w:hAnsi="Arial Narrow" w:cs="Arial Narrow"/>
-          <w:sz w:val="16"/>
-          <w:szCs w:val="16"/>
-        </w:rPr>
-      </w:pPr>
-      <w:r>
-        <w:rPr>
-          <w:rFonts w:ascii="Arial Narrow" w:eastAsia="Arial Narrow" w:hAnsi="Arial Narrow" w:cs="Arial Narrow"/>
-          <w:b/>
-          <w:bCs/>
-          <w:sz w:val="16"/>
-          <w:szCs w:val="16"/>
-        </w:rPr>
-        <w:t xml:space="preserve">Artículo 19.- Obligación de los proveedores </w:t>
-      </w:r>
-    </w:p>
-    <w:p>
-      <w:pPr>
-        <w:pStyle w:val="Textonotapie"/>
-        <w:ind w:left="567" w:right="-1"/>
-        <w:contextualSpacing/>
-        <w:jc w:val="both"/>
-        <w:rPr>
-          <w:rFonts w:ascii="Arial Narrow" w:eastAsia="Arial Narrow" w:hAnsi="Arial Narrow" w:cs="Arial Narrow"/>
-          <w:sz w:val="16"/>
-          <w:szCs w:val="16"/>
-        </w:rPr>
-      </w:pPr>
-      <w:r>
-        <w:rPr>
-          <w:rFonts w:ascii="Arial Narrow" w:eastAsia="Arial Narrow" w:hAnsi="Arial Narrow" w:cs="Arial Narrow"/>
-          <w:sz w:val="16"/>
-          <w:szCs w:val="16"/>
-        </w:rPr>
-        <w:t>El proveedor responde por la idoneidad y calidad de los productos y servicios ofrecidos; por la autenticidad de las marcas y leyendas que exhiben sus productos o del signo que respalda al prestador del servicio, por la falta de conformidad entre la publicidad comercial de los productos y servicios y estos, así como por el contenido y la vida útil del producto indicado en el envase, en lo que corresponda.</w:t>
-      </w:r>
-    </w:p>
+    </w:p>
+  </w:footnote>
+  <w:footnote w:id="4">
     <w:p>
       <w:pPr>
         <w:pStyle w:val="Textonotapie"/>
@@ -6390,15 +6461,56 @@
         <w:jc w:val="both"/>
         <w:rPr>
           <w:rFonts w:ascii="Arial Narrow" w:eastAsia="Arial Narrow" w:hAnsi="Arial Narrow" w:cs="Arial Narrow"/>
+          <w:sz w:val="16"/>
+          <w:szCs w:val="16"/>
+        </w:rPr>
+      </w:pPr>
+      <w:r>
+        <w:rPr>
+          <w:rStyle w:val="Refdenotaalpie"/>
+          <w:rFonts w:ascii="Arial Narrow" w:eastAsia="Arial Narrow" w:hAnsi="Arial Narrow" w:cs="Arial Narrow"/>
+          <w:sz w:val="16"/>
+          <w:szCs w:val="16"/>
+          <w:vertAlign w:val="superscript"/>
+        </w:rPr>
+        <w:footnoteRef/>
+      </w:r>
+      <w:r>
+        <w:rPr>
+          <w:rFonts w:ascii="Arial Narrow" w:eastAsia="Arial Narrow" w:hAnsi="Arial Narrow" w:cs="Arial Narrow"/>
+          <w:sz w:val="16"/>
+          <w:szCs w:val="16"/>
+        </w:rPr>
+        <w:tab/>
+        <w:t xml:space="preserve"/>
+      </w:r>
+      <w:r>
+        <w:rPr>
+          <w:rFonts w:ascii="Arial Narrow" w:eastAsia="Arial Narrow" w:hAnsi="Arial Narrow" w:cs="Arial Narrow"/>
+          <w:sz w:val="16"/>
+          <w:szCs w:val="16"/>
+        </w:rPr>
+        <w:tab/>
+      </w:r>
+      <w:r>
+        <w:rPr>
+          <w:rFonts w:ascii="Arial Narrow" w:eastAsia="Arial Narrow" w:hAnsi="Arial Narrow" w:cs="Arial Narrow"/>
           <w:b/>
           <w:bCs/>
           <w:sz w:val="16"/>
           <w:szCs w:val="16"/>
         </w:rPr>
-      </w:pPr>
-    </w:p>
-  </w:footnote>
-  <w:footnote w:id="4">
+        <w:t>LEY SOBRE FACULTADES, NORMAS Y ORGANIZACIÓN DEL INDECOPI, APROBADA POR DECRETO LEGISLATIVO 807 Artículo 24.-</w:t>
+      </w:r>
+      <w:r>
+        <w:rPr>
+          <w:rFonts w:ascii="Arial Narrow" w:eastAsia="Arial Narrow" w:hAnsi="Arial Narrow" w:cs="Arial Narrow"/>
+          <w:sz w:val="16"/>
+          <w:szCs w:val="16"/>
+        </w:rPr>
+        <w:t xml:space="preserve"> El Secretario Técnico se encargará de la tramitación del procedimiento. Para ello, cuenta con las siguientes facultades:</w:t>
+      </w:r>
+    </w:p>
     <w:p>
       <w:pPr>
         <w:pStyle w:val="Textonotapie"/>
@@ -6416,47 +6528,12 @@
       </w:pPr>
       <w:r>
         <w:rPr>
-          <w:rStyle w:val="Refdenotaalpie"/>
-          <w:rFonts w:ascii="Arial Narrow" w:eastAsia="Arial Narrow" w:hAnsi="Arial Narrow" w:cs="Arial Narrow"/>
-          <w:sz w:val="16"/>
-          <w:szCs w:val="16"/>
-          <w:vertAlign w:val="superscript"/>
-        </w:rPr>
-        <w:footnoteRef/>
-      </w:r>
-      <w:r>
-        <w:rPr>
-          <w:rFonts w:ascii="Arial Narrow" w:eastAsia="Arial Narrow" w:hAnsi="Arial Narrow" w:cs="Arial Narrow"/>
-          <w:sz w:val="16"/>
-          <w:szCs w:val="16"/>
-        </w:rPr>
-        <w:t xml:space="preserve"> </w:t>
-      </w:r>
-      <w:r>
-        <w:rPr>
           <w:rFonts w:ascii="Arial Narrow" w:eastAsia="Arial Narrow" w:hAnsi="Arial Narrow" w:cs="Arial Narrow"/>
           <w:sz w:val="16"/>
           <w:szCs w:val="16"/>
         </w:rPr>
         <w:tab/>
-      </w:r>
-      <w:r>
-        <w:rPr>
-          <w:rFonts w:ascii="Arial Narrow" w:eastAsia="Arial Narrow" w:hAnsi="Arial Narrow" w:cs="Arial Narrow"/>
-          <w:b/>
-          <w:bCs/>
-          <w:sz w:val="16"/>
-          <w:szCs w:val="16"/>
-        </w:rPr>
-        <w:t>LEY SOBRE FACULTADES, NORMAS Y ORGANIZACIÓN DEL INDECOPI, APROBADA POR DECRETO LEGISLATIVO 807 Artículo 24.-</w:t>
-      </w:r>
-      <w:r>
-        <w:rPr>
-          <w:rFonts w:ascii="Arial Narrow" w:eastAsia="Arial Narrow" w:hAnsi="Arial Narrow" w:cs="Arial Narrow"/>
-          <w:sz w:val="16"/>
-          <w:szCs w:val="16"/>
-        </w:rPr>
-        <w:t xml:space="preserve"> El Secretario Técnico se encargará de la tramitación del procedimiento. Para ello, cuenta con las siguientes facultades:</w:t>
+        <w:t xml:space="preserve">(...) </w:t>
       </w:r>
     </w:p>
     <w:p>
@@ -6481,7 +6558,7 @@
           <w:szCs w:val="16"/>
         </w:rPr>
         <w:tab/>
-        <w:t xml:space="preserve">(...) </w:t>
+        <w:t xml:space="preserve">c) Admitir denuncias a trámite, en aquellos casos en que la Comisión le haya delegado esta facultad. </w:t>
       </w:r>
     </w:p>
     <w:p>
@@ -6506,7 +6583,7 @@
           <w:szCs w:val="16"/>
         </w:rPr>
         <w:tab/>
-        <w:t xml:space="preserve">c) Admitir denuncias a trámite, en aquellos casos en que la Comisión le haya delegado esta facultad. </w:t>
+        <w:t>(...).</w:t>
       </w:r>
     </w:p>
     <w:p>
@@ -6524,6 +6601,34 @@
           <w:szCs w:val="16"/>
         </w:rPr>
       </w:pPr>
+    </w:p>
+  </w:footnote>
+  <w:footnote w:id="5">
+    <w:p>
+      <w:pPr>
+        <w:pStyle w:val="Textonotapie"/>
+        <w:tabs>
+          <w:tab w:val="left" w:pos="567"/>
+        </w:tabs>
+        <w:ind w:left="567" w:hanging="567"/>
+        <w:contextualSpacing/>
+        <w:jc w:val="both"/>
+        <w:rPr>
+          <w:rFonts w:ascii="Arial Narrow" w:eastAsia="Arial Narrow" w:hAnsi="Arial Narrow" w:cs="Arial Narrow"/>
+          <w:sz w:val="16"/>
+          <w:szCs w:val="16"/>
+        </w:rPr>
+      </w:pPr>
+      <w:r>
+        <w:rPr>
+          <w:rStyle w:val="Refdenotaalpie"/>
+          <w:rFonts w:ascii="Arial Narrow" w:eastAsia="Arial Narrow" w:hAnsi="Arial Narrow" w:cs="Arial Narrow"/>
+          <w:sz w:val="16"/>
+          <w:szCs w:val="16"/>
+          <w:vertAlign w:val="superscript"/>
+        </w:rPr>
+        <w:footnoteRef/>
+      </w:r>
       <w:r>
         <w:rPr>
           <w:rFonts w:ascii="Arial Narrow" w:eastAsia="Arial Narrow" w:hAnsi="Arial Narrow" w:cs="Arial Narrow"/>
@@ -6531,9 +6636,719 @@
           <w:szCs w:val="16"/>
         </w:rPr>
         <w:tab/>
-        <w:t>(...).</w:t>
-      </w:r>
-    </w:p>
+        <w:t xml:space="preserve"/>
+      </w:r>
+      <w:r>
+        <w:rPr>
+          <w:rFonts w:ascii="Arial Narrow" w:eastAsia="Arial Narrow" w:hAnsi="Arial Narrow" w:cs="Arial Narrow"/>
+          <w:sz w:val="16"/>
+          <w:szCs w:val="16"/>
+        </w:rPr>
+        <w:tab/>
+        <w:t xml:space="preserve">El número de trabajadores se atenderá siempre que la empresa haya sido constituida antes de la vigencia de la Ley </w:t>
+      </w:r>
+      <w:proofErr w:type="spellStart"/>
+      <w:r>
+        <w:rPr>
+          <w:rFonts w:ascii="Arial Narrow" w:eastAsia="Arial Narrow" w:hAnsi="Arial Narrow" w:cs="Arial Narrow"/>
+          <w:sz w:val="16"/>
+          <w:szCs w:val="16"/>
+        </w:rPr>
+        <w:t/>
+      </w:r>
+      <w:proofErr w:type="spellEnd"/>
+      <w:r>
+        <w:rPr>
+          <w:rFonts w:ascii="Arial Narrow" w:eastAsia="Arial Narrow" w:hAnsi="Arial Narrow" w:cs="Arial Narrow"/>
+          <w:sz w:val="16"/>
+          <w:szCs w:val="16"/>
+        </w:rPr>
+        <w:t xml:space="preserve">30056, publicada el 2 de julio de 2013, que modificó el artículo 5 del Texto Único Ordenado de la Ley de Promoción de la Competitividad, Formalización y Desarrollo de la Micro y Pequeña Empresa y de Acceso al Empleo Decente (LEY MYPE). Ello, en la medida que la Tercera Disposición Complementaria Transitoria de la norma modificatoria precisa que las empresas constituidas antes de la </w:t>
+      </w:r>
+      <w:proofErr w:type="gramStart"/>
+      <w:r>
+        <w:rPr>
+          <w:rFonts w:ascii="Arial Narrow" w:eastAsia="Arial Narrow" w:hAnsi="Arial Narrow" w:cs="Arial Narrow"/>
+          <w:sz w:val="16"/>
+          <w:szCs w:val="16"/>
+        </w:rPr>
+        <w:t>entrada en vigencia</w:t>
+      </w:r>
+      <w:proofErr w:type="gramEnd"/>
+      <w:r>
+        <w:rPr>
+          <w:rFonts w:ascii="Arial Narrow" w:eastAsia="Arial Narrow" w:hAnsi="Arial Narrow" w:cs="Arial Narrow"/>
+          <w:sz w:val="16"/>
+          <w:szCs w:val="16"/>
+        </w:rPr>
+        <w:t xml:space="preserve"> de dicha Ley se rigen por los requisitos de acogimiento al régimen de las micro y pequeñas empresas regulados en el Decreto Legislativo 1086.</w:t>
+      </w:r>
+    </w:p>
+    <w:p>
+      <w:pPr>
+        <w:pStyle w:val="Textonotapie"/>
+        <w:ind w:left="567" w:hanging="567"/>
+        <w:contextualSpacing/>
+        <w:jc w:val="both"/>
+        <w:rPr>
+          <w:rFonts w:ascii="Arial Narrow" w:eastAsia="Arial Narrow" w:hAnsi="Arial Narrow" w:cs="Arial Narrow"/>
+          <w:sz w:val="16"/>
+          <w:szCs w:val="16"/>
+        </w:rPr>
+      </w:pPr>
+    </w:p>
+  </w:footnote>
+  <w:footnote w:id="6">
+    <w:p>
+      <w:pPr>
+        <w:pStyle w:val="Textonotapie"/>
+        <w:tabs>
+          <w:tab w:val="left" w:pos="567"/>
+        </w:tabs>
+        <w:ind w:left="567" w:hanging="567"/>
+        <w:contextualSpacing/>
+        <w:jc w:val="both"/>
+        <w:rPr>
+          <w:rFonts w:ascii="Arial Narrow" w:eastAsia="Arial Narrow" w:hAnsi="Arial Narrow" w:cs="Arial Narrow"/>
+          <w:sz w:val="16"/>
+          <w:szCs w:val="16"/>
+        </w:rPr>
+      </w:pPr>
+      <w:r>
+        <w:rPr>
+          <w:rStyle w:val="Refdenotaalpie"/>
+          <w:rFonts w:ascii="Arial Narrow" w:eastAsia="Arial Narrow" w:hAnsi="Arial Narrow" w:cs="Arial Narrow"/>
+          <w:sz w:val="16"/>
+          <w:szCs w:val="16"/>
+          <w:vertAlign w:val="superscript"/>
+        </w:rPr>
+        <w:footnoteRef/>
+      </w:r>
+      <w:r>
+        <w:rPr>
+          <w:rFonts w:ascii="Arial Narrow" w:eastAsia="Arial Narrow" w:hAnsi="Arial Narrow" w:cs="Arial Narrow"/>
+          <w:sz w:val="16"/>
+          <w:szCs w:val="16"/>
+        </w:rPr>
+        <w:tab/>
+        <w:t xml:space="preserve"/>
+      </w:r>
+      <w:r>
+        <w:rPr>
+          <w:rFonts w:ascii="Arial Narrow" w:eastAsia="Arial Narrow" w:hAnsi="Arial Narrow" w:cs="Arial Narrow"/>
+          <w:sz w:val="16"/>
+          <w:szCs w:val="16"/>
+        </w:rPr>
+        <w:tab/>
+      </w:r>
+      <w:r>
+        <w:rPr>
+          <w:rFonts w:ascii="Arial Narrow" w:eastAsia="Arial Narrow" w:hAnsi="Arial Narrow" w:cs="Arial Narrow"/>
+          <w:b/>
+          <w:sz w:val="16"/>
+          <w:szCs w:val="16"/>
+        </w:rPr>
+        <w:t>LEY 29571, CÓDIGO DE PROTECCIÓN Y DEFENSA DEL CONSUMIDOR</w:t>
+      </w:r>
+      <w:r>
+        <w:rPr>
+          <w:rFonts w:ascii="Arial Narrow" w:eastAsia="Arial Narrow" w:hAnsi="Arial Narrow" w:cs="Arial Narrow"/>
+          <w:b/>
+          <w:bCs/>
+          <w:sz w:val="16"/>
+          <w:szCs w:val="16"/>
+        </w:rPr>
+        <w:t xml:space="preserve">, </w:t>
+      </w:r>
+      <w:r>
+        <w:rPr>
+          <w:rFonts w:ascii="Arial Narrow" w:eastAsia="Arial Narrow" w:hAnsi="Arial Narrow" w:cs="Arial Narrow"/>
+          <w:b/>
+          <w:sz w:val="16"/>
+          <w:szCs w:val="16"/>
+        </w:rPr>
+        <w:t>publicado el 2 de setiembre de 2010 y modificado por Decreto Legislativo 1308</w:t>
+      </w:r>
+    </w:p>
+    <w:p>
+      <w:pPr>
+        <w:pStyle w:val="Textonotapie"/>
+        <w:ind w:left="567" w:hanging="567"/>
+        <w:contextualSpacing/>
+        <w:jc w:val="both"/>
+        <w:rPr>
+          <w:rFonts w:ascii="Arial Narrow" w:eastAsia="Arial Narrow" w:hAnsi="Arial Narrow" w:cs="Arial Narrow"/>
+          <w:b/>
+          <w:bCs/>
+          <w:sz w:val="16"/>
+          <w:szCs w:val="16"/>
+        </w:rPr>
+      </w:pPr>
+      <w:r>
+        <w:rPr>
+          <w:rFonts w:ascii="Arial Narrow" w:eastAsia="Arial Narrow" w:hAnsi="Arial Narrow" w:cs="Arial Narrow"/>
+          <w:sz w:val="16"/>
+          <w:szCs w:val="16"/>
+        </w:rPr>
+        <w:tab/>
+      </w:r>
+      <w:r>
+        <w:rPr>
+          <w:rFonts w:ascii="Arial Narrow" w:eastAsia="Arial Narrow" w:hAnsi="Arial Narrow" w:cs="Arial Narrow"/>
+          <w:b/>
+          <w:bCs/>
+          <w:sz w:val="16"/>
+          <w:szCs w:val="16"/>
+        </w:rPr>
+        <w:t>Artículo 110.- Sanciones Administrativas</w:t>
+      </w:r>
+    </w:p>
+    <w:p>
+      <w:pPr>
+        <w:autoSpaceDE w:val="0"/>
+        <w:autoSpaceDN w:val="0"/>
+        <w:adjustRightInd w:val="0"/>
+        <w:spacing w:after="0" w:line="240" w:lineRule="auto"/>
+        <w:ind w:left="567"/>
+        <w:contextualSpacing/>
+        <w:jc w:val="both"/>
+        <w:rPr>
+          <w:rFonts w:ascii="Arial Narrow" w:eastAsia="Arial Narrow" w:hAnsi="Arial Narrow" w:cs="Arial Narrow"/>
+          <w:sz w:val="16"/>
+          <w:szCs w:val="16"/>
+          <w:lang w:eastAsia="es-PE"/>
+        </w:rPr>
+      </w:pPr>
+      <w:r>
+        <w:rPr>
+          <w:rFonts w:ascii="Arial Narrow" w:eastAsia="Arial Narrow" w:hAnsi="Arial Narrow" w:cs="Arial Narrow"/>
+          <w:sz w:val="16"/>
+          <w:szCs w:val="16"/>
+          <w:lang w:eastAsia="es-PE"/>
+        </w:rPr>
+        <w:t>(…)</w:t>
+      </w:r>
+    </w:p>
+    <w:p>
+      <w:pPr>
+        <w:autoSpaceDE w:val="0"/>
+        <w:autoSpaceDN w:val="0"/>
+        <w:adjustRightInd w:val="0"/>
+        <w:spacing w:after="0" w:line="240" w:lineRule="auto"/>
+        <w:ind w:left="567"/>
+        <w:contextualSpacing/>
+        <w:jc w:val="both"/>
+        <w:rPr>
+          <w:rFonts w:ascii="Arial Narrow" w:eastAsia="Arial Narrow" w:hAnsi="Arial Narrow" w:cs="Arial Narrow"/>
+          <w:sz w:val="16"/>
+          <w:szCs w:val="16"/>
+          <w:lang w:eastAsia="es-PE"/>
+        </w:rPr>
+      </w:pPr>
+      <w:r>
+        <w:rPr>
+          <w:rFonts w:ascii="Arial Narrow" w:eastAsia="Arial Narrow" w:hAnsi="Arial Narrow" w:cs="Arial Narrow"/>
+          <w:sz w:val="16"/>
+          <w:szCs w:val="16"/>
+          <w:lang w:eastAsia="es-PE"/>
+        </w:rPr>
+        <w:t>En el caso de las microempresas, la multa no puede superar el diez por ciento (10%) de las ventas o ingresos brutos percibidos por el infractor, relativos a todas sus actividades económicas, correspondientes al ejercicio inmediato anterior al de la expedición de la resolución de primera instancia, siempre que se haya acreditado dichos ingresos, no se encuentre en una situación de reincidencia y el caso no verse sobre la vida, salud o integridad de los consumidores. Para el caso de las pequeñas empresas, la multa no puede superar el veinte por ciento (20%) de las ventas o ingresos brutos percibidos por el infractor, conforme a los requisitos señalados anteriormente.</w:t>
+      </w:r>
+    </w:p>
+    <w:p>
+      <w:pPr>
+        <w:autoSpaceDE w:val="0"/>
+        <w:autoSpaceDN w:val="0"/>
+        <w:adjustRightInd w:val="0"/>
+        <w:spacing w:after="0" w:line="240" w:lineRule="auto"/>
+        <w:ind w:left="567"/>
+        <w:contextualSpacing/>
+        <w:jc w:val="both"/>
+        <w:rPr>
+          <w:rFonts w:ascii="Arial Narrow" w:eastAsia="Arial Narrow" w:hAnsi="Arial Narrow" w:cs="Arial Narrow"/>
+          <w:sz w:val="16"/>
+          <w:szCs w:val="16"/>
+          <w:lang w:eastAsia="es-PE"/>
+        </w:rPr>
+      </w:pPr>
+      <w:r>
+        <w:rPr>
+          <w:rFonts w:ascii="Arial Narrow" w:eastAsia="Arial Narrow" w:hAnsi="Arial Narrow" w:cs="Arial Narrow"/>
+          <w:sz w:val="16"/>
+          <w:szCs w:val="16"/>
+          <w:lang w:eastAsia="es-PE"/>
+        </w:rPr>
+        <w:t>(…).</w:t>
+      </w:r>
+    </w:p>
+    <w:p>
+      <w:pPr>
+        <w:pStyle w:val="Textonotapie"/>
+        <w:ind w:left="567" w:hanging="567"/>
+        <w:contextualSpacing/>
+        <w:jc w:val="both"/>
+        <w:rPr>
+          <w:rFonts w:ascii="Arial Narrow" w:eastAsia="Arial Narrow" w:hAnsi="Arial Narrow" w:cs="Arial Narrow"/>
+          <w:sz w:val="16"/>
+          <w:szCs w:val="16"/>
+        </w:rPr>
+      </w:pPr>
+    </w:p>
+  </w:footnote>
+  <w:footnote w:id="7">
+    <w:p>
+      <w:pPr>
+        <w:pStyle w:val="Textonotapie"/>
+        <w:tabs>
+          <w:tab w:val="left" w:pos="567"/>
+        </w:tabs>
+        <w:ind w:left="567" w:hanging="567"/>
+        <w:contextualSpacing/>
+        <w:jc w:val="both"/>
+        <w:rPr>
+          <w:rFonts w:ascii="Arial Narrow" w:eastAsia="Arial Narrow" w:hAnsi="Arial Narrow" w:cs="Arial Narrow"/>
+          <w:sz w:val="16"/>
+          <w:szCs w:val="16"/>
+        </w:rPr>
+      </w:pPr>
+      <w:r>
+        <w:rPr>
+          <w:rStyle w:val="Refdenotaalpie"/>
+          <w:rFonts w:ascii="Arial Narrow" w:eastAsia="Arial Narrow" w:hAnsi="Arial Narrow" w:cs="Arial Narrow"/>
+          <w:sz w:val="16"/>
+          <w:szCs w:val="16"/>
+          <w:vertAlign w:val="superscript"/>
+        </w:rPr>
+        <w:footnoteRef/>
+      </w:r>
+      <w:r>
+        <w:rPr>
+          <w:rFonts w:ascii="Arial Narrow" w:eastAsia="Arial Narrow" w:hAnsi="Arial Narrow" w:cs="Arial Narrow"/>
+          <w:sz w:val="16"/>
+          <w:szCs w:val="16"/>
+        </w:rPr>
+        <w:tab/>
+      </w:r>
+      <w:r>
+        <w:rPr>
+          <w:rFonts w:ascii="Arial Narrow" w:eastAsia="Arial Narrow" w:hAnsi="Arial Narrow" w:cs="Arial Narrow"/>
+          <w:b/>
+          <w:bCs/>
+          <w:sz w:val="16"/>
+          <w:szCs w:val="16"/>
+        </w:rPr>
+        <w:t xml:space="preserve">DECRETO LEGISLATIVO 807, LEY SOBRE FACULTADES, NORMAS Y ORGANIZACIÓN DEL INDECOPI, publicado el 18 de abril de 1996</w:t>
+      </w:r>
+    </w:p>
+    <w:p>
+      <w:pPr>
+        <w:pStyle w:val="Textonotapie"/>
+        <w:ind w:left="567" w:hanging="567"/>
+        <w:contextualSpacing/>
+        <w:jc w:val="both"/>
+        <w:rPr>
+          <w:rFonts w:ascii="Arial Narrow" w:eastAsia="Arial Narrow" w:hAnsi="Arial Narrow" w:cs="Arial Narrow"/>
+          <w:sz w:val="16"/>
+          <w:szCs w:val="16"/>
+        </w:rPr>
+      </w:pPr>
+      <w:r>
+        <w:rPr>
+          <w:rFonts w:ascii="Arial Narrow" w:eastAsia="Arial Narrow" w:hAnsi="Arial Narrow" w:cs="Arial Narrow"/>
+          <w:sz w:val="16"/>
+          <w:szCs w:val="16"/>
+        </w:rPr>
+        <w:tab/>
+      </w:r>
+      <w:r>
+        <w:rPr>
+          <w:rFonts w:ascii="Arial Narrow" w:eastAsia="Arial Narrow" w:hAnsi="Arial Narrow" w:cs="Arial Narrow"/>
+          <w:b/>
+          <w:bCs/>
+          <w:sz w:val="16"/>
+          <w:szCs w:val="16"/>
+        </w:rPr>
+        <w:t xml:space="preserve">Artículo 26.-</w:t>
+      </w:r>
+      <w:r>
+        <w:rPr>
+          <w:rFonts w:ascii="Arial Narrow" w:eastAsia="Arial Narrow" w:hAnsi="Arial Narrow" w:cs="Arial Narrow"/>
+          <w:sz w:val="16"/>
+          <w:szCs w:val="16"/>
+        </w:rPr>
+        <w:t xml:space="preserve"> Una vez admitida a trámite la denuncia, se correrá traslado de la misma al denunciado, a fin de que éste presente su descargo. El plazo para la presentación del descargo será de cinco (5) días contados desde la notificación, vencido el cual, el Secretario Técnico declarará en rebeldía al denunciado que no lo hubiera presentado.</w:t>
+      </w:r>
+    </w:p>
+    <w:p>
+      <w:pPr>
+        <w:pStyle w:val="Textonotapie"/>
+        <w:ind w:left="567" w:hanging="567"/>
+        <w:contextualSpacing/>
+        <w:jc w:val="both"/>
+        <w:rPr>
+          <w:rFonts w:ascii="Arial Narrow" w:eastAsia="Arial Narrow" w:hAnsi="Arial Narrow" w:cs="Arial Narrow"/>
+          <w:sz w:val="16"/>
+          <w:szCs w:val="16"/>
+        </w:rPr>
+      </w:pPr>
+    </w:p>
+  </w:footnote>
+  <w:footnote w:id="8">
+    <w:p>
+      <w:pPr>
+        <w:pStyle w:val="Textonotapie"/>
+        <w:tabs>
+          <w:tab w:val="left" w:pos="567"/>
+        </w:tabs>
+        <w:ind w:left="567" w:hanging="567"/>
+        <w:contextualSpacing/>
+        <w:jc w:val="both"/>
+        <w:rPr>
+          <w:rFonts w:ascii="Arial Narrow" w:eastAsia="Arial Narrow" w:hAnsi="Arial Narrow" w:cs="Arial Narrow"/>
+          <w:sz w:val="16"/>
+          <w:szCs w:val="16"/>
+        </w:rPr>
+      </w:pPr>
+      <w:r>
+        <w:rPr>
+          <w:rStyle w:val="Refdenotaalpie"/>
+          <w:rFonts w:ascii="Arial Narrow" w:eastAsia="Arial Narrow" w:hAnsi="Arial Narrow" w:cs="Arial Narrow"/>
+          <w:sz w:val="16"/>
+          <w:szCs w:val="16"/>
+          <w:vertAlign w:val="superscript"/>
+        </w:rPr>
+        <w:footnoteRef/>
+      </w:r>
+      <w:r>
+        <w:rPr>
+          <w:rFonts w:ascii="Arial Narrow" w:eastAsia="Arial Narrow" w:hAnsi="Arial Narrow" w:cs="Arial Narrow"/>
+          <w:sz w:val="16"/>
+          <w:szCs w:val="16"/>
+        </w:rPr>
+        <w:tab/>
+      </w:r>
+      <w:r>
+        <w:rPr>
+          <w:rFonts w:ascii="Arial Narrow" w:eastAsia="Arial Narrow" w:hAnsi="Arial Narrow" w:cs="Arial Narrow"/>
+          <w:b/>
+          <w:bCs/>
+          <w:sz w:val="16"/>
+          <w:szCs w:val="16"/>
+        </w:rPr>
+        <w:t xml:space="preserve">DECRETO SUPREMO 006-2026-JUS, TEXTO ÚNICO ORDENADO DE LA LEY 27444, LEY DEL PROCEDIMIENTO ADMINISTRATIVO GENERAL, publicado el 30 de abril de 2026</w:t>
+      </w:r>
+    </w:p>
+    <w:p>
+      <w:pPr>
+        <w:pStyle w:val="Textonotapie"/>
+        <w:ind w:left="567" w:hanging="567"/>
+        <w:contextualSpacing/>
+        <w:jc w:val="both"/>
+        <w:rPr>
+          <w:rFonts w:ascii="Arial Narrow" w:eastAsia="Arial Narrow" w:hAnsi="Arial Narrow" w:cs="Arial Narrow"/>
+          <w:sz w:val="16"/>
+          <w:szCs w:val="16"/>
+        </w:rPr>
+      </w:pPr>
+      <w:r>
+        <w:rPr>
+          <w:rFonts w:ascii="Arial Narrow" w:eastAsia="Arial Narrow" w:hAnsi="Arial Narrow" w:cs="Arial Narrow"/>
+          <w:sz w:val="16"/>
+          <w:szCs w:val="16"/>
+        </w:rPr>
+        <w:tab/>
+      </w:r>
+      <w:r>
+        <w:rPr>
+          <w:rFonts w:ascii="Arial Narrow" w:eastAsia="Arial Narrow" w:hAnsi="Arial Narrow" w:cs="Arial Narrow"/>
+          <w:b/>
+          <w:bCs/>
+          <w:sz w:val="16"/>
+          <w:szCs w:val="16"/>
+        </w:rPr>
+        <w:t xml:space="preserve">Artículo 223.- Contestación de la reclamación</w:t>
+      </w:r>
+    </w:p>
+    <w:p>
+      <w:pPr>
+        <w:pStyle w:val="Textonotapie"/>
+        <w:ind w:left="567" w:hanging="567"/>
+        <w:contextualSpacing/>
+        <w:jc w:val="both"/>
+        <w:rPr>
+          <w:rFonts w:ascii="Arial Narrow" w:eastAsia="Arial Narrow" w:hAnsi="Arial Narrow" w:cs="Arial Narrow"/>
+          <w:sz w:val="16"/>
+          <w:szCs w:val="16"/>
+        </w:rPr>
+      </w:pPr>
+      <w:r>
+        <w:rPr>
+          <w:rFonts w:ascii="Arial Narrow" w:eastAsia="Arial Narrow" w:hAnsi="Arial Narrow" w:cs="Arial Narrow"/>
+          <w:sz w:val="16"/>
+          <w:szCs w:val="16"/>
+        </w:rPr>
+        <w:tab/>
+      </w:r>
+      <w:r>
+        <w:rPr>
+          <w:rFonts w:ascii="Arial Narrow" w:eastAsia="Arial Narrow" w:hAnsi="Arial Narrow" w:cs="Arial Narrow"/>
+          <w:sz w:val="16"/>
+          <w:szCs w:val="16"/>
+        </w:rPr>
+        <w:t xml:space="preserve">223.1 El reclamado deberá presentar la contestación de la reclamación dentro de los quince (15) días posteriores a la notificación de ésta; vencido este plazo, la Administración declarará en rebeldía al reclamado que no la hubiera presentado. La contestación deberá contener los requisitos de los escritos previstos en el artículo 113 de la presente Ley, así como la absolución de todos los asuntos controvertidos de hecho y de derecho, Las alegaciones y los hechos relevantes de la reclamación, salvo que hayan sido específicamente negadas en la contestación, se tendrán por aceptadas o merituadas como ciertas.</w:t>
+      </w:r>
+    </w:p>
+    <w:p>
+      <w:pPr>
+        <w:pStyle w:val="Textonotapie"/>
+        <w:ind w:left="567" w:hanging="567"/>
+        <w:contextualSpacing/>
+        <w:jc w:val="both"/>
+        <w:rPr>
+          <w:rFonts w:ascii="Arial Narrow" w:eastAsia="Arial Narrow" w:hAnsi="Arial Narrow" w:cs="Arial Narrow"/>
+          <w:sz w:val="16"/>
+          <w:szCs w:val="16"/>
+        </w:rPr>
+      </w:pPr>
+    </w:p>
+  </w:footnote>
+  <w:footnote w:id="9">
+    <w:p>
+      <w:pPr>
+        <w:tabs>
+          <w:tab w:val="left" w:pos="567"/>
+        </w:tabs>
+        <w:spacing w:after="0" w:line="240" w:lineRule="auto"/>
+        <w:ind w:left="567" w:hanging="567"/>
+        <w:contextualSpacing/>
+        <w:jc w:val="both"/>
+        <w:rPr>
+          <w:rFonts w:ascii="Arial Narrow" w:eastAsia="Arial Narrow" w:hAnsi="Arial Narrow" w:cs="Arial Narrow"/>
+          <w:sz w:val="16"/>
+          <w:szCs w:val="16"/>
+        </w:rPr>
+      </w:pPr>
+      <w:r>
+        <w:rPr>
+          <w:rStyle w:val="Refdenotaalpie"/>
+          <w:rFonts w:ascii="Arial Narrow" w:eastAsia="Arial Narrow" w:hAnsi="Arial Narrow" w:cs="Arial Narrow"/>
+          <w:sz w:val="16"/>
+          <w:szCs w:val="16"/>
+          <w:vertAlign w:val="superscript"/>
+        </w:rPr>
+        <w:footnoteRef/>
+      </w:r>
+      <w:r>
+        <w:rPr>
+          <w:rFonts w:ascii="Arial Narrow" w:eastAsia="Arial Narrow" w:hAnsi="Arial Narrow" w:cs="Arial Narrow"/>
+          <w:sz w:val="16"/>
+          <w:szCs w:val="16"/>
+          <w:vertAlign w:val="superscript"/>
+        </w:rPr>
+        <w:tab/>
+        <w:t xml:space="preserve"/>
+      </w:r>
+      <w:r>
+        <w:rPr>
+          <w:rFonts w:ascii="Arial Narrow" w:eastAsia="Arial Narrow" w:hAnsi="Arial Narrow" w:cs="Arial Narrow"/>
+          <w:sz w:val="16"/>
+          <w:szCs w:val="16"/>
+        </w:rPr>
+        <w:t xml:space="preserve"> </w:t>
+      </w:r>
+      <w:r>
+        <w:rPr>
+          <w:rFonts w:ascii="Arial Narrow" w:eastAsia="Arial Narrow" w:hAnsi="Arial Narrow" w:cs="Arial Narrow"/>
+          <w:sz w:val="16"/>
+          <w:szCs w:val="16"/>
+        </w:rPr>
+        <w:tab/>
+      </w:r>
+      <w:r>
+        <w:rPr>
+          <w:rFonts w:ascii="Arial Narrow" w:eastAsia="Arial Narrow" w:hAnsi="Arial Narrow" w:cs="Arial Narrow"/>
+          <w:b/>
+          <w:sz w:val="16"/>
+          <w:szCs w:val="16"/>
+        </w:rPr>
+        <w:t>LEY 29571, CÓDIGO DE PROTECCIÓN Y DEFENSA DEL CONSUMIDOR</w:t>
+      </w:r>
+      <w:r>
+        <w:rPr>
+          <w:rFonts w:ascii="Arial Narrow" w:eastAsia="Arial Narrow" w:hAnsi="Arial Narrow" w:cs="Arial Narrow"/>
+          <w:b/>
+          <w:bCs/>
+          <w:sz w:val="16"/>
+          <w:szCs w:val="16"/>
+        </w:rPr>
+        <w:t xml:space="preserve">, </w:t>
+      </w:r>
+      <w:r>
+        <w:rPr>
+          <w:rFonts w:ascii="Arial Narrow" w:eastAsia="Arial Narrow" w:hAnsi="Arial Narrow" w:cs="Arial Narrow"/>
+          <w:b/>
+          <w:sz w:val="16"/>
+          <w:szCs w:val="16"/>
+        </w:rPr>
+        <w:t>publicado el 2 de setiembre de 2010 y modificado por Decreto Legislativo 1308</w:t>
+      </w:r>
+    </w:p>
+    <w:p>
+      <w:pPr>
+        <w:spacing w:after="0" w:line="240" w:lineRule="auto"/>
+        <w:ind w:left="567" w:hanging="567"/>
+        <w:contextualSpacing/>
+        <w:jc w:val="both"/>
+        <w:rPr>
+          <w:rFonts w:ascii="Arial Narrow" w:eastAsia="Arial Narrow" w:hAnsi="Arial Narrow" w:cs="Arial Narrow"/>
+          <w:b/>
+          <w:sz w:val="16"/>
+          <w:szCs w:val="16"/>
+        </w:rPr>
+      </w:pPr>
+      <w:r>
+        <w:rPr>
+          <w:rFonts w:ascii="Arial Narrow" w:eastAsia="Arial Narrow" w:hAnsi="Arial Narrow" w:cs="Arial Narrow"/>
+          <w:b/>
+          <w:sz w:val="16"/>
+          <w:szCs w:val="16"/>
+        </w:rPr>
+        <w:tab/>
+        <w:t>Artículo 110.- Sanciones administrativas</w:t>
+      </w:r>
+    </w:p>
+    <w:p>
+      <w:pPr>
+        <w:spacing w:after="0" w:line="240" w:lineRule="auto"/>
+        <w:ind w:left="567"/>
+        <w:contextualSpacing/>
+        <w:jc w:val="both"/>
+        <w:rPr>
+          <w:rFonts w:ascii="Arial Narrow" w:eastAsia="Arial Narrow" w:hAnsi="Arial Narrow" w:cs="Arial Narrow"/>
+          <w:sz w:val="16"/>
+          <w:szCs w:val="16"/>
+        </w:rPr>
+      </w:pPr>
+      <w:r>
+        <w:rPr>
+          <w:rFonts w:ascii="Arial Narrow" w:eastAsia="Arial Narrow" w:hAnsi="Arial Narrow" w:cs="Arial Narrow"/>
+          <w:sz w:val="16"/>
+          <w:szCs w:val="16"/>
+        </w:rPr>
+        <w:t>El órgano resolutivo puede sancionar las infracciones administrativas a que se refiere el artículo 108 con amonestación y multas de hasta cuatrocientos cincuenta (450) Unidades Impositivas Tributarias (UIT), las cuales son calificadas de la siguiente manera:</w:t>
+      </w:r>
+    </w:p>
+    <w:p>
+      <w:pPr>
+        <w:numPr>
+          <w:ilvl w:val="0"/>
+          <w:numId w:val="2"/>
+        </w:numPr>
+        <w:spacing w:after="0" w:line="240" w:lineRule="auto"/>
+        <w:ind w:left="426" w:firstLine="141"/>
+        <w:contextualSpacing/>
+        <w:jc w:val="both"/>
+        <w:rPr>
+          <w:rFonts w:ascii="Arial Narrow" w:eastAsia="Arial Narrow" w:hAnsi="Arial Narrow" w:cs="Arial Narrow"/>
+          <w:sz w:val="16"/>
+          <w:szCs w:val="16"/>
+        </w:rPr>
+      </w:pPr>
+      <w:r>
+        <w:rPr>
+          <w:rFonts w:ascii="Arial Narrow" w:eastAsia="Arial Narrow" w:hAnsi="Arial Narrow" w:cs="Arial Narrow"/>
+          <w:sz w:val="16"/>
+          <w:szCs w:val="16"/>
+        </w:rPr>
+        <w:t>Infracciones leves, con una amonestación o con una multa de hasta cincuenta (50) UIT.</w:t>
+      </w:r>
+    </w:p>
+    <w:p>
+      <w:pPr>
+        <w:numPr>
+          <w:ilvl w:val="0"/>
+          <w:numId w:val="2"/>
+        </w:numPr>
+        <w:spacing w:after="0" w:line="240" w:lineRule="auto"/>
+        <w:ind w:left="426" w:firstLine="141"/>
+        <w:contextualSpacing/>
+        <w:jc w:val="both"/>
+        <w:rPr>
+          <w:rFonts w:ascii="Arial Narrow" w:eastAsia="Arial Narrow" w:hAnsi="Arial Narrow" w:cs="Arial Narrow"/>
+          <w:sz w:val="16"/>
+          <w:szCs w:val="16"/>
+        </w:rPr>
+      </w:pPr>
+      <w:r>
+        <w:rPr>
+          <w:rFonts w:ascii="Arial Narrow" w:eastAsia="Arial Narrow" w:hAnsi="Arial Narrow" w:cs="Arial Narrow"/>
+          <w:sz w:val="16"/>
+          <w:szCs w:val="16"/>
+        </w:rPr>
+        <w:t>Infracciones graves, con una multa de hasta ciento cincuenta (150) UIT.</w:t>
+      </w:r>
+    </w:p>
+    <w:p>
+      <w:pPr>
+        <w:numPr>
+          <w:ilvl w:val="0"/>
+          <w:numId w:val="2"/>
+        </w:numPr>
+        <w:spacing w:after="0" w:line="240" w:lineRule="auto"/>
+        <w:ind w:left="426" w:firstLine="141"/>
+        <w:contextualSpacing/>
+        <w:jc w:val="both"/>
+        <w:rPr>
+          <w:rFonts w:ascii="Arial Narrow" w:eastAsia="Arial Narrow" w:hAnsi="Arial Narrow" w:cs="Arial Narrow"/>
+          <w:sz w:val="16"/>
+          <w:szCs w:val="16"/>
+        </w:rPr>
+      </w:pPr>
+      <w:r>
+        <w:rPr>
+          <w:rFonts w:ascii="Arial Narrow" w:eastAsia="Arial Narrow" w:hAnsi="Arial Narrow" w:cs="Arial Narrow"/>
+          <w:sz w:val="16"/>
+          <w:szCs w:val="16"/>
+        </w:rPr>
+        <w:t>Infracciones muy graves, con una multa de hasta cuatrocientos cincuenta (450) UIT.</w:t>
+      </w:r>
+    </w:p>
+    <w:p>
+      <w:pPr>
+        <w:spacing w:after="0" w:line="240" w:lineRule="auto"/>
+        <w:ind w:left="567"/>
+        <w:contextualSpacing/>
+        <w:jc w:val="both"/>
+        <w:rPr>
+          <w:rFonts w:ascii="Arial Narrow" w:eastAsia="Arial Narrow" w:hAnsi="Arial Narrow" w:cs="Arial Narrow"/>
+          <w:sz w:val="16"/>
+          <w:szCs w:val="16"/>
+        </w:rPr>
+      </w:pPr>
+      <w:r>
+        <w:rPr>
+          <w:rFonts w:ascii="Arial Narrow" w:eastAsia="Arial Narrow" w:hAnsi="Arial Narrow" w:cs="Arial Narrow"/>
+          <w:sz w:val="16"/>
+          <w:szCs w:val="16"/>
+        </w:rPr>
+        <w:t>(…).</w:t>
+      </w:r>
+    </w:p>
+    <w:p>
+      <w:pPr>
+        <w:spacing w:after="0" w:line="240" w:lineRule="auto"/>
+        <w:ind w:left="567" w:hanging="567"/>
+        <w:contextualSpacing/>
+        <w:jc w:val="both"/>
+        <w:rPr>
+          <w:rFonts w:ascii="Arial Narrow" w:eastAsia="Arial Narrow" w:hAnsi="Arial Narrow" w:cs="Arial Narrow"/>
+          <w:sz w:val="16"/>
+          <w:szCs w:val="16"/>
+        </w:rPr>
+      </w:pPr>
+    </w:p>
+  </w:footnote>
+  <w:footnote w:id="10">
     <w:p>
       <w:pPr>
         <w:pStyle w:val="Textonotapie"/>
@@ -6545,40 +7360,56 @@
         <w:jc w:val="both"/>
         <w:rPr>
           <w:rFonts w:ascii="Arial Narrow" w:eastAsia="Arial Narrow" w:hAnsi="Arial Narrow" w:cs="Arial Narrow"/>
-          <w:sz w:val="16"/>
-          <w:szCs w:val="16"/>
-        </w:rPr>
-      </w:pPr>
-      <w:r>
-        <w:rPr>
-          <w:rFonts w:ascii="Arial Narrow" w:eastAsia="Arial Narrow" w:hAnsi="Arial Narrow" w:cs="Arial Narrow"/>
-          <w:sz w:val="16"/>
-          <w:szCs w:val="16"/>
-        </w:rPr>
-        <w:t xml:space="preserve">. </w:t>
-      </w:r>
-    </w:p>
-    <w:p>
-      <w:pPr>
-        <w:pStyle w:val="Textonotapie"/>
+          <w:b/>
+          <w:bCs/>
+          <w:sz w:val="16"/>
+          <w:szCs w:val="16"/>
+        </w:rPr>
+      </w:pPr>
+      <w:r>
+        <w:rPr>
+          <w:rStyle w:val="Refdenotaalpie"/>
+          <w:rFonts w:ascii="Arial Narrow" w:eastAsia="Arial Narrow" w:hAnsi="Arial Narrow" w:cs="Arial Narrow"/>
+          <w:sz w:val="16"/>
+          <w:szCs w:val="16"/>
+          <w:vertAlign w:val="superscript"/>
+        </w:rPr>
+        <w:footnoteRef/>
+      </w:r>
+      <w:r>
+        <w:rPr>
+          <w:rFonts w:ascii="Arial Narrow" w:eastAsia="Arial Narrow" w:hAnsi="Arial Narrow" w:cs="Arial Narrow"/>
+          <w:sz w:val="16"/>
+          <w:szCs w:val="16"/>
+        </w:rPr>
+        <w:tab/>
+        <w:t xml:space="preserve"/>
+      </w:r>
+      <w:r>
+        <w:rPr>
+          <w:rFonts w:ascii="Arial Narrow" w:eastAsia="Arial Narrow" w:hAnsi="Arial Narrow" w:cs="Arial Narrow"/>
+          <w:sz w:val="16"/>
+          <w:szCs w:val="16"/>
+        </w:rPr>
+        <w:tab/>
+      </w:r>
+      <w:r>
+        <w:rPr>
+          <w:rFonts w:ascii="Arial Narrow" w:eastAsia="Arial Narrow" w:hAnsi="Arial Narrow" w:cs="Arial Narrow"/>
+          <w:b/>
+          <w:bCs/>
+          <w:sz w:val="16"/>
+          <w:szCs w:val="16"/>
+        </w:rPr>
+        <w:t xml:space="preserve">LEY 29571, CÓDIGO DE PROTECCIÓN Y DEFENSA DEL CONSUMIDOR, publicado el 2 de setiembre de 2010 y modificado por Decreto Legislativo 1308 </w:t>
+      </w:r>
+    </w:p>
+    <w:p>
+      <w:pPr>
         <w:tabs>
           <w:tab w:val="left" w:pos="567"/>
         </w:tabs>
-        <w:ind w:left="567" w:right="-1" w:hanging="567"/>
-        <w:contextualSpacing/>
-        <w:jc w:val="both"/>
-        <w:rPr>
-          <w:rFonts w:ascii="Arial Narrow" w:eastAsia="Arial Narrow" w:hAnsi="Arial Narrow" w:cs="Arial Narrow"/>
-          <w:sz w:val="16"/>
-          <w:szCs w:val="16"/>
-        </w:rPr>
-      </w:pPr>
-    </w:p>
-  </w:footnote>
-  <w:footnote w:id="5">
-    <w:p>
-      <w:pPr>
-        <w:pStyle w:val="Textonotapie"/>
+        <w:spacing w:after="0" w:line="240" w:lineRule="auto"/>
         <w:ind w:left="567" w:hanging="567"/>
         <w:contextualSpacing/>
         <w:jc w:val="both"/>
@@ -6590,71 +7421,47 @@
       </w:pPr>
       <w:r>
         <w:rPr>
-          <w:rStyle w:val="Refdenotaalpie"/>
-          <w:rFonts w:ascii="Arial Narrow" w:eastAsia="Arial Narrow" w:hAnsi="Arial Narrow" w:cs="Arial Narrow"/>
-          <w:sz w:val="16"/>
-          <w:szCs w:val="16"/>
-          <w:vertAlign w:val="superscript"/>
-        </w:rPr>
-        <w:footnoteRef/>
-      </w:r>
-      <w:r>
-        <w:rPr>
-          <w:rFonts w:ascii="Arial Narrow" w:eastAsia="Arial Narrow" w:hAnsi="Arial Narrow" w:cs="Arial Narrow"/>
-          <w:sz w:val="16"/>
-          <w:szCs w:val="16"/>
-        </w:rPr>
-        <w:t xml:space="preserve"> </w:t>
-      </w:r>
-      <w:r>
-        <w:rPr>
           <w:rFonts w:ascii="Arial Narrow" w:eastAsia="Arial Narrow" w:hAnsi="Arial Narrow" w:cs="Arial Narrow"/>
           <w:sz w:val="16"/>
           <w:szCs w:val="16"/>
         </w:rPr>
         <w:tab/>
-        <w:t xml:space="preserve">El número de trabajadores se atenderá siempre que la empresa haya sido constituida antes de la vigencia de la Ley </w:t>
-      </w:r>
-      <w:proofErr w:type="spellStart"/>
-      <w:r>
-        <w:rPr>
-          <w:rFonts w:ascii="Arial Narrow" w:eastAsia="Arial Narrow" w:hAnsi="Arial Narrow" w:cs="Arial Narrow"/>
-          <w:sz w:val="16"/>
-          <w:szCs w:val="16"/>
-        </w:rPr>
-        <w:t/>
-      </w:r>
-      <w:proofErr w:type="spellEnd"/>
-      <w:r>
-        <w:rPr>
-          <w:rFonts w:ascii="Arial Narrow" w:eastAsia="Arial Narrow" w:hAnsi="Arial Narrow" w:cs="Arial Narrow"/>
-          <w:sz w:val="16"/>
-          <w:szCs w:val="16"/>
-        </w:rPr>
-        <w:t xml:space="preserve"> 30056, publicada el 2 de julio de 2013, que modificó el artículo 5 del Texto Único Ordenado de la Ley de Promoción de la Competitividad, Formalización y Desarrollo de la Micro y Pequeña Empresa y de Acceso al Empleo Decente (LEY MYPE). Ello, en la medida que la Tercera Disposición Complementaria Transitoria de la norma modificatoria precisa que las empresas constituidas antes de la </w:t>
-      </w:r>
-      <w:proofErr w:type="gramStart"/>
-      <w:r>
-        <w:rPr>
-          <w:rFonts w:ascii="Arial Narrow" w:eastAsia="Arial Narrow" w:hAnsi="Arial Narrow" w:cs="Arial Narrow"/>
-          <w:sz w:val="16"/>
-          <w:szCs w:val="16"/>
-        </w:rPr>
-        <w:t>entrada en vigencia</w:t>
-      </w:r>
-      <w:proofErr w:type="gramEnd"/>
-      <w:r>
-        <w:rPr>
-          <w:rFonts w:ascii="Arial Narrow" w:eastAsia="Arial Narrow" w:hAnsi="Arial Narrow" w:cs="Arial Narrow"/>
-          <w:sz w:val="16"/>
-          <w:szCs w:val="16"/>
-        </w:rPr>
-        <w:t xml:space="preserve"> de dicha Ley se rigen por los requisitos de acogimiento al régimen de las micro y pequeñas empresas regulados en el Decreto Legislativo 1086.</w:t>
-      </w:r>
-    </w:p>
-    <w:p>
-      <w:pPr>
-        <w:pStyle w:val="Textonotapie"/>
+        <w:t xml:space="preserve"/>
+      </w:r>
+      <w:r>
+        <w:rPr>
+          <w:rFonts w:ascii="Arial Narrow" w:eastAsia="Arial Narrow" w:hAnsi="Arial Narrow" w:cs="Arial Narrow"/>
+          <w:b/>
+          <w:sz w:val="16"/>
+          <w:szCs w:val="16"/>
+        </w:rPr>
+        <w:t>Artículo 114.- Medidas correctivas</w:t>
+      </w:r>
+    </w:p>
+    <w:p>
+      <w:pPr>
+        <w:spacing w:after="0" w:line="240" w:lineRule="auto"/>
+        <w:ind w:left="567"/>
+        <w:contextualSpacing/>
+        <w:jc w:val="both"/>
+        <w:rPr>
+          <w:rFonts w:ascii="Arial Narrow" w:eastAsia="Arial Narrow" w:hAnsi="Arial Narrow" w:cs="Arial Narrow"/>
+          <w:sz w:val="16"/>
+          <w:szCs w:val="16"/>
+        </w:rPr>
+      </w:pPr>
+      <w:r>
+        <w:rPr>
+          <w:rFonts w:ascii="Arial Narrow" w:eastAsia="Arial Narrow" w:hAnsi="Arial Narrow" w:cs="Arial Narrow"/>
+          <w:sz w:val="16"/>
+          <w:szCs w:val="16"/>
+        </w:rPr>
+        <w:t xml:space="preserve">Sin perjuicio de la sanción administrativa que corresponda al proveedor por una infracción al presente Código, el Indecopi puede dictar, en calidad de mandatos, medidas correctivas reparadoras y complementarias. </w:t>
+      </w:r>
+    </w:p>
+    <w:p>
+      <w:pPr>
+        <w:spacing w:after="0" w:line="240" w:lineRule="auto"/>
         <w:ind w:left="567" w:hanging="567"/>
         <w:contextualSpacing/>
         <w:jc w:val="both"/>
@@ -6664,12 +7471,19 @@
           <w:szCs w:val="16"/>
         </w:rPr>
       </w:pPr>
-    </w:p>
-  </w:footnote>
-  <w:footnote w:id="6">
-    <w:p>
-      <w:pPr>
-        <w:pStyle w:val="Textonotapie"/>
+      <w:r>
+        <w:rPr>
+          <w:rFonts w:ascii="Arial Narrow" w:eastAsia="Arial Narrow" w:hAnsi="Arial Narrow" w:cs="Arial Narrow"/>
+          <w:sz w:val="16"/>
+          <w:szCs w:val="16"/>
+        </w:rPr>
+        <w:tab/>
+        <w:t xml:space="preserve">Las medidas correctivas reparadoras pueden dictarse a pedido de parte o de oficio, siempre y cuando sean expresamente informadas sobre esa posibilidad en la notificación de cargo al proveedor por la autoridad encargada del procedimiento. </w:t>
+      </w:r>
+    </w:p>
+    <w:p>
+      <w:pPr>
+        <w:spacing w:after="0" w:line="240" w:lineRule="auto"/>
         <w:ind w:left="567" w:hanging="567"/>
         <w:contextualSpacing/>
         <w:jc w:val="both"/>
@@ -6681,733 +7495,6 @@
       </w:pPr>
       <w:r>
         <w:rPr>
-          <w:rStyle w:val="Refdenotaalpie"/>
-          <w:rFonts w:ascii="Arial Narrow" w:eastAsia="Arial Narrow" w:hAnsi="Arial Narrow" w:cs="Arial Narrow"/>
-          <w:sz w:val="16"/>
-          <w:szCs w:val="16"/>
-          <w:vertAlign w:val="superscript"/>
-        </w:rPr>
-        <w:footnoteRef/>
-      </w:r>
-      <w:r>
-        <w:rPr>
-          <w:rFonts w:ascii="Arial Narrow" w:eastAsia="Arial Narrow" w:hAnsi="Arial Narrow" w:cs="Arial Narrow"/>
-          <w:sz w:val="16"/>
-          <w:szCs w:val="16"/>
-        </w:rPr>
-        <w:t xml:space="preserve"> </w:t>
-      </w:r>
-      <w:r>
-        <w:rPr>
-          <w:rFonts w:ascii="Arial Narrow" w:eastAsia="Arial Narrow" w:hAnsi="Arial Narrow" w:cs="Arial Narrow"/>
-          <w:sz w:val="16"/>
-          <w:szCs w:val="16"/>
-        </w:rPr>
-        <w:tab/>
-      </w:r>
-      <w:r>
-        <w:rPr>
-          <w:rFonts w:ascii="Arial Narrow" w:eastAsia="Arial Narrow" w:hAnsi="Arial Narrow" w:cs="Arial Narrow"/>
-          <w:b/>
-          <w:sz w:val="16"/>
-          <w:szCs w:val="16"/>
-        </w:rPr>
-        <w:t>LEY 29571, CÓDIGO DE PROTECCIÓN Y DEFENSA DEL CONSUMIDOR</w:t>
-      </w:r>
-      <w:r>
-        <w:rPr>
-          <w:rFonts w:ascii="Arial Narrow" w:eastAsia="Arial Narrow" w:hAnsi="Arial Narrow" w:cs="Arial Narrow"/>
-          <w:b/>
-          <w:bCs/>
-          <w:sz w:val="16"/>
-          <w:szCs w:val="16"/>
-        </w:rPr>
-        <w:t xml:space="preserve">, </w:t>
-      </w:r>
-      <w:r>
-        <w:rPr>
-          <w:rFonts w:ascii="Arial Narrow" w:eastAsia="Arial Narrow" w:hAnsi="Arial Narrow" w:cs="Arial Narrow"/>
-          <w:b/>
-          <w:sz w:val="16"/>
-          <w:szCs w:val="16"/>
-        </w:rPr>
-        <w:t>publicado el 2 de setiembre de 2010 y modificado por Decreto Legislativo 1308</w:t>
-      </w:r>
-    </w:p>
-    <w:p>
-      <w:pPr>
-        <w:pStyle w:val="Textonotapie"/>
-        <w:ind w:left="567" w:hanging="567"/>
-        <w:contextualSpacing/>
-        <w:jc w:val="both"/>
-        <w:rPr>
-          <w:rFonts w:ascii="Arial Narrow" w:eastAsia="Arial Narrow" w:hAnsi="Arial Narrow" w:cs="Arial Narrow"/>
-          <w:b/>
-          <w:bCs/>
-          <w:sz w:val="16"/>
-          <w:szCs w:val="16"/>
-        </w:rPr>
-      </w:pPr>
-      <w:r>
-        <w:rPr>
-          <w:rFonts w:ascii="Arial Narrow" w:eastAsia="Arial Narrow" w:hAnsi="Arial Narrow" w:cs="Arial Narrow"/>
-          <w:sz w:val="16"/>
-          <w:szCs w:val="16"/>
-        </w:rPr>
-        <w:tab/>
-      </w:r>
-      <w:r>
-        <w:rPr>
-          <w:rFonts w:ascii="Arial Narrow" w:eastAsia="Arial Narrow" w:hAnsi="Arial Narrow" w:cs="Arial Narrow"/>
-          <w:b/>
-          <w:bCs/>
-          <w:sz w:val="16"/>
-          <w:szCs w:val="16"/>
-        </w:rPr>
-        <w:t>Artículo 110.- Sanciones Administrativas</w:t>
-      </w:r>
-    </w:p>
-    <w:p>
-      <w:pPr>
-        <w:autoSpaceDE w:val="0"/>
-        <w:autoSpaceDN w:val="0"/>
-        <w:adjustRightInd w:val="0"/>
-        <w:spacing w:after="0" w:line="240" w:lineRule="auto"/>
-        <w:ind w:left="567"/>
-        <w:contextualSpacing/>
-        <w:jc w:val="both"/>
-        <w:rPr>
-          <w:rFonts w:ascii="Arial Narrow" w:eastAsia="Arial Narrow" w:hAnsi="Arial Narrow" w:cs="Arial Narrow"/>
-          <w:sz w:val="16"/>
-          <w:szCs w:val="16"/>
-          <w:lang w:eastAsia="es-PE"/>
-        </w:rPr>
-      </w:pPr>
-      <w:r>
-        <w:rPr>
-          <w:rFonts w:ascii="Arial Narrow" w:eastAsia="Arial Narrow" w:hAnsi="Arial Narrow" w:cs="Arial Narrow"/>
-          <w:sz w:val="16"/>
-          <w:szCs w:val="16"/>
-          <w:lang w:eastAsia="es-PE"/>
-        </w:rPr>
-        <w:t>(…)</w:t>
-      </w:r>
-    </w:p>
-    <w:p>
-      <w:pPr>
-        <w:autoSpaceDE w:val="0"/>
-        <w:autoSpaceDN w:val="0"/>
-        <w:adjustRightInd w:val="0"/>
-        <w:spacing w:after="0" w:line="240" w:lineRule="auto"/>
-        <w:ind w:left="567"/>
-        <w:contextualSpacing/>
-        <w:jc w:val="both"/>
-        <w:rPr>
-          <w:rFonts w:ascii="Arial Narrow" w:eastAsia="Arial Narrow" w:hAnsi="Arial Narrow" w:cs="Arial Narrow"/>
-          <w:sz w:val="16"/>
-          <w:szCs w:val="16"/>
-          <w:lang w:eastAsia="es-PE"/>
-        </w:rPr>
-      </w:pPr>
-      <w:r>
-        <w:rPr>
-          <w:rFonts w:ascii="Arial Narrow" w:eastAsia="Arial Narrow" w:hAnsi="Arial Narrow" w:cs="Arial Narrow"/>
-          <w:sz w:val="16"/>
-          <w:szCs w:val="16"/>
-          <w:lang w:eastAsia="es-PE"/>
-        </w:rPr>
-        <w:t>En el caso de las microempresas, la multa no puede superar el diez por ciento (10%) de las ventas o ingresos brutos percibidos por el infractor, relativos a todas sus actividades económicas, correspondientes al ejercicio inmediato anterior al de la expedición de la resolución de primera instancia, siempre que se haya acreditado dichos ingresos, no se encuentre en una situación de reincidencia y el caso no verse sobre la vida, salud o integridad de los consumidores. Para el caso de las pequeñas empresas, la multa no puede superar el veinte por ciento (20%) de las ventas o ingresos brutos percibidos por el infractor, conforme a los requisitos señalados anteriormente.</w:t>
-      </w:r>
-    </w:p>
-    <w:p>
-      <w:pPr>
-        <w:autoSpaceDE w:val="0"/>
-        <w:autoSpaceDN w:val="0"/>
-        <w:adjustRightInd w:val="0"/>
-        <w:spacing w:after="0" w:line="240" w:lineRule="auto"/>
-        <w:ind w:left="567"/>
-        <w:contextualSpacing/>
-        <w:jc w:val="both"/>
-        <w:rPr>
-          <w:rFonts w:ascii="Arial Narrow" w:eastAsia="Arial Narrow" w:hAnsi="Arial Narrow" w:cs="Arial Narrow"/>
-          <w:sz w:val="16"/>
-          <w:szCs w:val="16"/>
-          <w:lang w:eastAsia="es-PE"/>
-        </w:rPr>
-      </w:pPr>
-      <w:r>
-        <w:rPr>
-          <w:rFonts w:ascii="Arial Narrow" w:eastAsia="Arial Narrow" w:hAnsi="Arial Narrow" w:cs="Arial Narrow"/>
-          <w:sz w:val="16"/>
-          <w:szCs w:val="16"/>
-          <w:lang w:eastAsia="es-PE"/>
-        </w:rPr>
-        <w:t>(…).</w:t>
-      </w:r>
-    </w:p>
-    <w:p>
-      <w:pPr>
-        <w:pStyle w:val="Textonotapie"/>
-        <w:ind w:left="567" w:hanging="567"/>
-        <w:contextualSpacing/>
-        <w:jc w:val="both"/>
-        <w:rPr>
-          <w:rFonts w:ascii="Arial Narrow" w:eastAsia="Arial Narrow" w:hAnsi="Arial Narrow" w:cs="Arial Narrow"/>
-          <w:sz w:val="16"/>
-          <w:szCs w:val="16"/>
-        </w:rPr>
-      </w:pPr>
-    </w:p>
-  </w:footnote>
-  <w:footnote w:id="12">
-    <w:p>
-      <w:pPr>
-        <w:pStyle w:val="Textonotapie"/>
-        <w:ind w:left="567" w:hanging="567"/>
-        <w:contextualSpacing/>
-        <w:jc w:val="both"/>
-        <w:rPr>
-          <w:rFonts w:ascii="Arial Narrow" w:eastAsia="Arial Narrow" w:hAnsi="Arial Narrow" w:cs="Arial Narrow"/>
-          <w:sz w:val="16"/>
-          <w:szCs w:val="16"/>
-        </w:rPr>
-      </w:pPr>
-      <w:r>
-        <w:rPr>
-          <w:rStyle w:val="Refdenotaalpie"/>
-          <w:rFonts w:ascii="Arial Narrow" w:eastAsia="Arial Narrow" w:hAnsi="Arial Narrow" w:cs="Arial Narrow"/>
-          <w:sz w:val="16"/>
-          <w:szCs w:val="16"/>
-          <w:vertAlign w:val="superscript"/>
-        </w:rPr>
-        <w:footnoteRef/>
-      </w:r>
-      <w:r>
-        <w:rPr>
-          <w:rFonts w:ascii="Arial Narrow" w:eastAsia="Arial Narrow" w:hAnsi="Arial Narrow" w:cs="Arial Narrow"/>
-          <w:sz w:val="16"/>
-          <w:szCs w:val="16"/>
-        </w:rPr>
-        <w:tab/>
-      </w:r>
-      <w:r>
-        <w:rPr>
-          <w:rFonts w:ascii="Arial Narrow" w:eastAsia="Arial Narrow" w:hAnsi="Arial Narrow" w:cs="Arial Narrow"/>
-          <w:b/>
-          <w:bCs/>
-          <w:sz w:val="16"/>
-          <w:szCs w:val="16"/>
-        </w:rPr>
-        <w:t xml:space="preserve">DECRETO LEGISLATIVO 807, LEY SOBRE FACULTADES, NORMAS Y ORGANIZACIÓN DEL INDECOPI, publicado el 18 de abril de 1996</w:t>
-      </w:r>
-    </w:p>
-    <w:p>
-      <w:pPr>
-        <w:pStyle w:val="Textonotapie"/>
-        <w:ind w:left="567" w:hanging="567"/>
-        <w:contextualSpacing/>
-        <w:jc w:val="both"/>
-        <w:rPr>
-          <w:rFonts w:ascii="Arial Narrow" w:eastAsia="Arial Narrow" w:hAnsi="Arial Narrow" w:cs="Arial Narrow"/>
-          <w:sz w:val="16"/>
-          <w:szCs w:val="16"/>
-        </w:rPr>
-      </w:pPr>
-      <w:r>
-        <w:rPr>
-          <w:rFonts w:ascii="Arial Narrow" w:eastAsia="Arial Narrow" w:hAnsi="Arial Narrow" w:cs="Arial Narrow"/>
-          <w:sz w:val="16"/>
-          <w:szCs w:val="16"/>
-        </w:rPr>
-        <w:tab/>
-      </w:r>
-      <w:r>
-        <w:rPr>
-          <w:rFonts w:ascii="Arial Narrow" w:eastAsia="Arial Narrow" w:hAnsi="Arial Narrow" w:cs="Arial Narrow"/>
-          <w:b/>
-          <w:bCs/>
-          <w:sz w:val="16"/>
-          <w:szCs w:val="16"/>
-        </w:rPr>
-        <w:t xml:space="preserve">Artículo 26.-</w:t>
-      </w:r>
-      <w:r>
-        <w:rPr>
-          <w:rFonts w:ascii="Arial Narrow" w:eastAsia="Arial Narrow" w:hAnsi="Arial Narrow" w:cs="Arial Narrow"/>
-          <w:sz w:val="16"/>
-          <w:szCs w:val="16"/>
-        </w:rPr>
-        <w:t xml:space="preserve"> Una vez admitida a trámite la denuncia, se correrá traslado de la misma al denunciado, a fin de que éste presente su descargo. El plazo para la presentación del descargo será de cinco (5) días contados desde la notificación, vencido el cual, el Secretario Técnico declarará en rebeldía al denunciado que no lo hubiera presentado.</w:t>
-      </w:r>
-    </w:p>
-    <w:p>
-      <w:pPr>
-        <w:pStyle w:val="Textonotapie"/>
-        <w:ind w:left="567" w:hanging="567"/>
-        <w:contextualSpacing/>
-        <w:jc w:val="both"/>
-        <w:rPr>
-          <w:rFonts w:ascii="Arial Narrow" w:eastAsia="Arial Narrow" w:hAnsi="Arial Narrow" w:cs="Arial Narrow"/>
-          <w:sz w:val="16"/>
-          <w:szCs w:val="16"/>
-        </w:rPr>
-      </w:pPr>
-    </w:p>
-  </w:footnote>
-  <w:footnote w:id="13">
-    <w:p>
-      <w:pPr>
-        <w:pStyle w:val="Textonotapie"/>
-        <w:ind w:left="567" w:hanging="567"/>
-        <w:contextualSpacing/>
-        <w:jc w:val="both"/>
-        <w:rPr>
-          <w:rFonts w:ascii="Arial Narrow" w:eastAsia="Arial Narrow" w:hAnsi="Arial Narrow" w:cs="Arial Narrow"/>
-          <w:sz w:val="16"/>
-          <w:szCs w:val="16"/>
-        </w:rPr>
-      </w:pPr>
-      <w:r>
-        <w:rPr>
-          <w:rStyle w:val="Refdenotaalpie"/>
-          <w:rFonts w:ascii="Arial Narrow" w:eastAsia="Arial Narrow" w:hAnsi="Arial Narrow" w:cs="Arial Narrow"/>
-          <w:sz w:val="16"/>
-          <w:szCs w:val="16"/>
-          <w:vertAlign w:val="superscript"/>
-        </w:rPr>
-        <w:footnoteRef/>
-      </w:r>
-      <w:r>
-        <w:rPr>
-          <w:rFonts w:ascii="Arial Narrow" w:eastAsia="Arial Narrow" w:hAnsi="Arial Narrow" w:cs="Arial Narrow"/>
-          <w:sz w:val="16"/>
-          <w:szCs w:val="16"/>
-        </w:rPr>
-        <w:tab/>
-      </w:r>
-      <w:r>
-        <w:rPr>
-          <w:rFonts w:ascii="Arial Narrow" w:eastAsia="Arial Narrow" w:hAnsi="Arial Narrow" w:cs="Arial Narrow"/>
-          <w:b/>
-          <w:bCs/>
-          <w:sz w:val="16"/>
-          <w:szCs w:val="16"/>
-        </w:rPr>
-        <w:t xml:space="preserve">DECRETO SUPREMO 006-2026-JUS, TEXTO ÚNICO ORDENADO DE LA LEY 27444, LEY DEL PROCEDIMIENTO ADMINISTRATIVO GENERAL, publicado el 30 de abril de 2026</w:t>
-      </w:r>
-    </w:p>
-    <w:p>
-      <w:pPr>
-        <w:pStyle w:val="Textonotapie"/>
-        <w:ind w:left="567" w:hanging="567"/>
-        <w:contextualSpacing/>
-        <w:jc w:val="both"/>
-        <w:rPr>
-          <w:rFonts w:ascii="Arial Narrow" w:eastAsia="Arial Narrow" w:hAnsi="Arial Narrow" w:cs="Arial Narrow"/>
-          <w:sz w:val="16"/>
-          <w:szCs w:val="16"/>
-        </w:rPr>
-      </w:pPr>
-      <w:r>
-        <w:rPr>
-          <w:rFonts w:ascii="Arial Narrow" w:eastAsia="Arial Narrow" w:hAnsi="Arial Narrow" w:cs="Arial Narrow"/>
-          <w:sz w:val="16"/>
-          <w:szCs w:val="16"/>
-        </w:rPr>
-        <w:tab/>
-      </w:r>
-      <w:r>
-        <w:rPr>
-          <w:rFonts w:ascii="Arial Narrow" w:eastAsia="Arial Narrow" w:hAnsi="Arial Narrow" w:cs="Arial Narrow"/>
-          <w:b/>
-          <w:bCs/>
-          <w:sz w:val="16"/>
-          <w:szCs w:val="16"/>
-        </w:rPr>
-        <w:t xml:space="preserve">Artículo 223.- Contestación de la reclamación</w:t>
-      </w:r>
-    </w:p>
-    <w:p>
-      <w:pPr>
-        <w:pStyle w:val="Textonotapie"/>
-        <w:ind w:left="567" w:hanging="567"/>
-        <w:contextualSpacing/>
-        <w:jc w:val="both"/>
-        <w:rPr>
-          <w:rFonts w:ascii="Arial Narrow" w:eastAsia="Arial Narrow" w:hAnsi="Arial Narrow" w:cs="Arial Narrow"/>
-          <w:sz w:val="16"/>
-          <w:szCs w:val="16"/>
-        </w:rPr>
-      </w:pPr>
-      <w:r>
-        <w:rPr>
-          <w:rFonts w:ascii="Arial Narrow" w:eastAsia="Arial Narrow" w:hAnsi="Arial Narrow" w:cs="Arial Narrow"/>
-          <w:sz w:val="16"/>
-          <w:szCs w:val="16"/>
-        </w:rPr>
-        <w:tab/>
-      </w:r>
-      <w:r>
-        <w:rPr>
-          <w:rFonts w:ascii="Arial Narrow" w:eastAsia="Arial Narrow" w:hAnsi="Arial Narrow" w:cs="Arial Narrow"/>
-          <w:sz w:val="16"/>
-          <w:szCs w:val="16"/>
-        </w:rPr>
-        <w:t xml:space="preserve">223.1 El reclamado deberá presentar la contestación de la reclamación dentro de los quince (15) días posteriores a la notificación de ésta; vencido este plazo, la Administración declarará en rebeldía al reclamado que no la hubiera presentado. La contestación deberá contener los requisitos de los escritos previstos en el artículo 113 de la presente Ley, así como la absolución de todos los asuntos controvertidos de hecho y de derecho, Las alegaciones y los hechos relevantes de la reclamación, salvo que hayan sido específicamente negadas en la contestación, se tendrán por aceptadas o merituadas como ciertas.</w:t>
-      </w:r>
-    </w:p>
-    <w:p>
-      <w:pPr>
-        <w:pStyle w:val="Textonotapie"/>
-        <w:ind w:left="567" w:hanging="567"/>
-        <w:contextualSpacing/>
-        <w:jc w:val="both"/>
-        <w:rPr>
-          <w:rFonts w:ascii="Arial Narrow" w:eastAsia="Arial Narrow" w:hAnsi="Arial Narrow" w:cs="Arial Narrow"/>
-          <w:sz w:val="16"/>
-          <w:szCs w:val="16"/>
-        </w:rPr>
-      </w:pPr>
-    </w:p>
-  </w:footnote>
-  <w:footnote w:id="7">
-    <w:p>
-      <w:pPr>
-        <w:spacing w:after="0" w:line="240" w:lineRule="auto"/>
-        <w:ind w:left="567" w:hanging="567"/>
-        <w:contextualSpacing/>
-        <w:jc w:val="both"/>
-        <w:rPr>
-          <w:rFonts w:ascii="Arial Narrow" w:eastAsia="Arial Narrow" w:hAnsi="Arial Narrow" w:cs="Arial Narrow"/>
-          <w:sz w:val="16"/>
-          <w:szCs w:val="16"/>
-        </w:rPr>
-      </w:pPr>
-      <w:r>
-        <w:rPr>
-          <w:rStyle w:val="Refdenotaalpie"/>
-          <w:rFonts w:ascii="Arial Narrow" w:eastAsia="Arial Narrow" w:hAnsi="Arial Narrow" w:cs="Arial Narrow"/>
-          <w:sz w:val="16"/>
-          <w:szCs w:val="16"/>
-          <w:vertAlign w:val="superscript"/>
-        </w:rPr>
-        <w:footnoteRef/>
-      </w:r>
-      <w:r>
-        <w:rPr>
-          <w:rFonts w:ascii="Arial Narrow" w:eastAsia="Arial Narrow" w:hAnsi="Arial Narrow" w:cs="Arial Narrow"/>
-          <w:sz w:val="16"/>
-          <w:szCs w:val="16"/>
-          <w:vertAlign w:val="superscript"/>
-        </w:rPr>
-        <w:t xml:space="preserve"> </w:t>
-      </w:r>
-      <w:r>
-        <w:rPr>
-          <w:rFonts w:ascii="Arial Narrow" w:eastAsia="Arial Narrow" w:hAnsi="Arial Narrow" w:cs="Arial Narrow"/>
-          <w:sz w:val="16"/>
-          <w:szCs w:val="16"/>
-        </w:rPr>
-        <w:t xml:space="preserve"> </w:t>
-      </w:r>
-      <w:r>
-        <w:rPr>
-          <w:rFonts w:ascii="Arial Narrow" w:eastAsia="Arial Narrow" w:hAnsi="Arial Narrow" w:cs="Arial Narrow"/>
-          <w:sz w:val="16"/>
-          <w:szCs w:val="16"/>
-        </w:rPr>
-        <w:tab/>
-      </w:r>
-      <w:r>
-        <w:rPr>
-          <w:rFonts w:ascii="Arial Narrow" w:eastAsia="Arial Narrow" w:hAnsi="Arial Narrow" w:cs="Arial Narrow"/>
-          <w:b/>
-          <w:sz w:val="16"/>
-          <w:szCs w:val="16"/>
-        </w:rPr>
-        <w:t>LEY 29571, CÓDIGO DE PROTECCIÓN Y DEFENSA DEL CONSUMIDOR</w:t>
-      </w:r>
-      <w:r>
-        <w:rPr>
-          <w:rFonts w:ascii="Arial Narrow" w:eastAsia="Arial Narrow" w:hAnsi="Arial Narrow" w:cs="Arial Narrow"/>
-          <w:b/>
-          <w:bCs/>
-          <w:sz w:val="16"/>
-          <w:szCs w:val="16"/>
-        </w:rPr>
-        <w:t xml:space="preserve">, </w:t>
-      </w:r>
-      <w:r>
-        <w:rPr>
-          <w:rFonts w:ascii="Arial Narrow" w:eastAsia="Arial Narrow" w:hAnsi="Arial Narrow" w:cs="Arial Narrow"/>
-          <w:b/>
-          <w:sz w:val="16"/>
-          <w:szCs w:val="16"/>
-        </w:rPr>
-        <w:t>publicado el 2 de setiembre de 2010 y modificado por Decreto Legislativo 1308</w:t>
-      </w:r>
-    </w:p>
-    <w:p>
-      <w:pPr>
-        <w:spacing w:after="0" w:line="240" w:lineRule="auto"/>
-        <w:ind w:left="567" w:hanging="567"/>
-        <w:contextualSpacing/>
-        <w:jc w:val="both"/>
-        <w:rPr>
-          <w:rFonts w:ascii="Arial Narrow" w:eastAsia="Arial Narrow" w:hAnsi="Arial Narrow" w:cs="Arial Narrow"/>
-          <w:b/>
-          <w:sz w:val="16"/>
-          <w:szCs w:val="16"/>
-        </w:rPr>
-      </w:pPr>
-      <w:r>
-        <w:rPr>
-          <w:rFonts w:ascii="Arial Narrow" w:eastAsia="Arial Narrow" w:hAnsi="Arial Narrow" w:cs="Arial Narrow"/>
-          <w:b/>
-          <w:sz w:val="16"/>
-          <w:szCs w:val="16"/>
-        </w:rPr>
-        <w:tab/>
-        <w:t>Artículo 110.- Sanciones administrativas</w:t>
-      </w:r>
-    </w:p>
-    <w:p>
-      <w:pPr>
-        <w:spacing w:after="0" w:line="240" w:lineRule="auto"/>
-        <w:ind w:left="567"/>
-        <w:contextualSpacing/>
-        <w:jc w:val="both"/>
-        <w:rPr>
-          <w:rFonts w:ascii="Arial Narrow" w:eastAsia="Arial Narrow" w:hAnsi="Arial Narrow" w:cs="Arial Narrow"/>
-          <w:sz w:val="16"/>
-          <w:szCs w:val="16"/>
-        </w:rPr>
-      </w:pPr>
-      <w:r>
-        <w:rPr>
-          <w:rFonts w:ascii="Arial Narrow" w:eastAsia="Arial Narrow" w:hAnsi="Arial Narrow" w:cs="Arial Narrow"/>
-          <w:sz w:val="16"/>
-          <w:szCs w:val="16"/>
-        </w:rPr>
-        <w:t>El órgano resolutivo puede sancionar las infracciones administrativas a que se refiere el artículo 108 con amonestación y multas de hasta cuatrocientos cincuenta (450) Unidades Impositivas Tributarias (UIT), las cuales son calificadas de la siguiente manera:</w:t>
-      </w:r>
-    </w:p>
-    <w:p>
-      <w:pPr>
-        <w:numPr>
-          <w:ilvl w:val="0"/>
-          <w:numId w:val="2"/>
-        </w:numPr>
-        <w:spacing w:after="0" w:line="240" w:lineRule="auto"/>
-        <w:ind w:left="426" w:firstLine="141"/>
-        <w:contextualSpacing/>
-        <w:jc w:val="both"/>
-        <w:rPr>
-          <w:rFonts w:ascii="Arial Narrow" w:eastAsia="Arial Narrow" w:hAnsi="Arial Narrow" w:cs="Arial Narrow"/>
-          <w:sz w:val="16"/>
-          <w:szCs w:val="16"/>
-        </w:rPr>
-      </w:pPr>
-      <w:r>
-        <w:rPr>
-          <w:rFonts w:ascii="Arial Narrow" w:eastAsia="Arial Narrow" w:hAnsi="Arial Narrow" w:cs="Arial Narrow"/>
-          <w:sz w:val="16"/>
-          <w:szCs w:val="16"/>
-        </w:rPr>
-        <w:t>Infracciones leves, con una amonestación o con una multa de hasta cincuenta (50) UIT.</w:t>
-      </w:r>
-    </w:p>
-    <w:p>
-      <w:pPr>
-        <w:numPr>
-          <w:ilvl w:val="0"/>
-          <w:numId w:val="2"/>
-        </w:numPr>
-        <w:spacing w:after="0" w:line="240" w:lineRule="auto"/>
-        <w:ind w:left="426" w:firstLine="141"/>
-        <w:contextualSpacing/>
-        <w:jc w:val="both"/>
-        <w:rPr>
-          <w:rFonts w:ascii="Arial Narrow" w:eastAsia="Arial Narrow" w:hAnsi="Arial Narrow" w:cs="Arial Narrow"/>
-          <w:sz w:val="16"/>
-          <w:szCs w:val="16"/>
-        </w:rPr>
-      </w:pPr>
-      <w:r>
-        <w:rPr>
-          <w:rFonts w:ascii="Arial Narrow" w:eastAsia="Arial Narrow" w:hAnsi="Arial Narrow" w:cs="Arial Narrow"/>
-          <w:sz w:val="16"/>
-          <w:szCs w:val="16"/>
-        </w:rPr>
-        <w:t>Infracciones graves, con una multa de hasta ciento cincuenta (150) UIT.</w:t>
-      </w:r>
-    </w:p>
-    <w:p>
-      <w:pPr>
-        <w:numPr>
-          <w:ilvl w:val="0"/>
-          <w:numId w:val="2"/>
-        </w:numPr>
-        <w:spacing w:after="0" w:line="240" w:lineRule="auto"/>
-        <w:ind w:left="426" w:firstLine="141"/>
-        <w:contextualSpacing/>
-        <w:jc w:val="both"/>
-        <w:rPr>
-          <w:rFonts w:ascii="Arial Narrow" w:eastAsia="Arial Narrow" w:hAnsi="Arial Narrow" w:cs="Arial Narrow"/>
-          <w:sz w:val="16"/>
-          <w:szCs w:val="16"/>
-        </w:rPr>
-      </w:pPr>
-      <w:r>
-        <w:rPr>
-          <w:rFonts w:ascii="Arial Narrow" w:eastAsia="Arial Narrow" w:hAnsi="Arial Narrow" w:cs="Arial Narrow"/>
-          <w:sz w:val="16"/>
-          <w:szCs w:val="16"/>
-        </w:rPr>
-        <w:t>Infracciones muy graves, con una multa de hasta cuatrocientos cincuenta (450) UIT.</w:t>
-      </w:r>
-    </w:p>
-    <w:p>
-      <w:pPr>
-        <w:spacing w:after="0" w:line="240" w:lineRule="auto"/>
-        <w:ind w:left="567"/>
-        <w:contextualSpacing/>
-        <w:jc w:val="both"/>
-        <w:rPr>
-          <w:rFonts w:ascii="Arial Narrow" w:eastAsia="Arial Narrow" w:hAnsi="Arial Narrow" w:cs="Arial Narrow"/>
-          <w:sz w:val="16"/>
-          <w:szCs w:val="16"/>
-        </w:rPr>
-      </w:pPr>
-      <w:r>
-        <w:rPr>
-          <w:rFonts w:ascii="Arial Narrow" w:eastAsia="Arial Narrow" w:hAnsi="Arial Narrow" w:cs="Arial Narrow"/>
-          <w:sz w:val="16"/>
-          <w:szCs w:val="16"/>
-        </w:rPr>
-        <w:t>(…).</w:t>
-      </w:r>
-    </w:p>
-    <w:p>
-      <w:pPr>
-        <w:spacing w:after="0" w:line="240" w:lineRule="auto"/>
-        <w:ind w:left="567" w:hanging="567"/>
-        <w:contextualSpacing/>
-        <w:jc w:val="both"/>
-        <w:rPr>
-          <w:rFonts w:ascii="Arial Narrow" w:eastAsia="Arial Narrow" w:hAnsi="Arial Narrow" w:cs="Arial Narrow"/>
-          <w:sz w:val="16"/>
-          <w:szCs w:val="16"/>
-        </w:rPr>
-      </w:pPr>
-    </w:p>
-  </w:footnote>
-  <w:footnote w:id="8">
-    <w:p>
-      <w:pPr>
-        <w:spacing w:after="0" w:line="240" w:lineRule="auto"/>
-        <w:ind w:left="567" w:hanging="567"/>
-        <w:contextualSpacing/>
-        <w:jc w:val="both"/>
-        <w:rPr>
-          <w:rFonts w:ascii="Arial Narrow" w:eastAsia="Arial Narrow" w:hAnsi="Arial Narrow" w:cs="Arial Narrow"/>
-          <w:sz w:val="16"/>
-          <w:szCs w:val="16"/>
-        </w:rPr>
-      </w:pPr>
-      <w:r>
-        <w:rPr>
-          <w:rStyle w:val="Refdenotaalpie"/>
-          <w:rFonts w:ascii="Arial Narrow" w:eastAsia="Arial Narrow" w:hAnsi="Arial Narrow" w:cs="Arial Narrow"/>
-          <w:sz w:val="16"/>
-          <w:szCs w:val="16"/>
-          <w:vertAlign w:val="superscript"/>
-        </w:rPr>
-        <w:footnoteRef/>
-      </w:r>
-      <w:r>
-        <w:rPr>
-          <w:rFonts w:ascii="Arial Narrow" w:eastAsia="Arial Narrow" w:hAnsi="Arial Narrow" w:cs="Arial Narrow"/>
-          <w:sz w:val="16"/>
-          <w:szCs w:val="16"/>
-        </w:rPr>
-        <w:t xml:space="preserve"> </w:t>
-      </w:r>
-      <w:r>
-        <w:rPr>
-          <w:rFonts w:ascii="Arial Narrow" w:eastAsia="Arial Narrow" w:hAnsi="Arial Narrow" w:cs="Arial Narrow"/>
-          <w:sz w:val="16"/>
-          <w:szCs w:val="16"/>
-        </w:rPr>
-        <w:tab/>
-      </w:r>
-      <w:r>
-        <w:rPr>
-          <w:rFonts w:ascii="Arial Narrow" w:eastAsia="Arial Narrow" w:hAnsi="Arial Narrow" w:cs="Arial Narrow"/>
-          <w:b/>
-          <w:sz w:val="16"/>
-          <w:szCs w:val="16"/>
-        </w:rPr>
-        <w:t>Artículo 114.- Medidas correctivas</w:t>
-      </w:r>
-    </w:p>
-    <w:p>
-      <w:pPr>
-        <w:spacing w:after="0" w:line="240" w:lineRule="auto"/>
-        <w:ind w:left="567"/>
-        <w:contextualSpacing/>
-        <w:jc w:val="both"/>
-        <w:rPr>
-          <w:rFonts w:ascii="Arial Narrow" w:eastAsia="Arial Narrow" w:hAnsi="Arial Narrow" w:cs="Arial Narrow"/>
-          <w:sz w:val="16"/>
-          <w:szCs w:val="16"/>
-        </w:rPr>
-      </w:pPr>
-      <w:r>
-        <w:rPr>
-          <w:rFonts w:ascii="Arial Narrow" w:eastAsia="Arial Narrow" w:hAnsi="Arial Narrow" w:cs="Arial Narrow"/>
-          <w:sz w:val="16"/>
-          <w:szCs w:val="16"/>
-        </w:rPr>
-        <w:t xml:space="preserve">Sin perjuicio de la sanción administrativa que corresponda al proveedor por una infracción al presente Código, el Indecopi puede dictar, en calidad de mandatos, medidas correctivas reparadoras y complementarias. </w:t>
-      </w:r>
-    </w:p>
-    <w:p>
-      <w:pPr>
-        <w:spacing w:after="0" w:line="240" w:lineRule="auto"/>
-        <w:ind w:left="567" w:hanging="567"/>
-        <w:contextualSpacing/>
-        <w:jc w:val="both"/>
-        <w:rPr>
-          <w:rFonts w:ascii="Arial Narrow" w:eastAsia="Arial Narrow" w:hAnsi="Arial Narrow" w:cs="Arial Narrow"/>
-          <w:sz w:val="16"/>
-          <w:szCs w:val="16"/>
-        </w:rPr>
-      </w:pPr>
-      <w:r>
-        <w:rPr>
-          <w:rFonts w:ascii="Arial Narrow" w:eastAsia="Arial Narrow" w:hAnsi="Arial Narrow" w:cs="Arial Narrow"/>
-          <w:sz w:val="16"/>
-          <w:szCs w:val="16"/>
-        </w:rPr>
-        <w:tab/>
-        <w:t xml:space="preserve">Las medidas correctivas reparadoras pueden dictarse a pedido de parte o de oficio, siempre y cuando sean expresamente informadas sobre esa posibilidad en la notificación de cargo al proveedor por la autoridad encargada del procedimiento. </w:t>
-      </w:r>
-    </w:p>
-    <w:p>
-      <w:pPr>
-        <w:spacing w:after="0" w:line="240" w:lineRule="auto"/>
-        <w:ind w:left="567" w:hanging="567"/>
-        <w:contextualSpacing/>
-        <w:jc w:val="both"/>
-        <w:rPr>
-          <w:rFonts w:ascii="Arial Narrow" w:eastAsia="Arial Narrow" w:hAnsi="Arial Narrow" w:cs="Arial Narrow"/>
-          <w:sz w:val="16"/>
-          <w:szCs w:val="16"/>
-        </w:rPr>
-      </w:pPr>
-      <w:r>
-        <w:rPr>
           <w:rFonts w:ascii="Arial Narrow" w:eastAsia="Arial Narrow" w:hAnsi="Arial Narrow" w:cs="Arial Narrow"/>
           <w:sz w:val="16"/>
           <w:szCs w:val="16"/>
@@ -7415,19 +7502,6 @@
         <w:tab/>
         <w:t>Las medidas correctivas complementarias pueden dictarse de oficio o a pedido de parte.</w:t>
       </w:r>
-    </w:p>
-    <w:p>
-      <w:pPr>
-        <w:spacing w:after="0" w:line="240" w:lineRule="auto"/>
-        <w:ind w:left="567" w:hanging="567"/>
-        <w:contextualSpacing/>
-        <w:jc w:val="both"/>
-        <w:rPr>
-          <w:rFonts w:ascii="Arial Narrow" w:eastAsia="Arial Narrow" w:hAnsi="Arial Narrow" w:cs="Arial Narrow"/>
-          <w:sz w:val="16"/>
-          <w:szCs w:val="16"/>
-        </w:rPr>
-      </w:pPr>
     </w:p>
     <w:p>
       <w:pPr>
@@ -7651,8 +7725,12 @@
     </w:p>
     <w:p>
       <w:pPr>
-        <w:pStyle w:val="Sinespaciado"/>
-        <w:ind w:firstLine="567"/>
+        <w:numPr>
+          <w:ilvl w:val="0"/>
+          <w:numId w:val="1"/>
+        </w:numPr>
+        <w:spacing w:after="0" w:line="240" w:lineRule="auto"/>
+        <w:ind w:left="567" w:firstLine="0"/>
         <w:contextualSpacing/>
         <w:jc w:val="both"/>
         <w:rPr>
@@ -7672,8 +7750,12 @@
     </w:p>
     <w:p>
       <w:pPr>
-        <w:pStyle w:val="Sinespaciado"/>
-        <w:ind w:firstLine="567"/>
+        <w:numPr>
+          <w:ilvl w:val="0"/>
+          <w:numId w:val="1"/>
+        </w:numPr>
+        <w:spacing w:after="0" w:line="240" w:lineRule="auto"/>
+        <w:ind w:left="567" w:firstLine="0"/>
         <w:contextualSpacing/>
         <w:jc w:val="both"/>
         <w:rPr>
@@ -7843,10 +7925,22 @@
         <w:jc w:val="both"/>
         <w:rPr>
           <w:rFonts w:ascii="Arial Narrow" w:eastAsia="Arial Narrow" w:hAnsi="Arial Narrow" w:cs="Arial Narrow"/>
-          <w:sz w:val="16"/>
-          <w:szCs w:val="16"/>
-        </w:rPr>
-      </w:pPr>
+          <w:b/>
+          <w:bCs/>
+          <w:sz w:val="16"/>
+          <w:szCs w:val="16"/>
+        </w:rPr>
+      </w:pPr>
+      <w:r>
+        <w:rPr>
+          <w:rFonts w:ascii="Arial Narrow" w:eastAsia="Arial Narrow" w:hAnsi="Arial Narrow" w:cs="Arial Narrow"/>
+          <w:b/>
+          <w:bCs/>
+          <w:sz w:val="16"/>
+          <w:szCs w:val="16"/>
+        </w:rPr>
+        <w:t>Artículo 116.- Medidas correctivas complementarias</w:t>
+      </w:r>
     </w:p>
     <w:p>
       <w:pPr>
@@ -7856,21 +7950,17 @@
         <w:jc w:val="both"/>
         <w:rPr>
           <w:rFonts w:ascii="Arial Narrow" w:eastAsia="Arial Narrow" w:hAnsi="Arial Narrow" w:cs="Arial Narrow"/>
-          <w:b/>
-          <w:bCs/>
-          <w:sz w:val="16"/>
-          <w:szCs w:val="16"/>
-        </w:rPr>
-      </w:pPr>
-      <w:r>
-        <w:rPr>
-          <w:rFonts w:ascii="Arial Narrow" w:eastAsia="Arial Narrow" w:hAnsi="Arial Narrow" w:cs="Arial Narrow"/>
-          <w:b/>
-          <w:bCs/>
-          <w:sz w:val="16"/>
-          <w:szCs w:val="16"/>
-        </w:rPr>
-        <w:t>Artículo 116.- Medidas correctivas complementarias</w:t>
+          <w:sz w:val="16"/>
+          <w:szCs w:val="16"/>
+        </w:rPr>
+      </w:pPr>
+      <w:r>
+        <w:rPr>
+          <w:rFonts w:ascii="Arial Narrow" w:eastAsia="Arial Narrow" w:hAnsi="Arial Narrow" w:cs="Arial Narrow"/>
+          <w:sz w:val="16"/>
+          <w:szCs w:val="16"/>
+        </w:rPr>
+        <w:t xml:space="preserve">Las medidas correctivas complementarias tienen el objeto de revertir los efectos de la conducta infractora o evitar que esta se produzca nuevamente en el futuro y pueden ser, entre otras, las siguientes: </w:t>
       </w:r>
     </w:p>
     <w:p>
@@ -7891,7 +7981,7 @@
           <w:sz w:val="16"/>
           <w:szCs w:val="16"/>
         </w:rPr>
-        <w:t xml:space="preserve">Las medidas correctivas complementarias tienen el objeto de revertir los efectos de la conducta infractora o evitar que esta se produzca nuevamente en el futuro y pueden ser, entre otras, las siguientes: </w:t>
+        <w:t xml:space="preserve">a. Que el proveedor cumpla con atender la solicitud de información requerida por el consumidor, siempre que dicho requerimiento guarde relación con el producto adquirido o servicio contratado. </w:t>
       </w:r>
     </w:p>
     <w:p>
@@ -7912,7 +8002,7 @@
           <w:sz w:val="16"/>
           <w:szCs w:val="16"/>
         </w:rPr>
-        <w:t xml:space="preserve">a. Que el proveedor cumpla con atender la solicitud de información requerida por el consumidor, siempre que dicho requerimiento guarde relación con el producto adquirido o servicio contratado. </w:t>
+        <w:t xml:space="preserve">b. Declarar inexigibles las cláusulas que han sido identificadas como abusivas en el procedimiento. </w:t>
       </w:r>
     </w:p>
     <w:p>
@@ -7933,7 +8023,7 @@
           <w:sz w:val="16"/>
           <w:szCs w:val="16"/>
         </w:rPr>
-        <w:t xml:space="preserve">b. Declarar inexigibles las cláusulas que han sido identificadas como abusivas en el procedimiento. </w:t>
+        <w:t xml:space="preserve">c. El decomiso y destrucción de la mercadería, envases, envolturas o etiquetas. </w:t>
       </w:r>
     </w:p>
     <w:p>
@@ -7954,7 +8044,25 @@
           <w:sz w:val="16"/>
           <w:szCs w:val="16"/>
         </w:rPr>
-        <w:t xml:space="preserve">c. El decomiso y destrucción de la mercadería, envases, envolturas o etiquetas. </w:t>
+        <w:t xml:space="preserve">d. En caso de infracciones muy graves y de reincidencia o </w:t>
+      </w:r>
+      <w:proofErr w:type="spellStart"/>
+      <w:r>
+        <w:rPr>
+          <w:rFonts w:ascii="Arial Narrow" w:eastAsia="Arial Narrow" w:hAnsi="Arial Narrow" w:cs="Arial Narrow"/>
+          <w:sz w:val="16"/>
+          <w:szCs w:val="16"/>
+        </w:rPr>
+        <w:t>reiterancia</w:t>
+      </w:r>
+      <w:proofErr w:type="spellEnd"/>
+      <w:r>
+        <w:rPr>
+          <w:rFonts w:ascii="Arial Narrow" w:eastAsia="Arial Narrow" w:hAnsi="Arial Narrow" w:cs="Arial Narrow"/>
+          <w:sz w:val="16"/>
+          <w:szCs w:val="16"/>
+        </w:rPr>
+        <w:t xml:space="preserve">: </w:t>
       </w:r>
     </w:p>
     <w:p>
@@ -7975,25 +8083,7 @@
           <w:sz w:val="16"/>
           <w:szCs w:val="16"/>
         </w:rPr>
-        <w:t xml:space="preserve">d. En caso de infracciones muy graves y de reincidencia o </w:t>
-      </w:r>
-      <w:proofErr w:type="spellStart"/>
-      <w:r>
-        <w:rPr>
-          <w:rFonts w:ascii="Arial Narrow" w:eastAsia="Arial Narrow" w:hAnsi="Arial Narrow" w:cs="Arial Narrow"/>
-          <w:sz w:val="16"/>
-          <w:szCs w:val="16"/>
-        </w:rPr>
-        <w:t>reiterancia</w:t>
-      </w:r>
-      <w:proofErr w:type="spellEnd"/>
-      <w:r>
-        <w:rPr>
-          <w:rFonts w:ascii="Arial Narrow" w:eastAsia="Arial Narrow" w:hAnsi="Arial Narrow" w:cs="Arial Narrow"/>
-          <w:sz w:val="16"/>
-          <w:szCs w:val="16"/>
-        </w:rPr>
-        <w:t xml:space="preserve">: </w:t>
+        <w:t xml:space="preserve">(i) Solicitar a la autoridad correspondiente la clausura temporal del establecimiento industrial, comercial o de servicios por un plazo máximo de seis (6) meses. </w:t>
       </w:r>
     </w:p>
     <w:p>
@@ -8014,7 +8104,25 @@
           <w:sz w:val="16"/>
           <w:szCs w:val="16"/>
         </w:rPr>
-        <w:t xml:space="preserve">(i) Solicitar a la autoridad correspondiente la clausura temporal del establecimiento industrial, comercial o de servicios por un plazo máximo de seis (6) meses. </w:t>
+        <w:t>(</w:t>
+      </w:r>
+      <w:proofErr w:type="spellStart"/>
+      <w:r>
+        <w:rPr>
+          <w:rFonts w:ascii="Arial Narrow" w:eastAsia="Arial Narrow" w:hAnsi="Arial Narrow" w:cs="Arial Narrow"/>
+          <w:sz w:val="16"/>
+          <w:szCs w:val="16"/>
+        </w:rPr>
+        <w:t>ii</w:t>
+      </w:r>
+      <w:proofErr w:type="spellEnd"/>
+      <w:r>
+        <w:rPr>
+          <w:rFonts w:ascii="Arial Narrow" w:eastAsia="Arial Narrow" w:hAnsi="Arial Narrow" w:cs="Arial Narrow"/>
+          <w:sz w:val="16"/>
+          <w:szCs w:val="16"/>
+        </w:rPr>
+        <w:t xml:space="preserve">) Solicitar a la autoridad competente la inhabilitación, temporal o permanente, del proveedor en función de los alcances de la infracción sancionada. </w:t>
       </w:r>
     </w:p>
     <w:p>
@@ -8035,7 +8143,7 @@
           <w:sz w:val="16"/>
           <w:szCs w:val="16"/>
         </w:rPr>
-        <w:t>(</w:t>
+        <w:t xml:space="preserve">e. Publicación de avisos </w:t>
       </w:r>
       <w:proofErr w:type="spellStart"/>
       <w:r>
@@ -8044,7 +8152,7 @@
           <w:sz w:val="16"/>
           <w:szCs w:val="16"/>
         </w:rPr>
-        <w:t>ii</w:t>
+        <w:t>rectificatorios</w:t>
       </w:r>
       <w:proofErr w:type="spellEnd"/>
       <w:r>
@@ -8053,7 +8161,7 @@
           <w:sz w:val="16"/>
           <w:szCs w:val="16"/>
         </w:rPr>
-        <w:t xml:space="preserve">) Solicitar a la autoridad competente la inhabilitación, temporal o permanente, del proveedor en función de los alcances de la infracción sancionada. </w:t>
+        <w:t xml:space="preserve"> o informativos en la forma que determine el Indecopi, tomando en consideración los medios que resulten idóneos para revertir los efectos que el acto objeto de sanción ha ocasionado. </w:t>
       </w:r>
     </w:p>
     <w:p>
@@ -8074,25 +8182,7 @@
           <w:sz w:val="16"/>
           <w:szCs w:val="16"/>
         </w:rPr>
-        <w:t xml:space="preserve">e. Publicación de avisos </w:t>
-      </w:r>
-      <w:proofErr w:type="spellStart"/>
-      <w:r>
-        <w:rPr>
-          <w:rFonts w:ascii="Arial Narrow" w:eastAsia="Arial Narrow" w:hAnsi="Arial Narrow" w:cs="Arial Narrow"/>
-          <w:sz w:val="16"/>
-          <w:szCs w:val="16"/>
-        </w:rPr>
-        <w:t>rectificatorios</w:t>
-      </w:r>
-      <w:proofErr w:type="spellEnd"/>
-      <w:r>
-        <w:rPr>
-          <w:rFonts w:ascii="Arial Narrow" w:eastAsia="Arial Narrow" w:hAnsi="Arial Narrow" w:cs="Arial Narrow"/>
-          <w:sz w:val="16"/>
-          <w:szCs w:val="16"/>
-        </w:rPr>
-        <w:t xml:space="preserve"> o informativos en la forma que determine el Indecopi, tomando en consideración los medios que resulten idóneos para revertir los efectos que el acto objeto de sanción ha ocasionado. </w:t>
+        <w:t xml:space="preserve">f. Cualquier otra medida correctiva que tenga el objeto de revertir los efectos de la conducta infractora o evitar que esta se produzca nuevamente en el futuro. </w:t>
       </w:r>
     </w:p>
     <w:p>
@@ -8113,27 +8203,6 @@
           <w:sz w:val="16"/>
           <w:szCs w:val="16"/>
         </w:rPr>
-        <w:t xml:space="preserve">f. Cualquier otra medida correctiva que tenga el objeto de revertir los efectos de la conducta infractora o evitar que esta se produzca nuevamente en el futuro. </w:t>
-      </w:r>
-    </w:p>
-    <w:p>
-      <w:pPr>
-        <w:spacing w:after="0" w:line="240" w:lineRule="auto"/>
-        <w:ind w:left="567"/>
-        <w:contextualSpacing/>
-        <w:jc w:val="both"/>
-        <w:rPr>
-          <w:rFonts w:ascii="Arial Narrow" w:eastAsia="Arial Narrow" w:hAnsi="Arial Narrow" w:cs="Arial Narrow"/>
-          <w:sz w:val="16"/>
-          <w:szCs w:val="16"/>
-        </w:rPr>
-      </w:pPr>
-      <w:r>
-        <w:rPr>
-          <w:rFonts w:ascii="Arial Narrow" w:eastAsia="Arial Narrow" w:hAnsi="Arial Narrow" w:cs="Arial Narrow"/>
-          <w:sz w:val="16"/>
-          <w:szCs w:val="16"/>
-        </w:rPr>
         <w:t>El Indecopi está facultado para solicitar a la autoridad municipal y policial el apoyo respectivo para la ejecución de las medidas correctivas complementarias correspondientes.</w:t>
       </w:r>
     </w:p>
@@ -8151,7 +8220,7 @@
       </w:pPr>
     </w:p>
   </w:footnote>
-  <w:footnote w:id="9">
+  <w:footnote w:id="11">
     <w:p>
       <w:pPr>
         <w:pStyle w:val="Textonotapie"/>
@@ -8184,7 +8253,8 @@
           <w:sz w:val="16"/>
           <w:szCs w:val="16"/>
         </w:rPr>
-        <w:t xml:space="preserve"> </w:t>
+        <w:tab/>
+        <w:t xml:space="preserve"/>
       </w:r>
       <w:r>
         <w:rPr>
@@ -8381,12 +8451,15 @@
       </w:pPr>
     </w:p>
   </w:footnote>
-  <w:footnote w:id="10">
+  <w:footnote w:id="12">
     <w:p>
       <w:pPr>
         <w:autoSpaceDE w:val="0"/>
         <w:autoSpaceDN w:val="0"/>
         <w:adjustRightInd w:val="0"/>
+        <w:tabs>
+          <w:tab w:val="left" w:pos="567"/>
+        </w:tabs>
         <w:spacing w:after="0" w:line="240" w:lineRule="auto"/>
         <w:ind w:left="567" w:hanging="567"/>
         <w:contextualSpacing/>
@@ -8419,7 +8492,8 @@
           <w:sz w:val="16"/>
           <w:szCs w:val="16"/>
         </w:rPr>
-        <w:t xml:space="preserve"> </w:t>
+        <w:tab/>
+        <w:t xml:space="preserve"/>
       </w:r>
       <w:r>
         <w:rPr>
@@ -8452,7 +8526,7 @@
           <w:sz w:val="16"/>
           <w:szCs w:val="16"/>
         </w:rPr>
-        <w:t xml:space="preserve"> 807, LEY SOBRE FACULTADES, NORMAS Y ORGANIZACIÓN DEL INDECOPI FACULTADES DE LAS COMISIONES Y OFICINAS DEL INDECOPI</w:t>
+        <w:t xml:space="preserve">807, LEY SOBRE FACULTADES, NORMAS Y ORGANIZACIÓN DEL INDECOPI FACULTADES DE LAS COMISIONES Y OFICINAS DEL INDECOPI</w:t>
       </w:r>
     </w:p>
     <w:p>
@@ -8507,10 +8581,13 @@
       </w:pPr>
     </w:p>
   </w:footnote>
-  <w:footnote w:id="11">
+  <w:footnote w:id="13">
     <w:p>
       <w:pPr>
         <w:pStyle w:val="Textonotapie"/>
+        <w:tabs>
+          <w:tab w:val="left" w:pos="567"/>
+        </w:tabs>
         <w:ind w:left="567" w:hanging="567"/>
         <w:contextualSpacing/>
         <w:jc w:val="both"/>
@@ -8536,7 +8613,8 @@
           <w:sz w:val="16"/>
           <w:szCs w:val="16"/>
         </w:rPr>
-        <w:t xml:space="preserve"> </w:t>
+        <w:tab/>
+        <w:t xml:space="preserve"/>
       </w:r>
       <w:r>
         <w:rPr>

--- a/plantillas_maestras/01_seguro_vehicular/materia_general_asegurativa/2_o_mas_ddos_varios/varon/TPL_0875_2026_SEGURO_VEHICULAR_MATERIA_GENERAL_ASEGURATIVA_ASEGURADORA_VARON_R2.docx
+++ b/plantillas_maestras/01_seguro_vehicular/materia_general_asegurativa/2_o_mas_ddos_varios/varon/TPL_0875_2026_SEGURO_VEHICULAR_MATERIA_GENERAL_ASEGURATIVA_ASEGURADORA_VARON_R2.docx
@@ -540,7 +540,7 @@
     </w:p>
     <w:p>
       <w:pPr>
-        <w:spacing w:after="0" w:line="240" w:lineRule="auto"/>
+        <w:spacing w:before="0" w:after="0" w:line="240" w:lineRule="auto"/>
         <w:jc w:val="both"/>
         <w:rPr>
           <w:rFonts w:ascii="Arial Narrow" w:eastAsia="Arial Narrow" w:hAnsi="Arial Narrow" w:cs="Arial Narrow"/>
@@ -778,7 +778,7 @@
     </w:p>
     <w:p>
       <w:pPr>
-        <w:spacing w:after="0" w:line="240" w:lineRule="auto"/>
+        <w:spacing w:before="0" w:after="0" w:line="240" w:lineRule="auto"/>
         <w:jc w:val="both"/>
         <w:rPr>
           <w:rFonts w:ascii="Arial Narrow" w:eastAsia="Arial Narrow" w:hAnsi="Arial Narrow" w:cs="Arial Narrow"/>
@@ -926,7 +926,7 @@
     <w:p>
       <w:pPr>
         <w:pStyle w:val="Prrafodelista"/>
-        <w:spacing w:after="0" w:line="240" w:lineRule="auto"/>
+        <w:spacing w:before="0" w:after="0" w:line="240" w:lineRule="auto"/>
         <w:ind w:left="1134"/>
         <w:jc w:val="both"/>
         <w:rPr>
@@ -1171,7 +1171,7 @@
     <w:p>
       <w:pPr>
         <w:pStyle w:val="Prrafodelista"/>
-        <w:spacing w:after="0" w:line="240" w:lineRule="auto"/>
+        <w:spacing w:before="0" w:after="0" w:line="240" w:lineRule="auto"/>
         <w:ind w:left="1134"/>
         <w:jc w:val="both"/>
         <w:rPr>
@@ -1331,10 +1331,10 @@
     </w:p>
     <w:p>
       <w:pPr>
+        <w:spacing w:before="0" w:after="0" w:line="240" w:lineRule="auto"/>
         <w:tabs>
           <w:tab w:val="left" w:pos="1134"/>
         </w:tabs>
-        <w:spacing w:after="0" w:line="240" w:lineRule="auto"/>
         <w:jc w:val="both"/>
         <w:rPr>
           <w:rFonts w:ascii="Arial Narrow" w:eastAsia="Arial Narrow" w:hAnsi="Arial Narrow" w:cs="Arial Narrow"/>
@@ -1551,10 +1551,10 @@
     </w:p>
     <w:p>
       <w:pPr>
+        <w:spacing w:before="0" w:after="0" w:line="240" w:lineRule="auto"/>
         <w:tabs>
           <w:tab w:val="left" w:pos="1014"/>
         </w:tabs>
-        <w:spacing w:after="0" w:line="240" w:lineRule="auto"/>
         <w:jc w:val="both"/>
         <w:rPr>
           <w:rFonts w:ascii="Arial Narrow" w:eastAsia="Arial Narrow" w:hAnsi="Arial Narrow" w:cs="Arial Narrow"/>
@@ -1602,7 +1602,7 @@
     </w:p>
     <w:p>
       <w:pPr>
-        <w:spacing w:after="0" w:line="240" w:lineRule="auto"/>
+        <w:spacing w:before="0" w:after="0" w:line="240" w:lineRule="auto"/>
         <w:jc w:val="both"/>
         <w:rPr>
           <w:rFonts w:ascii="Arial Narrow" w:eastAsia="Arial Narrow" w:hAnsi="Arial Narrow" w:cs="Arial Narrow"/>
@@ -1745,6 +1745,7 @@
     <w:p>
       <w:pPr>
         <w:pStyle w:val="Prrafodelista"/>
+        <w:spacing w:before="0" w:after="0" w:line="240" w:lineRule="auto"/>
         <w:rPr>
           <w:rFonts w:ascii="Arial Narrow" w:eastAsia="Arial Narrow" w:hAnsi="Arial Narrow" w:cs="Arial Narrow"/>
           <w:color w:val="000000"/>
@@ -1872,6 +1873,7 @@
     <w:p>
       <w:pPr>
         <w:pStyle w:val="Prrafodelista"/>
+        <w:spacing w:before="0" w:after="0" w:line="240" w:lineRule="auto"/>
         <w:rPr>
           <w:rFonts w:ascii="Arial Narrow" w:eastAsia="Arial Narrow" w:hAnsi="Arial Narrow" w:cs="Arial Narrow"/>
           <w:color w:val="000000"/>
@@ -2132,7 +2134,7 @@
     </w:p>
     <w:p>
       <w:pPr>
-        <w:spacing w:after="0" w:line="240" w:lineRule="auto"/>
+        <w:spacing w:before="0" w:after="0" w:line="240" w:lineRule="auto"/>
         <w:jc w:val="both"/>
         <w:rPr>
           <w:rFonts w:ascii="Arial Narrow" w:eastAsia="Arial Narrow" w:hAnsi="Arial Narrow" w:cs="Arial Narrow"/>
@@ -2348,7 +2350,7 @@
     </w:p>
     <w:p>
       <w:pPr>
-        <w:spacing w:after="0" w:line="240" w:lineRule="auto"/>
+        <w:spacing w:before="0" w:after="0" w:line="240" w:lineRule="auto"/>
         <w:contextualSpacing/>
         <w:jc w:val="both"/>
         <w:rPr>
@@ -2399,7 +2401,7 @@
     </w:p>
     <w:p>
       <w:pPr>
-        <w:spacing w:after="0" w:line="240" w:lineRule="auto"/>
+        <w:spacing w:before="0" w:after="0" w:line="240" w:lineRule="auto"/>
         <w:contextualSpacing/>
         <w:jc w:val="both"/>
         <w:rPr>
@@ -2682,7 +2684,7 @@
     </w:p>
     <w:p>
       <w:pPr>
-        <w:spacing w:after="0" w:line="240" w:lineRule="auto"/>
+        <w:spacing w:before="0" w:after="0" w:line="240" w:lineRule="auto"/>
         <w:ind w:left="567"/>
         <w:contextualSpacing/>
         <w:jc w:val="both"/>
@@ -2760,7 +2762,7 @@
     </w:p>
     <w:p>
       <w:pPr>
-        <w:spacing w:after="0" w:line="240" w:lineRule="auto"/>
+        <w:spacing w:before="0" w:after="0" w:line="240" w:lineRule="auto"/>
         <w:jc w:val="both"/>
         <w:rPr>
           <w:rFonts w:ascii="Arial Narrow" w:eastAsia="Arial Narrow" w:hAnsi="Arial Narrow" w:cs="Arial Narrow"/>
@@ -3129,7 +3131,7 @@
     <w:p>
       <w:pPr>
         <w:pStyle w:val="Prrafodelista"/>
-        <w:spacing w:after="0" w:line="240" w:lineRule="auto"/>
+        <w:spacing w:before="0" w:after="0" w:line="240" w:lineRule="auto"/>
         <w:ind w:left="567"/>
         <w:jc w:val="both"/>
         <w:rPr>
@@ -3179,6 +3181,22 @@
     </w:p>
     <w:p>
       <w:pPr>
+        <w:spacing w:before="0" w:after="0" w:line="240" w:lineRule="auto"/>
+        <w:jc w:val="both"/>
+        <w:rPr>
+          <w:rFonts w:ascii="Arial Narrow" w:eastAsia="Arial Narrow" w:hAnsi="Arial Narrow" w:cs="Arial Narrow"/>
+          <w:b/>
+          <w:color w:val="000000"/>
+          <w:kern w:val="0"/>
+          <w:sz w:val="22"/>
+          <w:szCs w:val="22"/>
+          <w:lang w:eastAsia="es-PE"/>
+          <w14:ligatures w14:val="none"/>
+        </w:rPr>
+      </w:pPr>
+    </w:p>
+    <w:p>
+      <w:pPr>
         <w:spacing w:after="0" w:line="240" w:lineRule="auto"/>
         <w:jc w:val="both"/>
         <w:rPr>
@@ -3192,6 +3210,107 @@
           <w14:ligatures w14:val="none"/>
         </w:rPr>
       </w:pPr>
+      <w:r>
+        <w:rPr>
+          <w:rFonts w:ascii="Arial Narrow" w:eastAsia="Arial Narrow" w:hAnsi="Arial Narrow" w:cs="Arial Narrow"/>
+          <w:b/>
+          <w:color w:val="000000"/>
+          <w:kern w:val="0"/>
+          <w:sz w:val="22"/>
+          <w:szCs w:val="22"/>
+          <w:lang w:eastAsia="es-PE"/>
+          <w14:ligatures w14:val="none"/>
+        </w:rPr>
+        <w:t xml:space="preserve">PRIMERO:</w:t>
+      </w:r>
+      <w:r>
+        <w:rPr>
+          <w:rFonts w:ascii="Arial Narrow" w:eastAsia="Arial Narrow" w:hAnsi="Arial Narrow" w:cs="Arial Narrow"/>
+          <w:color w:val="000000"/>
+          <w:kern w:val="0"/>
+          <w:sz w:val="22"/>
+          <w:szCs w:val="22"/>
+          <w:lang w:eastAsia="es-PE"/>
+          <w14:ligatures w14:val="none"/>
+        </w:rPr>
+        <w:t xml:space="preserve"> </w:t>
+      </w:r>
+      <w:r>
+        <w:rPr>
+          <w:rFonts w:ascii="Arial Narrow" w:eastAsia="Arial Narrow" w:hAnsi="Arial Narrow" w:cs="Arial Narrow"/>
+          <w:color w:val="000000"/>
+          <w:kern w:val="0"/>
+          <w:sz w:val="22"/>
+          <w:szCs w:val="22"/>
+          <w:lang w:eastAsia="es-PE"/>
+          <w14:ligatures w14:val="none"/>
+        </w:rPr>
+        <w:t xml:space="preserve">dejar </w:t>
+      </w:r>
+      <w:r>
+        <w:rPr>
+          <w:rFonts w:ascii="Arial Narrow" w:eastAsia="Arial Narrow" w:hAnsi="Arial Narrow" w:cs="Arial Narrow"/>
+          <w:color w:val="000000"/>
+          <w:kern w:val="0"/>
+          <w:sz w:val="22"/>
+          <w:szCs w:val="22"/>
+          <w:lang w:eastAsia="es-PE"/>
+          <w14:ligatures w14:val="none"/>
+        </w:rPr>
+        <w:t xml:space="preserve">sin efecto </w:t>
+      </w:r>
+      <w:r>
+        <w:rPr>
+          <w:rFonts w:ascii="Arial Narrow" w:eastAsia="Arial Narrow" w:hAnsi="Arial Narrow" w:cs="Arial Narrow"/>
+          <w:color w:val="000000"/>
+          <w:kern w:val="0"/>
+          <w:sz w:val="22"/>
+          <w:szCs w:val="22"/>
+          <w:lang w:eastAsia="es-PE"/>
+          <w14:ligatures w14:val="none"/>
+        </w:rPr>
+        <w:t xml:space="preserve">lo resuelto en la </w:t>
+      </w:r>
+      <w:r>
+        <w:rPr>
+          <w:rFonts w:ascii="Arial Narrow" w:eastAsia="Arial Narrow" w:hAnsi="Arial Narrow" w:cs="Arial Narrow"/>
+          <w:color w:val="000000"/>
+          <w:kern w:val="0"/>
+          <w:sz w:val="22"/>
+          <w:szCs w:val="22"/>
+          <w:lang w:eastAsia="es-PE"/>
+          <w14:ligatures w14:val="none"/>
+        </w:rPr>
+        <w:t>Resolución 1 del 23 de marzo de 2026</w:t>
+      </w:r>
+      <w:r>
+        <w:rPr>
+          <w:rFonts w:ascii="Arial Narrow" w:eastAsia="Arial Narrow" w:hAnsi="Arial Narrow" w:cs="Arial Narrow"/>
+          <w:color w:val="000000"/>
+          <w:kern w:val="0"/>
+          <w:sz w:val="22"/>
+          <w:szCs w:val="22"/>
+          <w:lang w:eastAsia="es-PE"/>
+          <w14:ligatures w14:val="none"/>
+        </w:rPr>
+        <w:t>.</w:t>
+      </w:r>
+    </w:p>
+    <w:p>
+      <w:pPr>
+        <w:spacing w:before="0" w:after="0" w:line="240" w:lineRule="auto"/>
+        <w:jc w:val="both"/>
+        <w:rPr>
+          <w:rFonts w:ascii="Arial Narrow" w:eastAsia="Arial Narrow" w:hAnsi="Arial Narrow" w:cs="Arial Narrow"/>
+          <w:b/>
+          <w:color w:val="000000"/>
+          <w:kern w:val="0"/>
+          <w:sz w:val="22"/>
+          <w:szCs w:val="22"/>
+          <w:lang w:eastAsia="es-PE"/>
+          <w14:ligatures w14:val="none"/>
+        </w:rPr>
+      </w:pPr>
     </w:p>
     <w:p>
       <w:pPr>
@@ -3199,123 +3318,6 @@
         <w:jc w:val="both"/>
         <w:rPr>
           <w:rFonts w:ascii="Arial Narrow" w:eastAsia="Arial Narrow" w:hAnsi="Arial Narrow" w:cs="Arial Narrow"/>
-          <w:b/>
-          <w:color w:val="000000"/>
-          <w:kern w:val="0"/>
-          <w:sz w:val="22"/>
-          <w:szCs w:val="22"/>
-          <w:lang w:eastAsia="es-PE"/>
-          <w14:ligatures w14:val="none"/>
-        </w:rPr>
-      </w:pPr>
-      <w:r>
-        <w:rPr>
-          <w:rFonts w:ascii="Arial Narrow" w:eastAsia="Arial Narrow" w:hAnsi="Arial Narrow" w:cs="Arial Narrow"/>
-          <w:b/>
-          <w:color w:val="000000"/>
-          <w:kern w:val="0"/>
-          <w:sz w:val="22"/>
-          <w:szCs w:val="22"/>
-          <w:lang w:eastAsia="es-PE"/>
-          <w14:ligatures w14:val="none"/>
-        </w:rPr>
-        <w:t xml:space="preserve">PRIMERO:</w:t>
-      </w:r>
-      <w:r>
-        <w:rPr>
-          <w:rFonts w:ascii="Arial Narrow" w:eastAsia="Arial Narrow" w:hAnsi="Arial Narrow" w:cs="Arial Narrow"/>
-          <w:color w:val="000000"/>
-          <w:kern w:val="0"/>
-          <w:sz w:val="22"/>
-          <w:szCs w:val="22"/>
-          <w:lang w:eastAsia="es-PE"/>
-          <w14:ligatures w14:val="none"/>
-        </w:rPr>
-        <w:t xml:space="preserve"> </w:t>
-      </w:r>
-      <w:r>
-        <w:rPr>
-          <w:rFonts w:ascii="Arial Narrow" w:eastAsia="Arial Narrow" w:hAnsi="Arial Narrow" w:cs="Arial Narrow"/>
-          <w:color w:val="000000"/>
-          <w:kern w:val="0"/>
-          <w:sz w:val="22"/>
-          <w:szCs w:val="22"/>
-          <w:lang w:eastAsia="es-PE"/>
-          <w14:ligatures w14:val="none"/>
-        </w:rPr>
-        <w:t xml:space="preserve">dejar </w:t>
-      </w:r>
-      <w:r>
-        <w:rPr>
-          <w:rFonts w:ascii="Arial Narrow" w:eastAsia="Arial Narrow" w:hAnsi="Arial Narrow" w:cs="Arial Narrow"/>
-          <w:color w:val="000000"/>
-          <w:kern w:val="0"/>
-          <w:sz w:val="22"/>
-          <w:szCs w:val="22"/>
-          <w:lang w:eastAsia="es-PE"/>
-          <w14:ligatures w14:val="none"/>
-        </w:rPr>
-        <w:t xml:space="preserve">sin efecto </w:t>
-      </w:r>
-      <w:r>
-        <w:rPr>
-          <w:rFonts w:ascii="Arial Narrow" w:eastAsia="Arial Narrow" w:hAnsi="Arial Narrow" w:cs="Arial Narrow"/>
-          <w:color w:val="000000"/>
-          <w:kern w:val="0"/>
-          <w:sz w:val="22"/>
-          <w:szCs w:val="22"/>
-          <w:lang w:eastAsia="es-PE"/>
-          <w14:ligatures w14:val="none"/>
-        </w:rPr>
-        <w:t xml:space="preserve">lo resuelto en la </w:t>
-      </w:r>
-      <w:r>
-        <w:rPr>
-          <w:rFonts w:ascii="Arial Narrow" w:eastAsia="Arial Narrow" w:hAnsi="Arial Narrow" w:cs="Arial Narrow"/>
-          <w:color w:val="000000"/>
-          <w:kern w:val="0"/>
-          <w:sz w:val="22"/>
-          <w:szCs w:val="22"/>
-          <w:lang w:eastAsia="es-PE"/>
-          <w14:ligatures w14:val="none"/>
-        </w:rPr>
-        <w:t>Resolución 1 del 23 de marzo de 2026</w:t>
-      </w:r>
-      <w:r>
-        <w:rPr>
-          <w:rFonts w:ascii="Arial Narrow" w:eastAsia="Arial Narrow" w:hAnsi="Arial Narrow" w:cs="Arial Narrow"/>
-          <w:color w:val="000000"/>
-          <w:kern w:val="0"/>
-          <w:sz w:val="22"/>
-          <w:szCs w:val="22"/>
-          <w:lang w:eastAsia="es-PE"/>
-          <w14:ligatures w14:val="none"/>
-        </w:rPr>
-        <w:t>.</w:t>
-      </w:r>
-    </w:p>
-    <w:p>
-      <w:pPr>
-        <w:spacing w:after="0" w:line="240" w:lineRule="auto"/>
-        <w:jc w:val="both"/>
-        <w:rPr>
-          <w:rFonts w:ascii="Arial Narrow" w:eastAsia="Arial Narrow" w:hAnsi="Arial Narrow" w:cs="Arial Narrow"/>
-          <w:b/>
-          <w:color w:val="000000"/>
-          <w:kern w:val="0"/>
-          <w:sz w:val="22"/>
-          <w:szCs w:val="22"/>
-          <w:lang w:eastAsia="es-PE"/>
-          <w14:ligatures w14:val="none"/>
-        </w:rPr>
-      </w:pPr>
-    </w:p>
-    <w:p>
-      <w:pPr>
-        <w:spacing w:after="0" w:line="240" w:lineRule="auto"/>
-        <w:jc w:val="both"/>
-        <w:rPr>
-          <w:rFonts w:ascii="Arial Narrow" w:eastAsia="Arial Narrow" w:hAnsi="Arial Narrow" w:cs="Arial Narrow"/>
           <w:color w:val="000000"/>
           <w:kern w:val="0"/>
           <w:sz w:val="22"/>
@@ -3676,7 +3678,7 @@
     <w:bookmarkEnd w:id="14"/>
     <w:p>
       <w:pPr>
-        <w:spacing w:after="0" w:line="240" w:lineRule="auto"/>
+        <w:spacing w:before="0" w:after="0" w:line="240" w:lineRule="auto"/>
         <w:jc w:val="both"/>
         <w:rPr>
           <w:rFonts w:ascii="Arial Narrow" w:eastAsia="Arial Narrow" w:hAnsi="Arial Narrow" w:cs="Arial Narrow"/>
@@ -3775,7 +3777,7 @@
     </w:p>
     <w:p>
       <w:pPr>
-        <w:spacing w:line="240" w:lineRule="auto"/>
+        <w:spacing w:before="0" w:after="0" w:line="240" w:lineRule="auto"/>
         <w:contextualSpacing/>
         <w:jc w:val="both"/>
         <w:rPr>
@@ -3876,7 +3878,7 @@
     </w:p>
     <w:p>
       <w:pPr>
-        <w:spacing w:after="0" w:line="240" w:lineRule="auto"/>
+        <w:spacing w:before="0" w:after="0" w:line="240" w:lineRule="auto"/>
         <w:jc w:val="both"/>
         <w:rPr>
           <w:rFonts w:ascii="Arial Narrow" w:eastAsia="Arial Narrow" w:hAnsi="Arial Narrow" w:cs="Arial Narrow"/>
@@ -4192,7 +4194,7 @@
     </w:p>
     <w:p>
       <w:pPr>
-        <w:spacing w:after="0" w:line="240" w:lineRule="auto"/>
+        <w:spacing w:before="0" w:after="0" w:line="240" w:lineRule="auto"/>
         <w:ind w:left="567"/>
         <w:jc w:val="both"/>
         <w:rPr>
@@ -4293,6 +4295,21 @@
     </w:p>
     <w:p>
       <w:pPr>
+        <w:spacing w:before="0" w:after="0" w:line="240" w:lineRule="auto"/>
+        <w:jc w:val="both"/>
+        <w:rPr>
+          <w:rFonts w:ascii="Arial Narrow" w:eastAsia="Arial Narrow" w:hAnsi="Arial Narrow" w:cs="Arial Narrow"/>
+          <w:color w:val="000000"/>
+          <w:kern w:val="0"/>
+          <w:sz w:val="22"/>
+          <w:szCs w:val="22"/>
+          <w:lang w:eastAsia="es-PE"/>
+          <w14:ligatures w14:val="none"/>
+        </w:rPr>
+      </w:pPr>
+    </w:p>
+    <w:p>
+      <w:pPr>
         <w:spacing w:after="0" w:line="240" w:lineRule="auto"/>
         <w:jc w:val="both"/>
         <w:rPr>
@@ -4301,21 +4318,6 @@
           <w:kern w:val="0"/>
           <w:sz w:val="22"/>
           <w:szCs w:val="22"/>
-          <w:lang w:eastAsia="es-PE"/>
-          <w14:ligatures w14:val="none"/>
-        </w:rPr>
-      </w:pPr>
-    </w:p>
-    <w:p>
-      <w:pPr>
-        <w:spacing w:after="0" w:line="240" w:lineRule="auto"/>
-        <w:jc w:val="both"/>
-        <w:rPr>
-          <w:rFonts w:ascii="Arial Narrow" w:eastAsia="Arial Narrow" w:hAnsi="Arial Narrow" w:cs="Arial Narrow"/>
-          <w:color w:val="000000"/>
-          <w:kern w:val="0"/>
-          <w:sz w:val="22"/>
-          <w:szCs w:val="22"/>
           <w:lang w:val="es-ES" w:eastAsia="es-ES"/>
           <w14:ligatures w14:val="none"/>
         </w:rPr>
@@ -4550,7 +4552,7 @@
     </w:p>
     <w:p>
       <w:pPr>
-        <w:spacing w:after="0" w:line="240" w:lineRule="auto"/>
+        <w:spacing w:before="0" w:after="0" w:line="240" w:lineRule="auto"/>
         <w:jc w:val="both"/>
         <w:rPr>
           <w:rFonts w:ascii="Arial Narrow" w:eastAsia="Arial Narrow" w:hAnsi="Arial Narrow" w:cs="Arial Narrow"/>
@@ -4893,102 +4895,102 @@
     </w:p>
     <w:p>
       <w:pPr>
+        <w:spacing w:before="0" w:after="0" w:line="240" w:lineRule="auto"/>
+        <w:shd w:val="clear" w:color="auto" w:fill="FFFFFF"/>
+        <w:jc w:val="both"/>
+        <w:rPr>
+          <w:rFonts w:ascii="Arial Narrow" w:eastAsia="Arial Narrow" w:hAnsi="Arial Narrow" w:cs="Arial Narrow"/>
+          <w:b/>
+          <w:color w:val="000000"/>
+          <w:kern w:val="0"/>
+          <w:sz w:val="22"/>
+          <w:szCs w:val="22"/>
+          <w:lang w:eastAsia="es-PE"/>
+          <w14:ligatures w14:val="none"/>
+        </w:rPr>
+      </w:pPr>
+    </w:p>
+    <w:p>
+      <w:pPr>
         <w:shd w:val="clear" w:color="auto" w:fill="FFFFFF"/>
         <w:spacing w:after="0" w:line="240" w:lineRule="auto"/>
         <w:jc w:val="both"/>
         <w:rPr>
           <w:rFonts w:ascii="Arial Narrow" w:eastAsia="Arial Narrow" w:hAnsi="Arial Narrow" w:cs="Arial Narrow"/>
-          <w:b/>
-          <w:color w:val="000000"/>
-          <w:kern w:val="0"/>
-          <w:sz w:val="22"/>
-          <w:szCs w:val="22"/>
-          <w:lang w:eastAsia="es-PE"/>
-          <w14:ligatures w14:val="none"/>
-        </w:rPr>
-      </w:pPr>
-    </w:p>
-    <w:p>
-      <w:pPr>
+          <w:color w:val="000000"/>
+          <w:kern w:val="0"/>
+          <w:sz w:val="22"/>
+          <w:szCs w:val="22"/>
+          <w:lang w:eastAsia="es-PE"/>
+          <w14:ligatures w14:val="none"/>
+        </w:rPr>
+      </w:pPr>
+      <w:r>
+        <w:rPr>
+          <w:rFonts w:ascii="Arial Narrow" w:eastAsia="Arial Narrow" w:hAnsi="Arial Narrow" w:cs="Arial Narrow"/>
+          <w:b/>
+          <w:bCs/>
+          <w:kern w:val="0"/>
+          <w14:ligatures w14:val="none"/>
+          <w:sz w:val="22"/>
+          <w:szCs w:val="22"/>
+        </w:rPr>
+        <w:t>OCTAVO</w:t>
+      </w:r>
+      <w:r>
+        <w:rPr>
+          <w:rFonts w:ascii="Arial Narrow" w:eastAsia="Arial Narrow" w:hAnsi="Arial Narrow" w:cs="Arial Narrow"/>
+          <w:b/>
+          <w:color w:val="000000"/>
+          <w:kern w:val="0"/>
+          <w:sz w:val="22"/>
+          <w:szCs w:val="22"/>
+          <w:lang w:eastAsia="es-PE"/>
+          <w14:ligatures w14:val="none"/>
+        </w:rPr>
+        <w:t>:</w:t>
+      </w:r>
+      <w:r>
+        <w:rPr>
+          <w:rFonts w:ascii="Arial Narrow" w:eastAsia="Arial Narrow" w:hAnsi="Arial Narrow" w:cs="Arial Narrow"/>
+          <w:color w:val="000000"/>
+          <w:kern w:val="0"/>
+          <w:sz w:val="22"/>
+          <w:szCs w:val="22"/>
+          <w:lang w:eastAsia="es-PE"/>
+          <w14:ligatures w14:val="none"/>
+        </w:rPr>
+        <w:t xml:space="preserve"> informar a las partes que conforme a lo establecido en el artículo 39</w:t>
+      </w:r>
+      <w:r>
+        <w:rPr>
+          <w:rFonts w:ascii="Arial Narrow" w:eastAsia="Arial Narrow" w:hAnsi="Arial Narrow" w:cs="Arial Narrow"/>
+          <w:color w:val="000000"/>
+          <w:kern w:val="0"/>
+          <w:sz w:val="22"/>
+          <w:szCs w:val="22"/>
+          <w:lang w:eastAsia="es-PE"/>
+          <w14:ligatures w14:val="none"/>
+        </w:rPr>
+        <w:t/>
+      </w:r>
+      <w:r>
+        <w:rPr>
+          <w:rFonts w:ascii="Arial Narrow" w:eastAsia="Arial Narrow" w:hAnsi="Arial Narrow" w:cs="Arial Narrow"/>
+          <w:color w:val="000000"/>
+          <w:kern w:val="0"/>
+          <w:sz w:val="22"/>
+          <w:szCs w:val="22"/>
+          <w:lang w:eastAsia="es-PE"/>
+          <w14:ligatures w14:val="none"/>
+        </w:rPr>
+        <w:t xml:space="preserve"> de la Ley sobre Facultades, Normas y Organización del Indecopi, aprobada por Decreto Legislativo 807, los gastos por los peritajes realizados, actuación de pruebas, inspecciones y otros derivados de la tramitación del proceso serán de cargo de la parte que solicita la prueba, salvo pacto en contrario. En todos los casos, la resolución final determinará si los gastos deben ser asumidos por alguna de las partes, o reembolsados a la otra parte o al Indecopi, según sea el caso, de manera adicional a la sanción que haya podido imponerse. </w:t>
+      </w:r>
+    </w:p>
+    <w:p>
+      <w:pPr>
+        <w:spacing w:before="0" w:after="0" w:line="240" w:lineRule="auto"/>
         <w:shd w:val="clear" w:color="auto" w:fill="FFFFFF"/>
-        <w:spacing w:after="0" w:line="240" w:lineRule="auto"/>
-        <w:jc w:val="both"/>
-        <w:rPr>
-          <w:rFonts w:ascii="Arial Narrow" w:eastAsia="Arial Narrow" w:hAnsi="Arial Narrow" w:cs="Arial Narrow"/>
-          <w:color w:val="000000"/>
-          <w:kern w:val="0"/>
-          <w:sz w:val="22"/>
-          <w:szCs w:val="22"/>
-          <w:lang w:eastAsia="es-PE"/>
-          <w14:ligatures w14:val="none"/>
-        </w:rPr>
-      </w:pPr>
-      <w:r>
-        <w:rPr>
-          <w:rFonts w:ascii="Arial Narrow" w:eastAsia="Arial Narrow" w:hAnsi="Arial Narrow" w:cs="Arial Narrow"/>
-          <w:b/>
-          <w:bCs/>
-          <w:kern w:val="0"/>
-          <w14:ligatures w14:val="none"/>
-          <w:sz w:val="22"/>
-          <w:szCs w:val="22"/>
-        </w:rPr>
-        <w:t>OCTAVO</w:t>
-      </w:r>
-      <w:r>
-        <w:rPr>
-          <w:rFonts w:ascii="Arial Narrow" w:eastAsia="Arial Narrow" w:hAnsi="Arial Narrow" w:cs="Arial Narrow"/>
-          <w:b/>
-          <w:color w:val="000000"/>
-          <w:kern w:val="0"/>
-          <w:sz w:val="22"/>
-          <w:szCs w:val="22"/>
-          <w:lang w:eastAsia="es-PE"/>
-          <w14:ligatures w14:val="none"/>
-        </w:rPr>
-        <w:t>:</w:t>
-      </w:r>
-      <w:r>
-        <w:rPr>
-          <w:rFonts w:ascii="Arial Narrow" w:eastAsia="Arial Narrow" w:hAnsi="Arial Narrow" w:cs="Arial Narrow"/>
-          <w:color w:val="000000"/>
-          <w:kern w:val="0"/>
-          <w:sz w:val="22"/>
-          <w:szCs w:val="22"/>
-          <w:lang w:eastAsia="es-PE"/>
-          <w14:ligatures w14:val="none"/>
-        </w:rPr>
-        <w:t xml:space="preserve"> informar a las partes que conforme a lo establecido en el artículo 39</w:t>
-      </w:r>
-      <w:r>
-        <w:rPr>
-          <w:rFonts w:ascii="Arial Narrow" w:eastAsia="Arial Narrow" w:hAnsi="Arial Narrow" w:cs="Arial Narrow"/>
-          <w:color w:val="000000"/>
-          <w:kern w:val="0"/>
-          <w:sz w:val="22"/>
-          <w:szCs w:val="22"/>
-          <w:lang w:eastAsia="es-PE"/>
-          <w14:ligatures w14:val="none"/>
-        </w:rPr>
-        <w:t/>
-      </w:r>
-      <w:r>
-        <w:rPr>
-          <w:rFonts w:ascii="Arial Narrow" w:eastAsia="Arial Narrow" w:hAnsi="Arial Narrow" w:cs="Arial Narrow"/>
-          <w:color w:val="000000"/>
-          <w:kern w:val="0"/>
-          <w:sz w:val="22"/>
-          <w:szCs w:val="22"/>
-          <w:lang w:eastAsia="es-PE"/>
-          <w14:ligatures w14:val="none"/>
-        </w:rPr>
-        <w:t xml:space="preserve"> de la Ley sobre Facultades, Normas y Organización del Indecopi, aprobada por Decreto Legislativo 807, los gastos por los peritajes realizados, actuación de pruebas, inspecciones y otros derivados de la tramitación del proceso serán de cargo de la parte que solicita la prueba, salvo pacto en contrario. En todos los casos, la resolución final determinará si los gastos deben ser asumidos por alguna de las partes, o reembolsados a la otra parte o al Indecopi, según sea el caso, de manera adicional a la sanción que haya podido imponerse. </w:t>
-      </w:r>
-    </w:p>
-    <w:p>
-      <w:pPr>
-        <w:shd w:val="clear" w:color="auto" w:fill="FFFFFF"/>
-        <w:spacing w:after="0" w:line="240" w:lineRule="auto"/>
         <w:jc w:val="both"/>
         <w:rPr>
           <w:rFonts w:ascii="Arial Narrow" w:eastAsia="Arial Narrow" w:hAnsi="Arial Narrow" w:cs="Arial Narrow"/>
@@ -5158,15 +5160,96 @@
     </w:p>
     <w:p>
       <w:pPr>
+        <w:spacing w:before="0" w:after="0" w:line="240" w:lineRule="auto"/>
+        <w:suppressAutoHyphens/>
+        <w:jc w:val="both"/>
+        <w:rPr>
+          <w:rFonts w:ascii="Arial Narrow" w:eastAsia="Arial Narrow" w:hAnsi="Arial Narrow" w:cs="Arial Narrow"/>
+          <w:kern w:val="0"/>
+          <w:sz w:val="22"/>
+          <w:szCs w:val="22"/>
+          <w:u w:val="single"/>
+          <w14:ligatures w14:val="none"/>
+        </w:rPr>
+      </w:pPr>
+    </w:p>
+    <w:p>
+      <w:pPr>
         <w:suppressAutoHyphens/>
         <w:spacing w:after="0" w:line="240" w:lineRule="auto"/>
         <w:jc w:val="both"/>
         <w:rPr>
           <w:rFonts w:ascii="Arial Narrow" w:eastAsia="Arial Narrow" w:hAnsi="Arial Narrow" w:cs="Arial Narrow"/>
-          <w:kern w:val="0"/>
-          <w:sz w:val="22"/>
-          <w:szCs w:val="22"/>
-          <w:u w:val="single"/>
+          <w:color w:val="000000"/>
+          <w:kern w:val="0"/>
+          <w:sz w:val="22"/>
+          <w:szCs w:val="22"/>
+          <w:lang w:eastAsia="es-PE"/>
+          <w14:ligatures w14:val="none"/>
+        </w:rPr>
+      </w:pPr>
+      <w:r>
+        <w:rPr>
+          <w:rFonts w:ascii="Arial Narrow" w:eastAsia="Arial Narrow" w:hAnsi="Arial Narrow" w:cs="Arial Narrow"/>
+          <w:b/>
+          <w:bCs/>
+          <w:sz w:val="22"/>
+          <w:szCs w:val="22"/>
+        </w:rPr>
+        <w:t>DÉCIMO</w:t>
+      </w:r>
+      <w:r>
+        <w:rPr>
+          <w:rFonts w:ascii="Arial Narrow" w:eastAsia="Arial Narrow" w:hAnsi="Arial Narrow" w:cs="Arial Narrow"/>
+          <w:b/>
+          <w:color w:val="000000"/>
+          <w:kern w:val="0"/>
+          <w:sz w:val="22"/>
+          <w:szCs w:val="22"/>
+          <w:lang w:eastAsia="es-PE"/>
+          <w14:ligatures w14:val="none"/>
+        </w:rPr>
+        <w:t>:</w:t>
+      </w:r>
+      <w:r>
+        <w:rPr>
+          <w:rFonts w:ascii="Arial Narrow" w:eastAsia="Arial Narrow" w:hAnsi="Arial Narrow" w:cs="Arial Narrow"/>
+          <w:color w:val="000000"/>
+          <w:kern w:val="0"/>
+          <w:sz w:val="22"/>
+          <w:szCs w:val="22"/>
+          <w:lang w:eastAsia="es-PE"/>
+          <w14:ligatures w14:val="none"/>
+        </w:rPr>
+        <w:t xml:space="preserve"> </w:t>
+      </w:r>
+      <w:r>
+        <w:rPr>
+          <w:rFonts w:ascii="Arial Narrow" w:eastAsia="Arial Narrow" w:hAnsi="Arial Narrow" w:cs="Arial Narrow"/>
+          <w:color w:val="000000"/>
+          <w:kern w:val="0"/>
+          <w:sz w:val="22"/>
+          <w:szCs w:val="22"/>
+          <w:lang w:eastAsia="es-PE"/>
+          <w14:ligatures w14:val="none"/>
+        </w:rPr>
+        <w:t xml:space="preserve">poner en conocimiento de las partes que, antes de la emisión de la Resolución Final, tienen la posibilidad de formular su desistimiento o presentar el acuerdo arribado mediante la conciliación, mediación, transacción o cualquier otro que, de forma indubitable, deje constancia que se ha solucionado la controversia materia de denuncia.</w:t>
+      </w:r>
+      <w:bookmarkStart w:id="18" w:name="h.gjdgxs" w:colFirst="0" w:colLast="0"/>
+      <w:bookmarkEnd w:id="18"/>
+    </w:p>
+    <w:p>
+      <w:pPr>
+        <w:spacing w:before="0" w:after="0" w:line="240" w:lineRule="auto"/>
+        <w:suppressAutoHyphens/>
+        <w:jc w:val="both"/>
+        <w:rPr>
+          <w:rFonts w:ascii="Arial Narrow" w:eastAsia="Arial Narrow" w:hAnsi="Arial Narrow" w:cs="Arial Narrow"/>
+          <w:color w:val="000000"/>
+          <w:kern w:val="0"/>
+          <w:sz w:val="22"/>
+          <w:szCs w:val="22"/>
+          <w:lang w:eastAsia="es-PE"/>
           <w14:ligatures w14:val="none"/>
         </w:rPr>
       </w:pPr>
@@ -5178,87 +5261,6 @@
         <w:jc w:val="both"/>
         <w:rPr>
           <w:rFonts w:ascii="Arial Narrow" w:eastAsia="Arial Narrow" w:hAnsi="Arial Narrow" w:cs="Arial Narrow"/>
-          <w:color w:val="000000"/>
-          <w:kern w:val="0"/>
-          <w:sz w:val="22"/>
-          <w:szCs w:val="22"/>
-          <w:lang w:eastAsia="es-PE"/>
-          <w14:ligatures w14:val="none"/>
-        </w:rPr>
-      </w:pPr>
-      <w:r>
-        <w:rPr>
-          <w:rFonts w:ascii="Arial Narrow" w:eastAsia="Arial Narrow" w:hAnsi="Arial Narrow" w:cs="Arial Narrow"/>
-          <w:b/>
-          <w:bCs/>
-          <w:sz w:val="22"/>
-          <w:szCs w:val="22"/>
-        </w:rPr>
-        <w:t>DÉCIMO</w:t>
-      </w:r>
-      <w:r>
-        <w:rPr>
-          <w:rFonts w:ascii="Arial Narrow" w:eastAsia="Arial Narrow" w:hAnsi="Arial Narrow" w:cs="Arial Narrow"/>
-          <w:b/>
-          <w:color w:val="000000"/>
-          <w:kern w:val="0"/>
-          <w:sz w:val="22"/>
-          <w:szCs w:val="22"/>
-          <w:lang w:eastAsia="es-PE"/>
-          <w14:ligatures w14:val="none"/>
-        </w:rPr>
-        <w:t>:</w:t>
-      </w:r>
-      <w:r>
-        <w:rPr>
-          <w:rFonts w:ascii="Arial Narrow" w:eastAsia="Arial Narrow" w:hAnsi="Arial Narrow" w:cs="Arial Narrow"/>
-          <w:color w:val="000000"/>
-          <w:kern w:val="0"/>
-          <w:sz w:val="22"/>
-          <w:szCs w:val="22"/>
-          <w:lang w:eastAsia="es-PE"/>
-          <w14:ligatures w14:val="none"/>
-        </w:rPr>
-        <w:t xml:space="preserve"> </w:t>
-      </w:r>
-      <w:r>
-        <w:rPr>
-          <w:rFonts w:ascii="Arial Narrow" w:eastAsia="Arial Narrow" w:hAnsi="Arial Narrow" w:cs="Arial Narrow"/>
-          <w:color w:val="000000"/>
-          <w:kern w:val="0"/>
-          <w:sz w:val="22"/>
-          <w:szCs w:val="22"/>
-          <w:lang w:eastAsia="es-PE"/>
-          <w14:ligatures w14:val="none"/>
-        </w:rPr>
-        <w:t xml:space="preserve">poner en conocimiento de las partes que, antes de la emisión de la Resolución Final, tienen la posibilidad de formular su desistimiento o presentar el acuerdo arribado mediante la conciliación, mediación, transacción o cualquier otro que, de forma indubitable, deje constancia que se ha solucionado la controversia materia de denuncia.</w:t>
-      </w:r>
-      <w:bookmarkStart w:id="18" w:name="h.gjdgxs" w:colFirst="0" w:colLast="0"/>
-      <w:bookmarkEnd w:id="18"/>
-    </w:p>
-    <w:p>
-      <w:pPr>
-        <w:suppressAutoHyphens/>
-        <w:spacing w:after="0" w:line="240" w:lineRule="auto"/>
-        <w:jc w:val="both"/>
-        <w:rPr>
-          <w:rFonts w:ascii="Arial Narrow" w:eastAsia="Arial Narrow" w:hAnsi="Arial Narrow" w:cs="Arial Narrow"/>
-          <w:color w:val="000000"/>
-          <w:kern w:val="0"/>
-          <w:sz w:val="22"/>
-          <w:szCs w:val="22"/>
-          <w:lang w:eastAsia="es-PE"/>
-          <w14:ligatures w14:val="none"/>
-        </w:rPr>
-      </w:pPr>
-    </w:p>
-    <w:p>
-      <w:pPr>
-        <w:suppressAutoHyphens/>
-        <w:spacing w:after="0" w:line="240" w:lineRule="auto"/>
-        <w:jc w:val="both"/>
-        <w:rPr>
-          <w:rFonts w:ascii="Arial Narrow" w:eastAsia="Arial Narrow" w:hAnsi="Arial Narrow" w:cs="Arial Narrow"/>
           <w:sz w:val="22"/>
           <w:szCs w:val="22"/>
         </w:rPr>
@@ -5454,8 +5456,8 @@
     <w:bookmarkEnd w:id="19"/>
     <w:p>
       <w:pPr>
+        <w:spacing w:before="0" w:after="0" w:line="240" w:lineRule="auto"/>
         <w:suppressAutoHyphens/>
-        <w:spacing w:after="0" w:line="240" w:lineRule="auto"/>
         <w:jc w:val="both"/>
         <w:rPr>
           <w:rFonts w:ascii="Arial Narrow" w:eastAsia="Arial Narrow" w:hAnsi="Arial Narrow" w:cs="Arial Narrow"/>
@@ -5969,7 +5971,6 @@
           <w:sz w:val="16"/>
           <w:szCs w:val="16"/>
         </w:rPr>
-        <w:tab/>
         <w:t xml:space="preserve"/>
       </w:r>
       <w:r>
@@ -6047,25 +6048,24 @@
           <w:sz w:val="16"/>
           <w:szCs w:val="16"/>
         </w:rPr>
+        <w:t xml:space="preserve"/>
+      </w:r>
+      <w:r>
+        <w:rPr>
+          <w:rFonts w:ascii="Arial Narrow" w:eastAsia="Arial Narrow" w:hAnsi="Arial Narrow" w:cs="Arial Narrow"/>
+          <w:sz w:val="16"/>
+          <w:szCs w:val="16"/>
+        </w:rPr>
+      </w:r>
+      <w:r>
+        <w:rPr>
+          <w:rFonts w:ascii="Arial Narrow" w:eastAsia="Arial Narrow" w:hAnsi="Arial Narrow" w:cs="Arial Narrow"/>
+          <w:b/>
+          <w:bCs/>
+          <w:sz w:val="16"/>
+          <w:szCs w:val="16"/>
+        </w:rPr>
         <w:tab/>
-        <w:t xml:space="preserve"/>
-      </w:r>
-      <w:r>
-        <w:rPr>
-          <w:rFonts w:ascii="Arial Narrow" w:eastAsia="Arial Narrow" w:hAnsi="Arial Narrow" w:cs="Arial Narrow"/>
-          <w:sz w:val="16"/>
-          <w:szCs w:val="16"/>
-        </w:rPr>
-        <w:tab/>
-      </w:r>
-      <w:r>
-        <w:rPr>
-          <w:rFonts w:ascii="Arial Narrow" w:eastAsia="Arial Narrow" w:hAnsi="Arial Narrow" w:cs="Arial Narrow"/>
-          <w:b/>
-          <w:bCs/>
-          <w:sz w:val="16"/>
-          <w:szCs w:val="16"/>
-        </w:rPr>
         <w:t xml:space="preserve">LEY 29571, CÓDIGO DE PROTECCIÓN Y DEFENSA DEL CONSUMIDOR, publicado el 2 de setiembre de 2010 y modificado por Decreto Legislativo 1308 </w:t>
       </w:r>
     </w:p>
@@ -6297,25 +6297,24 @@
           <w:sz w:val="16"/>
           <w:szCs w:val="16"/>
         </w:rPr>
+        <w:t xml:space="preserve"/>
+      </w:r>
+      <w:r>
+        <w:rPr>
+          <w:rFonts w:ascii="Arial Narrow" w:eastAsia="Arial Narrow" w:hAnsi="Arial Narrow" w:cs="Arial Narrow"/>
+          <w:sz w:val="16"/>
+          <w:szCs w:val="16"/>
+        </w:rPr>
+      </w:r>
+      <w:r>
+        <w:rPr>
+          <w:rFonts w:ascii="Arial Narrow" w:eastAsia="Arial Narrow" w:hAnsi="Arial Narrow" w:cs="Arial Narrow"/>
+          <w:b/>
+          <w:bCs/>
+          <w:sz w:val="16"/>
+          <w:szCs w:val="16"/>
+        </w:rPr>
         <w:tab/>
-        <w:t xml:space="preserve"/>
-      </w:r>
-      <w:r>
-        <w:rPr>
-          <w:rFonts w:ascii="Arial Narrow" w:eastAsia="Arial Narrow" w:hAnsi="Arial Narrow" w:cs="Arial Narrow"/>
-          <w:sz w:val="16"/>
-          <w:szCs w:val="16"/>
-        </w:rPr>
-        <w:tab/>
-      </w:r>
-      <w:r>
-        <w:rPr>
-          <w:rFonts w:ascii="Arial Narrow" w:eastAsia="Arial Narrow" w:hAnsi="Arial Narrow" w:cs="Arial Narrow"/>
-          <w:b/>
-          <w:bCs/>
-          <w:sz w:val="16"/>
-          <w:szCs w:val="16"/>
-        </w:rPr>
         <w:t xml:space="preserve">LEY 29571, CÓDIGO DE PROTECCIÓN Y DEFENSA DEL CONSUMIDOR, publicado el 2 de setiembre de 2010 y modificado por Decreto Legislativo 1308 </w:t>
       </w:r>
     </w:p>
@@ -6481,25 +6480,24 @@
           <w:sz w:val="16"/>
           <w:szCs w:val="16"/>
         </w:rPr>
+        <w:t xml:space="preserve"/>
+      </w:r>
+      <w:r>
+        <w:rPr>
+          <w:rFonts w:ascii="Arial Narrow" w:eastAsia="Arial Narrow" w:hAnsi="Arial Narrow" w:cs="Arial Narrow"/>
+          <w:sz w:val="16"/>
+          <w:szCs w:val="16"/>
+        </w:rPr>
+      </w:r>
+      <w:r>
+        <w:rPr>
+          <w:rFonts w:ascii="Arial Narrow" w:eastAsia="Arial Narrow" w:hAnsi="Arial Narrow" w:cs="Arial Narrow"/>
+          <w:b/>
+          <w:bCs/>
+          <w:sz w:val="16"/>
+          <w:szCs w:val="16"/>
+        </w:rPr>
         <w:tab/>
-        <w:t xml:space="preserve"/>
-      </w:r>
-      <w:r>
-        <w:rPr>
-          <w:rFonts w:ascii="Arial Narrow" w:eastAsia="Arial Narrow" w:hAnsi="Arial Narrow" w:cs="Arial Narrow"/>
-          <w:sz w:val="16"/>
-          <w:szCs w:val="16"/>
-        </w:rPr>
-        <w:tab/>
-      </w:r>
-      <w:r>
-        <w:rPr>
-          <w:rFonts w:ascii="Arial Narrow" w:eastAsia="Arial Narrow" w:hAnsi="Arial Narrow" w:cs="Arial Narrow"/>
-          <w:b/>
-          <w:bCs/>
-          <w:sz w:val="16"/>
-          <w:szCs w:val="16"/>
-        </w:rPr>
         <w:t>LEY SOBRE FACULTADES, NORMAS Y ORGANIZACIÓN DEL INDECOPI, APROBADA POR DECRETO LEGISLATIVO 807 Artículo 24.-</w:t>
       </w:r>
       <w:r>
@@ -6635,7 +6633,6 @@
           <w:sz w:val="16"/>
           <w:szCs w:val="16"/>
         </w:rPr>
-        <w:tab/>
         <w:t xml:space="preserve"/>
       </w:r>
       <w:r>
@@ -6730,24 +6727,23 @@
           <w:sz w:val="16"/>
           <w:szCs w:val="16"/>
         </w:rPr>
+        <w:t xml:space="preserve"/>
+      </w:r>
+      <w:r>
+        <w:rPr>
+          <w:rFonts w:ascii="Arial Narrow" w:eastAsia="Arial Narrow" w:hAnsi="Arial Narrow" w:cs="Arial Narrow"/>
+          <w:sz w:val="16"/>
+          <w:szCs w:val="16"/>
+        </w:rPr>
+      </w:r>
+      <w:r>
+        <w:rPr>
+          <w:rFonts w:ascii="Arial Narrow" w:eastAsia="Arial Narrow" w:hAnsi="Arial Narrow" w:cs="Arial Narrow"/>
+          <w:b/>
+          <w:sz w:val="16"/>
+          <w:szCs w:val="16"/>
+        </w:rPr>
         <w:tab/>
-        <w:t xml:space="preserve"/>
-      </w:r>
-      <w:r>
-        <w:rPr>
-          <w:rFonts w:ascii="Arial Narrow" w:eastAsia="Arial Narrow" w:hAnsi="Arial Narrow" w:cs="Arial Narrow"/>
-          <w:sz w:val="16"/>
-          <w:szCs w:val="16"/>
-        </w:rPr>
-        <w:tab/>
-      </w:r>
-      <w:r>
-        <w:rPr>
-          <w:rFonts w:ascii="Arial Narrow" w:eastAsia="Arial Narrow" w:hAnsi="Arial Narrow" w:cs="Arial Narrow"/>
-          <w:b/>
-          <w:sz w:val="16"/>
-          <w:szCs w:val="16"/>
-        </w:rPr>
         <w:t>LEY 29571, CÓDIGO DE PROTECCIÓN Y DEFENSA DEL CONSUMIDOR</w:t>
       </w:r>
       <w:r>
@@ -7145,32 +7141,31 @@
           <w:szCs w:val="16"/>
           <w:vertAlign w:val="superscript"/>
         </w:rPr>
+        <w:t xml:space="preserve"/>
+      </w:r>
+      <w:r>
+        <w:rPr>
+          <w:rFonts w:ascii="Arial Narrow" w:eastAsia="Arial Narrow" w:hAnsi="Arial Narrow" w:cs="Arial Narrow"/>
+          <w:sz w:val="16"/>
+          <w:szCs w:val="16"/>
+        </w:rPr>
+        <w:t xml:space="preserve"/>
+      </w:r>
+      <w:r>
+        <w:rPr>
+          <w:rFonts w:ascii="Arial Narrow" w:eastAsia="Arial Narrow" w:hAnsi="Arial Narrow" w:cs="Arial Narrow"/>
+          <w:sz w:val="16"/>
+          <w:szCs w:val="16"/>
+        </w:rPr>
+      </w:r>
+      <w:r>
+        <w:rPr>
+          <w:rFonts w:ascii="Arial Narrow" w:eastAsia="Arial Narrow" w:hAnsi="Arial Narrow" w:cs="Arial Narrow"/>
+          <w:b/>
+          <w:sz w:val="16"/>
+          <w:szCs w:val="16"/>
+        </w:rPr>
         <w:tab/>
-        <w:t xml:space="preserve"/>
-      </w:r>
-      <w:r>
-        <w:rPr>
-          <w:rFonts w:ascii="Arial Narrow" w:eastAsia="Arial Narrow" w:hAnsi="Arial Narrow" w:cs="Arial Narrow"/>
-          <w:sz w:val="16"/>
-          <w:szCs w:val="16"/>
-        </w:rPr>
-        <w:t xml:space="preserve"> </w:t>
-      </w:r>
-      <w:r>
-        <w:rPr>
-          <w:rFonts w:ascii="Arial Narrow" w:eastAsia="Arial Narrow" w:hAnsi="Arial Narrow" w:cs="Arial Narrow"/>
-          <w:sz w:val="16"/>
-          <w:szCs w:val="16"/>
-        </w:rPr>
-        <w:tab/>
-      </w:r>
-      <w:r>
-        <w:rPr>
-          <w:rFonts w:ascii="Arial Narrow" w:eastAsia="Arial Narrow" w:hAnsi="Arial Narrow" w:cs="Arial Narrow"/>
-          <w:b/>
-          <w:sz w:val="16"/>
-          <w:szCs w:val="16"/>
-        </w:rPr>
         <w:t>LEY 29571, CÓDIGO DE PROTECCIÓN Y DEFENSA DEL CONSUMIDOR</w:t>
       </w:r>
       <w:r>
@@ -7382,25 +7377,24 @@
           <w:sz w:val="16"/>
           <w:szCs w:val="16"/>
         </w:rPr>
+        <w:t xml:space="preserve"/>
+      </w:r>
+      <w:r>
+        <w:rPr>
+          <w:rFonts w:ascii="Arial Narrow" w:eastAsia="Arial Narrow" w:hAnsi="Arial Narrow" w:cs="Arial Narrow"/>
+          <w:sz w:val="16"/>
+          <w:szCs w:val="16"/>
+        </w:rPr>
+      </w:r>
+      <w:r>
+        <w:rPr>
+          <w:rFonts w:ascii="Arial Narrow" w:eastAsia="Arial Narrow" w:hAnsi="Arial Narrow" w:cs="Arial Narrow"/>
+          <w:b/>
+          <w:bCs/>
+          <w:sz w:val="16"/>
+          <w:szCs w:val="16"/>
+        </w:rPr>
         <w:tab/>
-        <w:t xml:space="preserve"/>
-      </w:r>
-      <w:r>
-        <w:rPr>
-          <w:rFonts w:ascii="Arial Narrow" w:eastAsia="Arial Narrow" w:hAnsi="Arial Narrow" w:cs="Arial Narrow"/>
-          <w:sz w:val="16"/>
-          <w:szCs w:val="16"/>
-        </w:rPr>
-        <w:tab/>
-      </w:r>
-      <w:r>
-        <w:rPr>
-          <w:rFonts w:ascii="Arial Narrow" w:eastAsia="Arial Narrow" w:hAnsi="Arial Narrow" w:cs="Arial Narrow"/>
-          <w:b/>
-          <w:bCs/>
-          <w:sz w:val="16"/>
-          <w:szCs w:val="16"/>
-        </w:rPr>
         <w:t xml:space="preserve">LEY 29571, CÓDIGO DE PROTECCIÓN Y DEFENSA DEL CONSUMIDOR, publicado el 2 de setiembre de 2010 y modificado por Decreto Legislativo 1308 </w:t>
       </w:r>
     </w:p>
@@ -8253,24 +8247,23 @@
           <w:sz w:val="16"/>
           <w:szCs w:val="16"/>
         </w:rPr>
+        <w:t xml:space="preserve"/>
+      </w:r>
+      <w:r>
+        <w:rPr>
+          <w:rFonts w:ascii="Arial Narrow" w:eastAsia="Arial Narrow" w:hAnsi="Arial Narrow" w:cs="Arial Narrow"/>
+          <w:sz w:val="16"/>
+          <w:szCs w:val="16"/>
+        </w:rPr>
+      </w:r>
+      <w:r>
+        <w:rPr>
+          <w:rFonts w:ascii="Arial Narrow" w:eastAsia="Arial Narrow" w:hAnsi="Arial Narrow" w:cs="Arial Narrow"/>
+          <w:b/>
+          <w:sz w:val="16"/>
+          <w:szCs w:val="16"/>
+        </w:rPr>
         <w:tab/>
-        <w:t xml:space="preserve"/>
-      </w:r>
-      <w:r>
-        <w:rPr>
-          <w:rFonts w:ascii="Arial Narrow" w:eastAsia="Arial Narrow" w:hAnsi="Arial Narrow" w:cs="Arial Narrow"/>
-          <w:sz w:val="16"/>
-          <w:szCs w:val="16"/>
-        </w:rPr>
-        <w:tab/>
-      </w:r>
-      <w:r>
-        <w:rPr>
-          <w:rFonts w:ascii="Arial Narrow" w:eastAsia="Arial Narrow" w:hAnsi="Arial Narrow" w:cs="Arial Narrow"/>
-          <w:b/>
-          <w:sz w:val="16"/>
-          <w:szCs w:val="16"/>
-        </w:rPr>
         <w:t>LEY 29571, CÓDIGO DE PROTECCIÓN Y DEFENSA DEL CONSUMIDOR</w:t>
       </w:r>
       <w:r>
@@ -8492,7 +8485,6 @@
           <w:sz w:val="16"/>
           <w:szCs w:val="16"/>
         </w:rPr>
-        <w:tab/>
         <w:t xml:space="preserve"/>
       </w:r>
       <w:r>
@@ -8613,31 +8605,30 @@
           <w:sz w:val="16"/>
           <w:szCs w:val="16"/>
         </w:rPr>
+        <w:t xml:space="preserve"/>
+      </w:r>
+      <w:r>
+        <w:rPr>
+          <w:rFonts w:ascii="Arial Narrow" w:eastAsia="Arial Narrow" w:hAnsi="Arial Narrow" w:cs="Arial Narrow"/>
+          <w:sz w:val="16"/>
+          <w:szCs w:val="16"/>
+        </w:rPr>
+      </w:r>
+      <w:r>
+        <w:rPr>
+          <w:rFonts w:ascii="Arial Narrow" w:eastAsia="Arial Narrow" w:hAnsi="Arial Narrow" w:cs="Arial Narrow"/>
+          <w:b/>
+          <w:sz w:val="16"/>
+          <w:szCs w:val="16"/>
+        </w:rPr>
         <w:tab/>
-        <w:t xml:space="preserve"/>
-      </w:r>
-      <w:r>
-        <w:rPr>
-          <w:rFonts w:ascii="Arial Narrow" w:eastAsia="Arial Narrow" w:hAnsi="Arial Narrow" w:cs="Arial Narrow"/>
-          <w:sz w:val="16"/>
-          <w:szCs w:val="16"/>
-        </w:rPr>
-        <w:tab/>
-      </w:r>
-      <w:r>
-        <w:rPr>
-          <w:rFonts w:ascii="Arial Narrow" w:eastAsia="Arial Narrow" w:hAnsi="Arial Narrow" w:cs="Arial Narrow"/>
-          <w:b/>
-          <w:sz w:val="16"/>
-          <w:szCs w:val="16"/>
-        </w:rPr>
         <w:t>TEXTO ÚNICO ORDENADO DE LA LEY DEL PROCEDIMIENTO ADMINISTRATIVO GENERAL, aprobado mediante Decreto Supremo 006-2026-JUS y publicado el 30 de abril de 2026</w:t>
       </w:r>
     </w:p>
     <w:p>
       <w:pPr>
         <w:pStyle w:val="Textonotapie"/>
-        <w:ind w:left="1134" w:hanging="567"/>
+        <w:ind w:left="1134"/>
         <w:contextualSpacing/>
         <w:jc w:val="both"/>
         <w:rPr>

--- a/plantillas_maestras/01_seguro_vehicular/materia_general_asegurativa/2_o_mas_ddos_varios/varon/TPL_0875_2026_SEGURO_VEHICULAR_MATERIA_GENERAL_ASEGURATIVA_ASEGURADORA_VARON_R2.docx
+++ b/plantillas_maestras/01_seguro_vehicular/materia_general_asegurativa/2_o_mas_ddos_varios/varon/TPL_0875_2026_SEGURO_VEHICULAR_MATERIA_GENERAL_ASEGURATIVA_ASEGURADORA_VARON_R2.docx
@@ -4246,7 +4246,7 @@
           <w:sz w:val="22"/>
           <w:szCs w:val="22"/>
         </w:rPr>
-        <w:t xml:space="preserve">correr traslado de la presente resolución a Mapfre Perú Compañía de Seguros y Reaseguros S.A. para que, de conformidad con lo dispuesto por el artículo 26 de la Ley sobre Facultades, Normas y Organización del Indecopi, aprobada por Decreto Legislativo 807</w:t>
+        <w:t xml:space="preserve">correr traslado de la denuncia del 13 de marzo de 2026 y el escrito del 30 de marzo de 2026 a Mapfre Perú Compañía de Seguros y Reaseguros S.A. para que, de conformidad con lo dispuesto por el artículo 26 de la Ley sobre Facultades, Normas y Organización del Indecopi, aprobada por Decreto Legislativo 807</w:t>
       </w:r>
       <w:r>
         <w:rPr>
